--- a/4_Diari/Diario - OraX.docx
+++ b/4_Diari/Diario - OraX.docx
@@ -701,13 +701,7 @@
               <w:rPr>
                 <w:rFonts w:ascii="Arial" w:hAnsi="Arial" w:cs="Arial"/>
               </w:rPr>
-              <w:t>30</w:t>
-            </w:r>
-            <w:r>
-              <w:rPr>
-                <w:rFonts w:ascii="Arial" w:hAnsi="Arial" w:cs="Arial"/>
-              </w:rPr>
-              <w:t>.01.2026</w:t>
+              <w:t>30.01.2026</w:t>
             </w:r>
           </w:p>
         </w:tc>
@@ -1426,13 +1420,7 @@
               <w:rPr>
                 <w:rFonts w:ascii="Arial" w:hAnsi="Arial" w:cs="Arial"/>
               </w:rPr>
-              <w:t>06.02</w:t>
-            </w:r>
-            <w:r>
-              <w:rPr>
-                <w:rFonts w:ascii="Arial" w:hAnsi="Arial" w:cs="Arial"/>
-              </w:rPr>
-              <w:t>.2026</w:t>
+              <w:t>06.02.2026</w:t>
             </w:r>
           </w:p>
         </w:tc>
@@ -2249,6 +2237,868 @@
                 <w:rFonts w:ascii="Arial" w:hAnsi="Arial" w:cs="Arial"/>
               </w:rPr>
               <w:lastRenderedPageBreak/>
+              <w:t>Sprint Retrospective</w:t>
+            </w:r>
+          </w:p>
+        </w:tc>
+      </w:tr>
+      <w:tr>
+        <w:tc>
+          <w:tcPr>
+            <w:tcW w:w="9854" w:type="dxa"/>
+          </w:tcPr>
+          <w:p>
+            <w:pPr>
+              <w:rPr>
+                <w:rFonts w:ascii="Arial" w:hAnsi="Arial" w:cs="Arial"/>
+              </w:rPr>
+            </w:pPr>
+          </w:p>
+        </w:tc>
+      </w:tr>
+    </w:tbl>
+    <w:p>
+      <w:pPr>
+        <w:rPr>
+          <w:rFonts w:ascii="Arial" w:hAnsi="Arial" w:cs="Arial"/>
+        </w:rPr>
+      </w:pPr>
+    </w:p>
+    <w:p>
+      <w:pPr>
+        <w:rPr>
+          <w:rFonts w:ascii="Arial" w:hAnsi="Arial" w:cs="Arial"/>
+        </w:rPr>
+      </w:pPr>
+      <w:r>
+        <w:rPr>
+          <w:rFonts w:ascii="Arial" w:hAnsi="Arial" w:cs="Arial"/>
+        </w:rPr>
+        <w:br w:type="page"/>
+      </w:r>
+    </w:p>
+    <w:tbl>
+      <w:tblPr>
+        <w:tblStyle w:val="Grigliatabella"/>
+        <w:tblW w:w="9634" w:type="dxa"/>
+        <w:tblLook w:val="04A0" w:firstRow="1" w:lastRow="0" w:firstColumn="1" w:lastColumn="0" w:noHBand="0" w:noVBand="1"/>
+      </w:tblPr>
+      <w:tblGrid>
+        <w:gridCol w:w="4803"/>
+        <w:gridCol w:w="4831"/>
+      </w:tblGrid>
+      <w:tr>
+        <w:trPr>
+          <w:trHeight w:hRule="exact" w:val="397"/>
+        </w:trPr>
+        <w:tc>
+          <w:tcPr>
+            <w:tcW w:w="4803" w:type="dxa"/>
+            <w:vAlign w:val="center"/>
+          </w:tcPr>
+          <w:p>
+            <w:pPr>
+              <w:rPr>
+                <w:rFonts w:ascii="Arial" w:hAnsi="Arial" w:cs="Arial"/>
+              </w:rPr>
+            </w:pPr>
+            <w:r>
+              <w:rPr>
+                <w:rFonts w:ascii="Arial" w:hAnsi="Arial" w:cs="Arial"/>
+              </w:rPr>
+              <w:lastRenderedPageBreak/>
+              <w:t>Luogo</w:t>
+            </w:r>
+          </w:p>
+        </w:tc>
+        <w:tc>
+          <w:tcPr>
+            <w:tcW w:w="4831" w:type="dxa"/>
+            <w:vAlign w:val="center"/>
+          </w:tcPr>
+          <w:p>
+            <w:pPr>
+              <w:pStyle w:val="Nessunaspaziatura"/>
+              <w:spacing w:line="360" w:lineRule="auto"/>
+              <w:rPr>
+                <w:rFonts w:ascii="Arial" w:hAnsi="Arial" w:cs="Arial"/>
+              </w:rPr>
+            </w:pPr>
+            <w:r>
+              <w:rPr>
+                <w:rFonts w:ascii="Arial" w:hAnsi="Arial" w:cs="Arial"/>
+              </w:rPr>
+              <w:t>Canobbio</w:t>
+            </w:r>
+          </w:p>
+        </w:tc>
+      </w:tr>
+      <w:tr>
+        <w:trPr>
+          <w:trHeight w:hRule="exact" w:val="397"/>
+        </w:trPr>
+        <w:tc>
+          <w:tcPr>
+            <w:tcW w:w="4803" w:type="dxa"/>
+            <w:vAlign w:val="center"/>
+          </w:tcPr>
+          <w:p>
+            <w:pPr>
+              <w:rPr>
+                <w:rFonts w:ascii="Arial" w:hAnsi="Arial" w:cs="Arial"/>
+              </w:rPr>
+            </w:pPr>
+            <w:r>
+              <w:rPr>
+                <w:rFonts w:ascii="Arial" w:hAnsi="Arial" w:cs="Arial"/>
+              </w:rPr>
+              <w:t>Data</w:t>
+            </w:r>
+          </w:p>
+        </w:tc>
+        <w:tc>
+          <w:tcPr>
+            <w:tcW w:w="4831" w:type="dxa"/>
+            <w:vAlign w:val="center"/>
+          </w:tcPr>
+          <w:p>
+            <w:pPr>
+              <w:rPr>
+                <w:rFonts w:ascii="Arial" w:hAnsi="Arial" w:cs="Arial"/>
+              </w:rPr>
+            </w:pPr>
+            <w:r>
+              <w:rPr>
+                <w:rFonts w:ascii="Arial" w:hAnsi="Arial" w:cs="Arial"/>
+              </w:rPr>
+              <w:t>13</w:t>
+            </w:r>
+            <w:r>
+              <w:rPr>
+                <w:rFonts w:ascii="Arial" w:hAnsi="Arial" w:cs="Arial"/>
+              </w:rPr>
+              <w:t>.02.2026</w:t>
+            </w:r>
+          </w:p>
+        </w:tc>
+      </w:tr>
+    </w:tbl>
+    <w:p>
+      <w:pPr>
+        <w:rPr>
+          <w:rFonts w:ascii="Arial" w:hAnsi="Arial" w:cs="Arial"/>
+        </w:rPr>
+      </w:pPr>
+    </w:p>
+    <w:tbl>
+      <w:tblPr>
+        <w:tblStyle w:val="Grigliatabella"/>
+        <w:tblW w:w="0" w:type="auto"/>
+        <w:tblLook w:val="04A0" w:firstRow="1" w:lastRow="0" w:firstColumn="1" w:lastColumn="0" w:noHBand="0" w:noVBand="1"/>
+      </w:tblPr>
+      <w:tblGrid>
+        <w:gridCol w:w="9628"/>
+      </w:tblGrid>
+      <w:tr>
+        <w:tc>
+          <w:tcPr>
+            <w:tcW w:w="9854" w:type="dxa"/>
+            <w:shd w:val="clear" w:color="auto" w:fill="D9D9D9" w:themeFill="background1" w:themeFillShade="D9"/>
+          </w:tcPr>
+          <w:p>
+            <w:pPr>
+              <w:rPr>
+                <w:rFonts w:ascii="Arial" w:hAnsi="Arial" w:cs="Arial"/>
+              </w:rPr>
+            </w:pPr>
+            <w:r>
+              <w:rPr>
+                <w:rFonts w:ascii="Arial" w:hAnsi="Arial" w:cs="Arial"/>
+              </w:rPr>
+              <w:t>Lavori svolti</w:t>
+            </w:r>
+          </w:p>
+        </w:tc>
+      </w:tr>
+      <w:tr>
+        <w:tc>
+          <w:tcPr>
+            <w:tcW w:w="9854" w:type="dxa"/>
+          </w:tcPr>
+          <w:p>
+            <w:pPr>
+              <w:rPr>
+                <w:rFonts w:ascii="Arial" w:hAnsi="Arial" w:cs="Arial"/>
+              </w:rPr>
+            </w:pPr>
+            <w:r>
+              <w:rPr>
+                <w:rFonts w:ascii="Arial" w:hAnsi="Arial" w:cs="Arial"/>
+              </w:rPr>
+              <w:t>Linda:</w:t>
+            </w:r>
+          </w:p>
+          <w:p>
+            <w:pPr>
+              <w:pStyle w:val="Paragrafoelenco"/>
+              <w:numPr>
+                <w:ilvl w:val="0"/>
+                <w:numId w:val="24"/>
+              </w:numPr>
+              <w:rPr>
+                <w:rFonts w:ascii="Arial" w:hAnsi="Arial" w:cs="Arial"/>
+              </w:rPr>
+            </w:pPr>
+            <w:r>
+              <w:rPr>
+                <w:rFonts w:ascii="Arial" w:hAnsi="Arial" w:cs="Arial"/>
+              </w:rPr>
+              <w:t>Presentazione Daily Scrum (non c’entra con il progetto)</w:t>
+            </w:r>
+          </w:p>
+          <w:p>
+            <w:pPr>
+              <w:pStyle w:val="Paragrafoelenco"/>
+              <w:numPr>
+                <w:ilvl w:val="0"/>
+                <w:numId w:val="24"/>
+              </w:numPr>
+              <w:rPr>
+                <w:rFonts w:ascii="Arial" w:hAnsi="Arial" w:cs="Arial"/>
+              </w:rPr>
+            </w:pPr>
+            <w:r>
+              <w:rPr>
+                <w:rFonts w:ascii="Arial" w:hAnsi="Arial" w:cs="Arial"/>
+              </w:rPr>
+              <w:t>Sprint</w:t>
+            </w:r>
+          </w:p>
+          <w:p>
+            <w:pPr>
+              <w:pStyle w:val="Paragrafoelenco"/>
+              <w:numPr>
+                <w:ilvl w:val="0"/>
+                <w:numId w:val="24"/>
+              </w:numPr>
+              <w:rPr>
+                <w:rFonts w:ascii="Arial" w:hAnsi="Arial" w:cs="Arial"/>
+              </w:rPr>
+            </w:pPr>
+            <w:r>
+              <w:rPr>
+                <w:rFonts w:ascii="Arial" w:hAnsi="Arial" w:cs="Arial"/>
+              </w:rPr>
+              <w:t>Gantt Preventivo</w:t>
+            </w:r>
+          </w:p>
+          <w:p>
+            <w:pPr>
+              <w:rPr>
+                <w:rFonts w:ascii="Arial" w:hAnsi="Arial" w:cs="Arial"/>
+              </w:rPr>
+            </w:pPr>
+            <w:r>
+              <w:rPr>
+                <w:rFonts w:ascii="Arial" w:hAnsi="Arial" w:cs="Arial"/>
+              </w:rPr>
+              <w:t>Tessa:</w:t>
+            </w:r>
+          </w:p>
+          <w:p>
+            <w:pPr>
+              <w:pStyle w:val="Paragrafoelenco"/>
+              <w:numPr>
+                <w:ilvl w:val="0"/>
+                <w:numId w:val="25"/>
+              </w:numPr>
+              <w:rPr>
+                <w:rFonts w:ascii="Arial" w:hAnsi="Arial" w:cs="Arial"/>
+              </w:rPr>
+            </w:pPr>
+            <w:r>
+              <w:rPr>
+                <w:rFonts w:ascii="Arial" w:hAnsi="Arial" w:cs="Arial"/>
+              </w:rPr>
+              <w:t>Sprint</w:t>
+            </w:r>
+          </w:p>
+          <w:p>
+            <w:pPr>
+              <w:pStyle w:val="Paragrafoelenco"/>
+              <w:numPr>
+                <w:ilvl w:val="0"/>
+                <w:numId w:val="25"/>
+              </w:numPr>
+              <w:rPr>
+                <w:rFonts w:ascii="Arial" w:hAnsi="Arial" w:cs="Arial"/>
+              </w:rPr>
+            </w:pPr>
+            <w:r>
+              <w:rPr>
+                <w:rFonts w:ascii="Arial" w:hAnsi="Arial" w:cs="Arial"/>
+              </w:rPr>
+              <w:t>Swimlane</w:t>
+            </w:r>
+          </w:p>
+          <w:p>
+            <w:pPr>
+              <w:rPr>
+                <w:rFonts w:ascii="Arial" w:hAnsi="Arial" w:cs="Arial"/>
+              </w:rPr>
+            </w:pPr>
+            <w:r>
+              <w:rPr>
+                <w:rFonts w:ascii="Arial" w:hAnsi="Arial" w:cs="Arial"/>
+              </w:rPr>
+              <w:t>Ryan:</w:t>
+            </w:r>
+          </w:p>
+          <w:p>
+            <w:pPr>
+              <w:pStyle w:val="Paragrafoelenco"/>
+              <w:numPr>
+                <w:ilvl w:val="0"/>
+                <w:numId w:val="25"/>
+              </w:numPr>
+              <w:rPr>
+                <w:rFonts w:ascii="Arial" w:hAnsi="Arial" w:cs="Arial"/>
+              </w:rPr>
+            </w:pPr>
+            <w:r>
+              <w:rPr>
+                <w:rFonts w:ascii="Arial" w:hAnsi="Arial" w:cs="Arial"/>
+              </w:rPr>
+              <w:t>Mockup</w:t>
+            </w:r>
+          </w:p>
+          <w:p>
+            <w:pPr>
+              <w:pStyle w:val="Paragrafoelenco"/>
+              <w:numPr>
+                <w:ilvl w:val="0"/>
+                <w:numId w:val="25"/>
+              </w:numPr>
+              <w:rPr>
+                <w:rFonts w:ascii="Arial" w:hAnsi="Arial" w:cs="Arial"/>
+              </w:rPr>
+            </w:pPr>
+            <w:r>
+              <w:rPr>
+                <w:rFonts w:ascii="Arial" w:hAnsi="Arial" w:cs="Arial"/>
+              </w:rPr>
+              <w:t>Ricerca plugin</w:t>
+            </w:r>
+          </w:p>
+          <w:p>
+            <w:pPr>
+              <w:rPr>
+                <w:rFonts w:ascii="Arial" w:hAnsi="Arial" w:cs="Arial"/>
+              </w:rPr>
+            </w:pPr>
+          </w:p>
+        </w:tc>
+      </w:tr>
+    </w:tbl>
+    <w:p>
+      <w:pPr>
+        <w:rPr>
+          <w:rFonts w:ascii="Arial" w:hAnsi="Arial" w:cs="Arial"/>
+        </w:rPr>
+      </w:pPr>
+    </w:p>
+    <w:tbl>
+      <w:tblPr>
+        <w:tblStyle w:val="Grigliatabella"/>
+        <w:tblW w:w="0" w:type="auto"/>
+        <w:tblLook w:val="04A0" w:firstRow="1" w:lastRow="0" w:firstColumn="1" w:lastColumn="0" w:noHBand="0" w:noVBand="1"/>
+      </w:tblPr>
+      <w:tblGrid>
+        <w:gridCol w:w="9628"/>
+      </w:tblGrid>
+      <w:tr>
+        <w:tc>
+          <w:tcPr>
+            <w:tcW w:w="9854" w:type="dxa"/>
+            <w:shd w:val="clear" w:color="auto" w:fill="D9D9D9" w:themeFill="background1" w:themeFillShade="D9"/>
+          </w:tcPr>
+          <w:p>
+            <w:pPr>
+              <w:rPr>
+                <w:rFonts w:ascii="Arial" w:hAnsi="Arial" w:cs="Arial"/>
+              </w:rPr>
+            </w:pPr>
+            <w:r>
+              <w:rPr>
+                <w:rFonts w:ascii="Arial" w:hAnsi="Arial" w:cs="Arial"/>
+              </w:rPr>
+              <w:t xml:space="preserve">Problemi riscontrati </w:t>
+            </w:r>
+          </w:p>
+        </w:tc>
+      </w:tr>
+      <w:tr>
+        <w:tc>
+          <w:tcPr>
+            <w:tcW w:w="9854" w:type="dxa"/>
+          </w:tcPr>
+          <w:p>
+            <w:pPr>
+              <w:rPr>
+                <w:rFonts w:ascii="Arial" w:hAnsi="Arial" w:cs="Arial"/>
+              </w:rPr>
+            </w:pPr>
+          </w:p>
+        </w:tc>
+      </w:tr>
+    </w:tbl>
+    <w:p>
+      <w:pPr>
+        <w:rPr>
+          <w:rFonts w:ascii="Arial" w:hAnsi="Arial" w:cs="Arial"/>
+        </w:rPr>
+      </w:pPr>
+    </w:p>
+    <w:tbl>
+      <w:tblPr>
+        <w:tblStyle w:val="Grigliatabella"/>
+        <w:tblW w:w="0" w:type="auto"/>
+        <w:tblLook w:val="04A0" w:firstRow="1" w:lastRow="0" w:firstColumn="1" w:lastColumn="0" w:noHBand="0" w:noVBand="1"/>
+      </w:tblPr>
+      <w:tblGrid>
+        <w:gridCol w:w="9628"/>
+      </w:tblGrid>
+      <w:tr>
+        <w:tc>
+          <w:tcPr>
+            <w:tcW w:w="9854" w:type="dxa"/>
+            <w:shd w:val="clear" w:color="auto" w:fill="D9D9D9" w:themeFill="background1" w:themeFillShade="D9"/>
+          </w:tcPr>
+          <w:p>
+            <w:pPr>
+              <w:rPr>
+                <w:rFonts w:ascii="Arial" w:hAnsi="Arial" w:cs="Arial"/>
+              </w:rPr>
+            </w:pPr>
+            <w:r>
+              <w:rPr>
+                <w:rFonts w:ascii="Arial" w:hAnsi="Arial" w:cs="Arial"/>
+              </w:rPr>
+              <w:t>S</w:t>
+            </w:r>
+            <w:r>
+              <w:rPr>
+                <w:rFonts w:ascii="Arial" w:hAnsi="Arial" w:cs="Arial"/>
+              </w:rPr>
+              <w:t>oluzioni adottate</w:t>
+            </w:r>
+          </w:p>
+        </w:tc>
+      </w:tr>
+      <w:tr>
+        <w:tc>
+          <w:tcPr>
+            <w:tcW w:w="9854" w:type="dxa"/>
+          </w:tcPr>
+          <w:p>
+            <w:pPr>
+              <w:rPr>
+                <w:rFonts w:ascii="Arial" w:hAnsi="Arial" w:cs="Arial"/>
+              </w:rPr>
+            </w:pPr>
+          </w:p>
+        </w:tc>
+      </w:tr>
+    </w:tbl>
+    <w:p>
+      <w:pPr>
+        <w:rPr>
+          <w:rFonts w:ascii="Arial" w:hAnsi="Arial" w:cs="Arial"/>
+        </w:rPr>
+      </w:pPr>
+    </w:p>
+    <w:tbl>
+      <w:tblPr>
+        <w:tblStyle w:val="Grigliatabella"/>
+        <w:tblW w:w="0" w:type="auto"/>
+        <w:tblLook w:val="04A0" w:firstRow="1" w:lastRow="0" w:firstColumn="1" w:lastColumn="0" w:noHBand="0" w:noVBand="1"/>
+      </w:tblPr>
+      <w:tblGrid>
+        <w:gridCol w:w="9628"/>
+      </w:tblGrid>
+      <w:tr>
+        <w:tc>
+          <w:tcPr>
+            <w:tcW w:w="9854" w:type="dxa"/>
+            <w:shd w:val="clear" w:color="auto" w:fill="D9D9D9" w:themeFill="background1" w:themeFillShade="D9"/>
+          </w:tcPr>
+          <w:p>
+            <w:pPr>
+              <w:rPr>
+                <w:rFonts w:ascii="Arial" w:hAnsi="Arial" w:cs="Arial"/>
+              </w:rPr>
+            </w:pPr>
+            <w:r>
+              <w:rPr>
+                <w:rFonts w:ascii="Arial" w:hAnsi="Arial" w:cs="Arial"/>
+              </w:rPr>
+              <w:t>Punto della situazione rispetto alla pianificazione</w:t>
+            </w:r>
+          </w:p>
+        </w:tc>
+      </w:tr>
+      <w:tr>
+        <w:tc>
+          <w:tcPr>
+            <w:tcW w:w="9854" w:type="dxa"/>
+          </w:tcPr>
+          <w:p>
+            <w:pPr>
+              <w:pStyle w:val="Paragrafoelenco"/>
+              <w:numPr>
+                <w:ilvl w:val="0"/>
+                <w:numId w:val="25"/>
+              </w:numPr>
+              <w:rPr>
+                <w:rFonts w:ascii="Arial" w:hAnsi="Arial" w:cs="Arial"/>
+              </w:rPr>
+            </w:pPr>
+            <w:r>
+              <w:rPr>
+                <w:rFonts w:ascii="Arial" w:hAnsi="Arial" w:cs="Arial"/>
+              </w:rPr>
+              <w:t>Analisi</w:t>
+            </w:r>
+          </w:p>
+          <w:p>
+            <w:pPr>
+              <w:pStyle w:val="Paragrafoelenco"/>
+              <w:numPr>
+                <w:ilvl w:val="0"/>
+                <w:numId w:val="25"/>
+              </w:numPr>
+              <w:rPr>
+                <w:rFonts w:ascii="Arial" w:hAnsi="Arial" w:cs="Arial"/>
+              </w:rPr>
+            </w:pPr>
+            <w:r>
+              <w:rPr>
+                <w:rFonts w:ascii="Arial" w:hAnsi="Arial" w:cs="Arial"/>
+              </w:rPr>
+              <w:t>Progettazione</w:t>
+            </w:r>
+          </w:p>
+        </w:tc>
+      </w:tr>
+    </w:tbl>
+    <w:p>
+      <w:pPr>
+        <w:rPr>
+          <w:rFonts w:ascii="Arial" w:hAnsi="Arial" w:cs="Arial"/>
+        </w:rPr>
+      </w:pPr>
+    </w:p>
+    <w:tbl>
+      <w:tblPr>
+        <w:tblStyle w:val="Grigliatabella"/>
+        <w:tblW w:w="0" w:type="auto"/>
+        <w:tblLook w:val="04A0" w:firstRow="1" w:lastRow="0" w:firstColumn="1" w:lastColumn="0" w:noHBand="0" w:noVBand="1"/>
+      </w:tblPr>
+      <w:tblGrid>
+        <w:gridCol w:w="9628"/>
+      </w:tblGrid>
+      <w:tr>
+        <w:tc>
+          <w:tcPr>
+            <w:tcW w:w="9854" w:type="dxa"/>
+            <w:shd w:val="clear" w:color="auto" w:fill="D9D9D9" w:themeFill="background1" w:themeFillShade="D9"/>
+          </w:tcPr>
+          <w:p>
+            <w:pPr>
+              <w:rPr>
+                <w:rFonts w:ascii="Arial" w:hAnsi="Arial" w:cs="Arial"/>
+              </w:rPr>
+            </w:pPr>
+            <w:r>
+              <w:rPr>
+                <w:rFonts w:ascii="Arial" w:hAnsi="Arial" w:cs="Arial"/>
+              </w:rPr>
+              <w:t>Programma di massima per la prossima giornata di lavoro</w:t>
+            </w:r>
+          </w:p>
+        </w:tc>
+      </w:tr>
+      <w:tr>
+        <w:tc>
+          <w:tcPr>
+            <w:tcW w:w="9854" w:type="dxa"/>
+          </w:tcPr>
+          <w:p>
+            <w:pPr>
+              <w:pStyle w:val="Paragrafoelenco"/>
+              <w:numPr>
+                <w:ilvl w:val="0"/>
+                <w:numId w:val="22"/>
+              </w:numPr>
+              <w:rPr>
+                <w:rFonts w:ascii="Arial" w:hAnsi="Arial" w:cs="Arial"/>
+              </w:rPr>
+            </w:pPr>
+            <w:r>
+              <w:rPr>
+                <w:rFonts w:ascii="Arial" w:hAnsi="Arial" w:cs="Arial"/>
+              </w:rPr>
+              <w:t>Fare Hardware in analisi dei mezzi</w:t>
+            </w:r>
+          </w:p>
+          <w:p>
+            <w:pPr>
+              <w:pStyle w:val="Paragrafoelenco"/>
+              <w:numPr>
+                <w:ilvl w:val="0"/>
+                <w:numId w:val="22"/>
+              </w:numPr>
+              <w:rPr>
+                <w:rFonts w:ascii="Arial" w:hAnsi="Arial" w:cs="Arial"/>
+              </w:rPr>
+            </w:pPr>
+            <w:r>
+              <w:rPr>
+                <w:rFonts w:ascii="Arial" w:hAnsi="Arial" w:cs="Arial"/>
+              </w:rPr>
+              <w:t>Iniziare nella documentazione fase di progettazione</w:t>
+            </w:r>
+          </w:p>
+          <w:p>
+            <w:pPr>
+              <w:pStyle w:val="Paragrafoelenco"/>
+              <w:numPr>
+                <w:ilvl w:val="0"/>
+                <w:numId w:val="22"/>
+              </w:numPr>
+              <w:rPr>
+                <w:rFonts w:ascii="Arial" w:hAnsi="Arial" w:cs="Arial"/>
+              </w:rPr>
+            </w:pPr>
+            <w:r>
+              <w:rPr>
+                <w:rFonts w:ascii="Arial" w:hAnsi="Arial" w:cs="Arial"/>
+              </w:rPr>
+              <w:t>Strutturazione del progetto</w:t>
+            </w:r>
+          </w:p>
+        </w:tc>
+      </w:tr>
+    </w:tbl>
+    <w:p>
+      <w:pPr>
+        <w:rPr>
+          <w:rFonts w:ascii="Arial" w:hAnsi="Arial" w:cs="Arial"/>
+        </w:rPr>
+      </w:pPr>
+    </w:p>
+    <w:p>
+      <w:pPr>
+        <w:pStyle w:val="Titolo2"/>
+        <w:rPr>
+          <w:sz w:val="36"/>
+        </w:rPr>
+      </w:pPr>
+      <w:r>
+        <w:rPr>
+          <w:sz w:val="36"/>
+        </w:rPr>
+        <w:t>Agile</w:t>
+      </w:r>
+      <w:r>
+        <w:rPr>
+          <w:sz w:val="36"/>
+        </w:rPr>
+        <w:t xml:space="preserve"> - Resoconto</w:t>
+      </w:r>
+    </w:p>
+    <w:p/>
+    <w:tbl>
+      <w:tblPr>
+        <w:tblStyle w:val="Grigliatabella"/>
+        <w:tblW w:w="0" w:type="auto"/>
+        <w:tblLook w:val="04A0" w:firstRow="1" w:lastRow="0" w:firstColumn="1" w:lastColumn="0" w:noHBand="0" w:noVBand="1"/>
+      </w:tblPr>
+      <w:tblGrid>
+        <w:gridCol w:w="9628"/>
+      </w:tblGrid>
+      <w:tr>
+        <w:tc>
+          <w:tcPr>
+            <w:tcW w:w="9854" w:type="dxa"/>
+            <w:shd w:val="clear" w:color="auto" w:fill="D9D9D9" w:themeFill="background1" w:themeFillShade="D9"/>
+          </w:tcPr>
+          <w:p>
+            <w:pPr>
+              <w:rPr>
+                <w:rFonts w:ascii="Arial" w:hAnsi="Arial" w:cs="Arial"/>
+              </w:rPr>
+            </w:pPr>
+            <w:r>
+              <w:rPr>
+                <w:rFonts w:ascii="Arial" w:hAnsi="Arial" w:cs="Arial"/>
+              </w:rPr>
+              <w:t>Daily Scrum</w:t>
+            </w:r>
+          </w:p>
+        </w:tc>
+      </w:tr>
+      <w:tr>
+        <w:tc>
+          <w:tcPr>
+            <w:tcW w:w="9854" w:type="dxa"/>
+          </w:tcPr>
+          <w:p>
+            <w:pPr>
+              <w:rPr>
+                <w:rFonts w:ascii="Arial" w:hAnsi="Arial" w:cs="Arial"/>
+              </w:rPr>
+            </w:pPr>
+          </w:p>
+        </w:tc>
+      </w:tr>
+    </w:tbl>
+    <w:p>
+      <w:pPr>
+        <w:rPr>
+          <w:rFonts w:ascii="Arial" w:hAnsi="Arial" w:cs="Arial"/>
+        </w:rPr>
+      </w:pPr>
+    </w:p>
+    <w:tbl>
+      <w:tblPr>
+        <w:tblStyle w:val="Grigliatabella"/>
+        <w:tblW w:w="0" w:type="auto"/>
+        <w:tblLook w:val="04A0" w:firstRow="1" w:lastRow="0" w:firstColumn="1" w:lastColumn="0" w:noHBand="0" w:noVBand="1"/>
+      </w:tblPr>
+      <w:tblGrid>
+        <w:gridCol w:w="9628"/>
+      </w:tblGrid>
+      <w:tr>
+        <w:tc>
+          <w:tcPr>
+            <w:tcW w:w="9854" w:type="dxa"/>
+            <w:shd w:val="clear" w:color="auto" w:fill="D9D9D9" w:themeFill="background1" w:themeFillShade="D9"/>
+          </w:tcPr>
+          <w:p>
+            <w:pPr>
+              <w:rPr>
+                <w:rFonts w:ascii="Arial" w:hAnsi="Arial" w:cs="Arial"/>
+              </w:rPr>
+            </w:pPr>
+            <w:r>
+              <w:rPr>
+                <w:rFonts w:ascii="Arial" w:hAnsi="Arial" w:cs="Arial"/>
+              </w:rPr>
+              <w:t>Sprint Planning</w:t>
+            </w:r>
+          </w:p>
+        </w:tc>
+      </w:tr>
+      <w:tr>
+        <w:tc>
+          <w:tcPr>
+            <w:tcW w:w="9854" w:type="dxa"/>
+          </w:tcPr>
+          <w:p>
+            <w:pPr>
+              <w:rPr>
+                <w:rFonts w:ascii="Arial" w:hAnsi="Arial" w:cs="Arial"/>
+              </w:rPr>
+            </w:pPr>
+          </w:p>
+        </w:tc>
+      </w:tr>
+    </w:tbl>
+    <w:p>
+      <w:pPr>
+        <w:rPr>
+          <w:rFonts w:ascii="Arial" w:hAnsi="Arial" w:cs="Arial"/>
+        </w:rPr>
+      </w:pPr>
+    </w:p>
+    <w:tbl>
+      <w:tblPr>
+        <w:tblStyle w:val="Grigliatabella"/>
+        <w:tblW w:w="0" w:type="auto"/>
+        <w:tblLook w:val="04A0" w:firstRow="1" w:lastRow="0" w:firstColumn="1" w:lastColumn="0" w:noHBand="0" w:noVBand="1"/>
+      </w:tblPr>
+      <w:tblGrid>
+        <w:gridCol w:w="9628"/>
+      </w:tblGrid>
+      <w:tr>
+        <w:tc>
+          <w:tcPr>
+            <w:tcW w:w="9854" w:type="dxa"/>
+            <w:shd w:val="clear" w:color="auto" w:fill="D9D9D9" w:themeFill="background1" w:themeFillShade="D9"/>
+          </w:tcPr>
+          <w:p>
+            <w:pPr>
+              <w:rPr>
+                <w:rFonts w:ascii="Arial" w:hAnsi="Arial" w:cs="Arial"/>
+              </w:rPr>
+            </w:pPr>
+            <w:r>
+              <w:rPr>
+                <w:rFonts w:ascii="Arial" w:hAnsi="Arial" w:cs="Arial"/>
+              </w:rPr>
+              <w:t>Sprint Review</w:t>
+            </w:r>
+          </w:p>
+        </w:tc>
+      </w:tr>
+      <w:tr>
+        <w:tc>
+          <w:tcPr>
+            <w:tcW w:w="9854" w:type="dxa"/>
+          </w:tcPr>
+          <w:p>
+            <w:pPr>
+              <w:rPr>
+                <w:rFonts w:ascii="Arial" w:hAnsi="Arial" w:cs="Arial"/>
+              </w:rPr>
+            </w:pPr>
+          </w:p>
+        </w:tc>
+      </w:tr>
+    </w:tbl>
+    <w:p>
+      <w:pPr>
+        <w:rPr>
+          <w:rFonts w:ascii="Arial" w:hAnsi="Arial" w:cs="Arial"/>
+        </w:rPr>
+      </w:pPr>
+    </w:p>
+    <w:tbl>
+      <w:tblPr>
+        <w:tblStyle w:val="Grigliatabella"/>
+        <w:tblW w:w="0" w:type="auto"/>
+        <w:tblLook w:val="04A0" w:firstRow="1" w:lastRow="0" w:firstColumn="1" w:lastColumn="0" w:noHBand="0" w:noVBand="1"/>
+      </w:tblPr>
+      <w:tblGrid>
+        <w:gridCol w:w="9628"/>
+      </w:tblGrid>
+      <w:tr>
+        <w:tc>
+          <w:tcPr>
+            <w:tcW w:w="9854" w:type="dxa"/>
+            <w:shd w:val="clear" w:color="auto" w:fill="D9D9D9" w:themeFill="background1" w:themeFillShade="D9"/>
+          </w:tcPr>
+          <w:p>
+            <w:pPr>
+              <w:rPr>
+                <w:rFonts w:ascii="Arial" w:hAnsi="Arial" w:cs="Arial"/>
+              </w:rPr>
+            </w:pPr>
+            <w:r>
+              <w:rPr>
+                <w:rFonts w:ascii="Arial" w:hAnsi="Arial" w:cs="Arial"/>
+              </w:rPr>
               <w:t>Sprint Retrospective</w:t>
             </w:r>
           </w:p>
@@ -6738,6 +7588,7 @@
     <w:rsid w:val="001D27C6"/>
     <w:rsid w:val="001E62F3"/>
     <w:rsid w:val="00251CAF"/>
+    <w:rsid w:val="00254BA7"/>
     <w:rsid w:val="00262942"/>
     <w:rsid w:val="00262E13"/>
     <w:rsid w:val="002746BC"/>
@@ -6746,6 +7597,7 @@
     <w:rsid w:val="002E249D"/>
     <w:rsid w:val="00304ECD"/>
     <w:rsid w:val="003158F0"/>
+    <w:rsid w:val="00330B1E"/>
     <w:rsid w:val="00331C62"/>
     <w:rsid w:val="00357BE2"/>
     <w:rsid w:val="00392F29"/>

--- a/4_Diari/Diario - OraX.docx
+++ b/4_Diari/Diario - OraX.docx
@@ -193,8 +193,16 @@
               <w:rPr>
                 <w:rFonts w:ascii="Arial" w:hAnsi="Arial" w:cs="Arial"/>
               </w:rPr>
-              <w:t>Svolto il QdC</w:t>
-            </w:r>
+              <w:t xml:space="preserve">Svolto il </w:t>
+            </w:r>
+            <w:proofErr w:type="spellStart"/>
+            <w:r>
+              <w:rPr>
+                <w:rFonts w:ascii="Arial" w:hAnsi="Arial" w:cs="Arial"/>
+              </w:rPr>
+              <w:t>QdC</w:t>
+            </w:r>
+            <w:proofErr w:type="spellEnd"/>
           </w:p>
         </w:tc>
       </w:tr>
@@ -407,12 +415,28 @@
                 <w:rFonts w:ascii="Arial" w:hAnsi="Arial" w:cs="Arial"/>
               </w:rPr>
             </w:pPr>
-            <w:r>
-              <w:rPr>
-                <w:rFonts w:ascii="Arial" w:hAnsi="Arial" w:cs="Arial"/>
-              </w:rPr>
-              <w:t>Daily Scrum</w:t>
-            </w:r>
+            <w:proofErr w:type="spellStart"/>
+            <w:r>
+              <w:rPr>
+                <w:rFonts w:ascii="Arial" w:hAnsi="Arial" w:cs="Arial"/>
+              </w:rPr>
+              <w:t>Daily</w:t>
+            </w:r>
+            <w:proofErr w:type="spellEnd"/>
+            <w:r>
+              <w:rPr>
+                <w:rFonts w:ascii="Arial" w:hAnsi="Arial" w:cs="Arial"/>
+              </w:rPr>
+              <w:t xml:space="preserve"> </w:t>
+            </w:r>
+            <w:proofErr w:type="spellStart"/>
+            <w:r>
+              <w:rPr>
+                <w:rFonts w:ascii="Arial" w:hAnsi="Arial" w:cs="Arial"/>
+              </w:rPr>
+              <w:t>Scrum</w:t>
+            </w:r>
+            <w:proofErr w:type="spellEnd"/>
           </w:p>
         </w:tc>
       </w:tr>
@@ -567,8 +591,16 @@
               <w:rPr>
                 <w:rFonts w:ascii="Arial" w:hAnsi="Arial" w:cs="Arial"/>
               </w:rPr>
-              <w:t>Sprint Retrospective</w:t>
-            </w:r>
+              <w:t xml:space="preserve">Sprint </w:t>
+            </w:r>
+            <w:proofErr w:type="spellStart"/>
+            <w:r>
+              <w:rPr>
+                <w:rFonts w:ascii="Arial" w:hAnsi="Arial" w:cs="Arial"/>
+              </w:rPr>
+              <w:t>Retrospective</w:t>
+            </w:r>
+            <w:proofErr w:type="spellEnd"/>
           </w:p>
         </w:tc>
       </w:tr>
@@ -1053,8 +1085,16 @@
               <w:rPr>
                 <w:rFonts w:ascii="Arial" w:hAnsi="Arial" w:cs="Arial"/>
               </w:rPr>
-              <w:t>Finire il diagramma di Gantt</w:t>
-            </w:r>
+              <w:t xml:space="preserve">Finire il diagramma di </w:t>
+            </w:r>
+            <w:proofErr w:type="spellStart"/>
+            <w:r>
+              <w:rPr>
+                <w:rFonts w:ascii="Arial" w:hAnsi="Arial" w:cs="Arial"/>
+              </w:rPr>
+              <w:t>Gantt</w:t>
+            </w:r>
+            <w:proofErr w:type="spellEnd"/>
           </w:p>
           <w:p>
             <w:pPr>
@@ -1071,8 +1111,16 @@
               <w:rPr>
                 <w:rFonts w:ascii="Arial" w:hAnsi="Arial" w:cs="Arial"/>
               </w:rPr>
-              <w:t>Iniziare i mockup</w:t>
-            </w:r>
+              <w:t xml:space="preserve">Iniziare i </w:t>
+            </w:r>
+            <w:proofErr w:type="spellStart"/>
+            <w:r>
+              <w:rPr>
+                <w:rFonts w:ascii="Arial" w:hAnsi="Arial" w:cs="Arial"/>
+              </w:rPr>
+              <w:t>mockup</w:t>
+            </w:r>
+            <w:proofErr w:type="spellEnd"/>
           </w:p>
         </w:tc>
       </w:tr>
@@ -1126,12 +1174,28 @@
                 <w:rFonts w:ascii="Arial" w:hAnsi="Arial" w:cs="Arial"/>
               </w:rPr>
             </w:pPr>
-            <w:r>
-              <w:rPr>
-                <w:rFonts w:ascii="Arial" w:hAnsi="Arial" w:cs="Arial"/>
-              </w:rPr>
-              <w:t>Daily Scrum</w:t>
-            </w:r>
+            <w:proofErr w:type="spellStart"/>
+            <w:r>
+              <w:rPr>
+                <w:rFonts w:ascii="Arial" w:hAnsi="Arial" w:cs="Arial"/>
+              </w:rPr>
+              <w:t>Daily</w:t>
+            </w:r>
+            <w:proofErr w:type="spellEnd"/>
+            <w:r>
+              <w:rPr>
+                <w:rFonts w:ascii="Arial" w:hAnsi="Arial" w:cs="Arial"/>
+              </w:rPr>
+              <w:t xml:space="preserve"> </w:t>
+            </w:r>
+            <w:proofErr w:type="spellStart"/>
+            <w:r>
+              <w:rPr>
+                <w:rFonts w:ascii="Arial" w:hAnsi="Arial" w:cs="Arial"/>
+              </w:rPr>
+              <w:t>Scrum</w:t>
+            </w:r>
+            <w:proofErr w:type="spellEnd"/>
           </w:p>
         </w:tc>
       </w:tr>
@@ -1286,8 +1350,16 @@
               <w:rPr>
                 <w:rFonts w:ascii="Arial" w:hAnsi="Arial" w:cs="Arial"/>
               </w:rPr>
-              <w:t>Sprint Retrospective</w:t>
-            </w:r>
+              <w:t xml:space="preserve">Sprint </w:t>
+            </w:r>
+            <w:proofErr w:type="spellStart"/>
+            <w:r>
+              <w:rPr>
+                <w:rFonts w:ascii="Arial" w:hAnsi="Arial" w:cs="Arial"/>
+              </w:rPr>
+              <w:t>Retrospective</w:t>
+            </w:r>
+            <w:proofErr w:type="spellEnd"/>
           </w:p>
         </w:tc>
       </w:tr>
@@ -1528,11 +1600,19 @@
                 <w:rFonts w:ascii="Arial" w:hAnsi="Arial" w:cs="Arial"/>
               </w:rPr>
             </w:pPr>
-            <w:r>
-              <w:rPr>
-                <w:rFonts w:ascii="Arial" w:hAnsi="Arial" w:cs="Arial"/>
-              </w:rPr>
-              <w:t>Gantt Preventivo</w:t>
+            <w:proofErr w:type="spellStart"/>
+            <w:r>
+              <w:rPr>
+                <w:rFonts w:ascii="Arial" w:hAnsi="Arial" w:cs="Arial"/>
+              </w:rPr>
+              <w:t>Gantt</w:t>
+            </w:r>
+            <w:proofErr w:type="spellEnd"/>
+            <w:r>
+              <w:rPr>
+                <w:rFonts w:ascii="Arial" w:hAnsi="Arial" w:cs="Arial"/>
+              </w:rPr>
+              <w:t xml:space="preserve"> Preventivo</w:t>
             </w:r>
           </w:p>
           <w:p>
@@ -1581,8 +1661,16 @@
               <w:rPr>
                 <w:rFonts w:ascii="Arial" w:hAnsi="Arial" w:cs="Arial"/>
               </w:rPr>
-              <w:t>Aiuto Gantt</w:t>
-            </w:r>
+              <w:t xml:space="preserve">Aiuto </w:t>
+            </w:r>
+            <w:proofErr w:type="spellStart"/>
+            <w:r>
+              <w:rPr>
+                <w:rFonts w:ascii="Arial" w:hAnsi="Arial" w:cs="Arial"/>
+              </w:rPr>
+              <w:t>Gantt</w:t>
+            </w:r>
+            <w:proofErr w:type="spellEnd"/>
           </w:p>
           <w:p>
             <w:pPr>
@@ -1608,12 +1696,14 @@
                 <w:rFonts w:ascii="Arial" w:hAnsi="Arial" w:cs="Arial"/>
               </w:rPr>
             </w:pPr>
+            <w:proofErr w:type="spellStart"/>
             <w:r>
               <w:rPr>
                 <w:rFonts w:ascii="Arial" w:hAnsi="Arial" w:cs="Arial"/>
               </w:rPr>
               <w:t>Mockup</w:t>
             </w:r>
+            <w:proofErr w:type="spellEnd"/>
           </w:p>
           <w:p>
             <w:pPr>
@@ -1700,8 +1790,16 @@
               <w:rPr>
                 <w:rFonts w:ascii="Arial" w:hAnsi="Arial" w:cs="Arial"/>
               </w:rPr>
-              <w:t>Confusione nella realizzazione dei mockup</w:t>
-            </w:r>
+              <w:t xml:space="preserve">Confusione nella realizzazione dei </w:t>
+            </w:r>
+            <w:proofErr w:type="spellStart"/>
+            <w:r>
+              <w:rPr>
+                <w:rFonts w:ascii="Arial" w:hAnsi="Arial" w:cs="Arial"/>
+              </w:rPr>
+              <w:t>mockup</w:t>
+            </w:r>
+            <w:proofErr w:type="spellEnd"/>
           </w:p>
         </w:tc>
       </w:tr>
@@ -2017,12 +2115,14 @@
                 <w:rFonts w:ascii="Arial" w:hAnsi="Arial" w:cs="Arial"/>
               </w:rPr>
             </w:pPr>
+            <w:proofErr w:type="spellStart"/>
             <w:r>
               <w:rPr>
                 <w:rFonts w:ascii="Arial" w:hAnsi="Arial" w:cs="Arial"/>
               </w:rPr>
               <w:t>Swimlane</w:t>
             </w:r>
+            <w:proofErr w:type="spellEnd"/>
           </w:p>
         </w:tc>
       </w:tr>
@@ -2076,12 +2176,28 @@
                 <w:rFonts w:ascii="Arial" w:hAnsi="Arial" w:cs="Arial"/>
               </w:rPr>
             </w:pPr>
-            <w:r>
-              <w:rPr>
-                <w:rFonts w:ascii="Arial" w:hAnsi="Arial" w:cs="Arial"/>
-              </w:rPr>
-              <w:t>Daily Scrum</w:t>
-            </w:r>
+            <w:proofErr w:type="spellStart"/>
+            <w:r>
+              <w:rPr>
+                <w:rFonts w:ascii="Arial" w:hAnsi="Arial" w:cs="Arial"/>
+              </w:rPr>
+              <w:t>Daily</w:t>
+            </w:r>
+            <w:proofErr w:type="spellEnd"/>
+            <w:r>
+              <w:rPr>
+                <w:rFonts w:ascii="Arial" w:hAnsi="Arial" w:cs="Arial"/>
+              </w:rPr>
+              <w:t xml:space="preserve"> </w:t>
+            </w:r>
+            <w:proofErr w:type="spellStart"/>
+            <w:r>
+              <w:rPr>
+                <w:rFonts w:ascii="Arial" w:hAnsi="Arial" w:cs="Arial"/>
+              </w:rPr>
+              <w:t>Scrum</w:t>
+            </w:r>
+            <w:proofErr w:type="spellEnd"/>
           </w:p>
         </w:tc>
       </w:tr>
@@ -2237,8 +2353,16 @@
                 <w:rFonts w:ascii="Arial" w:hAnsi="Arial" w:cs="Arial"/>
               </w:rPr>
               <w:lastRenderedPageBreak/>
-              <w:t>Sprint Retrospective</w:t>
-            </w:r>
+              <w:t xml:space="preserve">Sprint </w:t>
+            </w:r>
+            <w:proofErr w:type="spellStart"/>
+            <w:r>
+              <w:rPr>
+                <w:rFonts w:ascii="Arial" w:hAnsi="Arial" w:cs="Arial"/>
+              </w:rPr>
+              <w:t>Retrospective</w:t>
+            </w:r>
+            <w:proofErr w:type="spellEnd"/>
           </w:p>
         </w:tc>
       </w:tr>
@@ -2371,13 +2495,7 @@
               <w:rPr>
                 <w:rFonts w:ascii="Arial" w:hAnsi="Arial" w:cs="Arial"/>
               </w:rPr>
-              <w:t>13</w:t>
-            </w:r>
-            <w:r>
-              <w:rPr>
-                <w:rFonts w:ascii="Arial" w:hAnsi="Arial" w:cs="Arial"/>
-              </w:rPr>
-              <w:t>.02.2026</w:t>
+              <w:t>13.02.2026</w:t>
             </w:r>
           </w:p>
         </w:tc>
@@ -2453,7 +2571,35 @@
               <w:rPr>
                 <w:rFonts w:ascii="Arial" w:hAnsi="Arial" w:cs="Arial"/>
               </w:rPr>
-              <w:t>Presentazione Daily Scrum (non c’entra con il progetto)</w:t>
+              <w:t xml:space="preserve">Presentazione </w:t>
+            </w:r>
+            <w:proofErr w:type="spellStart"/>
+            <w:r>
+              <w:rPr>
+                <w:rFonts w:ascii="Arial" w:hAnsi="Arial" w:cs="Arial"/>
+              </w:rPr>
+              <w:t>Daily</w:t>
+            </w:r>
+            <w:proofErr w:type="spellEnd"/>
+            <w:r>
+              <w:rPr>
+                <w:rFonts w:ascii="Arial" w:hAnsi="Arial" w:cs="Arial"/>
+              </w:rPr>
+              <w:t xml:space="preserve"> </w:t>
+            </w:r>
+            <w:proofErr w:type="spellStart"/>
+            <w:r>
+              <w:rPr>
+                <w:rFonts w:ascii="Arial" w:hAnsi="Arial" w:cs="Arial"/>
+              </w:rPr>
+              <w:t>Scrum</w:t>
+            </w:r>
+            <w:proofErr w:type="spellEnd"/>
+            <w:r>
+              <w:rPr>
+                <w:rFonts w:ascii="Arial" w:hAnsi="Arial" w:cs="Arial"/>
+              </w:rPr>
+              <w:t xml:space="preserve"> (non c’entra con il progetto)</w:t>
             </w:r>
           </w:p>
           <w:p>
@@ -2485,11 +2631,19 @@
                 <w:rFonts w:ascii="Arial" w:hAnsi="Arial" w:cs="Arial"/>
               </w:rPr>
             </w:pPr>
-            <w:r>
-              <w:rPr>
-                <w:rFonts w:ascii="Arial" w:hAnsi="Arial" w:cs="Arial"/>
-              </w:rPr>
-              <w:t>Gantt Preventivo</w:t>
+            <w:proofErr w:type="spellStart"/>
+            <w:r>
+              <w:rPr>
+                <w:rFonts w:ascii="Arial" w:hAnsi="Arial" w:cs="Arial"/>
+              </w:rPr>
+              <w:t>Gantt</w:t>
+            </w:r>
+            <w:proofErr w:type="spellEnd"/>
+            <w:r>
+              <w:rPr>
+                <w:rFonts w:ascii="Arial" w:hAnsi="Arial" w:cs="Arial"/>
+              </w:rPr>
+              <w:t xml:space="preserve"> Preventivo</w:t>
             </w:r>
           </w:p>
           <w:p>
@@ -2534,12 +2688,14 @@
                 <w:rFonts w:ascii="Arial" w:hAnsi="Arial" w:cs="Arial"/>
               </w:rPr>
             </w:pPr>
+            <w:proofErr w:type="spellStart"/>
             <w:r>
               <w:rPr>
                 <w:rFonts w:ascii="Arial" w:hAnsi="Arial" w:cs="Arial"/>
               </w:rPr>
               <w:t>Swimlane</w:t>
             </w:r>
+            <w:proofErr w:type="spellEnd"/>
           </w:p>
           <w:p>
             <w:pPr>
@@ -2565,12 +2721,14 @@
                 <w:rFonts w:ascii="Arial" w:hAnsi="Arial" w:cs="Arial"/>
               </w:rPr>
             </w:pPr>
+            <w:proofErr w:type="spellStart"/>
             <w:r>
               <w:rPr>
                 <w:rFonts w:ascii="Arial" w:hAnsi="Arial" w:cs="Arial"/>
               </w:rPr>
               <w:t>Mockup</w:t>
             </w:r>
+            <w:proofErr w:type="spellEnd"/>
           </w:p>
           <w:p>
             <w:pPr>
@@ -2939,12 +3097,28 @@
                 <w:rFonts w:ascii="Arial" w:hAnsi="Arial" w:cs="Arial"/>
               </w:rPr>
             </w:pPr>
-            <w:r>
-              <w:rPr>
-                <w:rFonts w:ascii="Arial" w:hAnsi="Arial" w:cs="Arial"/>
-              </w:rPr>
-              <w:t>Daily Scrum</w:t>
-            </w:r>
+            <w:proofErr w:type="spellStart"/>
+            <w:r>
+              <w:rPr>
+                <w:rFonts w:ascii="Arial" w:hAnsi="Arial" w:cs="Arial"/>
+              </w:rPr>
+              <w:t>Daily</w:t>
+            </w:r>
+            <w:proofErr w:type="spellEnd"/>
+            <w:r>
+              <w:rPr>
+                <w:rFonts w:ascii="Arial" w:hAnsi="Arial" w:cs="Arial"/>
+              </w:rPr>
+              <w:t xml:space="preserve"> </w:t>
+            </w:r>
+            <w:proofErr w:type="spellStart"/>
+            <w:r>
+              <w:rPr>
+                <w:rFonts w:ascii="Arial" w:hAnsi="Arial" w:cs="Arial"/>
+              </w:rPr>
+              <w:t>Scrum</w:t>
+            </w:r>
+            <w:proofErr w:type="spellEnd"/>
           </w:p>
         </w:tc>
       </w:tr>
@@ -3099,8 +3273,1078 @@
               <w:rPr>
                 <w:rFonts w:ascii="Arial" w:hAnsi="Arial" w:cs="Arial"/>
               </w:rPr>
-              <w:t>Sprint Retrospective</w:t>
-            </w:r>
+              <w:t xml:space="preserve">Sprint </w:t>
+            </w:r>
+            <w:proofErr w:type="spellStart"/>
+            <w:r>
+              <w:rPr>
+                <w:rFonts w:ascii="Arial" w:hAnsi="Arial" w:cs="Arial"/>
+              </w:rPr>
+              <w:t>Retrospective</w:t>
+            </w:r>
+            <w:proofErr w:type="spellEnd"/>
+          </w:p>
+        </w:tc>
+      </w:tr>
+      <w:tr>
+        <w:tc>
+          <w:tcPr>
+            <w:tcW w:w="9854" w:type="dxa"/>
+          </w:tcPr>
+          <w:p>
+            <w:pPr>
+              <w:rPr>
+                <w:rFonts w:ascii="Arial" w:hAnsi="Arial" w:cs="Arial"/>
+              </w:rPr>
+            </w:pPr>
+          </w:p>
+        </w:tc>
+      </w:tr>
+    </w:tbl>
+    <w:p>
+      <w:pPr>
+        <w:rPr>
+          <w:rFonts w:ascii="Arial" w:hAnsi="Arial" w:cs="Arial"/>
+        </w:rPr>
+      </w:pPr>
+    </w:p>
+    <w:p>
+      <w:pPr>
+        <w:rPr>
+          <w:rFonts w:ascii="Arial" w:hAnsi="Arial" w:cs="Arial"/>
+        </w:rPr>
+      </w:pPr>
+      <w:r>
+        <w:rPr>
+          <w:rFonts w:ascii="Arial" w:hAnsi="Arial" w:cs="Arial"/>
+        </w:rPr>
+        <w:lastRenderedPageBreak/>
+        <w:br w:type="page"/>
+      </w:r>
+    </w:p>
+    <w:tbl>
+      <w:tblPr>
+        <w:tblStyle w:val="Grigliatabella"/>
+        <w:tblW w:w="9634" w:type="dxa"/>
+        <w:tblLook w:val="04A0" w:firstRow="1" w:lastRow="0" w:firstColumn="1" w:lastColumn="0" w:noHBand="0" w:noVBand="1"/>
+      </w:tblPr>
+      <w:tblGrid>
+        <w:gridCol w:w="4803"/>
+        <w:gridCol w:w="4831"/>
+      </w:tblGrid>
+      <w:tr>
+        <w:trPr>
+          <w:trHeight w:hRule="exact" w:val="397"/>
+        </w:trPr>
+        <w:tc>
+          <w:tcPr>
+            <w:tcW w:w="4803" w:type="dxa"/>
+            <w:vAlign w:val="center"/>
+          </w:tcPr>
+          <w:p>
+            <w:pPr>
+              <w:rPr>
+                <w:rFonts w:ascii="Arial" w:hAnsi="Arial" w:cs="Arial"/>
+              </w:rPr>
+            </w:pPr>
+            <w:r>
+              <w:rPr>
+                <w:rFonts w:ascii="Arial" w:hAnsi="Arial" w:cs="Arial"/>
+              </w:rPr>
+              <w:lastRenderedPageBreak/>
+              <w:t>Luogo</w:t>
+            </w:r>
+          </w:p>
+        </w:tc>
+        <w:tc>
+          <w:tcPr>
+            <w:tcW w:w="4831" w:type="dxa"/>
+            <w:vAlign w:val="center"/>
+          </w:tcPr>
+          <w:p>
+            <w:pPr>
+              <w:pStyle w:val="Nessunaspaziatura"/>
+              <w:spacing w:line="360" w:lineRule="auto"/>
+              <w:rPr>
+                <w:rFonts w:ascii="Arial" w:hAnsi="Arial" w:cs="Arial"/>
+              </w:rPr>
+            </w:pPr>
+            <w:r>
+              <w:rPr>
+                <w:rFonts w:ascii="Arial" w:hAnsi="Arial" w:cs="Arial"/>
+              </w:rPr>
+              <w:t>Canobbio</w:t>
+            </w:r>
+          </w:p>
+        </w:tc>
+      </w:tr>
+      <w:tr>
+        <w:trPr>
+          <w:trHeight w:hRule="exact" w:val="397"/>
+        </w:trPr>
+        <w:tc>
+          <w:tcPr>
+            <w:tcW w:w="4803" w:type="dxa"/>
+            <w:vAlign w:val="center"/>
+          </w:tcPr>
+          <w:p>
+            <w:pPr>
+              <w:rPr>
+                <w:rFonts w:ascii="Arial" w:hAnsi="Arial" w:cs="Arial"/>
+              </w:rPr>
+            </w:pPr>
+            <w:r>
+              <w:rPr>
+                <w:rFonts w:ascii="Arial" w:hAnsi="Arial" w:cs="Arial"/>
+              </w:rPr>
+              <w:t>Data</w:t>
+            </w:r>
+          </w:p>
+        </w:tc>
+        <w:tc>
+          <w:tcPr>
+            <w:tcW w:w="4831" w:type="dxa"/>
+            <w:vAlign w:val="center"/>
+          </w:tcPr>
+          <w:p>
+            <w:pPr>
+              <w:rPr>
+                <w:rFonts w:ascii="Arial" w:hAnsi="Arial" w:cs="Arial"/>
+              </w:rPr>
+            </w:pPr>
+            <w:r>
+              <w:rPr>
+                <w:rFonts w:ascii="Arial" w:hAnsi="Arial" w:cs="Arial"/>
+              </w:rPr>
+              <w:t>27</w:t>
+            </w:r>
+            <w:r>
+              <w:rPr>
+                <w:rFonts w:ascii="Arial" w:hAnsi="Arial" w:cs="Arial"/>
+              </w:rPr>
+              <w:t>.02.2026</w:t>
+            </w:r>
+          </w:p>
+        </w:tc>
+      </w:tr>
+    </w:tbl>
+    <w:p>
+      <w:pPr>
+        <w:rPr>
+          <w:rFonts w:ascii="Arial" w:hAnsi="Arial" w:cs="Arial"/>
+        </w:rPr>
+      </w:pPr>
+    </w:p>
+    <w:tbl>
+      <w:tblPr>
+        <w:tblStyle w:val="Grigliatabella"/>
+        <w:tblW w:w="0" w:type="auto"/>
+        <w:tblLook w:val="04A0" w:firstRow="1" w:lastRow="0" w:firstColumn="1" w:lastColumn="0" w:noHBand="0" w:noVBand="1"/>
+      </w:tblPr>
+      <w:tblGrid>
+        <w:gridCol w:w="9628"/>
+      </w:tblGrid>
+      <w:tr>
+        <w:tc>
+          <w:tcPr>
+            <w:tcW w:w="9854" w:type="dxa"/>
+            <w:shd w:val="clear" w:color="auto" w:fill="D9D9D9" w:themeFill="background1" w:themeFillShade="D9"/>
+          </w:tcPr>
+          <w:p>
+            <w:pPr>
+              <w:rPr>
+                <w:rFonts w:ascii="Arial" w:hAnsi="Arial" w:cs="Arial"/>
+              </w:rPr>
+            </w:pPr>
+            <w:r>
+              <w:rPr>
+                <w:rFonts w:ascii="Arial" w:hAnsi="Arial" w:cs="Arial"/>
+              </w:rPr>
+              <w:t>Lavori svolti</w:t>
+            </w:r>
+          </w:p>
+        </w:tc>
+      </w:tr>
+      <w:tr>
+        <w:tc>
+          <w:tcPr>
+            <w:tcW w:w="9854" w:type="dxa"/>
+          </w:tcPr>
+          <w:p>
+            <w:pPr>
+              <w:rPr>
+                <w:rFonts w:ascii="Arial" w:hAnsi="Arial" w:cs="Arial"/>
+              </w:rPr>
+            </w:pPr>
+            <w:r>
+              <w:rPr>
+                <w:rFonts w:ascii="Arial" w:hAnsi="Arial" w:cs="Arial"/>
+              </w:rPr>
+              <w:t>Linda, Ryan, Tessa:</w:t>
+            </w:r>
+          </w:p>
+          <w:p>
+            <w:pPr>
+              <w:pStyle w:val="Paragrafoelenco"/>
+              <w:numPr>
+                <w:ilvl w:val="0"/>
+                <w:numId w:val="22"/>
+              </w:numPr>
+              <w:rPr>
+                <w:rFonts w:ascii="Arial" w:hAnsi="Arial" w:cs="Arial"/>
+              </w:rPr>
+            </w:pPr>
+            <w:r>
+              <w:rPr>
+                <w:rFonts w:ascii="Arial" w:hAnsi="Arial" w:cs="Arial"/>
+              </w:rPr>
+              <w:t xml:space="preserve">Presentazione </w:t>
+            </w:r>
+            <w:proofErr w:type="spellStart"/>
+            <w:r>
+              <w:rPr>
+                <w:rFonts w:ascii="Arial" w:hAnsi="Arial" w:cs="Arial"/>
+              </w:rPr>
+              <w:t>Daily</w:t>
+            </w:r>
+            <w:proofErr w:type="spellEnd"/>
+            <w:r>
+              <w:rPr>
+                <w:rFonts w:ascii="Arial" w:hAnsi="Arial" w:cs="Arial"/>
+              </w:rPr>
+              <w:t xml:space="preserve"> </w:t>
+            </w:r>
+            <w:proofErr w:type="spellStart"/>
+            <w:r>
+              <w:rPr>
+                <w:rFonts w:ascii="Arial" w:hAnsi="Arial" w:cs="Arial"/>
+              </w:rPr>
+              <w:t>Scrum</w:t>
+            </w:r>
+            <w:proofErr w:type="spellEnd"/>
+          </w:p>
+          <w:p>
+            <w:pPr>
+              <w:pStyle w:val="Paragrafoelenco"/>
+              <w:numPr>
+                <w:ilvl w:val="0"/>
+                <w:numId w:val="22"/>
+              </w:numPr>
+              <w:rPr>
+                <w:rFonts w:ascii="Arial" w:hAnsi="Arial" w:cs="Arial"/>
+              </w:rPr>
+            </w:pPr>
+            <w:r>
+              <w:rPr>
+                <w:rFonts w:ascii="Arial" w:hAnsi="Arial" w:cs="Arial"/>
+              </w:rPr>
+              <w:t xml:space="preserve">GitHub </w:t>
+            </w:r>
+            <w:proofErr w:type="spellStart"/>
+            <w:r>
+              <w:rPr>
+                <w:rFonts w:ascii="Arial" w:hAnsi="Arial" w:cs="Arial"/>
+              </w:rPr>
+              <w:t>Branch</w:t>
+            </w:r>
+            <w:proofErr w:type="spellEnd"/>
+          </w:p>
+          <w:p>
+            <w:pPr>
+              <w:rPr>
+                <w:rFonts w:ascii="Arial" w:hAnsi="Arial" w:cs="Arial"/>
+              </w:rPr>
+            </w:pPr>
+            <w:r>
+              <w:rPr>
+                <w:rFonts w:ascii="Arial" w:hAnsi="Arial" w:cs="Arial"/>
+              </w:rPr>
+              <w:t>Linda:</w:t>
+            </w:r>
+          </w:p>
+          <w:p>
+            <w:pPr>
+              <w:pStyle w:val="Paragrafoelenco"/>
+              <w:numPr>
+                <w:ilvl w:val="0"/>
+                <w:numId w:val="24"/>
+              </w:numPr>
+              <w:rPr>
+                <w:rFonts w:ascii="Arial" w:hAnsi="Arial" w:cs="Arial"/>
+              </w:rPr>
+            </w:pPr>
+            <w:r>
+              <w:rPr>
+                <w:rFonts w:ascii="Arial" w:hAnsi="Arial" w:cs="Arial"/>
+              </w:rPr>
+              <w:t xml:space="preserve">Profilo utente senza </w:t>
+            </w:r>
+            <w:proofErr w:type="spellStart"/>
+            <w:r>
+              <w:rPr>
+                <w:rFonts w:ascii="Arial" w:hAnsi="Arial" w:cs="Arial"/>
+              </w:rPr>
+              <w:t>codebehind</w:t>
+            </w:r>
+            <w:proofErr w:type="spellEnd"/>
+          </w:p>
+          <w:p>
+            <w:pPr>
+              <w:rPr>
+                <w:rFonts w:ascii="Arial" w:hAnsi="Arial" w:cs="Arial"/>
+              </w:rPr>
+            </w:pPr>
+            <w:r>
+              <w:rPr>
+                <w:rFonts w:ascii="Arial" w:hAnsi="Arial" w:cs="Arial"/>
+              </w:rPr>
+              <w:t>Tessa:</w:t>
+            </w:r>
+          </w:p>
+          <w:p>
+            <w:pPr>
+              <w:pStyle w:val="Paragrafoelenco"/>
+              <w:numPr>
+                <w:ilvl w:val="0"/>
+                <w:numId w:val="24"/>
+              </w:numPr>
+              <w:rPr>
+                <w:rFonts w:ascii="Arial" w:hAnsi="Arial" w:cs="Arial"/>
+              </w:rPr>
+            </w:pPr>
+            <w:r>
+              <w:rPr>
+                <w:rFonts w:ascii="Arial" w:hAnsi="Arial" w:cs="Arial"/>
+              </w:rPr>
+              <w:t>Login</w:t>
+            </w:r>
+            <w:r>
+              <w:rPr>
+                <w:rFonts w:ascii="Arial" w:hAnsi="Arial" w:cs="Arial"/>
+              </w:rPr>
+              <w:t xml:space="preserve"> senza </w:t>
+            </w:r>
+            <w:proofErr w:type="spellStart"/>
+            <w:r>
+              <w:rPr>
+                <w:rFonts w:ascii="Arial" w:hAnsi="Arial" w:cs="Arial"/>
+              </w:rPr>
+              <w:t>codebehind</w:t>
+            </w:r>
+            <w:proofErr w:type="spellEnd"/>
+          </w:p>
+          <w:p>
+            <w:pPr>
+              <w:rPr>
+                <w:rFonts w:ascii="Arial" w:hAnsi="Arial" w:cs="Arial"/>
+              </w:rPr>
+            </w:pPr>
+            <w:r>
+              <w:rPr>
+                <w:rFonts w:ascii="Arial" w:hAnsi="Arial" w:cs="Arial"/>
+              </w:rPr>
+              <w:t>Ryan:</w:t>
+            </w:r>
+          </w:p>
+          <w:p>
+            <w:pPr>
+              <w:pStyle w:val="Paragrafoelenco"/>
+              <w:numPr>
+                <w:ilvl w:val="0"/>
+                <w:numId w:val="24"/>
+              </w:numPr>
+              <w:rPr>
+                <w:rFonts w:ascii="Arial" w:hAnsi="Arial" w:cs="Arial"/>
+              </w:rPr>
+            </w:pPr>
+            <w:r>
+              <w:rPr>
+                <w:rFonts w:ascii="Arial" w:hAnsi="Arial" w:cs="Arial"/>
+              </w:rPr>
+              <w:t>Ricerca plugin (trovato)</w:t>
+            </w:r>
+          </w:p>
+          <w:p>
+            <w:pPr>
+              <w:pStyle w:val="Paragrafoelenco"/>
+              <w:numPr>
+                <w:ilvl w:val="0"/>
+                <w:numId w:val="24"/>
+              </w:numPr>
+              <w:rPr>
+                <w:rFonts w:ascii="Arial" w:hAnsi="Arial" w:cs="Arial"/>
+              </w:rPr>
+            </w:pPr>
+            <w:r>
+              <w:rPr>
+                <w:rFonts w:ascii="Arial" w:hAnsi="Arial" w:cs="Arial"/>
+              </w:rPr>
+              <w:t>Calendario</w:t>
+            </w:r>
+            <w:r>
+              <w:rPr>
+                <w:rFonts w:ascii="Arial" w:hAnsi="Arial" w:cs="Arial"/>
+              </w:rPr>
+              <w:t xml:space="preserve"> senza </w:t>
+            </w:r>
+            <w:proofErr w:type="spellStart"/>
+            <w:r>
+              <w:rPr>
+                <w:rFonts w:ascii="Arial" w:hAnsi="Arial" w:cs="Arial"/>
+              </w:rPr>
+              <w:t>codebehind</w:t>
+            </w:r>
+            <w:proofErr w:type="spellEnd"/>
+          </w:p>
+          <w:p>
+            <w:pPr>
+              <w:rPr>
+                <w:rFonts w:ascii="Arial" w:hAnsi="Arial" w:cs="Arial"/>
+              </w:rPr>
+            </w:pPr>
+          </w:p>
+        </w:tc>
+      </w:tr>
+    </w:tbl>
+    <w:p>
+      <w:pPr>
+        <w:rPr>
+          <w:rFonts w:ascii="Arial" w:hAnsi="Arial" w:cs="Arial"/>
+        </w:rPr>
+      </w:pPr>
+    </w:p>
+    <w:tbl>
+      <w:tblPr>
+        <w:tblStyle w:val="Grigliatabella"/>
+        <w:tblW w:w="0" w:type="auto"/>
+        <w:tblLook w:val="04A0" w:firstRow="1" w:lastRow="0" w:firstColumn="1" w:lastColumn="0" w:noHBand="0" w:noVBand="1"/>
+      </w:tblPr>
+      <w:tblGrid>
+        <w:gridCol w:w="9628"/>
+      </w:tblGrid>
+      <w:tr>
+        <w:tc>
+          <w:tcPr>
+            <w:tcW w:w="9854" w:type="dxa"/>
+            <w:shd w:val="clear" w:color="auto" w:fill="D9D9D9" w:themeFill="background1" w:themeFillShade="D9"/>
+          </w:tcPr>
+          <w:p>
+            <w:pPr>
+              <w:rPr>
+                <w:rFonts w:ascii="Arial" w:hAnsi="Arial" w:cs="Arial"/>
+              </w:rPr>
+            </w:pPr>
+            <w:r>
+              <w:rPr>
+                <w:rFonts w:ascii="Arial" w:hAnsi="Arial" w:cs="Arial"/>
+              </w:rPr>
+              <w:t xml:space="preserve">Problemi riscontrati </w:t>
+            </w:r>
+          </w:p>
+        </w:tc>
+      </w:tr>
+      <w:tr>
+        <w:tc>
+          <w:tcPr>
+            <w:tcW w:w="9854" w:type="dxa"/>
+          </w:tcPr>
+          <w:p>
+            <w:pPr>
+              <w:pStyle w:val="Paragrafoelenco"/>
+              <w:numPr>
+                <w:ilvl w:val="0"/>
+                <w:numId w:val="29"/>
+              </w:numPr>
+              <w:rPr>
+                <w:rFonts w:ascii="Arial" w:hAnsi="Arial" w:cs="Arial"/>
+              </w:rPr>
+            </w:pPr>
+            <w:r>
+              <w:rPr>
+                <w:rFonts w:ascii="Arial" w:hAnsi="Arial" w:cs="Arial"/>
+              </w:rPr>
+              <w:t>L’applicativo non partiva</w:t>
+            </w:r>
+          </w:p>
+        </w:tc>
+      </w:tr>
+    </w:tbl>
+    <w:p>
+      <w:pPr>
+        <w:rPr>
+          <w:rFonts w:ascii="Arial" w:hAnsi="Arial" w:cs="Arial"/>
+        </w:rPr>
+      </w:pPr>
+    </w:p>
+    <w:tbl>
+      <w:tblPr>
+        <w:tblStyle w:val="Grigliatabella"/>
+        <w:tblW w:w="0" w:type="auto"/>
+        <w:tblLook w:val="04A0" w:firstRow="1" w:lastRow="0" w:firstColumn="1" w:lastColumn="0" w:noHBand="0" w:noVBand="1"/>
+      </w:tblPr>
+      <w:tblGrid>
+        <w:gridCol w:w="9628"/>
+      </w:tblGrid>
+      <w:tr>
+        <w:tc>
+          <w:tcPr>
+            <w:tcW w:w="9854" w:type="dxa"/>
+            <w:shd w:val="clear" w:color="auto" w:fill="D9D9D9" w:themeFill="background1" w:themeFillShade="D9"/>
+          </w:tcPr>
+          <w:p>
+            <w:pPr>
+              <w:rPr>
+                <w:rFonts w:ascii="Arial" w:hAnsi="Arial" w:cs="Arial"/>
+              </w:rPr>
+            </w:pPr>
+            <w:r>
+              <w:rPr>
+                <w:rFonts w:ascii="Arial" w:hAnsi="Arial" w:cs="Arial"/>
+              </w:rPr>
+              <w:t>S</w:t>
+            </w:r>
+            <w:r>
+              <w:rPr>
+                <w:rFonts w:ascii="Arial" w:hAnsi="Arial" w:cs="Arial"/>
+              </w:rPr>
+              <w:t>oluzioni adottate</w:t>
+            </w:r>
+          </w:p>
+        </w:tc>
+      </w:tr>
+      <w:tr>
+        <w:tc>
+          <w:tcPr>
+            <w:tcW w:w="9854" w:type="dxa"/>
+          </w:tcPr>
+          <w:p>
+            <w:pPr>
+              <w:pStyle w:val="Paragrafoelenco"/>
+              <w:numPr>
+                <w:ilvl w:val="0"/>
+                <w:numId w:val="30"/>
+              </w:numPr>
+              <w:rPr>
+                <w:rFonts w:ascii="Arial" w:hAnsi="Arial" w:cs="Arial"/>
+              </w:rPr>
+            </w:pPr>
+            <w:r>
+              <w:rPr>
+                <w:rFonts w:ascii="Arial" w:hAnsi="Arial" w:cs="Arial"/>
+              </w:rPr>
+              <w:t>Riprendere la base del progetto</w:t>
+            </w:r>
+          </w:p>
+        </w:tc>
+      </w:tr>
+    </w:tbl>
+    <w:p>
+      <w:pPr>
+        <w:rPr>
+          <w:rFonts w:ascii="Arial" w:hAnsi="Arial" w:cs="Arial"/>
+        </w:rPr>
+      </w:pPr>
+    </w:p>
+    <w:tbl>
+      <w:tblPr>
+        <w:tblStyle w:val="Grigliatabella"/>
+        <w:tblW w:w="0" w:type="auto"/>
+        <w:tblLook w:val="04A0" w:firstRow="1" w:lastRow="0" w:firstColumn="1" w:lastColumn="0" w:noHBand="0" w:noVBand="1"/>
+      </w:tblPr>
+      <w:tblGrid>
+        <w:gridCol w:w="9628"/>
+      </w:tblGrid>
+      <w:tr>
+        <w:tc>
+          <w:tcPr>
+            <w:tcW w:w="9854" w:type="dxa"/>
+            <w:shd w:val="clear" w:color="auto" w:fill="D9D9D9" w:themeFill="background1" w:themeFillShade="D9"/>
+          </w:tcPr>
+          <w:p>
+            <w:pPr>
+              <w:rPr>
+                <w:rFonts w:ascii="Arial" w:hAnsi="Arial" w:cs="Arial"/>
+              </w:rPr>
+            </w:pPr>
+            <w:r>
+              <w:rPr>
+                <w:rFonts w:ascii="Arial" w:hAnsi="Arial" w:cs="Arial"/>
+              </w:rPr>
+              <w:t>Punto della situazione rispetto alla pianificazione</w:t>
+            </w:r>
+          </w:p>
+        </w:tc>
+      </w:tr>
+      <w:tr>
+        <w:tc>
+          <w:tcPr>
+            <w:tcW w:w="9854" w:type="dxa"/>
+          </w:tcPr>
+          <w:p>
+            <w:pPr>
+              <w:pStyle w:val="Paragrafoelenco"/>
+              <w:numPr>
+                <w:ilvl w:val="0"/>
+                <w:numId w:val="25"/>
+              </w:numPr>
+              <w:rPr>
+                <w:rFonts w:ascii="Arial" w:hAnsi="Arial" w:cs="Arial"/>
+              </w:rPr>
+            </w:pPr>
+            <w:r>
+              <w:rPr>
+                <w:rFonts w:ascii="Arial" w:hAnsi="Arial" w:cs="Arial"/>
+              </w:rPr>
+              <w:t>Progettazione</w:t>
+            </w:r>
+          </w:p>
+          <w:p>
+            <w:pPr>
+              <w:pStyle w:val="Paragrafoelenco"/>
+              <w:numPr>
+                <w:ilvl w:val="0"/>
+                <w:numId w:val="25"/>
+              </w:numPr>
+              <w:rPr>
+                <w:rFonts w:ascii="Arial" w:hAnsi="Arial" w:cs="Arial"/>
+              </w:rPr>
+            </w:pPr>
+            <w:r>
+              <w:rPr>
+                <w:rFonts w:ascii="Arial" w:hAnsi="Arial" w:cs="Arial"/>
+              </w:rPr>
+              <w:t>Implementazione</w:t>
+            </w:r>
+          </w:p>
+        </w:tc>
+      </w:tr>
+    </w:tbl>
+    <w:p>
+      <w:pPr>
+        <w:rPr>
+          <w:rFonts w:ascii="Arial" w:hAnsi="Arial" w:cs="Arial"/>
+        </w:rPr>
+      </w:pPr>
+    </w:p>
+    <w:tbl>
+      <w:tblPr>
+        <w:tblStyle w:val="Grigliatabella"/>
+        <w:tblW w:w="0" w:type="auto"/>
+        <w:tblLook w:val="04A0" w:firstRow="1" w:lastRow="0" w:firstColumn="1" w:lastColumn="0" w:noHBand="0" w:noVBand="1"/>
+      </w:tblPr>
+      <w:tblGrid>
+        <w:gridCol w:w="9628"/>
+      </w:tblGrid>
+      <w:tr>
+        <w:tc>
+          <w:tcPr>
+            <w:tcW w:w="9854" w:type="dxa"/>
+            <w:shd w:val="clear" w:color="auto" w:fill="D9D9D9" w:themeFill="background1" w:themeFillShade="D9"/>
+          </w:tcPr>
+          <w:p>
+            <w:pPr>
+              <w:rPr>
+                <w:rFonts w:ascii="Arial" w:hAnsi="Arial" w:cs="Arial"/>
+              </w:rPr>
+            </w:pPr>
+            <w:r>
+              <w:rPr>
+                <w:rFonts w:ascii="Arial" w:hAnsi="Arial" w:cs="Arial"/>
+              </w:rPr>
+              <w:t>Programma di massima per la prossima giornata di lavoro</w:t>
+            </w:r>
+          </w:p>
+        </w:tc>
+      </w:tr>
+      <w:tr>
+        <w:tc>
+          <w:tcPr>
+            <w:tcW w:w="9854" w:type="dxa"/>
+          </w:tcPr>
+          <w:p>
+            <w:pPr>
+              <w:pStyle w:val="Paragrafoelenco"/>
+              <w:numPr>
+                <w:ilvl w:val="0"/>
+                <w:numId w:val="22"/>
+              </w:numPr>
+              <w:rPr>
+                <w:rFonts w:ascii="Arial" w:hAnsi="Arial" w:cs="Arial"/>
+              </w:rPr>
+            </w:pPr>
+            <w:r>
+              <w:rPr>
+                <w:rFonts w:ascii="Arial" w:hAnsi="Arial" w:cs="Arial"/>
+              </w:rPr>
+              <w:t>Fare Hardware in analisi dei mezzi</w:t>
+            </w:r>
+          </w:p>
+          <w:p>
+            <w:pPr>
+              <w:pStyle w:val="Paragrafoelenco"/>
+              <w:numPr>
+                <w:ilvl w:val="0"/>
+                <w:numId w:val="22"/>
+              </w:numPr>
+              <w:rPr>
+                <w:rFonts w:ascii="Arial" w:hAnsi="Arial" w:cs="Arial"/>
+              </w:rPr>
+            </w:pPr>
+            <w:r>
+              <w:rPr>
+                <w:rFonts w:ascii="Arial" w:hAnsi="Arial" w:cs="Arial"/>
+              </w:rPr>
+              <w:t>Iniziare nella documentazione fase di progettazione</w:t>
+            </w:r>
+          </w:p>
+          <w:p>
+            <w:pPr>
+              <w:pStyle w:val="Paragrafoelenco"/>
+              <w:numPr>
+                <w:ilvl w:val="0"/>
+                <w:numId w:val="22"/>
+              </w:numPr>
+              <w:rPr>
+                <w:rFonts w:ascii="Arial" w:hAnsi="Arial" w:cs="Arial"/>
+              </w:rPr>
+            </w:pPr>
+            <w:r>
+              <w:rPr>
+                <w:rFonts w:ascii="Arial" w:hAnsi="Arial" w:cs="Arial"/>
+              </w:rPr>
+              <w:t>Strutturazione del progetto</w:t>
+            </w:r>
+          </w:p>
+          <w:p>
+            <w:pPr>
+              <w:pStyle w:val="Paragrafoelenco"/>
+              <w:numPr>
+                <w:ilvl w:val="0"/>
+                <w:numId w:val="22"/>
+              </w:numPr>
+              <w:rPr>
+                <w:rFonts w:ascii="Arial" w:hAnsi="Arial" w:cs="Arial"/>
+              </w:rPr>
+            </w:pPr>
+            <w:r>
+              <w:rPr>
+                <w:rFonts w:ascii="Arial" w:hAnsi="Arial" w:cs="Arial"/>
+              </w:rPr>
+              <w:t>Andare avanti con il XAML</w:t>
+            </w:r>
+          </w:p>
+          <w:p>
+            <w:pPr>
+              <w:pStyle w:val="Paragrafoelenco"/>
+              <w:numPr>
+                <w:ilvl w:val="0"/>
+                <w:numId w:val="22"/>
+              </w:numPr>
+              <w:rPr>
+                <w:rFonts w:ascii="Arial" w:hAnsi="Arial" w:cs="Arial"/>
+              </w:rPr>
+            </w:pPr>
+            <w:r>
+              <w:rPr>
+                <w:rFonts w:ascii="Arial" w:hAnsi="Arial" w:cs="Arial"/>
+              </w:rPr>
+              <w:t xml:space="preserve">Cominciare </w:t>
+            </w:r>
+            <w:proofErr w:type="spellStart"/>
+            <w:r>
+              <w:rPr>
+                <w:rFonts w:ascii="Arial" w:hAnsi="Arial" w:cs="Arial"/>
+              </w:rPr>
+              <w:t>codebehind</w:t>
+            </w:r>
+            <w:proofErr w:type="spellEnd"/>
+          </w:p>
+        </w:tc>
+      </w:tr>
+    </w:tbl>
+    <w:p>
+      <w:pPr>
+        <w:rPr>
+          <w:rFonts w:ascii="Arial" w:hAnsi="Arial" w:cs="Arial"/>
+        </w:rPr>
+      </w:pPr>
+    </w:p>
+    <w:p>
+      <w:pPr>
+        <w:pStyle w:val="Titolo2"/>
+        <w:rPr>
+          <w:sz w:val="36"/>
+        </w:rPr>
+      </w:pPr>
+      <w:r>
+        <w:rPr>
+          <w:sz w:val="36"/>
+        </w:rPr>
+        <w:t>Agile</w:t>
+      </w:r>
+      <w:r>
+        <w:rPr>
+          <w:sz w:val="36"/>
+        </w:rPr>
+        <w:t xml:space="preserve"> - Resoconto</w:t>
+      </w:r>
+    </w:p>
+    <w:p/>
+    <w:tbl>
+      <w:tblPr>
+        <w:tblStyle w:val="Grigliatabella"/>
+        <w:tblW w:w="0" w:type="auto"/>
+        <w:tblLook w:val="04A0" w:firstRow="1" w:lastRow="0" w:firstColumn="1" w:lastColumn="0" w:noHBand="0" w:noVBand="1"/>
+      </w:tblPr>
+      <w:tblGrid>
+        <w:gridCol w:w="9628"/>
+      </w:tblGrid>
+      <w:tr>
+        <w:tc>
+          <w:tcPr>
+            <w:tcW w:w="9854" w:type="dxa"/>
+            <w:shd w:val="clear" w:color="auto" w:fill="D9D9D9" w:themeFill="background1" w:themeFillShade="D9"/>
+          </w:tcPr>
+          <w:p>
+            <w:pPr>
+              <w:rPr>
+                <w:rFonts w:ascii="Arial" w:hAnsi="Arial" w:cs="Arial"/>
+              </w:rPr>
+            </w:pPr>
+            <w:proofErr w:type="spellStart"/>
+            <w:r>
+              <w:rPr>
+                <w:rFonts w:ascii="Arial" w:hAnsi="Arial" w:cs="Arial"/>
+              </w:rPr>
+              <w:t>Daily</w:t>
+            </w:r>
+            <w:proofErr w:type="spellEnd"/>
+            <w:r>
+              <w:rPr>
+                <w:rFonts w:ascii="Arial" w:hAnsi="Arial" w:cs="Arial"/>
+              </w:rPr>
+              <w:t xml:space="preserve"> </w:t>
+            </w:r>
+            <w:proofErr w:type="spellStart"/>
+            <w:r>
+              <w:rPr>
+                <w:rFonts w:ascii="Arial" w:hAnsi="Arial" w:cs="Arial"/>
+              </w:rPr>
+              <w:t>Scrum</w:t>
+            </w:r>
+            <w:proofErr w:type="spellEnd"/>
+          </w:p>
+        </w:tc>
+      </w:tr>
+      <w:tr>
+        <w:tc>
+          <w:tcPr>
+            <w:tcW w:w="9854" w:type="dxa"/>
+          </w:tcPr>
+          <w:p>
+            <w:pPr>
+              <w:pStyle w:val="Paragrafoelenco"/>
+              <w:numPr>
+                <w:ilvl w:val="0"/>
+                <w:numId w:val="22"/>
+              </w:numPr>
+              <w:rPr>
+                <w:rFonts w:ascii="Arial" w:hAnsi="Arial" w:cs="Arial"/>
+              </w:rPr>
+            </w:pPr>
+            <w:r>
+              <w:rPr>
+                <w:rFonts w:ascii="Arial" w:hAnsi="Arial" w:cs="Arial"/>
+              </w:rPr>
+              <w:t>10:00</w:t>
+            </w:r>
+          </w:p>
+          <w:p>
+            <w:pPr>
+              <w:pStyle w:val="Paragrafoelenco"/>
+              <w:numPr>
+                <w:ilvl w:val="0"/>
+                <w:numId w:val="22"/>
+              </w:numPr>
+              <w:rPr>
+                <w:rFonts w:ascii="Arial" w:hAnsi="Arial" w:cs="Arial"/>
+              </w:rPr>
+            </w:pPr>
+            <w:r>
+              <w:rPr>
+                <w:rFonts w:ascii="Arial" w:hAnsi="Arial" w:cs="Arial"/>
+              </w:rPr>
+              <w:t>Nessun problema emerso</w:t>
+            </w:r>
+          </w:p>
+          <w:p>
+            <w:pPr>
+              <w:pStyle w:val="Paragrafoelenco"/>
+              <w:numPr>
+                <w:ilvl w:val="0"/>
+                <w:numId w:val="22"/>
+              </w:numPr>
+              <w:rPr>
+                <w:rFonts w:ascii="Arial" w:hAnsi="Arial" w:cs="Arial"/>
+              </w:rPr>
+            </w:pPr>
+            <w:r>
+              <w:rPr>
+                <w:rFonts w:ascii="Arial" w:hAnsi="Arial" w:cs="Arial"/>
+              </w:rPr>
+              <w:t>Sincronizzazione sul lavoro di oggi</w:t>
+            </w:r>
+          </w:p>
+        </w:tc>
+      </w:tr>
+    </w:tbl>
+    <w:p>
+      <w:pPr>
+        <w:rPr>
+          <w:rFonts w:ascii="Arial" w:hAnsi="Arial" w:cs="Arial"/>
+        </w:rPr>
+      </w:pPr>
+    </w:p>
+    <w:tbl>
+      <w:tblPr>
+        <w:tblStyle w:val="Grigliatabella"/>
+        <w:tblW w:w="0" w:type="auto"/>
+        <w:tblLook w:val="04A0" w:firstRow="1" w:lastRow="0" w:firstColumn="1" w:lastColumn="0" w:noHBand="0" w:noVBand="1"/>
+      </w:tblPr>
+      <w:tblGrid>
+        <w:gridCol w:w="9628"/>
+      </w:tblGrid>
+      <w:tr>
+        <w:tc>
+          <w:tcPr>
+            <w:tcW w:w="9854" w:type="dxa"/>
+            <w:shd w:val="clear" w:color="auto" w:fill="D9D9D9" w:themeFill="background1" w:themeFillShade="D9"/>
+          </w:tcPr>
+          <w:p>
+            <w:pPr>
+              <w:rPr>
+                <w:rFonts w:ascii="Arial" w:hAnsi="Arial" w:cs="Arial"/>
+              </w:rPr>
+            </w:pPr>
+            <w:r>
+              <w:rPr>
+                <w:rFonts w:ascii="Arial" w:hAnsi="Arial" w:cs="Arial"/>
+              </w:rPr>
+              <w:t>Sprint Planning</w:t>
+            </w:r>
+          </w:p>
+        </w:tc>
+      </w:tr>
+      <w:tr>
+        <w:tc>
+          <w:tcPr>
+            <w:tcW w:w="9854" w:type="dxa"/>
+          </w:tcPr>
+          <w:p>
+            <w:pPr>
+              <w:rPr>
+                <w:rFonts w:ascii="Arial" w:hAnsi="Arial" w:cs="Arial"/>
+              </w:rPr>
+            </w:pPr>
+          </w:p>
+        </w:tc>
+      </w:tr>
+    </w:tbl>
+    <w:p>
+      <w:pPr>
+        <w:rPr>
+          <w:rFonts w:ascii="Arial" w:hAnsi="Arial" w:cs="Arial"/>
+        </w:rPr>
+      </w:pPr>
+    </w:p>
+    <w:tbl>
+      <w:tblPr>
+        <w:tblStyle w:val="Grigliatabella"/>
+        <w:tblW w:w="0" w:type="auto"/>
+        <w:tblLook w:val="04A0" w:firstRow="1" w:lastRow="0" w:firstColumn="1" w:lastColumn="0" w:noHBand="0" w:noVBand="1"/>
+      </w:tblPr>
+      <w:tblGrid>
+        <w:gridCol w:w="9628"/>
+      </w:tblGrid>
+      <w:tr>
+        <w:tc>
+          <w:tcPr>
+            <w:tcW w:w="9854" w:type="dxa"/>
+            <w:shd w:val="clear" w:color="auto" w:fill="D9D9D9" w:themeFill="background1" w:themeFillShade="D9"/>
+          </w:tcPr>
+          <w:p>
+            <w:pPr>
+              <w:rPr>
+                <w:rFonts w:ascii="Arial" w:hAnsi="Arial" w:cs="Arial"/>
+              </w:rPr>
+            </w:pPr>
+            <w:r>
+              <w:rPr>
+                <w:rFonts w:ascii="Arial" w:hAnsi="Arial" w:cs="Arial"/>
+              </w:rPr>
+              <w:t>Sprint Review</w:t>
+            </w:r>
+          </w:p>
+        </w:tc>
+      </w:tr>
+      <w:tr>
+        <w:tc>
+          <w:tcPr>
+            <w:tcW w:w="9854" w:type="dxa"/>
+          </w:tcPr>
+          <w:p>
+            <w:pPr>
+              <w:rPr>
+                <w:rFonts w:ascii="Arial" w:hAnsi="Arial" w:cs="Arial"/>
+              </w:rPr>
+            </w:pPr>
+          </w:p>
+        </w:tc>
+      </w:tr>
+    </w:tbl>
+    <w:p>
+      <w:pPr>
+        <w:rPr>
+          <w:rFonts w:ascii="Arial" w:hAnsi="Arial" w:cs="Arial"/>
+        </w:rPr>
+      </w:pPr>
+    </w:p>
+    <w:tbl>
+      <w:tblPr>
+        <w:tblStyle w:val="Grigliatabella"/>
+        <w:tblW w:w="0" w:type="auto"/>
+        <w:tblLook w:val="04A0" w:firstRow="1" w:lastRow="0" w:firstColumn="1" w:lastColumn="0" w:noHBand="0" w:noVBand="1"/>
+      </w:tblPr>
+      <w:tblGrid>
+        <w:gridCol w:w="9628"/>
+      </w:tblGrid>
+      <w:tr>
+        <w:tc>
+          <w:tcPr>
+            <w:tcW w:w="9854" w:type="dxa"/>
+            <w:shd w:val="clear" w:color="auto" w:fill="D9D9D9" w:themeFill="background1" w:themeFillShade="D9"/>
+          </w:tcPr>
+          <w:p>
+            <w:pPr>
+              <w:rPr>
+                <w:rFonts w:ascii="Arial" w:hAnsi="Arial" w:cs="Arial"/>
+              </w:rPr>
+            </w:pPr>
+            <w:r>
+              <w:rPr>
+                <w:rFonts w:ascii="Arial" w:hAnsi="Arial" w:cs="Arial"/>
+              </w:rPr>
+              <w:lastRenderedPageBreak/>
+              <w:t xml:space="preserve">Sprint </w:t>
+            </w:r>
+            <w:proofErr w:type="spellStart"/>
+            <w:r>
+              <w:rPr>
+                <w:rFonts w:ascii="Arial" w:hAnsi="Arial" w:cs="Arial"/>
+              </w:rPr>
+              <w:t>Retrospective</w:t>
+            </w:r>
+            <w:proofErr w:type="spellEnd"/>
           </w:p>
         </w:tc>
       </w:tr>
@@ -3188,12 +4432,14 @@
         <w:text/>
       </w:sdtPr>
       <w:sdtContent>
+        <w:proofErr w:type="spellStart"/>
         <w:r>
           <w:rPr>
             <w:rFonts w:ascii="Arial" w:hAnsi="Arial" w:cs="Arial"/>
           </w:rPr>
           <w:t>OraX</w:t>
         </w:r>
+        <w:proofErr w:type="spellEnd"/>
       </w:sdtContent>
     </w:sdt>
     <w:r>
@@ -3333,7 +4579,35 @@
       <w:rPr>
         <w:rFonts w:ascii="Arial" w:hAnsi="Arial" w:cs="Arial"/>
       </w:rPr>
-      <w:t>Linda Bytyqi, Ryan Pinana e T</w:t>
+      <w:t xml:space="preserve">Linda </w:t>
+    </w:r>
+    <w:proofErr w:type="spellStart"/>
+    <w:r>
+      <w:rPr>
+        <w:rFonts w:ascii="Arial" w:hAnsi="Arial" w:cs="Arial"/>
+      </w:rPr>
+      <w:t>Bytyqi</w:t>
+    </w:r>
+    <w:proofErr w:type="spellEnd"/>
+    <w:r>
+      <w:rPr>
+        <w:rFonts w:ascii="Arial" w:hAnsi="Arial" w:cs="Arial"/>
+      </w:rPr>
+      <w:t xml:space="preserve">, Ryan </w:t>
+    </w:r>
+    <w:proofErr w:type="spellStart"/>
+    <w:r>
+      <w:rPr>
+        <w:rFonts w:ascii="Arial" w:hAnsi="Arial" w:cs="Arial"/>
+      </w:rPr>
+      <w:t>Pinana</w:t>
+    </w:r>
+    <w:proofErr w:type="spellEnd"/>
+    <w:r>
+      <w:rPr>
+        <w:rFonts w:ascii="Arial" w:hAnsi="Arial" w:cs="Arial"/>
+      </w:rPr>
+      <w:t xml:space="preserve"> e T</w:t>
     </w:r>
     <w:r>
       <w:rPr>
@@ -4587,6 +5861,119 @@
     </w:lvl>
   </w:abstractNum>
   <w:abstractNum w:abstractNumId="11" w15:restartNumberingAfterBreak="0">
+    <w:nsid w:val="42807CFE"/>
+    <w:multiLevelType w:val="hybridMultilevel"/>
+    <w:tmpl w:val="9A38D6F2"/>
+    <w:lvl w:ilvl="0" w:tplc="FFFFFFFF">
+      <w:start w:val="1"/>
+      <w:numFmt w:val="decimal"/>
+      <w:lvlText w:val="%1."/>
+      <w:lvlJc w:val="left"/>
+      <w:pPr>
+        <w:ind w:left="720" w:hanging="360"/>
+      </w:pPr>
+      <w:rPr>
+        <w:rFonts w:hint="default"/>
+      </w:rPr>
+    </w:lvl>
+    <w:lvl w:ilvl="1" w:tplc="FFFFFFFF" w:tentative="1">
+      <w:start w:val="1"/>
+      <w:numFmt w:val="bullet"/>
+      <w:lvlText w:val="o"/>
+      <w:lvlJc w:val="left"/>
+      <w:pPr>
+        <w:ind w:left="1440" w:hanging="360"/>
+      </w:pPr>
+      <w:rPr>
+        <w:rFonts w:ascii="Courier New" w:hAnsi="Courier New" w:cs="Courier New" w:hint="default"/>
+      </w:rPr>
+    </w:lvl>
+    <w:lvl w:ilvl="2" w:tplc="FFFFFFFF" w:tentative="1">
+      <w:start w:val="1"/>
+      <w:numFmt w:val="bullet"/>
+      <w:lvlText w:val=""/>
+      <w:lvlJc w:val="left"/>
+      <w:pPr>
+        <w:ind w:left="2160" w:hanging="360"/>
+      </w:pPr>
+      <w:rPr>
+        <w:rFonts w:ascii="Wingdings" w:hAnsi="Wingdings" w:hint="default"/>
+      </w:rPr>
+    </w:lvl>
+    <w:lvl w:ilvl="3" w:tplc="FFFFFFFF" w:tentative="1">
+      <w:start w:val="1"/>
+      <w:numFmt w:val="bullet"/>
+      <w:lvlText w:val=""/>
+      <w:lvlJc w:val="left"/>
+      <w:pPr>
+        <w:ind w:left="2880" w:hanging="360"/>
+      </w:pPr>
+      <w:rPr>
+        <w:rFonts w:ascii="Symbol" w:hAnsi="Symbol" w:hint="default"/>
+      </w:rPr>
+    </w:lvl>
+    <w:lvl w:ilvl="4" w:tplc="FFFFFFFF" w:tentative="1">
+      <w:start w:val="1"/>
+      <w:numFmt w:val="bullet"/>
+      <w:lvlText w:val="o"/>
+      <w:lvlJc w:val="left"/>
+      <w:pPr>
+        <w:ind w:left="3600" w:hanging="360"/>
+      </w:pPr>
+      <w:rPr>
+        <w:rFonts w:ascii="Courier New" w:hAnsi="Courier New" w:cs="Courier New" w:hint="default"/>
+      </w:rPr>
+    </w:lvl>
+    <w:lvl w:ilvl="5" w:tplc="FFFFFFFF" w:tentative="1">
+      <w:start w:val="1"/>
+      <w:numFmt w:val="bullet"/>
+      <w:lvlText w:val=""/>
+      <w:lvlJc w:val="left"/>
+      <w:pPr>
+        <w:ind w:left="4320" w:hanging="360"/>
+      </w:pPr>
+      <w:rPr>
+        <w:rFonts w:ascii="Wingdings" w:hAnsi="Wingdings" w:hint="default"/>
+      </w:rPr>
+    </w:lvl>
+    <w:lvl w:ilvl="6" w:tplc="FFFFFFFF" w:tentative="1">
+      <w:start w:val="1"/>
+      <w:numFmt w:val="bullet"/>
+      <w:lvlText w:val=""/>
+      <w:lvlJc w:val="left"/>
+      <w:pPr>
+        <w:ind w:left="5040" w:hanging="360"/>
+      </w:pPr>
+      <w:rPr>
+        <w:rFonts w:ascii="Symbol" w:hAnsi="Symbol" w:hint="default"/>
+      </w:rPr>
+    </w:lvl>
+    <w:lvl w:ilvl="7" w:tplc="FFFFFFFF" w:tentative="1">
+      <w:start w:val="1"/>
+      <w:numFmt w:val="bullet"/>
+      <w:lvlText w:val="o"/>
+      <w:lvlJc w:val="left"/>
+      <w:pPr>
+        <w:ind w:left="5760" w:hanging="360"/>
+      </w:pPr>
+      <w:rPr>
+        <w:rFonts w:ascii="Courier New" w:hAnsi="Courier New" w:cs="Courier New" w:hint="default"/>
+      </w:rPr>
+    </w:lvl>
+    <w:lvl w:ilvl="8" w:tplc="FFFFFFFF" w:tentative="1">
+      <w:start w:val="1"/>
+      <w:numFmt w:val="bullet"/>
+      <w:lvlText w:val=""/>
+      <w:lvlJc w:val="left"/>
+      <w:pPr>
+        <w:ind w:left="6480" w:hanging="360"/>
+      </w:pPr>
+      <w:rPr>
+        <w:rFonts w:ascii="Wingdings" w:hAnsi="Wingdings" w:hint="default"/>
+      </w:rPr>
+    </w:lvl>
+  </w:abstractNum>
+  <w:abstractNum w:abstractNumId="12" w15:restartNumberingAfterBreak="0">
     <w:nsid w:val="42EA47AA"/>
     <w:multiLevelType w:val="hybridMultilevel"/>
     <w:tmpl w:val="41467D30"/>
@@ -4699,7 +6086,7 @@
       </w:rPr>
     </w:lvl>
   </w:abstractNum>
-  <w:abstractNum w:abstractNumId="12" w15:restartNumberingAfterBreak="0">
+  <w:abstractNum w:abstractNumId="13" w15:restartNumberingAfterBreak="0">
     <w:nsid w:val="432D4A14"/>
     <w:multiLevelType w:val="hybridMultilevel"/>
     <w:tmpl w:val="3850D6E2"/>
@@ -4811,7 +6198,7 @@
       </w:rPr>
     </w:lvl>
   </w:abstractNum>
-  <w:abstractNum w:abstractNumId="13" w15:restartNumberingAfterBreak="0">
+  <w:abstractNum w:abstractNumId="14" w15:restartNumberingAfterBreak="0">
     <w:nsid w:val="442C21C6"/>
     <w:multiLevelType w:val="hybridMultilevel"/>
     <w:tmpl w:val="D64E2F34"/>
@@ -4924,7 +6311,7 @@
       </w:rPr>
     </w:lvl>
   </w:abstractNum>
-  <w:abstractNum w:abstractNumId="14" w15:restartNumberingAfterBreak="0">
+  <w:abstractNum w:abstractNumId="15" w15:restartNumberingAfterBreak="0">
     <w:nsid w:val="44F65ACA"/>
     <w:multiLevelType w:val="hybridMultilevel"/>
     <w:tmpl w:val="A3C8D654"/>
@@ -5037,7 +6424,7 @@
       </w:rPr>
     </w:lvl>
   </w:abstractNum>
-  <w:abstractNum w:abstractNumId="15" w15:restartNumberingAfterBreak="0">
+  <w:abstractNum w:abstractNumId="16" w15:restartNumberingAfterBreak="0">
     <w:nsid w:val="45714A95"/>
     <w:multiLevelType w:val="hybridMultilevel"/>
     <w:tmpl w:val="05F4A790"/>
@@ -5149,7 +6536,7 @@
       </w:rPr>
     </w:lvl>
   </w:abstractNum>
-  <w:abstractNum w:abstractNumId="16" w15:restartNumberingAfterBreak="0">
+  <w:abstractNum w:abstractNumId="17" w15:restartNumberingAfterBreak="0">
     <w:nsid w:val="47473CE2"/>
     <w:multiLevelType w:val="hybridMultilevel"/>
     <w:tmpl w:val="ECF27DAE"/>
@@ -5261,7 +6648,7 @@
       </w:rPr>
     </w:lvl>
   </w:abstractNum>
-  <w:abstractNum w:abstractNumId="17" w15:restartNumberingAfterBreak="0">
+  <w:abstractNum w:abstractNumId="18" w15:restartNumberingAfterBreak="0">
     <w:nsid w:val="4D8115E5"/>
     <w:multiLevelType w:val="hybridMultilevel"/>
     <w:tmpl w:val="3DC066B4"/>
@@ -5374,7 +6761,7 @@
       </w:rPr>
     </w:lvl>
   </w:abstractNum>
-  <w:abstractNum w:abstractNumId="18" w15:restartNumberingAfterBreak="0">
+  <w:abstractNum w:abstractNumId="19" w15:restartNumberingAfterBreak="0">
     <w:nsid w:val="59085645"/>
     <w:multiLevelType w:val="hybridMultilevel"/>
     <w:tmpl w:val="9A38D6F2"/>
@@ -5487,7 +6874,7 @@
       </w:rPr>
     </w:lvl>
   </w:abstractNum>
-  <w:abstractNum w:abstractNumId="19" w15:restartNumberingAfterBreak="0">
+  <w:abstractNum w:abstractNumId="20" w15:restartNumberingAfterBreak="0">
     <w:nsid w:val="5A3606D5"/>
     <w:multiLevelType w:val="hybridMultilevel"/>
     <w:tmpl w:val="91805626"/>
@@ -5600,7 +6987,7 @@
       </w:rPr>
     </w:lvl>
   </w:abstractNum>
-  <w:abstractNum w:abstractNumId="20" w15:restartNumberingAfterBreak="0">
+  <w:abstractNum w:abstractNumId="21" w15:restartNumberingAfterBreak="0">
     <w:nsid w:val="61C87B25"/>
     <w:multiLevelType w:val="hybridMultilevel"/>
     <w:tmpl w:val="6FA21976"/>
@@ -5713,7 +7100,7 @@
       </w:rPr>
     </w:lvl>
   </w:abstractNum>
-  <w:abstractNum w:abstractNumId="21" w15:restartNumberingAfterBreak="0">
+  <w:abstractNum w:abstractNumId="22" w15:restartNumberingAfterBreak="0">
     <w:nsid w:val="621D43F7"/>
     <w:multiLevelType w:val="hybridMultilevel"/>
     <w:tmpl w:val="E1BA4850"/>
@@ -5826,7 +7213,7 @@
       </w:rPr>
     </w:lvl>
   </w:abstractNum>
-  <w:abstractNum w:abstractNumId="22" w15:restartNumberingAfterBreak="0">
+  <w:abstractNum w:abstractNumId="23" w15:restartNumberingAfterBreak="0">
     <w:nsid w:val="657763C8"/>
     <w:multiLevelType w:val="hybridMultilevel"/>
     <w:tmpl w:val="94F87C5A"/>
@@ -5939,7 +7326,7 @@
       </w:rPr>
     </w:lvl>
   </w:abstractNum>
-  <w:abstractNum w:abstractNumId="23" w15:restartNumberingAfterBreak="0">
+  <w:abstractNum w:abstractNumId="24" w15:restartNumberingAfterBreak="0">
     <w:nsid w:val="66522CB8"/>
     <w:multiLevelType w:val="hybridMultilevel"/>
     <w:tmpl w:val="9A38D6F2"/>
@@ -6052,7 +7439,7 @@
       </w:rPr>
     </w:lvl>
   </w:abstractNum>
-  <w:abstractNum w:abstractNumId="24" w15:restartNumberingAfterBreak="0">
+  <w:abstractNum w:abstractNumId="25" w15:restartNumberingAfterBreak="0">
     <w:nsid w:val="6AFC21B1"/>
     <w:multiLevelType w:val="hybridMultilevel"/>
     <w:tmpl w:val="ABCC59D8"/>
@@ -6164,7 +7551,7 @@
       </w:rPr>
     </w:lvl>
   </w:abstractNum>
-  <w:abstractNum w:abstractNumId="25" w15:restartNumberingAfterBreak="0">
+  <w:abstractNum w:abstractNumId="26" w15:restartNumberingAfterBreak="0">
     <w:nsid w:val="6F4F02F8"/>
     <w:multiLevelType w:val="hybridMultilevel"/>
     <w:tmpl w:val="EB2EF6E0"/>
@@ -6277,7 +7664,7 @@
       </w:rPr>
     </w:lvl>
   </w:abstractNum>
-  <w:abstractNum w:abstractNumId="26" w15:restartNumberingAfterBreak="0">
+  <w:abstractNum w:abstractNumId="27" w15:restartNumberingAfterBreak="0">
     <w:nsid w:val="74DB59D8"/>
     <w:multiLevelType w:val="hybridMultilevel"/>
     <w:tmpl w:val="E334E25C"/>
@@ -6390,7 +7777,120 @@
       </w:rPr>
     </w:lvl>
   </w:abstractNum>
-  <w:abstractNum w:abstractNumId="27" w15:restartNumberingAfterBreak="0">
+  <w:abstractNum w:abstractNumId="28" w15:restartNumberingAfterBreak="0">
+    <w:nsid w:val="75DD5F1D"/>
+    <w:multiLevelType w:val="hybridMultilevel"/>
+    <w:tmpl w:val="9A38D6F2"/>
+    <w:lvl w:ilvl="0" w:tplc="FFFFFFFF">
+      <w:start w:val="1"/>
+      <w:numFmt w:val="decimal"/>
+      <w:lvlText w:val="%1."/>
+      <w:lvlJc w:val="left"/>
+      <w:pPr>
+        <w:ind w:left="720" w:hanging="360"/>
+      </w:pPr>
+      <w:rPr>
+        <w:rFonts w:hint="default"/>
+      </w:rPr>
+    </w:lvl>
+    <w:lvl w:ilvl="1" w:tplc="FFFFFFFF" w:tentative="1">
+      <w:start w:val="1"/>
+      <w:numFmt w:val="bullet"/>
+      <w:lvlText w:val="o"/>
+      <w:lvlJc w:val="left"/>
+      <w:pPr>
+        <w:ind w:left="1440" w:hanging="360"/>
+      </w:pPr>
+      <w:rPr>
+        <w:rFonts w:ascii="Courier New" w:hAnsi="Courier New" w:cs="Courier New" w:hint="default"/>
+      </w:rPr>
+    </w:lvl>
+    <w:lvl w:ilvl="2" w:tplc="FFFFFFFF" w:tentative="1">
+      <w:start w:val="1"/>
+      <w:numFmt w:val="bullet"/>
+      <w:lvlText w:val=""/>
+      <w:lvlJc w:val="left"/>
+      <w:pPr>
+        <w:ind w:left="2160" w:hanging="360"/>
+      </w:pPr>
+      <w:rPr>
+        <w:rFonts w:ascii="Wingdings" w:hAnsi="Wingdings" w:hint="default"/>
+      </w:rPr>
+    </w:lvl>
+    <w:lvl w:ilvl="3" w:tplc="FFFFFFFF" w:tentative="1">
+      <w:start w:val="1"/>
+      <w:numFmt w:val="bullet"/>
+      <w:lvlText w:val=""/>
+      <w:lvlJc w:val="left"/>
+      <w:pPr>
+        <w:ind w:left="2880" w:hanging="360"/>
+      </w:pPr>
+      <w:rPr>
+        <w:rFonts w:ascii="Symbol" w:hAnsi="Symbol" w:hint="default"/>
+      </w:rPr>
+    </w:lvl>
+    <w:lvl w:ilvl="4" w:tplc="FFFFFFFF" w:tentative="1">
+      <w:start w:val="1"/>
+      <w:numFmt w:val="bullet"/>
+      <w:lvlText w:val="o"/>
+      <w:lvlJc w:val="left"/>
+      <w:pPr>
+        <w:ind w:left="3600" w:hanging="360"/>
+      </w:pPr>
+      <w:rPr>
+        <w:rFonts w:ascii="Courier New" w:hAnsi="Courier New" w:cs="Courier New" w:hint="default"/>
+      </w:rPr>
+    </w:lvl>
+    <w:lvl w:ilvl="5" w:tplc="FFFFFFFF" w:tentative="1">
+      <w:start w:val="1"/>
+      <w:numFmt w:val="bullet"/>
+      <w:lvlText w:val=""/>
+      <w:lvlJc w:val="left"/>
+      <w:pPr>
+        <w:ind w:left="4320" w:hanging="360"/>
+      </w:pPr>
+      <w:rPr>
+        <w:rFonts w:ascii="Wingdings" w:hAnsi="Wingdings" w:hint="default"/>
+      </w:rPr>
+    </w:lvl>
+    <w:lvl w:ilvl="6" w:tplc="FFFFFFFF" w:tentative="1">
+      <w:start w:val="1"/>
+      <w:numFmt w:val="bullet"/>
+      <w:lvlText w:val=""/>
+      <w:lvlJc w:val="left"/>
+      <w:pPr>
+        <w:ind w:left="5040" w:hanging="360"/>
+      </w:pPr>
+      <w:rPr>
+        <w:rFonts w:ascii="Symbol" w:hAnsi="Symbol" w:hint="default"/>
+      </w:rPr>
+    </w:lvl>
+    <w:lvl w:ilvl="7" w:tplc="FFFFFFFF" w:tentative="1">
+      <w:start w:val="1"/>
+      <w:numFmt w:val="bullet"/>
+      <w:lvlText w:val="o"/>
+      <w:lvlJc w:val="left"/>
+      <w:pPr>
+        <w:ind w:left="5760" w:hanging="360"/>
+      </w:pPr>
+      <w:rPr>
+        <w:rFonts w:ascii="Courier New" w:hAnsi="Courier New" w:cs="Courier New" w:hint="default"/>
+      </w:rPr>
+    </w:lvl>
+    <w:lvl w:ilvl="8" w:tplc="FFFFFFFF" w:tentative="1">
+      <w:start w:val="1"/>
+      <w:numFmt w:val="bullet"/>
+      <w:lvlText w:val=""/>
+      <w:lvlJc w:val="left"/>
+      <w:pPr>
+        <w:ind w:left="6480" w:hanging="360"/>
+      </w:pPr>
+      <w:rPr>
+        <w:rFonts w:ascii="Wingdings" w:hAnsi="Wingdings" w:hint="default"/>
+      </w:rPr>
+    </w:lvl>
+  </w:abstractNum>
+  <w:abstractNum w:abstractNumId="29" w15:restartNumberingAfterBreak="0">
     <w:nsid w:val="7DC25969"/>
     <w:multiLevelType w:val="hybridMultilevel"/>
     <w:tmpl w:val="49A4B118"/>
@@ -6480,37 +7980,37 @@
     </w:lvl>
   </w:abstractNum>
   <w:num w:numId="1" w16cid:durableId="2073382529">
-    <w:abstractNumId w:val="20"/>
+    <w:abstractNumId w:val="21"/>
   </w:num>
   <w:num w:numId="2" w16cid:durableId="595288288">
-    <w:abstractNumId w:val="17"/>
+    <w:abstractNumId w:val="18"/>
   </w:num>
   <w:num w:numId="3" w16cid:durableId="1068504005">
-    <w:abstractNumId w:val="21"/>
+    <w:abstractNumId w:val="22"/>
   </w:num>
   <w:num w:numId="4" w16cid:durableId="248660865">
     <w:abstractNumId w:val="8"/>
   </w:num>
   <w:num w:numId="5" w16cid:durableId="578638725">
-    <w:abstractNumId w:val="26"/>
+    <w:abstractNumId w:val="27"/>
   </w:num>
   <w:num w:numId="6" w16cid:durableId="345131991">
     <w:abstractNumId w:val="3"/>
   </w:num>
   <w:num w:numId="7" w16cid:durableId="273171052">
-    <w:abstractNumId w:val="22"/>
+    <w:abstractNumId w:val="23"/>
   </w:num>
   <w:num w:numId="8" w16cid:durableId="1358458679">
-    <w:abstractNumId w:val="13"/>
+    <w:abstractNumId w:val="14"/>
   </w:num>
   <w:num w:numId="9" w16cid:durableId="1459028491">
     <w:abstractNumId w:val="9"/>
   </w:num>
   <w:num w:numId="10" w16cid:durableId="871767273">
-    <w:abstractNumId w:val="12"/>
+    <w:abstractNumId w:val="13"/>
   </w:num>
   <w:num w:numId="11" w16cid:durableId="1506243917">
-    <w:abstractNumId w:val="19"/>
+    <w:abstractNumId w:val="20"/>
   </w:num>
   <w:num w:numId="12" w16cid:durableId="1809130965">
     <w:abstractNumId w:val="2"/>
@@ -6519,28 +8019,28 @@
     <w:abstractNumId w:val="7"/>
   </w:num>
   <w:num w:numId="14" w16cid:durableId="1930968554">
-    <w:abstractNumId w:val="15"/>
+    <w:abstractNumId w:val="16"/>
   </w:num>
   <w:num w:numId="15" w16cid:durableId="1144396322">
     <w:abstractNumId w:val="10"/>
   </w:num>
   <w:num w:numId="16" w16cid:durableId="569580717">
-    <w:abstractNumId w:val="16"/>
+    <w:abstractNumId w:val="17"/>
   </w:num>
   <w:num w:numId="17" w16cid:durableId="373967606">
-    <w:abstractNumId w:val="27"/>
+    <w:abstractNumId w:val="29"/>
   </w:num>
   <w:num w:numId="18" w16cid:durableId="62802318">
-    <w:abstractNumId w:val="14"/>
+    <w:abstractNumId w:val="15"/>
   </w:num>
   <w:num w:numId="19" w16cid:durableId="795366504">
-    <w:abstractNumId w:val="24"/>
+    <w:abstractNumId w:val="25"/>
   </w:num>
   <w:num w:numId="20" w16cid:durableId="749273413">
     <w:abstractNumId w:val="5"/>
   </w:num>
   <w:num w:numId="21" w16cid:durableId="1315834211">
-    <w:abstractNumId w:val="23"/>
+    <w:abstractNumId w:val="24"/>
   </w:num>
   <w:num w:numId="22" w16cid:durableId="13657904">
     <w:abstractNumId w:val="4"/>
@@ -6549,19 +8049,25 @@
     <w:abstractNumId w:val="1"/>
   </w:num>
   <w:num w:numId="24" w16cid:durableId="1991052072">
-    <w:abstractNumId w:val="11"/>
+    <w:abstractNumId w:val="12"/>
   </w:num>
   <w:num w:numId="25" w16cid:durableId="1613054178">
     <w:abstractNumId w:val="6"/>
   </w:num>
   <w:num w:numId="26" w16cid:durableId="1592854552">
-    <w:abstractNumId w:val="18"/>
+    <w:abstractNumId w:val="19"/>
   </w:num>
   <w:num w:numId="27" w16cid:durableId="454564070">
-    <w:abstractNumId w:val="25"/>
+    <w:abstractNumId w:val="26"/>
   </w:num>
   <w:num w:numId="28" w16cid:durableId="1027100732">
     <w:abstractNumId w:val="0"/>
+  </w:num>
+  <w:num w:numId="29" w16cid:durableId="544374730">
+    <w:abstractNumId w:val="28"/>
+  </w:num>
+  <w:num w:numId="30" w16cid:durableId="1786466504">
+    <w:abstractNumId w:val="11"/>
   </w:num>
 </w:numbering>
 </file>
@@ -7637,6 +9143,7 @@
     <w:rsid w:val="007C49C7"/>
     <w:rsid w:val="007E2877"/>
     <w:rsid w:val="008073A0"/>
+    <w:rsid w:val="00823547"/>
     <w:rsid w:val="00842400"/>
     <w:rsid w:val="00866671"/>
     <w:rsid w:val="00886235"/>
@@ -7676,6 +9183,7 @@
     <w:rsid w:val="00CF74A6"/>
     <w:rsid w:val="00D07130"/>
     <w:rsid w:val="00D07A71"/>
+    <w:rsid w:val="00D256F5"/>
     <w:rsid w:val="00D45718"/>
     <w:rsid w:val="00D6666A"/>
     <w:rsid w:val="00D81F90"/>

--- a/4_Diari/Diario - OraX.docx
+++ b/4_Diari/Diario - OraX.docx
@@ -193,16 +193,8 @@
               <w:rPr>
                 <w:rFonts w:ascii="Arial" w:hAnsi="Arial" w:cs="Arial"/>
               </w:rPr>
-              <w:t xml:space="preserve">Svolto il </w:t>
-            </w:r>
-            <w:proofErr w:type="spellStart"/>
-            <w:r>
-              <w:rPr>
-                <w:rFonts w:ascii="Arial" w:hAnsi="Arial" w:cs="Arial"/>
-              </w:rPr>
-              <w:t>QdC</w:t>
-            </w:r>
-            <w:proofErr w:type="spellEnd"/>
+              <w:t>Svolto il QdC</w:t>
+            </w:r>
           </w:p>
         </w:tc>
       </w:tr>
@@ -415,28 +407,12 @@
                 <w:rFonts w:ascii="Arial" w:hAnsi="Arial" w:cs="Arial"/>
               </w:rPr>
             </w:pPr>
-            <w:proofErr w:type="spellStart"/>
-            <w:r>
-              <w:rPr>
-                <w:rFonts w:ascii="Arial" w:hAnsi="Arial" w:cs="Arial"/>
-              </w:rPr>
-              <w:t>Daily</w:t>
-            </w:r>
-            <w:proofErr w:type="spellEnd"/>
-            <w:r>
-              <w:rPr>
-                <w:rFonts w:ascii="Arial" w:hAnsi="Arial" w:cs="Arial"/>
-              </w:rPr>
-              <w:t xml:space="preserve"> </w:t>
-            </w:r>
-            <w:proofErr w:type="spellStart"/>
-            <w:r>
-              <w:rPr>
-                <w:rFonts w:ascii="Arial" w:hAnsi="Arial" w:cs="Arial"/>
-              </w:rPr>
-              <w:t>Scrum</w:t>
-            </w:r>
-            <w:proofErr w:type="spellEnd"/>
+            <w:r>
+              <w:rPr>
+                <w:rFonts w:ascii="Arial" w:hAnsi="Arial" w:cs="Arial"/>
+              </w:rPr>
+              <w:t>Daily Scrum</w:t>
+            </w:r>
           </w:p>
         </w:tc>
       </w:tr>
@@ -591,16 +567,8 @@
               <w:rPr>
                 <w:rFonts w:ascii="Arial" w:hAnsi="Arial" w:cs="Arial"/>
               </w:rPr>
-              <w:t xml:space="preserve">Sprint </w:t>
-            </w:r>
-            <w:proofErr w:type="spellStart"/>
-            <w:r>
-              <w:rPr>
-                <w:rFonts w:ascii="Arial" w:hAnsi="Arial" w:cs="Arial"/>
-              </w:rPr>
-              <w:t>Retrospective</w:t>
-            </w:r>
-            <w:proofErr w:type="spellEnd"/>
+              <w:t>Sprint Retrospective</w:t>
+            </w:r>
           </w:p>
         </w:tc>
       </w:tr>
@@ -1085,16 +1053,8 @@
               <w:rPr>
                 <w:rFonts w:ascii="Arial" w:hAnsi="Arial" w:cs="Arial"/>
               </w:rPr>
-              <w:t xml:space="preserve">Finire il diagramma di </w:t>
-            </w:r>
-            <w:proofErr w:type="spellStart"/>
-            <w:r>
-              <w:rPr>
-                <w:rFonts w:ascii="Arial" w:hAnsi="Arial" w:cs="Arial"/>
-              </w:rPr>
-              <w:t>Gantt</w:t>
-            </w:r>
-            <w:proofErr w:type="spellEnd"/>
+              <w:t>Finire il diagramma di Gantt</w:t>
+            </w:r>
           </w:p>
           <w:p>
             <w:pPr>
@@ -1111,16 +1071,8 @@
               <w:rPr>
                 <w:rFonts w:ascii="Arial" w:hAnsi="Arial" w:cs="Arial"/>
               </w:rPr>
-              <w:t xml:space="preserve">Iniziare i </w:t>
-            </w:r>
-            <w:proofErr w:type="spellStart"/>
-            <w:r>
-              <w:rPr>
-                <w:rFonts w:ascii="Arial" w:hAnsi="Arial" w:cs="Arial"/>
-              </w:rPr>
-              <w:t>mockup</w:t>
-            </w:r>
-            <w:proofErr w:type="spellEnd"/>
+              <w:t>Iniziare i mockup</w:t>
+            </w:r>
           </w:p>
         </w:tc>
       </w:tr>
@@ -1174,28 +1126,12 @@
                 <w:rFonts w:ascii="Arial" w:hAnsi="Arial" w:cs="Arial"/>
               </w:rPr>
             </w:pPr>
-            <w:proofErr w:type="spellStart"/>
-            <w:r>
-              <w:rPr>
-                <w:rFonts w:ascii="Arial" w:hAnsi="Arial" w:cs="Arial"/>
-              </w:rPr>
-              <w:t>Daily</w:t>
-            </w:r>
-            <w:proofErr w:type="spellEnd"/>
-            <w:r>
-              <w:rPr>
-                <w:rFonts w:ascii="Arial" w:hAnsi="Arial" w:cs="Arial"/>
-              </w:rPr>
-              <w:t xml:space="preserve"> </w:t>
-            </w:r>
-            <w:proofErr w:type="spellStart"/>
-            <w:r>
-              <w:rPr>
-                <w:rFonts w:ascii="Arial" w:hAnsi="Arial" w:cs="Arial"/>
-              </w:rPr>
-              <w:t>Scrum</w:t>
-            </w:r>
-            <w:proofErr w:type="spellEnd"/>
+            <w:r>
+              <w:rPr>
+                <w:rFonts w:ascii="Arial" w:hAnsi="Arial" w:cs="Arial"/>
+              </w:rPr>
+              <w:t>Daily Scrum</w:t>
+            </w:r>
           </w:p>
         </w:tc>
       </w:tr>
@@ -1350,16 +1286,8 @@
               <w:rPr>
                 <w:rFonts w:ascii="Arial" w:hAnsi="Arial" w:cs="Arial"/>
               </w:rPr>
-              <w:t xml:space="preserve">Sprint </w:t>
-            </w:r>
-            <w:proofErr w:type="spellStart"/>
-            <w:r>
-              <w:rPr>
-                <w:rFonts w:ascii="Arial" w:hAnsi="Arial" w:cs="Arial"/>
-              </w:rPr>
-              <w:t>Retrospective</w:t>
-            </w:r>
-            <w:proofErr w:type="spellEnd"/>
+              <w:t>Sprint Retrospective</w:t>
+            </w:r>
           </w:p>
         </w:tc>
       </w:tr>
@@ -1600,19 +1528,11 @@
                 <w:rFonts w:ascii="Arial" w:hAnsi="Arial" w:cs="Arial"/>
               </w:rPr>
             </w:pPr>
-            <w:proofErr w:type="spellStart"/>
-            <w:r>
-              <w:rPr>
-                <w:rFonts w:ascii="Arial" w:hAnsi="Arial" w:cs="Arial"/>
-              </w:rPr>
-              <w:t>Gantt</w:t>
-            </w:r>
-            <w:proofErr w:type="spellEnd"/>
-            <w:r>
-              <w:rPr>
-                <w:rFonts w:ascii="Arial" w:hAnsi="Arial" w:cs="Arial"/>
-              </w:rPr>
-              <w:t xml:space="preserve"> Preventivo</w:t>
+            <w:r>
+              <w:rPr>
+                <w:rFonts w:ascii="Arial" w:hAnsi="Arial" w:cs="Arial"/>
+              </w:rPr>
+              <w:t>Gantt Preventivo</w:t>
             </w:r>
           </w:p>
           <w:p>
@@ -1661,16 +1581,8 @@
               <w:rPr>
                 <w:rFonts w:ascii="Arial" w:hAnsi="Arial" w:cs="Arial"/>
               </w:rPr>
-              <w:t xml:space="preserve">Aiuto </w:t>
-            </w:r>
-            <w:proofErr w:type="spellStart"/>
-            <w:r>
-              <w:rPr>
-                <w:rFonts w:ascii="Arial" w:hAnsi="Arial" w:cs="Arial"/>
-              </w:rPr>
-              <w:t>Gantt</w:t>
-            </w:r>
-            <w:proofErr w:type="spellEnd"/>
+              <w:t>Aiuto Gantt</w:t>
+            </w:r>
           </w:p>
           <w:p>
             <w:pPr>
@@ -1696,14 +1608,12 @@
                 <w:rFonts w:ascii="Arial" w:hAnsi="Arial" w:cs="Arial"/>
               </w:rPr>
             </w:pPr>
-            <w:proofErr w:type="spellStart"/>
             <w:r>
               <w:rPr>
                 <w:rFonts w:ascii="Arial" w:hAnsi="Arial" w:cs="Arial"/>
               </w:rPr>
               <w:t>Mockup</w:t>
             </w:r>
-            <w:proofErr w:type="spellEnd"/>
           </w:p>
           <w:p>
             <w:pPr>
@@ -1790,16 +1700,8 @@
               <w:rPr>
                 <w:rFonts w:ascii="Arial" w:hAnsi="Arial" w:cs="Arial"/>
               </w:rPr>
-              <w:t xml:space="preserve">Confusione nella realizzazione dei </w:t>
-            </w:r>
-            <w:proofErr w:type="spellStart"/>
-            <w:r>
-              <w:rPr>
-                <w:rFonts w:ascii="Arial" w:hAnsi="Arial" w:cs="Arial"/>
-              </w:rPr>
-              <w:t>mockup</w:t>
-            </w:r>
-            <w:proofErr w:type="spellEnd"/>
+              <w:t>Confusione nella realizzazione dei mockup</w:t>
+            </w:r>
           </w:p>
         </w:tc>
       </w:tr>
@@ -2115,14 +2017,12 @@
                 <w:rFonts w:ascii="Arial" w:hAnsi="Arial" w:cs="Arial"/>
               </w:rPr>
             </w:pPr>
-            <w:proofErr w:type="spellStart"/>
             <w:r>
               <w:rPr>
                 <w:rFonts w:ascii="Arial" w:hAnsi="Arial" w:cs="Arial"/>
               </w:rPr>
               <w:t>Swimlane</w:t>
             </w:r>
-            <w:proofErr w:type="spellEnd"/>
           </w:p>
         </w:tc>
       </w:tr>
@@ -2176,28 +2076,12 @@
                 <w:rFonts w:ascii="Arial" w:hAnsi="Arial" w:cs="Arial"/>
               </w:rPr>
             </w:pPr>
-            <w:proofErr w:type="spellStart"/>
-            <w:r>
-              <w:rPr>
-                <w:rFonts w:ascii="Arial" w:hAnsi="Arial" w:cs="Arial"/>
-              </w:rPr>
-              <w:t>Daily</w:t>
-            </w:r>
-            <w:proofErr w:type="spellEnd"/>
-            <w:r>
-              <w:rPr>
-                <w:rFonts w:ascii="Arial" w:hAnsi="Arial" w:cs="Arial"/>
-              </w:rPr>
-              <w:t xml:space="preserve"> </w:t>
-            </w:r>
-            <w:proofErr w:type="spellStart"/>
-            <w:r>
-              <w:rPr>
-                <w:rFonts w:ascii="Arial" w:hAnsi="Arial" w:cs="Arial"/>
-              </w:rPr>
-              <w:t>Scrum</w:t>
-            </w:r>
-            <w:proofErr w:type="spellEnd"/>
+            <w:r>
+              <w:rPr>
+                <w:rFonts w:ascii="Arial" w:hAnsi="Arial" w:cs="Arial"/>
+              </w:rPr>
+              <w:t>Daily Scrum</w:t>
+            </w:r>
           </w:p>
         </w:tc>
       </w:tr>
@@ -2353,16 +2237,8 @@
                 <w:rFonts w:ascii="Arial" w:hAnsi="Arial" w:cs="Arial"/>
               </w:rPr>
               <w:lastRenderedPageBreak/>
-              <w:t xml:space="preserve">Sprint </w:t>
-            </w:r>
-            <w:proofErr w:type="spellStart"/>
-            <w:r>
-              <w:rPr>
-                <w:rFonts w:ascii="Arial" w:hAnsi="Arial" w:cs="Arial"/>
-              </w:rPr>
-              <w:t>Retrospective</w:t>
-            </w:r>
-            <w:proofErr w:type="spellEnd"/>
+              <w:t>Sprint Retrospective</w:t>
+            </w:r>
           </w:p>
         </w:tc>
       </w:tr>
@@ -2571,35 +2447,7 @@
               <w:rPr>
                 <w:rFonts w:ascii="Arial" w:hAnsi="Arial" w:cs="Arial"/>
               </w:rPr>
-              <w:t xml:space="preserve">Presentazione </w:t>
-            </w:r>
-            <w:proofErr w:type="spellStart"/>
-            <w:r>
-              <w:rPr>
-                <w:rFonts w:ascii="Arial" w:hAnsi="Arial" w:cs="Arial"/>
-              </w:rPr>
-              <w:t>Daily</w:t>
-            </w:r>
-            <w:proofErr w:type="spellEnd"/>
-            <w:r>
-              <w:rPr>
-                <w:rFonts w:ascii="Arial" w:hAnsi="Arial" w:cs="Arial"/>
-              </w:rPr>
-              <w:t xml:space="preserve"> </w:t>
-            </w:r>
-            <w:proofErr w:type="spellStart"/>
-            <w:r>
-              <w:rPr>
-                <w:rFonts w:ascii="Arial" w:hAnsi="Arial" w:cs="Arial"/>
-              </w:rPr>
-              <w:t>Scrum</w:t>
-            </w:r>
-            <w:proofErr w:type="spellEnd"/>
-            <w:r>
-              <w:rPr>
-                <w:rFonts w:ascii="Arial" w:hAnsi="Arial" w:cs="Arial"/>
-              </w:rPr>
-              <w:t xml:space="preserve"> (non c’entra con il progetto)</w:t>
+              <w:t>Presentazione Daily Scrum (non c’entra con il progetto)</w:t>
             </w:r>
           </w:p>
           <w:p>
@@ -2631,19 +2479,11 @@
                 <w:rFonts w:ascii="Arial" w:hAnsi="Arial" w:cs="Arial"/>
               </w:rPr>
             </w:pPr>
-            <w:proofErr w:type="spellStart"/>
-            <w:r>
-              <w:rPr>
-                <w:rFonts w:ascii="Arial" w:hAnsi="Arial" w:cs="Arial"/>
-              </w:rPr>
-              <w:t>Gantt</w:t>
-            </w:r>
-            <w:proofErr w:type="spellEnd"/>
-            <w:r>
-              <w:rPr>
-                <w:rFonts w:ascii="Arial" w:hAnsi="Arial" w:cs="Arial"/>
-              </w:rPr>
-              <w:t xml:space="preserve"> Preventivo</w:t>
+            <w:r>
+              <w:rPr>
+                <w:rFonts w:ascii="Arial" w:hAnsi="Arial" w:cs="Arial"/>
+              </w:rPr>
+              <w:t>Gantt Preventivo</w:t>
             </w:r>
           </w:p>
           <w:p>
@@ -2688,14 +2528,12 @@
                 <w:rFonts w:ascii="Arial" w:hAnsi="Arial" w:cs="Arial"/>
               </w:rPr>
             </w:pPr>
-            <w:proofErr w:type="spellStart"/>
             <w:r>
               <w:rPr>
                 <w:rFonts w:ascii="Arial" w:hAnsi="Arial" w:cs="Arial"/>
               </w:rPr>
               <w:t>Swimlane</w:t>
             </w:r>
-            <w:proofErr w:type="spellEnd"/>
           </w:p>
           <w:p>
             <w:pPr>
@@ -2721,14 +2559,12 @@
                 <w:rFonts w:ascii="Arial" w:hAnsi="Arial" w:cs="Arial"/>
               </w:rPr>
             </w:pPr>
-            <w:proofErr w:type="spellStart"/>
             <w:r>
               <w:rPr>
                 <w:rFonts w:ascii="Arial" w:hAnsi="Arial" w:cs="Arial"/>
               </w:rPr>
               <w:t>Mockup</w:t>
             </w:r>
-            <w:proofErr w:type="spellEnd"/>
           </w:p>
           <w:p>
             <w:pPr>
@@ -3097,28 +2933,12 @@
                 <w:rFonts w:ascii="Arial" w:hAnsi="Arial" w:cs="Arial"/>
               </w:rPr>
             </w:pPr>
-            <w:proofErr w:type="spellStart"/>
-            <w:r>
-              <w:rPr>
-                <w:rFonts w:ascii="Arial" w:hAnsi="Arial" w:cs="Arial"/>
-              </w:rPr>
-              <w:t>Daily</w:t>
-            </w:r>
-            <w:proofErr w:type="spellEnd"/>
-            <w:r>
-              <w:rPr>
-                <w:rFonts w:ascii="Arial" w:hAnsi="Arial" w:cs="Arial"/>
-              </w:rPr>
-              <w:t xml:space="preserve"> </w:t>
-            </w:r>
-            <w:proofErr w:type="spellStart"/>
-            <w:r>
-              <w:rPr>
-                <w:rFonts w:ascii="Arial" w:hAnsi="Arial" w:cs="Arial"/>
-              </w:rPr>
-              <w:t>Scrum</w:t>
-            </w:r>
-            <w:proofErr w:type="spellEnd"/>
+            <w:r>
+              <w:rPr>
+                <w:rFonts w:ascii="Arial" w:hAnsi="Arial" w:cs="Arial"/>
+              </w:rPr>
+              <w:t>Daily Scrum</w:t>
+            </w:r>
           </w:p>
         </w:tc>
       </w:tr>
@@ -3273,16 +3093,8 @@
               <w:rPr>
                 <w:rFonts w:ascii="Arial" w:hAnsi="Arial" w:cs="Arial"/>
               </w:rPr>
-              <w:t xml:space="preserve">Sprint </w:t>
-            </w:r>
-            <w:proofErr w:type="spellStart"/>
-            <w:r>
-              <w:rPr>
-                <w:rFonts w:ascii="Arial" w:hAnsi="Arial" w:cs="Arial"/>
-              </w:rPr>
-              <w:t>Retrospective</w:t>
-            </w:r>
-            <w:proofErr w:type="spellEnd"/>
+              <w:t>Sprint Retrospective</w:t>
+            </w:r>
           </w:p>
         </w:tc>
       </w:tr>
@@ -3416,13 +3228,7 @@
               <w:rPr>
                 <w:rFonts w:ascii="Arial" w:hAnsi="Arial" w:cs="Arial"/>
               </w:rPr>
-              <w:t>27</w:t>
-            </w:r>
-            <w:r>
-              <w:rPr>
-                <w:rFonts w:ascii="Arial" w:hAnsi="Arial" w:cs="Arial"/>
-              </w:rPr>
-              <w:t>.02.2026</w:t>
+              <w:t>27.02.2026</w:t>
             </w:r>
           </w:p>
         </w:tc>
@@ -3498,30 +3304,8 @@
               <w:rPr>
                 <w:rFonts w:ascii="Arial" w:hAnsi="Arial" w:cs="Arial"/>
               </w:rPr>
-              <w:t xml:space="preserve">Presentazione </w:t>
-            </w:r>
-            <w:proofErr w:type="spellStart"/>
-            <w:r>
-              <w:rPr>
-                <w:rFonts w:ascii="Arial" w:hAnsi="Arial" w:cs="Arial"/>
-              </w:rPr>
-              <w:t>Daily</w:t>
-            </w:r>
-            <w:proofErr w:type="spellEnd"/>
-            <w:r>
-              <w:rPr>
-                <w:rFonts w:ascii="Arial" w:hAnsi="Arial" w:cs="Arial"/>
-              </w:rPr>
-              <w:t xml:space="preserve"> </w:t>
-            </w:r>
-            <w:proofErr w:type="spellStart"/>
-            <w:r>
-              <w:rPr>
-                <w:rFonts w:ascii="Arial" w:hAnsi="Arial" w:cs="Arial"/>
-              </w:rPr>
-              <w:t>Scrum</w:t>
-            </w:r>
-            <w:proofErr w:type="spellEnd"/>
+              <w:t>Presentazione Daily Scrum</w:t>
+            </w:r>
           </w:p>
           <w:p>
             <w:pPr>
@@ -3538,16 +3322,8 @@
               <w:rPr>
                 <w:rFonts w:ascii="Arial" w:hAnsi="Arial" w:cs="Arial"/>
               </w:rPr>
-              <w:t xml:space="preserve">GitHub </w:t>
-            </w:r>
-            <w:proofErr w:type="spellStart"/>
-            <w:r>
-              <w:rPr>
-                <w:rFonts w:ascii="Arial" w:hAnsi="Arial" w:cs="Arial"/>
-              </w:rPr>
-              <w:t>Branch</w:t>
-            </w:r>
-            <w:proofErr w:type="spellEnd"/>
+              <w:t>GitHub Branch</w:t>
+            </w:r>
           </w:p>
           <w:p>
             <w:pPr>
@@ -3577,16 +3353,8 @@
               <w:rPr>
                 <w:rFonts w:ascii="Arial" w:hAnsi="Arial" w:cs="Arial"/>
               </w:rPr>
-              <w:t xml:space="preserve">Profilo utente senza </w:t>
-            </w:r>
-            <w:proofErr w:type="spellStart"/>
-            <w:r>
-              <w:rPr>
-                <w:rFonts w:ascii="Arial" w:hAnsi="Arial" w:cs="Arial"/>
-              </w:rPr>
-              <w:t>codebehind</w:t>
-            </w:r>
-            <w:proofErr w:type="spellEnd"/>
+              <w:t>Profilo utente senza codebehind</w:t>
+            </w:r>
           </w:p>
           <w:p>
             <w:pPr>
@@ -3616,22 +3384,8 @@
               <w:rPr>
                 <w:rFonts w:ascii="Arial" w:hAnsi="Arial" w:cs="Arial"/>
               </w:rPr>
-              <w:t>Login</w:t>
-            </w:r>
-            <w:r>
-              <w:rPr>
-                <w:rFonts w:ascii="Arial" w:hAnsi="Arial" w:cs="Arial"/>
-              </w:rPr>
-              <w:t xml:space="preserve"> senza </w:t>
-            </w:r>
-            <w:proofErr w:type="spellStart"/>
-            <w:r>
-              <w:rPr>
-                <w:rFonts w:ascii="Arial" w:hAnsi="Arial" w:cs="Arial"/>
-              </w:rPr>
-              <w:t>codebehind</w:t>
-            </w:r>
-            <w:proofErr w:type="spellEnd"/>
+              <w:t>Login senza codebehind</w:t>
+            </w:r>
           </w:p>
           <w:p>
             <w:pPr>
@@ -3679,22 +3433,8 @@
               <w:rPr>
                 <w:rFonts w:ascii="Arial" w:hAnsi="Arial" w:cs="Arial"/>
               </w:rPr>
-              <w:t>Calendario</w:t>
-            </w:r>
-            <w:r>
-              <w:rPr>
-                <w:rFonts w:ascii="Arial" w:hAnsi="Arial" w:cs="Arial"/>
-              </w:rPr>
-              <w:t xml:space="preserve"> senza </w:t>
-            </w:r>
-            <w:proofErr w:type="spellStart"/>
-            <w:r>
-              <w:rPr>
-                <w:rFonts w:ascii="Arial" w:hAnsi="Arial" w:cs="Arial"/>
-              </w:rPr>
-              <w:t>codebehind</w:t>
-            </w:r>
-            <w:proofErr w:type="spellEnd"/>
+              <w:t>Calendario senza codebehind</w:t>
+            </w:r>
           </w:p>
           <w:p>
             <w:pPr>
@@ -4048,16 +3788,8 @@
               <w:rPr>
                 <w:rFonts w:ascii="Arial" w:hAnsi="Arial" w:cs="Arial"/>
               </w:rPr>
-              <w:t xml:space="preserve">Cominciare </w:t>
-            </w:r>
-            <w:proofErr w:type="spellStart"/>
-            <w:r>
-              <w:rPr>
-                <w:rFonts w:ascii="Arial" w:hAnsi="Arial" w:cs="Arial"/>
-              </w:rPr>
-              <w:t>codebehind</w:t>
-            </w:r>
-            <w:proofErr w:type="spellEnd"/>
+              <w:t>Cominciare codebehind</w:t>
+            </w:r>
           </w:p>
         </w:tc>
       </w:tr>
@@ -4111,28 +3843,12 @@
                 <w:rFonts w:ascii="Arial" w:hAnsi="Arial" w:cs="Arial"/>
               </w:rPr>
             </w:pPr>
-            <w:proofErr w:type="spellStart"/>
-            <w:r>
-              <w:rPr>
-                <w:rFonts w:ascii="Arial" w:hAnsi="Arial" w:cs="Arial"/>
-              </w:rPr>
-              <w:t>Daily</w:t>
-            </w:r>
-            <w:proofErr w:type="spellEnd"/>
-            <w:r>
-              <w:rPr>
-                <w:rFonts w:ascii="Arial" w:hAnsi="Arial" w:cs="Arial"/>
-              </w:rPr>
-              <w:t xml:space="preserve"> </w:t>
-            </w:r>
-            <w:proofErr w:type="spellStart"/>
-            <w:r>
-              <w:rPr>
-                <w:rFonts w:ascii="Arial" w:hAnsi="Arial" w:cs="Arial"/>
-              </w:rPr>
-              <w:t>Scrum</w:t>
-            </w:r>
-            <w:proofErr w:type="spellEnd"/>
+            <w:r>
+              <w:rPr>
+                <w:rFonts w:ascii="Arial" w:hAnsi="Arial" w:cs="Arial"/>
+              </w:rPr>
+              <w:t>Daily Scrum</w:t>
+            </w:r>
           </w:p>
         </w:tc>
       </w:tr>
@@ -4335,16 +4051,837 @@
                 <w:rFonts w:ascii="Arial" w:hAnsi="Arial" w:cs="Arial"/>
               </w:rPr>
               <w:lastRenderedPageBreak/>
-              <w:t xml:space="preserve">Sprint </w:t>
-            </w:r>
-            <w:proofErr w:type="spellStart"/>
-            <w:r>
-              <w:rPr>
-                <w:rFonts w:ascii="Arial" w:hAnsi="Arial" w:cs="Arial"/>
-              </w:rPr>
-              <w:t>Retrospective</w:t>
-            </w:r>
-            <w:proofErr w:type="spellEnd"/>
+              <w:t>Sprint Retrospective</w:t>
+            </w:r>
+          </w:p>
+        </w:tc>
+      </w:tr>
+      <w:tr>
+        <w:tc>
+          <w:tcPr>
+            <w:tcW w:w="9854" w:type="dxa"/>
+          </w:tcPr>
+          <w:p>
+            <w:pPr>
+              <w:rPr>
+                <w:rFonts w:ascii="Arial" w:hAnsi="Arial" w:cs="Arial"/>
+              </w:rPr>
+            </w:pPr>
+          </w:p>
+        </w:tc>
+      </w:tr>
+    </w:tbl>
+    <w:p>
+      <w:pPr>
+        <w:rPr>
+          <w:rFonts w:ascii="Arial" w:hAnsi="Arial" w:cs="Arial"/>
+        </w:rPr>
+      </w:pPr>
+    </w:p>
+    <w:p>
+      <w:pPr>
+        <w:rPr>
+          <w:rFonts w:ascii="Arial" w:hAnsi="Arial" w:cs="Arial"/>
+        </w:rPr>
+      </w:pPr>
+      <w:r>
+        <w:rPr>
+          <w:rFonts w:ascii="Arial" w:hAnsi="Arial" w:cs="Arial"/>
+        </w:rPr>
+        <w:br w:type="page"/>
+      </w:r>
+    </w:p>
+    <w:tbl>
+      <w:tblPr>
+        <w:tblStyle w:val="Grigliatabella"/>
+        <w:tblW w:w="9634" w:type="dxa"/>
+        <w:tblLook w:val="04A0" w:firstRow="1" w:lastRow="0" w:firstColumn="1" w:lastColumn="0" w:noHBand="0" w:noVBand="1"/>
+      </w:tblPr>
+      <w:tblGrid>
+        <w:gridCol w:w="4803"/>
+        <w:gridCol w:w="4831"/>
+      </w:tblGrid>
+      <w:tr>
+        <w:trPr>
+          <w:trHeight w:hRule="exact" w:val="397"/>
+        </w:trPr>
+        <w:tc>
+          <w:tcPr>
+            <w:tcW w:w="4803" w:type="dxa"/>
+            <w:vAlign w:val="center"/>
+          </w:tcPr>
+          <w:p>
+            <w:pPr>
+              <w:rPr>
+                <w:rFonts w:ascii="Arial" w:hAnsi="Arial" w:cs="Arial"/>
+              </w:rPr>
+            </w:pPr>
+            <w:r>
+              <w:rPr>
+                <w:rFonts w:ascii="Arial" w:hAnsi="Arial" w:cs="Arial"/>
+              </w:rPr>
+              <w:lastRenderedPageBreak/>
+              <w:t>Luogo</w:t>
+            </w:r>
+          </w:p>
+        </w:tc>
+        <w:tc>
+          <w:tcPr>
+            <w:tcW w:w="4831" w:type="dxa"/>
+            <w:vAlign w:val="center"/>
+          </w:tcPr>
+          <w:p>
+            <w:pPr>
+              <w:pStyle w:val="Nessunaspaziatura"/>
+              <w:spacing w:line="360" w:lineRule="auto"/>
+              <w:rPr>
+                <w:rFonts w:ascii="Arial" w:hAnsi="Arial" w:cs="Arial"/>
+              </w:rPr>
+            </w:pPr>
+            <w:r>
+              <w:rPr>
+                <w:rFonts w:ascii="Arial" w:hAnsi="Arial" w:cs="Arial"/>
+              </w:rPr>
+              <w:t>Canobbio</w:t>
+            </w:r>
+          </w:p>
+        </w:tc>
+      </w:tr>
+      <w:tr>
+        <w:trPr>
+          <w:trHeight w:hRule="exact" w:val="397"/>
+        </w:trPr>
+        <w:tc>
+          <w:tcPr>
+            <w:tcW w:w="4803" w:type="dxa"/>
+            <w:vAlign w:val="center"/>
+          </w:tcPr>
+          <w:p>
+            <w:pPr>
+              <w:rPr>
+                <w:rFonts w:ascii="Arial" w:hAnsi="Arial" w:cs="Arial"/>
+              </w:rPr>
+            </w:pPr>
+            <w:r>
+              <w:rPr>
+                <w:rFonts w:ascii="Arial" w:hAnsi="Arial" w:cs="Arial"/>
+              </w:rPr>
+              <w:t>Data</w:t>
+            </w:r>
+          </w:p>
+        </w:tc>
+        <w:tc>
+          <w:tcPr>
+            <w:tcW w:w="4831" w:type="dxa"/>
+            <w:vAlign w:val="center"/>
+          </w:tcPr>
+          <w:p>
+            <w:pPr>
+              <w:rPr>
+                <w:rFonts w:ascii="Arial" w:hAnsi="Arial" w:cs="Arial"/>
+              </w:rPr>
+            </w:pPr>
+            <w:r>
+              <w:rPr>
+                <w:rFonts w:ascii="Arial" w:hAnsi="Arial" w:cs="Arial"/>
+              </w:rPr>
+              <w:t>06</w:t>
+            </w:r>
+            <w:r>
+              <w:rPr>
+                <w:rFonts w:ascii="Arial" w:hAnsi="Arial" w:cs="Arial"/>
+              </w:rPr>
+              <w:t>.0</w:t>
+            </w:r>
+            <w:r>
+              <w:rPr>
+                <w:rFonts w:ascii="Arial" w:hAnsi="Arial" w:cs="Arial"/>
+              </w:rPr>
+              <w:t>3</w:t>
+            </w:r>
+            <w:r>
+              <w:rPr>
+                <w:rFonts w:ascii="Arial" w:hAnsi="Arial" w:cs="Arial"/>
+              </w:rPr>
+              <w:t>.2026</w:t>
+            </w:r>
+          </w:p>
+        </w:tc>
+      </w:tr>
+    </w:tbl>
+    <w:p>
+      <w:pPr>
+        <w:rPr>
+          <w:rFonts w:ascii="Arial" w:hAnsi="Arial" w:cs="Arial"/>
+        </w:rPr>
+      </w:pPr>
+    </w:p>
+    <w:tbl>
+      <w:tblPr>
+        <w:tblStyle w:val="Grigliatabella"/>
+        <w:tblW w:w="0" w:type="auto"/>
+        <w:tblLook w:val="04A0" w:firstRow="1" w:lastRow="0" w:firstColumn="1" w:lastColumn="0" w:noHBand="0" w:noVBand="1"/>
+      </w:tblPr>
+      <w:tblGrid>
+        <w:gridCol w:w="9628"/>
+      </w:tblGrid>
+      <w:tr>
+        <w:tc>
+          <w:tcPr>
+            <w:tcW w:w="9854" w:type="dxa"/>
+            <w:shd w:val="clear" w:color="auto" w:fill="D9D9D9" w:themeFill="background1" w:themeFillShade="D9"/>
+          </w:tcPr>
+          <w:p>
+            <w:pPr>
+              <w:rPr>
+                <w:rFonts w:ascii="Arial" w:hAnsi="Arial" w:cs="Arial"/>
+              </w:rPr>
+            </w:pPr>
+            <w:r>
+              <w:rPr>
+                <w:rFonts w:ascii="Arial" w:hAnsi="Arial" w:cs="Arial"/>
+              </w:rPr>
+              <w:t>Lavori svolti</w:t>
+            </w:r>
+          </w:p>
+        </w:tc>
+      </w:tr>
+      <w:tr>
+        <w:tc>
+          <w:tcPr>
+            <w:tcW w:w="9854" w:type="dxa"/>
+          </w:tcPr>
+          <w:p>
+            <w:pPr>
+              <w:rPr>
+                <w:rFonts w:ascii="Arial" w:hAnsi="Arial" w:cs="Arial"/>
+              </w:rPr>
+            </w:pPr>
+            <w:r>
+              <w:rPr>
+                <w:rFonts w:ascii="Arial" w:hAnsi="Arial" w:cs="Arial"/>
+              </w:rPr>
+              <w:t>Linda</w:t>
+            </w:r>
+            <w:r>
+              <w:rPr>
+                <w:rFonts w:ascii="Arial" w:hAnsi="Arial" w:cs="Arial"/>
+              </w:rPr>
+              <w:t>, Ryan, Tessa:</w:t>
+            </w:r>
+          </w:p>
+          <w:p>
+            <w:pPr>
+              <w:pStyle w:val="Paragrafoelenco"/>
+              <w:numPr>
+                <w:ilvl w:val="0"/>
+                <w:numId w:val="22"/>
+              </w:numPr>
+              <w:rPr>
+                <w:rFonts w:ascii="Arial" w:hAnsi="Arial" w:cs="Arial"/>
+              </w:rPr>
+            </w:pPr>
+            <w:r>
+              <w:rPr>
+                <w:rFonts w:ascii="Arial" w:hAnsi="Arial" w:cs="Arial"/>
+              </w:rPr>
+              <w:t>User stories</w:t>
+            </w:r>
+          </w:p>
+          <w:p>
+            <w:pPr>
+              <w:pStyle w:val="Paragrafoelenco"/>
+              <w:numPr>
+                <w:ilvl w:val="0"/>
+                <w:numId w:val="22"/>
+              </w:numPr>
+              <w:rPr>
+                <w:rFonts w:ascii="Arial" w:hAnsi="Arial" w:cs="Arial"/>
+              </w:rPr>
+            </w:pPr>
+            <w:r>
+              <w:rPr>
+                <w:rFonts w:ascii="Arial" w:hAnsi="Arial" w:cs="Arial"/>
+              </w:rPr>
+              <w:t>Criteri di accettazione</w:t>
+            </w:r>
+          </w:p>
+          <w:p>
+            <w:pPr>
+              <w:rPr>
+                <w:rFonts w:ascii="Arial" w:hAnsi="Arial" w:cs="Arial"/>
+              </w:rPr>
+            </w:pPr>
+            <w:r>
+              <w:rPr>
+                <w:rFonts w:ascii="Arial" w:hAnsi="Arial" w:cs="Arial"/>
+              </w:rPr>
+              <w:t>Linda:</w:t>
+            </w:r>
+          </w:p>
+          <w:p>
+            <w:pPr>
+              <w:pStyle w:val="Paragrafoelenco"/>
+              <w:numPr>
+                <w:ilvl w:val="0"/>
+                <w:numId w:val="22"/>
+              </w:numPr>
+              <w:rPr>
+                <w:rFonts w:ascii="Arial" w:hAnsi="Arial" w:cs="Arial"/>
+              </w:rPr>
+            </w:pPr>
+            <w:r>
+              <w:rPr>
+                <w:rFonts w:ascii="Arial" w:hAnsi="Arial" w:cs="Arial"/>
+              </w:rPr>
+              <w:t>Database</w:t>
+            </w:r>
+          </w:p>
+          <w:p>
+            <w:pPr>
+              <w:pStyle w:val="Paragrafoelenco"/>
+              <w:numPr>
+                <w:ilvl w:val="0"/>
+                <w:numId w:val="22"/>
+              </w:numPr>
+              <w:rPr>
+                <w:rFonts w:ascii="Arial" w:hAnsi="Arial" w:cs="Arial"/>
+              </w:rPr>
+            </w:pPr>
+            <w:r>
+              <w:rPr>
+                <w:rFonts w:ascii="Arial" w:hAnsi="Arial" w:cs="Arial"/>
+              </w:rPr>
+              <w:t>Provato a inserirlo nel progetto (da continuare)</w:t>
+            </w:r>
+          </w:p>
+          <w:p>
+            <w:pPr>
+              <w:rPr>
+                <w:rFonts w:ascii="Arial" w:hAnsi="Arial" w:cs="Arial"/>
+              </w:rPr>
+            </w:pPr>
+            <w:r>
+              <w:rPr>
+                <w:rFonts w:ascii="Arial" w:hAnsi="Arial" w:cs="Arial"/>
+              </w:rPr>
+              <w:t>Tessa:</w:t>
+            </w:r>
+          </w:p>
+          <w:p>
+            <w:pPr>
+              <w:pStyle w:val="Paragrafoelenco"/>
+              <w:numPr>
+                <w:ilvl w:val="0"/>
+                <w:numId w:val="22"/>
+              </w:numPr>
+              <w:rPr>
+                <w:rFonts w:ascii="Arial" w:hAnsi="Arial" w:cs="Arial"/>
+              </w:rPr>
+            </w:pPr>
+            <w:r>
+              <w:rPr>
+                <w:rFonts w:ascii="Arial" w:hAnsi="Arial" w:cs="Arial"/>
+              </w:rPr>
+              <w:t>Login e registrazione</w:t>
+            </w:r>
+          </w:p>
+          <w:p>
+            <w:pPr>
+              <w:rPr>
+                <w:rFonts w:ascii="Arial" w:hAnsi="Arial" w:cs="Arial"/>
+              </w:rPr>
+            </w:pPr>
+            <w:r>
+              <w:rPr>
+                <w:rFonts w:ascii="Arial" w:hAnsi="Arial" w:cs="Arial"/>
+              </w:rPr>
+              <w:t xml:space="preserve">Ryan: </w:t>
+            </w:r>
+          </w:p>
+          <w:p>
+            <w:pPr>
+              <w:pStyle w:val="Paragrafoelenco"/>
+              <w:numPr>
+                <w:ilvl w:val="0"/>
+                <w:numId w:val="22"/>
+              </w:numPr>
+              <w:rPr>
+                <w:rFonts w:ascii="Arial" w:hAnsi="Arial" w:cs="Arial"/>
+              </w:rPr>
+            </w:pPr>
+            <w:r>
+              <w:rPr>
+                <w:rFonts w:ascii="Arial" w:hAnsi="Arial" w:cs="Arial"/>
+              </w:rPr>
+              <w:t>Ricerca su internet per le attività</w:t>
+            </w:r>
+          </w:p>
+          <w:p>
+            <w:pPr>
+              <w:pStyle w:val="Paragrafoelenco"/>
+              <w:numPr>
+                <w:ilvl w:val="0"/>
+                <w:numId w:val="22"/>
+              </w:numPr>
+              <w:rPr>
+                <w:rFonts w:ascii="Arial" w:hAnsi="Arial" w:cs="Arial"/>
+              </w:rPr>
+            </w:pPr>
+            <w:r>
+              <w:rPr>
+                <w:rFonts w:ascii="Arial" w:hAnsi="Arial" w:cs="Arial"/>
+              </w:rPr>
+              <w:t>Applicazione di alcuni metodi trovati</w:t>
+            </w:r>
+          </w:p>
+        </w:tc>
+      </w:tr>
+    </w:tbl>
+    <w:p>
+      <w:pPr>
+        <w:rPr>
+          <w:rFonts w:ascii="Arial" w:hAnsi="Arial" w:cs="Arial"/>
+        </w:rPr>
+      </w:pPr>
+    </w:p>
+    <w:tbl>
+      <w:tblPr>
+        <w:tblStyle w:val="Grigliatabella"/>
+        <w:tblW w:w="0" w:type="auto"/>
+        <w:tblLook w:val="04A0" w:firstRow="1" w:lastRow="0" w:firstColumn="1" w:lastColumn="0" w:noHBand="0" w:noVBand="1"/>
+      </w:tblPr>
+      <w:tblGrid>
+        <w:gridCol w:w="9628"/>
+      </w:tblGrid>
+      <w:tr>
+        <w:tc>
+          <w:tcPr>
+            <w:tcW w:w="9854" w:type="dxa"/>
+            <w:shd w:val="clear" w:color="auto" w:fill="D9D9D9" w:themeFill="background1" w:themeFillShade="D9"/>
+          </w:tcPr>
+          <w:p>
+            <w:pPr>
+              <w:rPr>
+                <w:rFonts w:ascii="Arial" w:hAnsi="Arial" w:cs="Arial"/>
+              </w:rPr>
+            </w:pPr>
+            <w:r>
+              <w:rPr>
+                <w:rFonts w:ascii="Arial" w:hAnsi="Arial" w:cs="Arial"/>
+              </w:rPr>
+              <w:t>Problemi riscontrati e soluzioni adottate</w:t>
+            </w:r>
+          </w:p>
+        </w:tc>
+      </w:tr>
+      <w:tr>
+        <w:tc>
+          <w:tcPr>
+            <w:tcW w:w="9854" w:type="dxa"/>
+          </w:tcPr>
+          <w:p>
+            <w:pPr>
+              <w:rPr>
+                <w:rFonts w:ascii="Arial" w:hAnsi="Arial" w:cs="Arial"/>
+              </w:rPr>
+            </w:pPr>
+          </w:p>
+        </w:tc>
+      </w:tr>
+    </w:tbl>
+    <w:p>
+      <w:pPr>
+        <w:rPr>
+          <w:rFonts w:ascii="Arial" w:hAnsi="Arial" w:cs="Arial"/>
+        </w:rPr>
+      </w:pPr>
+    </w:p>
+    <w:tbl>
+      <w:tblPr>
+        <w:tblStyle w:val="Grigliatabella"/>
+        <w:tblW w:w="0" w:type="auto"/>
+        <w:tblLook w:val="04A0" w:firstRow="1" w:lastRow="0" w:firstColumn="1" w:lastColumn="0" w:noHBand="0" w:noVBand="1"/>
+      </w:tblPr>
+      <w:tblGrid>
+        <w:gridCol w:w="9628"/>
+      </w:tblGrid>
+      <w:tr>
+        <w:tc>
+          <w:tcPr>
+            <w:tcW w:w="9854" w:type="dxa"/>
+            <w:shd w:val="clear" w:color="auto" w:fill="D9D9D9" w:themeFill="background1" w:themeFillShade="D9"/>
+          </w:tcPr>
+          <w:p>
+            <w:pPr>
+              <w:rPr>
+                <w:rFonts w:ascii="Arial" w:hAnsi="Arial" w:cs="Arial"/>
+              </w:rPr>
+            </w:pPr>
+            <w:r>
+              <w:rPr>
+                <w:rFonts w:ascii="Arial" w:hAnsi="Arial" w:cs="Arial"/>
+              </w:rPr>
+              <w:t>Punto della situazione rispetto alla pianificazione</w:t>
+            </w:r>
+          </w:p>
+        </w:tc>
+      </w:tr>
+      <w:tr>
+        <w:tc>
+          <w:tcPr>
+            <w:tcW w:w="9854" w:type="dxa"/>
+          </w:tcPr>
+          <w:p>
+            <w:pPr>
+              <w:rPr>
+                <w:rFonts w:ascii="Arial" w:hAnsi="Arial" w:cs="Arial"/>
+              </w:rPr>
+            </w:pPr>
+            <w:r>
+              <w:rPr>
+                <w:rFonts w:ascii="Arial" w:hAnsi="Arial" w:cs="Arial"/>
+              </w:rPr>
+              <w:t>Analisi</w:t>
+            </w:r>
+          </w:p>
+          <w:p>
+            <w:pPr>
+              <w:rPr>
+                <w:rFonts w:ascii="Arial" w:hAnsi="Arial" w:cs="Arial"/>
+              </w:rPr>
+            </w:pPr>
+            <w:r>
+              <w:rPr>
+                <w:rFonts w:ascii="Arial" w:hAnsi="Arial" w:cs="Arial"/>
+              </w:rPr>
+              <w:t xml:space="preserve">Implementazione </w:t>
+            </w:r>
+          </w:p>
+        </w:tc>
+      </w:tr>
+    </w:tbl>
+    <w:p>
+      <w:pPr>
+        <w:rPr>
+          <w:rFonts w:ascii="Arial" w:hAnsi="Arial" w:cs="Arial"/>
+        </w:rPr>
+      </w:pPr>
+    </w:p>
+    <w:tbl>
+      <w:tblPr>
+        <w:tblStyle w:val="Grigliatabella"/>
+        <w:tblW w:w="0" w:type="auto"/>
+        <w:tblLook w:val="04A0" w:firstRow="1" w:lastRow="0" w:firstColumn="1" w:lastColumn="0" w:noHBand="0" w:noVBand="1"/>
+      </w:tblPr>
+      <w:tblGrid>
+        <w:gridCol w:w="9628"/>
+      </w:tblGrid>
+      <w:tr>
+        <w:tc>
+          <w:tcPr>
+            <w:tcW w:w="9854" w:type="dxa"/>
+            <w:shd w:val="clear" w:color="auto" w:fill="D9D9D9" w:themeFill="background1" w:themeFillShade="D9"/>
+          </w:tcPr>
+          <w:p>
+            <w:pPr>
+              <w:rPr>
+                <w:rFonts w:ascii="Arial" w:hAnsi="Arial" w:cs="Arial"/>
+              </w:rPr>
+            </w:pPr>
+            <w:r>
+              <w:rPr>
+                <w:rFonts w:ascii="Arial" w:hAnsi="Arial" w:cs="Arial"/>
+              </w:rPr>
+              <w:t>Programma di massima per la prossima giornata di lavoro</w:t>
+            </w:r>
+          </w:p>
+        </w:tc>
+      </w:tr>
+      <w:tr>
+        <w:tc>
+          <w:tcPr>
+            <w:tcW w:w="9854" w:type="dxa"/>
+          </w:tcPr>
+          <w:p>
+            <w:pPr>
+              <w:pStyle w:val="Paragrafoelenco"/>
+              <w:numPr>
+                <w:ilvl w:val="0"/>
+                <w:numId w:val="22"/>
+              </w:numPr>
+              <w:rPr>
+                <w:rFonts w:ascii="Arial" w:hAnsi="Arial" w:cs="Arial"/>
+              </w:rPr>
+            </w:pPr>
+            <w:r>
+              <w:rPr>
+                <w:rFonts w:ascii="Arial" w:hAnsi="Arial" w:cs="Arial"/>
+              </w:rPr>
+              <w:t>Continuare con lo sviluppo</w:t>
+            </w:r>
+          </w:p>
+        </w:tc>
+      </w:tr>
+    </w:tbl>
+    <w:p>
+      <w:pPr>
+        <w:rPr>
+          <w:rFonts w:ascii="Arial" w:hAnsi="Arial" w:cs="Arial"/>
+        </w:rPr>
+      </w:pPr>
+    </w:p>
+    <w:p>
+      <w:pPr>
+        <w:pStyle w:val="Titolo2"/>
+        <w:rPr>
+          <w:sz w:val="36"/>
+        </w:rPr>
+      </w:pPr>
+      <w:r>
+        <w:rPr>
+          <w:sz w:val="36"/>
+        </w:rPr>
+        <w:t>Agile</w:t>
+      </w:r>
+      <w:r>
+        <w:rPr>
+          <w:sz w:val="36"/>
+        </w:rPr>
+        <w:t xml:space="preserve"> - Resoconto</w:t>
+      </w:r>
+    </w:p>
+    <w:p/>
+    <w:tbl>
+      <w:tblPr>
+        <w:tblStyle w:val="Grigliatabella"/>
+        <w:tblW w:w="0" w:type="auto"/>
+        <w:tblLook w:val="04A0" w:firstRow="1" w:lastRow="0" w:firstColumn="1" w:lastColumn="0" w:noHBand="0" w:noVBand="1"/>
+      </w:tblPr>
+      <w:tblGrid>
+        <w:gridCol w:w="9628"/>
+      </w:tblGrid>
+      <w:tr>
+        <w:tc>
+          <w:tcPr>
+            <w:tcW w:w="9854" w:type="dxa"/>
+            <w:shd w:val="clear" w:color="auto" w:fill="D9D9D9" w:themeFill="background1" w:themeFillShade="D9"/>
+          </w:tcPr>
+          <w:p>
+            <w:pPr>
+              <w:rPr>
+                <w:rFonts w:ascii="Arial" w:hAnsi="Arial" w:cs="Arial"/>
+              </w:rPr>
+            </w:pPr>
+            <w:r>
+              <w:rPr>
+                <w:rFonts w:ascii="Arial" w:hAnsi="Arial" w:cs="Arial"/>
+              </w:rPr>
+              <w:t>Daily Scrum</w:t>
+            </w:r>
+          </w:p>
+        </w:tc>
+      </w:tr>
+      <w:tr>
+        <w:tc>
+          <w:tcPr>
+            <w:tcW w:w="9854" w:type="dxa"/>
+          </w:tcPr>
+          <w:p>
+            <w:pPr>
+              <w:pStyle w:val="Paragrafoelenco"/>
+              <w:numPr>
+                <w:ilvl w:val="0"/>
+                <w:numId w:val="22"/>
+              </w:numPr>
+              <w:rPr>
+                <w:rFonts w:ascii="Arial" w:hAnsi="Arial" w:cs="Arial"/>
+              </w:rPr>
+            </w:pPr>
+            <w:r>
+              <w:rPr>
+                <w:rFonts w:ascii="Arial" w:hAnsi="Arial" w:cs="Arial"/>
+              </w:rPr>
+              <w:t>10:00</w:t>
+            </w:r>
+          </w:p>
+          <w:p>
+            <w:pPr>
+              <w:pStyle w:val="Paragrafoelenco"/>
+              <w:numPr>
+                <w:ilvl w:val="0"/>
+                <w:numId w:val="22"/>
+              </w:numPr>
+              <w:rPr>
+                <w:rFonts w:ascii="Arial" w:hAnsi="Arial" w:cs="Arial"/>
+              </w:rPr>
+            </w:pPr>
+            <w:r>
+              <w:rPr>
+                <w:rFonts w:ascii="Arial" w:hAnsi="Arial" w:cs="Arial"/>
+              </w:rPr>
+              <w:t>Nessun problema emerso</w:t>
+            </w:r>
+          </w:p>
+          <w:p>
+            <w:pPr>
+              <w:pStyle w:val="Paragrafoelenco"/>
+              <w:numPr>
+                <w:ilvl w:val="0"/>
+                <w:numId w:val="22"/>
+              </w:numPr>
+              <w:rPr>
+                <w:rFonts w:ascii="Arial" w:hAnsi="Arial" w:cs="Arial"/>
+              </w:rPr>
+            </w:pPr>
+            <w:r>
+              <w:rPr>
+                <w:rFonts w:ascii="Arial" w:hAnsi="Arial" w:cs="Arial"/>
+              </w:rPr>
+              <w:t>Sincronizzazione sul lavoro di oggi</w:t>
+            </w:r>
+          </w:p>
+        </w:tc>
+      </w:tr>
+    </w:tbl>
+    <w:p>
+      <w:pPr>
+        <w:rPr>
+          <w:rFonts w:ascii="Arial" w:hAnsi="Arial" w:cs="Arial"/>
+        </w:rPr>
+      </w:pPr>
+    </w:p>
+    <w:tbl>
+      <w:tblPr>
+        <w:tblStyle w:val="Grigliatabella"/>
+        <w:tblW w:w="0" w:type="auto"/>
+        <w:tblLook w:val="04A0" w:firstRow="1" w:lastRow="0" w:firstColumn="1" w:lastColumn="0" w:noHBand="0" w:noVBand="1"/>
+      </w:tblPr>
+      <w:tblGrid>
+        <w:gridCol w:w="9628"/>
+      </w:tblGrid>
+      <w:tr>
+        <w:tc>
+          <w:tcPr>
+            <w:tcW w:w="9854" w:type="dxa"/>
+            <w:shd w:val="clear" w:color="auto" w:fill="D9D9D9" w:themeFill="background1" w:themeFillShade="D9"/>
+          </w:tcPr>
+          <w:p>
+            <w:pPr>
+              <w:rPr>
+                <w:rFonts w:ascii="Arial" w:hAnsi="Arial" w:cs="Arial"/>
+              </w:rPr>
+            </w:pPr>
+            <w:r>
+              <w:rPr>
+                <w:rFonts w:ascii="Arial" w:hAnsi="Arial" w:cs="Arial"/>
+              </w:rPr>
+              <w:t>Sprint Planning</w:t>
+            </w:r>
+          </w:p>
+        </w:tc>
+      </w:tr>
+      <w:tr>
+        <w:tc>
+          <w:tcPr>
+            <w:tcW w:w="9854" w:type="dxa"/>
+          </w:tcPr>
+          <w:p>
+            <w:pPr>
+              <w:rPr>
+                <w:rFonts w:ascii="Arial" w:hAnsi="Arial" w:cs="Arial"/>
+              </w:rPr>
+            </w:pPr>
+          </w:p>
+        </w:tc>
+      </w:tr>
+    </w:tbl>
+    <w:p>
+      <w:pPr>
+        <w:rPr>
+          <w:rFonts w:ascii="Arial" w:hAnsi="Arial" w:cs="Arial"/>
+        </w:rPr>
+      </w:pPr>
+    </w:p>
+    <w:tbl>
+      <w:tblPr>
+        <w:tblStyle w:val="Grigliatabella"/>
+        <w:tblW w:w="0" w:type="auto"/>
+        <w:tblLook w:val="04A0" w:firstRow="1" w:lastRow="0" w:firstColumn="1" w:lastColumn="0" w:noHBand="0" w:noVBand="1"/>
+      </w:tblPr>
+      <w:tblGrid>
+        <w:gridCol w:w="9628"/>
+      </w:tblGrid>
+      <w:tr>
+        <w:tc>
+          <w:tcPr>
+            <w:tcW w:w="9854" w:type="dxa"/>
+            <w:shd w:val="clear" w:color="auto" w:fill="D9D9D9" w:themeFill="background1" w:themeFillShade="D9"/>
+          </w:tcPr>
+          <w:p>
+            <w:pPr>
+              <w:rPr>
+                <w:rFonts w:ascii="Arial" w:hAnsi="Arial" w:cs="Arial"/>
+              </w:rPr>
+            </w:pPr>
+            <w:r>
+              <w:rPr>
+                <w:rFonts w:ascii="Arial" w:hAnsi="Arial" w:cs="Arial"/>
+              </w:rPr>
+              <w:t>Sprint Review</w:t>
+            </w:r>
+          </w:p>
+        </w:tc>
+      </w:tr>
+      <w:tr>
+        <w:tc>
+          <w:tcPr>
+            <w:tcW w:w="9854" w:type="dxa"/>
+          </w:tcPr>
+          <w:p>
+            <w:pPr>
+              <w:rPr>
+                <w:rFonts w:ascii="Arial" w:hAnsi="Arial" w:cs="Arial"/>
+              </w:rPr>
+            </w:pPr>
+          </w:p>
+        </w:tc>
+      </w:tr>
+    </w:tbl>
+    <w:p>
+      <w:pPr>
+        <w:rPr>
+          <w:rFonts w:ascii="Arial" w:hAnsi="Arial" w:cs="Arial"/>
+        </w:rPr>
+      </w:pPr>
+    </w:p>
+    <w:tbl>
+      <w:tblPr>
+        <w:tblStyle w:val="Grigliatabella"/>
+        <w:tblW w:w="0" w:type="auto"/>
+        <w:tblLook w:val="04A0" w:firstRow="1" w:lastRow="0" w:firstColumn="1" w:lastColumn="0" w:noHBand="0" w:noVBand="1"/>
+      </w:tblPr>
+      <w:tblGrid>
+        <w:gridCol w:w="9628"/>
+      </w:tblGrid>
+      <w:tr>
+        <w:tc>
+          <w:tcPr>
+            <w:tcW w:w="9854" w:type="dxa"/>
+            <w:shd w:val="clear" w:color="auto" w:fill="D9D9D9" w:themeFill="background1" w:themeFillShade="D9"/>
+          </w:tcPr>
+          <w:p>
+            <w:pPr>
+              <w:rPr>
+                <w:rFonts w:ascii="Arial" w:hAnsi="Arial" w:cs="Arial"/>
+              </w:rPr>
+            </w:pPr>
+            <w:r>
+              <w:rPr>
+                <w:rFonts w:ascii="Arial" w:hAnsi="Arial" w:cs="Arial"/>
+              </w:rPr>
+              <w:t>Sprint Retrospective</w:t>
+            </w:r>
           </w:p>
         </w:tc>
       </w:tr>
@@ -4432,14 +4969,12 @@
         <w:text/>
       </w:sdtPr>
       <w:sdtContent>
-        <w:proofErr w:type="spellStart"/>
         <w:r>
           <w:rPr>
             <w:rFonts w:ascii="Arial" w:hAnsi="Arial" w:cs="Arial"/>
           </w:rPr>
           <w:t>OraX</w:t>
         </w:r>
-        <w:proofErr w:type="spellEnd"/>
       </w:sdtContent>
     </w:sdt>
     <w:r>
@@ -4579,35 +5114,7 @@
       <w:rPr>
         <w:rFonts w:ascii="Arial" w:hAnsi="Arial" w:cs="Arial"/>
       </w:rPr>
-      <w:t xml:space="preserve">Linda </w:t>
-    </w:r>
-    <w:proofErr w:type="spellStart"/>
-    <w:r>
-      <w:rPr>
-        <w:rFonts w:ascii="Arial" w:hAnsi="Arial" w:cs="Arial"/>
-      </w:rPr>
-      <w:t>Bytyqi</w:t>
-    </w:r>
-    <w:proofErr w:type="spellEnd"/>
-    <w:r>
-      <w:rPr>
-        <w:rFonts w:ascii="Arial" w:hAnsi="Arial" w:cs="Arial"/>
-      </w:rPr>
-      <w:t xml:space="preserve">, Ryan </w:t>
-    </w:r>
-    <w:proofErr w:type="spellStart"/>
-    <w:r>
-      <w:rPr>
-        <w:rFonts w:ascii="Arial" w:hAnsi="Arial" w:cs="Arial"/>
-      </w:rPr>
-      <w:t>Pinana</w:t>
-    </w:r>
-    <w:proofErr w:type="spellEnd"/>
-    <w:r>
-      <w:rPr>
-        <w:rFonts w:ascii="Arial" w:hAnsi="Arial" w:cs="Arial"/>
-      </w:rPr>
-      <w:t xml:space="preserve"> e T</w:t>
+      <w:t>Linda Bytyqi, Ryan Pinana e T</w:t>
     </w:r>
     <w:r>
       <w:rPr>
@@ -9196,7 +9703,9 @@
     <w:rsid w:val="00E316BF"/>
     <w:rsid w:val="00E42975"/>
     <w:rsid w:val="00E65056"/>
+    <w:rsid w:val="00E97C02"/>
     <w:rsid w:val="00EA31B1"/>
+    <w:rsid w:val="00EB0623"/>
     <w:rsid w:val="00EB36D6"/>
     <w:rsid w:val="00EC6CCE"/>
     <w:rsid w:val="00EE4297"/>

--- a/4_Diari/Diario - OraX.docx
+++ b/4_Diari/Diario - OraX.docx
@@ -2371,13 +2371,7 @@
               <w:rPr>
                 <w:rFonts w:ascii="Arial" w:hAnsi="Arial" w:cs="Arial"/>
               </w:rPr>
-              <w:t>13</w:t>
-            </w:r>
-            <w:r>
-              <w:rPr>
-                <w:rFonts w:ascii="Arial" w:hAnsi="Arial" w:cs="Arial"/>
-              </w:rPr>
-              <w:t>.02.2026</w:t>
+              <w:t>13.02.2026</w:t>
             </w:r>
           </w:p>
         </w:tc>
@@ -3126,6 +3120,2828 @@
         </w:rPr>
       </w:pPr>
     </w:p>
+    <w:p>
+      <w:pPr>
+        <w:rPr>
+          <w:rFonts w:ascii="Arial" w:hAnsi="Arial" w:cs="Arial"/>
+        </w:rPr>
+      </w:pPr>
+      <w:r>
+        <w:rPr>
+          <w:rFonts w:ascii="Arial" w:hAnsi="Arial" w:cs="Arial"/>
+        </w:rPr>
+        <w:lastRenderedPageBreak/>
+        <w:br w:type="page"/>
+      </w:r>
+    </w:p>
+    <w:tbl>
+      <w:tblPr>
+        <w:tblStyle w:val="Grigliatabella"/>
+        <w:tblW w:w="9634" w:type="dxa"/>
+        <w:tblLook w:val="04A0" w:firstRow="1" w:lastRow="0" w:firstColumn="1" w:lastColumn="0" w:noHBand="0" w:noVBand="1"/>
+      </w:tblPr>
+      <w:tblGrid>
+        <w:gridCol w:w="4803"/>
+        <w:gridCol w:w="4831"/>
+      </w:tblGrid>
+      <w:tr>
+        <w:trPr>
+          <w:trHeight w:hRule="exact" w:val="397"/>
+        </w:trPr>
+        <w:tc>
+          <w:tcPr>
+            <w:tcW w:w="4803" w:type="dxa"/>
+            <w:vAlign w:val="center"/>
+          </w:tcPr>
+          <w:p>
+            <w:pPr>
+              <w:rPr>
+                <w:rFonts w:ascii="Arial" w:hAnsi="Arial" w:cs="Arial"/>
+              </w:rPr>
+            </w:pPr>
+            <w:r>
+              <w:rPr>
+                <w:rFonts w:ascii="Arial" w:hAnsi="Arial" w:cs="Arial"/>
+              </w:rPr>
+              <w:t>Luogo</w:t>
+            </w:r>
+          </w:p>
+        </w:tc>
+        <w:tc>
+          <w:tcPr>
+            <w:tcW w:w="4831" w:type="dxa"/>
+            <w:vAlign w:val="center"/>
+          </w:tcPr>
+          <w:p>
+            <w:pPr>
+              <w:pStyle w:val="Nessunaspaziatura"/>
+              <w:spacing w:line="360" w:lineRule="auto"/>
+              <w:rPr>
+                <w:rFonts w:ascii="Arial" w:hAnsi="Arial" w:cs="Arial"/>
+              </w:rPr>
+            </w:pPr>
+            <w:r>
+              <w:rPr>
+                <w:rFonts w:ascii="Arial" w:hAnsi="Arial" w:cs="Arial"/>
+              </w:rPr>
+              <w:t>Canobbio</w:t>
+            </w:r>
+          </w:p>
+        </w:tc>
+      </w:tr>
+      <w:tr>
+        <w:trPr>
+          <w:trHeight w:hRule="exact" w:val="397"/>
+        </w:trPr>
+        <w:tc>
+          <w:tcPr>
+            <w:tcW w:w="4803" w:type="dxa"/>
+            <w:vAlign w:val="center"/>
+          </w:tcPr>
+          <w:p>
+            <w:pPr>
+              <w:rPr>
+                <w:rFonts w:ascii="Arial" w:hAnsi="Arial" w:cs="Arial"/>
+              </w:rPr>
+            </w:pPr>
+            <w:r>
+              <w:rPr>
+                <w:rFonts w:ascii="Arial" w:hAnsi="Arial" w:cs="Arial"/>
+              </w:rPr>
+              <w:t>Data</w:t>
+            </w:r>
+          </w:p>
+        </w:tc>
+        <w:tc>
+          <w:tcPr>
+            <w:tcW w:w="4831" w:type="dxa"/>
+            <w:vAlign w:val="center"/>
+          </w:tcPr>
+          <w:p>
+            <w:pPr>
+              <w:rPr>
+                <w:rFonts w:ascii="Arial" w:hAnsi="Arial" w:cs="Arial"/>
+              </w:rPr>
+            </w:pPr>
+            <w:r>
+              <w:rPr>
+                <w:rFonts w:ascii="Arial" w:hAnsi="Arial" w:cs="Arial"/>
+              </w:rPr>
+              <w:t>27.02.2026</w:t>
+            </w:r>
+          </w:p>
+        </w:tc>
+      </w:tr>
+    </w:tbl>
+    <w:p>
+      <w:pPr>
+        <w:rPr>
+          <w:rFonts w:ascii="Arial" w:hAnsi="Arial" w:cs="Arial"/>
+        </w:rPr>
+      </w:pPr>
+    </w:p>
+    <w:tbl>
+      <w:tblPr>
+        <w:tblStyle w:val="Grigliatabella"/>
+        <w:tblW w:w="0" w:type="auto"/>
+        <w:tblLook w:val="04A0" w:firstRow="1" w:lastRow="0" w:firstColumn="1" w:lastColumn="0" w:noHBand="0" w:noVBand="1"/>
+      </w:tblPr>
+      <w:tblGrid>
+        <w:gridCol w:w="9628"/>
+      </w:tblGrid>
+      <w:tr>
+        <w:tc>
+          <w:tcPr>
+            <w:tcW w:w="9854" w:type="dxa"/>
+            <w:shd w:val="clear" w:color="auto" w:fill="D9D9D9" w:themeFill="background1" w:themeFillShade="D9"/>
+          </w:tcPr>
+          <w:p>
+            <w:pPr>
+              <w:rPr>
+                <w:rFonts w:ascii="Arial" w:hAnsi="Arial" w:cs="Arial"/>
+              </w:rPr>
+            </w:pPr>
+            <w:r>
+              <w:rPr>
+                <w:rFonts w:ascii="Arial" w:hAnsi="Arial" w:cs="Arial"/>
+              </w:rPr>
+              <w:t>Lavori svolti</w:t>
+            </w:r>
+          </w:p>
+        </w:tc>
+      </w:tr>
+      <w:tr>
+        <w:tc>
+          <w:tcPr>
+            <w:tcW w:w="9854" w:type="dxa"/>
+          </w:tcPr>
+          <w:p>
+            <w:pPr>
+              <w:rPr>
+                <w:rFonts w:ascii="Arial" w:hAnsi="Arial" w:cs="Arial"/>
+              </w:rPr>
+            </w:pPr>
+            <w:r>
+              <w:rPr>
+                <w:rFonts w:ascii="Arial" w:hAnsi="Arial" w:cs="Arial"/>
+              </w:rPr>
+              <w:t>Linda, Ryan, Tessa:</w:t>
+            </w:r>
+          </w:p>
+          <w:p>
+            <w:pPr>
+              <w:pStyle w:val="Paragrafoelenco"/>
+              <w:numPr>
+                <w:ilvl w:val="0"/>
+                <w:numId w:val="22"/>
+              </w:numPr>
+              <w:rPr>
+                <w:rFonts w:ascii="Arial" w:hAnsi="Arial" w:cs="Arial"/>
+              </w:rPr>
+            </w:pPr>
+            <w:r>
+              <w:rPr>
+                <w:rFonts w:ascii="Arial" w:hAnsi="Arial" w:cs="Arial"/>
+              </w:rPr>
+              <w:t>Presentazione Daily Scrum</w:t>
+            </w:r>
+          </w:p>
+          <w:p>
+            <w:pPr>
+              <w:pStyle w:val="Paragrafoelenco"/>
+              <w:numPr>
+                <w:ilvl w:val="0"/>
+                <w:numId w:val="22"/>
+              </w:numPr>
+              <w:rPr>
+                <w:rFonts w:ascii="Arial" w:hAnsi="Arial" w:cs="Arial"/>
+              </w:rPr>
+            </w:pPr>
+            <w:r>
+              <w:rPr>
+                <w:rFonts w:ascii="Arial" w:hAnsi="Arial" w:cs="Arial"/>
+              </w:rPr>
+              <w:t>GitHub Branch</w:t>
+            </w:r>
+          </w:p>
+          <w:p>
+            <w:pPr>
+              <w:rPr>
+                <w:rFonts w:ascii="Arial" w:hAnsi="Arial" w:cs="Arial"/>
+              </w:rPr>
+            </w:pPr>
+            <w:r>
+              <w:rPr>
+                <w:rFonts w:ascii="Arial" w:hAnsi="Arial" w:cs="Arial"/>
+              </w:rPr>
+              <w:t>Linda:</w:t>
+            </w:r>
+          </w:p>
+          <w:p>
+            <w:pPr>
+              <w:pStyle w:val="Paragrafoelenco"/>
+              <w:numPr>
+                <w:ilvl w:val="0"/>
+                <w:numId w:val="24"/>
+              </w:numPr>
+              <w:rPr>
+                <w:rFonts w:ascii="Arial" w:hAnsi="Arial" w:cs="Arial"/>
+              </w:rPr>
+            </w:pPr>
+            <w:r>
+              <w:rPr>
+                <w:rFonts w:ascii="Arial" w:hAnsi="Arial" w:cs="Arial"/>
+              </w:rPr>
+              <w:t>Profilo utente senza codebehind</w:t>
+            </w:r>
+          </w:p>
+          <w:p>
+            <w:pPr>
+              <w:rPr>
+                <w:rFonts w:ascii="Arial" w:hAnsi="Arial" w:cs="Arial"/>
+              </w:rPr>
+            </w:pPr>
+            <w:r>
+              <w:rPr>
+                <w:rFonts w:ascii="Arial" w:hAnsi="Arial" w:cs="Arial"/>
+              </w:rPr>
+              <w:t>Tessa:</w:t>
+            </w:r>
+          </w:p>
+          <w:p>
+            <w:pPr>
+              <w:pStyle w:val="Paragrafoelenco"/>
+              <w:numPr>
+                <w:ilvl w:val="0"/>
+                <w:numId w:val="24"/>
+              </w:numPr>
+              <w:rPr>
+                <w:rFonts w:ascii="Arial" w:hAnsi="Arial" w:cs="Arial"/>
+              </w:rPr>
+            </w:pPr>
+            <w:r>
+              <w:rPr>
+                <w:rFonts w:ascii="Arial" w:hAnsi="Arial" w:cs="Arial"/>
+              </w:rPr>
+              <w:t>Login senza codebehind</w:t>
+            </w:r>
+          </w:p>
+          <w:p>
+            <w:pPr>
+              <w:rPr>
+                <w:rFonts w:ascii="Arial" w:hAnsi="Arial" w:cs="Arial"/>
+              </w:rPr>
+            </w:pPr>
+            <w:r>
+              <w:rPr>
+                <w:rFonts w:ascii="Arial" w:hAnsi="Arial" w:cs="Arial"/>
+              </w:rPr>
+              <w:t>Ryan:</w:t>
+            </w:r>
+          </w:p>
+          <w:p>
+            <w:pPr>
+              <w:pStyle w:val="Paragrafoelenco"/>
+              <w:numPr>
+                <w:ilvl w:val="0"/>
+                <w:numId w:val="24"/>
+              </w:numPr>
+              <w:rPr>
+                <w:rFonts w:ascii="Arial" w:hAnsi="Arial" w:cs="Arial"/>
+              </w:rPr>
+            </w:pPr>
+            <w:r>
+              <w:rPr>
+                <w:rFonts w:ascii="Arial" w:hAnsi="Arial" w:cs="Arial"/>
+              </w:rPr>
+              <w:t>Ricerca plugin (trovato)</w:t>
+            </w:r>
+          </w:p>
+          <w:p>
+            <w:pPr>
+              <w:pStyle w:val="Paragrafoelenco"/>
+              <w:numPr>
+                <w:ilvl w:val="0"/>
+                <w:numId w:val="24"/>
+              </w:numPr>
+              <w:rPr>
+                <w:rFonts w:ascii="Arial" w:hAnsi="Arial" w:cs="Arial"/>
+              </w:rPr>
+            </w:pPr>
+            <w:r>
+              <w:rPr>
+                <w:rFonts w:ascii="Arial" w:hAnsi="Arial" w:cs="Arial"/>
+              </w:rPr>
+              <w:t>Calendario senza codebehind</w:t>
+            </w:r>
+          </w:p>
+          <w:p>
+            <w:pPr>
+              <w:rPr>
+                <w:rFonts w:ascii="Arial" w:hAnsi="Arial" w:cs="Arial"/>
+              </w:rPr>
+            </w:pPr>
+          </w:p>
+        </w:tc>
+      </w:tr>
+    </w:tbl>
+    <w:p>
+      <w:pPr>
+        <w:rPr>
+          <w:rFonts w:ascii="Arial" w:hAnsi="Arial" w:cs="Arial"/>
+        </w:rPr>
+      </w:pPr>
+    </w:p>
+    <w:tbl>
+      <w:tblPr>
+        <w:tblStyle w:val="Grigliatabella"/>
+        <w:tblW w:w="0" w:type="auto"/>
+        <w:tblLook w:val="04A0" w:firstRow="1" w:lastRow="0" w:firstColumn="1" w:lastColumn="0" w:noHBand="0" w:noVBand="1"/>
+      </w:tblPr>
+      <w:tblGrid>
+        <w:gridCol w:w="9628"/>
+      </w:tblGrid>
+      <w:tr>
+        <w:tc>
+          <w:tcPr>
+            <w:tcW w:w="9854" w:type="dxa"/>
+            <w:shd w:val="clear" w:color="auto" w:fill="D9D9D9" w:themeFill="background1" w:themeFillShade="D9"/>
+          </w:tcPr>
+          <w:p>
+            <w:pPr>
+              <w:rPr>
+                <w:rFonts w:ascii="Arial" w:hAnsi="Arial" w:cs="Arial"/>
+              </w:rPr>
+            </w:pPr>
+            <w:r>
+              <w:rPr>
+                <w:rFonts w:ascii="Arial" w:hAnsi="Arial" w:cs="Arial"/>
+              </w:rPr>
+              <w:t xml:space="preserve">Problemi riscontrati </w:t>
+            </w:r>
+          </w:p>
+        </w:tc>
+      </w:tr>
+      <w:tr>
+        <w:tc>
+          <w:tcPr>
+            <w:tcW w:w="9854" w:type="dxa"/>
+          </w:tcPr>
+          <w:p>
+            <w:pPr>
+              <w:pStyle w:val="Paragrafoelenco"/>
+              <w:numPr>
+                <w:ilvl w:val="0"/>
+                <w:numId w:val="29"/>
+              </w:numPr>
+              <w:rPr>
+                <w:rFonts w:ascii="Arial" w:hAnsi="Arial" w:cs="Arial"/>
+              </w:rPr>
+            </w:pPr>
+            <w:r>
+              <w:rPr>
+                <w:rFonts w:ascii="Arial" w:hAnsi="Arial" w:cs="Arial"/>
+              </w:rPr>
+              <w:t>L’applicativo non partiva</w:t>
+            </w:r>
+          </w:p>
+        </w:tc>
+      </w:tr>
+    </w:tbl>
+    <w:p>
+      <w:pPr>
+        <w:rPr>
+          <w:rFonts w:ascii="Arial" w:hAnsi="Arial" w:cs="Arial"/>
+        </w:rPr>
+      </w:pPr>
+    </w:p>
+    <w:tbl>
+      <w:tblPr>
+        <w:tblStyle w:val="Grigliatabella"/>
+        <w:tblW w:w="0" w:type="auto"/>
+        <w:tblLook w:val="04A0" w:firstRow="1" w:lastRow="0" w:firstColumn="1" w:lastColumn="0" w:noHBand="0" w:noVBand="1"/>
+      </w:tblPr>
+      <w:tblGrid>
+        <w:gridCol w:w="9628"/>
+      </w:tblGrid>
+      <w:tr>
+        <w:tc>
+          <w:tcPr>
+            <w:tcW w:w="9854" w:type="dxa"/>
+            <w:shd w:val="clear" w:color="auto" w:fill="D9D9D9" w:themeFill="background1" w:themeFillShade="D9"/>
+          </w:tcPr>
+          <w:p>
+            <w:pPr>
+              <w:rPr>
+                <w:rFonts w:ascii="Arial" w:hAnsi="Arial" w:cs="Arial"/>
+              </w:rPr>
+            </w:pPr>
+            <w:r>
+              <w:rPr>
+                <w:rFonts w:ascii="Arial" w:hAnsi="Arial" w:cs="Arial"/>
+              </w:rPr>
+              <w:t>S</w:t>
+            </w:r>
+            <w:r>
+              <w:rPr>
+                <w:rFonts w:ascii="Arial" w:hAnsi="Arial" w:cs="Arial"/>
+              </w:rPr>
+              <w:t>oluzioni adottate</w:t>
+            </w:r>
+          </w:p>
+        </w:tc>
+      </w:tr>
+      <w:tr>
+        <w:tc>
+          <w:tcPr>
+            <w:tcW w:w="9854" w:type="dxa"/>
+          </w:tcPr>
+          <w:p>
+            <w:pPr>
+              <w:pStyle w:val="Paragrafoelenco"/>
+              <w:numPr>
+                <w:ilvl w:val="0"/>
+                <w:numId w:val="30"/>
+              </w:numPr>
+              <w:rPr>
+                <w:rFonts w:ascii="Arial" w:hAnsi="Arial" w:cs="Arial"/>
+              </w:rPr>
+            </w:pPr>
+            <w:r>
+              <w:rPr>
+                <w:rFonts w:ascii="Arial" w:hAnsi="Arial" w:cs="Arial"/>
+              </w:rPr>
+              <w:t>Riprendere la base del progetto</w:t>
+            </w:r>
+          </w:p>
+        </w:tc>
+      </w:tr>
+    </w:tbl>
+    <w:p>
+      <w:pPr>
+        <w:rPr>
+          <w:rFonts w:ascii="Arial" w:hAnsi="Arial" w:cs="Arial"/>
+        </w:rPr>
+      </w:pPr>
+    </w:p>
+    <w:tbl>
+      <w:tblPr>
+        <w:tblStyle w:val="Grigliatabella"/>
+        <w:tblW w:w="0" w:type="auto"/>
+        <w:tblLook w:val="04A0" w:firstRow="1" w:lastRow="0" w:firstColumn="1" w:lastColumn="0" w:noHBand="0" w:noVBand="1"/>
+      </w:tblPr>
+      <w:tblGrid>
+        <w:gridCol w:w="9628"/>
+      </w:tblGrid>
+      <w:tr>
+        <w:tc>
+          <w:tcPr>
+            <w:tcW w:w="9854" w:type="dxa"/>
+            <w:shd w:val="clear" w:color="auto" w:fill="D9D9D9" w:themeFill="background1" w:themeFillShade="D9"/>
+          </w:tcPr>
+          <w:p>
+            <w:pPr>
+              <w:rPr>
+                <w:rFonts w:ascii="Arial" w:hAnsi="Arial" w:cs="Arial"/>
+              </w:rPr>
+            </w:pPr>
+            <w:r>
+              <w:rPr>
+                <w:rFonts w:ascii="Arial" w:hAnsi="Arial" w:cs="Arial"/>
+              </w:rPr>
+              <w:t>Punto della situazione rispetto alla pianificazione</w:t>
+            </w:r>
+          </w:p>
+        </w:tc>
+      </w:tr>
+      <w:tr>
+        <w:tc>
+          <w:tcPr>
+            <w:tcW w:w="9854" w:type="dxa"/>
+          </w:tcPr>
+          <w:p>
+            <w:pPr>
+              <w:pStyle w:val="Paragrafoelenco"/>
+              <w:numPr>
+                <w:ilvl w:val="0"/>
+                <w:numId w:val="25"/>
+              </w:numPr>
+              <w:rPr>
+                <w:rFonts w:ascii="Arial" w:hAnsi="Arial" w:cs="Arial"/>
+              </w:rPr>
+            </w:pPr>
+            <w:r>
+              <w:rPr>
+                <w:rFonts w:ascii="Arial" w:hAnsi="Arial" w:cs="Arial"/>
+              </w:rPr>
+              <w:t>Progettazione</w:t>
+            </w:r>
+          </w:p>
+          <w:p>
+            <w:pPr>
+              <w:pStyle w:val="Paragrafoelenco"/>
+              <w:numPr>
+                <w:ilvl w:val="0"/>
+                <w:numId w:val="25"/>
+              </w:numPr>
+              <w:rPr>
+                <w:rFonts w:ascii="Arial" w:hAnsi="Arial" w:cs="Arial"/>
+              </w:rPr>
+            </w:pPr>
+            <w:r>
+              <w:rPr>
+                <w:rFonts w:ascii="Arial" w:hAnsi="Arial" w:cs="Arial"/>
+              </w:rPr>
+              <w:t>Implementazione</w:t>
+            </w:r>
+          </w:p>
+        </w:tc>
+      </w:tr>
+    </w:tbl>
+    <w:p>
+      <w:pPr>
+        <w:rPr>
+          <w:rFonts w:ascii="Arial" w:hAnsi="Arial" w:cs="Arial"/>
+        </w:rPr>
+      </w:pPr>
+    </w:p>
+    <w:tbl>
+      <w:tblPr>
+        <w:tblStyle w:val="Grigliatabella"/>
+        <w:tblW w:w="0" w:type="auto"/>
+        <w:tblLook w:val="04A0" w:firstRow="1" w:lastRow="0" w:firstColumn="1" w:lastColumn="0" w:noHBand="0" w:noVBand="1"/>
+      </w:tblPr>
+      <w:tblGrid>
+        <w:gridCol w:w="9628"/>
+      </w:tblGrid>
+      <w:tr>
+        <w:tc>
+          <w:tcPr>
+            <w:tcW w:w="9854" w:type="dxa"/>
+            <w:shd w:val="clear" w:color="auto" w:fill="D9D9D9" w:themeFill="background1" w:themeFillShade="D9"/>
+          </w:tcPr>
+          <w:p>
+            <w:pPr>
+              <w:rPr>
+                <w:rFonts w:ascii="Arial" w:hAnsi="Arial" w:cs="Arial"/>
+              </w:rPr>
+            </w:pPr>
+            <w:r>
+              <w:rPr>
+                <w:rFonts w:ascii="Arial" w:hAnsi="Arial" w:cs="Arial"/>
+              </w:rPr>
+              <w:t>Programma di massima per la prossima giornata di lavoro</w:t>
+            </w:r>
+          </w:p>
+        </w:tc>
+      </w:tr>
+      <w:tr>
+        <w:tc>
+          <w:tcPr>
+            <w:tcW w:w="9854" w:type="dxa"/>
+          </w:tcPr>
+          <w:p>
+            <w:pPr>
+              <w:pStyle w:val="Paragrafoelenco"/>
+              <w:numPr>
+                <w:ilvl w:val="0"/>
+                <w:numId w:val="22"/>
+              </w:numPr>
+              <w:rPr>
+                <w:rFonts w:ascii="Arial" w:hAnsi="Arial" w:cs="Arial"/>
+              </w:rPr>
+            </w:pPr>
+            <w:r>
+              <w:rPr>
+                <w:rFonts w:ascii="Arial" w:hAnsi="Arial" w:cs="Arial"/>
+              </w:rPr>
+              <w:t>Fare Hardware in analisi dei mezzi</w:t>
+            </w:r>
+          </w:p>
+          <w:p>
+            <w:pPr>
+              <w:pStyle w:val="Paragrafoelenco"/>
+              <w:numPr>
+                <w:ilvl w:val="0"/>
+                <w:numId w:val="22"/>
+              </w:numPr>
+              <w:rPr>
+                <w:rFonts w:ascii="Arial" w:hAnsi="Arial" w:cs="Arial"/>
+              </w:rPr>
+            </w:pPr>
+            <w:r>
+              <w:rPr>
+                <w:rFonts w:ascii="Arial" w:hAnsi="Arial" w:cs="Arial"/>
+              </w:rPr>
+              <w:t>Iniziare nella documentazione fase di progettazione</w:t>
+            </w:r>
+          </w:p>
+          <w:p>
+            <w:pPr>
+              <w:pStyle w:val="Paragrafoelenco"/>
+              <w:numPr>
+                <w:ilvl w:val="0"/>
+                <w:numId w:val="22"/>
+              </w:numPr>
+              <w:rPr>
+                <w:rFonts w:ascii="Arial" w:hAnsi="Arial" w:cs="Arial"/>
+              </w:rPr>
+            </w:pPr>
+            <w:r>
+              <w:rPr>
+                <w:rFonts w:ascii="Arial" w:hAnsi="Arial" w:cs="Arial"/>
+              </w:rPr>
+              <w:t>Strutturazione del progetto</w:t>
+            </w:r>
+          </w:p>
+          <w:p>
+            <w:pPr>
+              <w:pStyle w:val="Paragrafoelenco"/>
+              <w:numPr>
+                <w:ilvl w:val="0"/>
+                <w:numId w:val="22"/>
+              </w:numPr>
+              <w:rPr>
+                <w:rFonts w:ascii="Arial" w:hAnsi="Arial" w:cs="Arial"/>
+              </w:rPr>
+            </w:pPr>
+            <w:r>
+              <w:rPr>
+                <w:rFonts w:ascii="Arial" w:hAnsi="Arial" w:cs="Arial"/>
+              </w:rPr>
+              <w:t>Andare avanti con il XAML</w:t>
+            </w:r>
+          </w:p>
+          <w:p>
+            <w:pPr>
+              <w:pStyle w:val="Paragrafoelenco"/>
+              <w:numPr>
+                <w:ilvl w:val="0"/>
+                <w:numId w:val="22"/>
+              </w:numPr>
+              <w:rPr>
+                <w:rFonts w:ascii="Arial" w:hAnsi="Arial" w:cs="Arial"/>
+              </w:rPr>
+            </w:pPr>
+            <w:r>
+              <w:rPr>
+                <w:rFonts w:ascii="Arial" w:hAnsi="Arial" w:cs="Arial"/>
+              </w:rPr>
+              <w:t>Cominciare codebehind</w:t>
+            </w:r>
+          </w:p>
+        </w:tc>
+      </w:tr>
+    </w:tbl>
+    <w:p>
+      <w:pPr>
+        <w:rPr>
+          <w:rFonts w:ascii="Arial" w:hAnsi="Arial" w:cs="Arial"/>
+        </w:rPr>
+      </w:pPr>
+    </w:p>
+    <w:p>
+      <w:pPr>
+        <w:pStyle w:val="Titolo2"/>
+        <w:rPr>
+          <w:sz w:val="36"/>
+        </w:rPr>
+      </w:pPr>
+      <w:r>
+        <w:rPr>
+          <w:sz w:val="36"/>
+        </w:rPr>
+        <w:t>Agile</w:t>
+      </w:r>
+      <w:r>
+        <w:rPr>
+          <w:sz w:val="36"/>
+        </w:rPr>
+        <w:t xml:space="preserve"> - Resoconto</w:t>
+      </w:r>
+    </w:p>
+    <w:p/>
+    <w:tbl>
+      <w:tblPr>
+        <w:tblStyle w:val="Grigliatabella"/>
+        <w:tblW w:w="0" w:type="auto"/>
+        <w:tblLook w:val="04A0" w:firstRow="1" w:lastRow="0" w:firstColumn="1" w:lastColumn="0" w:noHBand="0" w:noVBand="1"/>
+      </w:tblPr>
+      <w:tblGrid>
+        <w:gridCol w:w="9628"/>
+      </w:tblGrid>
+      <w:tr>
+        <w:tc>
+          <w:tcPr>
+            <w:tcW w:w="9854" w:type="dxa"/>
+            <w:shd w:val="clear" w:color="auto" w:fill="D9D9D9" w:themeFill="background1" w:themeFillShade="D9"/>
+          </w:tcPr>
+          <w:p>
+            <w:pPr>
+              <w:rPr>
+                <w:rFonts w:ascii="Arial" w:hAnsi="Arial" w:cs="Arial"/>
+              </w:rPr>
+            </w:pPr>
+            <w:r>
+              <w:rPr>
+                <w:rFonts w:ascii="Arial" w:hAnsi="Arial" w:cs="Arial"/>
+              </w:rPr>
+              <w:t>Daily Scrum</w:t>
+            </w:r>
+          </w:p>
+        </w:tc>
+      </w:tr>
+      <w:tr>
+        <w:tc>
+          <w:tcPr>
+            <w:tcW w:w="9854" w:type="dxa"/>
+          </w:tcPr>
+          <w:p>
+            <w:pPr>
+              <w:pStyle w:val="Paragrafoelenco"/>
+              <w:numPr>
+                <w:ilvl w:val="0"/>
+                <w:numId w:val="22"/>
+              </w:numPr>
+              <w:rPr>
+                <w:rFonts w:ascii="Arial" w:hAnsi="Arial" w:cs="Arial"/>
+              </w:rPr>
+            </w:pPr>
+            <w:r>
+              <w:rPr>
+                <w:rFonts w:ascii="Arial" w:hAnsi="Arial" w:cs="Arial"/>
+              </w:rPr>
+              <w:t>10:00</w:t>
+            </w:r>
+          </w:p>
+          <w:p>
+            <w:pPr>
+              <w:pStyle w:val="Paragrafoelenco"/>
+              <w:numPr>
+                <w:ilvl w:val="0"/>
+                <w:numId w:val="22"/>
+              </w:numPr>
+              <w:rPr>
+                <w:rFonts w:ascii="Arial" w:hAnsi="Arial" w:cs="Arial"/>
+              </w:rPr>
+            </w:pPr>
+            <w:r>
+              <w:rPr>
+                <w:rFonts w:ascii="Arial" w:hAnsi="Arial" w:cs="Arial"/>
+              </w:rPr>
+              <w:t>Nessun problema emerso</w:t>
+            </w:r>
+          </w:p>
+          <w:p>
+            <w:pPr>
+              <w:pStyle w:val="Paragrafoelenco"/>
+              <w:numPr>
+                <w:ilvl w:val="0"/>
+                <w:numId w:val="22"/>
+              </w:numPr>
+              <w:rPr>
+                <w:rFonts w:ascii="Arial" w:hAnsi="Arial" w:cs="Arial"/>
+              </w:rPr>
+            </w:pPr>
+            <w:r>
+              <w:rPr>
+                <w:rFonts w:ascii="Arial" w:hAnsi="Arial" w:cs="Arial"/>
+              </w:rPr>
+              <w:t>Sincronizzazione sul lavoro di oggi</w:t>
+            </w:r>
+          </w:p>
+        </w:tc>
+      </w:tr>
+    </w:tbl>
+    <w:p>
+      <w:pPr>
+        <w:rPr>
+          <w:rFonts w:ascii="Arial" w:hAnsi="Arial" w:cs="Arial"/>
+        </w:rPr>
+      </w:pPr>
+    </w:p>
+    <w:tbl>
+      <w:tblPr>
+        <w:tblStyle w:val="Grigliatabella"/>
+        <w:tblW w:w="0" w:type="auto"/>
+        <w:tblLook w:val="04A0" w:firstRow="1" w:lastRow="0" w:firstColumn="1" w:lastColumn="0" w:noHBand="0" w:noVBand="1"/>
+      </w:tblPr>
+      <w:tblGrid>
+        <w:gridCol w:w="9628"/>
+      </w:tblGrid>
+      <w:tr>
+        <w:tc>
+          <w:tcPr>
+            <w:tcW w:w="9854" w:type="dxa"/>
+            <w:shd w:val="clear" w:color="auto" w:fill="D9D9D9" w:themeFill="background1" w:themeFillShade="D9"/>
+          </w:tcPr>
+          <w:p>
+            <w:pPr>
+              <w:rPr>
+                <w:rFonts w:ascii="Arial" w:hAnsi="Arial" w:cs="Arial"/>
+              </w:rPr>
+            </w:pPr>
+            <w:r>
+              <w:rPr>
+                <w:rFonts w:ascii="Arial" w:hAnsi="Arial" w:cs="Arial"/>
+              </w:rPr>
+              <w:t>Sprint Planning</w:t>
+            </w:r>
+          </w:p>
+        </w:tc>
+      </w:tr>
+      <w:tr>
+        <w:tc>
+          <w:tcPr>
+            <w:tcW w:w="9854" w:type="dxa"/>
+          </w:tcPr>
+          <w:p>
+            <w:pPr>
+              <w:rPr>
+                <w:rFonts w:ascii="Arial" w:hAnsi="Arial" w:cs="Arial"/>
+              </w:rPr>
+            </w:pPr>
+          </w:p>
+        </w:tc>
+      </w:tr>
+    </w:tbl>
+    <w:p>
+      <w:pPr>
+        <w:rPr>
+          <w:rFonts w:ascii="Arial" w:hAnsi="Arial" w:cs="Arial"/>
+        </w:rPr>
+      </w:pPr>
+    </w:p>
+    <w:tbl>
+      <w:tblPr>
+        <w:tblStyle w:val="Grigliatabella"/>
+        <w:tblW w:w="0" w:type="auto"/>
+        <w:tblLook w:val="04A0" w:firstRow="1" w:lastRow="0" w:firstColumn="1" w:lastColumn="0" w:noHBand="0" w:noVBand="1"/>
+      </w:tblPr>
+      <w:tblGrid>
+        <w:gridCol w:w="9628"/>
+      </w:tblGrid>
+      <w:tr>
+        <w:tc>
+          <w:tcPr>
+            <w:tcW w:w="9854" w:type="dxa"/>
+            <w:shd w:val="clear" w:color="auto" w:fill="D9D9D9" w:themeFill="background1" w:themeFillShade="D9"/>
+          </w:tcPr>
+          <w:p>
+            <w:pPr>
+              <w:rPr>
+                <w:rFonts w:ascii="Arial" w:hAnsi="Arial" w:cs="Arial"/>
+              </w:rPr>
+            </w:pPr>
+            <w:r>
+              <w:rPr>
+                <w:rFonts w:ascii="Arial" w:hAnsi="Arial" w:cs="Arial"/>
+              </w:rPr>
+              <w:t>Sprint Review</w:t>
+            </w:r>
+          </w:p>
+        </w:tc>
+      </w:tr>
+      <w:tr>
+        <w:tc>
+          <w:tcPr>
+            <w:tcW w:w="9854" w:type="dxa"/>
+          </w:tcPr>
+          <w:p>
+            <w:pPr>
+              <w:rPr>
+                <w:rFonts w:ascii="Arial" w:hAnsi="Arial" w:cs="Arial"/>
+              </w:rPr>
+            </w:pPr>
+          </w:p>
+        </w:tc>
+      </w:tr>
+    </w:tbl>
+    <w:p>
+      <w:pPr>
+        <w:rPr>
+          <w:rFonts w:ascii="Arial" w:hAnsi="Arial" w:cs="Arial"/>
+        </w:rPr>
+      </w:pPr>
+    </w:p>
+    <w:tbl>
+      <w:tblPr>
+        <w:tblStyle w:val="Grigliatabella"/>
+        <w:tblW w:w="0" w:type="auto"/>
+        <w:tblLook w:val="04A0" w:firstRow="1" w:lastRow="0" w:firstColumn="1" w:lastColumn="0" w:noHBand="0" w:noVBand="1"/>
+      </w:tblPr>
+      <w:tblGrid>
+        <w:gridCol w:w="9628"/>
+      </w:tblGrid>
+      <w:tr>
+        <w:tc>
+          <w:tcPr>
+            <w:tcW w:w="9854" w:type="dxa"/>
+            <w:shd w:val="clear" w:color="auto" w:fill="D9D9D9" w:themeFill="background1" w:themeFillShade="D9"/>
+          </w:tcPr>
+          <w:p>
+            <w:pPr>
+              <w:rPr>
+                <w:rFonts w:ascii="Arial" w:hAnsi="Arial" w:cs="Arial"/>
+              </w:rPr>
+            </w:pPr>
+            <w:r>
+              <w:rPr>
+                <w:rFonts w:ascii="Arial" w:hAnsi="Arial" w:cs="Arial"/>
+              </w:rPr>
+              <w:t>Sprint Retrospective</w:t>
+            </w:r>
+          </w:p>
+        </w:tc>
+      </w:tr>
+      <w:tr>
+        <w:tc>
+          <w:tcPr>
+            <w:tcW w:w="9854" w:type="dxa"/>
+          </w:tcPr>
+          <w:p>
+            <w:pPr>
+              <w:rPr>
+                <w:rFonts w:ascii="Arial" w:hAnsi="Arial" w:cs="Arial"/>
+              </w:rPr>
+            </w:pPr>
+          </w:p>
+        </w:tc>
+      </w:tr>
+    </w:tbl>
+    <w:p>
+      <w:pPr>
+        <w:rPr>
+          <w:rFonts w:ascii="Arial" w:hAnsi="Arial" w:cs="Arial"/>
+        </w:rPr>
+      </w:pPr>
+    </w:p>
+    <w:p>
+      <w:pPr>
+        <w:rPr>
+          <w:rFonts w:ascii="Arial" w:hAnsi="Arial" w:cs="Arial"/>
+        </w:rPr>
+      </w:pPr>
+      <w:r>
+        <w:rPr>
+          <w:rFonts w:ascii="Arial" w:hAnsi="Arial" w:cs="Arial"/>
+        </w:rPr>
+        <w:br w:type="page"/>
+      </w:r>
+    </w:p>
+    <w:tbl>
+      <w:tblPr>
+        <w:tblStyle w:val="Grigliatabella"/>
+        <w:tblW w:w="9634" w:type="dxa"/>
+        <w:tblLook w:val="04A0" w:firstRow="1" w:lastRow="0" w:firstColumn="1" w:lastColumn="0" w:noHBand="0" w:noVBand="1"/>
+      </w:tblPr>
+      <w:tblGrid>
+        <w:gridCol w:w="4803"/>
+        <w:gridCol w:w="4831"/>
+      </w:tblGrid>
+      <w:tr>
+        <w:trPr>
+          <w:trHeight w:hRule="exact" w:val="397"/>
+        </w:trPr>
+        <w:tc>
+          <w:tcPr>
+            <w:tcW w:w="4803" w:type="dxa"/>
+            <w:vAlign w:val="center"/>
+          </w:tcPr>
+          <w:p>
+            <w:pPr>
+              <w:rPr>
+                <w:rFonts w:ascii="Arial" w:hAnsi="Arial" w:cs="Arial"/>
+              </w:rPr>
+            </w:pPr>
+            <w:r>
+              <w:rPr>
+                <w:rFonts w:ascii="Arial" w:hAnsi="Arial" w:cs="Arial"/>
+              </w:rPr>
+              <w:t>Luogo</w:t>
+            </w:r>
+          </w:p>
+        </w:tc>
+        <w:tc>
+          <w:tcPr>
+            <w:tcW w:w="4831" w:type="dxa"/>
+            <w:vAlign w:val="center"/>
+          </w:tcPr>
+          <w:p>
+            <w:pPr>
+              <w:pStyle w:val="Nessunaspaziatura"/>
+              <w:spacing w:line="360" w:lineRule="auto"/>
+              <w:rPr>
+                <w:rFonts w:ascii="Arial" w:hAnsi="Arial" w:cs="Arial"/>
+              </w:rPr>
+            </w:pPr>
+            <w:r>
+              <w:rPr>
+                <w:rFonts w:ascii="Arial" w:hAnsi="Arial" w:cs="Arial"/>
+              </w:rPr>
+              <w:t>Canobbio</w:t>
+            </w:r>
+          </w:p>
+        </w:tc>
+      </w:tr>
+      <w:tr>
+        <w:trPr>
+          <w:trHeight w:hRule="exact" w:val="397"/>
+        </w:trPr>
+        <w:tc>
+          <w:tcPr>
+            <w:tcW w:w="4803" w:type="dxa"/>
+            <w:vAlign w:val="center"/>
+          </w:tcPr>
+          <w:p>
+            <w:pPr>
+              <w:rPr>
+                <w:rFonts w:ascii="Arial" w:hAnsi="Arial" w:cs="Arial"/>
+              </w:rPr>
+            </w:pPr>
+            <w:r>
+              <w:rPr>
+                <w:rFonts w:ascii="Arial" w:hAnsi="Arial" w:cs="Arial"/>
+              </w:rPr>
+              <w:t>Data</w:t>
+            </w:r>
+          </w:p>
+        </w:tc>
+        <w:tc>
+          <w:tcPr>
+            <w:tcW w:w="4831" w:type="dxa"/>
+            <w:vAlign w:val="center"/>
+          </w:tcPr>
+          <w:p>
+            <w:pPr>
+              <w:rPr>
+                <w:rFonts w:ascii="Arial" w:hAnsi="Arial" w:cs="Arial"/>
+              </w:rPr>
+            </w:pPr>
+            <w:r>
+              <w:rPr>
+                <w:rFonts w:ascii="Arial" w:hAnsi="Arial" w:cs="Arial"/>
+              </w:rPr>
+              <w:t>06.03.2026</w:t>
+            </w:r>
+          </w:p>
+        </w:tc>
+      </w:tr>
+    </w:tbl>
+    <w:p>
+      <w:pPr>
+        <w:rPr>
+          <w:rFonts w:ascii="Arial" w:hAnsi="Arial" w:cs="Arial"/>
+        </w:rPr>
+      </w:pPr>
+    </w:p>
+    <w:tbl>
+      <w:tblPr>
+        <w:tblStyle w:val="Grigliatabella"/>
+        <w:tblW w:w="0" w:type="auto"/>
+        <w:tblLook w:val="04A0" w:firstRow="1" w:lastRow="0" w:firstColumn="1" w:lastColumn="0" w:noHBand="0" w:noVBand="1"/>
+      </w:tblPr>
+      <w:tblGrid>
+        <w:gridCol w:w="9628"/>
+      </w:tblGrid>
+      <w:tr>
+        <w:tc>
+          <w:tcPr>
+            <w:tcW w:w="9854" w:type="dxa"/>
+            <w:shd w:val="clear" w:color="auto" w:fill="D9D9D9" w:themeFill="background1" w:themeFillShade="D9"/>
+          </w:tcPr>
+          <w:p>
+            <w:pPr>
+              <w:rPr>
+                <w:rFonts w:ascii="Arial" w:hAnsi="Arial" w:cs="Arial"/>
+              </w:rPr>
+            </w:pPr>
+            <w:r>
+              <w:rPr>
+                <w:rFonts w:ascii="Arial" w:hAnsi="Arial" w:cs="Arial"/>
+              </w:rPr>
+              <w:t>Lavori svolti</w:t>
+            </w:r>
+          </w:p>
+        </w:tc>
+      </w:tr>
+      <w:tr>
+        <w:tc>
+          <w:tcPr>
+            <w:tcW w:w="9854" w:type="dxa"/>
+          </w:tcPr>
+          <w:p>
+            <w:pPr>
+              <w:rPr>
+                <w:rFonts w:ascii="Arial" w:hAnsi="Arial" w:cs="Arial"/>
+              </w:rPr>
+            </w:pPr>
+            <w:r>
+              <w:rPr>
+                <w:rFonts w:ascii="Arial" w:hAnsi="Arial" w:cs="Arial"/>
+              </w:rPr>
+              <w:t>Linda, Ryan, Tessa:</w:t>
+            </w:r>
+          </w:p>
+          <w:p>
+            <w:pPr>
+              <w:pStyle w:val="Paragrafoelenco"/>
+              <w:numPr>
+                <w:ilvl w:val="0"/>
+                <w:numId w:val="22"/>
+              </w:numPr>
+              <w:rPr>
+                <w:rFonts w:ascii="Arial" w:hAnsi="Arial" w:cs="Arial"/>
+              </w:rPr>
+            </w:pPr>
+            <w:r>
+              <w:rPr>
+                <w:rFonts w:ascii="Arial" w:hAnsi="Arial" w:cs="Arial"/>
+              </w:rPr>
+              <w:t>User stories</w:t>
+            </w:r>
+          </w:p>
+          <w:p>
+            <w:pPr>
+              <w:pStyle w:val="Paragrafoelenco"/>
+              <w:numPr>
+                <w:ilvl w:val="0"/>
+                <w:numId w:val="22"/>
+              </w:numPr>
+              <w:rPr>
+                <w:rFonts w:ascii="Arial" w:hAnsi="Arial" w:cs="Arial"/>
+              </w:rPr>
+            </w:pPr>
+            <w:r>
+              <w:rPr>
+                <w:rFonts w:ascii="Arial" w:hAnsi="Arial" w:cs="Arial"/>
+              </w:rPr>
+              <w:t>Criteri di accettazione</w:t>
+            </w:r>
+          </w:p>
+          <w:p>
+            <w:pPr>
+              <w:rPr>
+                <w:rFonts w:ascii="Arial" w:hAnsi="Arial" w:cs="Arial"/>
+              </w:rPr>
+            </w:pPr>
+            <w:r>
+              <w:rPr>
+                <w:rFonts w:ascii="Arial" w:hAnsi="Arial" w:cs="Arial"/>
+              </w:rPr>
+              <w:t>Linda:</w:t>
+            </w:r>
+          </w:p>
+          <w:p>
+            <w:pPr>
+              <w:pStyle w:val="Paragrafoelenco"/>
+              <w:numPr>
+                <w:ilvl w:val="0"/>
+                <w:numId w:val="22"/>
+              </w:numPr>
+              <w:rPr>
+                <w:rFonts w:ascii="Arial" w:hAnsi="Arial" w:cs="Arial"/>
+              </w:rPr>
+            </w:pPr>
+            <w:r>
+              <w:rPr>
+                <w:rFonts w:ascii="Arial" w:hAnsi="Arial" w:cs="Arial"/>
+              </w:rPr>
+              <w:t>Database</w:t>
+            </w:r>
+          </w:p>
+          <w:p>
+            <w:pPr>
+              <w:pStyle w:val="Paragrafoelenco"/>
+              <w:numPr>
+                <w:ilvl w:val="0"/>
+                <w:numId w:val="22"/>
+              </w:numPr>
+              <w:rPr>
+                <w:rFonts w:ascii="Arial" w:hAnsi="Arial" w:cs="Arial"/>
+              </w:rPr>
+            </w:pPr>
+            <w:r>
+              <w:rPr>
+                <w:rFonts w:ascii="Arial" w:hAnsi="Arial" w:cs="Arial"/>
+              </w:rPr>
+              <w:t>Provato a inserirlo nel progetto (da continuare)</w:t>
+            </w:r>
+          </w:p>
+          <w:p>
+            <w:pPr>
+              <w:rPr>
+                <w:rFonts w:ascii="Arial" w:hAnsi="Arial" w:cs="Arial"/>
+              </w:rPr>
+            </w:pPr>
+            <w:r>
+              <w:rPr>
+                <w:rFonts w:ascii="Arial" w:hAnsi="Arial" w:cs="Arial"/>
+              </w:rPr>
+              <w:t>Tessa:</w:t>
+            </w:r>
+          </w:p>
+          <w:p>
+            <w:pPr>
+              <w:pStyle w:val="Paragrafoelenco"/>
+              <w:numPr>
+                <w:ilvl w:val="0"/>
+                <w:numId w:val="22"/>
+              </w:numPr>
+              <w:rPr>
+                <w:rFonts w:ascii="Arial" w:hAnsi="Arial" w:cs="Arial"/>
+              </w:rPr>
+            </w:pPr>
+            <w:r>
+              <w:rPr>
+                <w:rFonts w:ascii="Arial" w:hAnsi="Arial" w:cs="Arial"/>
+              </w:rPr>
+              <w:t>Login e registrazione</w:t>
+            </w:r>
+          </w:p>
+          <w:p>
+            <w:pPr>
+              <w:rPr>
+                <w:rFonts w:ascii="Arial" w:hAnsi="Arial" w:cs="Arial"/>
+              </w:rPr>
+            </w:pPr>
+            <w:r>
+              <w:rPr>
+                <w:rFonts w:ascii="Arial" w:hAnsi="Arial" w:cs="Arial"/>
+              </w:rPr>
+              <w:t xml:space="preserve">Ryan: </w:t>
+            </w:r>
+          </w:p>
+          <w:p>
+            <w:pPr>
+              <w:pStyle w:val="Paragrafoelenco"/>
+              <w:numPr>
+                <w:ilvl w:val="0"/>
+                <w:numId w:val="22"/>
+              </w:numPr>
+              <w:rPr>
+                <w:rFonts w:ascii="Arial" w:hAnsi="Arial" w:cs="Arial"/>
+              </w:rPr>
+            </w:pPr>
+            <w:r>
+              <w:rPr>
+                <w:rFonts w:ascii="Arial" w:hAnsi="Arial" w:cs="Arial"/>
+              </w:rPr>
+              <w:t>Ricerca su internet per le attività</w:t>
+            </w:r>
+          </w:p>
+          <w:p>
+            <w:pPr>
+              <w:pStyle w:val="Paragrafoelenco"/>
+              <w:numPr>
+                <w:ilvl w:val="0"/>
+                <w:numId w:val="22"/>
+              </w:numPr>
+              <w:rPr>
+                <w:rFonts w:ascii="Arial" w:hAnsi="Arial" w:cs="Arial"/>
+              </w:rPr>
+            </w:pPr>
+            <w:r>
+              <w:rPr>
+                <w:rFonts w:ascii="Arial" w:hAnsi="Arial" w:cs="Arial"/>
+              </w:rPr>
+              <w:t>Applicazione di alcuni metodi trovati</w:t>
+            </w:r>
+          </w:p>
+        </w:tc>
+      </w:tr>
+    </w:tbl>
+    <w:p>
+      <w:pPr>
+        <w:rPr>
+          <w:rFonts w:ascii="Arial" w:hAnsi="Arial" w:cs="Arial"/>
+        </w:rPr>
+      </w:pPr>
+    </w:p>
+    <w:tbl>
+      <w:tblPr>
+        <w:tblStyle w:val="Grigliatabella"/>
+        <w:tblW w:w="0" w:type="auto"/>
+        <w:tblLook w:val="04A0" w:firstRow="1" w:lastRow="0" w:firstColumn="1" w:lastColumn="0" w:noHBand="0" w:noVBand="1"/>
+      </w:tblPr>
+      <w:tblGrid>
+        <w:gridCol w:w="9628"/>
+      </w:tblGrid>
+      <w:tr>
+        <w:tc>
+          <w:tcPr>
+            <w:tcW w:w="9854" w:type="dxa"/>
+            <w:shd w:val="clear" w:color="auto" w:fill="D9D9D9" w:themeFill="background1" w:themeFillShade="D9"/>
+          </w:tcPr>
+          <w:p>
+            <w:pPr>
+              <w:rPr>
+                <w:rFonts w:ascii="Arial" w:hAnsi="Arial" w:cs="Arial"/>
+              </w:rPr>
+            </w:pPr>
+            <w:r>
+              <w:rPr>
+                <w:rFonts w:ascii="Arial" w:hAnsi="Arial" w:cs="Arial"/>
+              </w:rPr>
+              <w:t>Problemi riscontrati e soluzioni adottate</w:t>
+            </w:r>
+          </w:p>
+        </w:tc>
+      </w:tr>
+      <w:tr>
+        <w:tc>
+          <w:tcPr>
+            <w:tcW w:w="9854" w:type="dxa"/>
+          </w:tcPr>
+          <w:p>
+            <w:pPr>
+              <w:rPr>
+                <w:rFonts w:ascii="Arial" w:hAnsi="Arial" w:cs="Arial"/>
+              </w:rPr>
+            </w:pPr>
+          </w:p>
+        </w:tc>
+      </w:tr>
+    </w:tbl>
+    <w:p>
+      <w:pPr>
+        <w:rPr>
+          <w:rFonts w:ascii="Arial" w:hAnsi="Arial" w:cs="Arial"/>
+        </w:rPr>
+      </w:pPr>
+    </w:p>
+    <w:tbl>
+      <w:tblPr>
+        <w:tblStyle w:val="Grigliatabella"/>
+        <w:tblW w:w="0" w:type="auto"/>
+        <w:tblLook w:val="04A0" w:firstRow="1" w:lastRow="0" w:firstColumn="1" w:lastColumn="0" w:noHBand="0" w:noVBand="1"/>
+      </w:tblPr>
+      <w:tblGrid>
+        <w:gridCol w:w="9628"/>
+      </w:tblGrid>
+      <w:tr>
+        <w:tc>
+          <w:tcPr>
+            <w:tcW w:w="9854" w:type="dxa"/>
+            <w:shd w:val="clear" w:color="auto" w:fill="D9D9D9" w:themeFill="background1" w:themeFillShade="D9"/>
+          </w:tcPr>
+          <w:p>
+            <w:pPr>
+              <w:rPr>
+                <w:rFonts w:ascii="Arial" w:hAnsi="Arial" w:cs="Arial"/>
+              </w:rPr>
+            </w:pPr>
+            <w:r>
+              <w:rPr>
+                <w:rFonts w:ascii="Arial" w:hAnsi="Arial" w:cs="Arial"/>
+              </w:rPr>
+              <w:t>Punto della situazione rispetto alla pianificazione</w:t>
+            </w:r>
+          </w:p>
+        </w:tc>
+      </w:tr>
+      <w:tr>
+        <w:tc>
+          <w:tcPr>
+            <w:tcW w:w="9854" w:type="dxa"/>
+          </w:tcPr>
+          <w:p>
+            <w:pPr>
+              <w:rPr>
+                <w:rFonts w:ascii="Arial" w:hAnsi="Arial" w:cs="Arial"/>
+              </w:rPr>
+            </w:pPr>
+            <w:r>
+              <w:rPr>
+                <w:rFonts w:ascii="Arial" w:hAnsi="Arial" w:cs="Arial"/>
+              </w:rPr>
+              <w:t>Analisi</w:t>
+            </w:r>
+          </w:p>
+          <w:p>
+            <w:pPr>
+              <w:rPr>
+                <w:rFonts w:ascii="Arial" w:hAnsi="Arial" w:cs="Arial"/>
+              </w:rPr>
+            </w:pPr>
+            <w:r>
+              <w:rPr>
+                <w:rFonts w:ascii="Arial" w:hAnsi="Arial" w:cs="Arial"/>
+              </w:rPr>
+              <w:t xml:space="preserve">Implementazione </w:t>
+            </w:r>
+          </w:p>
+        </w:tc>
+      </w:tr>
+    </w:tbl>
+    <w:p>
+      <w:pPr>
+        <w:rPr>
+          <w:rFonts w:ascii="Arial" w:hAnsi="Arial" w:cs="Arial"/>
+        </w:rPr>
+      </w:pPr>
+    </w:p>
+    <w:tbl>
+      <w:tblPr>
+        <w:tblStyle w:val="Grigliatabella"/>
+        <w:tblW w:w="0" w:type="auto"/>
+        <w:tblLook w:val="04A0" w:firstRow="1" w:lastRow="0" w:firstColumn="1" w:lastColumn="0" w:noHBand="0" w:noVBand="1"/>
+      </w:tblPr>
+      <w:tblGrid>
+        <w:gridCol w:w="9628"/>
+      </w:tblGrid>
+      <w:tr>
+        <w:tc>
+          <w:tcPr>
+            <w:tcW w:w="9854" w:type="dxa"/>
+            <w:shd w:val="clear" w:color="auto" w:fill="D9D9D9" w:themeFill="background1" w:themeFillShade="D9"/>
+          </w:tcPr>
+          <w:p>
+            <w:pPr>
+              <w:rPr>
+                <w:rFonts w:ascii="Arial" w:hAnsi="Arial" w:cs="Arial"/>
+              </w:rPr>
+            </w:pPr>
+            <w:r>
+              <w:rPr>
+                <w:rFonts w:ascii="Arial" w:hAnsi="Arial" w:cs="Arial"/>
+              </w:rPr>
+              <w:t>Programma di massima per la prossima giornata di lavoro</w:t>
+            </w:r>
+          </w:p>
+        </w:tc>
+      </w:tr>
+      <w:tr>
+        <w:tc>
+          <w:tcPr>
+            <w:tcW w:w="9854" w:type="dxa"/>
+          </w:tcPr>
+          <w:p>
+            <w:pPr>
+              <w:pStyle w:val="Paragrafoelenco"/>
+              <w:numPr>
+                <w:ilvl w:val="0"/>
+                <w:numId w:val="22"/>
+              </w:numPr>
+              <w:rPr>
+                <w:rFonts w:ascii="Arial" w:hAnsi="Arial" w:cs="Arial"/>
+              </w:rPr>
+            </w:pPr>
+            <w:r>
+              <w:rPr>
+                <w:rFonts w:ascii="Arial" w:hAnsi="Arial" w:cs="Arial"/>
+              </w:rPr>
+              <w:t>Continuare con lo sviluppo</w:t>
+            </w:r>
+          </w:p>
+        </w:tc>
+      </w:tr>
+    </w:tbl>
+    <w:p>
+      <w:pPr>
+        <w:rPr>
+          <w:rFonts w:ascii="Arial" w:hAnsi="Arial" w:cs="Arial"/>
+        </w:rPr>
+      </w:pPr>
+    </w:p>
+    <w:p>
+      <w:pPr>
+        <w:pStyle w:val="Titolo2"/>
+        <w:rPr>
+          <w:sz w:val="36"/>
+        </w:rPr>
+      </w:pPr>
+      <w:r>
+        <w:rPr>
+          <w:sz w:val="36"/>
+        </w:rPr>
+        <w:t>Agile</w:t>
+      </w:r>
+      <w:r>
+        <w:rPr>
+          <w:sz w:val="36"/>
+        </w:rPr>
+        <w:t xml:space="preserve"> - Resoconto</w:t>
+      </w:r>
+    </w:p>
+    <w:p/>
+    <w:tbl>
+      <w:tblPr>
+        <w:tblStyle w:val="Grigliatabella"/>
+        <w:tblW w:w="0" w:type="auto"/>
+        <w:tblLook w:val="04A0" w:firstRow="1" w:lastRow="0" w:firstColumn="1" w:lastColumn="0" w:noHBand="0" w:noVBand="1"/>
+      </w:tblPr>
+      <w:tblGrid>
+        <w:gridCol w:w="9628"/>
+      </w:tblGrid>
+      <w:tr>
+        <w:tc>
+          <w:tcPr>
+            <w:tcW w:w="9854" w:type="dxa"/>
+            <w:shd w:val="clear" w:color="auto" w:fill="D9D9D9" w:themeFill="background1" w:themeFillShade="D9"/>
+          </w:tcPr>
+          <w:p>
+            <w:pPr>
+              <w:rPr>
+                <w:rFonts w:ascii="Arial" w:hAnsi="Arial" w:cs="Arial"/>
+              </w:rPr>
+            </w:pPr>
+            <w:r>
+              <w:rPr>
+                <w:rFonts w:ascii="Arial" w:hAnsi="Arial" w:cs="Arial"/>
+              </w:rPr>
+              <w:t>Daily Scrum</w:t>
+            </w:r>
+          </w:p>
+        </w:tc>
+      </w:tr>
+      <w:tr>
+        <w:tc>
+          <w:tcPr>
+            <w:tcW w:w="9854" w:type="dxa"/>
+          </w:tcPr>
+          <w:p>
+            <w:pPr>
+              <w:pStyle w:val="Paragrafoelenco"/>
+              <w:numPr>
+                <w:ilvl w:val="0"/>
+                <w:numId w:val="22"/>
+              </w:numPr>
+              <w:rPr>
+                <w:rFonts w:ascii="Arial" w:hAnsi="Arial" w:cs="Arial"/>
+              </w:rPr>
+            </w:pPr>
+            <w:r>
+              <w:rPr>
+                <w:rFonts w:ascii="Arial" w:hAnsi="Arial" w:cs="Arial"/>
+              </w:rPr>
+              <w:t>10:00</w:t>
+            </w:r>
+          </w:p>
+          <w:p>
+            <w:pPr>
+              <w:pStyle w:val="Paragrafoelenco"/>
+              <w:numPr>
+                <w:ilvl w:val="0"/>
+                <w:numId w:val="22"/>
+              </w:numPr>
+              <w:rPr>
+                <w:rFonts w:ascii="Arial" w:hAnsi="Arial" w:cs="Arial"/>
+              </w:rPr>
+            </w:pPr>
+            <w:r>
+              <w:rPr>
+                <w:rFonts w:ascii="Arial" w:hAnsi="Arial" w:cs="Arial"/>
+              </w:rPr>
+              <w:t>Nessun problema emerso</w:t>
+            </w:r>
+          </w:p>
+          <w:p>
+            <w:pPr>
+              <w:pStyle w:val="Paragrafoelenco"/>
+              <w:numPr>
+                <w:ilvl w:val="0"/>
+                <w:numId w:val="22"/>
+              </w:numPr>
+              <w:rPr>
+                <w:rFonts w:ascii="Arial" w:hAnsi="Arial" w:cs="Arial"/>
+              </w:rPr>
+            </w:pPr>
+            <w:r>
+              <w:rPr>
+                <w:rFonts w:ascii="Arial" w:hAnsi="Arial" w:cs="Arial"/>
+              </w:rPr>
+              <w:t>Sincronizzazione sul lavoro di oggi</w:t>
+            </w:r>
+          </w:p>
+        </w:tc>
+      </w:tr>
+    </w:tbl>
+    <w:p>
+      <w:pPr>
+        <w:rPr>
+          <w:rFonts w:ascii="Arial" w:hAnsi="Arial" w:cs="Arial"/>
+        </w:rPr>
+      </w:pPr>
+    </w:p>
+    <w:tbl>
+      <w:tblPr>
+        <w:tblStyle w:val="Grigliatabella"/>
+        <w:tblW w:w="0" w:type="auto"/>
+        <w:tblLook w:val="04A0" w:firstRow="1" w:lastRow="0" w:firstColumn="1" w:lastColumn="0" w:noHBand="0" w:noVBand="1"/>
+      </w:tblPr>
+      <w:tblGrid>
+        <w:gridCol w:w="9628"/>
+      </w:tblGrid>
+      <w:tr>
+        <w:tc>
+          <w:tcPr>
+            <w:tcW w:w="9854" w:type="dxa"/>
+            <w:shd w:val="clear" w:color="auto" w:fill="D9D9D9" w:themeFill="background1" w:themeFillShade="D9"/>
+          </w:tcPr>
+          <w:p>
+            <w:pPr>
+              <w:rPr>
+                <w:rFonts w:ascii="Arial" w:hAnsi="Arial" w:cs="Arial"/>
+              </w:rPr>
+            </w:pPr>
+            <w:r>
+              <w:rPr>
+                <w:rFonts w:ascii="Arial" w:hAnsi="Arial" w:cs="Arial"/>
+              </w:rPr>
+              <w:t>Sprint Planning</w:t>
+            </w:r>
+          </w:p>
+        </w:tc>
+      </w:tr>
+      <w:tr>
+        <w:tc>
+          <w:tcPr>
+            <w:tcW w:w="9854" w:type="dxa"/>
+          </w:tcPr>
+          <w:p>
+            <w:pPr>
+              <w:rPr>
+                <w:rFonts w:ascii="Arial" w:hAnsi="Arial" w:cs="Arial"/>
+              </w:rPr>
+            </w:pPr>
+          </w:p>
+        </w:tc>
+      </w:tr>
+    </w:tbl>
+    <w:p>
+      <w:pPr>
+        <w:rPr>
+          <w:rFonts w:ascii="Arial" w:hAnsi="Arial" w:cs="Arial"/>
+        </w:rPr>
+      </w:pPr>
+    </w:p>
+    <w:tbl>
+      <w:tblPr>
+        <w:tblStyle w:val="Grigliatabella"/>
+        <w:tblW w:w="0" w:type="auto"/>
+        <w:tblLook w:val="04A0" w:firstRow="1" w:lastRow="0" w:firstColumn="1" w:lastColumn="0" w:noHBand="0" w:noVBand="1"/>
+      </w:tblPr>
+      <w:tblGrid>
+        <w:gridCol w:w="9628"/>
+      </w:tblGrid>
+      <w:tr>
+        <w:tc>
+          <w:tcPr>
+            <w:tcW w:w="9854" w:type="dxa"/>
+            <w:shd w:val="clear" w:color="auto" w:fill="D9D9D9" w:themeFill="background1" w:themeFillShade="D9"/>
+          </w:tcPr>
+          <w:p>
+            <w:pPr>
+              <w:rPr>
+                <w:rFonts w:ascii="Arial" w:hAnsi="Arial" w:cs="Arial"/>
+              </w:rPr>
+            </w:pPr>
+            <w:r>
+              <w:rPr>
+                <w:rFonts w:ascii="Arial" w:hAnsi="Arial" w:cs="Arial"/>
+              </w:rPr>
+              <w:t>Sprint Review</w:t>
+            </w:r>
+          </w:p>
+        </w:tc>
+      </w:tr>
+      <w:tr>
+        <w:tc>
+          <w:tcPr>
+            <w:tcW w:w="9854" w:type="dxa"/>
+          </w:tcPr>
+          <w:p>
+            <w:pPr>
+              <w:rPr>
+                <w:rFonts w:ascii="Arial" w:hAnsi="Arial" w:cs="Arial"/>
+              </w:rPr>
+            </w:pPr>
+          </w:p>
+        </w:tc>
+      </w:tr>
+    </w:tbl>
+    <w:p>
+      <w:pPr>
+        <w:rPr>
+          <w:rFonts w:ascii="Arial" w:hAnsi="Arial" w:cs="Arial"/>
+        </w:rPr>
+      </w:pPr>
+    </w:p>
+    <w:tbl>
+      <w:tblPr>
+        <w:tblStyle w:val="Grigliatabella"/>
+        <w:tblW w:w="0" w:type="auto"/>
+        <w:tblLook w:val="04A0" w:firstRow="1" w:lastRow="0" w:firstColumn="1" w:lastColumn="0" w:noHBand="0" w:noVBand="1"/>
+      </w:tblPr>
+      <w:tblGrid>
+        <w:gridCol w:w="9628"/>
+      </w:tblGrid>
+      <w:tr>
+        <w:tc>
+          <w:tcPr>
+            <w:tcW w:w="9854" w:type="dxa"/>
+            <w:shd w:val="clear" w:color="auto" w:fill="D9D9D9" w:themeFill="background1" w:themeFillShade="D9"/>
+          </w:tcPr>
+          <w:p>
+            <w:pPr>
+              <w:rPr>
+                <w:rFonts w:ascii="Arial" w:hAnsi="Arial" w:cs="Arial"/>
+              </w:rPr>
+            </w:pPr>
+            <w:r>
+              <w:rPr>
+                <w:rFonts w:ascii="Arial" w:hAnsi="Arial" w:cs="Arial"/>
+              </w:rPr>
+              <w:t>Sprint Retrospective</w:t>
+            </w:r>
+          </w:p>
+        </w:tc>
+      </w:tr>
+      <w:tr>
+        <w:tc>
+          <w:tcPr>
+            <w:tcW w:w="9854" w:type="dxa"/>
+          </w:tcPr>
+          <w:p>
+            <w:pPr>
+              <w:rPr>
+                <w:rFonts w:ascii="Arial" w:hAnsi="Arial" w:cs="Arial"/>
+              </w:rPr>
+            </w:pPr>
+          </w:p>
+        </w:tc>
+      </w:tr>
+    </w:tbl>
+    <w:p>
+      <w:pPr>
+        <w:rPr>
+          <w:rFonts w:ascii="Arial" w:hAnsi="Arial" w:cs="Arial"/>
+        </w:rPr>
+      </w:pPr>
+    </w:p>
+    <w:p>
+      <w:pPr>
+        <w:rPr>
+          <w:rFonts w:ascii="Arial" w:hAnsi="Arial" w:cs="Arial"/>
+        </w:rPr>
+      </w:pPr>
+      <w:r>
+        <w:rPr>
+          <w:rFonts w:ascii="Arial" w:hAnsi="Arial" w:cs="Arial"/>
+        </w:rPr>
+        <w:br w:type="page"/>
+      </w:r>
+    </w:p>
+    <w:tbl>
+      <w:tblPr>
+        <w:tblStyle w:val="Grigliatabella"/>
+        <w:tblW w:w="9634" w:type="dxa"/>
+        <w:tblLook w:val="04A0" w:firstRow="1" w:lastRow="0" w:firstColumn="1" w:lastColumn="0" w:noHBand="0" w:noVBand="1"/>
+      </w:tblPr>
+      <w:tblGrid>
+        <w:gridCol w:w="4803"/>
+        <w:gridCol w:w="4831"/>
+      </w:tblGrid>
+      <w:tr>
+        <w:trPr>
+          <w:trHeight w:hRule="exact" w:val="397"/>
+        </w:trPr>
+        <w:tc>
+          <w:tcPr>
+            <w:tcW w:w="4803" w:type="dxa"/>
+            <w:tcBorders>
+              <w:top w:val="single" w:sz="4" w:space="0" w:color="auto"/>
+              <w:left w:val="single" w:sz="4" w:space="0" w:color="auto"/>
+              <w:bottom w:val="single" w:sz="4" w:space="0" w:color="auto"/>
+              <w:right w:val="single" w:sz="4" w:space="0" w:color="auto"/>
+            </w:tcBorders>
+            <w:vAlign w:val="center"/>
+            <w:hideMark/>
+          </w:tcPr>
+          <w:p>
+            <w:pPr>
+              <w:spacing w:after="200" w:line="276" w:lineRule="auto"/>
+              <w:rPr>
+                <w:rFonts w:ascii="Arial" w:hAnsi="Arial" w:cs="Arial"/>
+              </w:rPr>
+            </w:pPr>
+            <w:r>
+              <w:rPr>
+                <w:rFonts w:ascii="Arial" w:hAnsi="Arial" w:cs="Arial"/>
+              </w:rPr>
+              <w:t>Luogo</w:t>
+            </w:r>
+          </w:p>
+        </w:tc>
+        <w:tc>
+          <w:tcPr>
+            <w:tcW w:w="4831" w:type="dxa"/>
+            <w:tcBorders>
+              <w:top w:val="single" w:sz="4" w:space="0" w:color="auto"/>
+              <w:left w:val="single" w:sz="4" w:space="0" w:color="auto"/>
+              <w:bottom w:val="single" w:sz="4" w:space="0" w:color="auto"/>
+              <w:right w:val="single" w:sz="4" w:space="0" w:color="auto"/>
+            </w:tcBorders>
+            <w:vAlign w:val="center"/>
+            <w:hideMark/>
+          </w:tcPr>
+          <w:p>
+            <w:pPr>
+              <w:spacing w:after="200" w:line="276" w:lineRule="auto"/>
+              <w:rPr>
+                <w:rFonts w:ascii="Arial" w:hAnsi="Arial" w:cs="Arial"/>
+              </w:rPr>
+            </w:pPr>
+            <w:r>
+              <w:rPr>
+                <w:rFonts w:ascii="Arial" w:hAnsi="Arial" w:cs="Arial"/>
+              </w:rPr>
+              <w:t>Canobbio</w:t>
+            </w:r>
+          </w:p>
+        </w:tc>
+      </w:tr>
+      <w:tr>
+        <w:trPr>
+          <w:trHeight w:hRule="exact" w:val="397"/>
+        </w:trPr>
+        <w:tc>
+          <w:tcPr>
+            <w:tcW w:w="4803" w:type="dxa"/>
+            <w:tcBorders>
+              <w:top w:val="single" w:sz="4" w:space="0" w:color="auto"/>
+              <w:left w:val="single" w:sz="4" w:space="0" w:color="auto"/>
+              <w:bottom w:val="single" w:sz="4" w:space="0" w:color="auto"/>
+              <w:right w:val="single" w:sz="4" w:space="0" w:color="auto"/>
+            </w:tcBorders>
+            <w:vAlign w:val="center"/>
+            <w:hideMark/>
+          </w:tcPr>
+          <w:p>
+            <w:pPr>
+              <w:spacing w:after="200" w:line="276" w:lineRule="auto"/>
+              <w:rPr>
+                <w:rFonts w:ascii="Arial" w:hAnsi="Arial" w:cs="Arial"/>
+              </w:rPr>
+            </w:pPr>
+            <w:r>
+              <w:rPr>
+                <w:rFonts w:ascii="Arial" w:hAnsi="Arial" w:cs="Arial"/>
+              </w:rPr>
+              <w:t>Data</w:t>
+            </w:r>
+          </w:p>
+        </w:tc>
+        <w:tc>
+          <w:tcPr>
+            <w:tcW w:w="4831" w:type="dxa"/>
+            <w:tcBorders>
+              <w:top w:val="single" w:sz="4" w:space="0" w:color="auto"/>
+              <w:left w:val="single" w:sz="4" w:space="0" w:color="auto"/>
+              <w:bottom w:val="single" w:sz="4" w:space="0" w:color="auto"/>
+              <w:right w:val="single" w:sz="4" w:space="0" w:color="auto"/>
+            </w:tcBorders>
+            <w:vAlign w:val="center"/>
+            <w:hideMark/>
+          </w:tcPr>
+          <w:p>
+            <w:pPr>
+              <w:spacing w:after="200" w:line="276" w:lineRule="auto"/>
+              <w:rPr>
+                <w:rFonts w:ascii="Arial" w:hAnsi="Arial" w:cs="Arial"/>
+              </w:rPr>
+            </w:pPr>
+            <w:r>
+              <w:rPr>
+                <w:rFonts w:ascii="Arial" w:hAnsi="Arial" w:cs="Arial"/>
+              </w:rPr>
+              <w:t>13</w:t>
+            </w:r>
+            <w:r>
+              <w:rPr>
+                <w:rFonts w:ascii="Arial" w:hAnsi="Arial" w:cs="Arial"/>
+              </w:rPr>
+              <w:t>.03.2026</w:t>
+            </w:r>
+          </w:p>
+        </w:tc>
+      </w:tr>
+    </w:tbl>
+    <w:p>
+      <w:pPr>
+        <w:rPr>
+          <w:rFonts w:ascii="Arial" w:hAnsi="Arial" w:cs="Arial"/>
+        </w:rPr>
+      </w:pPr>
+    </w:p>
+    <w:tbl>
+      <w:tblPr>
+        <w:tblStyle w:val="Grigliatabella"/>
+        <w:tblW w:w="0" w:type="auto"/>
+        <w:tblLook w:val="04A0" w:firstRow="1" w:lastRow="0" w:firstColumn="1" w:lastColumn="0" w:noHBand="0" w:noVBand="1"/>
+      </w:tblPr>
+      <w:tblGrid>
+        <w:gridCol w:w="9628"/>
+      </w:tblGrid>
+      <w:tr>
+        <w:tc>
+          <w:tcPr>
+            <w:tcW w:w="9854" w:type="dxa"/>
+            <w:tcBorders>
+              <w:top w:val="single" w:sz="4" w:space="0" w:color="auto"/>
+              <w:left w:val="single" w:sz="4" w:space="0" w:color="auto"/>
+              <w:bottom w:val="single" w:sz="4" w:space="0" w:color="auto"/>
+              <w:right w:val="single" w:sz="4" w:space="0" w:color="auto"/>
+            </w:tcBorders>
+            <w:shd w:val="clear" w:color="auto" w:fill="D9D9D9" w:themeFill="background1" w:themeFillShade="D9"/>
+            <w:hideMark/>
+          </w:tcPr>
+          <w:p>
+            <w:pPr>
+              <w:spacing w:after="200" w:line="276" w:lineRule="auto"/>
+              <w:rPr>
+                <w:rFonts w:ascii="Arial" w:hAnsi="Arial" w:cs="Arial"/>
+              </w:rPr>
+            </w:pPr>
+            <w:r>
+              <w:rPr>
+                <w:rFonts w:ascii="Arial" w:hAnsi="Arial" w:cs="Arial"/>
+              </w:rPr>
+              <w:t>Lavori svolti</w:t>
+            </w:r>
+          </w:p>
+        </w:tc>
+      </w:tr>
+      <w:tr>
+        <w:tc>
+          <w:tcPr>
+            <w:tcW w:w="9854" w:type="dxa"/>
+            <w:tcBorders>
+              <w:top w:val="single" w:sz="4" w:space="0" w:color="auto"/>
+              <w:left w:val="single" w:sz="4" w:space="0" w:color="auto"/>
+              <w:bottom w:val="single" w:sz="4" w:space="0" w:color="auto"/>
+              <w:right w:val="single" w:sz="4" w:space="0" w:color="auto"/>
+            </w:tcBorders>
+            <w:hideMark/>
+          </w:tcPr>
+          <w:p>
+            <w:pPr>
+              <w:spacing w:after="200" w:line="276" w:lineRule="auto"/>
+              <w:rPr>
+                <w:rFonts w:ascii="Arial" w:hAnsi="Arial" w:cs="Arial"/>
+              </w:rPr>
+            </w:pPr>
+            <w:r>
+              <w:rPr>
+                <w:rFonts w:ascii="Arial" w:hAnsi="Arial" w:cs="Arial"/>
+              </w:rPr>
+              <w:t>Ryan, Tessa:</w:t>
+            </w:r>
+          </w:p>
+          <w:p>
+            <w:pPr>
+              <w:numPr>
+                <w:ilvl w:val="0"/>
+                <w:numId w:val="31"/>
+              </w:numPr>
+              <w:spacing w:after="200" w:line="276" w:lineRule="auto"/>
+              <w:rPr>
+                <w:rFonts w:ascii="Arial" w:hAnsi="Arial" w:cs="Arial"/>
+                <w:lang w:val="fr-CH"/>
+              </w:rPr>
+            </w:pPr>
+            <w:r>
+              <w:rPr>
+                <w:rFonts w:ascii="Arial" w:hAnsi="Arial" w:cs="Arial"/>
+                <w:lang w:val="fr-CH"/>
+              </w:rPr>
+              <w:t>User points per le v</w:t>
+            </w:r>
+            <w:r>
+              <w:rPr>
+                <w:rFonts w:ascii="Arial" w:hAnsi="Arial" w:cs="Arial"/>
+                <w:lang w:val="fr-CH"/>
+              </w:rPr>
+              <w:t>arie User Stories</w:t>
+            </w:r>
+          </w:p>
+          <w:p>
+            <w:pPr>
+              <w:numPr>
+                <w:ilvl w:val="0"/>
+                <w:numId w:val="31"/>
+              </w:numPr>
+              <w:spacing w:after="200" w:line="276" w:lineRule="auto"/>
+              <w:rPr>
+                <w:rFonts w:ascii="Arial" w:hAnsi="Arial" w:cs="Arial"/>
+              </w:rPr>
+            </w:pPr>
+            <w:r>
+              <w:rPr>
+                <w:rFonts w:ascii="Arial" w:hAnsi="Arial" w:cs="Arial"/>
+              </w:rPr>
+              <w:t>Valutazione per possibili modifiche di pianificazioni dello Sprint.</w:t>
+            </w:r>
+          </w:p>
+          <w:p>
+            <w:pPr>
+              <w:spacing w:after="200" w:line="276" w:lineRule="auto"/>
+              <w:rPr>
+                <w:rFonts w:ascii="Arial" w:hAnsi="Arial" w:cs="Arial"/>
+              </w:rPr>
+            </w:pPr>
+            <w:r>
+              <w:rPr>
+                <w:rFonts w:ascii="Arial" w:hAnsi="Arial" w:cs="Arial"/>
+              </w:rPr>
+              <w:t>Tessa:</w:t>
+            </w:r>
+          </w:p>
+          <w:p>
+            <w:pPr>
+              <w:numPr>
+                <w:ilvl w:val="0"/>
+                <w:numId w:val="31"/>
+              </w:numPr>
+              <w:spacing w:after="200" w:line="276" w:lineRule="auto"/>
+              <w:rPr>
+                <w:rFonts w:ascii="Arial" w:hAnsi="Arial" w:cs="Arial"/>
+              </w:rPr>
+            </w:pPr>
+            <w:r>
+              <w:rPr>
+                <w:rFonts w:ascii="Arial" w:hAnsi="Arial" w:cs="Arial"/>
+              </w:rPr>
+              <w:t>Finito login e registrazione</w:t>
+            </w:r>
+          </w:p>
+          <w:p>
+            <w:pPr>
+              <w:numPr>
+                <w:ilvl w:val="0"/>
+                <w:numId w:val="31"/>
+              </w:numPr>
+              <w:spacing w:after="200" w:line="276" w:lineRule="auto"/>
+              <w:rPr>
+                <w:rFonts w:ascii="Arial" w:hAnsi="Arial" w:cs="Arial"/>
+              </w:rPr>
+            </w:pPr>
+            <w:r>
+              <w:rPr>
+                <w:rFonts w:ascii="Arial" w:hAnsi="Arial" w:cs="Arial"/>
+              </w:rPr>
+              <w:t>Collegato al DB</w:t>
+            </w:r>
+          </w:p>
+          <w:p>
+            <w:pPr>
+              <w:numPr>
+                <w:ilvl w:val="0"/>
+                <w:numId w:val="31"/>
+              </w:numPr>
+              <w:spacing w:after="200" w:line="276" w:lineRule="auto"/>
+              <w:rPr>
+                <w:rFonts w:ascii="Arial" w:hAnsi="Arial" w:cs="Arial"/>
+              </w:rPr>
+            </w:pPr>
+            <w:r>
+              <w:rPr>
+                <w:rFonts w:ascii="Arial" w:hAnsi="Arial" w:cs="Arial"/>
+              </w:rPr>
+              <w:t>Lavorato sullo stile delle pagine</w:t>
+            </w:r>
+          </w:p>
+          <w:p>
+            <w:pPr>
+              <w:spacing w:after="200" w:line="276" w:lineRule="auto"/>
+              <w:rPr>
+                <w:rFonts w:ascii="Arial" w:hAnsi="Arial" w:cs="Arial"/>
+              </w:rPr>
+            </w:pPr>
+            <w:r>
+              <w:rPr>
+                <w:rFonts w:ascii="Arial" w:hAnsi="Arial" w:cs="Arial"/>
+              </w:rPr>
+              <w:t xml:space="preserve">Ryan: </w:t>
+            </w:r>
+          </w:p>
+          <w:p>
+            <w:pPr>
+              <w:numPr>
+                <w:ilvl w:val="0"/>
+                <w:numId w:val="31"/>
+              </w:numPr>
+              <w:spacing w:after="200" w:line="276" w:lineRule="auto"/>
+              <w:rPr>
+                <w:rFonts w:ascii="Arial" w:hAnsi="Arial" w:cs="Arial"/>
+              </w:rPr>
+            </w:pPr>
+            <w:r>
+              <w:rPr>
+                <w:rFonts w:ascii="Arial" w:hAnsi="Arial" w:cs="Arial"/>
+              </w:rPr>
+              <w:t>Implementazione del nuovo layout scelto per la pagina del calendario</w:t>
+            </w:r>
+          </w:p>
+          <w:p>
+            <w:pPr>
+              <w:numPr>
+                <w:ilvl w:val="0"/>
+                <w:numId w:val="31"/>
+              </w:numPr>
+              <w:spacing w:after="200" w:line="276" w:lineRule="auto"/>
+              <w:rPr>
+                <w:rFonts w:ascii="Arial" w:hAnsi="Arial" w:cs="Arial"/>
+              </w:rPr>
+            </w:pPr>
+            <w:r>
+              <w:rPr>
+                <w:rFonts w:ascii="Arial" w:hAnsi="Arial" w:cs="Arial"/>
+              </w:rPr>
+              <w:t>Aggiunta la visualizzazione delle attività per giorni diversi selezionati (no DB)</w:t>
+            </w:r>
+          </w:p>
+          <w:p>
+            <w:pPr>
+              <w:numPr>
+                <w:ilvl w:val="0"/>
+                <w:numId w:val="31"/>
+              </w:numPr>
+              <w:spacing w:after="200" w:line="276" w:lineRule="auto"/>
+              <w:rPr>
+                <w:rFonts w:ascii="Arial" w:hAnsi="Arial" w:cs="Arial"/>
+              </w:rPr>
+            </w:pPr>
+            <w:r>
+              <w:rPr>
+                <w:rFonts w:ascii="Arial" w:hAnsi="Arial" w:cs="Arial"/>
+              </w:rPr>
+              <w:t>Aggiunta funzione di aggiunta delle attività per i giorni scelti (no DB)</w:t>
+            </w:r>
+          </w:p>
+          <w:p>
+            <w:pPr>
+              <w:numPr>
+                <w:ilvl w:val="0"/>
+                <w:numId w:val="31"/>
+              </w:numPr>
+              <w:spacing w:after="200" w:line="276" w:lineRule="auto"/>
+              <w:rPr>
+                <w:rFonts w:ascii="Arial" w:hAnsi="Arial" w:cs="Arial"/>
+              </w:rPr>
+            </w:pPr>
+            <w:r>
+              <w:rPr>
+                <w:rFonts w:ascii="Arial" w:hAnsi="Arial" w:cs="Arial"/>
+              </w:rPr>
+              <w:t>Visualizzazione di quali giorni hanno attività in essi tramite controllo.</w:t>
+            </w:r>
+          </w:p>
+        </w:tc>
+      </w:tr>
+    </w:tbl>
+    <w:p>
+      <w:pPr>
+        <w:rPr>
+          <w:rFonts w:ascii="Arial" w:hAnsi="Arial" w:cs="Arial"/>
+        </w:rPr>
+      </w:pPr>
+    </w:p>
+    <w:tbl>
+      <w:tblPr>
+        <w:tblStyle w:val="Grigliatabella"/>
+        <w:tblW w:w="0" w:type="auto"/>
+        <w:tblLook w:val="04A0" w:firstRow="1" w:lastRow="0" w:firstColumn="1" w:lastColumn="0" w:noHBand="0" w:noVBand="1"/>
+      </w:tblPr>
+      <w:tblGrid>
+        <w:gridCol w:w="9628"/>
+      </w:tblGrid>
+      <w:tr>
+        <w:tc>
+          <w:tcPr>
+            <w:tcW w:w="9854" w:type="dxa"/>
+            <w:tcBorders>
+              <w:top w:val="single" w:sz="4" w:space="0" w:color="auto"/>
+              <w:left w:val="single" w:sz="4" w:space="0" w:color="auto"/>
+              <w:bottom w:val="single" w:sz="4" w:space="0" w:color="auto"/>
+              <w:right w:val="single" w:sz="4" w:space="0" w:color="auto"/>
+            </w:tcBorders>
+            <w:shd w:val="clear" w:color="auto" w:fill="D9D9D9" w:themeFill="background1" w:themeFillShade="D9"/>
+            <w:hideMark/>
+          </w:tcPr>
+          <w:p>
+            <w:pPr>
+              <w:spacing w:after="200" w:line="276" w:lineRule="auto"/>
+              <w:rPr>
+                <w:rFonts w:ascii="Arial" w:hAnsi="Arial" w:cs="Arial"/>
+              </w:rPr>
+            </w:pPr>
+            <w:r>
+              <w:rPr>
+                <w:rFonts w:ascii="Arial" w:hAnsi="Arial" w:cs="Arial"/>
+              </w:rPr>
+              <w:t>Problemi riscontrati e soluzioni adottate</w:t>
+            </w:r>
+          </w:p>
+        </w:tc>
+      </w:tr>
+      <w:tr>
+        <w:tc>
+          <w:tcPr>
+            <w:tcW w:w="9854" w:type="dxa"/>
+            <w:tcBorders>
+              <w:top w:val="single" w:sz="4" w:space="0" w:color="auto"/>
+              <w:left w:val="single" w:sz="4" w:space="0" w:color="auto"/>
+              <w:bottom w:val="single" w:sz="4" w:space="0" w:color="auto"/>
+              <w:right w:val="single" w:sz="4" w:space="0" w:color="auto"/>
+            </w:tcBorders>
+          </w:tcPr>
+          <w:p>
+            <w:pPr>
+              <w:spacing w:after="200" w:line="276" w:lineRule="auto"/>
+              <w:rPr>
+                <w:rFonts w:ascii="Arial" w:hAnsi="Arial" w:cs="Arial"/>
+              </w:rPr>
+            </w:pPr>
+            <w:r>
+              <w:rPr>
+                <w:rFonts w:ascii="Arial" w:hAnsi="Arial" w:cs="Arial"/>
+              </w:rPr>
+              <w:t>Problema con il mostrare quali giorni hanno le attività, l’EventCollection quando facevo il controllo per vedere se in quel giorno c’erano più attività la leggeva come ICollection e quindi non consentiva l’aggiunta tramite la funzione Add diretta</w:t>
+            </w:r>
+            <w:r>
+              <w:rPr>
+                <w:rFonts w:ascii="Arial" w:hAnsi="Arial" w:cs="Arial"/>
+              </w:rPr>
+              <w:t>. Per sistemarlo ho dovuto convertire gli elementi in oggetti generici e poi fare un toList per convertirli in una lista, poi ho aggiunto l’evento alla lista tramite Add(), e poi ho dato all’EventCollection la lista di eventi per quel giorno li.</w:t>
+            </w:r>
+          </w:p>
+        </w:tc>
+      </w:tr>
+    </w:tbl>
+    <w:p>
+      <w:pPr>
+        <w:rPr>
+          <w:rFonts w:ascii="Arial" w:hAnsi="Arial" w:cs="Arial"/>
+        </w:rPr>
+      </w:pPr>
+    </w:p>
+    <w:tbl>
+      <w:tblPr>
+        <w:tblStyle w:val="Grigliatabella"/>
+        <w:tblW w:w="0" w:type="auto"/>
+        <w:tblLook w:val="04A0" w:firstRow="1" w:lastRow="0" w:firstColumn="1" w:lastColumn="0" w:noHBand="0" w:noVBand="1"/>
+      </w:tblPr>
+      <w:tblGrid>
+        <w:gridCol w:w="9628"/>
+      </w:tblGrid>
+      <w:tr>
+        <w:tc>
+          <w:tcPr>
+            <w:tcW w:w="9854" w:type="dxa"/>
+            <w:tcBorders>
+              <w:top w:val="single" w:sz="4" w:space="0" w:color="auto"/>
+              <w:left w:val="single" w:sz="4" w:space="0" w:color="auto"/>
+              <w:bottom w:val="single" w:sz="4" w:space="0" w:color="auto"/>
+              <w:right w:val="single" w:sz="4" w:space="0" w:color="auto"/>
+            </w:tcBorders>
+            <w:shd w:val="clear" w:color="auto" w:fill="D9D9D9" w:themeFill="background1" w:themeFillShade="D9"/>
+            <w:hideMark/>
+          </w:tcPr>
+          <w:p>
+            <w:pPr>
+              <w:spacing w:after="200" w:line="276" w:lineRule="auto"/>
+              <w:rPr>
+                <w:rFonts w:ascii="Arial" w:hAnsi="Arial" w:cs="Arial"/>
+              </w:rPr>
+            </w:pPr>
+            <w:r>
+              <w:rPr>
+                <w:rFonts w:ascii="Arial" w:hAnsi="Arial" w:cs="Arial"/>
+              </w:rPr>
+              <w:t>Punto della situazione rispetto alla pianificazione</w:t>
+            </w:r>
+          </w:p>
+        </w:tc>
+      </w:tr>
+      <w:tr>
+        <w:tc>
+          <w:tcPr>
+            <w:tcW w:w="9854" w:type="dxa"/>
+            <w:tcBorders>
+              <w:top w:val="single" w:sz="4" w:space="0" w:color="auto"/>
+              <w:left w:val="single" w:sz="4" w:space="0" w:color="auto"/>
+              <w:bottom w:val="single" w:sz="4" w:space="0" w:color="auto"/>
+              <w:right w:val="single" w:sz="4" w:space="0" w:color="auto"/>
+            </w:tcBorders>
+            <w:hideMark/>
+          </w:tcPr>
+          <w:p>
+            <w:pPr>
+              <w:spacing w:after="200" w:line="276" w:lineRule="auto"/>
+              <w:rPr>
+                <w:rFonts w:ascii="Arial" w:hAnsi="Arial" w:cs="Arial"/>
+              </w:rPr>
+            </w:pPr>
+            <w:r>
+              <w:rPr>
+                <w:rFonts w:ascii="Arial" w:hAnsi="Arial" w:cs="Arial"/>
+              </w:rPr>
+              <w:t>Analisi</w:t>
+            </w:r>
+          </w:p>
+          <w:p>
+            <w:pPr>
+              <w:spacing w:after="200" w:line="276" w:lineRule="auto"/>
+              <w:rPr>
+                <w:rFonts w:ascii="Arial" w:hAnsi="Arial" w:cs="Arial"/>
+              </w:rPr>
+            </w:pPr>
+            <w:r>
+              <w:rPr>
+                <w:rFonts w:ascii="Arial" w:hAnsi="Arial" w:cs="Arial"/>
+              </w:rPr>
+              <w:t xml:space="preserve">Implementazione </w:t>
+            </w:r>
+          </w:p>
+        </w:tc>
+      </w:tr>
+    </w:tbl>
+    <w:p>
+      <w:pPr>
+        <w:rPr>
+          <w:rFonts w:ascii="Arial" w:hAnsi="Arial" w:cs="Arial"/>
+        </w:rPr>
+      </w:pPr>
+    </w:p>
+    <w:tbl>
+      <w:tblPr>
+        <w:tblStyle w:val="Grigliatabella"/>
+        <w:tblW w:w="0" w:type="auto"/>
+        <w:tblLook w:val="04A0" w:firstRow="1" w:lastRow="0" w:firstColumn="1" w:lastColumn="0" w:noHBand="0" w:noVBand="1"/>
+      </w:tblPr>
+      <w:tblGrid>
+        <w:gridCol w:w="9628"/>
+      </w:tblGrid>
+      <w:tr>
+        <w:tc>
+          <w:tcPr>
+            <w:tcW w:w="9854" w:type="dxa"/>
+            <w:tcBorders>
+              <w:top w:val="single" w:sz="4" w:space="0" w:color="auto"/>
+              <w:left w:val="single" w:sz="4" w:space="0" w:color="auto"/>
+              <w:bottom w:val="single" w:sz="4" w:space="0" w:color="auto"/>
+              <w:right w:val="single" w:sz="4" w:space="0" w:color="auto"/>
+            </w:tcBorders>
+            <w:shd w:val="clear" w:color="auto" w:fill="D9D9D9" w:themeFill="background1" w:themeFillShade="D9"/>
+            <w:hideMark/>
+          </w:tcPr>
+          <w:p>
+            <w:pPr>
+              <w:spacing w:after="200" w:line="276" w:lineRule="auto"/>
+              <w:rPr>
+                <w:rFonts w:ascii="Arial" w:hAnsi="Arial" w:cs="Arial"/>
+              </w:rPr>
+            </w:pPr>
+            <w:r>
+              <w:rPr>
+                <w:rFonts w:ascii="Arial" w:hAnsi="Arial" w:cs="Arial"/>
+              </w:rPr>
+              <w:t>Programma di massima per la prossima giornata di lavoro</w:t>
+            </w:r>
+          </w:p>
+        </w:tc>
+      </w:tr>
+      <w:tr>
+        <w:tc>
+          <w:tcPr>
+            <w:tcW w:w="9854" w:type="dxa"/>
+            <w:tcBorders>
+              <w:top w:val="single" w:sz="4" w:space="0" w:color="auto"/>
+              <w:left w:val="single" w:sz="4" w:space="0" w:color="auto"/>
+              <w:bottom w:val="single" w:sz="4" w:space="0" w:color="auto"/>
+              <w:right w:val="single" w:sz="4" w:space="0" w:color="auto"/>
+            </w:tcBorders>
+            <w:hideMark/>
+          </w:tcPr>
+          <w:p>
+            <w:pPr>
+              <w:numPr>
+                <w:ilvl w:val="0"/>
+                <w:numId w:val="31"/>
+              </w:numPr>
+              <w:spacing w:after="200" w:line="276" w:lineRule="auto"/>
+              <w:rPr>
+                <w:rFonts w:ascii="Arial" w:hAnsi="Arial" w:cs="Arial"/>
+              </w:rPr>
+            </w:pPr>
+            <w:r>
+              <w:rPr>
+                <w:rFonts w:ascii="Arial" w:hAnsi="Arial" w:cs="Arial"/>
+              </w:rPr>
+              <w:t>Continuare con lo sviluppo</w:t>
+            </w:r>
+          </w:p>
+          <w:p>
+            <w:pPr>
+              <w:numPr>
+                <w:ilvl w:val="0"/>
+                <w:numId w:val="31"/>
+              </w:numPr>
+              <w:spacing w:after="200" w:line="276" w:lineRule="auto"/>
+              <w:rPr>
+                <w:rFonts w:ascii="Arial" w:hAnsi="Arial" w:cs="Arial"/>
+              </w:rPr>
+            </w:pPr>
+            <w:r>
+              <w:rPr>
+                <w:rFonts w:ascii="Arial" w:hAnsi="Arial" w:cs="Arial"/>
+              </w:rPr>
+              <w:t>Applicare DB anche al calendario</w:t>
+            </w:r>
+          </w:p>
+          <w:p>
+            <w:pPr>
+              <w:numPr>
+                <w:ilvl w:val="0"/>
+                <w:numId w:val="31"/>
+              </w:numPr>
+              <w:spacing w:after="200" w:line="276" w:lineRule="auto"/>
+              <w:rPr>
+                <w:rFonts w:ascii="Arial" w:hAnsi="Arial" w:cs="Arial"/>
+              </w:rPr>
+            </w:pPr>
+            <w:r>
+              <w:rPr>
+                <w:rFonts w:ascii="Arial" w:hAnsi="Arial" w:cs="Arial"/>
+              </w:rPr>
+              <w:t>Applicare stile di Tessa anche nel calendario</w:t>
+            </w:r>
+          </w:p>
+        </w:tc>
+      </w:tr>
+    </w:tbl>
+    <w:p>
+      <w:pPr>
+        <w:rPr>
+          <w:rFonts w:ascii="Arial" w:hAnsi="Arial" w:cs="Arial"/>
+        </w:rPr>
+      </w:pPr>
+    </w:p>
+    <w:p>
+      <w:pPr>
+        <w:rPr>
+          <w:rFonts w:ascii="Arial" w:hAnsi="Arial" w:cs="Arial"/>
+        </w:rPr>
+      </w:pPr>
+      <w:r>
+        <w:rPr>
+          <w:rFonts w:ascii="Arial" w:hAnsi="Arial" w:cs="Arial"/>
+        </w:rPr>
+        <w:t>Agile - Resoconto</w:t>
+      </w:r>
+    </w:p>
+    <w:p>
+      <w:pPr>
+        <w:rPr>
+          <w:rFonts w:ascii="Arial" w:hAnsi="Arial" w:cs="Arial"/>
+        </w:rPr>
+      </w:pPr>
+    </w:p>
+    <w:tbl>
+      <w:tblPr>
+        <w:tblStyle w:val="Grigliatabella"/>
+        <w:tblW w:w="0" w:type="auto"/>
+        <w:tblLook w:val="04A0" w:firstRow="1" w:lastRow="0" w:firstColumn="1" w:lastColumn="0" w:noHBand="0" w:noVBand="1"/>
+      </w:tblPr>
+      <w:tblGrid>
+        <w:gridCol w:w="9628"/>
+      </w:tblGrid>
+      <w:tr>
+        <w:tc>
+          <w:tcPr>
+            <w:tcW w:w="9854" w:type="dxa"/>
+            <w:tcBorders>
+              <w:top w:val="single" w:sz="4" w:space="0" w:color="auto"/>
+              <w:left w:val="single" w:sz="4" w:space="0" w:color="auto"/>
+              <w:bottom w:val="single" w:sz="4" w:space="0" w:color="auto"/>
+              <w:right w:val="single" w:sz="4" w:space="0" w:color="auto"/>
+            </w:tcBorders>
+            <w:shd w:val="clear" w:color="auto" w:fill="D9D9D9" w:themeFill="background1" w:themeFillShade="D9"/>
+            <w:hideMark/>
+          </w:tcPr>
+          <w:p>
+            <w:pPr>
+              <w:spacing w:after="200" w:line="276" w:lineRule="auto"/>
+              <w:rPr>
+                <w:rFonts w:ascii="Arial" w:hAnsi="Arial" w:cs="Arial"/>
+              </w:rPr>
+            </w:pPr>
+            <w:r>
+              <w:rPr>
+                <w:rFonts w:ascii="Arial" w:hAnsi="Arial" w:cs="Arial"/>
+              </w:rPr>
+              <w:t>Daily Scrum</w:t>
+            </w:r>
+          </w:p>
+        </w:tc>
+      </w:tr>
+      <w:tr>
+        <w:tc>
+          <w:tcPr>
+            <w:tcW w:w="9854" w:type="dxa"/>
+            <w:tcBorders>
+              <w:top w:val="single" w:sz="4" w:space="0" w:color="auto"/>
+              <w:left w:val="single" w:sz="4" w:space="0" w:color="auto"/>
+              <w:bottom w:val="single" w:sz="4" w:space="0" w:color="auto"/>
+              <w:right w:val="single" w:sz="4" w:space="0" w:color="auto"/>
+            </w:tcBorders>
+            <w:hideMark/>
+          </w:tcPr>
+          <w:p>
+            <w:pPr>
+              <w:numPr>
+                <w:ilvl w:val="0"/>
+                <w:numId w:val="31"/>
+              </w:numPr>
+              <w:spacing w:after="200" w:line="276" w:lineRule="auto"/>
+              <w:rPr>
+                <w:rFonts w:ascii="Arial" w:hAnsi="Arial" w:cs="Arial"/>
+              </w:rPr>
+            </w:pPr>
+            <w:r>
+              <w:rPr>
+                <w:rFonts w:ascii="Arial" w:hAnsi="Arial" w:cs="Arial"/>
+              </w:rPr>
+              <w:t>9</w:t>
+            </w:r>
+            <w:r>
+              <w:rPr>
+                <w:rFonts w:ascii="Arial" w:hAnsi="Arial" w:cs="Arial"/>
+              </w:rPr>
+              <w:t>:</w:t>
+            </w:r>
+            <w:r>
+              <w:rPr>
+                <w:rFonts w:ascii="Arial" w:hAnsi="Arial" w:cs="Arial"/>
+              </w:rPr>
+              <w:t>3</w:t>
+            </w:r>
+            <w:r>
+              <w:rPr>
+                <w:rFonts w:ascii="Arial" w:hAnsi="Arial" w:cs="Arial"/>
+              </w:rPr>
+              <w:t>0</w:t>
+            </w:r>
+          </w:p>
+          <w:p>
+            <w:pPr>
+              <w:numPr>
+                <w:ilvl w:val="0"/>
+                <w:numId w:val="31"/>
+              </w:numPr>
+              <w:spacing w:after="200" w:line="276" w:lineRule="auto"/>
+              <w:rPr>
+                <w:rFonts w:ascii="Arial" w:hAnsi="Arial" w:cs="Arial"/>
+              </w:rPr>
+            </w:pPr>
+            <w:r>
+              <w:rPr>
+                <w:rFonts w:ascii="Arial" w:hAnsi="Arial" w:cs="Arial"/>
+              </w:rPr>
+              <w:t>Layout iniziale del mockup si è rivelato molto difficile da fare con la nostra capacità attuali, abbiamo deciso di cambiare il layout con uno più semplice da implementare.</w:t>
+            </w:r>
+          </w:p>
+          <w:p>
+            <w:pPr>
+              <w:numPr>
+                <w:ilvl w:val="0"/>
+                <w:numId w:val="31"/>
+              </w:numPr>
+              <w:spacing w:after="200" w:line="276" w:lineRule="auto"/>
+              <w:rPr>
+                <w:rFonts w:ascii="Arial" w:hAnsi="Arial" w:cs="Arial"/>
+              </w:rPr>
+            </w:pPr>
+            <w:r>
+              <w:rPr>
+                <w:rFonts w:ascii="Arial" w:hAnsi="Arial" w:cs="Arial"/>
+              </w:rPr>
+              <w:t>Linda assente e quindi la sua parte è leggermente indietro.</w:t>
+            </w:r>
+          </w:p>
+        </w:tc>
+      </w:tr>
+    </w:tbl>
+    <w:p>
+      <w:pPr>
+        <w:rPr>
+          <w:rFonts w:ascii="Arial" w:hAnsi="Arial" w:cs="Arial"/>
+        </w:rPr>
+      </w:pPr>
+    </w:p>
+    <w:tbl>
+      <w:tblPr>
+        <w:tblStyle w:val="Grigliatabella"/>
+        <w:tblW w:w="0" w:type="auto"/>
+        <w:tblLook w:val="04A0" w:firstRow="1" w:lastRow="0" w:firstColumn="1" w:lastColumn="0" w:noHBand="0" w:noVBand="1"/>
+      </w:tblPr>
+      <w:tblGrid>
+        <w:gridCol w:w="9628"/>
+      </w:tblGrid>
+      <w:tr>
+        <w:tc>
+          <w:tcPr>
+            <w:tcW w:w="9854" w:type="dxa"/>
+            <w:tcBorders>
+              <w:top w:val="single" w:sz="4" w:space="0" w:color="auto"/>
+              <w:left w:val="single" w:sz="4" w:space="0" w:color="auto"/>
+              <w:bottom w:val="single" w:sz="4" w:space="0" w:color="auto"/>
+              <w:right w:val="single" w:sz="4" w:space="0" w:color="auto"/>
+            </w:tcBorders>
+            <w:shd w:val="clear" w:color="auto" w:fill="D9D9D9" w:themeFill="background1" w:themeFillShade="D9"/>
+            <w:hideMark/>
+          </w:tcPr>
+          <w:p>
+            <w:pPr>
+              <w:spacing w:after="200" w:line="276" w:lineRule="auto"/>
+              <w:rPr>
+                <w:rFonts w:ascii="Arial" w:hAnsi="Arial" w:cs="Arial"/>
+              </w:rPr>
+            </w:pPr>
+            <w:r>
+              <w:rPr>
+                <w:rFonts w:ascii="Arial" w:hAnsi="Arial" w:cs="Arial"/>
+              </w:rPr>
+              <w:t>Sprint Planning</w:t>
+            </w:r>
+          </w:p>
+        </w:tc>
+      </w:tr>
+      <w:tr>
+        <w:tc>
+          <w:tcPr>
+            <w:tcW w:w="9854" w:type="dxa"/>
+            <w:tcBorders>
+              <w:top w:val="single" w:sz="4" w:space="0" w:color="auto"/>
+              <w:left w:val="single" w:sz="4" w:space="0" w:color="auto"/>
+              <w:bottom w:val="single" w:sz="4" w:space="0" w:color="auto"/>
+              <w:right w:val="single" w:sz="4" w:space="0" w:color="auto"/>
+            </w:tcBorders>
+          </w:tcPr>
+          <w:p>
+            <w:pPr>
+              <w:spacing w:after="200" w:line="276" w:lineRule="auto"/>
+              <w:rPr>
+                <w:rFonts w:ascii="Arial" w:hAnsi="Arial" w:cs="Arial"/>
+              </w:rPr>
+            </w:pPr>
+          </w:p>
+        </w:tc>
+      </w:tr>
+    </w:tbl>
+    <w:p>
+      <w:pPr>
+        <w:rPr>
+          <w:rFonts w:ascii="Arial" w:hAnsi="Arial" w:cs="Arial"/>
+        </w:rPr>
+      </w:pPr>
+    </w:p>
+    <w:tbl>
+      <w:tblPr>
+        <w:tblStyle w:val="Grigliatabella"/>
+        <w:tblW w:w="0" w:type="auto"/>
+        <w:tblLook w:val="04A0" w:firstRow="1" w:lastRow="0" w:firstColumn="1" w:lastColumn="0" w:noHBand="0" w:noVBand="1"/>
+      </w:tblPr>
+      <w:tblGrid>
+        <w:gridCol w:w="9628"/>
+      </w:tblGrid>
+      <w:tr>
+        <w:tc>
+          <w:tcPr>
+            <w:tcW w:w="9854" w:type="dxa"/>
+            <w:tcBorders>
+              <w:top w:val="single" w:sz="4" w:space="0" w:color="auto"/>
+              <w:left w:val="single" w:sz="4" w:space="0" w:color="auto"/>
+              <w:bottom w:val="single" w:sz="4" w:space="0" w:color="auto"/>
+              <w:right w:val="single" w:sz="4" w:space="0" w:color="auto"/>
+            </w:tcBorders>
+            <w:shd w:val="clear" w:color="auto" w:fill="D9D9D9" w:themeFill="background1" w:themeFillShade="D9"/>
+            <w:hideMark/>
+          </w:tcPr>
+          <w:p>
+            <w:pPr>
+              <w:spacing w:after="200" w:line="276" w:lineRule="auto"/>
+              <w:rPr>
+                <w:rFonts w:ascii="Arial" w:hAnsi="Arial" w:cs="Arial"/>
+              </w:rPr>
+            </w:pPr>
+            <w:r>
+              <w:rPr>
+                <w:rFonts w:ascii="Arial" w:hAnsi="Arial" w:cs="Arial"/>
+              </w:rPr>
+              <w:t>Sprint Review</w:t>
+            </w:r>
+          </w:p>
+        </w:tc>
+      </w:tr>
+      <w:tr>
+        <w:tc>
+          <w:tcPr>
+            <w:tcW w:w="9854" w:type="dxa"/>
+            <w:tcBorders>
+              <w:top w:val="single" w:sz="4" w:space="0" w:color="auto"/>
+              <w:left w:val="single" w:sz="4" w:space="0" w:color="auto"/>
+              <w:bottom w:val="single" w:sz="4" w:space="0" w:color="auto"/>
+              <w:right w:val="single" w:sz="4" w:space="0" w:color="auto"/>
+            </w:tcBorders>
+          </w:tcPr>
+          <w:p>
+            <w:pPr>
+              <w:spacing w:after="200" w:line="276" w:lineRule="auto"/>
+              <w:rPr>
+                <w:rFonts w:ascii="Arial" w:hAnsi="Arial" w:cs="Arial"/>
+              </w:rPr>
+            </w:pPr>
+          </w:p>
+        </w:tc>
+      </w:tr>
+    </w:tbl>
+    <w:p>
+      <w:pPr>
+        <w:rPr>
+          <w:rFonts w:ascii="Arial" w:hAnsi="Arial" w:cs="Arial"/>
+        </w:rPr>
+      </w:pPr>
+    </w:p>
+    <w:tbl>
+      <w:tblPr>
+        <w:tblStyle w:val="Grigliatabella"/>
+        <w:tblW w:w="0" w:type="auto"/>
+        <w:tblLook w:val="04A0" w:firstRow="1" w:lastRow="0" w:firstColumn="1" w:lastColumn="0" w:noHBand="0" w:noVBand="1"/>
+      </w:tblPr>
+      <w:tblGrid>
+        <w:gridCol w:w="9628"/>
+      </w:tblGrid>
+      <w:tr>
+        <w:tc>
+          <w:tcPr>
+            <w:tcW w:w="9854" w:type="dxa"/>
+            <w:tcBorders>
+              <w:top w:val="single" w:sz="4" w:space="0" w:color="auto"/>
+              <w:left w:val="single" w:sz="4" w:space="0" w:color="auto"/>
+              <w:bottom w:val="single" w:sz="4" w:space="0" w:color="auto"/>
+              <w:right w:val="single" w:sz="4" w:space="0" w:color="auto"/>
+            </w:tcBorders>
+            <w:shd w:val="clear" w:color="auto" w:fill="D9D9D9" w:themeFill="background1" w:themeFillShade="D9"/>
+            <w:hideMark/>
+          </w:tcPr>
+          <w:p>
+            <w:pPr>
+              <w:spacing w:after="200" w:line="276" w:lineRule="auto"/>
+              <w:rPr>
+                <w:rFonts w:ascii="Arial" w:hAnsi="Arial" w:cs="Arial"/>
+              </w:rPr>
+            </w:pPr>
+            <w:r>
+              <w:rPr>
+                <w:rFonts w:ascii="Arial" w:hAnsi="Arial" w:cs="Arial"/>
+              </w:rPr>
+              <w:t>Sprint Retrospective</w:t>
+            </w:r>
+          </w:p>
+        </w:tc>
+      </w:tr>
+      <w:tr>
+        <w:tc>
+          <w:tcPr>
+            <w:tcW w:w="9854" w:type="dxa"/>
+            <w:tcBorders>
+              <w:top w:val="single" w:sz="4" w:space="0" w:color="auto"/>
+              <w:left w:val="single" w:sz="4" w:space="0" w:color="auto"/>
+              <w:bottom w:val="single" w:sz="4" w:space="0" w:color="auto"/>
+              <w:right w:val="single" w:sz="4" w:space="0" w:color="auto"/>
+            </w:tcBorders>
+          </w:tcPr>
+          <w:p>
+            <w:pPr>
+              <w:spacing w:after="200" w:line="276" w:lineRule="auto"/>
+              <w:rPr>
+                <w:rFonts w:ascii="Arial" w:hAnsi="Arial" w:cs="Arial"/>
+              </w:rPr>
+            </w:pPr>
+          </w:p>
+        </w:tc>
+      </w:tr>
+    </w:tbl>
+    <w:p>
+      <w:pPr>
+        <w:rPr>
+          <w:rFonts w:ascii="Arial" w:hAnsi="Arial" w:cs="Arial"/>
+        </w:rPr>
+      </w:pPr>
+    </w:p>
     <w:sectPr>
       <w:headerReference w:type="default" r:id="rId8"/>
       <w:footerReference w:type="default" r:id="rId9"/>
@@ -3187,6 +6003,7 @@
         <w:dataBinding w:prefixMappings="xmlns:ns0='http://schemas.openxmlformats.org/officeDocument/2006/extended-properties'" w:xpath="/ns0:Properties[1]/ns0:Company[1]" w:storeItemID="{6668398D-A668-4E3E-A5EB-62B293D839F1}"/>
         <w:text/>
       </w:sdtPr>
+      <w:sdtEndPr/>
       <w:sdtContent>
         <w:r>
           <w:rPr>
@@ -4587,6 +7404,119 @@
     </w:lvl>
   </w:abstractNum>
   <w:abstractNum w:abstractNumId="11" w15:restartNumberingAfterBreak="0">
+    <w:nsid w:val="42807CFE"/>
+    <w:multiLevelType w:val="hybridMultilevel"/>
+    <w:tmpl w:val="9A38D6F2"/>
+    <w:lvl w:ilvl="0" w:tplc="FFFFFFFF">
+      <w:start w:val="1"/>
+      <w:numFmt w:val="decimal"/>
+      <w:lvlText w:val="%1."/>
+      <w:lvlJc w:val="left"/>
+      <w:pPr>
+        <w:ind w:left="720" w:hanging="360"/>
+      </w:pPr>
+      <w:rPr>
+        <w:rFonts w:hint="default"/>
+      </w:rPr>
+    </w:lvl>
+    <w:lvl w:ilvl="1" w:tplc="FFFFFFFF" w:tentative="1">
+      <w:start w:val="1"/>
+      <w:numFmt w:val="bullet"/>
+      <w:lvlText w:val="o"/>
+      <w:lvlJc w:val="left"/>
+      <w:pPr>
+        <w:ind w:left="1440" w:hanging="360"/>
+      </w:pPr>
+      <w:rPr>
+        <w:rFonts w:ascii="Courier New" w:hAnsi="Courier New" w:cs="Courier New" w:hint="default"/>
+      </w:rPr>
+    </w:lvl>
+    <w:lvl w:ilvl="2" w:tplc="FFFFFFFF" w:tentative="1">
+      <w:start w:val="1"/>
+      <w:numFmt w:val="bullet"/>
+      <w:lvlText w:val=""/>
+      <w:lvlJc w:val="left"/>
+      <w:pPr>
+        <w:ind w:left="2160" w:hanging="360"/>
+      </w:pPr>
+      <w:rPr>
+        <w:rFonts w:ascii="Wingdings" w:hAnsi="Wingdings" w:hint="default"/>
+      </w:rPr>
+    </w:lvl>
+    <w:lvl w:ilvl="3" w:tplc="FFFFFFFF" w:tentative="1">
+      <w:start w:val="1"/>
+      <w:numFmt w:val="bullet"/>
+      <w:lvlText w:val=""/>
+      <w:lvlJc w:val="left"/>
+      <w:pPr>
+        <w:ind w:left="2880" w:hanging="360"/>
+      </w:pPr>
+      <w:rPr>
+        <w:rFonts w:ascii="Symbol" w:hAnsi="Symbol" w:hint="default"/>
+      </w:rPr>
+    </w:lvl>
+    <w:lvl w:ilvl="4" w:tplc="FFFFFFFF" w:tentative="1">
+      <w:start w:val="1"/>
+      <w:numFmt w:val="bullet"/>
+      <w:lvlText w:val="o"/>
+      <w:lvlJc w:val="left"/>
+      <w:pPr>
+        <w:ind w:left="3600" w:hanging="360"/>
+      </w:pPr>
+      <w:rPr>
+        <w:rFonts w:ascii="Courier New" w:hAnsi="Courier New" w:cs="Courier New" w:hint="default"/>
+      </w:rPr>
+    </w:lvl>
+    <w:lvl w:ilvl="5" w:tplc="FFFFFFFF" w:tentative="1">
+      <w:start w:val="1"/>
+      <w:numFmt w:val="bullet"/>
+      <w:lvlText w:val=""/>
+      <w:lvlJc w:val="left"/>
+      <w:pPr>
+        <w:ind w:left="4320" w:hanging="360"/>
+      </w:pPr>
+      <w:rPr>
+        <w:rFonts w:ascii="Wingdings" w:hAnsi="Wingdings" w:hint="default"/>
+      </w:rPr>
+    </w:lvl>
+    <w:lvl w:ilvl="6" w:tplc="FFFFFFFF" w:tentative="1">
+      <w:start w:val="1"/>
+      <w:numFmt w:val="bullet"/>
+      <w:lvlText w:val=""/>
+      <w:lvlJc w:val="left"/>
+      <w:pPr>
+        <w:ind w:left="5040" w:hanging="360"/>
+      </w:pPr>
+      <w:rPr>
+        <w:rFonts w:ascii="Symbol" w:hAnsi="Symbol" w:hint="default"/>
+      </w:rPr>
+    </w:lvl>
+    <w:lvl w:ilvl="7" w:tplc="FFFFFFFF" w:tentative="1">
+      <w:start w:val="1"/>
+      <w:numFmt w:val="bullet"/>
+      <w:lvlText w:val="o"/>
+      <w:lvlJc w:val="left"/>
+      <w:pPr>
+        <w:ind w:left="5760" w:hanging="360"/>
+      </w:pPr>
+      <w:rPr>
+        <w:rFonts w:ascii="Courier New" w:hAnsi="Courier New" w:cs="Courier New" w:hint="default"/>
+      </w:rPr>
+    </w:lvl>
+    <w:lvl w:ilvl="8" w:tplc="FFFFFFFF" w:tentative="1">
+      <w:start w:val="1"/>
+      <w:numFmt w:val="bullet"/>
+      <w:lvlText w:val=""/>
+      <w:lvlJc w:val="left"/>
+      <w:pPr>
+        <w:ind w:left="6480" w:hanging="360"/>
+      </w:pPr>
+      <w:rPr>
+        <w:rFonts w:ascii="Wingdings" w:hAnsi="Wingdings" w:hint="default"/>
+      </w:rPr>
+    </w:lvl>
+  </w:abstractNum>
+  <w:abstractNum w:abstractNumId="12" w15:restartNumberingAfterBreak="0">
     <w:nsid w:val="42EA47AA"/>
     <w:multiLevelType w:val="hybridMultilevel"/>
     <w:tmpl w:val="41467D30"/>
@@ -4699,7 +7629,7 @@
       </w:rPr>
     </w:lvl>
   </w:abstractNum>
-  <w:abstractNum w:abstractNumId="12" w15:restartNumberingAfterBreak="0">
+  <w:abstractNum w:abstractNumId="13" w15:restartNumberingAfterBreak="0">
     <w:nsid w:val="432D4A14"/>
     <w:multiLevelType w:val="hybridMultilevel"/>
     <w:tmpl w:val="3850D6E2"/>
@@ -4811,7 +7741,7 @@
       </w:rPr>
     </w:lvl>
   </w:abstractNum>
-  <w:abstractNum w:abstractNumId="13" w15:restartNumberingAfterBreak="0">
+  <w:abstractNum w:abstractNumId="14" w15:restartNumberingAfterBreak="0">
     <w:nsid w:val="442C21C6"/>
     <w:multiLevelType w:val="hybridMultilevel"/>
     <w:tmpl w:val="D64E2F34"/>
@@ -4924,7 +7854,7 @@
       </w:rPr>
     </w:lvl>
   </w:abstractNum>
-  <w:abstractNum w:abstractNumId="14" w15:restartNumberingAfterBreak="0">
+  <w:abstractNum w:abstractNumId="15" w15:restartNumberingAfterBreak="0">
     <w:nsid w:val="44F65ACA"/>
     <w:multiLevelType w:val="hybridMultilevel"/>
     <w:tmpl w:val="A3C8D654"/>
@@ -5037,7 +7967,7 @@
       </w:rPr>
     </w:lvl>
   </w:abstractNum>
-  <w:abstractNum w:abstractNumId="15" w15:restartNumberingAfterBreak="0">
+  <w:abstractNum w:abstractNumId="16" w15:restartNumberingAfterBreak="0">
     <w:nsid w:val="45714A95"/>
     <w:multiLevelType w:val="hybridMultilevel"/>
     <w:tmpl w:val="05F4A790"/>
@@ -5149,7 +8079,7 @@
       </w:rPr>
     </w:lvl>
   </w:abstractNum>
-  <w:abstractNum w:abstractNumId="16" w15:restartNumberingAfterBreak="0">
+  <w:abstractNum w:abstractNumId="17" w15:restartNumberingAfterBreak="0">
     <w:nsid w:val="47473CE2"/>
     <w:multiLevelType w:val="hybridMultilevel"/>
     <w:tmpl w:val="ECF27DAE"/>
@@ -5261,7 +8191,7 @@
       </w:rPr>
     </w:lvl>
   </w:abstractNum>
-  <w:abstractNum w:abstractNumId="17" w15:restartNumberingAfterBreak="0">
+  <w:abstractNum w:abstractNumId="18" w15:restartNumberingAfterBreak="0">
     <w:nsid w:val="4D8115E5"/>
     <w:multiLevelType w:val="hybridMultilevel"/>
     <w:tmpl w:val="3DC066B4"/>
@@ -5374,7 +8304,7 @@
       </w:rPr>
     </w:lvl>
   </w:abstractNum>
-  <w:abstractNum w:abstractNumId="18" w15:restartNumberingAfterBreak="0">
+  <w:abstractNum w:abstractNumId="19" w15:restartNumberingAfterBreak="0">
     <w:nsid w:val="59085645"/>
     <w:multiLevelType w:val="hybridMultilevel"/>
     <w:tmpl w:val="9A38D6F2"/>
@@ -5487,7 +8417,7 @@
       </w:rPr>
     </w:lvl>
   </w:abstractNum>
-  <w:abstractNum w:abstractNumId="19" w15:restartNumberingAfterBreak="0">
+  <w:abstractNum w:abstractNumId="20" w15:restartNumberingAfterBreak="0">
     <w:nsid w:val="5A3606D5"/>
     <w:multiLevelType w:val="hybridMultilevel"/>
     <w:tmpl w:val="91805626"/>
@@ -5600,7 +8530,7 @@
       </w:rPr>
     </w:lvl>
   </w:abstractNum>
-  <w:abstractNum w:abstractNumId="20" w15:restartNumberingAfterBreak="0">
+  <w:abstractNum w:abstractNumId="21" w15:restartNumberingAfterBreak="0">
     <w:nsid w:val="61C87B25"/>
     <w:multiLevelType w:val="hybridMultilevel"/>
     <w:tmpl w:val="6FA21976"/>
@@ -5713,7 +8643,7 @@
       </w:rPr>
     </w:lvl>
   </w:abstractNum>
-  <w:abstractNum w:abstractNumId="21" w15:restartNumberingAfterBreak="0">
+  <w:abstractNum w:abstractNumId="22" w15:restartNumberingAfterBreak="0">
     <w:nsid w:val="621D43F7"/>
     <w:multiLevelType w:val="hybridMultilevel"/>
     <w:tmpl w:val="E1BA4850"/>
@@ -5826,7 +8756,7 @@
       </w:rPr>
     </w:lvl>
   </w:abstractNum>
-  <w:abstractNum w:abstractNumId="22" w15:restartNumberingAfterBreak="0">
+  <w:abstractNum w:abstractNumId="23" w15:restartNumberingAfterBreak="0">
     <w:nsid w:val="657763C8"/>
     <w:multiLevelType w:val="hybridMultilevel"/>
     <w:tmpl w:val="94F87C5A"/>
@@ -5939,7 +8869,7 @@
       </w:rPr>
     </w:lvl>
   </w:abstractNum>
-  <w:abstractNum w:abstractNumId="23" w15:restartNumberingAfterBreak="0">
+  <w:abstractNum w:abstractNumId="24" w15:restartNumberingAfterBreak="0">
     <w:nsid w:val="66522CB8"/>
     <w:multiLevelType w:val="hybridMultilevel"/>
     <w:tmpl w:val="9A38D6F2"/>
@@ -6052,7 +8982,7 @@
       </w:rPr>
     </w:lvl>
   </w:abstractNum>
-  <w:abstractNum w:abstractNumId="24" w15:restartNumberingAfterBreak="0">
+  <w:abstractNum w:abstractNumId="25" w15:restartNumberingAfterBreak="0">
     <w:nsid w:val="6AFC21B1"/>
     <w:multiLevelType w:val="hybridMultilevel"/>
     <w:tmpl w:val="ABCC59D8"/>
@@ -6164,7 +9094,7 @@
       </w:rPr>
     </w:lvl>
   </w:abstractNum>
-  <w:abstractNum w:abstractNumId="25" w15:restartNumberingAfterBreak="0">
+  <w:abstractNum w:abstractNumId="26" w15:restartNumberingAfterBreak="0">
     <w:nsid w:val="6F4F02F8"/>
     <w:multiLevelType w:val="hybridMultilevel"/>
     <w:tmpl w:val="EB2EF6E0"/>
@@ -6277,7 +9207,7 @@
       </w:rPr>
     </w:lvl>
   </w:abstractNum>
-  <w:abstractNum w:abstractNumId="26" w15:restartNumberingAfterBreak="0">
+  <w:abstractNum w:abstractNumId="27" w15:restartNumberingAfterBreak="0">
     <w:nsid w:val="74DB59D8"/>
     <w:multiLevelType w:val="hybridMultilevel"/>
     <w:tmpl w:val="E334E25C"/>
@@ -6390,7 +9320,120 @@
       </w:rPr>
     </w:lvl>
   </w:abstractNum>
-  <w:abstractNum w:abstractNumId="27" w15:restartNumberingAfterBreak="0">
+  <w:abstractNum w:abstractNumId="28" w15:restartNumberingAfterBreak="0">
+    <w:nsid w:val="75DD5F1D"/>
+    <w:multiLevelType w:val="hybridMultilevel"/>
+    <w:tmpl w:val="9A38D6F2"/>
+    <w:lvl w:ilvl="0" w:tplc="FFFFFFFF">
+      <w:start w:val="1"/>
+      <w:numFmt w:val="decimal"/>
+      <w:lvlText w:val="%1."/>
+      <w:lvlJc w:val="left"/>
+      <w:pPr>
+        <w:ind w:left="720" w:hanging="360"/>
+      </w:pPr>
+      <w:rPr>
+        <w:rFonts w:hint="default"/>
+      </w:rPr>
+    </w:lvl>
+    <w:lvl w:ilvl="1" w:tplc="FFFFFFFF" w:tentative="1">
+      <w:start w:val="1"/>
+      <w:numFmt w:val="bullet"/>
+      <w:lvlText w:val="o"/>
+      <w:lvlJc w:val="left"/>
+      <w:pPr>
+        <w:ind w:left="1440" w:hanging="360"/>
+      </w:pPr>
+      <w:rPr>
+        <w:rFonts w:ascii="Courier New" w:hAnsi="Courier New" w:cs="Courier New" w:hint="default"/>
+      </w:rPr>
+    </w:lvl>
+    <w:lvl w:ilvl="2" w:tplc="FFFFFFFF" w:tentative="1">
+      <w:start w:val="1"/>
+      <w:numFmt w:val="bullet"/>
+      <w:lvlText w:val=""/>
+      <w:lvlJc w:val="left"/>
+      <w:pPr>
+        <w:ind w:left="2160" w:hanging="360"/>
+      </w:pPr>
+      <w:rPr>
+        <w:rFonts w:ascii="Wingdings" w:hAnsi="Wingdings" w:hint="default"/>
+      </w:rPr>
+    </w:lvl>
+    <w:lvl w:ilvl="3" w:tplc="FFFFFFFF" w:tentative="1">
+      <w:start w:val="1"/>
+      <w:numFmt w:val="bullet"/>
+      <w:lvlText w:val=""/>
+      <w:lvlJc w:val="left"/>
+      <w:pPr>
+        <w:ind w:left="2880" w:hanging="360"/>
+      </w:pPr>
+      <w:rPr>
+        <w:rFonts w:ascii="Symbol" w:hAnsi="Symbol" w:hint="default"/>
+      </w:rPr>
+    </w:lvl>
+    <w:lvl w:ilvl="4" w:tplc="FFFFFFFF" w:tentative="1">
+      <w:start w:val="1"/>
+      <w:numFmt w:val="bullet"/>
+      <w:lvlText w:val="o"/>
+      <w:lvlJc w:val="left"/>
+      <w:pPr>
+        <w:ind w:left="3600" w:hanging="360"/>
+      </w:pPr>
+      <w:rPr>
+        <w:rFonts w:ascii="Courier New" w:hAnsi="Courier New" w:cs="Courier New" w:hint="default"/>
+      </w:rPr>
+    </w:lvl>
+    <w:lvl w:ilvl="5" w:tplc="FFFFFFFF" w:tentative="1">
+      <w:start w:val="1"/>
+      <w:numFmt w:val="bullet"/>
+      <w:lvlText w:val=""/>
+      <w:lvlJc w:val="left"/>
+      <w:pPr>
+        <w:ind w:left="4320" w:hanging="360"/>
+      </w:pPr>
+      <w:rPr>
+        <w:rFonts w:ascii="Wingdings" w:hAnsi="Wingdings" w:hint="default"/>
+      </w:rPr>
+    </w:lvl>
+    <w:lvl w:ilvl="6" w:tplc="FFFFFFFF" w:tentative="1">
+      <w:start w:val="1"/>
+      <w:numFmt w:val="bullet"/>
+      <w:lvlText w:val=""/>
+      <w:lvlJc w:val="left"/>
+      <w:pPr>
+        <w:ind w:left="5040" w:hanging="360"/>
+      </w:pPr>
+      <w:rPr>
+        <w:rFonts w:ascii="Symbol" w:hAnsi="Symbol" w:hint="default"/>
+      </w:rPr>
+    </w:lvl>
+    <w:lvl w:ilvl="7" w:tplc="FFFFFFFF" w:tentative="1">
+      <w:start w:val="1"/>
+      <w:numFmt w:val="bullet"/>
+      <w:lvlText w:val="o"/>
+      <w:lvlJc w:val="left"/>
+      <w:pPr>
+        <w:ind w:left="5760" w:hanging="360"/>
+      </w:pPr>
+      <w:rPr>
+        <w:rFonts w:ascii="Courier New" w:hAnsi="Courier New" w:cs="Courier New" w:hint="default"/>
+      </w:rPr>
+    </w:lvl>
+    <w:lvl w:ilvl="8" w:tplc="FFFFFFFF" w:tentative="1">
+      <w:start w:val="1"/>
+      <w:numFmt w:val="bullet"/>
+      <w:lvlText w:val=""/>
+      <w:lvlJc w:val="left"/>
+      <w:pPr>
+        <w:ind w:left="6480" w:hanging="360"/>
+      </w:pPr>
+      <w:rPr>
+        <w:rFonts w:ascii="Wingdings" w:hAnsi="Wingdings" w:hint="default"/>
+      </w:rPr>
+    </w:lvl>
+  </w:abstractNum>
+  <w:abstractNum w:abstractNumId="29" w15:restartNumberingAfterBreak="0">
     <w:nsid w:val="7DC25969"/>
     <w:multiLevelType w:val="hybridMultilevel"/>
     <w:tmpl w:val="49A4B118"/>
@@ -6480,37 +9523,37 @@
     </w:lvl>
   </w:abstractNum>
   <w:num w:numId="1" w16cid:durableId="2073382529">
-    <w:abstractNumId w:val="20"/>
+    <w:abstractNumId w:val="21"/>
   </w:num>
   <w:num w:numId="2" w16cid:durableId="595288288">
-    <w:abstractNumId w:val="17"/>
+    <w:abstractNumId w:val="18"/>
   </w:num>
   <w:num w:numId="3" w16cid:durableId="1068504005">
-    <w:abstractNumId w:val="21"/>
+    <w:abstractNumId w:val="22"/>
   </w:num>
   <w:num w:numId="4" w16cid:durableId="248660865">
     <w:abstractNumId w:val="8"/>
   </w:num>
   <w:num w:numId="5" w16cid:durableId="578638725">
-    <w:abstractNumId w:val="26"/>
+    <w:abstractNumId w:val="27"/>
   </w:num>
   <w:num w:numId="6" w16cid:durableId="345131991">
     <w:abstractNumId w:val="3"/>
   </w:num>
   <w:num w:numId="7" w16cid:durableId="273171052">
-    <w:abstractNumId w:val="22"/>
+    <w:abstractNumId w:val="23"/>
   </w:num>
   <w:num w:numId="8" w16cid:durableId="1358458679">
-    <w:abstractNumId w:val="13"/>
+    <w:abstractNumId w:val="14"/>
   </w:num>
   <w:num w:numId="9" w16cid:durableId="1459028491">
     <w:abstractNumId w:val="9"/>
   </w:num>
   <w:num w:numId="10" w16cid:durableId="871767273">
-    <w:abstractNumId w:val="12"/>
+    <w:abstractNumId w:val="13"/>
   </w:num>
   <w:num w:numId="11" w16cid:durableId="1506243917">
-    <w:abstractNumId w:val="19"/>
+    <w:abstractNumId w:val="20"/>
   </w:num>
   <w:num w:numId="12" w16cid:durableId="1809130965">
     <w:abstractNumId w:val="2"/>
@@ -6519,28 +9562,28 @@
     <w:abstractNumId w:val="7"/>
   </w:num>
   <w:num w:numId="14" w16cid:durableId="1930968554">
-    <w:abstractNumId w:val="15"/>
+    <w:abstractNumId w:val="16"/>
   </w:num>
   <w:num w:numId="15" w16cid:durableId="1144396322">
     <w:abstractNumId w:val="10"/>
   </w:num>
   <w:num w:numId="16" w16cid:durableId="569580717">
-    <w:abstractNumId w:val="16"/>
+    <w:abstractNumId w:val="17"/>
   </w:num>
   <w:num w:numId="17" w16cid:durableId="373967606">
-    <w:abstractNumId w:val="27"/>
+    <w:abstractNumId w:val="29"/>
   </w:num>
   <w:num w:numId="18" w16cid:durableId="62802318">
-    <w:abstractNumId w:val="14"/>
+    <w:abstractNumId w:val="15"/>
   </w:num>
   <w:num w:numId="19" w16cid:durableId="795366504">
-    <w:abstractNumId w:val="24"/>
+    <w:abstractNumId w:val="25"/>
   </w:num>
   <w:num w:numId="20" w16cid:durableId="749273413">
     <w:abstractNumId w:val="5"/>
   </w:num>
   <w:num w:numId="21" w16cid:durableId="1315834211">
-    <w:abstractNumId w:val="23"/>
+    <w:abstractNumId w:val="24"/>
   </w:num>
   <w:num w:numId="22" w16cid:durableId="13657904">
     <w:abstractNumId w:val="4"/>
@@ -6549,19 +9592,28 @@
     <w:abstractNumId w:val="1"/>
   </w:num>
   <w:num w:numId="24" w16cid:durableId="1991052072">
-    <w:abstractNumId w:val="11"/>
+    <w:abstractNumId w:val="12"/>
   </w:num>
   <w:num w:numId="25" w16cid:durableId="1613054178">
     <w:abstractNumId w:val="6"/>
   </w:num>
   <w:num w:numId="26" w16cid:durableId="1592854552">
-    <w:abstractNumId w:val="18"/>
+    <w:abstractNumId w:val="19"/>
   </w:num>
   <w:num w:numId="27" w16cid:durableId="454564070">
-    <w:abstractNumId w:val="25"/>
+    <w:abstractNumId w:val="26"/>
   </w:num>
   <w:num w:numId="28" w16cid:durableId="1027100732">
     <w:abstractNumId w:val="0"/>
+  </w:num>
+  <w:num w:numId="29" w16cid:durableId="544374730">
+    <w:abstractNumId w:val="28"/>
+  </w:num>
+  <w:num w:numId="30" w16cid:durableId="1786466504">
+    <w:abstractNumId w:val="11"/>
+  </w:num>
+  <w:num w:numId="31" w16cid:durableId="995188554">
+    <w:abstractNumId w:val="4"/>
   </w:num>
 </w:numbering>
 </file>
@@ -7587,6 +10639,7 @@
     <w:rsid w:val="001C54F7"/>
     <w:rsid w:val="001D27C6"/>
     <w:rsid w:val="001E62F3"/>
+    <w:rsid w:val="00221039"/>
     <w:rsid w:val="00251CAF"/>
     <w:rsid w:val="00254BA7"/>
     <w:rsid w:val="00262942"/>
@@ -7599,6 +10652,7 @@
     <w:rsid w:val="003158F0"/>
     <w:rsid w:val="00330B1E"/>
     <w:rsid w:val="00331C62"/>
+    <w:rsid w:val="00342E82"/>
     <w:rsid w:val="00357BE2"/>
     <w:rsid w:val="00392F29"/>
     <w:rsid w:val="003B7632"/>
@@ -7637,6 +10691,8 @@
     <w:rsid w:val="007C49C7"/>
     <w:rsid w:val="007E2877"/>
     <w:rsid w:val="008073A0"/>
+    <w:rsid w:val="00823547"/>
+    <w:rsid w:val="008359F2"/>
     <w:rsid w:val="00842400"/>
     <w:rsid w:val="00866671"/>
     <w:rsid w:val="00886235"/>
@@ -7676,6 +10732,7 @@
     <w:rsid w:val="00CF74A6"/>
     <w:rsid w:val="00D07130"/>
     <w:rsid w:val="00D07A71"/>
+    <w:rsid w:val="00D256F5"/>
     <w:rsid w:val="00D45718"/>
     <w:rsid w:val="00D6666A"/>
     <w:rsid w:val="00D81F90"/>
@@ -7688,7 +10745,9 @@
     <w:rsid w:val="00E316BF"/>
     <w:rsid w:val="00E42975"/>
     <w:rsid w:val="00E65056"/>
+    <w:rsid w:val="00E97C02"/>
     <w:rsid w:val="00EA31B1"/>
+    <w:rsid w:val="00EB0623"/>
     <w:rsid w:val="00EB36D6"/>
     <w:rsid w:val="00EC6CCE"/>
     <w:rsid w:val="00EE4297"/>

--- a/4_Diari/Diario - OraX.docx
+++ b/4_Diari/Diario - OraX.docx
@@ -4185,25 +4185,7 @@
               <w:rPr>
                 <w:rFonts w:ascii="Arial" w:hAnsi="Arial" w:cs="Arial"/>
               </w:rPr>
-              <w:t>06</w:t>
-            </w:r>
-            <w:r>
-              <w:rPr>
-                <w:rFonts w:ascii="Arial" w:hAnsi="Arial" w:cs="Arial"/>
-              </w:rPr>
-              <w:t>.0</w:t>
-            </w:r>
-            <w:r>
-              <w:rPr>
-                <w:rFonts w:ascii="Arial" w:hAnsi="Arial" w:cs="Arial"/>
-              </w:rPr>
-              <w:t>3</w:t>
-            </w:r>
-            <w:r>
-              <w:rPr>
-                <w:rFonts w:ascii="Arial" w:hAnsi="Arial" w:cs="Arial"/>
-              </w:rPr>
-              <w:t>.2026</w:t>
+              <w:t>06.03.2026</w:t>
             </w:r>
           </w:p>
         </w:tc>
@@ -4261,13 +4243,7 @@
               <w:rPr>
                 <w:rFonts w:ascii="Arial" w:hAnsi="Arial" w:cs="Arial"/>
               </w:rPr>
-              <w:t>Linda</w:t>
-            </w:r>
-            <w:r>
-              <w:rPr>
-                <w:rFonts w:ascii="Arial" w:hAnsi="Arial" w:cs="Arial"/>
-              </w:rPr>
-              <w:t>, Ryan, Tessa:</w:t>
+              <w:t>Linda, Ryan, Tessa:</w:t>
             </w:r>
           </w:p>
           <w:p>
@@ -4892,6 +4868,2340 @@
           </w:tcPr>
           <w:p>
             <w:pPr>
+              <w:rPr>
+                <w:rFonts w:ascii="Arial" w:hAnsi="Arial" w:cs="Arial"/>
+              </w:rPr>
+            </w:pPr>
+          </w:p>
+        </w:tc>
+      </w:tr>
+    </w:tbl>
+    <w:p>
+      <w:pPr>
+        <w:rPr>
+          <w:rFonts w:ascii="Arial" w:hAnsi="Arial" w:cs="Arial"/>
+        </w:rPr>
+      </w:pPr>
+    </w:p>
+    <w:p>
+      <w:pPr>
+        <w:rPr>
+          <w:rFonts w:ascii="Arial" w:hAnsi="Arial" w:cs="Arial"/>
+        </w:rPr>
+      </w:pPr>
+      <w:r>
+        <w:rPr>
+          <w:rFonts w:ascii="Arial" w:hAnsi="Arial" w:cs="Arial"/>
+        </w:rPr>
+        <w:br w:type="page"/>
+      </w:r>
+    </w:p>
+    <w:tbl>
+      <w:tblPr>
+        <w:tblStyle w:val="Grigliatabella"/>
+        <w:tblW w:w="9634" w:type="dxa"/>
+        <w:tblLook w:val="04A0" w:firstRow="1" w:lastRow="0" w:firstColumn="1" w:lastColumn="0" w:noHBand="0" w:noVBand="1"/>
+      </w:tblPr>
+      <w:tblGrid>
+        <w:gridCol w:w="4803"/>
+        <w:gridCol w:w="4831"/>
+      </w:tblGrid>
+      <w:tr>
+        <w:trPr>
+          <w:trHeight w:hRule="exact" w:val="397"/>
+        </w:trPr>
+        <w:tc>
+          <w:tcPr>
+            <w:tcW w:w="4803" w:type="dxa"/>
+            <w:tcBorders>
+              <w:top w:val="single" w:sz="4" w:space="0" w:color="auto"/>
+              <w:left w:val="single" w:sz="4" w:space="0" w:color="auto"/>
+              <w:bottom w:val="single" w:sz="4" w:space="0" w:color="auto"/>
+              <w:right w:val="single" w:sz="4" w:space="0" w:color="auto"/>
+            </w:tcBorders>
+            <w:vAlign w:val="center"/>
+            <w:hideMark/>
+          </w:tcPr>
+          <w:p>
+            <w:pPr>
+              <w:spacing w:after="200" w:line="276" w:lineRule="auto"/>
+              <w:rPr>
+                <w:rFonts w:ascii="Arial" w:hAnsi="Arial" w:cs="Arial"/>
+              </w:rPr>
+            </w:pPr>
+            <w:r>
+              <w:rPr>
+                <w:rFonts w:ascii="Arial" w:hAnsi="Arial" w:cs="Arial"/>
+              </w:rPr>
+              <w:lastRenderedPageBreak/>
+              <w:t>Luogo</w:t>
+            </w:r>
+          </w:p>
+        </w:tc>
+        <w:tc>
+          <w:tcPr>
+            <w:tcW w:w="4831" w:type="dxa"/>
+            <w:tcBorders>
+              <w:top w:val="single" w:sz="4" w:space="0" w:color="auto"/>
+              <w:left w:val="single" w:sz="4" w:space="0" w:color="auto"/>
+              <w:bottom w:val="single" w:sz="4" w:space="0" w:color="auto"/>
+              <w:right w:val="single" w:sz="4" w:space="0" w:color="auto"/>
+            </w:tcBorders>
+            <w:vAlign w:val="center"/>
+            <w:hideMark/>
+          </w:tcPr>
+          <w:p>
+            <w:pPr>
+              <w:spacing w:after="200" w:line="276" w:lineRule="auto"/>
+              <w:rPr>
+                <w:rFonts w:ascii="Arial" w:hAnsi="Arial" w:cs="Arial"/>
+              </w:rPr>
+            </w:pPr>
+            <w:r>
+              <w:rPr>
+                <w:rFonts w:ascii="Arial" w:hAnsi="Arial" w:cs="Arial"/>
+              </w:rPr>
+              <w:t>Canobbio</w:t>
+            </w:r>
+          </w:p>
+        </w:tc>
+      </w:tr>
+      <w:tr>
+        <w:trPr>
+          <w:trHeight w:hRule="exact" w:val="397"/>
+        </w:trPr>
+        <w:tc>
+          <w:tcPr>
+            <w:tcW w:w="4803" w:type="dxa"/>
+            <w:tcBorders>
+              <w:top w:val="single" w:sz="4" w:space="0" w:color="auto"/>
+              <w:left w:val="single" w:sz="4" w:space="0" w:color="auto"/>
+              <w:bottom w:val="single" w:sz="4" w:space="0" w:color="auto"/>
+              <w:right w:val="single" w:sz="4" w:space="0" w:color="auto"/>
+            </w:tcBorders>
+            <w:vAlign w:val="center"/>
+            <w:hideMark/>
+          </w:tcPr>
+          <w:p>
+            <w:pPr>
+              <w:spacing w:after="200" w:line="276" w:lineRule="auto"/>
+              <w:rPr>
+                <w:rFonts w:ascii="Arial" w:hAnsi="Arial" w:cs="Arial"/>
+              </w:rPr>
+            </w:pPr>
+            <w:r>
+              <w:rPr>
+                <w:rFonts w:ascii="Arial" w:hAnsi="Arial" w:cs="Arial"/>
+              </w:rPr>
+              <w:t>Data</w:t>
+            </w:r>
+          </w:p>
+        </w:tc>
+        <w:tc>
+          <w:tcPr>
+            <w:tcW w:w="4831" w:type="dxa"/>
+            <w:tcBorders>
+              <w:top w:val="single" w:sz="4" w:space="0" w:color="auto"/>
+              <w:left w:val="single" w:sz="4" w:space="0" w:color="auto"/>
+              <w:bottom w:val="single" w:sz="4" w:space="0" w:color="auto"/>
+              <w:right w:val="single" w:sz="4" w:space="0" w:color="auto"/>
+            </w:tcBorders>
+            <w:vAlign w:val="center"/>
+            <w:hideMark/>
+          </w:tcPr>
+          <w:p>
+            <w:pPr>
+              <w:spacing w:after="200" w:line="276" w:lineRule="auto"/>
+              <w:rPr>
+                <w:rFonts w:ascii="Arial" w:hAnsi="Arial" w:cs="Arial"/>
+              </w:rPr>
+            </w:pPr>
+            <w:r>
+              <w:rPr>
+                <w:rFonts w:ascii="Arial" w:hAnsi="Arial" w:cs="Arial"/>
+              </w:rPr>
+              <w:t>13</w:t>
+            </w:r>
+            <w:r>
+              <w:rPr>
+                <w:rFonts w:ascii="Arial" w:hAnsi="Arial" w:cs="Arial"/>
+              </w:rPr>
+              <w:t>.03.2026</w:t>
+            </w:r>
+          </w:p>
+        </w:tc>
+      </w:tr>
+    </w:tbl>
+    <w:p>
+      <w:pPr>
+        <w:rPr>
+          <w:rFonts w:ascii="Arial" w:hAnsi="Arial" w:cs="Arial"/>
+        </w:rPr>
+      </w:pPr>
+    </w:p>
+    <w:tbl>
+      <w:tblPr>
+        <w:tblStyle w:val="Grigliatabella"/>
+        <w:tblW w:w="0" w:type="auto"/>
+        <w:tblLook w:val="04A0" w:firstRow="1" w:lastRow="0" w:firstColumn="1" w:lastColumn="0" w:noHBand="0" w:noVBand="1"/>
+      </w:tblPr>
+      <w:tblGrid>
+        <w:gridCol w:w="9628"/>
+      </w:tblGrid>
+      <w:tr>
+        <w:tc>
+          <w:tcPr>
+            <w:tcW w:w="9854" w:type="dxa"/>
+            <w:tcBorders>
+              <w:top w:val="single" w:sz="4" w:space="0" w:color="auto"/>
+              <w:left w:val="single" w:sz="4" w:space="0" w:color="auto"/>
+              <w:bottom w:val="single" w:sz="4" w:space="0" w:color="auto"/>
+              <w:right w:val="single" w:sz="4" w:space="0" w:color="auto"/>
+            </w:tcBorders>
+            <w:shd w:val="clear" w:color="auto" w:fill="D9D9D9" w:themeFill="background1" w:themeFillShade="D9"/>
+            <w:hideMark/>
+          </w:tcPr>
+          <w:p>
+            <w:pPr>
+              <w:spacing w:after="200" w:line="276" w:lineRule="auto"/>
+              <w:rPr>
+                <w:rFonts w:ascii="Arial" w:hAnsi="Arial" w:cs="Arial"/>
+              </w:rPr>
+            </w:pPr>
+            <w:r>
+              <w:rPr>
+                <w:rFonts w:ascii="Arial" w:hAnsi="Arial" w:cs="Arial"/>
+              </w:rPr>
+              <w:t>Lavori svolti</w:t>
+            </w:r>
+          </w:p>
+        </w:tc>
+      </w:tr>
+      <w:tr>
+        <w:tc>
+          <w:tcPr>
+            <w:tcW w:w="9854" w:type="dxa"/>
+            <w:tcBorders>
+              <w:top w:val="single" w:sz="4" w:space="0" w:color="auto"/>
+              <w:left w:val="single" w:sz="4" w:space="0" w:color="auto"/>
+              <w:bottom w:val="single" w:sz="4" w:space="0" w:color="auto"/>
+              <w:right w:val="single" w:sz="4" w:space="0" w:color="auto"/>
+            </w:tcBorders>
+            <w:hideMark/>
+          </w:tcPr>
+          <w:p>
+            <w:pPr>
+              <w:spacing w:after="200" w:line="276" w:lineRule="auto"/>
+              <w:rPr>
+                <w:rFonts w:ascii="Arial" w:hAnsi="Arial" w:cs="Arial"/>
+              </w:rPr>
+            </w:pPr>
+            <w:r>
+              <w:rPr>
+                <w:rFonts w:ascii="Arial" w:hAnsi="Arial" w:cs="Arial"/>
+              </w:rPr>
+              <w:t>Ryan, Tessa:</w:t>
+            </w:r>
+          </w:p>
+          <w:p>
+            <w:pPr>
+              <w:numPr>
+                <w:ilvl w:val="0"/>
+                <w:numId w:val="31"/>
+              </w:numPr>
+              <w:spacing w:after="200" w:line="276" w:lineRule="auto"/>
+              <w:rPr>
+                <w:rFonts w:ascii="Arial" w:hAnsi="Arial" w:cs="Arial"/>
+                <w:lang w:val="fr-CH"/>
+              </w:rPr>
+            </w:pPr>
+            <w:r>
+              <w:rPr>
+                <w:rFonts w:ascii="Arial" w:hAnsi="Arial" w:cs="Arial"/>
+                <w:lang w:val="fr-CH"/>
+              </w:rPr>
+              <w:t>User points per le v</w:t>
+            </w:r>
+            <w:r>
+              <w:rPr>
+                <w:rFonts w:ascii="Arial" w:hAnsi="Arial" w:cs="Arial"/>
+                <w:lang w:val="fr-CH"/>
+              </w:rPr>
+              <w:t>arie User Stories</w:t>
+            </w:r>
+          </w:p>
+          <w:p>
+            <w:pPr>
+              <w:numPr>
+                <w:ilvl w:val="0"/>
+                <w:numId w:val="31"/>
+              </w:numPr>
+              <w:spacing w:after="200" w:line="276" w:lineRule="auto"/>
+              <w:rPr>
+                <w:rFonts w:ascii="Arial" w:hAnsi="Arial" w:cs="Arial"/>
+              </w:rPr>
+            </w:pPr>
+            <w:r>
+              <w:rPr>
+                <w:rFonts w:ascii="Arial" w:hAnsi="Arial" w:cs="Arial"/>
+              </w:rPr>
+              <w:t>Valutazione per possibili modifiche di pianificazioni dello Sprint.</w:t>
+            </w:r>
+          </w:p>
+          <w:p>
+            <w:pPr>
+              <w:spacing w:after="200" w:line="276" w:lineRule="auto"/>
+              <w:rPr>
+                <w:rFonts w:ascii="Arial" w:hAnsi="Arial" w:cs="Arial"/>
+              </w:rPr>
+            </w:pPr>
+            <w:r>
+              <w:rPr>
+                <w:rFonts w:ascii="Arial" w:hAnsi="Arial" w:cs="Arial"/>
+              </w:rPr>
+              <w:t>Tessa:</w:t>
+            </w:r>
+          </w:p>
+          <w:p>
+            <w:pPr>
+              <w:numPr>
+                <w:ilvl w:val="0"/>
+                <w:numId w:val="31"/>
+              </w:numPr>
+              <w:spacing w:after="200" w:line="276" w:lineRule="auto"/>
+              <w:rPr>
+                <w:rFonts w:ascii="Arial" w:hAnsi="Arial" w:cs="Arial"/>
+              </w:rPr>
+            </w:pPr>
+            <w:r>
+              <w:rPr>
+                <w:rFonts w:ascii="Arial" w:hAnsi="Arial" w:cs="Arial"/>
+              </w:rPr>
+              <w:t>Finito login e registrazione</w:t>
+            </w:r>
+          </w:p>
+          <w:p>
+            <w:pPr>
+              <w:numPr>
+                <w:ilvl w:val="0"/>
+                <w:numId w:val="31"/>
+              </w:numPr>
+              <w:spacing w:after="200" w:line="276" w:lineRule="auto"/>
+              <w:rPr>
+                <w:rFonts w:ascii="Arial" w:hAnsi="Arial" w:cs="Arial"/>
+              </w:rPr>
+            </w:pPr>
+            <w:r>
+              <w:rPr>
+                <w:rFonts w:ascii="Arial" w:hAnsi="Arial" w:cs="Arial"/>
+              </w:rPr>
+              <w:t>Collegato al DB</w:t>
+            </w:r>
+          </w:p>
+          <w:p>
+            <w:pPr>
+              <w:numPr>
+                <w:ilvl w:val="0"/>
+                <w:numId w:val="31"/>
+              </w:numPr>
+              <w:spacing w:after="200" w:line="276" w:lineRule="auto"/>
+              <w:rPr>
+                <w:rFonts w:ascii="Arial" w:hAnsi="Arial" w:cs="Arial"/>
+              </w:rPr>
+            </w:pPr>
+            <w:r>
+              <w:rPr>
+                <w:rFonts w:ascii="Arial" w:hAnsi="Arial" w:cs="Arial"/>
+              </w:rPr>
+              <w:t>Lavorato sullo stile delle pagine</w:t>
+            </w:r>
+          </w:p>
+          <w:p>
+            <w:pPr>
+              <w:spacing w:after="200" w:line="276" w:lineRule="auto"/>
+              <w:rPr>
+                <w:rFonts w:ascii="Arial" w:hAnsi="Arial" w:cs="Arial"/>
+              </w:rPr>
+            </w:pPr>
+            <w:r>
+              <w:rPr>
+                <w:rFonts w:ascii="Arial" w:hAnsi="Arial" w:cs="Arial"/>
+              </w:rPr>
+              <w:t xml:space="preserve">Ryan: </w:t>
+            </w:r>
+          </w:p>
+          <w:p>
+            <w:pPr>
+              <w:numPr>
+                <w:ilvl w:val="0"/>
+                <w:numId w:val="31"/>
+              </w:numPr>
+              <w:spacing w:after="200" w:line="276" w:lineRule="auto"/>
+              <w:rPr>
+                <w:rFonts w:ascii="Arial" w:hAnsi="Arial" w:cs="Arial"/>
+              </w:rPr>
+            </w:pPr>
+            <w:r>
+              <w:rPr>
+                <w:rFonts w:ascii="Arial" w:hAnsi="Arial" w:cs="Arial"/>
+              </w:rPr>
+              <w:t>Implementazione del nuovo layout scelto per la pagina del calendario</w:t>
+            </w:r>
+          </w:p>
+          <w:p>
+            <w:pPr>
+              <w:numPr>
+                <w:ilvl w:val="0"/>
+                <w:numId w:val="31"/>
+              </w:numPr>
+              <w:spacing w:after="200" w:line="276" w:lineRule="auto"/>
+              <w:rPr>
+                <w:rFonts w:ascii="Arial" w:hAnsi="Arial" w:cs="Arial"/>
+              </w:rPr>
+            </w:pPr>
+            <w:r>
+              <w:rPr>
+                <w:rFonts w:ascii="Arial" w:hAnsi="Arial" w:cs="Arial"/>
+              </w:rPr>
+              <w:t>Aggiunta la visualizzazione delle attività per giorni diversi selezionati (no DB)</w:t>
+            </w:r>
+          </w:p>
+          <w:p>
+            <w:pPr>
+              <w:numPr>
+                <w:ilvl w:val="0"/>
+                <w:numId w:val="31"/>
+              </w:numPr>
+              <w:spacing w:after="200" w:line="276" w:lineRule="auto"/>
+              <w:rPr>
+                <w:rFonts w:ascii="Arial" w:hAnsi="Arial" w:cs="Arial"/>
+              </w:rPr>
+            </w:pPr>
+            <w:r>
+              <w:rPr>
+                <w:rFonts w:ascii="Arial" w:hAnsi="Arial" w:cs="Arial"/>
+              </w:rPr>
+              <w:t>Aggiunta funzione di aggiunta delle attività per i giorni scelti (no DB)</w:t>
+            </w:r>
+          </w:p>
+          <w:p>
+            <w:pPr>
+              <w:numPr>
+                <w:ilvl w:val="0"/>
+                <w:numId w:val="31"/>
+              </w:numPr>
+              <w:spacing w:after="200" w:line="276" w:lineRule="auto"/>
+              <w:rPr>
+                <w:rFonts w:ascii="Arial" w:hAnsi="Arial" w:cs="Arial"/>
+              </w:rPr>
+            </w:pPr>
+            <w:r>
+              <w:rPr>
+                <w:rFonts w:ascii="Arial" w:hAnsi="Arial" w:cs="Arial"/>
+              </w:rPr>
+              <w:t>Visualizzazione di quali giorni hanno attività in essi tramite controllo.</w:t>
+            </w:r>
+          </w:p>
+        </w:tc>
+      </w:tr>
+    </w:tbl>
+    <w:p>
+      <w:pPr>
+        <w:rPr>
+          <w:rFonts w:ascii="Arial" w:hAnsi="Arial" w:cs="Arial"/>
+        </w:rPr>
+      </w:pPr>
+    </w:p>
+    <w:tbl>
+      <w:tblPr>
+        <w:tblStyle w:val="Grigliatabella"/>
+        <w:tblW w:w="0" w:type="auto"/>
+        <w:tblLook w:val="04A0" w:firstRow="1" w:lastRow="0" w:firstColumn="1" w:lastColumn="0" w:noHBand="0" w:noVBand="1"/>
+      </w:tblPr>
+      <w:tblGrid>
+        <w:gridCol w:w="9628"/>
+      </w:tblGrid>
+      <w:tr>
+        <w:tc>
+          <w:tcPr>
+            <w:tcW w:w="9854" w:type="dxa"/>
+            <w:tcBorders>
+              <w:top w:val="single" w:sz="4" w:space="0" w:color="auto"/>
+              <w:left w:val="single" w:sz="4" w:space="0" w:color="auto"/>
+              <w:bottom w:val="single" w:sz="4" w:space="0" w:color="auto"/>
+              <w:right w:val="single" w:sz="4" w:space="0" w:color="auto"/>
+            </w:tcBorders>
+            <w:shd w:val="clear" w:color="auto" w:fill="D9D9D9" w:themeFill="background1" w:themeFillShade="D9"/>
+            <w:hideMark/>
+          </w:tcPr>
+          <w:p>
+            <w:pPr>
+              <w:spacing w:after="200" w:line="276" w:lineRule="auto"/>
+              <w:rPr>
+                <w:rFonts w:ascii="Arial" w:hAnsi="Arial" w:cs="Arial"/>
+              </w:rPr>
+            </w:pPr>
+            <w:r>
+              <w:rPr>
+                <w:rFonts w:ascii="Arial" w:hAnsi="Arial" w:cs="Arial"/>
+              </w:rPr>
+              <w:t>Problemi riscontrati e soluzioni adottate</w:t>
+            </w:r>
+          </w:p>
+        </w:tc>
+      </w:tr>
+      <w:tr>
+        <w:tc>
+          <w:tcPr>
+            <w:tcW w:w="9854" w:type="dxa"/>
+            <w:tcBorders>
+              <w:top w:val="single" w:sz="4" w:space="0" w:color="auto"/>
+              <w:left w:val="single" w:sz="4" w:space="0" w:color="auto"/>
+              <w:bottom w:val="single" w:sz="4" w:space="0" w:color="auto"/>
+              <w:right w:val="single" w:sz="4" w:space="0" w:color="auto"/>
+            </w:tcBorders>
+          </w:tcPr>
+          <w:p>
+            <w:pPr>
+              <w:spacing w:after="200" w:line="276" w:lineRule="auto"/>
+              <w:rPr>
+                <w:rFonts w:ascii="Arial" w:hAnsi="Arial" w:cs="Arial"/>
+              </w:rPr>
+            </w:pPr>
+            <w:r>
+              <w:rPr>
+                <w:rFonts w:ascii="Arial" w:hAnsi="Arial" w:cs="Arial"/>
+              </w:rPr>
+              <w:t>Problema con il mostrare quali giorni hanno le attività, l’EventCollection quando facevo il controllo per vedere se in quel giorno c’erano più attività la leggeva come ICollection e quindi non consentiva l’aggiunta tramite la funzione Add diretta</w:t>
+            </w:r>
+            <w:r>
+              <w:rPr>
+                <w:rFonts w:ascii="Arial" w:hAnsi="Arial" w:cs="Arial"/>
+              </w:rPr>
+              <w:t>. Per sistemarlo ho dovuto convertire gli elementi in oggetti generici e poi fare un toList per convertirli in una lista, poi ho aggiunto l’evento alla lista tramite Add(), e poi ho dato all’EventCollection la lista di eventi per quel giorno li.</w:t>
+            </w:r>
+          </w:p>
+        </w:tc>
+      </w:tr>
+    </w:tbl>
+    <w:p>
+      <w:pPr>
+        <w:rPr>
+          <w:rFonts w:ascii="Arial" w:hAnsi="Arial" w:cs="Arial"/>
+        </w:rPr>
+      </w:pPr>
+    </w:p>
+    <w:tbl>
+      <w:tblPr>
+        <w:tblStyle w:val="Grigliatabella"/>
+        <w:tblW w:w="0" w:type="auto"/>
+        <w:tblLook w:val="04A0" w:firstRow="1" w:lastRow="0" w:firstColumn="1" w:lastColumn="0" w:noHBand="0" w:noVBand="1"/>
+      </w:tblPr>
+      <w:tblGrid>
+        <w:gridCol w:w="9628"/>
+      </w:tblGrid>
+      <w:tr>
+        <w:tc>
+          <w:tcPr>
+            <w:tcW w:w="9854" w:type="dxa"/>
+            <w:tcBorders>
+              <w:top w:val="single" w:sz="4" w:space="0" w:color="auto"/>
+              <w:left w:val="single" w:sz="4" w:space="0" w:color="auto"/>
+              <w:bottom w:val="single" w:sz="4" w:space="0" w:color="auto"/>
+              <w:right w:val="single" w:sz="4" w:space="0" w:color="auto"/>
+            </w:tcBorders>
+            <w:shd w:val="clear" w:color="auto" w:fill="D9D9D9" w:themeFill="background1" w:themeFillShade="D9"/>
+            <w:hideMark/>
+          </w:tcPr>
+          <w:p>
+            <w:pPr>
+              <w:spacing w:after="200" w:line="276" w:lineRule="auto"/>
+              <w:rPr>
+                <w:rFonts w:ascii="Arial" w:hAnsi="Arial" w:cs="Arial"/>
+              </w:rPr>
+            </w:pPr>
+            <w:r>
+              <w:rPr>
+                <w:rFonts w:ascii="Arial" w:hAnsi="Arial" w:cs="Arial"/>
+              </w:rPr>
+              <w:t>Punto della situazione rispetto alla pianificazione</w:t>
+            </w:r>
+          </w:p>
+        </w:tc>
+      </w:tr>
+      <w:tr>
+        <w:tc>
+          <w:tcPr>
+            <w:tcW w:w="9854" w:type="dxa"/>
+            <w:tcBorders>
+              <w:top w:val="single" w:sz="4" w:space="0" w:color="auto"/>
+              <w:left w:val="single" w:sz="4" w:space="0" w:color="auto"/>
+              <w:bottom w:val="single" w:sz="4" w:space="0" w:color="auto"/>
+              <w:right w:val="single" w:sz="4" w:space="0" w:color="auto"/>
+            </w:tcBorders>
+            <w:hideMark/>
+          </w:tcPr>
+          <w:p>
+            <w:pPr>
+              <w:spacing w:after="200" w:line="276" w:lineRule="auto"/>
+              <w:rPr>
+                <w:rFonts w:ascii="Arial" w:hAnsi="Arial" w:cs="Arial"/>
+              </w:rPr>
+            </w:pPr>
+            <w:r>
+              <w:rPr>
+                <w:rFonts w:ascii="Arial" w:hAnsi="Arial" w:cs="Arial"/>
+              </w:rPr>
+              <w:t>Analisi</w:t>
+            </w:r>
+          </w:p>
+          <w:p>
+            <w:pPr>
+              <w:spacing w:after="200" w:line="276" w:lineRule="auto"/>
+              <w:rPr>
+                <w:rFonts w:ascii="Arial" w:hAnsi="Arial" w:cs="Arial"/>
+              </w:rPr>
+            </w:pPr>
+            <w:r>
+              <w:rPr>
+                <w:rFonts w:ascii="Arial" w:hAnsi="Arial" w:cs="Arial"/>
+              </w:rPr>
+              <w:t xml:space="preserve">Implementazione </w:t>
+            </w:r>
+          </w:p>
+        </w:tc>
+      </w:tr>
+    </w:tbl>
+    <w:p>
+      <w:pPr>
+        <w:rPr>
+          <w:rFonts w:ascii="Arial" w:hAnsi="Arial" w:cs="Arial"/>
+        </w:rPr>
+      </w:pPr>
+    </w:p>
+    <w:tbl>
+      <w:tblPr>
+        <w:tblStyle w:val="Grigliatabella"/>
+        <w:tblW w:w="0" w:type="auto"/>
+        <w:tblLook w:val="04A0" w:firstRow="1" w:lastRow="0" w:firstColumn="1" w:lastColumn="0" w:noHBand="0" w:noVBand="1"/>
+      </w:tblPr>
+      <w:tblGrid>
+        <w:gridCol w:w="9628"/>
+      </w:tblGrid>
+      <w:tr>
+        <w:tc>
+          <w:tcPr>
+            <w:tcW w:w="9854" w:type="dxa"/>
+            <w:tcBorders>
+              <w:top w:val="single" w:sz="4" w:space="0" w:color="auto"/>
+              <w:left w:val="single" w:sz="4" w:space="0" w:color="auto"/>
+              <w:bottom w:val="single" w:sz="4" w:space="0" w:color="auto"/>
+              <w:right w:val="single" w:sz="4" w:space="0" w:color="auto"/>
+            </w:tcBorders>
+            <w:shd w:val="clear" w:color="auto" w:fill="D9D9D9" w:themeFill="background1" w:themeFillShade="D9"/>
+            <w:hideMark/>
+          </w:tcPr>
+          <w:p>
+            <w:pPr>
+              <w:spacing w:after="200" w:line="276" w:lineRule="auto"/>
+              <w:rPr>
+                <w:rFonts w:ascii="Arial" w:hAnsi="Arial" w:cs="Arial"/>
+              </w:rPr>
+            </w:pPr>
+            <w:r>
+              <w:rPr>
+                <w:rFonts w:ascii="Arial" w:hAnsi="Arial" w:cs="Arial"/>
+              </w:rPr>
+              <w:t>Programma di massima per la prossima giornata di lavoro</w:t>
+            </w:r>
+          </w:p>
+        </w:tc>
+      </w:tr>
+      <w:tr>
+        <w:tc>
+          <w:tcPr>
+            <w:tcW w:w="9854" w:type="dxa"/>
+            <w:tcBorders>
+              <w:top w:val="single" w:sz="4" w:space="0" w:color="auto"/>
+              <w:left w:val="single" w:sz="4" w:space="0" w:color="auto"/>
+              <w:bottom w:val="single" w:sz="4" w:space="0" w:color="auto"/>
+              <w:right w:val="single" w:sz="4" w:space="0" w:color="auto"/>
+            </w:tcBorders>
+            <w:hideMark/>
+          </w:tcPr>
+          <w:p>
+            <w:pPr>
+              <w:numPr>
+                <w:ilvl w:val="0"/>
+                <w:numId w:val="31"/>
+              </w:numPr>
+              <w:spacing w:after="200" w:line="276" w:lineRule="auto"/>
+              <w:rPr>
+                <w:rFonts w:ascii="Arial" w:hAnsi="Arial" w:cs="Arial"/>
+              </w:rPr>
+            </w:pPr>
+            <w:r>
+              <w:rPr>
+                <w:rFonts w:ascii="Arial" w:hAnsi="Arial" w:cs="Arial"/>
+              </w:rPr>
+              <w:t>Continuare con lo sviluppo</w:t>
+            </w:r>
+          </w:p>
+          <w:p>
+            <w:pPr>
+              <w:numPr>
+                <w:ilvl w:val="0"/>
+                <w:numId w:val="31"/>
+              </w:numPr>
+              <w:spacing w:after="200" w:line="276" w:lineRule="auto"/>
+              <w:rPr>
+                <w:rFonts w:ascii="Arial" w:hAnsi="Arial" w:cs="Arial"/>
+              </w:rPr>
+            </w:pPr>
+            <w:r>
+              <w:rPr>
+                <w:rFonts w:ascii="Arial" w:hAnsi="Arial" w:cs="Arial"/>
+              </w:rPr>
+              <w:lastRenderedPageBreak/>
+              <w:t>Applicare DB anche al calendario</w:t>
+            </w:r>
+          </w:p>
+          <w:p>
+            <w:pPr>
+              <w:numPr>
+                <w:ilvl w:val="0"/>
+                <w:numId w:val="31"/>
+              </w:numPr>
+              <w:spacing w:after="200" w:line="276" w:lineRule="auto"/>
+              <w:rPr>
+                <w:rFonts w:ascii="Arial" w:hAnsi="Arial" w:cs="Arial"/>
+              </w:rPr>
+            </w:pPr>
+            <w:r>
+              <w:rPr>
+                <w:rFonts w:ascii="Arial" w:hAnsi="Arial" w:cs="Arial"/>
+              </w:rPr>
+              <w:t>Applicare stile di Tessa anche nel calendario</w:t>
+            </w:r>
+          </w:p>
+        </w:tc>
+      </w:tr>
+    </w:tbl>
+    <w:p>
+      <w:pPr>
+        <w:rPr>
+          <w:rFonts w:ascii="Arial" w:hAnsi="Arial" w:cs="Arial"/>
+        </w:rPr>
+      </w:pPr>
+    </w:p>
+    <w:p>
+      <w:pPr>
+        <w:rPr>
+          <w:rFonts w:ascii="Arial" w:hAnsi="Arial" w:cs="Arial"/>
+        </w:rPr>
+      </w:pPr>
+      <w:r>
+        <w:rPr>
+          <w:rFonts w:ascii="Arial" w:hAnsi="Arial" w:cs="Arial"/>
+        </w:rPr>
+        <w:t>Agile - Resoconto</w:t>
+      </w:r>
+    </w:p>
+    <w:p>
+      <w:pPr>
+        <w:rPr>
+          <w:rFonts w:ascii="Arial" w:hAnsi="Arial" w:cs="Arial"/>
+        </w:rPr>
+      </w:pPr>
+    </w:p>
+    <w:tbl>
+      <w:tblPr>
+        <w:tblStyle w:val="Grigliatabella"/>
+        <w:tblW w:w="0" w:type="auto"/>
+        <w:tblLook w:val="04A0" w:firstRow="1" w:lastRow="0" w:firstColumn="1" w:lastColumn="0" w:noHBand="0" w:noVBand="1"/>
+      </w:tblPr>
+      <w:tblGrid>
+        <w:gridCol w:w="9628"/>
+      </w:tblGrid>
+      <w:tr>
+        <w:tc>
+          <w:tcPr>
+            <w:tcW w:w="9854" w:type="dxa"/>
+            <w:tcBorders>
+              <w:top w:val="single" w:sz="4" w:space="0" w:color="auto"/>
+              <w:left w:val="single" w:sz="4" w:space="0" w:color="auto"/>
+              <w:bottom w:val="single" w:sz="4" w:space="0" w:color="auto"/>
+              <w:right w:val="single" w:sz="4" w:space="0" w:color="auto"/>
+            </w:tcBorders>
+            <w:shd w:val="clear" w:color="auto" w:fill="D9D9D9" w:themeFill="background1" w:themeFillShade="D9"/>
+            <w:hideMark/>
+          </w:tcPr>
+          <w:p>
+            <w:pPr>
+              <w:spacing w:after="200" w:line="276" w:lineRule="auto"/>
+              <w:rPr>
+                <w:rFonts w:ascii="Arial" w:hAnsi="Arial" w:cs="Arial"/>
+              </w:rPr>
+            </w:pPr>
+            <w:r>
+              <w:rPr>
+                <w:rFonts w:ascii="Arial" w:hAnsi="Arial" w:cs="Arial"/>
+              </w:rPr>
+              <w:t>Daily Scrum</w:t>
+            </w:r>
+          </w:p>
+        </w:tc>
+      </w:tr>
+      <w:tr>
+        <w:tc>
+          <w:tcPr>
+            <w:tcW w:w="9854" w:type="dxa"/>
+            <w:tcBorders>
+              <w:top w:val="single" w:sz="4" w:space="0" w:color="auto"/>
+              <w:left w:val="single" w:sz="4" w:space="0" w:color="auto"/>
+              <w:bottom w:val="single" w:sz="4" w:space="0" w:color="auto"/>
+              <w:right w:val="single" w:sz="4" w:space="0" w:color="auto"/>
+            </w:tcBorders>
+            <w:hideMark/>
+          </w:tcPr>
+          <w:p>
+            <w:pPr>
+              <w:numPr>
+                <w:ilvl w:val="0"/>
+                <w:numId w:val="31"/>
+              </w:numPr>
+              <w:spacing w:after="200" w:line="276" w:lineRule="auto"/>
+              <w:rPr>
+                <w:rFonts w:ascii="Arial" w:hAnsi="Arial" w:cs="Arial"/>
+              </w:rPr>
+            </w:pPr>
+            <w:r>
+              <w:rPr>
+                <w:rFonts w:ascii="Arial" w:hAnsi="Arial" w:cs="Arial"/>
+              </w:rPr>
+              <w:t>9</w:t>
+            </w:r>
+            <w:r>
+              <w:rPr>
+                <w:rFonts w:ascii="Arial" w:hAnsi="Arial" w:cs="Arial"/>
+              </w:rPr>
+              <w:t>:</w:t>
+            </w:r>
+            <w:r>
+              <w:rPr>
+                <w:rFonts w:ascii="Arial" w:hAnsi="Arial" w:cs="Arial"/>
+              </w:rPr>
+              <w:t>3</w:t>
+            </w:r>
+            <w:r>
+              <w:rPr>
+                <w:rFonts w:ascii="Arial" w:hAnsi="Arial" w:cs="Arial"/>
+              </w:rPr>
+              <w:t>0</w:t>
+            </w:r>
+          </w:p>
+          <w:p>
+            <w:pPr>
+              <w:numPr>
+                <w:ilvl w:val="0"/>
+                <w:numId w:val="31"/>
+              </w:numPr>
+              <w:spacing w:after="200" w:line="276" w:lineRule="auto"/>
+              <w:rPr>
+                <w:rFonts w:ascii="Arial" w:hAnsi="Arial" w:cs="Arial"/>
+              </w:rPr>
+            </w:pPr>
+            <w:r>
+              <w:rPr>
+                <w:rFonts w:ascii="Arial" w:hAnsi="Arial" w:cs="Arial"/>
+              </w:rPr>
+              <w:t>Layout iniziale del mockup si è rivelato molto difficile da fare con la nostra capacità attuali, abbiamo deciso di cambiare il layout con uno più semplice da implementare.</w:t>
+            </w:r>
+          </w:p>
+          <w:p>
+            <w:pPr>
+              <w:numPr>
+                <w:ilvl w:val="0"/>
+                <w:numId w:val="31"/>
+              </w:numPr>
+              <w:spacing w:after="200" w:line="276" w:lineRule="auto"/>
+              <w:rPr>
+                <w:rFonts w:ascii="Arial" w:hAnsi="Arial" w:cs="Arial"/>
+              </w:rPr>
+            </w:pPr>
+            <w:r>
+              <w:rPr>
+                <w:rFonts w:ascii="Arial" w:hAnsi="Arial" w:cs="Arial"/>
+              </w:rPr>
+              <w:t>Linda assente e quindi la sua parte è leggermente indietro.</w:t>
+            </w:r>
+          </w:p>
+        </w:tc>
+      </w:tr>
+    </w:tbl>
+    <w:p>
+      <w:pPr>
+        <w:rPr>
+          <w:rFonts w:ascii="Arial" w:hAnsi="Arial" w:cs="Arial"/>
+        </w:rPr>
+      </w:pPr>
+    </w:p>
+    <w:tbl>
+      <w:tblPr>
+        <w:tblStyle w:val="Grigliatabella"/>
+        <w:tblW w:w="0" w:type="auto"/>
+        <w:tblLook w:val="04A0" w:firstRow="1" w:lastRow="0" w:firstColumn="1" w:lastColumn="0" w:noHBand="0" w:noVBand="1"/>
+      </w:tblPr>
+      <w:tblGrid>
+        <w:gridCol w:w="9628"/>
+      </w:tblGrid>
+      <w:tr>
+        <w:tc>
+          <w:tcPr>
+            <w:tcW w:w="9854" w:type="dxa"/>
+            <w:tcBorders>
+              <w:top w:val="single" w:sz="4" w:space="0" w:color="auto"/>
+              <w:left w:val="single" w:sz="4" w:space="0" w:color="auto"/>
+              <w:bottom w:val="single" w:sz="4" w:space="0" w:color="auto"/>
+              <w:right w:val="single" w:sz="4" w:space="0" w:color="auto"/>
+            </w:tcBorders>
+            <w:shd w:val="clear" w:color="auto" w:fill="D9D9D9" w:themeFill="background1" w:themeFillShade="D9"/>
+            <w:hideMark/>
+          </w:tcPr>
+          <w:p>
+            <w:pPr>
+              <w:spacing w:after="200" w:line="276" w:lineRule="auto"/>
+              <w:rPr>
+                <w:rFonts w:ascii="Arial" w:hAnsi="Arial" w:cs="Arial"/>
+              </w:rPr>
+            </w:pPr>
+            <w:r>
+              <w:rPr>
+                <w:rFonts w:ascii="Arial" w:hAnsi="Arial" w:cs="Arial"/>
+              </w:rPr>
+              <w:t>Sprint Planning</w:t>
+            </w:r>
+          </w:p>
+        </w:tc>
+      </w:tr>
+      <w:tr>
+        <w:tc>
+          <w:tcPr>
+            <w:tcW w:w="9854" w:type="dxa"/>
+            <w:tcBorders>
+              <w:top w:val="single" w:sz="4" w:space="0" w:color="auto"/>
+              <w:left w:val="single" w:sz="4" w:space="0" w:color="auto"/>
+              <w:bottom w:val="single" w:sz="4" w:space="0" w:color="auto"/>
+              <w:right w:val="single" w:sz="4" w:space="0" w:color="auto"/>
+            </w:tcBorders>
+          </w:tcPr>
+          <w:p>
+            <w:pPr>
+              <w:spacing w:after="200" w:line="276" w:lineRule="auto"/>
+              <w:rPr>
+                <w:rFonts w:ascii="Arial" w:hAnsi="Arial" w:cs="Arial"/>
+              </w:rPr>
+            </w:pPr>
+          </w:p>
+        </w:tc>
+      </w:tr>
+    </w:tbl>
+    <w:p>
+      <w:pPr>
+        <w:rPr>
+          <w:rFonts w:ascii="Arial" w:hAnsi="Arial" w:cs="Arial"/>
+        </w:rPr>
+      </w:pPr>
+    </w:p>
+    <w:tbl>
+      <w:tblPr>
+        <w:tblStyle w:val="Grigliatabella"/>
+        <w:tblW w:w="0" w:type="auto"/>
+        <w:tblLook w:val="04A0" w:firstRow="1" w:lastRow="0" w:firstColumn="1" w:lastColumn="0" w:noHBand="0" w:noVBand="1"/>
+      </w:tblPr>
+      <w:tblGrid>
+        <w:gridCol w:w="9628"/>
+      </w:tblGrid>
+      <w:tr>
+        <w:tc>
+          <w:tcPr>
+            <w:tcW w:w="9854" w:type="dxa"/>
+            <w:tcBorders>
+              <w:top w:val="single" w:sz="4" w:space="0" w:color="auto"/>
+              <w:left w:val="single" w:sz="4" w:space="0" w:color="auto"/>
+              <w:bottom w:val="single" w:sz="4" w:space="0" w:color="auto"/>
+              <w:right w:val="single" w:sz="4" w:space="0" w:color="auto"/>
+            </w:tcBorders>
+            <w:shd w:val="clear" w:color="auto" w:fill="D9D9D9" w:themeFill="background1" w:themeFillShade="D9"/>
+            <w:hideMark/>
+          </w:tcPr>
+          <w:p>
+            <w:pPr>
+              <w:spacing w:after="200" w:line="276" w:lineRule="auto"/>
+              <w:rPr>
+                <w:rFonts w:ascii="Arial" w:hAnsi="Arial" w:cs="Arial"/>
+              </w:rPr>
+            </w:pPr>
+            <w:r>
+              <w:rPr>
+                <w:rFonts w:ascii="Arial" w:hAnsi="Arial" w:cs="Arial"/>
+              </w:rPr>
+              <w:t>Sprint Review</w:t>
+            </w:r>
+          </w:p>
+        </w:tc>
+      </w:tr>
+      <w:tr>
+        <w:tc>
+          <w:tcPr>
+            <w:tcW w:w="9854" w:type="dxa"/>
+            <w:tcBorders>
+              <w:top w:val="single" w:sz="4" w:space="0" w:color="auto"/>
+              <w:left w:val="single" w:sz="4" w:space="0" w:color="auto"/>
+              <w:bottom w:val="single" w:sz="4" w:space="0" w:color="auto"/>
+              <w:right w:val="single" w:sz="4" w:space="0" w:color="auto"/>
+            </w:tcBorders>
+          </w:tcPr>
+          <w:p>
+            <w:pPr>
+              <w:spacing w:after="200" w:line="276" w:lineRule="auto"/>
+              <w:rPr>
+                <w:rFonts w:ascii="Arial" w:hAnsi="Arial" w:cs="Arial"/>
+              </w:rPr>
+            </w:pPr>
+          </w:p>
+        </w:tc>
+      </w:tr>
+    </w:tbl>
+    <w:p>
+      <w:pPr>
+        <w:rPr>
+          <w:rFonts w:ascii="Arial" w:hAnsi="Arial" w:cs="Arial"/>
+        </w:rPr>
+      </w:pPr>
+    </w:p>
+    <w:tbl>
+      <w:tblPr>
+        <w:tblStyle w:val="Grigliatabella"/>
+        <w:tblW w:w="0" w:type="auto"/>
+        <w:tblLook w:val="04A0" w:firstRow="1" w:lastRow="0" w:firstColumn="1" w:lastColumn="0" w:noHBand="0" w:noVBand="1"/>
+      </w:tblPr>
+      <w:tblGrid>
+        <w:gridCol w:w="9628"/>
+      </w:tblGrid>
+      <w:tr>
+        <w:tc>
+          <w:tcPr>
+            <w:tcW w:w="9854" w:type="dxa"/>
+            <w:tcBorders>
+              <w:top w:val="single" w:sz="4" w:space="0" w:color="auto"/>
+              <w:left w:val="single" w:sz="4" w:space="0" w:color="auto"/>
+              <w:bottom w:val="single" w:sz="4" w:space="0" w:color="auto"/>
+              <w:right w:val="single" w:sz="4" w:space="0" w:color="auto"/>
+            </w:tcBorders>
+            <w:shd w:val="clear" w:color="auto" w:fill="D9D9D9" w:themeFill="background1" w:themeFillShade="D9"/>
+            <w:hideMark/>
+          </w:tcPr>
+          <w:p>
+            <w:pPr>
+              <w:spacing w:after="200" w:line="276" w:lineRule="auto"/>
+              <w:rPr>
+                <w:rFonts w:ascii="Arial" w:hAnsi="Arial" w:cs="Arial"/>
+              </w:rPr>
+            </w:pPr>
+            <w:r>
+              <w:rPr>
+                <w:rFonts w:ascii="Arial" w:hAnsi="Arial" w:cs="Arial"/>
+              </w:rPr>
+              <w:t>Sprint Retrospective</w:t>
+            </w:r>
+          </w:p>
+        </w:tc>
+      </w:tr>
+      <w:tr>
+        <w:tc>
+          <w:tcPr>
+            <w:tcW w:w="9854" w:type="dxa"/>
+            <w:tcBorders>
+              <w:top w:val="single" w:sz="4" w:space="0" w:color="auto"/>
+              <w:left w:val="single" w:sz="4" w:space="0" w:color="auto"/>
+              <w:bottom w:val="single" w:sz="4" w:space="0" w:color="auto"/>
+              <w:right w:val="single" w:sz="4" w:space="0" w:color="auto"/>
+            </w:tcBorders>
+          </w:tcPr>
+          <w:p>
+            <w:pPr>
+              <w:spacing w:after="200" w:line="276" w:lineRule="auto"/>
+              <w:rPr>
+                <w:rFonts w:ascii="Arial" w:hAnsi="Arial" w:cs="Arial"/>
+              </w:rPr>
+            </w:pPr>
+          </w:p>
+        </w:tc>
+      </w:tr>
+    </w:tbl>
+    <w:p>
+      <w:pPr>
+        <w:rPr>
+          <w:rFonts w:ascii="Arial" w:hAnsi="Arial" w:cs="Arial"/>
+        </w:rPr>
+      </w:pPr>
+    </w:p>
+    <w:p>
+      <w:pPr>
+        <w:rPr>
+          <w:rFonts w:ascii="Arial" w:hAnsi="Arial" w:cs="Arial"/>
+        </w:rPr>
+      </w:pPr>
+      <w:r>
+        <w:rPr>
+          <w:rFonts w:ascii="Arial" w:hAnsi="Arial" w:cs="Arial"/>
+        </w:rPr>
+        <w:br w:type="page"/>
+      </w:r>
+    </w:p>
+    <w:tbl>
+      <w:tblPr>
+        <w:tblStyle w:val="Grigliatabella"/>
+        <w:tblW w:w="9634" w:type="dxa"/>
+        <w:tblLook w:val="04A0" w:firstRow="1" w:lastRow="0" w:firstColumn="1" w:lastColumn="0" w:noHBand="0" w:noVBand="1"/>
+      </w:tblPr>
+      <w:tblGrid>
+        <w:gridCol w:w="4803"/>
+        <w:gridCol w:w="4831"/>
+      </w:tblGrid>
+      <w:tr>
+        <w:trPr>
+          <w:trHeight w:hRule="exact" w:val="397"/>
+        </w:trPr>
+        <w:tc>
+          <w:tcPr>
+            <w:tcW w:w="4803" w:type="dxa"/>
+            <w:tcBorders>
+              <w:top w:val="single" w:sz="4" w:space="0" w:color="auto"/>
+              <w:left w:val="single" w:sz="4" w:space="0" w:color="auto"/>
+              <w:bottom w:val="single" w:sz="4" w:space="0" w:color="auto"/>
+              <w:right w:val="single" w:sz="4" w:space="0" w:color="auto"/>
+            </w:tcBorders>
+            <w:vAlign w:val="center"/>
+            <w:hideMark/>
+          </w:tcPr>
+          <w:p>
+            <w:pPr>
+              <w:spacing w:after="200" w:line="276" w:lineRule="auto"/>
+              <w:rPr>
+                <w:rFonts w:ascii="Arial" w:hAnsi="Arial" w:cs="Arial"/>
+              </w:rPr>
+            </w:pPr>
+            <w:r>
+              <w:rPr>
+                <w:rFonts w:ascii="Arial" w:hAnsi="Arial" w:cs="Arial"/>
+              </w:rPr>
+              <w:lastRenderedPageBreak/>
+              <w:t>Luogo</w:t>
+            </w:r>
+          </w:p>
+        </w:tc>
+        <w:tc>
+          <w:tcPr>
+            <w:tcW w:w="4831" w:type="dxa"/>
+            <w:tcBorders>
+              <w:top w:val="single" w:sz="4" w:space="0" w:color="auto"/>
+              <w:left w:val="single" w:sz="4" w:space="0" w:color="auto"/>
+              <w:bottom w:val="single" w:sz="4" w:space="0" w:color="auto"/>
+              <w:right w:val="single" w:sz="4" w:space="0" w:color="auto"/>
+            </w:tcBorders>
+            <w:vAlign w:val="center"/>
+            <w:hideMark/>
+          </w:tcPr>
+          <w:p>
+            <w:pPr>
+              <w:spacing w:after="200" w:line="276" w:lineRule="auto"/>
+              <w:rPr>
+                <w:rFonts w:ascii="Arial" w:hAnsi="Arial" w:cs="Arial"/>
+              </w:rPr>
+            </w:pPr>
+            <w:r>
+              <w:rPr>
+                <w:rFonts w:ascii="Arial" w:hAnsi="Arial" w:cs="Arial"/>
+              </w:rPr>
+              <w:t>Canobbio</w:t>
+            </w:r>
+          </w:p>
+        </w:tc>
+      </w:tr>
+      <w:tr>
+        <w:trPr>
+          <w:trHeight w:hRule="exact" w:val="397"/>
+        </w:trPr>
+        <w:tc>
+          <w:tcPr>
+            <w:tcW w:w="4803" w:type="dxa"/>
+            <w:tcBorders>
+              <w:top w:val="single" w:sz="4" w:space="0" w:color="auto"/>
+              <w:left w:val="single" w:sz="4" w:space="0" w:color="auto"/>
+              <w:bottom w:val="single" w:sz="4" w:space="0" w:color="auto"/>
+              <w:right w:val="single" w:sz="4" w:space="0" w:color="auto"/>
+            </w:tcBorders>
+            <w:vAlign w:val="center"/>
+            <w:hideMark/>
+          </w:tcPr>
+          <w:p>
+            <w:pPr>
+              <w:spacing w:after="200" w:line="276" w:lineRule="auto"/>
+              <w:rPr>
+                <w:rFonts w:ascii="Arial" w:hAnsi="Arial" w:cs="Arial"/>
+              </w:rPr>
+            </w:pPr>
+            <w:r>
+              <w:rPr>
+                <w:rFonts w:ascii="Arial" w:hAnsi="Arial" w:cs="Arial"/>
+              </w:rPr>
+              <w:t>Data</w:t>
+            </w:r>
+          </w:p>
+        </w:tc>
+        <w:tc>
+          <w:tcPr>
+            <w:tcW w:w="4831" w:type="dxa"/>
+            <w:tcBorders>
+              <w:top w:val="single" w:sz="4" w:space="0" w:color="auto"/>
+              <w:left w:val="single" w:sz="4" w:space="0" w:color="auto"/>
+              <w:bottom w:val="single" w:sz="4" w:space="0" w:color="auto"/>
+              <w:right w:val="single" w:sz="4" w:space="0" w:color="auto"/>
+            </w:tcBorders>
+            <w:vAlign w:val="center"/>
+            <w:hideMark/>
+          </w:tcPr>
+          <w:p>
+            <w:pPr>
+              <w:spacing w:after="200" w:line="276" w:lineRule="auto"/>
+              <w:rPr>
+                <w:rFonts w:ascii="Arial" w:hAnsi="Arial" w:cs="Arial"/>
+              </w:rPr>
+            </w:pPr>
+            <w:r>
+              <w:rPr>
+                <w:rFonts w:ascii="Arial" w:hAnsi="Arial" w:cs="Arial"/>
+              </w:rPr>
+              <w:t>20</w:t>
+            </w:r>
+            <w:r>
+              <w:rPr>
+                <w:rFonts w:ascii="Arial" w:hAnsi="Arial" w:cs="Arial"/>
+              </w:rPr>
+              <w:t>.03.2026</w:t>
+            </w:r>
+          </w:p>
+        </w:tc>
+      </w:tr>
+    </w:tbl>
+    <w:p>
+      <w:pPr>
+        <w:rPr>
+          <w:rFonts w:ascii="Arial" w:hAnsi="Arial" w:cs="Arial"/>
+        </w:rPr>
+      </w:pPr>
+    </w:p>
+    <w:tbl>
+      <w:tblPr>
+        <w:tblStyle w:val="Grigliatabella"/>
+        <w:tblW w:w="0" w:type="auto"/>
+        <w:tblLook w:val="04A0" w:firstRow="1" w:lastRow="0" w:firstColumn="1" w:lastColumn="0" w:noHBand="0" w:noVBand="1"/>
+      </w:tblPr>
+      <w:tblGrid>
+        <w:gridCol w:w="9628"/>
+      </w:tblGrid>
+      <w:tr>
+        <w:tc>
+          <w:tcPr>
+            <w:tcW w:w="9854" w:type="dxa"/>
+            <w:tcBorders>
+              <w:top w:val="single" w:sz="4" w:space="0" w:color="auto"/>
+              <w:left w:val="single" w:sz="4" w:space="0" w:color="auto"/>
+              <w:bottom w:val="single" w:sz="4" w:space="0" w:color="auto"/>
+              <w:right w:val="single" w:sz="4" w:space="0" w:color="auto"/>
+            </w:tcBorders>
+            <w:shd w:val="clear" w:color="auto" w:fill="D9D9D9" w:themeFill="background1" w:themeFillShade="D9"/>
+            <w:hideMark/>
+          </w:tcPr>
+          <w:p>
+            <w:pPr>
+              <w:spacing w:after="200" w:line="276" w:lineRule="auto"/>
+              <w:rPr>
+                <w:rFonts w:ascii="Arial" w:hAnsi="Arial" w:cs="Arial"/>
+              </w:rPr>
+            </w:pPr>
+            <w:r>
+              <w:rPr>
+                <w:rFonts w:ascii="Arial" w:hAnsi="Arial" w:cs="Arial"/>
+              </w:rPr>
+              <w:t>Lavori svolti</w:t>
+            </w:r>
+          </w:p>
+        </w:tc>
+      </w:tr>
+      <w:tr>
+        <w:tc>
+          <w:tcPr>
+            <w:tcW w:w="9854" w:type="dxa"/>
+            <w:tcBorders>
+              <w:top w:val="single" w:sz="4" w:space="0" w:color="auto"/>
+              <w:left w:val="single" w:sz="4" w:space="0" w:color="auto"/>
+              <w:bottom w:val="single" w:sz="4" w:space="0" w:color="auto"/>
+              <w:right w:val="single" w:sz="4" w:space="0" w:color="auto"/>
+            </w:tcBorders>
+            <w:hideMark/>
+          </w:tcPr>
+          <w:p>
+            <w:pPr>
+              <w:spacing w:after="200" w:line="276" w:lineRule="auto"/>
+              <w:rPr>
+                <w:rFonts w:ascii="Arial" w:hAnsi="Arial" w:cs="Arial"/>
+              </w:rPr>
+            </w:pPr>
+            <w:r>
+              <w:rPr>
+                <w:rFonts w:ascii="Arial" w:hAnsi="Arial" w:cs="Arial"/>
+              </w:rPr>
+              <w:t>Ryan:</w:t>
+            </w:r>
+          </w:p>
+          <w:p>
+            <w:pPr>
+              <w:numPr>
+                <w:ilvl w:val="0"/>
+                <w:numId w:val="31"/>
+              </w:numPr>
+              <w:spacing w:after="200" w:line="276" w:lineRule="auto"/>
+              <w:rPr>
+                <w:rFonts w:ascii="Arial" w:hAnsi="Arial" w:cs="Arial"/>
+              </w:rPr>
+            </w:pPr>
+            <w:r>
+              <w:rPr>
+                <w:rFonts w:ascii="Arial" w:hAnsi="Arial" w:cs="Arial"/>
+              </w:rPr>
+              <w:t>Implementato attività su più g</w:t>
+            </w:r>
+            <w:r>
+              <w:rPr>
+                <w:rFonts w:ascii="Arial" w:hAnsi="Arial" w:cs="Arial"/>
+              </w:rPr>
+              <w:t>iorni</w:t>
+            </w:r>
+          </w:p>
+          <w:p>
+            <w:pPr>
+              <w:numPr>
+                <w:ilvl w:val="0"/>
+                <w:numId w:val="31"/>
+              </w:numPr>
+              <w:spacing w:after="200" w:line="276" w:lineRule="auto"/>
+              <w:rPr>
+                <w:rFonts w:ascii="Arial" w:hAnsi="Arial" w:cs="Arial"/>
+              </w:rPr>
+            </w:pPr>
+            <w:r>
+              <w:rPr>
+                <w:rFonts w:ascii="Arial" w:hAnsi="Arial" w:cs="Arial"/>
+              </w:rPr>
+              <w:t>Eliminazione attività</w:t>
+            </w:r>
+          </w:p>
+          <w:p>
+            <w:pPr>
+              <w:numPr>
+                <w:ilvl w:val="0"/>
+                <w:numId w:val="31"/>
+              </w:numPr>
+              <w:spacing w:after="200" w:line="276" w:lineRule="auto"/>
+              <w:rPr>
+                <w:rFonts w:ascii="Arial" w:hAnsi="Arial" w:cs="Arial"/>
+              </w:rPr>
+            </w:pPr>
+            <w:r>
+              <w:rPr>
+                <w:rFonts w:ascii="Arial" w:hAnsi="Arial" w:cs="Arial"/>
+              </w:rPr>
+              <w:t>Poster: porte aperte SAMT</w:t>
+            </w:r>
+          </w:p>
+          <w:p>
+            <w:pPr>
+              <w:numPr>
+                <w:ilvl w:val="0"/>
+                <w:numId w:val="31"/>
+              </w:numPr>
+              <w:spacing w:after="200" w:line="276" w:lineRule="auto"/>
+              <w:rPr>
+                <w:rFonts w:ascii="Arial" w:hAnsi="Arial" w:cs="Arial"/>
+              </w:rPr>
+            </w:pPr>
+            <w:r>
+              <w:rPr>
+                <w:rFonts w:ascii="Arial" w:hAnsi="Arial" w:cs="Arial"/>
+              </w:rPr>
+              <w:t>Font Apple</w:t>
+            </w:r>
+          </w:p>
+          <w:p>
+            <w:pPr>
+              <w:spacing w:after="200" w:line="276" w:lineRule="auto"/>
+              <w:rPr>
+                <w:rFonts w:ascii="Arial" w:hAnsi="Arial" w:cs="Arial"/>
+              </w:rPr>
+            </w:pPr>
+            <w:r>
+              <w:rPr>
+                <w:rFonts w:ascii="Arial" w:hAnsi="Arial" w:cs="Arial"/>
+              </w:rPr>
+              <w:t>Tessa:</w:t>
+            </w:r>
+          </w:p>
+          <w:p>
+            <w:pPr>
+              <w:numPr>
+                <w:ilvl w:val="0"/>
+                <w:numId w:val="31"/>
+              </w:numPr>
+              <w:spacing w:after="200" w:line="276" w:lineRule="auto"/>
+              <w:rPr>
+                <w:rFonts w:ascii="Arial" w:hAnsi="Arial" w:cs="Arial"/>
+              </w:rPr>
+            </w:pPr>
+            <w:r>
+              <w:rPr>
+                <w:rFonts w:ascii="Arial" w:hAnsi="Arial" w:cs="Arial"/>
+              </w:rPr>
+              <w:t>Stile pagine</w:t>
+            </w:r>
+          </w:p>
+          <w:p>
+            <w:pPr>
+              <w:numPr>
+                <w:ilvl w:val="0"/>
+                <w:numId w:val="31"/>
+              </w:numPr>
+              <w:spacing w:after="200" w:line="276" w:lineRule="auto"/>
+              <w:rPr>
+                <w:rFonts w:ascii="Arial" w:hAnsi="Arial" w:cs="Arial"/>
+              </w:rPr>
+            </w:pPr>
+            <w:r>
+              <w:rPr>
+                <w:rFonts w:ascii="Arial" w:hAnsi="Arial" w:cs="Arial"/>
+              </w:rPr>
+              <w:t>Font Apple</w:t>
+            </w:r>
+          </w:p>
+          <w:p>
+            <w:pPr>
+              <w:numPr>
+                <w:ilvl w:val="0"/>
+                <w:numId w:val="31"/>
+              </w:numPr>
+              <w:spacing w:after="200" w:line="276" w:lineRule="auto"/>
+              <w:rPr>
+                <w:rFonts w:ascii="Arial" w:hAnsi="Arial" w:cs="Arial"/>
+              </w:rPr>
+            </w:pPr>
+            <w:r>
+              <w:rPr>
+                <w:rFonts w:ascii="Arial" w:hAnsi="Arial" w:cs="Arial"/>
+              </w:rPr>
+              <w:t>Layout Login e Registrazione</w:t>
+            </w:r>
+          </w:p>
+          <w:p>
+            <w:pPr>
+              <w:spacing w:after="200" w:line="276" w:lineRule="auto"/>
+              <w:rPr>
+                <w:rFonts w:ascii="Arial" w:hAnsi="Arial" w:cs="Arial"/>
+              </w:rPr>
+            </w:pPr>
+            <w:r>
+              <w:rPr>
+                <w:rFonts w:ascii="Arial" w:hAnsi="Arial" w:cs="Arial"/>
+              </w:rPr>
+              <w:t>Linda</w:t>
+            </w:r>
+            <w:r>
+              <w:rPr>
+                <w:rFonts w:ascii="Arial" w:hAnsi="Arial" w:cs="Arial"/>
+              </w:rPr>
+              <w:t xml:space="preserve">: </w:t>
+            </w:r>
+          </w:p>
+          <w:p>
+            <w:pPr>
+              <w:numPr>
+                <w:ilvl w:val="0"/>
+                <w:numId w:val="31"/>
+              </w:numPr>
+              <w:spacing w:after="200" w:line="276" w:lineRule="auto"/>
+              <w:rPr>
+                <w:rFonts w:ascii="Arial" w:hAnsi="Arial" w:cs="Arial"/>
+              </w:rPr>
+            </w:pPr>
+            <w:r>
+              <w:rPr>
+                <w:rFonts w:ascii="Arial" w:hAnsi="Arial" w:cs="Arial"/>
+              </w:rPr>
+              <w:t xml:space="preserve">Implementazione </w:t>
+            </w:r>
+            <w:r>
+              <w:rPr>
+                <w:rFonts w:ascii="Arial" w:hAnsi="Arial" w:cs="Arial"/>
+              </w:rPr>
+              <w:t>del profilo utente</w:t>
+            </w:r>
+          </w:p>
+          <w:p>
+            <w:pPr>
+              <w:numPr>
+                <w:ilvl w:val="0"/>
+                <w:numId w:val="31"/>
+              </w:numPr>
+              <w:spacing w:after="200" w:line="276" w:lineRule="auto"/>
+              <w:rPr>
+                <w:rFonts w:ascii="Arial" w:hAnsi="Arial" w:cs="Arial"/>
+              </w:rPr>
+            </w:pPr>
+            <w:r>
+              <w:rPr>
+                <w:rFonts w:ascii="Arial" w:hAnsi="Arial" w:cs="Arial"/>
+              </w:rPr>
+              <w:t>Modifica profilo</w:t>
+            </w:r>
+          </w:p>
+          <w:p>
+            <w:pPr>
+              <w:numPr>
+                <w:ilvl w:val="0"/>
+                <w:numId w:val="31"/>
+              </w:numPr>
+              <w:spacing w:after="200" w:line="276" w:lineRule="auto"/>
+              <w:rPr>
+                <w:rFonts w:ascii="Arial" w:hAnsi="Arial" w:cs="Arial"/>
+              </w:rPr>
+            </w:pPr>
+            <w:r>
+              <w:rPr>
+                <w:rFonts w:ascii="Arial" w:hAnsi="Arial" w:cs="Arial"/>
+              </w:rPr>
+              <w:t>Statistiche</w:t>
+            </w:r>
+          </w:p>
+          <w:p>
+            <w:pPr>
+              <w:numPr>
+                <w:ilvl w:val="0"/>
+                <w:numId w:val="31"/>
+              </w:numPr>
+              <w:spacing w:after="200" w:line="276" w:lineRule="auto"/>
+              <w:rPr>
+                <w:rFonts w:ascii="Arial" w:hAnsi="Arial" w:cs="Arial"/>
+              </w:rPr>
+            </w:pPr>
+            <w:r>
+              <w:rPr>
+                <w:rFonts w:ascii="Arial" w:hAnsi="Arial" w:cs="Arial"/>
+              </w:rPr>
+              <w:t>Font Apple</w:t>
+            </w:r>
+          </w:p>
+          <w:p>
+            <w:pPr>
+              <w:spacing w:after="200" w:line="276" w:lineRule="auto"/>
+              <w:rPr>
+                <w:rFonts w:ascii="Arial" w:hAnsi="Arial" w:cs="Arial"/>
+              </w:rPr>
+            </w:pPr>
+            <w:r>
+              <w:rPr>
+                <w:rFonts w:ascii="Arial" w:hAnsi="Arial" w:cs="Arial"/>
+              </w:rPr>
+              <w:t>Ryan e Linda: le nostre pagine sono statiche poiché Tessa gestisce il database che andrà implementato anche sul calendario e il profilo una volta unito tutto.</w:t>
+            </w:r>
+          </w:p>
+        </w:tc>
+      </w:tr>
+    </w:tbl>
+    <w:p>
+      <w:pPr>
+        <w:rPr>
+          <w:rFonts w:ascii="Arial" w:hAnsi="Arial" w:cs="Arial"/>
+        </w:rPr>
+      </w:pPr>
+    </w:p>
+    <w:tbl>
+      <w:tblPr>
+        <w:tblStyle w:val="Grigliatabella"/>
+        <w:tblW w:w="0" w:type="auto"/>
+        <w:tblLook w:val="04A0" w:firstRow="1" w:lastRow="0" w:firstColumn="1" w:lastColumn="0" w:noHBand="0" w:noVBand="1"/>
+      </w:tblPr>
+      <w:tblGrid>
+        <w:gridCol w:w="9628"/>
+      </w:tblGrid>
+      <w:tr>
+        <w:tc>
+          <w:tcPr>
+            <w:tcW w:w="9854" w:type="dxa"/>
+            <w:tcBorders>
+              <w:top w:val="single" w:sz="4" w:space="0" w:color="auto"/>
+              <w:left w:val="single" w:sz="4" w:space="0" w:color="auto"/>
+              <w:bottom w:val="single" w:sz="4" w:space="0" w:color="auto"/>
+              <w:right w:val="single" w:sz="4" w:space="0" w:color="auto"/>
+            </w:tcBorders>
+            <w:shd w:val="clear" w:color="auto" w:fill="D9D9D9" w:themeFill="background1" w:themeFillShade="D9"/>
+            <w:hideMark/>
+          </w:tcPr>
+          <w:p>
+            <w:pPr>
+              <w:spacing w:after="200" w:line="276" w:lineRule="auto"/>
+              <w:rPr>
+                <w:rFonts w:ascii="Arial" w:hAnsi="Arial" w:cs="Arial"/>
+              </w:rPr>
+            </w:pPr>
+            <w:r>
+              <w:rPr>
+                <w:rFonts w:ascii="Arial" w:hAnsi="Arial" w:cs="Arial"/>
+              </w:rPr>
+              <w:t>Problemi riscontrati e soluzioni adottate</w:t>
+            </w:r>
+          </w:p>
+        </w:tc>
+      </w:tr>
+      <w:tr>
+        <w:tc>
+          <w:tcPr>
+            <w:tcW w:w="9854" w:type="dxa"/>
+            <w:tcBorders>
+              <w:top w:val="single" w:sz="4" w:space="0" w:color="auto"/>
+              <w:left w:val="single" w:sz="4" w:space="0" w:color="auto"/>
+              <w:bottom w:val="single" w:sz="4" w:space="0" w:color="auto"/>
+              <w:right w:val="single" w:sz="4" w:space="0" w:color="auto"/>
+            </w:tcBorders>
+          </w:tcPr>
+          <w:p>
+            <w:pPr>
+              <w:spacing w:after="200" w:line="276" w:lineRule="auto"/>
+              <w:rPr>
+                <w:rFonts w:ascii="Arial" w:hAnsi="Arial" w:cs="Arial"/>
+              </w:rPr>
+            </w:pPr>
+            <w:r>
+              <w:rPr>
+                <w:rFonts w:ascii="Arial" w:hAnsi="Arial" w:cs="Arial"/>
+              </w:rPr>
+              <w:t>Ryan:</w:t>
+            </w:r>
+          </w:p>
+          <w:p>
+            <w:pPr>
+              <w:pStyle w:val="Paragrafoelenco"/>
+              <w:numPr>
+                <w:ilvl w:val="0"/>
+                <w:numId w:val="31"/>
+              </w:numPr>
+              <w:rPr>
+                <w:rFonts w:ascii="Arial" w:hAnsi="Arial" w:cs="Arial"/>
+              </w:rPr>
+            </w:pPr>
+            <w:r>
+              <w:rPr>
+                <w:rFonts w:ascii="Arial" w:hAnsi="Arial" w:cs="Arial"/>
+              </w:rPr>
+              <w:t>Problema: prendeva nel calendario la domenica come primo giorno della settimana</w:t>
+            </w:r>
+          </w:p>
+          <w:p>
+            <w:pPr>
+              <w:pStyle w:val="Paragrafoelenco"/>
+              <w:numPr>
+                <w:ilvl w:val="0"/>
+                <w:numId w:val="31"/>
+              </w:numPr>
+              <w:rPr>
+                <w:rFonts w:ascii="Arial" w:hAnsi="Arial" w:cs="Arial"/>
+              </w:rPr>
+            </w:pPr>
+            <w:r>
+              <w:rPr>
+                <w:rFonts w:ascii="Arial" w:hAnsi="Arial" w:cs="Arial"/>
+              </w:rPr>
+              <w:t>Soluzione: usato attributo FirstDayOfWeek per impostare il lunedì come primo giorno</w:t>
+            </w:r>
+          </w:p>
+          <w:p>
+            <w:pPr>
+              <w:rPr>
+                <w:rFonts w:ascii="Arial" w:hAnsi="Arial" w:cs="Arial"/>
+              </w:rPr>
+            </w:pPr>
+            <w:r>
+              <w:rPr>
+                <w:rFonts w:ascii="Arial" w:hAnsi="Arial" w:cs="Arial"/>
+              </w:rPr>
+              <w:t>Tessa:</w:t>
+            </w:r>
+          </w:p>
+          <w:p>
+            <w:pPr>
+              <w:pStyle w:val="Paragrafoelenco"/>
+              <w:numPr>
+                <w:ilvl w:val="0"/>
+                <w:numId w:val="31"/>
+              </w:numPr>
+              <w:rPr>
+                <w:rFonts w:ascii="Arial" w:hAnsi="Arial" w:cs="Arial"/>
+              </w:rPr>
+            </w:pPr>
+            <w:r>
+              <w:rPr>
+                <w:rFonts w:ascii="Arial" w:hAnsi="Arial" w:cs="Arial"/>
+              </w:rPr>
+              <w:t>Problema: non trovava il file del database</w:t>
+            </w:r>
+          </w:p>
+          <w:p>
+            <w:pPr>
+              <w:pStyle w:val="Paragrafoelenco"/>
+              <w:numPr>
+                <w:ilvl w:val="0"/>
+                <w:numId w:val="31"/>
+              </w:numPr>
+              <w:rPr>
+                <w:rFonts w:ascii="Arial" w:hAnsi="Arial" w:cs="Arial"/>
+              </w:rPr>
+            </w:pPr>
+            <w:r>
+              <w:rPr>
+                <w:rFonts w:ascii="Arial" w:hAnsi="Arial" w:cs="Arial"/>
+              </w:rPr>
+              <w:t>Soluzione: era nei nascosti della cartella locale</w:t>
+            </w:r>
+          </w:p>
+          <w:p>
+            <w:pPr>
+              <w:rPr>
+                <w:rFonts w:ascii="Arial" w:hAnsi="Arial" w:cs="Arial"/>
+              </w:rPr>
+            </w:pPr>
+            <w:r>
+              <w:rPr>
+                <w:rFonts w:ascii="Arial" w:hAnsi="Arial" w:cs="Arial"/>
+              </w:rPr>
+              <w:t>Linda:</w:t>
+            </w:r>
+          </w:p>
+          <w:p>
+            <w:pPr>
+              <w:pStyle w:val="Paragrafoelenco"/>
+              <w:numPr>
+                <w:ilvl w:val="0"/>
+                <w:numId w:val="31"/>
+              </w:numPr>
+              <w:rPr>
+                <w:rFonts w:ascii="Arial" w:hAnsi="Arial" w:cs="Arial"/>
+              </w:rPr>
+            </w:pPr>
+            <w:r>
+              <w:rPr>
+                <w:rFonts w:ascii="Arial" w:hAnsi="Arial" w:cs="Arial"/>
+              </w:rPr>
+              <w:t>Problema: l’app non compilava</w:t>
+            </w:r>
+          </w:p>
+          <w:p>
+            <w:pPr>
+              <w:pStyle w:val="Paragrafoelenco"/>
+              <w:numPr>
+                <w:ilvl w:val="0"/>
+                <w:numId w:val="31"/>
+              </w:numPr>
+              <w:rPr>
+                <w:rFonts w:ascii="Arial" w:hAnsi="Arial" w:cs="Arial"/>
+              </w:rPr>
+            </w:pPr>
+            <w:r>
+              <w:rPr>
+                <w:rFonts w:ascii="Arial" w:hAnsi="Arial" w:cs="Arial"/>
+              </w:rPr>
+              <w:t>Soluzione: preso il progetto base da GitHub e rifatto (provate altre soluzioni ma non funzionavano)</w:t>
+            </w:r>
+          </w:p>
+          <w:p>
+            <w:pPr>
+              <w:rPr>
+                <w:rFonts w:ascii="Arial" w:hAnsi="Arial" w:cs="Arial"/>
+              </w:rPr>
+            </w:pPr>
+          </w:p>
+        </w:tc>
+      </w:tr>
+    </w:tbl>
+    <w:p>
+      <w:pPr>
+        <w:rPr>
+          <w:rFonts w:ascii="Arial" w:hAnsi="Arial" w:cs="Arial"/>
+        </w:rPr>
+      </w:pPr>
+    </w:p>
+    <w:tbl>
+      <w:tblPr>
+        <w:tblStyle w:val="Grigliatabella"/>
+        <w:tblW w:w="0" w:type="auto"/>
+        <w:tblLook w:val="04A0" w:firstRow="1" w:lastRow="0" w:firstColumn="1" w:lastColumn="0" w:noHBand="0" w:noVBand="1"/>
+      </w:tblPr>
+      <w:tblGrid>
+        <w:gridCol w:w="9628"/>
+      </w:tblGrid>
+      <w:tr>
+        <w:tc>
+          <w:tcPr>
+            <w:tcW w:w="9854" w:type="dxa"/>
+            <w:tcBorders>
+              <w:top w:val="single" w:sz="4" w:space="0" w:color="auto"/>
+              <w:left w:val="single" w:sz="4" w:space="0" w:color="auto"/>
+              <w:bottom w:val="single" w:sz="4" w:space="0" w:color="auto"/>
+              <w:right w:val="single" w:sz="4" w:space="0" w:color="auto"/>
+            </w:tcBorders>
+            <w:shd w:val="clear" w:color="auto" w:fill="D9D9D9" w:themeFill="background1" w:themeFillShade="D9"/>
+            <w:hideMark/>
+          </w:tcPr>
+          <w:p>
+            <w:pPr>
+              <w:spacing w:after="200" w:line="276" w:lineRule="auto"/>
+              <w:rPr>
+                <w:rFonts w:ascii="Arial" w:hAnsi="Arial" w:cs="Arial"/>
+              </w:rPr>
+            </w:pPr>
+            <w:r>
+              <w:rPr>
+                <w:rFonts w:ascii="Arial" w:hAnsi="Arial" w:cs="Arial"/>
+              </w:rPr>
+              <w:t>Punto della situazione rispetto alla pianificazione</w:t>
+            </w:r>
+          </w:p>
+        </w:tc>
+      </w:tr>
+      <w:tr>
+        <w:tc>
+          <w:tcPr>
+            <w:tcW w:w="9854" w:type="dxa"/>
+            <w:tcBorders>
+              <w:top w:val="single" w:sz="4" w:space="0" w:color="auto"/>
+              <w:left w:val="single" w:sz="4" w:space="0" w:color="auto"/>
+              <w:bottom w:val="single" w:sz="4" w:space="0" w:color="auto"/>
+              <w:right w:val="single" w:sz="4" w:space="0" w:color="auto"/>
+            </w:tcBorders>
+            <w:hideMark/>
+          </w:tcPr>
+          <w:p>
+            <w:pPr>
+              <w:spacing w:after="200" w:line="276" w:lineRule="auto"/>
+              <w:rPr>
+                <w:rFonts w:ascii="Arial" w:hAnsi="Arial" w:cs="Arial"/>
+              </w:rPr>
+            </w:pPr>
+            <w:r>
+              <w:rPr>
+                <w:rFonts w:ascii="Arial" w:hAnsi="Arial" w:cs="Arial"/>
+              </w:rPr>
+              <w:lastRenderedPageBreak/>
+              <w:t xml:space="preserve">Implementazione </w:t>
+            </w:r>
+          </w:p>
+          <w:p>
+            <w:pPr>
+              <w:spacing w:after="200" w:line="276" w:lineRule="auto"/>
+              <w:rPr>
+                <w:rFonts w:ascii="Arial" w:hAnsi="Arial" w:cs="Arial"/>
+              </w:rPr>
+            </w:pPr>
+            <w:r>
+              <w:rPr>
+                <w:rFonts w:ascii="Arial" w:hAnsi="Arial" w:cs="Arial"/>
+              </w:rPr>
+              <w:t>Documentazione: leggermente in ritardo</w:t>
+            </w:r>
+          </w:p>
+        </w:tc>
+      </w:tr>
+    </w:tbl>
+    <w:p>
+      <w:pPr>
+        <w:rPr>
+          <w:rFonts w:ascii="Arial" w:hAnsi="Arial" w:cs="Arial"/>
+        </w:rPr>
+      </w:pPr>
+    </w:p>
+    <w:tbl>
+      <w:tblPr>
+        <w:tblStyle w:val="Grigliatabella"/>
+        <w:tblW w:w="0" w:type="auto"/>
+        <w:tblLook w:val="04A0" w:firstRow="1" w:lastRow="0" w:firstColumn="1" w:lastColumn="0" w:noHBand="0" w:noVBand="1"/>
+      </w:tblPr>
+      <w:tblGrid>
+        <w:gridCol w:w="9628"/>
+      </w:tblGrid>
+      <w:tr>
+        <w:tc>
+          <w:tcPr>
+            <w:tcW w:w="9854" w:type="dxa"/>
+            <w:tcBorders>
+              <w:top w:val="single" w:sz="4" w:space="0" w:color="auto"/>
+              <w:left w:val="single" w:sz="4" w:space="0" w:color="auto"/>
+              <w:bottom w:val="single" w:sz="4" w:space="0" w:color="auto"/>
+              <w:right w:val="single" w:sz="4" w:space="0" w:color="auto"/>
+            </w:tcBorders>
+            <w:shd w:val="clear" w:color="auto" w:fill="D9D9D9" w:themeFill="background1" w:themeFillShade="D9"/>
+            <w:hideMark/>
+          </w:tcPr>
+          <w:p>
+            <w:pPr>
+              <w:spacing w:after="200" w:line="276" w:lineRule="auto"/>
+              <w:rPr>
+                <w:rFonts w:ascii="Arial" w:hAnsi="Arial" w:cs="Arial"/>
+              </w:rPr>
+            </w:pPr>
+            <w:r>
+              <w:rPr>
+                <w:rFonts w:ascii="Arial" w:hAnsi="Arial" w:cs="Arial"/>
+              </w:rPr>
+              <w:t>Programma di massima per la prossima giornata di lavoro</w:t>
+            </w:r>
+          </w:p>
+        </w:tc>
+      </w:tr>
+      <w:tr>
+        <w:tc>
+          <w:tcPr>
+            <w:tcW w:w="9854" w:type="dxa"/>
+            <w:tcBorders>
+              <w:top w:val="single" w:sz="4" w:space="0" w:color="auto"/>
+              <w:left w:val="single" w:sz="4" w:space="0" w:color="auto"/>
+              <w:bottom w:val="single" w:sz="4" w:space="0" w:color="auto"/>
+              <w:right w:val="single" w:sz="4" w:space="0" w:color="auto"/>
+            </w:tcBorders>
+            <w:hideMark/>
+          </w:tcPr>
+          <w:p>
+            <w:pPr>
+              <w:numPr>
+                <w:ilvl w:val="0"/>
+                <w:numId w:val="31"/>
+              </w:numPr>
+              <w:spacing w:after="200" w:line="276" w:lineRule="auto"/>
+              <w:rPr>
+                <w:rFonts w:ascii="Arial" w:hAnsi="Arial" w:cs="Arial"/>
+              </w:rPr>
+            </w:pPr>
+            <w:r>
+              <w:rPr>
+                <w:rFonts w:ascii="Arial" w:hAnsi="Arial" w:cs="Arial"/>
+              </w:rPr>
+              <w:t>Unire le pagine per il review</w:t>
+            </w:r>
+          </w:p>
+          <w:p>
+            <w:pPr>
+              <w:numPr>
+                <w:ilvl w:val="0"/>
+                <w:numId w:val="31"/>
+              </w:numPr>
+              <w:spacing w:after="200" w:line="276" w:lineRule="auto"/>
+              <w:rPr>
+                <w:rFonts w:ascii="Arial" w:hAnsi="Arial" w:cs="Arial"/>
+              </w:rPr>
+            </w:pPr>
+            <w:r>
+              <w:rPr>
+                <w:rFonts w:ascii="Arial" w:hAnsi="Arial" w:cs="Arial"/>
+              </w:rPr>
+              <w:t xml:space="preserve">Continuare il calendario </w:t>
+            </w:r>
+            <w:r>
+              <w:rPr>
+                <w:rFonts w:ascii="Arial" w:hAnsi="Arial" w:cs="Arial"/>
+              </w:rPr>
+              <w:sym w:font="Wingdings" w:char="F0E0"/>
+            </w:r>
+            <w:r>
+              <w:rPr>
+                <w:rFonts w:ascii="Arial" w:hAnsi="Arial" w:cs="Arial"/>
+              </w:rPr>
+              <w:t xml:space="preserve"> applicare filtro/ricerca attività</w:t>
+            </w:r>
+          </w:p>
+          <w:p>
+            <w:pPr>
+              <w:numPr>
+                <w:ilvl w:val="0"/>
+                <w:numId w:val="31"/>
+              </w:numPr>
+              <w:spacing w:after="200" w:line="276" w:lineRule="auto"/>
+              <w:rPr>
+                <w:rFonts w:ascii="Arial" w:hAnsi="Arial" w:cs="Arial"/>
+              </w:rPr>
+            </w:pPr>
+            <w:r>
+              <w:rPr>
+                <w:rFonts w:ascii="Arial" w:hAnsi="Arial" w:cs="Arial"/>
+              </w:rPr>
+              <w:t>Continuare la documentazione</w:t>
+            </w:r>
+          </w:p>
+        </w:tc>
+      </w:tr>
+    </w:tbl>
+    <w:p>
+      <w:pPr>
+        <w:rPr>
+          <w:rFonts w:ascii="Arial" w:hAnsi="Arial" w:cs="Arial"/>
+        </w:rPr>
+      </w:pPr>
+    </w:p>
+    <w:p>
+      <w:pPr>
+        <w:rPr>
+          <w:rFonts w:ascii="Arial" w:hAnsi="Arial" w:cs="Arial"/>
+        </w:rPr>
+      </w:pPr>
+      <w:r>
+        <w:rPr>
+          <w:rFonts w:ascii="Arial" w:hAnsi="Arial" w:cs="Arial"/>
+        </w:rPr>
+        <w:t>Agile - Resoconto</w:t>
+      </w:r>
+    </w:p>
+    <w:p>
+      <w:pPr>
+        <w:rPr>
+          <w:rFonts w:ascii="Arial" w:hAnsi="Arial" w:cs="Arial"/>
+        </w:rPr>
+      </w:pPr>
+    </w:p>
+    <w:tbl>
+      <w:tblPr>
+        <w:tblStyle w:val="Grigliatabella"/>
+        <w:tblW w:w="0" w:type="auto"/>
+        <w:tblLook w:val="04A0" w:firstRow="1" w:lastRow="0" w:firstColumn="1" w:lastColumn="0" w:noHBand="0" w:noVBand="1"/>
+      </w:tblPr>
+      <w:tblGrid>
+        <w:gridCol w:w="9628"/>
+      </w:tblGrid>
+      <w:tr>
+        <w:tc>
+          <w:tcPr>
+            <w:tcW w:w="9854" w:type="dxa"/>
+            <w:tcBorders>
+              <w:top w:val="single" w:sz="4" w:space="0" w:color="auto"/>
+              <w:left w:val="single" w:sz="4" w:space="0" w:color="auto"/>
+              <w:bottom w:val="single" w:sz="4" w:space="0" w:color="auto"/>
+              <w:right w:val="single" w:sz="4" w:space="0" w:color="auto"/>
+            </w:tcBorders>
+            <w:shd w:val="clear" w:color="auto" w:fill="D9D9D9" w:themeFill="background1" w:themeFillShade="D9"/>
+            <w:hideMark/>
+          </w:tcPr>
+          <w:p>
+            <w:pPr>
+              <w:spacing w:after="200" w:line="276" w:lineRule="auto"/>
+              <w:rPr>
+                <w:rFonts w:ascii="Arial" w:hAnsi="Arial" w:cs="Arial"/>
+              </w:rPr>
+            </w:pPr>
+            <w:r>
+              <w:rPr>
+                <w:rFonts w:ascii="Arial" w:hAnsi="Arial" w:cs="Arial"/>
+              </w:rPr>
+              <w:t>Daily Scrum</w:t>
+            </w:r>
+          </w:p>
+        </w:tc>
+      </w:tr>
+      <w:tr>
+        <w:tc>
+          <w:tcPr>
+            <w:tcW w:w="9854" w:type="dxa"/>
+            <w:tcBorders>
+              <w:top w:val="single" w:sz="4" w:space="0" w:color="auto"/>
+              <w:left w:val="single" w:sz="4" w:space="0" w:color="auto"/>
+              <w:bottom w:val="single" w:sz="4" w:space="0" w:color="auto"/>
+              <w:right w:val="single" w:sz="4" w:space="0" w:color="auto"/>
+            </w:tcBorders>
+            <w:hideMark/>
+          </w:tcPr>
+          <w:p>
+            <w:pPr>
+              <w:numPr>
+                <w:ilvl w:val="0"/>
+                <w:numId w:val="31"/>
+              </w:numPr>
+              <w:spacing w:after="200" w:line="276" w:lineRule="auto"/>
+              <w:rPr>
+                <w:rFonts w:ascii="Arial" w:hAnsi="Arial" w:cs="Arial"/>
+              </w:rPr>
+            </w:pPr>
+            <w:r>
+              <w:rPr>
+                <w:rFonts w:ascii="Arial" w:hAnsi="Arial" w:cs="Arial"/>
+              </w:rPr>
+              <w:t>8</w:t>
+            </w:r>
+            <w:r>
+              <w:rPr>
+                <w:rFonts w:ascii="Arial" w:hAnsi="Arial" w:cs="Arial"/>
+              </w:rPr>
+              <w:t>:</w:t>
+            </w:r>
+            <w:r>
+              <w:rPr>
+                <w:rFonts w:ascii="Arial" w:hAnsi="Arial" w:cs="Arial"/>
+              </w:rPr>
+              <w:t>3</w:t>
+            </w:r>
+            <w:r>
+              <w:rPr>
+                <w:rFonts w:ascii="Arial" w:hAnsi="Arial" w:cs="Arial"/>
+              </w:rPr>
+              <w:t>0</w:t>
+            </w:r>
+          </w:p>
+          <w:p>
+            <w:pPr>
+              <w:numPr>
+                <w:ilvl w:val="0"/>
+                <w:numId w:val="31"/>
+              </w:numPr>
+              <w:spacing w:after="200" w:line="276" w:lineRule="auto"/>
+              <w:rPr>
+                <w:rFonts w:ascii="Arial" w:hAnsi="Arial" w:cs="Arial"/>
+              </w:rPr>
+            </w:pPr>
+            <w:r>
+              <w:rPr>
+                <w:rFonts w:ascii="Arial" w:hAnsi="Arial" w:cs="Arial"/>
+              </w:rPr>
+              <w:t>Aggiornato Linda su ciò che è stato svolto la settimana scorsa</w:t>
+            </w:r>
+          </w:p>
+          <w:p>
+            <w:pPr>
+              <w:numPr>
+                <w:ilvl w:val="0"/>
+                <w:numId w:val="31"/>
+              </w:numPr>
+              <w:spacing w:after="200" w:line="276" w:lineRule="auto"/>
+              <w:rPr>
+                <w:rFonts w:ascii="Arial" w:hAnsi="Arial" w:cs="Arial"/>
+              </w:rPr>
+            </w:pPr>
+            <w:r>
+              <w:rPr>
+                <w:rFonts w:ascii="Arial" w:hAnsi="Arial" w:cs="Arial"/>
+              </w:rPr>
+              <w:t>Non sono emersi problemi rilevanti</w:t>
+            </w:r>
+          </w:p>
+        </w:tc>
+      </w:tr>
+    </w:tbl>
+    <w:p>
+      <w:pPr>
+        <w:rPr>
+          <w:rFonts w:ascii="Arial" w:hAnsi="Arial" w:cs="Arial"/>
+        </w:rPr>
+      </w:pPr>
+    </w:p>
+    <w:tbl>
+      <w:tblPr>
+        <w:tblStyle w:val="Grigliatabella"/>
+        <w:tblW w:w="0" w:type="auto"/>
+        <w:tblLook w:val="04A0" w:firstRow="1" w:lastRow="0" w:firstColumn="1" w:lastColumn="0" w:noHBand="0" w:noVBand="1"/>
+      </w:tblPr>
+      <w:tblGrid>
+        <w:gridCol w:w="9628"/>
+      </w:tblGrid>
+      <w:tr>
+        <w:tc>
+          <w:tcPr>
+            <w:tcW w:w="9854" w:type="dxa"/>
+            <w:tcBorders>
+              <w:top w:val="single" w:sz="4" w:space="0" w:color="auto"/>
+              <w:left w:val="single" w:sz="4" w:space="0" w:color="auto"/>
+              <w:bottom w:val="single" w:sz="4" w:space="0" w:color="auto"/>
+              <w:right w:val="single" w:sz="4" w:space="0" w:color="auto"/>
+            </w:tcBorders>
+            <w:shd w:val="clear" w:color="auto" w:fill="D9D9D9" w:themeFill="background1" w:themeFillShade="D9"/>
+            <w:hideMark/>
+          </w:tcPr>
+          <w:p>
+            <w:pPr>
+              <w:spacing w:after="200" w:line="276" w:lineRule="auto"/>
+              <w:rPr>
+                <w:rFonts w:ascii="Arial" w:hAnsi="Arial" w:cs="Arial"/>
+              </w:rPr>
+            </w:pPr>
+            <w:r>
+              <w:rPr>
+                <w:rFonts w:ascii="Arial" w:hAnsi="Arial" w:cs="Arial"/>
+              </w:rPr>
+              <w:t>Sprint Planning</w:t>
+            </w:r>
+          </w:p>
+        </w:tc>
+      </w:tr>
+      <w:tr>
+        <w:tc>
+          <w:tcPr>
+            <w:tcW w:w="9854" w:type="dxa"/>
+            <w:tcBorders>
+              <w:top w:val="single" w:sz="4" w:space="0" w:color="auto"/>
+              <w:left w:val="single" w:sz="4" w:space="0" w:color="auto"/>
+              <w:bottom w:val="single" w:sz="4" w:space="0" w:color="auto"/>
+              <w:right w:val="single" w:sz="4" w:space="0" w:color="auto"/>
+            </w:tcBorders>
+          </w:tcPr>
+          <w:p>
+            <w:pPr>
+              <w:spacing w:after="200" w:line="276" w:lineRule="auto"/>
+              <w:rPr>
+                <w:rFonts w:ascii="Arial" w:hAnsi="Arial" w:cs="Arial"/>
+              </w:rPr>
+            </w:pPr>
+          </w:p>
+        </w:tc>
+      </w:tr>
+    </w:tbl>
+    <w:p>
+      <w:pPr>
+        <w:rPr>
+          <w:rFonts w:ascii="Arial" w:hAnsi="Arial" w:cs="Arial"/>
+        </w:rPr>
+      </w:pPr>
+    </w:p>
+    <w:tbl>
+      <w:tblPr>
+        <w:tblStyle w:val="Grigliatabella"/>
+        <w:tblW w:w="0" w:type="auto"/>
+        <w:tblLook w:val="04A0" w:firstRow="1" w:lastRow="0" w:firstColumn="1" w:lastColumn="0" w:noHBand="0" w:noVBand="1"/>
+      </w:tblPr>
+      <w:tblGrid>
+        <w:gridCol w:w="9628"/>
+      </w:tblGrid>
+      <w:tr>
+        <w:tc>
+          <w:tcPr>
+            <w:tcW w:w="9854" w:type="dxa"/>
+            <w:tcBorders>
+              <w:top w:val="single" w:sz="4" w:space="0" w:color="auto"/>
+              <w:left w:val="single" w:sz="4" w:space="0" w:color="auto"/>
+              <w:bottom w:val="single" w:sz="4" w:space="0" w:color="auto"/>
+              <w:right w:val="single" w:sz="4" w:space="0" w:color="auto"/>
+            </w:tcBorders>
+            <w:shd w:val="clear" w:color="auto" w:fill="D9D9D9" w:themeFill="background1" w:themeFillShade="D9"/>
+            <w:hideMark/>
+          </w:tcPr>
+          <w:p>
+            <w:pPr>
+              <w:spacing w:after="200" w:line="276" w:lineRule="auto"/>
+              <w:rPr>
+                <w:rFonts w:ascii="Arial" w:hAnsi="Arial" w:cs="Arial"/>
+              </w:rPr>
+            </w:pPr>
+            <w:r>
+              <w:rPr>
+                <w:rFonts w:ascii="Arial" w:hAnsi="Arial" w:cs="Arial"/>
+              </w:rPr>
+              <w:t>Sprint Review</w:t>
+            </w:r>
+          </w:p>
+        </w:tc>
+      </w:tr>
+      <w:tr>
+        <w:tc>
+          <w:tcPr>
+            <w:tcW w:w="9854" w:type="dxa"/>
+            <w:tcBorders>
+              <w:top w:val="single" w:sz="4" w:space="0" w:color="auto"/>
+              <w:left w:val="single" w:sz="4" w:space="0" w:color="auto"/>
+              <w:bottom w:val="single" w:sz="4" w:space="0" w:color="auto"/>
+              <w:right w:val="single" w:sz="4" w:space="0" w:color="auto"/>
+            </w:tcBorders>
+          </w:tcPr>
+          <w:p>
+            <w:pPr>
+              <w:spacing w:after="200" w:line="276" w:lineRule="auto"/>
+              <w:rPr>
+                <w:rFonts w:ascii="Arial" w:hAnsi="Arial" w:cs="Arial"/>
+              </w:rPr>
+            </w:pPr>
+          </w:p>
+        </w:tc>
+      </w:tr>
+    </w:tbl>
+    <w:p>
+      <w:pPr>
+        <w:rPr>
+          <w:rFonts w:ascii="Arial" w:hAnsi="Arial" w:cs="Arial"/>
+        </w:rPr>
+      </w:pPr>
+    </w:p>
+    <w:tbl>
+      <w:tblPr>
+        <w:tblStyle w:val="Grigliatabella"/>
+        <w:tblW w:w="0" w:type="auto"/>
+        <w:tblLook w:val="04A0" w:firstRow="1" w:lastRow="0" w:firstColumn="1" w:lastColumn="0" w:noHBand="0" w:noVBand="1"/>
+      </w:tblPr>
+      <w:tblGrid>
+        <w:gridCol w:w="9628"/>
+      </w:tblGrid>
+      <w:tr>
+        <w:tc>
+          <w:tcPr>
+            <w:tcW w:w="9854" w:type="dxa"/>
+            <w:tcBorders>
+              <w:top w:val="single" w:sz="4" w:space="0" w:color="auto"/>
+              <w:left w:val="single" w:sz="4" w:space="0" w:color="auto"/>
+              <w:bottom w:val="single" w:sz="4" w:space="0" w:color="auto"/>
+              <w:right w:val="single" w:sz="4" w:space="0" w:color="auto"/>
+            </w:tcBorders>
+            <w:shd w:val="clear" w:color="auto" w:fill="D9D9D9" w:themeFill="background1" w:themeFillShade="D9"/>
+            <w:hideMark/>
+          </w:tcPr>
+          <w:p>
+            <w:pPr>
+              <w:spacing w:after="200" w:line="276" w:lineRule="auto"/>
+              <w:rPr>
+                <w:rFonts w:ascii="Arial" w:hAnsi="Arial" w:cs="Arial"/>
+              </w:rPr>
+            </w:pPr>
+            <w:r>
+              <w:rPr>
+                <w:rFonts w:ascii="Arial" w:hAnsi="Arial" w:cs="Arial"/>
+              </w:rPr>
+              <w:t>Sprint Retrospective</w:t>
+            </w:r>
+          </w:p>
+        </w:tc>
+      </w:tr>
+      <w:tr>
+        <w:tc>
+          <w:tcPr>
+            <w:tcW w:w="9854" w:type="dxa"/>
+            <w:tcBorders>
+              <w:top w:val="single" w:sz="4" w:space="0" w:color="auto"/>
+              <w:left w:val="single" w:sz="4" w:space="0" w:color="auto"/>
+              <w:bottom w:val="single" w:sz="4" w:space="0" w:color="auto"/>
+              <w:right w:val="single" w:sz="4" w:space="0" w:color="auto"/>
+            </w:tcBorders>
+          </w:tcPr>
+          <w:p>
+            <w:pPr>
+              <w:spacing w:after="200" w:line="276" w:lineRule="auto"/>
               <w:rPr>
                 <w:rFonts w:ascii="Arial" w:hAnsi="Arial" w:cs="Arial"/>
               </w:rPr>
@@ -8575,6 +10885,9 @@
   </w:num>
   <w:num w:numId="30" w16cid:durableId="1786466504">
     <w:abstractNumId w:val="11"/>
+  </w:num>
+  <w:num w:numId="31" w16cid:durableId="995188554">
+    <w:abstractNumId w:val="4"/>
   </w:num>
 </w:numbering>
 </file>
@@ -9587,6 +11900,7 @@
     <w:rsid w:val="000024DA"/>
     <w:rsid w:val="00056466"/>
     <w:rsid w:val="000603D9"/>
+    <w:rsid w:val="00075152"/>
     <w:rsid w:val="00081066"/>
     <w:rsid w:val="0009103E"/>
     <w:rsid w:val="00092592"/>
@@ -9600,6 +11914,7 @@
     <w:rsid w:val="001C54F7"/>
     <w:rsid w:val="001D27C6"/>
     <w:rsid w:val="001E62F3"/>
+    <w:rsid w:val="00221039"/>
     <w:rsid w:val="00251CAF"/>
     <w:rsid w:val="00254BA7"/>
     <w:rsid w:val="00262942"/>
@@ -9612,6 +11927,7 @@
     <w:rsid w:val="003158F0"/>
     <w:rsid w:val="00330B1E"/>
     <w:rsid w:val="00331C62"/>
+    <w:rsid w:val="00342E82"/>
     <w:rsid w:val="00357BE2"/>
     <w:rsid w:val="00392F29"/>
     <w:rsid w:val="003B7632"/>
@@ -9619,6 +11935,7 @@
     <w:rsid w:val="003F61E7"/>
     <w:rsid w:val="004108D2"/>
     <w:rsid w:val="00417A30"/>
+    <w:rsid w:val="004479D4"/>
     <w:rsid w:val="00453BEA"/>
     <w:rsid w:val="004576F0"/>
     <w:rsid w:val="00465B6E"/>
@@ -9651,6 +11968,7 @@
     <w:rsid w:val="007E2877"/>
     <w:rsid w:val="008073A0"/>
     <w:rsid w:val="00823547"/>
+    <w:rsid w:val="008359F2"/>
     <w:rsid w:val="00842400"/>
     <w:rsid w:val="00866671"/>
     <w:rsid w:val="00886235"/>

--- a/4_Diari/Diario - OraX.docx
+++ b/4_Diari/Diario - OraX.docx
@@ -193,8 +193,16 @@
               <w:rPr>
                 <w:rFonts w:ascii="Arial" w:hAnsi="Arial" w:cs="Arial"/>
               </w:rPr>
-              <w:t>Svolto il QdC</w:t>
-            </w:r>
+              <w:t xml:space="preserve">Svolto il </w:t>
+            </w:r>
+            <w:proofErr w:type="spellStart"/>
+            <w:r>
+              <w:rPr>
+                <w:rFonts w:ascii="Arial" w:hAnsi="Arial" w:cs="Arial"/>
+              </w:rPr>
+              <w:t>QdC</w:t>
+            </w:r>
+            <w:proofErr w:type="spellEnd"/>
           </w:p>
         </w:tc>
       </w:tr>
@@ -407,12 +415,28 @@
                 <w:rFonts w:ascii="Arial" w:hAnsi="Arial" w:cs="Arial"/>
               </w:rPr>
             </w:pPr>
-            <w:r>
-              <w:rPr>
-                <w:rFonts w:ascii="Arial" w:hAnsi="Arial" w:cs="Arial"/>
-              </w:rPr>
-              <w:t>Daily Scrum</w:t>
-            </w:r>
+            <w:proofErr w:type="spellStart"/>
+            <w:r>
+              <w:rPr>
+                <w:rFonts w:ascii="Arial" w:hAnsi="Arial" w:cs="Arial"/>
+              </w:rPr>
+              <w:t>Daily</w:t>
+            </w:r>
+            <w:proofErr w:type="spellEnd"/>
+            <w:r>
+              <w:rPr>
+                <w:rFonts w:ascii="Arial" w:hAnsi="Arial" w:cs="Arial"/>
+              </w:rPr>
+              <w:t xml:space="preserve"> </w:t>
+            </w:r>
+            <w:proofErr w:type="spellStart"/>
+            <w:r>
+              <w:rPr>
+                <w:rFonts w:ascii="Arial" w:hAnsi="Arial" w:cs="Arial"/>
+              </w:rPr>
+              <w:t>Scrum</w:t>
+            </w:r>
+            <w:proofErr w:type="spellEnd"/>
           </w:p>
         </w:tc>
       </w:tr>
@@ -567,8 +591,16 @@
               <w:rPr>
                 <w:rFonts w:ascii="Arial" w:hAnsi="Arial" w:cs="Arial"/>
               </w:rPr>
-              <w:t>Sprint Retrospective</w:t>
-            </w:r>
+              <w:t xml:space="preserve">Sprint </w:t>
+            </w:r>
+            <w:proofErr w:type="spellStart"/>
+            <w:r>
+              <w:rPr>
+                <w:rFonts w:ascii="Arial" w:hAnsi="Arial" w:cs="Arial"/>
+              </w:rPr>
+              <w:t>Retrospective</w:t>
+            </w:r>
+            <w:proofErr w:type="spellEnd"/>
           </w:p>
         </w:tc>
       </w:tr>
@@ -1053,8 +1085,16 @@
               <w:rPr>
                 <w:rFonts w:ascii="Arial" w:hAnsi="Arial" w:cs="Arial"/>
               </w:rPr>
-              <w:t>Finire il diagramma di Gantt</w:t>
-            </w:r>
+              <w:t xml:space="preserve">Finire il diagramma di </w:t>
+            </w:r>
+            <w:proofErr w:type="spellStart"/>
+            <w:r>
+              <w:rPr>
+                <w:rFonts w:ascii="Arial" w:hAnsi="Arial" w:cs="Arial"/>
+              </w:rPr>
+              <w:t>Gantt</w:t>
+            </w:r>
+            <w:proofErr w:type="spellEnd"/>
           </w:p>
           <w:p>
             <w:pPr>
@@ -1071,8 +1111,16 @@
               <w:rPr>
                 <w:rFonts w:ascii="Arial" w:hAnsi="Arial" w:cs="Arial"/>
               </w:rPr>
-              <w:t>Iniziare i mockup</w:t>
-            </w:r>
+              <w:t xml:space="preserve">Iniziare i </w:t>
+            </w:r>
+            <w:proofErr w:type="spellStart"/>
+            <w:r>
+              <w:rPr>
+                <w:rFonts w:ascii="Arial" w:hAnsi="Arial" w:cs="Arial"/>
+              </w:rPr>
+              <w:t>mockup</w:t>
+            </w:r>
+            <w:proofErr w:type="spellEnd"/>
           </w:p>
         </w:tc>
       </w:tr>
@@ -1126,12 +1174,28 @@
                 <w:rFonts w:ascii="Arial" w:hAnsi="Arial" w:cs="Arial"/>
               </w:rPr>
             </w:pPr>
-            <w:r>
-              <w:rPr>
-                <w:rFonts w:ascii="Arial" w:hAnsi="Arial" w:cs="Arial"/>
-              </w:rPr>
-              <w:t>Daily Scrum</w:t>
-            </w:r>
+            <w:proofErr w:type="spellStart"/>
+            <w:r>
+              <w:rPr>
+                <w:rFonts w:ascii="Arial" w:hAnsi="Arial" w:cs="Arial"/>
+              </w:rPr>
+              <w:t>Daily</w:t>
+            </w:r>
+            <w:proofErr w:type="spellEnd"/>
+            <w:r>
+              <w:rPr>
+                <w:rFonts w:ascii="Arial" w:hAnsi="Arial" w:cs="Arial"/>
+              </w:rPr>
+              <w:t xml:space="preserve"> </w:t>
+            </w:r>
+            <w:proofErr w:type="spellStart"/>
+            <w:r>
+              <w:rPr>
+                <w:rFonts w:ascii="Arial" w:hAnsi="Arial" w:cs="Arial"/>
+              </w:rPr>
+              <w:t>Scrum</w:t>
+            </w:r>
+            <w:proofErr w:type="spellEnd"/>
           </w:p>
         </w:tc>
       </w:tr>
@@ -1286,8 +1350,16 @@
               <w:rPr>
                 <w:rFonts w:ascii="Arial" w:hAnsi="Arial" w:cs="Arial"/>
               </w:rPr>
-              <w:t>Sprint Retrospective</w:t>
-            </w:r>
+              <w:t xml:space="preserve">Sprint </w:t>
+            </w:r>
+            <w:proofErr w:type="spellStart"/>
+            <w:r>
+              <w:rPr>
+                <w:rFonts w:ascii="Arial" w:hAnsi="Arial" w:cs="Arial"/>
+              </w:rPr>
+              <w:t>Retrospective</w:t>
+            </w:r>
+            <w:proofErr w:type="spellEnd"/>
           </w:p>
         </w:tc>
       </w:tr>
@@ -1528,11 +1600,19 @@
                 <w:rFonts w:ascii="Arial" w:hAnsi="Arial" w:cs="Arial"/>
               </w:rPr>
             </w:pPr>
-            <w:r>
-              <w:rPr>
-                <w:rFonts w:ascii="Arial" w:hAnsi="Arial" w:cs="Arial"/>
-              </w:rPr>
-              <w:t>Gantt Preventivo</w:t>
+            <w:proofErr w:type="spellStart"/>
+            <w:r>
+              <w:rPr>
+                <w:rFonts w:ascii="Arial" w:hAnsi="Arial" w:cs="Arial"/>
+              </w:rPr>
+              <w:t>Gantt</w:t>
+            </w:r>
+            <w:proofErr w:type="spellEnd"/>
+            <w:r>
+              <w:rPr>
+                <w:rFonts w:ascii="Arial" w:hAnsi="Arial" w:cs="Arial"/>
+              </w:rPr>
+              <w:t xml:space="preserve"> Preventivo</w:t>
             </w:r>
           </w:p>
           <w:p>
@@ -1581,8 +1661,16 @@
               <w:rPr>
                 <w:rFonts w:ascii="Arial" w:hAnsi="Arial" w:cs="Arial"/>
               </w:rPr>
-              <w:t>Aiuto Gantt</w:t>
-            </w:r>
+              <w:t xml:space="preserve">Aiuto </w:t>
+            </w:r>
+            <w:proofErr w:type="spellStart"/>
+            <w:r>
+              <w:rPr>
+                <w:rFonts w:ascii="Arial" w:hAnsi="Arial" w:cs="Arial"/>
+              </w:rPr>
+              <w:t>Gantt</w:t>
+            </w:r>
+            <w:proofErr w:type="spellEnd"/>
           </w:p>
           <w:p>
             <w:pPr>
@@ -1608,12 +1696,14 @@
                 <w:rFonts w:ascii="Arial" w:hAnsi="Arial" w:cs="Arial"/>
               </w:rPr>
             </w:pPr>
+            <w:proofErr w:type="spellStart"/>
             <w:r>
               <w:rPr>
                 <w:rFonts w:ascii="Arial" w:hAnsi="Arial" w:cs="Arial"/>
               </w:rPr>
               <w:t>Mockup</w:t>
             </w:r>
+            <w:proofErr w:type="spellEnd"/>
           </w:p>
           <w:p>
             <w:pPr>
@@ -1700,8 +1790,16 @@
               <w:rPr>
                 <w:rFonts w:ascii="Arial" w:hAnsi="Arial" w:cs="Arial"/>
               </w:rPr>
-              <w:t>Confusione nella realizzazione dei mockup</w:t>
-            </w:r>
+              <w:t xml:space="preserve">Confusione nella realizzazione dei </w:t>
+            </w:r>
+            <w:proofErr w:type="spellStart"/>
+            <w:r>
+              <w:rPr>
+                <w:rFonts w:ascii="Arial" w:hAnsi="Arial" w:cs="Arial"/>
+              </w:rPr>
+              <w:t>mockup</w:t>
+            </w:r>
+            <w:proofErr w:type="spellEnd"/>
           </w:p>
         </w:tc>
       </w:tr>
@@ -2017,12 +2115,14 @@
                 <w:rFonts w:ascii="Arial" w:hAnsi="Arial" w:cs="Arial"/>
               </w:rPr>
             </w:pPr>
+            <w:proofErr w:type="spellStart"/>
             <w:r>
               <w:rPr>
                 <w:rFonts w:ascii="Arial" w:hAnsi="Arial" w:cs="Arial"/>
               </w:rPr>
               <w:t>Swimlane</w:t>
             </w:r>
+            <w:proofErr w:type="spellEnd"/>
           </w:p>
         </w:tc>
       </w:tr>
@@ -2076,12 +2176,28 @@
                 <w:rFonts w:ascii="Arial" w:hAnsi="Arial" w:cs="Arial"/>
               </w:rPr>
             </w:pPr>
-            <w:r>
-              <w:rPr>
-                <w:rFonts w:ascii="Arial" w:hAnsi="Arial" w:cs="Arial"/>
-              </w:rPr>
-              <w:t>Daily Scrum</w:t>
-            </w:r>
+            <w:proofErr w:type="spellStart"/>
+            <w:r>
+              <w:rPr>
+                <w:rFonts w:ascii="Arial" w:hAnsi="Arial" w:cs="Arial"/>
+              </w:rPr>
+              <w:t>Daily</w:t>
+            </w:r>
+            <w:proofErr w:type="spellEnd"/>
+            <w:r>
+              <w:rPr>
+                <w:rFonts w:ascii="Arial" w:hAnsi="Arial" w:cs="Arial"/>
+              </w:rPr>
+              <w:t xml:space="preserve"> </w:t>
+            </w:r>
+            <w:proofErr w:type="spellStart"/>
+            <w:r>
+              <w:rPr>
+                <w:rFonts w:ascii="Arial" w:hAnsi="Arial" w:cs="Arial"/>
+              </w:rPr>
+              <w:t>Scrum</w:t>
+            </w:r>
+            <w:proofErr w:type="spellEnd"/>
           </w:p>
         </w:tc>
       </w:tr>
@@ -2237,8 +2353,16 @@
                 <w:rFonts w:ascii="Arial" w:hAnsi="Arial" w:cs="Arial"/>
               </w:rPr>
               <w:lastRenderedPageBreak/>
-              <w:t>Sprint Retrospective</w:t>
-            </w:r>
+              <w:t xml:space="preserve">Sprint </w:t>
+            </w:r>
+            <w:proofErr w:type="spellStart"/>
+            <w:r>
+              <w:rPr>
+                <w:rFonts w:ascii="Arial" w:hAnsi="Arial" w:cs="Arial"/>
+              </w:rPr>
+              <w:t>Retrospective</w:t>
+            </w:r>
+            <w:proofErr w:type="spellEnd"/>
           </w:p>
         </w:tc>
       </w:tr>
@@ -2447,7 +2571,35 @@
               <w:rPr>
                 <w:rFonts w:ascii="Arial" w:hAnsi="Arial" w:cs="Arial"/>
               </w:rPr>
-              <w:t>Presentazione Daily Scrum (non c’entra con il progetto)</w:t>
+              <w:t xml:space="preserve">Presentazione </w:t>
+            </w:r>
+            <w:proofErr w:type="spellStart"/>
+            <w:r>
+              <w:rPr>
+                <w:rFonts w:ascii="Arial" w:hAnsi="Arial" w:cs="Arial"/>
+              </w:rPr>
+              <w:t>Daily</w:t>
+            </w:r>
+            <w:proofErr w:type="spellEnd"/>
+            <w:r>
+              <w:rPr>
+                <w:rFonts w:ascii="Arial" w:hAnsi="Arial" w:cs="Arial"/>
+              </w:rPr>
+              <w:t xml:space="preserve"> </w:t>
+            </w:r>
+            <w:proofErr w:type="spellStart"/>
+            <w:r>
+              <w:rPr>
+                <w:rFonts w:ascii="Arial" w:hAnsi="Arial" w:cs="Arial"/>
+              </w:rPr>
+              <w:t>Scrum</w:t>
+            </w:r>
+            <w:proofErr w:type="spellEnd"/>
+            <w:r>
+              <w:rPr>
+                <w:rFonts w:ascii="Arial" w:hAnsi="Arial" w:cs="Arial"/>
+              </w:rPr>
+              <w:t xml:space="preserve"> (non c’entra con il progetto)</w:t>
             </w:r>
           </w:p>
           <w:p>
@@ -2479,11 +2631,19 @@
                 <w:rFonts w:ascii="Arial" w:hAnsi="Arial" w:cs="Arial"/>
               </w:rPr>
             </w:pPr>
-            <w:r>
-              <w:rPr>
-                <w:rFonts w:ascii="Arial" w:hAnsi="Arial" w:cs="Arial"/>
-              </w:rPr>
-              <w:t>Gantt Preventivo</w:t>
+            <w:proofErr w:type="spellStart"/>
+            <w:r>
+              <w:rPr>
+                <w:rFonts w:ascii="Arial" w:hAnsi="Arial" w:cs="Arial"/>
+              </w:rPr>
+              <w:t>Gantt</w:t>
+            </w:r>
+            <w:proofErr w:type="spellEnd"/>
+            <w:r>
+              <w:rPr>
+                <w:rFonts w:ascii="Arial" w:hAnsi="Arial" w:cs="Arial"/>
+              </w:rPr>
+              <w:t xml:space="preserve"> Preventivo</w:t>
             </w:r>
           </w:p>
           <w:p>
@@ -2528,12 +2688,14 @@
                 <w:rFonts w:ascii="Arial" w:hAnsi="Arial" w:cs="Arial"/>
               </w:rPr>
             </w:pPr>
+            <w:proofErr w:type="spellStart"/>
             <w:r>
               <w:rPr>
                 <w:rFonts w:ascii="Arial" w:hAnsi="Arial" w:cs="Arial"/>
               </w:rPr>
               <w:t>Swimlane</w:t>
             </w:r>
+            <w:proofErr w:type="spellEnd"/>
           </w:p>
           <w:p>
             <w:pPr>
@@ -2559,12 +2721,14 @@
                 <w:rFonts w:ascii="Arial" w:hAnsi="Arial" w:cs="Arial"/>
               </w:rPr>
             </w:pPr>
+            <w:proofErr w:type="spellStart"/>
             <w:r>
               <w:rPr>
                 <w:rFonts w:ascii="Arial" w:hAnsi="Arial" w:cs="Arial"/>
               </w:rPr>
               <w:t>Mockup</w:t>
             </w:r>
+            <w:proofErr w:type="spellEnd"/>
           </w:p>
           <w:p>
             <w:pPr>
@@ -2933,12 +3097,28 @@
                 <w:rFonts w:ascii="Arial" w:hAnsi="Arial" w:cs="Arial"/>
               </w:rPr>
             </w:pPr>
-            <w:r>
-              <w:rPr>
-                <w:rFonts w:ascii="Arial" w:hAnsi="Arial" w:cs="Arial"/>
-              </w:rPr>
-              <w:t>Daily Scrum</w:t>
-            </w:r>
+            <w:proofErr w:type="spellStart"/>
+            <w:r>
+              <w:rPr>
+                <w:rFonts w:ascii="Arial" w:hAnsi="Arial" w:cs="Arial"/>
+              </w:rPr>
+              <w:t>Daily</w:t>
+            </w:r>
+            <w:proofErr w:type="spellEnd"/>
+            <w:r>
+              <w:rPr>
+                <w:rFonts w:ascii="Arial" w:hAnsi="Arial" w:cs="Arial"/>
+              </w:rPr>
+              <w:t xml:space="preserve"> </w:t>
+            </w:r>
+            <w:proofErr w:type="spellStart"/>
+            <w:r>
+              <w:rPr>
+                <w:rFonts w:ascii="Arial" w:hAnsi="Arial" w:cs="Arial"/>
+              </w:rPr>
+              <w:t>Scrum</w:t>
+            </w:r>
+            <w:proofErr w:type="spellEnd"/>
           </w:p>
         </w:tc>
       </w:tr>
@@ -3093,8 +3273,16 @@
               <w:rPr>
                 <w:rFonts w:ascii="Arial" w:hAnsi="Arial" w:cs="Arial"/>
               </w:rPr>
-              <w:t>Sprint Retrospective</w:t>
-            </w:r>
+              <w:t xml:space="preserve">Sprint </w:t>
+            </w:r>
+            <w:proofErr w:type="spellStart"/>
+            <w:r>
+              <w:rPr>
+                <w:rFonts w:ascii="Arial" w:hAnsi="Arial" w:cs="Arial"/>
+              </w:rPr>
+              <w:t>Retrospective</w:t>
+            </w:r>
+            <w:proofErr w:type="spellEnd"/>
           </w:p>
         </w:tc>
       </w:tr>
@@ -3304,8 +3492,30 @@
               <w:rPr>
                 <w:rFonts w:ascii="Arial" w:hAnsi="Arial" w:cs="Arial"/>
               </w:rPr>
-              <w:t>Presentazione Daily Scrum</w:t>
-            </w:r>
+              <w:t xml:space="preserve">Presentazione </w:t>
+            </w:r>
+            <w:proofErr w:type="spellStart"/>
+            <w:r>
+              <w:rPr>
+                <w:rFonts w:ascii="Arial" w:hAnsi="Arial" w:cs="Arial"/>
+              </w:rPr>
+              <w:t>Daily</w:t>
+            </w:r>
+            <w:proofErr w:type="spellEnd"/>
+            <w:r>
+              <w:rPr>
+                <w:rFonts w:ascii="Arial" w:hAnsi="Arial" w:cs="Arial"/>
+              </w:rPr>
+              <w:t xml:space="preserve"> </w:t>
+            </w:r>
+            <w:proofErr w:type="spellStart"/>
+            <w:r>
+              <w:rPr>
+                <w:rFonts w:ascii="Arial" w:hAnsi="Arial" w:cs="Arial"/>
+              </w:rPr>
+              <w:t>Scrum</w:t>
+            </w:r>
+            <w:proofErr w:type="spellEnd"/>
           </w:p>
           <w:p>
             <w:pPr>
@@ -3322,8 +3532,16 @@
               <w:rPr>
                 <w:rFonts w:ascii="Arial" w:hAnsi="Arial" w:cs="Arial"/>
               </w:rPr>
-              <w:t>GitHub Branch</w:t>
-            </w:r>
+              <w:t xml:space="preserve">GitHub </w:t>
+            </w:r>
+            <w:proofErr w:type="spellStart"/>
+            <w:r>
+              <w:rPr>
+                <w:rFonts w:ascii="Arial" w:hAnsi="Arial" w:cs="Arial"/>
+              </w:rPr>
+              <w:t>Branch</w:t>
+            </w:r>
+            <w:proofErr w:type="spellEnd"/>
           </w:p>
           <w:p>
             <w:pPr>
@@ -3353,8 +3571,16 @@
               <w:rPr>
                 <w:rFonts w:ascii="Arial" w:hAnsi="Arial" w:cs="Arial"/>
               </w:rPr>
-              <w:t>Profilo utente senza codebehind</w:t>
-            </w:r>
+              <w:t xml:space="preserve">Profilo utente senza </w:t>
+            </w:r>
+            <w:proofErr w:type="spellStart"/>
+            <w:r>
+              <w:rPr>
+                <w:rFonts w:ascii="Arial" w:hAnsi="Arial" w:cs="Arial"/>
+              </w:rPr>
+              <w:t>codebehind</w:t>
+            </w:r>
+            <w:proofErr w:type="spellEnd"/>
           </w:p>
           <w:p>
             <w:pPr>
@@ -3384,8 +3610,16 @@
               <w:rPr>
                 <w:rFonts w:ascii="Arial" w:hAnsi="Arial" w:cs="Arial"/>
               </w:rPr>
-              <w:t>Login senza codebehind</w:t>
-            </w:r>
+              <w:t xml:space="preserve">Login senza </w:t>
+            </w:r>
+            <w:proofErr w:type="spellStart"/>
+            <w:r>
+              <w:rPr>
+                <w:rFonts w:ascii="Arial" w:hAnsi="Arial" w:cs="Arial"/>
+              </w:rPr>
+              <w:t>codebehind</w:t>
+            </w:r>
+            <w:proofErr w:type="spellEnd"/>
           </w:p>
           <w:p>
             <w:pPr>
@@ -3433,8 +3667,16 @@
               <w:rPr>
                 <w:rFonts w:ascii="Arial" w:hAnsi="Arial" w:cs="Arial"/>
               </w:rPr>
-              <w:t>Calendario senza codebehind</w:t>
-            </w:r>
+              <w:t xml:space="preserve">Calendario senza </w:t>
+            </w:r>
+            <w:proofErr w:type="spellStart"/>
+            <w:r>
+              <w:rPr>
+                <w:rFonts w:ascii="Arial" w:hAnsi="Arial" w:cs="Arial"/>
+              </w:rPr>
+              <w:t>codebehind</w:t>
+            </w:r>
+            <w:proofErr w:type="spellEnd"/>
           </w:p>
           <w:p>
             <w:pPr>
@@ -3788,8 +4030,16 @@
               <w:rPr>
                 <w:rFonts w:ascii="Arial" w:hAnsi="Arial" w:cs="Arial"/>
               </w:rPr>
-              <w:t>Cominciare codebehind</w:t>
-            </w:r>
+              <w:t xml:space="preserve">Cominciare </w:t>
+            </w:r>
+            <w:proofErr w:type="spellStart"/>
+            <w:r>
+              <w:rPr>
+                <w:rFonts w:ascii="Arial" w:hAnsi="Arial" w:cs="Arial"/>
+              </w:rPr>
+              <w:t>codebehind</w:t>
+            </w:r>
+            <w:proofErr w:type="spellEnd"/>
           </w:p>
         </w:tc>
       </w:tr>
@@ -3843,12 +4093,28 @@
                 <w:rFonts w:ascii="Arial" w:hAnsi="Arial" w:cs="Arial"/>
               </w:rPr>
             </w:pPr>
-            <w:r>
-              <w:rPr>
-                <w:rFonts w:ascii="Arial" w:hAnsi="Arial" w:cs="Arial"/>
-              </w:rPr>
-              <w:t>Daily Scrum</w:t>
-            </w:r>
+            <w:proofErr w:type="spellStart"/>
+            <w:r>
+              <w:rPr>
+                <w:rFonts w:ascii="Arial" w:hAnsi="Arial" w:cs="Arial"/>
+              </w:rPr>
+              <w:t>Daily</w:t>
+            </w:r>
+            <w:proofErr w:type="spellEnd"/>
+            <w:r>
+              <w:rPr>
+                <w:rFonts w:ascii="Arial" w:hAnsi="Arial" w:cs="Arial"/>
+              </w:rPr>
+              <w:t xml:space="preserve"> </w:t>
+            </w:r>
+            <w:proofErr w:type="spellStart"/>
+            <w:r>
+              <w:rPr>
+                <w:rFonts w:ascii="Arial" w:hAnsi="Arial" w:cs="Arial"/>
+              </w:rPr>
+              <w:t>Scrum</w:t>
+            </w:r>
+            <w:proofErr w:type="spellEnd"/>
           </w:p>
         </w:tc>
       </w:tr>
@@ -4051,8 +4317,16 @@
                 <w:rFonts w:ascii="Arial" w:hAnsi="Arial" w:cs="Arial"/>
               </w:rPr>
               <w:lastRenderedPageBreak/>
-              <w:t>Sprint Retrospective</w:t>
-            </w:r>
+              <w:t xml:space="preserve">Sprint </w:t>
+            </w:r>
+            <w:proofErr w:type="spellStart"/>
+            <w:r>
+              <w:rPr>
+                <w:rFonts w:ascii="Arial" w:hAnsi="Arial" w:cs="Arial"/>
+              </w:rPr>
+              <w:t>Retrospective</w:t>
+            </w:r>
+            <w:proofErr w:type="spellEnd"/>
           </w:p>
         </w:tc>
       </w:tr>
@@ -4649,12 +4923,28 @@
                 <w:rFonts w:ascii="Arial" w:hAnsi="Arial" w:cs="Arial"/>
               </w:rPr>
             </w:pPr>
-            <w:r>
-              <w:rPr>
-                <w:rFonts w:ascii="Arial" w:hAnsi="Arial" w:cs="Arial"/>
-              </w:rPr>
-              <w:t>Daily Scrum</w:t>
-            </w:r>
+            <w:proofErr w:type="spellStart"/>
+            <w:r>
+              <w:rPr>
+                <w:rFonts w:ascii="Arial" w:hAnsi="Arial" w:cs="Arial"/>
+              </w:rPr>
+              <w:t>Daily</w:t>
+            </w:r>
+            <w:proofErr w:type="spellEnd"/>
+            <w:r>
+              <w:rPr>
+                <w:rFonts w:ascii="Arial" w:hAnsi="Arial" w:cs="Arial"/>
+              </w:rPr>
+              <w:t xml:space="preserve"> </w:t>
+            </w:r>
+            <w:proofErr w:type="spellStart"/>
+            <w:r>
+              <w:rPr>
+                <w:rFonts w:ascii="Arial" w:hAnsi="Arial" w:cs="Arial"/>
+              </w:rPr>
+              <w:t>Scrum</w:t>
+            </w:r>
+            <w:proofErr w:type="spellEnd"/>
           </w:p>
         </w:tc>
       </w:tr>
@@ -4856,8 +5146,16 @@
               <w:rPr>
                 <w:rFonts w:ascii="Arial" w:hAnsi="Arial" w:cs="Arial"/>
               </w:rPr>
-              <w:t>Sprint Retrospective</w:t>
-            </w:r>
+              <w:t xml:space="preserve">Sprint </w:t>
+            </w:r>
+            <w:proofErr w:type="spellStart"/>
+            <w:r>
+              <w:rPr>
+                <w:rFonts w:ascii="Arial" w:hAnsi="Arial" w:cs="Arial"/>
+              </w:rPr>
+              <w:t>Retrospective</w:t>
+            </w:r>
+            <w:proofErr w:type="spellEnd"/>
           </w:p>
         </w:tc>
       </w:tr>
@@ -5372,13 +5670,105 @@
               <w:rPr>
                 <w:rFonts w:ascii="Arial" w:hAnsi="Arial" w:cs="Arial"/>
               </w:rPr>
-              <w:t>Problema con il mostrare quali giorni hanno le attività, l’EventCollection quando facevo il controllo per vedere se in quel giorno c’erano più attività la leggeva come ICollection e quindi non consentiva l’aggiunta tramite la funzione Add diretta</w:t>
-            </w:r>
-            <w:r>
-              <w:rPr>
-                <w:rFonts w:ascii="Arial" w:hAnsi="Arial" w:cs="Arial"/>
-              </w:rPr>
-              <w:t>. Per sistemarlo ho dovuto convertire gli elementi in oggetti generici e poi fare un toList per convertirli in una lista, poi ho aggiunto l’evento alla lista tramite Add(), e poi ho dato all’EventCollection la lista di eventi per quel giorno li.</w:t>
+              <w:t>Problema con il mostrare quali giorni hanno le attività, l’</w:t>
+            </w:r>
+            <w:proofErr w:type="spellStart"/>
+            <w:r>
+              <w:rPr>
+                <w:rFonts w:ascii="Arial" w:hAnsi="Arial" w:cs="Arial"/>
+              </w:rPr>
+              <w:t>EventCollection</w:t>
+            </w:r>
+            <w:proofErr w:type="spellEnd"/>
+            <w:r>
+              <w:rPr>
+                <w:rFonts w:ascii="Arial" w:hAnsi="Arial" w:cs="Arial"/>
+              </w:rPr>
+              <w:t xml:space="preserve"> quando facevo il controllo per vedere se in quel giorno c’erano più attività la leggeva come </w:t>
+            </w:r>
+            <w:proofErr w:type="spellStart"/>
+            <w:r>
+              <w:rPr>
+                <w:rFonts w:ascii="Arial" w:hAnsi="Arial" w:cs="Arial"/>
+              </w:rPr>
+              <w:t>ICollection</w:t>
+            </w:r>
+            <w:proofErr w:type="spellEnd"/>
+            <w:r>
+              <w:rPr>
+                <w:rFonts w:ascii="Arial" w:hAnsi="Arial" w:cs="Arial"/>
+              </w:rPr>
+              <w:t xml:space="preserve"> e quindi non consentiva l’aggiunta tramite la funzione </w:t>
+            </w:r>
+            <w:proofErr w:type="spellStart"/>
+            <w:r>
+              <w:rPr>
+                <w:rFonts w:ascii="Arial" w:hAnsi="Arial" w:cs="Arial"/>
+              </w:rPr>
+              <w:t>Add</w:t>
+            </w:r>
+            <w:proofErr w:type="spellEnd"/>
+            <w:r>
+              <w:rPr>
+                <w:rFonts w:ascii="Arial" w:hAnsi="Arial" w:cs="Arial"/>
+              </w:rPr>
+              <w:t xml:space="preserve"> diretta</w:t>
+            </w:r>
+            <w:r>
+              <w:rPr>
+                <w:rFonts w:ascii="Arial" w:hAnsi="Arial" w:cs="Arial"/>
+              </w:rPr>
+              <w:t xml:space="preserve">. Per sistemarlo ho dovuto convertire gli elementi in oggetti generici e poi fare un </w:t>
+            </w:r>
+            <w:proofErr w:type="spellStart"/>
+            <w:r>
+              <w:rPr>
+                <w:rFonts w:ascii="Arial" w:hAnsi="Arial" w:cs="Arial"/>
+              </w:rPr>
+              <w:t>toList</w:t>
+            </w:r>
+            <w:proofErr w:type="spellEnd"/>
+            <w:r>
+              <w:rPr>
+                <w:rFonts w:ascii="Arial" w:hAnsi="Arial" w:cs="Arial"/>
+              </w:rPr>
+              <w:t xml:space="preserve"> per convertirli in una lista, poi ho aggiunto l’evento alla lista tramite </w:t>
+            </w:r>
+            <w:proofErr w:type="spellStart"/>
+            <w:proofErr w:type="gramStart"/>
+            <w:r>
+              <w:rPr>
+                <w:rFonts w:ascii="Arial" w:hAnsi="Arial" w:cs="Arial"/>
+              </w:rPr>
+              <w:t>Add</w:t>
+            </w:r>
+            <w:proofErr w:type="spellEnd"/>
+            <w:r>
+              <w:rPr>
+                <w:rFonts w:ascii="Arial" w:hAnsi="Arial" w:cs="Arial"/>
+              </w:rPr>
+              <w:t>(</w:t>
+            </w:r>
+            <w:proofErr w:type="gramEnd"/>
+            <w:r>
+              <w:rPr>
+                <w:rFonts w:ascii="Arial" w:hAnsi="Arial" w:cs="Arial"/>
+              </w:rPr>
+              <w:t>), e poi ho dato all’</w:t>
+            </w:r>
+            <w:proofErr w:type="spellStart"/>
+            <w:r>
+              <w:rPr>
+                <w:rFonts w:ascii="Arial" w:hAnsi="Arial" w:cs="Arial"/>
+              </w:rPr>
+              <w:t>EventCollection</w:t>
+            </w:r>
+            <w:proofErr w:type="spellEnd"/>
+            <w:r>
+              <w:rPr>
+                <w:rFonts w:ascii="Arial" w:hAnsi="Arial" w:cs="Arial"/>
+              </w:rPr>
+              <w:t xml:space="preserve"> la lista di eventi per quel giorno li.</w:t>
             </w:r>
           </w:p>
         </w:tc>
@@ -5643,12 +6033,28 @@
                 <w:rFonts w:ascii="Arial" w:hAnsi="Arial" w:cs="Arial"/>
               </w:rPr>
             </w:pPr>
-            <w:r>
-              <w:rPr>
-                <w:rFonts w:ascii="Arial" w:hAnsi="Arial" w:cs="Arial"/>
-              </w:rPr>
-              <w:t>Daily Scrum</w:t>
-            </w:r>
+            <w:proofErr w:type="spellStart"/>
+            <w:r>
+              <w:rPr>
+                <w:rFonts w:ascii="Arial" w:hAnsi="Arial" w:cs="Arial"/>
+              </w:rPr>
+              <w:t>Daily</w:t>
+            </w:r>
+            <w:proofErr w:type="spellEnd"/>
+            <w:r>
+              <w:rPr>
+                <w:rFonts w:ascii="Arial" w:hAnsi="Arial" w:cs="Arial"/>
+              </w:rPr>
+              <w:t xml:space="preserve"> </w:t>
+            </w:r>
+            <w:proofErr w:type="spellStart"/>
+            <w:r>
+              <w:rPr>
+                <w:rFonts w:ascii="Arial" w:hAnsi="Arial" w:cs="Arial"/>
+              </w:rPr>
+              <w:t>Scrum</w:t>
+            </w:r>
+            <w:proofErr w:type="spellEnd"/>
           </w:p>
         </w:tc>
       </w:tr>
@@ -5715,7 +6121,21 @@
               <w:rPr>
                 <w:rFonts w:ascii="Arial" w:hAnsi="Arial" w:cs="Arial"/>
               </w:rPr>
-              <w:t>Layout iniziale del mockup si è rivelato molto difficile da fare con la nostra capacità attuali, abbiamo deciso di cambiare il layout con uno più semplice da implementare.</w:t>
+              <w:t xml:space="preserve">Layout iniziale del </w:t>
+            </w:r>
+            <w:proofErr w:type="spellStart"/>
+            <w:r>
+              <w:rPr>
+                <w:rFonts w:ascii="Arial" w:hAnsi="Arial" w:cs="Arial"/>
+              </w:rPr>
+              <w:t>mockup</w:t>
+            </w:r>
+            <w:proofErr w:type="spellEnd"/>
+            <w:r>
+              <w:rPr>
+                <w:rFonts w:ascii="Arial" w:hAnsi="Arial" w:cs="Arial"/>
+              </w:rPr>
+              <w:t xml:space="preserve"> si è rivelato molto difficile da fare con la nostra capacità attuali, abbiamo deciso di cambiare il layout con uno più semplice da implementare.</w:t>
             </w:r>
           </w:p>
           <w:p>
@@ -5913,8 +6333,16 @@
               <w:rPr>
                 <w:rFonts w:ascii="Arial" w:hAnsi="Arial" w:cs="Arial"/>
               </w:rPr>
-              <w:t>Sprint Retrospective</w:t>
-            </w:r>
+              <w:t xml:space="preserve">Sprint </w:t>
+            </w:r>
+            <w:proofErr w:type="spellStart"/>
+            <w:r>
+              <w:rPr>
+                <w:rFonts w:ascii="Arial" w:hAnsi="Arial" w:cs="Arial"/>
+              </w:rPr>
+              <w:t>Retrospective</w:t>
+            </w:r>
+            <w:proofErr w:type="spellEnd"/>
           </w:p>
         </w:tc>
       </w:tr>
@@ -6348,13 +6776,7 @@
               <w:rPr>
                 <w:rFonts w:ascii="Arial" w:hAnsi="Arial" w:cs="Arial"/>
               </w:rPr>
-              <w:t xml:space="preserve">Implementazione </w:t>
-            </w:r>
-            <w:r>
-              <w:rPr>
-                <w:rFonts w:ascii="Arial" w:hAnsi="Arial" w:cs="Arial"/>
-              </w:rPr>
-              <w:t>del profilo utente</w:t>
+              <w:t>Implementazione del profilo utente</w:t>
             </w:r>
           </w:p>
           <w:p>
@@ -6531,7 +6953,21 @@
               <w:rPr>
                 <w:rFonts w:ascii="Arial" w:hAnsi="Arial" w:cs="Arial"/>
               </w:rPr>
-              <w:t>Soluzione: usato attributo FirstDayOfWeek per impostare il lunedì come primo giorno</w:t>
+              <w:t xml:space="preserve">Soluzione: usato attributo </w:t>
+            </w:r>
+            <w:proofErr w:type="spellStart"/>
+            <w:r>
+              <w:rPr>
+                <w:rFonts w:ascii="Arial" w:hAnsi="Arial" w:cs="Arial"/>
+              </w:rPr>
+              <w:t>FirstDayOfWeek</w:t>
+            </w:r>
+            <w:proofErr w:type="spellEnd"/>
+            <w:r>
+              <w:rPr>
+                <w:rFonts w:ascii="Arial" w:hAnsi="Arial" w:cs="Arial"/>
+              </w:rPr>
+              <w:t xml:space="preserve"> per impostare il lunedì come primo giorno</w:t>
             </w:r>
           </w:p>
           <w:p>
@@ -6803,8 +7239,16 @@
               <w:rPr>
                 <w:rFonts w:ascii="Arial" w:hAnsi="Arial" w:cs="Arial"/>
               </w:rPr>
-              <w:t>Unire le pagine per il review</w:t>
-            </w:r>
+              <w:t xml:space="preserve">Unire le pagine per </w:t>
+            </w:r>
+            <w:proofErr w:type="gramStart"/>
+            <w:r>
+              <w:rPr>
+                <w:rFonts w:ascii="Arial" w:hAnsi="Arial" w:cs="Arial"/>
+              </w:rPr>
+              <w:t>il review</w:t>
+            </w:r>
+            <w:proofErr w:type="gramEnd"/>
           </w:p>
           <w:p>
             <w:pPr>
@@ -6913,12 +7357,28 @@
                 <w:rFonts w:ascii="Arial" w:hAnsi="Arial" w:cs="Arial"/>
               </w:rPr>
             </w:pPr>
-            <w:r>
-              <w:rPr>
-                <w:rFonts w:ascii="Arial" w:hAnsi="Arial" w:cs="Arial"/>
-              </w:rPr>
-              <w:t>Daily Scrum</w:t>
-            </w:r>
+            <w:proofErr w:type="spellStart"/>
+            <w:r>
+              <w:rPr>
+                <w:rFonts w:ascii="Arial" w:hAnsi="Arial" w:cs="Arial"/>
+              </w:rPr>
+              <w:t>Daily</w:t>
+            </w:r>
+            <w:proofErr w:type="spellEnd"/>
+            <w:r>
+              <w:rPr>
+                <w:rFonts w:ascii="Arial" w:hAnsi="Arial" w:cs="Arial"/>
+              </w:rPr>
+              <w:t xml:space="preserve"> </w:t>
+            </w:r>
+            <w:proofErr w:type="spellStart"/>
+            <w:r>
+              <w:rPr>
+                <w:rFonts w:ascii="Arial" w:hAnsi="Arial" w:cs="Arial"/>
+              </w:rPr>
+              <w:t>Scrum</w:t>
+            </w:r>
+            <w:proofErr w:type="spellEnd"/>
           </w:p>
         </w:tc>
       </w:tr>
@@ -7183,8 +7643,16 @@
               <w:rPr>
                 <w:rFonts w:ascii="Arial" w:hAnsi="Arial" w:cs="Arial"/>
               </w:rPr>
-              <w:t>Sprint Retrospective</w:t>
-            </w:r>
+              <w:t xml:space="preserve">Sprint </w:t>
+            </w:r>
+            <w:proofErr w:type="spellStart"/>
+            <w:r>
+              <w:rPr>
+                <w:rFonts w:ascii="Arial" w:hAnsi="Arial" w:cs="Arial"/>
+              </w:rPr>
+              <w:t>Retrospective</w:t>
+            </w:r>
+            <w:proofErr w:type="spellEnd"/>
           </w:p>
         </w:tc>
       </w:tr>
@@ -7206,6 +7674,1732 @@
                 <w:rFonts w:ascii="Arial" w:hAnsi="Arial" w:cs="Arial"/>
               </w:rPr>
             </w:pPr>
+          </w:p>
+        </w:tc>
+      </w:tr>
+    </w:tbl>
+    <w:p>
+      <w:pPr>
+        <w:rPr>
+          <w:rFonts w:ascii="Arial" w:hAnsi="Arial" w:cs="Arial"/>
+        </w:rPr>
+      </w:pPr>
+    </w:p>
+    <w:p>
+      <w:pPr>
+        <w:rPr>
+          <w:rFonts w:ascii="Arial" w:hAnsi="Arial" w:cs="Arial"/>
+        </w:rPr>
+      </w:pPr>
+      <w:r>
+        <w:rPr>
+          <w:rFonts w:ascii="Arial" w:hAnsi="Arial" w:cs="Arial"/>
+        </w:rPr>
+        <w:br w:type="page"/>
+      </w:r>
+    </w:p>
+    <w:tbl>
+      <w:tblPr>
+        <w:tblStyle w:val="Grigliatabella"/>
+        <w:tblW w:w="9634" w:type="dxa"/>
+        <w:tblLook w:val="04A0" w:firstRow="1" w:lastRow="0" w:firstColumn="1" w:lastColumn="0" w:noHBand="0" w:noVBand="1"/>
+      </w:tblPr>
+      <w:tblGrid>
+        <w:gridCol w:w="4803"/>
+        <w:gridCol w:w="4831"/>
+      </w:tblGrid>
+      <w:tr>
+        <w:trPr>
+          <w:trHeight w:hRule="exact" w:val="397"/>
+        </w:trPr>
+        <w:tc>
+          <w:tcPr>
+            <w:tcW w:w="4803" w:type="dxa"/>
+            <w:tcBorders>
+              <w:top w:val="single" w:sz="4" w:space="0" w:color="auto"/>
+              <w:left w:val="single" w:sz="4" w:space="0" w:color="auto"/>
+              <w:bottom w:val="single" w:sz="4" w:space="0" w:color="auto"/>
+              <w:right w:val="single" w:sz="4" w:space="0" w:color="auto"/>
+            </w:tcBorders>
+            <w:vAlign w:val="center"/>
+            <w:hideMark/>
+          </w:tcPr>
+          <w:p>
+            <w:pPr>
+              <w:spacing w:after="200" w:line="276" w:lineRule="auto"/>
+              <w:rPr>
+                <w:rFonts w:ascii="Arial" w:hAnsi="Arial" w:cs="Arial"/>
+              </w:rPr>
+            </w:pPr>
+            <w:r>
+              <w:rPr>
+                <w:rFonts w:ascii="Arial" w:hAnsi="Arial" w:cs="Arial"/>
+              </w:rPr>
+              <w:lastRenderedPageBreak/>
+              <w:t>Luogo</w:t>
+            </w:r>
+          </w:p>
+        </w:tc>
+        <w:tc>
+          <w:tcPr>
+            <w:tcW w:w="4831" w:type="dxa"/>
+            <w:tcBorders>
+              <w:top w:val="single" w:sz="4" w:space="0" w:color="auto"/>
+              <w:left w:val="single" w:sz="4" w:space="0" w:color="auto"/>
+              <w:bottom w:val="single" w:sz="4" w:space="0" w:color="auto"/>
+              <w:right w:val="single" w:sz="4" w:space="0" w:color="auto"/>
+            </w:tcBorders>
+            <w:vAlign w:val="center"/>
+            <w:hideMark/>
+          </w:tcPr>
+          <w:p>
+            <w:pPr>
+              <w:spacing w:after="200" w:line="276" w:lineRule="auto"/>
+              <w:rPr>
+                <w:rFonts w:ascii="Arial" w:hAnsi="Arial" w:cs="Arial"/>
+              </w:rPr>
+            </w:pPr>
+            <w:r>
+              <w:rPr>
+                <w:rFonts w:ascii="Arial" w:hAnsi="Arial" w:cs="Arial"/>
+              </w:rPr>
+              <w:t>Canobbio</w:t>
+            </w:r>
+          </w:p>
+        </w:tc>
+      </w:tr>
+      <w:tr>
+        <w:trPr>
+          <w:trHeight w:hRule="exact" w:val="397"/>
+        </w:trPr>
+        <w:tc>
+          <w:tcPr>
+            <w:tcW w:w="4803" w:type="dxa"/>
+            <w:tcBorders>
+              <w:top w:val="single" w:sz="4" w:space="0" w:color="auto"/>
+              <w:left w:val="single" w:sz="4" w:space="0" w:color="auto"/>
+              <w:bottom w:val="single" w:sz="4" w:space="0" w:color="auto"/>
+              <w:right w:val="single" w:sz="4" w:space="0" w:color="auto"/>
+            </w:tcBorders>
+            <w:vAlign w:val="center"/>
+            <w:hideMark/>
+          </w:tcPr>
+          <w:p>
+            <w:pPr>
+              <w:spacing w:after="200" w:line="276" w:lineRule="auto"/>
+              <w:rPr>
+                <w:rFonts w:ascii="Arial" w:hAnsi="Arial" w:cs="Arial"/>
+              </w:rPr>
+            </w:pPr>
+            <w:r>
+              <w:rPr>
+                <w:rFonts w:ascii="Arial" w:hAnsi="Arial" w:cs="Arial"/>
+              </w:rPr>
+              <w:t>Data</w:t>
+            </w:r>
+          </w:p>
+        </w:tc>
+        <w:tc>
+          <w:tcPr>
+            <w:tcW w:w="4831" w:type="dxa"/>
+            <w:tcBorders>
+              <w:top w:val="single" w:sz="4" w:space="0" w:color="auto"/>
+              <w:left w:val="single" w:sz="4" w:space="0" w:color="auto"/>
+              <w:bottom w:val="single" w:sz="4" w:space="0" w:color="auto"/>
+              <w:right w:val="single" w:sz="4" w:space="0" w:color="auto"/>
+            </w:tcBorders>
+            <w:vAlign w:val="center"/>
+            <w:hideMark/>
+          </w:tcPr>
+          <w:p>
+            <w:pPr>
+              <w:spacing w:after="200" w:line="276" w:lineRule="auto"/>
+              <w:rPr>
+                <w:rFonts w:ascii="Arial" w:hAnsi="Arial" w:cs="Arial"/>
+              </w:rPr>
+            </w:pPr>
+            <w:r>
+              <w:rPr>
+                <w:rFonts w:ascii="Arial" w:hAnsi="Arial" w:cs="Arial"/>
+              </w:rPr>
+              <w:t>27</w:t>
+            </w:r>
+            <w:r>
+              <w:rPr>
+                <w:rFonts w:ascii="Arial" w:hAnsi="Arial" w:cs="Arial"/>
+              </w:rPr>
+              <w:t>.03.2026</w:t>
+            </w:r>
+          </w:p>
+        </w:tc>
+      </w:tr>
+    </w:tbl>
+    <w:p>
+      <w:pPr>
+        <w:rPr>
+          <w:rFonts w:ascii="Arial" w:hAnsi="Arial" w:cs="Arial"/>
+        </w:rPr>
+      </w:pPr>
+    </w:p>
+    <w:tbl>
+      <w:tblPr>
+        <w:tblStyle w:val="Grigliatabella"/>
+        <w:tblW w:w="0" w:type="auto"/>
+        <w:tblLook w:val="04A0" w:firstRow="1" w:lastRow="0" w:firstColumn="1" w:lastColumn="0" w:noHBand="0" w:noVBand="1"/>
+      </w:tblPr>
+      <w:tblGrid>
+        <w:gridCol w:w="9628"/>
+      </w:tblGrid>
+      <w:tr>
+        <w:tc>
+          <w:tcPr>
+            <w:tcW w:w="9854" w:type="dxa"/>
+            <w:tcBorders>
+              <w:top w:val="single" w:sz="4" w:space="0" w:color="auto"/>
+              <w:left w:val="single" w:sz="4" w:space="0" w:color="auto"/>
+              <w:bottom w:val="single" w:sz="4" w:space="0" w:color="auto"/>
+              <w:right w:val="single" w:sz="4" w:space="0" w:color="auto"/>
+            </w:tcBorders>
+            <w:shd w:val="clear" w:color="auto" w:fill="D9D9D9" w:themeFill="background1" w:themeFillShade="D9"/>
+            <w:hideMark/>
+          </w:tcPr>
+          <w:p>
+            <w:pPr>
+              <w:spacing w:after="200" w:line="276" w:lineRule="auto"/>
+              <w:rPr>
+                <w:rFonts w:ascii="Arial" w:hAnsi="Arial" w:cs="Arial"/>
+              </w:rPr>
+            </w:pPr>
+            <w:r>
+              <w:rPr>
+                <w:rFonts w:ascii="Arial" w:hAnsi="Arial" w:cs="Arial"/>
+              </w:rPr>
+              <w:t>Lavori svolti</w:t>
+            </w:r>
+          </w:p>
+        </w:tc>
+      </w:tr>
+      <w:tr>
+        <w:tc>
+          <w:tcPr>
+            <w:tcW w:w="9854" w:type="dxa"/>
+            <w:tcBorders>
+              <w:top w:val="single" w:sz="4" w:space="0" w:color="auto"/>
+              <w:left w:val="single" w:sz="4" w:space="0" w:color="auto"/>
+              <w:bottom w:val="single" w:sz="4" w:space="0" w:color="auto"/>
+              <w:right w:val="single" w:sz="4" w:space="0" w:color="auto"/>
+            </w:tcBorders>
+            <w:hideMark/>
+          </w:tcPr>
+          <w:p>
+            <w:pPr>
+              <w:spacing w:after="200" w:line="276" w:lineRule="auto"/>
+              <w:rPr>
+                <w:rFonts w:ascii="Arial" w:hAnsi="Arial" w:cs="Arial"/>
+              </w:rPr>
+            </w:pPr>
+            <w:r>
+              <w:rPr>
+                <w:rFonts w:ascii="Arial" w:hAnsi="Arial" w:cs="Arial"/>
+              </w:rPr>
+              <w:t>Tessa:</w:t>
+            </w:r>
+          </w:p>
+          <w:p>
+            <w:pPr>
+              <w:numPr>
+                <w:ilvl w:val="0"/>
+                <w:numId w:val="31"/>
+              </w:numPr>
+              <w:spacing w:line="276" w:lineRule="auto"/>
+              <w:rPr>
+                <w:rFonts w:ascii="Arial" w:hAnsi="Arial" w:cs="Arial"/>
+              </w:rPr>
+            </w:pPr>
+            <w:r>
+              <w:rPr>
+                <w:rFonts w:ascii="Arial" w:hAnsi="Arial" w:cs="Arial"/>
+              </w:rPr>
+              <w:t>Possibilità di vedere la password dopo averla inserita (occhio)</w:t>
+            </w:r>
+          </w:p>
+          <w:p>
+            <w:pPr>
+              <w:numPr>
+                <w:ilvl w:val="0"/>
+                <w:numId w:val="31"/>
+              </w:numPr>
+              <w:spacing w:line="276" w:lineRule="auto"/>
+              <w:rPr>
+                <w:rFonts w:ascii="Arial" w:hAnsi="Arial" w:cs="Arial"/>
+              </w:rPr>
+            </w:pPr>
+            <w:r>
+              <w:rPr>
+                <w:rFonts w:ascii="Arial" w:hAnsi="Arial" w:cs="Arial"/>
+              </w:rPr>
+              <w:t>Conferma password</w:t>
+            </w:r>
+          </w:p>
+          <w:p>
+            <w:pPr>
+              <w:numPr>
+                <w:ilvl w:val="0"/>
+                <w:numId w:val="31"/>
+              </w:numPr>
+              <w:spacing w:line="276" w:lineRule="auto"/>
+              <w:rPr>
+                <w:rFonts w:ascii="Arial" w:hAnsi="Arial" w:cs="Arial"/>
+              </w:rPr>
+            </w:pPr>
+            <w:r>
+              <w:rPr>
+                <w:rFonts w:ascii="Arial" w:hAnsi="Arial" w:cs="Arial"/>
+              </w:rPr>
+              <w:t>Aggiunto email e telefono al login e alla registrazione</w:t>
+            </w:r>
+          </w:p>
+          <w:p>
+            <w:pPr>
+              <w:numPr>
+                <w:ilvl w:val="0"/>
+                <w:numId w:val="31"/>
+              </w:numPr>
+              <w:spacing w:line="276" w:lineRule="auto"/>
+              <w:rPr>
+                <w:rFonts w:ascii="Arial" w:hAnsi="Arial" w:cs="Arial"/>
+              </w:rPr>
+            </w:pPr>
+            <w:r>
+              <w:rPr>
+                <w:rFonts w:ascii="Arial" w:hAnsi="Arial" w:cs="Arial"/>
+              </w:rPr>
+              <w:t xml:space="preserve">Cambiato il </w:t>
+            </w:r>
+            <w:proofErr w:type="spellStart"/>
+            <w:r>
+              <w:rPr>
+                <w:rFonts w:ascii="Arial" w:hAnsi="Arial" w:cs="Arial"/>
+              </w:rPr>
+              <w:t>datePicker</w:t>
+            </w:r>
+            <w:proofErr w:type="spellEnd"/>
+            <w:r>
+              <w:rPr>
+                <w:rFonts w:ascii="Arial" w:hAnsi="Arial" w:cs="Arial"/>
+              </w:rPr>
+              <w:t xml:space="preserve"> (x la data di nascita) ad un massimo di 2008</w:t>
+            </w:r>
+          </w:p>
+          <w:p>
+            <w:pPr>
+              <w:spacing w:after="200" w:line="276" w:lineRule="auto"/>
+              <w:rPr>
+                <w:rFonts w:ascii="Arial" w:hAnsi="Arial" w:cs="Arial"/>
+              </w:rPr>
+            </w:pPr>
+            <w:r>
+              <w:rPr>
+                <w:rFonts w:ascii="Arial" w:hAnsi="Arial" w:cs="Arial"/>
+              </w:rPr>
+              <w:t>Ryan:</w:t>
+            </w:r>
+          </w:p>
+          <w:p>
+            <w:pPr>
+              <w:pStyle w:val="Paragrafoelenco"/>
+              <w:numPr>
+                <w:ilvl w:val="0"/>
+                <w:numId w:val="31"/>
+              </w:numPr>
+              <w:rPr>
+                <w:rFonts w:ascii="Arial" w:hAnsi="Arial" w:cs="Arial"/>
+              </w:rPr>
+            </w:pPr>
+            <w:r>
+              <w:rPr>
+                <w:rFonts w:ascii="Arial" w:hAnsi="Arial" w:cs="Arial"/>
+              </w:rPr>
+              <w:t xml:space="preserve">Barra di ricerca per titolo </w:t>
+            </w:r>
+            <w:r>
+              <w:rPr>
+                <w:rFonts w:ascii="Arial" w:hAnsi="Arial" w:cs="Arial"/>
+              </w:rPr>
+              <w:sym w:font="Wingdings" w:char="F0E0"/>
+            </w:r>
+            <w:r>
+              <w:rPr>
+                <w:rFonts w:ascii="Arial" w:hAnsi="Arial" w:cs="Arial"/>
+              </w:rPr>
+              <w:t xml:space="preserve"> funzionante</w:t>
+            </w:r>
+          </w:p>
+          <w:p>
+            <w:pPr>
+              <w:pStyle w:val="Paragrafoelenco"/>
+              <w:numPr>
+                <w:ilvl w:val="0"/>
+                <w:numId w:val="31"/>
+              </w:numPr>
+              <w:rPr>
+                <w:rFonts w:ascii="Arial" w:hAnsi="Arial" w:cs="Arial"/>
+              </w:rPr>
+            </w:pPr>
+            <w:r>
+              <w:rPr>
+                <w:rFonts w:ascii="Arial" w:hAnsi="Arial" w:cs="Arial"/>
+              </w:rPr>
+              <w:t>Click risultati della ricerca = porta a giorno dell’attività</w:t>
+            </w:r>
+          </w:p>
+          <w:p>
+            <w:pPr>
+              <w:pStyle w:val="Paragrafoelenco"/>
+              <w:numPr>
+                <w:ilvl w:val="0"/>
+                <w:numId w:val="31"/>
+              </w:numPr>
+              <w:rPr>
+                <w:rFonts w:ascii="Arial" w:hAnsi="Arial" w:cs="Arial"/>
+              </w:rPr>
+            </w:pPr>
+            <w:r>
+              <w:rPr>
+                <w:rFonts w:ascii="Arial" w:hAnsi="Arial" w:cs="Arial"/>
+              </w:rPr>
+              <w:t>Click attività dalla lista del giorno apre un overlay con le info dell’attività</w:t>
+            </w:r>
+          </w:p>
+          <w:p>
+            <w:pPr>
+              <w:rPr>
+                <w:rFonts w:ascii="Arial" w:hAnsi="Arial" w:cs="Arial"/>
+              </w:rPr>
+            </w:pPr>
+            <w:r>
+              <w:rPr>
+                <w:rFonts w:ascii="Arial" w:hAnsi="Arial" w:cs="Arial"/>
+              </w:rPr>
+              <w:t>Linda:</w:t>
+            </w:r>
+          </w:p>
+          <w:p>
+            <w:pPr>
+              <w:pStyle w:val="Paragrafoelenco"/>
+              <w:numPr>
+                <w:ilvl w:val="0"/>
+                <w:numId w:val="31"/>
+              </w:numPr>
+              <w:rPr>
+                <w:rFonts w:ascii="Arial" w:hAnsi="Arial" w:cs="Arial"/>
+              </w:rPr>
+            </w:pPr>
+            <w:r>
+              <w:rPr>
+                <w:rFonts w:ascii="Arial" w:hAnsi="Arial" w:cs="Arial"/>
+              </w:rPr>
+              <w:t xml:space="preserve">Iniziato </w:t>
+            </w:r>
+            <w:proofErr w:type="spellStart"/>
+            <w:r>
+              <w:rPr>
+                <w:rFonts w:ascii="Arial" w:hAnsi="Arial" w:cs="Arial"/>
+              </w:rPr>
+              <w:t>Gantt</w:t>
+            </w:r>
+            <w:proofErr w:type="spellEnd"/>
+            <w:r>
+              <w:rPr>
+                <w:rFonts w:ascii="Arial" w:hAnsi="Arial" w:cs="Arial"/>
+              </w:rPr>
+              <w:t xml:space="preserve"> consuntivo</w:t>
+            </w:r>
+          </w:p>
+          <w:p>
+            <w:pPr>
+              <w:pStyle w:val="Paragrafoelenco"/>
+              <w:numPr>
+                <w:ilvl w:val="0"/>
+                <w:numId w:val="31"/>
+              </w:numPr>
+              <w:rPr>
+                <w:rFonts w:ascii="Arial" w:hAnsi="Arial" w:cs="Arial"/>
+              </w:rPr>
+            </w:pPr>
+            <w:r>
+              <w:rPr>
+                <w:rFonts w:ascii="Arial" w:hAnsi="Arial" w:cs="Arial"/>
+              </w:rPr>
+              <w:t>Temi personalizzazione</w:t>
+            </w:r>
+          </w:p>
+          <w:p>
+            <w:pPr>
+              <w:pStyle w:val="Paragrafoelenco"/>
+              <w:numPr>
+                <w:ilvl w:val="0"/>
+                <w:numId w:val="31"/>
+              </w:numPr>
+              <w:rPr>
+                <w:rFonts w:ascii="Arial" w:hAnsi="Arial" w:cs="Arial"/>
+              </w:rPr>
+            </w:pPr>
+            <w:r>
+              <w:rPr>
+                <w:rFonts w:ascii="Arial" w:hAnsi="Arial" w:cs="Arial"/>
+              </w:rPr>
+              <w:t>P</w:t>
+            </w:r>
+            <w:r>
+              <w:rPr>
+                <w:rFonts w:ascii="Arial" w:hAnsi="Arial" w:cs="Arial"/>
+              </w:rPr>
+              <w:t>ersonalizzazione del calendario</w:t>
+            </w:r>
+          </w:p>
+        </w:tc>
+      </w:tr>
+    </w:tbl>
+    <w:p>
+      <w:pPr>
+        <w:rPr>
+          <w:rFonts w:ascii="Arial" w:hAnsi="Arial" w:cs="Arial"/>
+        </w:rPr>
+      </w:pPr>
+    </w:p>
+    <w:tbl>
+      <w:tblPr>
+        <w:tblStyle w:val="Grigliatabella"/>
+        <w:tblW w:w="0" w:type="auto"/>
+        <w:tblLook w:val="04A0" w:firstRow="1" w:lastRow="0" w:firstColumn="1" w:lastColumn="0" w:noHBand="0" w:noVBand="1"/>
+      </w:tblPr>
+      <w:tblGrid>
+        <w:gridCol w:w="9628"/>
+      </w:tblGrid>
+      <w:tr>
+        <w:tc>
+          <w:tcPr>
+            <w:tcW w:w="9854" w:type="dxa"/>
+            <w:tcBorders>
+              <w:top w:val="single" w:sz="4" w:space="0" w:color="auto"/>
+              <w:left w:val="single" w:sz="4" w:space="0" w:color="auto"/>
+              <w:bottom w:val="single" w:sz="4" w:space="0" w:color="auto"/>
+              <w:right w:val="single" w:sz="4" w:space="0" w:color="auto"/>
+            </w:tcBorders>
+            <w:shd w:val="clear" w:color="auto" w:fill="D9D9D9" w:themeFill="background1" w:themeFillShade="D9"/>
+            <w:hideMark/>
+          </w:tcPr>
+          <w:p>
+            <w:pPr>
+              <w:spacing w:after="200" w:line="276" w:lineRule="auto"/>
+              <w:rPr>
+                <w:rFonts w:ascii="Arial" w:hAnsi="Arial" w:cs="Arial"/>
+              </w:rPr>
+            </w:pPr>
+            <w:r>
+              <w:rPr>
+                <w:rFonts w:ascii="Arial" w:hAnsi="Arial" w:cs="Arial"/>
+              </w:rPr>
+              <w:t>Problemi riscontrati e soluzioni adottate</w:t>
+            </w:r>
+          </w:p>
+        </w:tc>
+      </w:tr>
+      <w:tr>
+        <w:tc>
+          <w:tcPr>
+            <w:tcW w:w="9854" w:type="dxa"/>
+            <w:tcBorders>
+              <w:top w:val="single" w:sz="4" w:space="0" w:color="auto"/>
+              <w:left w:val="single" w:sz="4" w:space="0" w:color="auto"/>
+              <w:bottom w:val="single" w:sz="4" w:space="0" w:color="auto"/>
+              <w:right w:val="single" w:sz="4" w:space="0" w:color="auto"/>
+            </w:tcBorders>
+          </w:tcPr>
+          <w:p>
+            <w:pPr>
+              <w:spacing w:after="200" w:line="276" w:lineRule="auto"/>
+              <w:rPr>
+                <w:rFonts w:ascii="Arial" w:hAnsi="Arial" w:cs="Arial"/>
+              </w:rPr>
+            </w:pPr>
+            <w:r>
+              <w:rPr>
+                <w:rFonts w:ascii="Arial" w:hAnsi="Arial" w:cs="Arial"/>
+              </w:rPr>
+              <w:t>Ryan:</w:t>
+            </w:r>
+          </w:p>
+          <w:p>
+            <w:pPr>
+              <w:pStyle w:val="Paragrafoelenco"/>
+              <w:numPr>
+                <w:ilvl w:val="0"/>
+                <w:numId w:val="31"/>
+              </w:numPr>
+              <w:rPr>
+                <w:rFonts w:ascii="Arial" w:hAnsi="Arial" w:cs="Arial"/>
+              </w:rPr>
+            </w:pPr>
+            <w:r>
+              <w:rPr>
+                <w:rFonts w:ascii="Arial" w:hAnsi="Arial" w:cs="Arial"/>
+              </w:rPr>
+              <w:t>Problema: quando si fa la ricerca esce sempre il testo “Nessun risultato” ma insieme ai risultati</w:t>
+            </w:r>
+          </w:p>
+          <w:p>
+            <w:pPr>
+              <w:pStyle w:val="Paragrafoelenco"/>
+              <w:numPr>
+                <w:ilvl w:val="0"/>
+                <w:numId w:val="31"/>
+              </w:numPr>
+              <w:rPr>
+                <w:rFonts w:ascii="Arial" w:hAnsi="Arial" w:cs="Arial"/>
+              </w:rPr>
+            </w:pPr>
+            <w:r>
+              <w:rPr>
+                <w:rFonts w:ascii="Arial" w:hAnsi="Arial" w:cs="Arial"/>
+              </w:rPr>
+              <w:t xml:space="preserve">Soluzione: sbagliato il controllo </w:t>
+            </w:r>
+            <w:proofErr w:type="gramStart"/>
+            <w:r>
+              <w:rPr>
+                <w:rFonts w:ascii="Arial" w:hAnsi="Arial" w:cs="Arial"/>
+              </w:rPr>
+              <w:t>dei ciclo</w:t>
+            </w:r>
+            <w:proofErr w:type="gramEnd"/>
+            <w:r>
+              <w:rPr>
+                <w:rFonts w:ascii="Arial" w:hAnsi="Arial" w:cs="Arial"/>
+              </w:rPr>
+              <w:t xml:space="preserve"> </w:t>
+            </w:r>
+            <w:proofErr w:type="spellStart"/>
+            <w:r>
+              <w:rPr>
+                <w:rFonts w:ascii="Arial" w:hAnsi="Arial" w:cs="Arial"/>
+              </w:rPr>
+              <w:t>if</w:t>
+            </w:r>
+            <w:proofErr w:type="spellEnd"/>
+          </w:p>
+          <w:p>
+            <w:pPr>
+              <w:pStyle w:val="Paragrafoelenco"/>
+              <w:numPr>
+                <w:ilvl w:val="0"/>
+                <w:numId w:val="31"/>
+              </w:numPr>
+              <w:rPr>
+                <w:rFonts w:ascii="Arial" w:hAnsi="Arial" w:cs="Arial"/>
+              </w:rPr>
+            </w:pPr>
+            <w:r>
+              <w:rPr>
+                <w:rFonts w:ascii="Arial" w:hAnsi="Arial" w:cs="Arial"/>
+              </w:rPr>
+              <w:t>Problema 2: i risultati non portavano sul giorno</w:t>
+            </w:r>
+          </w:p>
+          <w:p>
+            <w:pPr>
+              <w:pStyle w:val="Paragrafoelenco"/>
+              <w:numPr>
+                <w:ilvl w:val="0"/>
+                <w:numId w:val="31"/>
+              </w:numPr>
+              <w:rPr>
+                <w:rFonts w:ascii="Arial" w:hAnsi="Arial" w:cs="Arial"/>
+              </w:rPr>
+            </w:pPr>
+            <w:r>
+              <w:rPr>
+                <w:rFonts w:ascii="Arial" w:hAnsi="Arial" w:cs="Arial"/>
+              </w:rPr>
+              <w:t>Soluzione 2: il nome della variabile era leggermente diverso da ciò che richiamava</w:t>
+            </w:r>
+          </w:p>
+          <w:p>
+            <w:pPr>
+              <w:rPr>
+                <w:rFonts w:ascii="Arial" w:hAnsi="Arial" w:cs="Arial"/>
+              </w:rPr>
+            </w:pPr>
+            <w:r>
+              <w:rPr>
+                <w:rFonts w:ascii="Arial" w:hAnsi="Arial" w:cs="Arial"/>
+              </w:rPr>
+              <w:t>Linda:</w:t>
+            </w:r>
+          </w:p>
+          <w:p>
+            <w:pPr>
+              <w:pStyle w:val="Paragrafoelenco"/>
+              <w:numPr>
+                <w:ilvl w:val="0"/>
+                <w:numId w:val="31"/>
+              </w:numPr>
+              <w:rPr>
+                <w:rFonts w:ascii="Arial" w:hAnsi="Arial" w:cs="Arial"/>
+              </w:rPr>
+            </w:pPr>
+            <w:r>
+              <w:rPr>
+                <w:rFonts w:ascii="Arial" w:hAnsi="Arial" w:cs="Arial"/>
+              </w:rPr>
+              <w:t>Problema: l’app non compilava</w:t>
+            </w:r>
+          </w:p>
+          <w:p>
+            <w:pPr>
+              <w:pStyle w:val="Paragrafoelenco"/>
+              <w:numPr>
+                <w:ilvl w:val="0"/>
+                <w:numId w:val="31"/>
+              </w:numPr>
+              <w:rPr>
+                <w:rFonts w:ascii="Arial" w:hAnsi="Arial" w:cs="Arial"/>
+              </w:rPr>
+            </w:pPr>
+            <w:r>
+              <w:rPr>
+                <w:rFonts w:ascii="Arial" w:hAnsi="Arial" w:cs="Arial"/>
+              </w:rPr>
+              <w:t>Soluzione: preso il progetto base da GitHub e rifatto (provate altre soluzioni ma non funzionavano) X 4 volte</w:t>
+            </w:r>
+          </w:p>
+          <w:p>
+            <w:pPr>
+              <w:pStyle w:val="Paragrafoelenco"/>
+              <w:numPr>
+                <w:ilvl w:val="0"/>
+                <w:numId w:val="31"/>
+              </w:numPr>
+              <w:rPr>
+                <w:rFonts w:ascii="Arial" w:hAnsi="Arial" w:cs="Arial"/>
+              </w:rPr>
+            </w:pPr>
+            <w:r>
+              <w:rPr>
+                <w:rFonts w:ascii="Arial" w:hAnsi="Arial" w:cs="Arial"/>
+              </w:rPr>
+              <w:t xml:space="preserve">Problema 2: non permette l’applicazione dei temi su tutte le pagine </w:t>
+            </w:r>
+            <w:r>
+              <w:rPr>
+                <w:rFonts w:ascii="Arial" w:hAnsi="Arial" w:cs="Arial"/>
+              </w:rPr>
+              <w:sym w:font="Wingdings" w:char="F0E0"/>
+            </w:r>
+            <w:r>
+              <w:rPr>
+                <w:rFonts w:ascii="Arial" w:hAnsi="Arial" w:cs="Arial"/>
+              </w:rPr>
+              <w:t xml:space="preserve"> si rompe tutto</w:t>
+            </w:r>
+          </w:p>
+          <w:p>
+            <w:pPr>
+              <w:pStyle w:val="Paragrafoelenco"/>
+              <w:numPr>
+                <w:ilvl w:val="0"/>
+                <w:numId w:val="31"/>
+              </w:numPr>
+              <w:rPr>
+                <w:rFonts w:ascii="Arial" w:hAnsi="Arial" w:cs="Arial"/>
+              </w:rPr>
+            </w:pPr>
+            <w:r>
+              <w:rPr>
+                <w:rFonts w:ascii="Arial" w:hAnsi="Arial" w:cs="Arial"/>
+              </w:rPr>
+              <w:t>Soluzione 2: non ancora trovata</w:t>
+            </w:r>
+          </w:p>
+          <w:p>
+            <w:pPr>
+              <w:rPr>
+                <w:rFonts w:ascii="Arial" w:hAnsi="Arial" w:cs="Arial"/>
+              </w:rPr>
+            </w:pPr>
+          </w:p>
+        </w:tc>
+      </w:tr>
+    </w:tbl>
+    <w:p>
+      <w:pPr>
+        <w:rPr>
+          <w:rFonts w:ascii="Arial" w:hAnsi="Arial" w:cs="Arial"/>
+        </w:rPr>
+      </w:pPr>
+    </w:p>
+    <w:tbl>
+      <w:tblPr>
+        <w:tblStyle w:val="Grigliatabella"/>
+        <w:tblW w:w="0" w:type="auto"/>
+        <w:tblLook w:val="04A0" w:firstRow="1" w:lastRow="0" w:firstColumn="1" w:lastColumn="0" w:noHBand="0" w:noVBand="1"/>
+      </w:tblPr>
+      <w:tblGrid>
+        <w:gridCol w:w="9628"/>
+      </w:tblGrid>
+      <w:tr>
+        <w:tc>
+          <w:tcPr>
+            <w:tcW w:w="9854" w:type="dxa"/>
+            <w:tcBorders>
+              <w:top w:val="single" w:sz="4" w:space="0" w:color="auto"/>
+              <w:left w:val="single" w:sz="4" w:space="0" w:color="auto"/>
+              <w:bottom w:val="single" w:sz="4" w:space="0" w:color="auto"/>
+              <w:right w:val="single" w:sz="4" w:space="0" w:color="auto"/>
+            </w:tcBorders>
+            <w:shd w:val="clear" w:color="auto" w:fill="D9D9D9" w:themeFill="background1" w:themeFillShade="D9"/>
+            <w:hideMark/>
+          </w:tcPr>
+          <w:p>
+            <w:pPr>
+              <w:spacing w:after="200" w:line="276" w:lineRule="auto"/>
+              <w:rPr>
+                <w:rFonts w:ascii="Arial" w:hAnsi="Arial" w:cs="Arial"/>
+              </w:rPr>
+            </w:pPr>
+            <w:r>
+              <w:rPr>
+                <w:rFonts w:ascii="Arial" w:hAnsi="Arial" w:cs="Arial"/>
+              </w:rPr>
+              <w:t>Punto della situazione rispetto alla pianificazione</w:t>
+            </w:r>
+          </w:p>
+        </w:tc>
+      </w:tr>
+      <w:tr>
+        <w:tc>
+          <w:tcPr>
+            <w:tcW w:w="9854" w:type="dxa"/>
+            <w:tcBorders>
+              <w:top w:val="single" w:sz="4" w:space="0" w:color="auto"/>
+              <w:left w:val="single" w:sz="4" w:space="0" w:color="auto"/>
+              <w:bottom w:val="single" w:sz="4" w:space="0" w:color="auto"/>
+              <w:right w:val="single" w:sz="4" w:space="0" w:color="auto"/>
+            </w:tcBorders>
+            <w:hideMark/>
+          </w:tcPr>
+          <w:p>
+            <w:pPr>
+              <w:spacing w:after="200" w:line="276" w:lineRule="auto"/>
+              <w:rPr>
+                <w:rFonts w:ascii="Arial" w:hAnsi="Arial" w:cs="Arial"/>
+              </w:rPr>
+            </w:pPr>
+            <w:r>
+              <w:rPr>
+                <w:rFonts w:ascii="Arial" w:hAnsi="Arial" w:cs="Arial"/>
+              </w:rPr>
+              <w:t xml:space="preserve">Implementazione </w:t>
+            </w:r>
+          </w:p>
+          <w:p>
+            <w:pPr>
+              <w:spacing w:after="200" w:line="276" w:lineRule="auto"/>
+              <w:rPr>
+                <w:rFonts w:ascii="Arial" w:hAnsi="Arial" w:cs="Arial"/>
+              </w:rPr>
+            </w:pPr>
+            <w:r>
+              <w:rPr>
+                <w:rFonts w:ascii="Arial" w:hAnsi="Arial" w:cs="Arial"/>
+              </w:rPr>
+              <w:t>Documentazione: leggermente in ritardo</w:t>
+            </w:r>
+          </w:p>
+        </w:tc>
+      </w:tr>
+    </w:tbl>
+    <w:p>
+      <w:pPr>
+        <w:rPr>
+          <w:rFonts w:ascii="Arial" w:hAnsi="Arial" w:cs="Arial"/>
+        </w:rPr>
+      </w:pPr>
+    </w:p>
+    <w:tbl>
+      <w:tblPr>
+        <w:tblStyle w:val="Grigliatabella"/>
+        <w:tblW w:w="0" w:type="auto"/>
+        <w:tblLook w:val="04A0" w:firstRow="1" w:lastRow="0" w:firstColumn="1" w:lastColumn="0" w:noHBand="0" w:noVBand="1"/>
+      </w:tblPr>
+      <w:tblGrid>
+        <w:gridCol w:w="9628"/>
+      </w:tblGrid>
+      <w:tr>
+        <w:tc>
+          <w:tcPr>
+            <w:tcW w:w="9854" w:type="dxa"/>
+            <w:tcBorders>
+              <w:top w:val="single" w:sz="4" w:space="0" w:color="auto"/>
+              <w:left w:val="single" w:sz="4" w:space="0" w:color="auto"/>
+              <w:bottom w:val="single" w:sz="4" w:space="0" w:color="auto"/>
+              <w:right w:val="single" w:sz="4" w:space="0" w:color="auto"/>
+            </w:tcBorders>
+            <w:shd w:val="clear" w:color="auto" w:fill="D9D9D9" w:themeFill="background1" w:themeFillShade="D9"/>
+            <w:hideMark/>
+          </w:tcPr>
+          <w:p>
+            <w:pPr>
+              <w:spacing w:after="200" w:line="276" w:lineRule="auto"/>
+              <w:rPr>
+                <w:rFonts w:ascii="Arial" w:hAnsi="Arial" w:cs="Arial"/>
+              </w:rPr>
+            </w:pPr>
+            <w:r>
+              <w:rPr>
+                <w:rFonts w:ascii="Arial" w:hAnsi="Arial" w:cs="Arial"/>
+              </w:rPr>
+              <w:t>Programma di massima per la prossima giornata di lavoro</w:t>
+            </w:r>
+          </w:p>
+        </w:tc>
+      </w:tr>
+      <w:tr>
+        <w:tc>
+          <w:tcPr>
+            <w:tcW w:w="9854" w:type="dxa"/>
+            <w:tcBorders>
+              <w:top w:val="single" w:sz="4" w:space="0" w:color="auto"/>
+              <w:left w:val="single" w:sz="4" w:space="0" w:color="auto"/>
+              <w:bottom w:val="single" w:sz="4" w:space="0" w:color="auto"/>
+              <w:right w:val="single" w:sz="4" w:space="0" w:color="auto"/>
+            </w:tcBorders>
+            <w:hideMark/>
+          </w:tcPr>
+          <w:p>
+            <w:pPr>
+              <w:numPr>
+                <w:ilvl w:val="0"/>
+                <w:numId w:val="31"/>
+              </w:numPr>
+              <w:spacing w:line="276" w:lineRule="auto"/>
+              <w:rPr>
+                <w:rFonts w:ascii="Arial" w:hAnsi="Arial" w:cs="Arial"/>
+              </w:rPr>
+            </w:pPr>
+            <w:r>
+              <w:rPr>
+                <w:rFonts w:ascii="Arial" w:hAnsi="Arial" w:cs="Arial"/>
+              </w:rPr>
+              <w:t xml:space="preserve">Unire le pagine </w:t>
+            </w:r>
+            <w:r>
+              <w:rPr>
+                <w:rFonts w:ascii="Arial" w:hAnsi="Arial" w:cs="Arial"/>
+              </w:rPr>
+              <w:sym w:font="Wingdings" w:char="F0E0"/>
+            </w:r>
+            <w:r>
+              <w:rPr>
+                <w:rFonts w:ascii="Arial" w:hAnsi="Arial" w:cs="Arial"/>
+              </w:rPr>
+              <w:t xml:space="preserve"> database a tutto</w:t>
+            </w:r>
+          </w:p>
+          <w:p>
+            <w:pPr>
+              <w:numPr>
+                <w:ilvl w:val="0"/>
+                <w:numId w:val="31"/>
+              </w:numPr>
+              <w:spacing w:line="276" w:lineRule="auto"/>
+              <w:rPr>
+                <w:rFonts w:ascii="Arial" w:hAnsi="Arial" w:cs="Arial"/>
+              </w:rPr>
+            </w:pPr>
+            <w:r>
+              <w:rPr>
+                <w:rFonts w:ascii="Arial" w:hAnsi="Arial" w:cs="Arial"/>
+              </w:rPr>
+              <w:t xml:space="preserve">Continuare </w:t>
+            </w:r>
+            <w:proofErr w:type="spellStart"/>
+            <w:r>
+              <w:rPr>
+                <w:rFonts w:ascii="Arial" w:hAnsi="Arial" w:cs="Arial"/>
+              </w:rPr>
+              <w:t>Gantt</w:t>
+            </w:r>
+            <w:proofErr w:type="spellEnd"/>
+            <w:r>
+              <w:rPr>
+                <w:rFonts w:ascii="Arial" w:hAnsi="Arial" w:cs="Arial"/>
+              </w:rPr>
+              <w:t xml:space="preserve"> Consuntivo</w:t>
+            </w:r>
+          </w:p>
+          <w:p>
+            <w:pPr>
+              <w:numPr>
+                <w:ilvl w:val="0"/>
+                <w:numId w:val="31"/>
+              </w:numPr>
+              <w:spacing w:line="276" w:lineRule="auto"/>
+              <w:rPr>
+                <w:rFonts w:ascii="Arial" w:hAnsi="Arial" w:cs="Arial"/>
+              </w:rPr>
+            </w:pPr>
+            <w:r>
+              <w:rPr>
+                <w:rFonts w:ascii="Arial" w:hAnsi="Arial" w:cs="Arial"/>
+              </w:rPr>
+              <w:t xml:space="preserve">Fare la documentazione </w:t>
+            </w:r>
+            <w:r>
+              <w:rPr>
+                <w:rFonts w:ascii="Arial" w:hAnsi="Arial" w:cs="Arial"/>
+              </w:rPr>
+              <w:sym w:font="Wingdings" w:char="F0E0"/>
+            </w:r>
+            <w:r>
+              <w:rPr>
+                <w:rFonts w:ascii="Arial" w:hAnsi="Arial" w:cs="Arial"/>
+              </w:rPr>
+              <w:t xml:space="preserve"> progettazione + spiegazione sprint</w:t>
+            </w:r>
+          </w:p>
+          <w:p>
+            <w:pPr>
+              <w:numPr>
+                <w:ilvl w:val="0"/>
+                <w:numId w:val="31"/>
+              </w:numPr>
+              <w:spacing w:line="276" w:lineRule="auto"/>
+              <w:rPr>
+                <w:rFonts w:ascii="Arial" w:hAnsi="Arial" w:cs="Arial"/>
+              </w:rPr>
+            </w:pPr>
+            <w:r>
+              <w:rPr>
+                <w:rFonts w:ascii="Arial" w:hAnsi="Arial" w:cs="Arial"/>
+              </w:rPr>
+              <w:t xml:space="preserve">Continuare il calendario </w:t>
+            </w:r>
+            <w:r>
+              <w:rPr>
+                <w:rFonts w:ascii="Arial" w:hAnsi="Arial" w:cs="Arial"/>
+              </w:rPr>
+              <w:sym w:font="Wingdings" w:char="F0E0"/>
+            </w:r>
+            <w:r>
+              <w:rPr>
+                <w:rFonts w:ascii="Arial" w:hAnsi="Arial" w:cs="Arial"/>
+              </w:rPr>
+              <w:t xml:space="preserve"> parametri per attività</w:t>
+            </w:r>
+          </w:p>
+          <w:p>
+            <w:pPr>
+              <w:numPr>
+                <w:ilvl w:val="0"/>
+                <w:numId w:val="31"/>
+              </w:numPr>
+              <w:spacing w:line="276" w:lineRule="auto"/>
+              <w:rPr>
+                <w:rFonts w:ascii="Arial" w:hAnsi="Arial" w:cs="Arial"/>
+              </w:rPr>
+            </w:pPr>
+            <w:r>
+              <w:rPr>
+                <w:rFonts w:ascii="Arial" w:hAnsi="Arial" w:cs="Arial"/>
+              </w:rPr>
+              <w:lastRenderedPageBreak/>
+              <w:t>Aggiungere tema a tutte le pagine</w:t>
+            </w:r>
+          </w:p>
+        </w:tc>
+      </w:tr>
+    </w:tbl>
+    <w:p>
+      <w:pPr>
+        <w:rPr>
+          <w:rFonts w:ascii="Arial" w:hAnsi="Arial" w:cs="Arial"/>
+        </w:rPr>
+      </w:pPr>
+    </w:p>
+    <w:p>
+      <w:pPr>
+        <w:rPr>
+          <w:rFonts w:ascii="Arial" w:hAnsi="Arial" w:cs="Arial"/>
+        </w:rPr>
+      </w:pPr>
+      <w:r>
+        <w:rPr>
+          <w:rFonts w:ascii="Arial" w:hAnsi="Arial" w:cs="Arial"/>
+        </w:rPr>
+        <w:t>Agile - Resoconto</w:t>
+      </w:r>
+    </w:p>
+    <w:p>
+      <w:pPr>
+        <w:rPr>
+          <w:rFonts w:ascii="Arial" w:hAnsi="Arial" w:cs="Arial"/>
+        </w:rPr>
+      </w:pPr>
+    </w:p>
+    <w:tbl>
+      <w:tblPr>
+        <w:tblStyle w:val="Grigliatabella"/>
+        <w:tblW w:w="0" w:type="auto"/>
+        <w:tblLook w:val="04A0" w:firstRow="1" w:lastRow="0" w:firstColumn="1" w:lastColumn="0" w:noHBand="0" w:noVBand="1"/>
+      </w:tblPr>
+      <w:tblGrid>
+        <w:gridCol w:w="9628"/>
+      </w:tblGrid>
+      <w:tr>
+        <w:tc>
+          <w:tcPr>
+            <w:tcW w:w="9854" w:type="dxa"/>
+            <w:tcBorders>
+              <w:top w:val="single" w:sz="4" w:space="0" w:color="auto"/>
+              <w:left w:val="single" w:sz="4" w:space="0" w:color="auto"/>
+              <w:bottom w:val="single" w:sz="4" w:space="0" w:color="auto"/>
+              <w:right w:val="single" w:sz="4" w:space="0" w:color="auto"/>
+            </w:tcBorders>
+            <w:shd w:val="clear" w:color="auto" w:fill="D9D9D9" w:themeFill="background1" w:themeFillShade="D9"/>
+            <w:hideMark/>
+          </w:tcPr>
+          <w:p>
+            <w:pPr>
+              <w:spacing w:after="200" w:line="276" w:lineRule="auto"/>
+              <w:rPr>
+                <w:rFonts w:ascii="Arial" w:hAnsi="Arial" w:cs="Arial"/>
+              </w:rPr>
+            </w:pPr>
+            <w:proofErr w:type="spellStart"/>
+            <w:r>
+              <w:rPr>
+                <w:rFonts w:ascii="Arial" w:hAnsi="Arial" w:cs="Arial"/>
+              </w:rPr>
+              <w:t>Daily</w:t>
+            </w:r>
+            <w:proofErr w:type="spellEnd"/>
+            <w:r>
+              <w:rPr>
+                <w:rFonts w:ascii="Arial" w:hAnsi="Arial" w:cs="Arial"/>
+              </w:rPr>
+              <w:t xml:space="preserve"> </w:t>
+            </w:r>
+            <w:proofErr w:type="spellStart"/>
+            <w:r>
+              <w:rPr>
+                <w:rFonts w:ascii="Arial" w:hAnsi="Arial" w:cs="Arial"/>
+              </w:rPr>
+              <w:t>Scrum</w:t>
+            </w:r>
+            <w:proofErr w:type="spellEnd"/>
+          </w:p>
+        </w:tc>
+      </w:tr>
+      <w:tr>
+        <w:tc>
+          <w:tcPr>
+            <w:tcW w:w="9854" w:type="dxa"/>
+            <w:tcBorders>
+              <w:top w:val="single" w:sz="4" w:space="0" w:color="auto"/>
+              <w:left w:val="single" w:sz="4" w:space="0" w:color="auto"/>
+              <w:bottom w:val="single" w:sz="4" w:space="0" w:color="auto"/>
+              <w:right w:val="single" w:sz="4" w:space="0" w:color="auto"/>
+            </w:tcBorders>
+            <w:hideMark/>
+          </w:tcPr>
+          <w:p>
+            <w:pPr>
+              <w:numPr>
+                <w:ilvl w:val="0"/>
+                <w:numId w:val="31"/>
+              </w:numPr>
+              <w:spacing w:line="276" w:lineRule="auto"/>
+              <w:rPr>
+                <w:rFonts w:ascii="Arial" w:hAnsi="Arial" w:cs="Arial"/>
+              </w:rPr>
+            </w:pPr>
+            <w:r>
+              <w:rPr>
+                <w:rFonts w:ascii="Arial" w:hAnsi="Arial" w:cs="Arial"/>
+              </w:rPr>
+              <w:t>9:00</w:t>
+            </w:r>
+          </w:p>
+          <w:p>
+            <w:pPr>
+              <w:numPr>
+                <w:ilvl w:val="0"/>
+                <w:numId w:val="31"/>
+              </w:numPr>
+              <w:spacing w:line="276" w:lineRule="auto"/>
+              <w:rPr>
+                <w:rFonts w:ascii="Arial" w:hAnsi="Arial" w:cs="Arial"/>
+              </w:rPr>
+            </w:pPr>
+            <w:r>
+              <w:rPr>
+                <w:rFonts w:ascii="Arial" w:hAnsi="Arial" w:cs="Arial"/>
+              </w:rPr>
+              <w:t>Non sono emersi problemi rilevanti</w:t>
+            </w:r>
+          </w:p>
+          <w:p>
+            <w:pPr>
+              <w:numPr>
+                <w:ilvl w:val="0"/>
+                <w:numId w:val="31"/>
+              </w:numPr>
+              <w:spacing w:line="276" w:lineRule="auto"/>
+              <w:rPr>
+                <w:rFonts w:ascii="Arial" w:hAnsi="Arial" w:cs="Arial"/>
+              </w:rPr>
+            </w:pPr>
+            <w:r>
+              <w:rPr>
+                <w:rFonts w:ascii="Arial" w:hAnsi="Arial" w:cs="Arial"/>
+              </w:rPr>
+              <w:t xml:space="preserve">Discussione </w:t>
+            </w:r>
+            <w:proofErr w:type="gramStart"/>
+            <w:r>
+              <w:rPr>
+                <w:rFonts w:ascii="Arial" w:hAnsi="Arial" w:cs="Arial"/>
+              </w:rPr>
+              <w:t>sul review</w:t>
+            </w:r>
+            <w:proofErr w:type="gramEnd"/>
+            <w:r>
+              <w:rPr>
+                <w:rFonts w:ascii="Arial" w:hAnsi="Arial" w:cs="Arial"/>
+              </w:rPr>
+              <w:t xml:space="preserve"> </w:t>
+            </w:r>
+            <w:r>
+              <w:rPr>
+                <w:rFonts w:ascii="Arial" w:hAnsi="Arial" w:cs="Arial"/>
+              </w:rPr>
+              <w:sym w:font="Wingdings" w:char="F0E0"/>
+            </w:r>
+            <w:r>
+              <w:rPr>
+                <w:rFonts w:ascii="Arial" w:hAnsi="Arial" w:cs="Arial"/>
+              </w:rPr>
+              <w:t xml:space="preserve"> presentarlo alla prof</w:t>
+            </w:r>
+          </w:p>
+        </w:tc>
+      </w:tr>
+    </w:tbl>
+    <w:p>
+      <w:pPr>
+        <w:rPr>
+          <w:rFonts w:ascii="Arial" w:hAnsi="Arial" w:cs="Arial"/>
+        </w:rPr>
+      </w:pPr>
+    </w:p>
+    <w:tbl>
+      <w:tblPr>
+        <w:tblStyle w:val="Grigliatabella"/>
+        <w:tblW w:w="0" w:type="auto"/>
+        <w:tblLook w:val="04A0" w:firstRow="1" w:lastRow="0" w:firstColumn="1" w:lastColumn="0" w:noHBand="0" w:noVBand="1"/>
+      </w:tblPr>
+      <w:tblGrid>
+        <w:gridCol w:w="9628"/>
+      </w:tblGrid>
+      <w:tr>
+        <w:tc>
+          <w:tcPr>
+            <w:tcW w:w="9854" w:type="dxa"/>
+            <w:tcBorders>
+              <w:top w:val="single" w:sz="4" w:space="0" w:color="auto"/>
+              <w:left w:val="single" w:sz="4" w:space="0" w:color="auto"/>
+              <w:bottom w:val="single" w:sz="4" w:space="0" w:color="auto"/>
+              <w:right w:val="single" w:sz="4" w:space="0" w:color="auto"/>
+            </w:tcBorders>
+            <w:shd w:val="clear" w:color="auto" w:fill="D9D9D9" w:themeFill="background1" w:themeFillShade="D9"/>
+            <w:hideMark/>
+          </w:tcPr>
+          <w:p>
+            <w:pPr>
+              <w:spacing w:after="200" w:line="276" w:lineRule="auto"/>
+              <w:rPr>
+                <w:rFonts w:ascii="Arial" w:hAnsi="Arial" w:cs="Arial"/>
+              </w:rPr>
+            </w:pPr>
+            <w:r>
+              <w:rPr>
+                <w:rFonts w:ascii="Arial" w:hAnsi="Arial" w:cs="Arial"/>
+              </w:rPr>
+              <w:t>Sprint Planning</w:t>
+            </w:r>
+          </w:p>
+        </w:tc>
+      </w:tr>
+      <w:tr>
+        <w:tc>
+          <w:tcPr>
+            <w:tcW w:w="9854" w:type="dxa"/>
+            <w:tcBorders>
+              <w:top w:val="single" w:sz="4" w:space="0" w:color="auto"/>
+              <w:left w:val="single" w:sz="4" w:space="0" w:color="auto"/>
+              <w:bottom w:val="single" w:sz="4" w:space="0" w:color="auto"/>
+              <w:right w:val="single" w:sz="4" w:space="0" w:color="auto"/>
+            </w:tcBorders>
+          </w:tcPr>
+          <w:p>
+            <w:pPr>
+              <w:spacing w:after="200" w:line="276" w:lineRule="auto"/>
+              <w:rPr>
+                <w:rFonts w:ascii="Arial" w:hAnsi="Arial" w:cs="Arial"/>
+              </w:rPr>
+            </w:pPr>
+          </w:p>
+        </w:tc>
+      </w:tr>
+    </w:tbl>
+    <w:p>
+      <w:pPr>
+        <w:rPr>
+          <w:rFonts w:ascii="Arial" w:hAnsi="Arial" w:cs="Arial"/>
+        </w:rPr>
+      </w:pPr>
+    </w:p>
+    <w:tbl>
+      <w:tblPr>
+        <w:tblStyle w:val="Grigliatabella"/>
+        <w:tblW w:w="0" w:type="auto"/>
+        <w:tblLook w:val="04A0" w:firstRow="1" w:lastRow="0" w:firstColumn="1" w:lastColumn="0" w:noHBand="0" w:noVBand="1"/>
+      </w:tblPr>
+      <w:tblGrid>
+        <w:gridCol w:w="9628"/>
+      </w:tblGrid>
+      <w:tr>
+        <w:tc>
+          <w:tcPr>
+            <w:tcW w:w="9854" w:type="dxa"/>
+            <w:tcBorders>
+              <w:top w:val="single" w:sz="4" w:space="0" w:color="auto"/>
+              <w:left w:val="single" w:sz="4" w:space="0" w:color="auto"/>
+              <w:bottom w:val="single" w:sz="4" w:space="0" w:color="auto"/>
+              <w:right w:val="single" w:sz="4" w:space="0" w:color="auto"/>
+            </w:tcBorders>
+            <w:shd w:val="clear" w:color="auto" w:fill="D9D9D9" w:themeFill="background1" w:themeFillShade="D9"/>
+            <w:hideMark/>
+          </w:tcPr>
+          <w:p>
+            <w:pPr>
+              <w:spacing w:after="200" w:line="276" w:lineRule="auto"/>
+              <w:rPr>
+                <w:rFonts w:ascii="Arial" w:hAnsi="Arial" w:cs="Arial"/>
+              </w:rPr>
+            </w:pPr>
+            <w:r>
+              <w:rPr>
+                <w:rFonts w:ascii="Arial" w:hAnsi="Arial" w:cs="Arial"/>
+              </w:rPr>
+              <w:t>Sprint Review</w:t>
+            </w:r>
+          </w:p>
+        </w:tc>
+      </w:tr>
+      <w:tr>
+        <w:tc>
+          <w:tcPr>
+            <w:tcW w:w="9854" w:type="dxa"/>
+            <w:tcBorders>
+              <w:top w:val="single" w:sz="4" w:space="0" w:color="auto"/>
+              <w:left w:val="single" w:sz="4" w:space="0" w:color="auto"/>
+              <w:bottom w:val="single" w:sz="4" w:space="0" w:color="auto"/>
+              <w:right w:val="single" w:sz="4" w:space="0" w:color="auto"/>
+            </w:tcBorders>
+          </w:tcPr>
+          <w:p>
+            <w:pPr>
+              <w:spacing w:after="200" w:line="276" w:lineRule="auto"/>
+              <w:rPr>
+                <w:rFonts w:ascii="Arial" w:hAnsi="Arial" w:cs="Arial"/>
+              </w:rPr>
+            </w:pPr>
+            <w:r>
+              <w:rPr>
+                <w:rFonts w:ascii="Arial" w:hAnsi="Arial" w:cs="Arial"/>
+              </w:rPr>
+              <w:t xml:space="preserve">Note </w:t>
+            </w:r>
+            <w:proofErr w:type="spellStart"/>
+            <w:r>
+              <w:rPr>
+                <w:rFonts w:ascii="Arial" w:hAnsi="Arial" w:cs="Arial"/>
+              </w:rPr>
+              <w:t>soressa</w:t>
+            </w:r>
+            <w:proofErr w:type="spellEnd"/>
+            <w:r>
+              <w:rPr>
+                <w:rFonts w:ascii="Arial" w:hAnsi="Arial" w:cs="Arial"/>
+              </w:rPr>
+              <w:t>:</w:t>
+            </w:r>
+          </w:p>
+          <w:p>
+            <w:pPr>
+              <w:pStyle w:val="Paragrafoelenco"/>
+              <w:numPr>
+                <w:ilvl w:val="0"/>
+                <w:numId w:val="31"/>
+              </w:numPr>
+              <w:rPr>
+                <w:rFonts w:ascii="Arial" w:hAnsi="Arial" w:cs="Arial"/>
+              </w:rPr>
+            </w:pPr>
+            <w:r>
+              <w:rPr>
+                <w:rFonts w:ascii="Arial" w:hAnsi="Arial" w:cs="Arial"/>
+              </w:rPr>
+              <w:t>Aggiungere la possibilità di vedere la password prima di confermare</w:t>
+            </w:r>
+          </w:p>
+          <w:p>
+            <w:pPr>
+              <w:pStyle w:val="Paragrafoelenco"/>
+              <w:numPr>
+                <w:ilvl w:val="0"/>
+                <w:numId w:val="31"/>
+              </w:numPr>
+              <w:rPr>
+                <w:rFonts w:ascii="Arial" w:hAnsi="Arial" w:cs="Arial"/>
+              </w:rPr>
+            </w:pPr>
+            <w:r>
+              <w:rPr>
+                <w:rFonts w:ascii="Arial" w:hAnsi="Arial" w:cs="Arial"/>
+              </w:rPr>
+              <w:t>Doppio inserimento password</w:t>
+            </w:r>
+          </w:p>
+          <w:p>
+            <w:pPr>
+              <w:pStyle w:val="Paragrafoelenco"/>
+              <w:numPr>
+                <w:ilvl w:val="0"/>
+                <w:numId w:val="31"/>
+              </w:numPr>
+              <w:rPr>
+                <w:rFonts w:ascii="Arial" w:hAnsi="Arial" w:cs="Arial"/>
+              </w:rPr>
+            </w:pPr>
+            <w:r>
+              <w:rPr>
+                <w:rFonts w:ascii="Arial" w:hAnsi="Arial" w:cs="Arial"/>
+              </w:rPr>
+              <w:t xml:space="preserve">Data di nascita da cambiare </w:t>
+            </w:r>
+            <w:r>
+              <w:rPr>
+                <w:rFonts w:ascii="Arial" w:hAnsi="Arial" w:cs="Arial"/>
+              </w:rPr>
+              <w:sym w:font="Wingdings" w:char="F0E0"/>
+            </w:r>
+            <w:r>
+              <w:rPr>
+                <w:rFonts w:ascii="Arial" w:hAnsi="Arial" w:cs="Arial"/>
+              </w:rPr>
+              <w:t xml:space="preserve"> o farla partire dal 2008 o metterla testuale</w:t>
+            </w:r>
+          </w:p>
+          <w:p>
+            <w:pPr>
+              <w:pStyle w:val="Paragrafoelenco"/>
+              <w:numPr>
+                <w:ilvl w:val="0"/>
+                <w:numId w:val="31"/>
+              </w:numPr>
+              <w:rPr>
+                <w:rFonts w:ascii="Arial" w:hAnsi="Arial" w:cs="Arial"/>
+              </w:rPr>
+            </w:pPr>
+            <w:proofErr w:type="spellStart"/>
+            <w:r>
+              <w:rPr>
+                <w:rFonts w:ascii="Arial" w:hAnsi="Arial" w:cs="Arial"/>
+              </w:rPr>
+              <w:t>Primary</w:t>
+            </w:r>
+            <w:proofErr w:type="spellEnd"/>
+            <w:r>
+              <w:rPr>
+                <w:rFonts w:ascii="Arial" w:hAnsi="Arial" w:cs="Arial"/>
+              </w:rPr>
+              <w:t xml:space="preserve"> key nel database per lo username</w:t>
+            </w:r>
+          </w:p>
+          <w:p>
+            <w:pPr>
+              <w:pStyle w:val="Paragrafoelenco"/>
+              <w:numPr>
+                <w:ilvl w:val="0"/>
+                <w:numId w:val="31"/>
+              </w:numPr>
+              <w:rPr>
+                <w:rFonts w:ascii="Arial" w:hAnsi="Arial" w:cs="Arial"/>
+              </w:rPr>
+            </w:pPr>
+            <w:r>
+              <w:rPr>
+                <w:rFonts w:ascii="Arial" w:hAnsi="Arial" w:cs="Arial"/>
+              </w:rPr>
+              <w:t>Scrivere sprint nella progettazione</w:t>
+            </w:r>
+          </w:p>
+          <w:p>
+            <w:pPr>
+              <w:pStyle w:val="Paragrafoelenco"/>
+              <w:numPr>
+                <w:ilvl w:val="0"/>
+                <w:numId w:val="31"/>
+              </w:numPr>
+              <w:rPr>
+                <w:rFonts w:ascii="Arial" w:hAnsi="Arial" w:cs="Arial"/>
+              </w:rPr>
+            </w:pPr>
+            <w:r>
+              <w:rPr>
+                <w:rFonts w:ascii="Arial" w:hAnsi="Arial" w:cs="Arial"/>
+              </w:rPr>
+              <w:t>Togliere modifica dello username nel profilo</w:t>
+            </w:r>
+          </w:p>
+          <w:p>
+            <w:pPr>
+              <w:pStyle w:val="Paragrafoelenco"/>
+              <w:numPr>
+                <w:ilvl w:val="0"/>
+                <w:numId w:val="31"/>
+              </w:numPr>
+              <w:rPr>
+                <w:rFonts w:ascii="Arial" w:hAnsi="Arial" w:cs="Arial"/>
+              </w:rPr>
+            </w:pPr>
+            <w:r>
+              <w:rPr>
+                <w:rFonts w:ascii="Arial" w:hAnsi="Arial" w:cs="Arial"/>
+              </w:rPr>
+              <w:t xml:space="preserve">Fare il programma o in italiano o inglese </w:t>
+            </w:r>
+            <w:r>
+              <w:rPr>
+                <w:rFonts w:ascii="Arial" w:hAnsi="Arial" w:cs="Arial"/>
+              </w:rPr>
+              <w:sym w:font="Wingdings" w:char="F0E0"/>
+            </w:r>
+            <w:r>
+              <w:rPr>
+                <w:rFonts w:ascii="Arial" w:hAnsi="Arial" w:cs="Arial"/>
+              </w:rPr>
+              <w:t xml:space="preserve"> No Mix</w:t>
+            </w:r>
+          </w:p>
+          <w:p>
+            <w:pPr>
+              <w:pStyle w:val="Paragrafoelenco"/>
+              <w:numPr>
+                <w:ilvl w:val="0"/>
+                <w:numId w:val="31"/>
+              </w:numPr>
+              <w:rPr>
+                <w:rFonts w:ascii="Arial" w:hAnsi="Arial" w:cs="Arial"/>
+              </w:rPr>
+            </w:pPr>
+            <w:r>
+              <w:rPr>
+                <w:rFonts w:ascii="Arial" w:hAnsi="Arial" w:cs="Arial"/>
+              </w:rPr>
+              <w:t>Valutare ordine Task</w:t>
+            </w:r>
+          </w:p>
+          <w:p>
+            <w:pPr>
+              <w:pStyle w:val="Paragrafoelenco"/>
+              <w:numPr>
+                <w:ilvl w:val="0"/>
+                <w:numId w:val="31"/>
+              </w:numPr>
+              <w:rPr>
+                <w:rFonts w:ascii="Arial" w:hAnsi="Arial" w:cs="Arial"/>
+              </w:rPr>
+            </w:pPr>
+            <w:r>
+              <w:rPr>
+                <w:rFonts w:ascii="Arial" w:hAnsi="Arial" w:cs="Arial"/>
+              </w:rPr>
+              <w:t>Valutazione: 3.9</w:t>
+            </w:r>
+          </w:p>
+        </w:tc>
+      </w:tr>
+    </w:tbl>
+    <w:p>
+      <w:pPr>
+        <w:rPr>
+          <w:rFonts w:ascii="Arial" w:hAnsi="Arial" w:cs="Arial"/>
+        </w:rPr>
+      </w:pPr>
+    </w:p>
+    <w:tbl>
+      <w:tblPr>
+        <w:tblStyle w:val="Grigliatabella"/>
+        <w:tblW w:w="0" w:type="auto"/>
+        <w:tblLook w:val="04A0" w:firstRow="1" w:lastRow="0" w:firstColumn="1" w:lastColumn="0" w:noHBand="0" w:noVBand="1"/>
+      </w:tblPr>
+      <w:tblGrid>
+        <w:gridCol w:w="9628"/>
+      </w:tblGrid>
+      <w:tr>
+        <w:tc>
+          <w:tcPr>
+            <w:tcW w:w="9854" w:type="dxa"/>
+            <w:tcBorders>
+              <w:top w:val="single" w:sz="4" w:space="0" w:color="auto"/>
+              <w:left w:val="single" w:sz="4" w:space="0" w:color="auto"/>
+              <w:bottom w:val="single" w:sz="4" w:space="0" w:color="auto"/>
+              <w:right w:val="single" w:sz="4" w:space="0" w:color="auto"/>
+            </w:tcBorders>
+            <w:shd w:val="clear" w:color="auto" w:fill="D9D9D9" w:themeFill="background1" w:themeFillShade="D9"/>
+            <w:hideMark/>
+          </w:tcPr>
+          <w:p>
+            <w:pPr>
+              <w:spacing w:after="200" w:line="276" w:lineRule="auto"/>
+              <w:rPr>
+                <w:rFonts w:ascii="Arial" w:hAnsi="Arial" w:cs="Arial"/>
+              </w:rPr>
+            </w:pPr>
+            <w:r>
+              <w:rPr>
+                <w:rFonts w:ascii="Arial" w:hAnsi="Arial" w:cs="Arial"/>
+              </w:rPr>
+              <w:t xml:space="preserve">Sprint </w:t>
+            </w:r>
+            <w:proofErr w:type="spellStart"/>
+            <w:r>
+              <w:rPr>
+                <w:rFonts w:ascii="Arial" w:hAnsi="Arial" w:cs="Arial"/>
+              </w:rPr>
+              <w:t>Retrospective</w:t>
+            </w:r>
+            <w:proofErr w:type="spellEnd"/>
+          </w:p>
+        </w:tc>
+      </w:tr>
+      <w:tr>
+        <w:tc>
+          <w:tcPr>
+            <w:tcW w:w="9854" w:type="dxa"/>
+            <w:tcBorders>
+              <w:top w:val="single" w:sz="4" w:space="0" w:color="auto"/>
+              <w:left w:val="single" w:sz="4" w:space="0" w:color="auto"/>
+              <w:bottom w:val="single" w:sz="4" w:space="0" w:color="auto"/>
+              <w:right w:val="single" w:sz="4" w:space="0" w:color="auto"/>
+            </w:tcBorders>
+          </w:tcPr>
+          <w:p>
+            <w:pPr>
+              <w:pStyle w:val="Paragrafoelenco"/>
+              <w:numPr>
+                <w:ilvl w:val="0"/>
+                <w:numId w:val="31"/>
+              </w:numPr>
+              <w:rPr>
+                <w:rFonts w:ascii="Arial" w:hAnsi="Arial" w:cs="Arial"/>
+              </w:rPr>
+            </w:pPr>
+            <w:r>
+              <w:rPr>
+                <w:rFonts w:ascii="Arial" w:hAnsi="Arial" w:cs="Arial"/>
+              </w:rPr>
+              <w:t>Tutte le user stories sono</w:t>
+            </w:r>
+            <w:r>
+              <w:rPr>
+                <w:rFonts w:ascii="Arial" w:hAnsi="Arial" w:cs="Arial"/>
+              </w:rPr>
+              <w:t xml:space="preserve"> parzialmente completate perché i profili non sono stati ancora uniti perciò la pagina di calendario e di profilo non ha un database</w:t>
+            </w:r>
+          </w:p>
+          <w:p>
+            <w:pPr>
+              <w:pStyle w:val="Paragrafoelenco"/>
+              <w:numPr>
+                <w:ilvl w:val="0"/>
+                <w:numId w:val="31"/>
+              </w:numPr>
+              <w:rPr>
+                <w:rFonts w:ascii="Arial" w:hAnsi="Arial" w:cs="Arial"/>
+              </w:rPr>
+            </w:pPr>
+            <w:r>
+              <w:rPr>
+                <w:rFonts w:ascii="Arial" w:hAnsi="Arial" w:cs="Arial"/>
+              </w:rPr>
+              <w:t>Nel prossimo Sprint avere già tutto unito</w:t>
+            </w:r>
+          </w:p>
+          <w:p>
+            <w:pPr>
+              <w:pStyle w:val="Paragrafoelenco"/>
+              <w:numPr>
+                <w:ilvl w:val="0"/>
+                <w:numId w:val="31"/>
+              </w:numPr>
+              <w:rPr>
+                <w:rFonts w:ascii="Arial" w:hAnsi="Arial" w:cs="Arial"/>
+              </w:rPr>
+            </w:pPr>
+            <w:r>
+              <w:rPr>
+                <w:rFonts w:ascii="Arial" w:hAnsi="Arial" w:cs="Arial"/>
+              </w:rPr>
+              <w:t xml:space="preserve">Sistemare ciò che la </w:t>
+            </w:r>
+            <w:proofErr w:type="spellStart"/>
+            <w:r>
+              <w:rPr>
+                <w:rFonts w:ascii="Arial" w:hAnsi="Arial" w:cs="Arial"/>
+              </w:rPr>
+              <w:t>soressa</w:t>
+            </w:r>
+            <w:proofErr w:type="spellEnd"/>
+            <w:r>
+              <w:rPr>
+                <w:rFonts w:ascii="Arial" w:hAnsi="Arial" w:cs="Arial"/>
+              </w:rPr>
+              <w:t xml:space="preserve"> ha notato</w:t>
+            </w:r>
+          </w:p>
+          <w:p>
+            <w:pPr>
+              <w:pStyle w:val="Paragrafoelenco"/>
+              <w:numPr>
+                <w:ilvl w:val="0"/>
+                <w:numId w:val="31"/>
+              </w:numPr>
+              <w:rPr>
+                <w:rFonts w:ascii="Arial" w:hAnsi="Arial" w:cs="Arial"/>
+              </w:rPr>
+            </w:pPr>
+            <w:r>
+              <w:rPr>
+                <w:rFonts w:ascii="Arial" w:hAnsi="Arial" w:cs="Arial"/>
+              </w:rPr>
+              <w:t>Sperare che .NET MAUI non dia più problemi con la compilazione</w:t>
+            </w:r>
           </w:p>
         </w:tc>
       </w:tr>
@@ -11960,6 +14154,7 @@
     <w:rsid w:val="006D01E3"/>
     <w:rsid w:val="00724B9C"/>
     <w:rsid w:val="00754822"/>
+    <w:rsid w:val="00773F7E"/>
     <w:rsid w:val="007778E5"/>
     <w:rsid w:val="007839C7"/>
     <w:rsid w:val="00793912"/>
@@ -12009,6 +14204,7 @@
     <w:rsid w:val="00D07130"/>
     <w:rsid w:val="00D07A71"/>
     <w:rsid w:val="00D256F5"/>
+    <w:rsid w:val="00D40A7A"/>
     <w:rsid w:val="00D45718"/>
     <w:rsid w:val="00D6666A"/>
     <w:rsid w:val="00D81F90"/>

--- a/4_Diari/Diario - OraX.docx
+++ b/4_Diari/Diario - OraX.docx
@@ -3163,6 +3163,7 @@
               <w:rPr>
                 <w:rFonts w:ascii="Arial" w:hAnsi="Arial" w:cs="Arial"/>
               </w:rPr>
+              <w:lastRenderedPageBreak/>
               <w:t>Luogo</w:t>
             </w:r>
           </w:p>
@@ -4049,6 +4050,7 @@
               <w:rPr>
                 <w:rFonts w:ascii="Arial" w:hAnsi="Arial" w:cs="Arial"/>
               </w:rPr>
+              <w:lastRenderedPageBreak/>
               <w:t>Sprint Retrospective</w:t>
             </w:r>
           </w:p>
@@ -4118,6 +4120,7 @@
               <w:rPr>
                 <w:rFonts w:ascii="Arial" w:hAnsi="Arial" w:cs="Arial"/>
               </w:rPr>
+              <w:lastRenderedPageBreak/>
               <w:t>Luogo</w:t>
             </w:r>
           </w:p>
@@ -4930,6 +4933,7 @@
               <w:rPr>
                 <w:rFonts w:ascii="Arial" w:hAnsi="Arial" w:cs="Arial"/>
               </w:rPr>
+              <w:lastRenderedPageBreak/>
               <w:t>Luogo</w:t>
             </w:r>
           </w:p>
@@ -5558,6 +5562,7 @@
               <w:rPr>
                 <w:rFonts w:ascii="Arial" w:hAnsi="Arial" w:cs="Arial"/>
               </w:rPr>
+              <w:lastRenderedPageBreak/>
               <w:t>Applicare DB anche al calendario</w:t>
             </w:r>
           </w:p>
@@ -5927,6 +5932,3937 @@
           <w:p>
             <w:pPr>
               <w:spacing w:after="200" w:line="276" w:lineRule="auto"/>
+              <w:rPr>
+                <w:rFonts w:ascii="Arial" w:hAnsi="Arial" w:cs="Arial"/>
+              </w:rPr>
+            </w:pPr>
+          </w:p>
+        </w:tc>
+      </w:tr>
+    </w:tbl>
+    <w:p>
+      <w:pPr>
+        <w:rPr>
+          <w:rFonts w:ascii="Arial" w:hAnsi="Arial" w:cs="Arial"/>
+        </w:rPr>
+      </w:pPr>
+    </w:p>
+    <w:p>
+      <w:pPr>
+        <w:rPr>
+          <w:rFonts w:ascii="Arial" w:hAnsi="Arial" w:cs="Arial"/>
+        </w:rPr>
+      </w:pPr>
+      <w:r>
+        <w:rPr>
+          <w:rFonts w:ascii="Arial" w:hAnsi="Arial" w:cs="Arial"/>
+        </w:rPr>
+        <w:br w:type="page"/>
+      </w:r>
+    </w:p>
+    <w:tbl>
+      <w:tblPr>
+        <w:tblStyle w:val="Grigliatabella"/>
+        <w:tblW w:w="9634" w:type="dxa"/>
+        <w:tblLook w:val="04A0" w:firstRow="1" w:lastRow="0" w:firstColumn="1" w:lastColumn="0" w:noHBand="0" w:noVBand="1"/>
+      </w:tblPr>
+      <w:tblGrid>
+        <w:gridCol w:w="4803"/>
+        <w:gridCol w:w="4831"/>
+      </w:tblGrid>
+      <w:tr>
+        <w:trPr>
+          <w:trHeight w:hRule="exact" w:val="397"/>
+        </w:trPr>
+        <w:tc>
+          <w:tcPr>
+            <w:tcW w:w="4803" w:type="dxa"/>
+            <w:tcBorders>
+              <w:top w:val="single" w:sz="4" w:space="0" w:color="auto"/>
+              <w:left w:val="single" w:sz="4" w:space="0" w:color="auto"/>
+              <w:bottom w:val="single" w:sz="4" w:space="0" w:color="auto"/>
+              <w:right w:val="single" w:sz="4" w:space="0" w:color="auto"/>
+            </w:tcBorders>
+            <w:vAlign w:val="center"/>
+            <w:hideMark/>
+          </w:tcPr>
+          <w:p>
+            <w:pPr>
+              <w:spacing w:after="200" w:line="276" w:lineRule="auto"/>
+              <w:rPr>
+                <w:rFonts w:ascii="Arial" w:hAnsi="Arial" w:cs="Arial"/>
+              </w:rPr>
+            </w:pPr>
+            <w:r>
+              <w:rPr>
+                <w:rFonts w:ascii="Arial" w:hAnsi="Arial" w:cs="Arial"/>
+              </w:rPr>
+              <w:lastRenderedPageBreak/>
+              <w:t>Luogo</w:t>
+            </w:r>
+          </w:p>
+        </w:tc>
+        <w:tc>
+          <w:tcPr>
+            <w:tcW w:w="4831" w:type="dxa"/>
+            <w:tcBorders>
+              <w:top w:val="single" w:sz="4" w:space="0" w:color="auto"/>
+              <w:left w:val="single" w:sz="4" w:space="0" w:color="auto"/>
+              <w:bottom w:val="single" w:sz="4" w:space="0" w:color="auto"/>
+              <w:right w:val="single" w:sz="4" w:space="0" w:color="auto"/>
+            </w:tcBorders>
+            <w:vAlign w:val="center"/>
+            <w:hideMark/>
+          </w:tcPr>
+          <w:p>
+            <w:pPr>
+              <w:spacing w:after="200" w:line="276" w:lineRule="auto"/>
+              <w:rPr>
+                <w:rFonts w:ascii="Arial" w:hAnsi="Arial" w:cs="Arial"/>
+              </w:rPr>
+            </w:pPr>
+            <w:r>
+              <w:rPr>
+                <w:rFonts w:ascii="Arial" w:hAnsi="Arial" w:cs="Arial"/>
+              </w:rPr>
+              <w:t>Canobbio</w:t>
+            </w:r>
+          </w:p>
+        </w:tc>
+      </w:tr>
+      <w:tr>
+        <w:trPr>
+          <w:trHeight w:hRule="exact" w:val="397"/>
+        </w:trPr>
+        <w:tc>
+          <w:tcPr>
+            <w:tcW w:w="4803" w:type="dxa"/>
+            <w:tcBorders>
+              <w:top w:val="single" w:sz="4" w:space="0" w:color="auto"/>
+              <w:left w:val="single" w:sz="4" w:space="0" w:color="auto"/>
+              <w:bottom w:val="single" w:sz="4" w:space="0" w:color="auto"/>
+              <w:right w:val="single" w:sz="4" w:space="0" w:color="auto"/>
+            </w:tcBorders>
+            <w:vAlign w:val="center"/>
+            <w:hideMark/>
+          </w:tcPr>
+          <w:p>
+            <w:pPr>
+              <w:spacing w:after="200" w:line="276" w:lineRule="auto"/>
+              <w:rPr>
+                <w:rFonts w:ascii="Arial" w:hAnsi="Arial" w:cs="Arial"/>
+              </w:rPr>
+            </w:pPr>
+            <w:r>
+              <w:rPr>
+                <w:rFonts w:ascii="Arial" w:hAnsi="Arial" w:cs="Arial"/>
+              </w:rPr>
+              <w:t>Data</w:t>
+            </w:r>
+          </w:p>
+        </w:tc>
+        <w:tc>
+          <w:tcPr>
+            <w:tcW w:w="4831" w:type="dxa"/>
+            <w:tcBorders>
+              <w:top w:val="single" w:sz="4" w:space="0" w:color="auto"/>
+              <w:left w:val="single" w:sz="4" w:space="0" w:color="auto"/>
+              <w:bottom w:val="single" w:sz="4" w:space="0" w:color="auto"/>
+              <w:right w:val="single" w:sz="4" w:space="0" w:color="auto"/>
+            </w:tcBorders>
+            <w:vAlign w:val="center"/>
+            <w:hideMark/>
+          </w:tcPr>
+          <w:p>
+            <w:pPr>
+              <w:spacing w:after="200" w:line="276" w:lineRule="auto"/>
+              <w:rPr>
+                <w:rFonts w:ascii="Arial" w:hAnsi="Arial" w:cs="Arial"/>
+              </w:rPr>
+            </w:pPr>
+            <w:r>
+              <w:rPr>
+                <w:rFonts w:ascii="Arial" w:hAnsi="Arial" w:cs="Arial"/>
+              </w:rPr>
+              <w:t>20</w:t>
+            </w:r>
+            <w:r>
+              <w:rPr>
+                <w:rFonts w:ascii="Arial" w:hAnsi="Arial" w:cs="Arial"/>
+              </w:rPr>
+              <w:t>.03.2026</w:t>
+            </w:r>
+          </w:p>
+        </w:tc>
+      </w:tr>
+    </w:tbl>
+    <w:p>
+      <w:pPr>
+        <w:rPr>
+          <w:rFonts w:ascii="Arial" w:hAnsi="Arial" w:cs="Arial"/>
+        </w:rPr>
+      </w:pPr>
+    </w:p>
+    <w:tbl>
+      <w:tblPr>
+        <w:tblStyle w:val="Grigliatabella"/>
+        <w:tblW w:w="0" w:type="auto"/>
+        <w:tblLook w:val="04A0" w:firstRow="1" w:lastRow="0" w:firstColumn="1" w:lastColumn="0" w:noHBand="0" w:noVBand="1"/>
+      </w:tblPr>
+      <w:tblGrid>
+        <w:gridCol w:w="9628"/>
+      </w:tblGrid>
+      <w:tr>
+        <w:tc>
+          <w:tcPr>
+            <w:tcW w:w="9854" w:type="dxa"/>
+            <w:tcBorders>
+              <w:top w:val="single" w:sz="4" w:space="0" w:color="auto"/>
+              <w:left w:val="single" w:sz="4" w:space="0" w:color="auto"/>
+              <w:bottom w:val="single" w:sz="4" w:space="0" w:color="auto"/>
+              <w:right w:val="single" w:sz="4" w:space="0" w:color="auto"/>
+            </w:tcBorders>
+            <w:shd w:val="clear" w:color="auto" w:fill="D9D9D9" w:themeFill="background1" w:themeFillShade="D9"/>
+            <w:hideMark/>
+          </w:tcPr>
+          <w:p>
+            <w:pPr>
+              <w:spacing w:after="200" w:line="276" w:lineRule="auto"/>
+              <w:rPr>
+                <w:rFonts w:ascii="Arial" w:hAnsi="Arial" w:cs="Arial"/>
+              </w:rPr>
+            </w:pPr>
+            <w:r>
+              <w:rPr>
+                <w:rFonts w:ascii="Arial" w:hAnsi="Arial" w:cs="Arial"/>
+              </w:rPr>
+              <w:t>Lavori svolti</w:t>
+            </w:r>
+          </w:p>
+        </w:tc>
+      </w:tr>
+      <w:tr>
+        <w:tc>
+          <w:tcPr>
+            <w:tcW w:w="9854" w:type="dxa"/>
+            <w:tcBorders>
+              <w:top w:val="single" w:sz="4" w:space="0" w:color="auto"/>
+              <w:left w:val="single" w:sz="4" w:space="0" w:color="auto"/>
+              <w:bottom w:val="single" w:sz="4" w:space="0" w:color="auto"/>
+              <w:right w:val="single" w:sz="4" w:space="0" w:color="auto"/>
+            </w:tcBorders>
+            <w:hideMark/>
+          </w:tcPr>
+          <w:p>
+            <w:pPr>
+              <w:spacing w:after="200" w:line="276" w:lineRule="auto"/>
+              <w:rPr>
+                <w:rFonts w:ascii="Arial" w:hAnsi="Arial" w:cs="Arial"/>
+              </w:rPr>
+            </w:pPr>
+            <w:r>
+              <w:rPr>
+                <w:rFonts w:ascii="Arial" w:hAnsi="Arial" w:cs="Arial"/>
+              </w:rPr>
+              <w:t>Ryan:</w:t>
+            </w:r>
+          </w:p>
+          <w:p>
+            <w:pPr>
+              <w:numPr>
+                <w:ilvl w:val="0"/>
+                <w:numId w:val="31"/>
+              </w:numPr>
+              <w:spacing w:after="200" w:line="276" w:lineRule="auto"/>
+              <w:rPr>
+                <w:rFonts w:ascii="Arial" w:hAnsi="Arial" w:cs="Arial"/>
+              </w:rPr>
+            </w:pPr>
+            <w:r>
+              <w:rPr>
+                <w:rFonts w:ascii="Arial" w:hAnsi="Arial" w:cs="Arial"/>
+              </w:rPr>
+              <w:t>Implementato attività su più g</w:t>
+            </w:r>
+            <w:r>
+              <w:rPr>
+                <w:rFonts w:ascii="Arial" w:hAnsi="Arial" w:cs="Arial"/>
+              </w:rPr>
+              <w:t>iorni</w:t>
+            </w:r>
+          </w:p>
+          <w:p>
+            <w:pPr>
+              <w:numPr>
+                <w:ilvl w:val="0"/>
+                <w:numId w:val="31"/>
+              </w:numPr>
+              <w:spacing w:after="200" w:line="276" w:lineRule="auto"/>
+              <w:rPr>
+                <w:rFonts w:ascii="Arial" w:hAnsi="Arial" w:cs="Arial"/>
+              </w:rPr>
+            </w:pPr>
+            <w:r>
+              <w:rPr>
+                <w:rFonts w:ascii="Arial" w:hAnsi="Arial" w:cs="Arial"/>
+              </w:rPr>
+              <w:t>Eliminazione attività</w:t>
+            </w:r>
+          </w:p>
+          <w:p>
+            <w:pPr>
+              <w:numPr>
+                <w:ilvl w:val="0"/>
+                <w:numId w:val="31"/>
+              </w:numPr>
+              <w:spacing w:after="200" w:line="276" w:lineRule="auto"/>
+              <w:rPr>
+                <w:rFonts w:ascii="Arial" w:hAnsi="Arial" w:cs="Arial"/>
+              </w:rPr>
+            </w:pPr>
+            <w:r>
+              <w:rPr>
+                <w:rFonts w:ascii="Arial" w:hAnsi="Arial" w:cs="Arial"/>
+              </w:rPr>
+              <w:t>Poster: porte aperte SAMT</w:t>
+            </w:r>
+          </w:p>
+          <w:p>
+            <w:pPr>
+              <w:numPr>
+                <w:ilvl w:val="0"/>
+                <w:numId w:val="31"/>
+              </w:numPr>
+              <w:spacing w:after="200" w:line="276" w:lineRule="auto"/>
+              <w:rPr>
+                <w:rFonts w:ascii="Arial" w:hAnsi="Arial" w:cs="Arial"/>
+              </w:rPr>
+            </w:pPr>
+            <w:r>
+              <w:rPr>
+                <w:rFonts w:ascii="Arial" w:hAnsi="Arial" w:cs="Arial"/>
+              </w:rPr>
+              <w:t>Font Apple</w:t>
+            </w:r>
+          </w:p>
+          <w:p>
+            <w:pPr>
+              <w:spacing w:after="200" w:line="276" w:lineRule="auto"/>
+              <w:rPr>
+                <w:rFonts w:ascii="Arial" w:hAnsi="Arial" w:cs="Arial"/>
+              </w:rPr>
+            </w:pPr>
+            <w:r>
+              <w:rPr>
+                <w:rFonts w:ascii="Arial" w:hAnsi="Arial" w:cs="Arial"/>
+              </w:rPr>
+              <w:t>Tessa:</w:t>
+            </w:r>
+          </w:p>
+          <w:p>
+            <w:pPr>
+              <w:numPr>
+                <w:ilvl w:val="0"/>
+                <w:numId w:val="31"/>
+              </w:numPr>
+              <w:spacing w:after="200" w:line="276" w:lineRule="auto"/>
+              <w:rPr>
+                <w:rFonts w:ascii="Arial" w:hAnsi="Arial" w:cs="Arial"/>
+              </w:rPr>
+            </w:pPr>
+            <w:r>
+              <w:rPr>
+                <w:rFonts w:ascii="Arial" w:hAnsi="Arial" w:cs="Arial"/>
+              </w:rPr>
+              <w:t>Stile pagine</w:t>
+            </w:r>
+          </w:p>
+          <w:p>
+            <w:pPr>
+              <w:numPr>
+                <w:ilvl w:val="0"/>
+                <w:numId w:val="31"/>
+              </w:numPr>
+              <w:spacing w:after="200" w:line="276" w:lineRule="auto"/>
+              <w:rPr>
+                <w:rFonts w:ascii="Arial" w:hAnsi="Arial" w:cs="Arial"/>
+              </w:rPr>
+            </w:pPr>
+            <w:r>
+              <w:rPr>
+                <w:rFonts w:ascii="Arial" w:hAnsi="Arial" w:cs="Arial"/>
+              </w:rPr>
+              <w:t>Font Apple</w:t>
+            </w:r>
+          </w:p>
+          <w:p>
+            <w:pPr>
+              <w:numPr>
+                <w:ilvl w:val="0"/>
+                <w:numId w:val="31"/>
+              </w:numPr>
+              <w:spacing w:after="200" w:line="276" w:lineRule="auto"/>
+              <w:rPr>
+                <w:rFonts w:ascii="Arial" w:hAnsi="Arial" w:cs="Arial"/>
+              </w:rPr>
+            </w:pPr>
+            <w:r>
+              <w:rPr>
+                <w:rFonts w:ascii="Arial" w:hAnsi="Arial" w:cs="Arial"/>
+              </w:rPr>
+              <w:t>Layout Login e Registrazione</w:t>
+            </w:r>
+          </w:p>
+          <w:p>
+            <w:pPr>
+              <w:spacing w:after="200" w:line="276" w:lineRule="auto"/>
+              <w:rPr>
+                <w:rFonts w:ascii="Arial" w:hAnsi="Arial" w:cs="Arial"/>
+              </w:rPr>
+            </w:pPr>
+            <w:r>
+              <w:rPr>
+                <w:rFonts w:ascii="Arial" w:hAnsi="Arial" w:cs="Arial"/>
+              </w:rPr>
+              <w:t>Linda</w:t>
+            </w:r>
+            <w:r>
+              <w:rPr>
+                <w:rFonts w:ascii="Arial" w:hAnsi="Arial" w:cs="Arial"/>
+              </w:rPr>
+              <w:t xml:space="preserve">: </w:t>
+            </w:r>
+          </w:p>
+          <w:p>
+            <w:pPr>
+              <w:numPr>
+                <w:ilvl w:val="0"/>
+                <w:numId w:val="31"/>
+              </w:numPr>
+              <w:spacing w:after="200" w:line="276" w:lineRule="auto"/>
+              <w:rPr>
+                <w:rFonts w:ascii="Arial" w:hAnsi="Arial" w:cs="Arial"/>
+              </w:rPr>
+            </w:pPr>
+            <w:r>
+              <w:rPr>
+                <w:rFonts w:ascii="Arial" w:hAnsi="Arial" w:cs="Arial"/>
+              </w:rPr>
+              <w:t>Implementazione del profilo utente</w:t>
+            </w:r>
+          </w:p>
+          <w:p>
+            <w:pPr>
+              <w:numPr>
+                <w:ilvl w:val="0"/>
+                <w:numId w:val="31"/>
+              </w:numPr>
+              <w:spacing w:after="200" w:line="276" w:lineRule="auto"/>
+              <w:rPr>
+                <w:rFonts w:ascii="Arial" w:hAnsi="Arial" w:cs="Arial"/>
+              </w:rPr>
+            </w:pPr>
+            <w:r>
+              <w:rPr>
+                <w:rFonts w:ascii="Arial" w:hAnsi="Arial" w:cs="Arial"/>
+              </w:rPr>
+              <w:t>Modifica profilo</w:t>
+            </w:r>
+          </w:p>
+          <w:p>
+            <w:pPr>
+              <w:numPr>
+                <w:ilvl w:val="0"/>
+                <w:numId w:val="31"/>
+              </w:numPr>
+              <w:spacing w:after="200" w:line="276" w:lineRule="auto"/>
+              <w:rPr>
+                <w:rFonts w:ascii="Arial" w:hAnsi="Arial" w:cs="Arial"/>
+              </w:rPr>
+            </w:pPr>
+            <w:r>
+              <w:rPr>
+                <w:rFonts w:ascii="Arial" w:hAnsi="Arial" w:cs="Arial"/>
+              </w:rPr>
+              <w:t>Statistiche</w:t>
+            </w:r>
+          </w:p>
+          <w:p>
+            <w:pPr>
+              <w:numPr>
+                <w:ilvl w:val="0"/>
+                <w:numId w:val="31"/>
+              </w:numPr>
+              <w:spacing w:after="200" w:line="276" w:lineRule="auto"/>
+              <w:rPr>
+                <w:rFonts w:ascii="Arial" w:hAnsi="Arial" w:cs="Arial"/>
+              </w:rPr>
+            </w:pPr>
+            <w:r>
+              <w:rPr>
+                <w:rFonts w:ascii="Arial" w:hAnsi="Arial" w:cs="Arial"/>
+              </w:rPr>
+              <w:t>Font Apple</w:t>
+            </w:r>
+          </w:p>
+          <w:p>
+            <w:pPr>
+              <w:spacing w:after="200" w:line="276" w:lineRule="auto"/>
+              <w:rPr>
+                <w:rFonts w:ascii="Arial" w:hAnsi="Arial" w:cs="Arial"/>
+              </w:rPr>
+            </w:pPr>
+            <w:r>
+              <w:rPr>
+                <w:rFonts w:ascii="Arial" w:hAnsi="Arial" w:cs="Arial"/>
+              </w:rPr>
+              <w:t>Ryan e Linda: le nostre pagine sono statiche poiché Tessa gestisce il database che andrà implementato anche sul calendario e il profilo una volta unito tutto.</w:t>
+            </w:r>
+          </w:p>
+        </w:tc>
+      </w:tr>
+    </w:tbl>
+    <w:p>
+      <w:pPr>
+        <w:rPr>
+          <w:rFonts w:ascii="Arial" w:hAnsi="Arial" w:cs="Arial"/>
+        </w:rPr>
+      </w:pPr>
+    </w:p>
+    <w:tbl>
+      <w:tblPr>
+        <w:tblStyle w:val="Grigliatabella"/>
+        <w:tblW w:w="0" w:type="auto"/>
+        <w:tblLook w:val="04A0" w:firstRow="1" w:lastRow="0" w:firstColumn="1" w:lastColumn="0" w:noHBand="0" w:noVBand="1"/>
+      </w:tblPr>
+      <w:tblGrid>
+        <w:gridCol w:w="9628"/>
+      </w:tblGrid>
+      <w:tr>
+        <w:tc>
+          <w:tcPr>
+            <w:tcW w:w="9854" w:type="dxa"/>
+            <w:tcBorders>
+              <w:top w:val="single" w:sz="4" w:space="0" w:color="auto"/>
+              <w:left w:val="single" w:sz="4" w:space="0" w:color="auto"/>
+              <w:bottom w:val="single" w:sz="4" w:space="0" w:color="auto"/>
+              <w:right w:val="single" w:sz="4" w:space="0" w:color="auto"/>
+            </w:tcBorders>
+            <w:shd w:val="clear" w:color="auto" w:fill="D9D9D9" w:themeFill="background1" w:themeFillShade="D9"/>
+            <w:hideMark/>
+          </w:tcPr>
+          <w:p>
+            <w:pPr>
+              <w:spacing w:after="200" w:line="276" w:lineRule="auto"/>
+              <w:rPr>
+                <w:rFonts w:ascii="Arial" w:hAnsi="Arial" w:cs="Arial"/>
+              </w:rPr>
+            </w:pPr>
+            <w:r>
+              <w:rPr>
+                <w:rFonts w:ascii="Arial" w:hAnsi="Arial" w:cs="Arial"/>
+              </w:rPr>
+              <w:t>Problemi riscontrati e soluzioni adottate</w:t>
+            </w:r>
+          </w:p>
+        </w:tc>
+      </w:tr>
+      <w:tr>
+        <w:tc>
+          <w:tcPr>
+            <w:tcW w:w="9854" w:type="dxa"/>
+            <w:tcBorders>
+              <w:top w:val="single" w:sz="4" w:space="0" w:color="auto"/>
+              <w:left w:val="single" w:sz="4" w:space="0" w:color="auto"/>
+              <w:bottom w:val="single" w:sz="4" w:space="0" w:color="auto"/>
+              <w:right w:val="single" w:sz="4" w:space="0" w:color="auto"/>
+            </w:tcBorders>
+          </w:tcPr>
+          <w:p>
+            <w:pPr>
+              <w:spacing w:after="200" w:line="276" w:lineRule="auto"/>
+              <w:rPr>
+                <w:rFonts w:ascii="Arial" w:hAnsi="Arial" w:cs="Arial"/>
+              </w:rPr>
+            </w:pPr>
+            <w:r>
+              <w:rPr>
+                <w:rFonts w:ascii="Arial" w:hAnsi="Arial" w:cs="Arial"/>
+              </w:rPr>
+              <w:t>Ryan:</w:t>
+            </w:r>
+          </w:p>
+          <w:p>
+            <w:pPr>
+              <w:pStyle w:val="Paragrafoelenco"/>
+              <w:numPr>
+                <w:ilvl w:val="0"/>
+                <w:numId w:val="31"/>
+              </w:numPr>
+              <w:rPr>
+                <w:rFonts w:ascii="Arial" w:hAnsi="Arial" w:cs="Arial"/>
+              </w:rPr>
+            </w:pPr>
+            <w:r>
+              <w:rPr>
+                <w:rFonts w:ascii="Arial" w:hAnsi="Arial" w:cs="Arial"/>
+              </w:rPr>
+              <w:t>Problema: prendeva nel calendario la domenica come primo giorno della settimana</w:t>
+            </w:r>
+          </w:p>
+          <w:p>
+            <w:pPr>
+              <w:pStyle w:val="Paragrafoelenco"/>
+              <w:numPr>
+                <w:ilvl w:val="0"/>
+                <w:numId w:val="31"/>
+              </w:numPr>
+              <w:rPr>
+                <w:rFonts w:ascii="Arial" w:hAnsi="Arial" w:cs="Arial"/>
+              </w:rPr>
+            </w:pPr>
+            <w:r>
+              <w:rPr>
+                <w:rFonts w:ascii="Arial" w:hAnsi="Arial" w:cs="Arial"/>
+              </w:rPr>
+              <w:t>Soluzione: usato attributo FirstDayOfWeek per impostare il lunedì come primo giorno</w:t>
+            </w:r>
+          </w:p>
+          <w:p>
+            <w:pPr>
+              <w:rPr>
+                <w:rFonts w:ascii="Arial" w:hAnsi="Arial" w:cs="Arial"/>
+              </w:rPr>
+            </w:pPr>
+            <w:r>
+              <w:rPr>
+                <w:rFonts w:ascii="Arial" w:hAnsi="Arial" w:cs="Arial"/>
+              </w:rPr>
+              <w:t>Tessa:</w:t>
+            </w:r>
+          </w:p>
+          <w:p>
+            <w:pPr>
+              <w:pStyle w:val="Paragrafoelenco"/>
+              <w:numPr>
+                <w:ilvl w:val="0"/>
+                <w:numId w:val="31"/>
+              </w:numPr>
+              <w:rPr>
+                <w:rFonts w:ascii="Arial" w:hAnsi="Arial" w:cs="Arial"/>
+              </w:rPr>
+            </w:pPr>
+            <w:r>
+              <w:rPr>
+                <w:rFonts w:ascii="Arial" w:hAnsi="Arial" w:cs="Arial"/>
+              </w:rPr>
+              <w:t>Problema: non trovava il file del database</w:t>
+            </w:r>
+          </w:p>
+          <w:p>
+            <w:pPr>
+              <w:pStyle w:val="Paragrafoelenco"/>
+              <w:numPr>
+                <w:ilvl w:val="0"/>
+                <w:numId w:val="31"/>
+              </w:numPr>
+              <w:rPr>
+                <w:rFonts w:ascii="Arial" w:hAnsi="Arial" w:cs="Arial"/>
+              </w:rPr>
+            </w:pPr>
+            <w:r>
+              <w:rPr>
+                <w:rFonts w:ascii="Arial" w:hAnsi="Arial" w:cs="Arial"/>
+              </w:rPr>
+              <w:t>Soluzione: era nei nascosti della cartella locale</w:t>
+            </w:r>
+          </w:p>
+          <w:p>
+            <w:pPr>
+              <w:rPr>
+                <w:rFonts w:ascii="Arial" w:hAnsi="Arial" w:cs="Arial"/>
+              </w:rPr>
+            </w:pPr>
+            <w:r>
+              <w:rPr>
+                <w:rFonts w:ascii="Arial" w:hAnsi="Arial" w:cs="Arial"/>
+              </w:rPr>
+              <w:t>Linda:</w:t>
+            </w:r>
+          </w:p>
+          <w:p>
+            <w:pPr>
+              <w:pStyle w:val="Paragrafoelenco"/>
+              <w:numPr>
+                <w:ilvl w:val="0"/>
+                <w:numId w:val="31"/>
+              </w:numPr>
+              <w:rPr>
+                <w:rFonts w:ascii="Arial" w:hAnsi="Arial" w:cs="Arial"/>
+              </w:rPr>
+            </w:pPr>
+            <w:r>
+              <w:rPr>
+                <w:rFonts w:ascii="Arial" w:hAnsi="Arial" w:cs="Arial"/>
+              </w:rPr>
+              <w:t>Problema: l’app non compilava</w:t>
+            </w:r>
+          </w:p>
+          <w:p>
+            <w:pPr>
+              <w:pStyle w:val="Paragrafoelenco"/>
+              <w:numPr>
+                <w:ilvl w:val="0"/>
+                <w:numId w:val="31"/>
+              </w:numPr>
+              <w:rPr>
+                <w:rFonts w:ascii="Arial" w:hAnsi="Arial" w:cs="Arial"/>
+              </w:rPr>
+            </w:pPr>
+            <w:r>
+              <w:rPr>
+                <w:rFonts w:ascii="Arial" w:hAnsi="Arial" w:cs="Arial"/>
+              </w:rPr>
+              <w:t>Soluzione: preso il progetto base da GitHub e rifatto (provate altre soluzioni ma non funzionavano)</w:t>
+            </w:r>
+          </w:p>
+          <w:p>
+            <w:pPr>
+              <w:rPr>
+                <w:rFonts w:ascii="Arial" w:hAnsi="Arial" w:cs="Arial"/>
+              </w:rPr>
+            </w:pPr>
+          </w:p>
+        </w:tc>
+      </w:tr>
+    </w:tbl>
+    <w:p>
+      <w:pPr>
+        <w:rPr>
+          <w:rFonts w:ascii="Arial" w:hAnsi="Arial" w:cs="Arial"/>
+        </w:rPr>
+      </w:pPr>
+    </w:p>
+    <w:tbl>
+      <w:tblPr>
+        <w:tblStyle w:val="Grigliatabella"/>
+        <w:tblW w:w="0" w:type="auto"/>
+        <w:tblLook w:val="04A0" w:firstRow="1" w:lastRow="0" w:firstColumn="1" w:lastColumn="0" w:noHBand="0" w:noVBand="1"/>
+      </w:tblPr>
+      <w:tblGrid>
+        <w:gridCol w:w="9628"/>
+      </w:tblGrid>
+      <w:tr>
+        <w:tc>
+          <w:tcPr>
+            <w:tcW w:w="9854" w:type="dxa"/>
+            <w:tcBorders>
+              <w:top w:val="single" w:sz="4" w:space="0" w:color="auto"/>
+              <w:left w:val="single" w:sz="4" w:space="0" w:color="auto"/>
+              <w:bottom w:val="single" w:sz="4" w:space="0" w:color="auto"/>
+              <w:right w:val="single" w:sz="4" w:space="0" w:color="auto"/>
+            </w:tcBorders>
+            <w:shd w:val="clear" w:color="auto" w:fill="D9D9D9" w:themeFill="background1" w:themeFillShade="D9"/>
+            <w:hideMark/>
+          </w:tcPr>
+          <w:p>
+            <w:pPr>
+              <w:spacing w:after="200" w:line="276" w:lineRule="auto"/>
+              <w:rPr>
+                <w:rFonts w:ascii="Arial" w:hAnsi="Arial" w:cs="Arial"/>
+              </w:rPr>
+            </w:pPr>
+            <w:r>
+              <w:rPr>
+                <w:rFonts w:ascii="Arial" w:hAnsi="Arial" w:cs="Arial"/>
+              </w:rPr>
+              <w:t>Punto della situazione rispetto alla pianificazione</w:t>
+            </w:r>
+          </w:p>
+        </w:tc>
+      </w:tr>
+      <w:tr>
+        <w:tc>
+          <w:tcPr>
+            <w:tcW w:w="9854" w:type="dxa"/>
+            <w:tcBorders>
+              <w:top w:val="single" w:sz="4" w:space="0" w:color="auto"/>
+              <w:left w:val="single" w:sz="4" w:space="0" w:color="auto"/>
+              <w:bottom w:val="single" w:sz="4" w:space="0" w:color="auto"/>
+              <w:right w:val="single" w:sz="4" w:space="0" w:color="auto"/>
+            </w:tcBorders>
+            <w:hideMark/>
+          </w:tcPr>
+          <w:p>
+            <w:pPr>
+              <w:spacing w:after="200" w:line="276" w:lineRule="auto"/>
+              <w:rPr>
+                <w:rFonts w:ascii="Arial" w:hAnsi="Arial" w:cs="Arial"/>
+              </w:rPr>
+            </w:pPr>
+            <w:r>
+              <w:rPr>
+                <w:rFonts w:ascii="Arial" w:hAnsi="Arial" w:cs="Arial"/>
+              </w:rPr>
+              <w:lastRenderedPageBreak/>
+              <w:t xml:space="preserve">Implementazione </w:t>
+            </w:r>
+          </w:p>
+          <w:p>
+            <w:pPr>
+              <w:spacing w:after="200" w:line="276" w:lineRule="auto"/>
+              <w:rPr>
+                <w:rFonts w:ascii="Arial" w:hAnsi="Arial" w:cs="Arial"/>
+              </w:rPr>
+            </w:pPr>
+            <w:r>
+              <w:rPr>
+                <w:rFonts w:ascii="Arial" w:hAnsi="Arial" w:cs="Arial"/>
+              </w:rPr>
+              <w:t>Documentazione: leggermente in ritardo</w:t>
+            </w:r>
+          </w:p>
+        </w:tc>
+      </w:tr>
+    </w:tbl>
+    <w:p>
+      <w:pPr>
+        <w:rPr>
+          <w:rFonts w:ascii="Arial" w:hAnsi="Arial" w:cs="Arial"/>
+        </w:rPr>
+      </w:pPr>
+    </w:p>
+    <w:tbl>
+      <w:tblPr>
+        <w:tblStyle w:val="Grigliatabella"/>
+        <w:tblW w:w="0" w:type="auto"/>
+        <w:tblLook w:val="04A0" w:firstRow="1" w:lastRow="0" w:firstColumn="1" w:lastColumn="0" w:noHBand="0" w:noVBand="1"/>
+      </w:tblPr>
+      <w:tblGrid>
+        <w:gridCol w:w="9628"/>
+      </w:tblGrid>
+      <w:tr>
+        <w:tc>
+          <w:tcPr>
+            <w:tcW w:w="9854" w:type="dxa"/>
+            <w:tcBorders>
+              <w:top w:val="single" w:sz="4" w:space="0" w:color="auto"/>
+              <w:left w:val="single" w:sz="4" w:space="0" w:color="auto"/>
+              <w:bottom w:val="single" w:sz="4" w:space="0" w:color="auto"/>
+              <w:right w:val="single" w:sz="4" w:space="0" w:color="auto"/>
+            </w:tcBorders>
+            <w:shd w:val="clear" w:color="auto" w:fill="D9D9D9" w:themeFill="background1" w:themeFillShade="D9"/>
+            <w:hideMark/>
+          </w:tcPr>
+          <w:p>
+            <w:pPr>
+              <w:spacing w:after="200" w:line="276" w:lineRule="auto"/>
+              <w:rPr>
+                <w:rFonts w:ascii="Arial" w:hAnsi="Arial" w:cs="Arial"/>
+              </w:rPr>
+            </w:pPr>
+            <w:r>
+              <w:rPr>
+                <w:rFonts w:ascii="Arial" w:hAnsi="Arial" w:cs="Arial"/>
+              </w:rPr>
+              <w:t>Programma di massima per la prossima giornata di lavoro</w:t>
+            </w:r>
+          </w:p>
+        </w:tc>
+      </w:tr>
+      <w:tr>
+        <w:tc>
+          <w:tcPr>
+            <w:tcW w:w="9854" w:type="dxa"/>
+            <w:tcBorders>
+              <w:top w:val="single" w:sz="4" w:space="0" w:color="auto"/>
+              <w:left w:val="single" w:sz="4" w:space="0" w:color="auto"/>
+              <w:bottom w:val="single" w:sz="4" w:space="0" w:color="auto"/>
+              <w:right w:val="single" w:sz="4" w:space="0" w:color="auto"/>
+            </w:tcBorders>
+            <w:hideMark/>
+          </w:tcPr>
+          <w:p>
+            <w:pPr>
+              <w:numPr>
+                <w:ilvl w:val="0"/>
+                <w:numId w:val="31"/>
+              </w:numPr>
+              <w:spacing w:after="200" w:line="276" w:lineRule="auto"/>
+              <w:rPr>
+                <w:rFonts w:ascii="Arial" w:hAnsi="Arial" w:cs="Arial"/>
+              </w:rPr>
+            </w:pPr>
+            <w:r>
+              <w:rPr>
+                <w:rFonts w:ascii="Arial" w:hAnsi="Arial" w:cs="Arial"/>
+              </w:rPr>
+              <w:t>Unire le pagine per il review</w:t>
+            </w:r>
+          </w:p>
+          <w:p>
+            <w:pPr>
+              <w:numPr>
+                <w:ilvl w:val="0"/>
+                <w:numId w:val="31"/>
+              </w:numPr>
+              <w:spacing w:after="200" w:line="276" w:lineRule="auto"/>
+              <w:rPr>
+                <w:rFonts w:ascii="Arial" w:hAnsi="Arial" w:cs="Arial"/>
+              </w:rPr>
+            </w:pPr>
+            <w:r>
+              <w:rPr>
+                <w:rFonts w:ascii="Arial" w:hAnsi="Arial" w:cs="Arial"/>
+              </w:rPr>
+              <w:t xml:space="preserve">Continuare il calendario </w:t>
+            </w:r>
+            <w:r>
+              <w:rPr>
+                <w:rFonts w:ascii="Arial" w:hAnsi="Arial" w:cs="Arial"/>
+              </w:rPr>
+              <w:sym w:font="Wingdings" w:char="F0E0"/>
+            </w:r>
+            <w:r>
+              <w:rPr>
+                <w:rFonts w:ascii="Arial" w:hAnsi="Arial" w:cs="Arial"/>
+              </w:rPr>
+              <w:t xml:space="preserve"> applicare filtro/ricerca attività</w:t>
+            </w:r>
+          </w:p>
+          <w:p>
+            <w:pPr>
+              <w:numPr>
+                <w:ilvl w:val="0"/>
+                <w:numId w:val="31"/>
+              </w:numPr>
+              <w:spacing w:after="200" w:line="276" w:lineRule="auto"/>
+              <w:rPr>
+                <w:rFonts w:ascii="Arial" w:hAnsi="Arial" w:cs="Arial"/>
+              </w:rPr>
+            </w:pPr>
+            <w:r>
+              <w:rPr>
+                <w:rFonts w:ascii="Arial" w:hAnsi="Arial" w:cs="Arial"/>
+              </w:rPr>
+              <w:t>Continuare la documentazione</w:t>
+            </w:r>
+          </w:p>
+        </w:tc>
+      </w:tr>
+    </w:tbl>
+    <w:p>
+      <w:pPr>
+        <w:rPr>
+          <w:rFonts w:ascii="Arial" w:hAnsi="Arial" w:cs="Arial"/>
+        </w:rPr>
+      </w:pPr>
+    </w:p>
+    <w:p>
+      <w:pPr>
+        <w:rPr>
+          <w:rFonts w:ascii="Arial" w:hAnsi="Arial" w:cs="Arial"/>
+        </w:rPr>
+      </w:pPr>
+      <w:r>
+        <w:rPr>
+          <w:rFonts w:ascii="Arial" w:hAnsi="Arial" w:cs="Arial"/>
+        </w:rPr>
+        <w:t>Agile - Resoconto</w:t>
+      </w:r>
+    </w:p>
+    <w:p>
+      <w:pPr>
+        <w:rPr>
+          <w:rFonts w:ascii="Arial" w:hAnsi="Arial" w:cs="Arial"/>
+        </w:rPr>
+      </w:pPr>
+    </w:p>
+    <w:tbl>
+      <w:tblPr>
+        <w:tblStyle w:val="Grigliatabella"/>
+        <w:tblW w:w="0" w:type="auto"/>
+        <w:tblLook w:val="04A0" w:firstRow="1" w:lastRow="0" w:firstColumn="1" w:lastColumn="0" w:noHBand="0" w:noVBand="1"/>
+      </w:tblPr>
+      <w:tblGrid>
+        <w:gridCol w:w="9628"/>
+      </w:tblGrid>
+      <w:tr>
+        <w:tc>
+          <w:tcPr>
+            <w:tcW w:w="9854" w:type="dxa"/>
+            <w:tcBorders>
+              <w:top w:val="single" w:sz="4" w:space="0" w:color="auto"/>
+              <w:left w:val="single" w:sz="4" w:space="0" w:color="auto"/>
+              <w:bottom w:val="single" w:sz="4" w:space="0" w:color="auto"/>
+              <w:right w:val="single" w:sz="4" w:space="0" w:color="auto"/>
+            </w:tcBorders>
+            <w:shd w:val="clear" w:color="auto" w:fill="D9D9D9" w:themeFill="background1" w:themeFillShade="D9"/>
+            <w:hideMark/>
+          </w:tcPr>
+          <w:p>
+            <w:pPr>
+              <w:spacing w:after="200" w:line="276" w:lineRule="auto"/>
+              <w:rPr>
+                <w:rFonts w:ascii="Arial" w:hAnsi="Arial" w:cs="Arial"/>
+              </w:rPr>
+            </w:pPr>
+            <w:r>
+              <w:rPr>
+                <w:rFonts w:ascii="Arial" w:hAnsi="Arial" w:cs="Arial"/>
+              </w:rPr>
+              <w:t>Daily Scrum</w:t>
+            </w:r>
+          </w:p>
+        </w:tc>
+      </w:tr>
+      <w:tr>
+        <w:tc>
+          <w:tcPr>
+            <w:tcW w:w="9854" w:type="dxa"/>
+            <w:tcBorders>
+              <w:top w:val="single" w:sz="4" w:space="0" w:color="auto"/>
+              <w:left w:val="single" w:sz="4" w:space="0" w:color="auto"/>
+              <w:bottom w:val="single" w:sz="4" w:space="0" w:color="auto"/>
+              <w:right w:val="single" w:sz="4" w:space="0" w:color="auto"/>
+            </w:tcBorders>
+            <w:hideMark/>
+          </w:tcPr>
+          <w:p>
+            <w:pPr>
+              <w:numPr>
+                <w:ilvl w:val="0"/>
+                <w:numId w:val="31"/>
+              </w:numPr>
+              <w:spacing w:after="200" w:line="276" w:lineRule="auto"/>
+              <w:rPr>
+                <w:rFonts w:ascii="Arial" w:hAnsi="Arial" w:cs="Arial"/>
+              </w:rPr>
+            </w:pPr>
+            <w:r>
+              <w:rPr>
+                <w:rFonts w:ascii="Arial" w:hAnsi="Arial" w:cs="Arial"/>
+              </w:rPr>
+              <w:t>8</w:t>
+            </w:r>
+            <w:r>
+              <w:rPr>
+                <w:rFonts w:ascii="Arial" w:hAnsi="Arial" w:cs="Arial"/>
+              </w:rPr>
+              <w:t>:</w:t>
+            </w:r>
+            <w:r>
+              <w:rPr>
+                <w:rFonts w:ascii="Arial" w:hAnsi="Arial" w:cs="Arial"/>
+              </w:rPr>
+              <w:t>3</w:t>
+            </w:r>
+            <w:r>
+              <w:rPr>
+                <w:rFonts w:ascii="Arial" w:hAnsi="Arial" w:cs="Arial"/>
+              </w:rPr>
+              <w:t>0</w:t>
+            </w:r>
+          </w:p>
+          <w:p>
+            <w:pPr>
+              <w:numPr>
+                <w:ilvl w:val="0"/>
+                <w:numId w:val="31"/>
+              </w:numPr>
+              <w:spacing w:after="200" w:line="276" w:lineRule="auto"/>
+              <w:rPr>
+                <w:rFonts w:ascii="Arial" w:hAnsi="Arial" w:cs="Arial"/>
+              </w:rPr>
+            </w:pPr>
+            <w:r>
+              <w:rPr>
+                <w:rFonts w:ascii="Arial" w:hAnsi="Arial" w:cs="Arial"/>
+              </w:rPr>
+              <w:t>Aggiornato Linda su ciò che è stato svolto la settimana scorsa</w:t>
+            </w:r>
+          </w:p>
+          <w:p>
+            <w:pPr>
+              <w:numPr>
+                <w:ilvl w:val="0"/>
+                <w:numId w:val="31"/>
+              </w:numPr>
+              <w:spacing w:after="200" w:line="276" w:lineRule="auto"/>
+              <w:rPr>
+                <w:rFonts w:ascii="Arial" w:hAnsi="Arial" w:cs="Arial"/>
+              </w:rPr>
+            </w:pPr>
+            <w:r>
+              <w:rPr>
+                <w:rFonts w:ascii="Arial" w:hAnsi="Arial" w:cs="Arial"/>
+              </w:rPr>
+              <w:t>Non sono emersi problemi rilevanti</w:t>
+            </w:r>
+          </w:p>
+        </w:tc>
+      </w:tr>
+    </w:tbl>
+    <w:p>
+      <w:pPr>
+        <w:rPr>
+          <w:rFonts w:ascii="Arial" w:hAnsi="Arial" w:cs="Arial"/>
+        </w:rPr>
+      </w:pPr>
+    </w:p>
+    <w:tbl>
+      <w:tblPr>
+        <w:tblStyle w:val="Grigliatabella"/>
+        <w:tblW w:w="0" w:type="auto"/>
+        <w:tblLook w:val="04A0" w:firstRow="1" w:lastRow="0" w:firstColumn="1" w:lastColumn="0" w:noHBand="0" w:noVBand="1"/>
+      </w:tblPr>
+      <w:tblGrid>
+        <w:gridCol w:w="9628"/>
+      </w:tblGrid>
+      <w:tr>
+        <w:tc>
+          <w:tcPr>
+            <w:tcW w:w="9854" w:type="dxa"/>
+            <w:tcBorders>
+              <w:top w:val="single" w:sz="4" w:space="0" w:color="auto"/>
+              <w:left w:val="single" w:sz="4" w:space="0" w:color="auto"/>
+              <w:bottom w:val="single" w:sz="4" w:space="0" w:color="auto"/>
+              <w:right w:val="single" w:sz="4" w:space="0" w:color="auto"/>
+            </w:tcBorders>
+            <w:shd w:val="clear" w:color="auto" w:fill="D9D9D9" w:themeFill="background1" w:themeFillShade="D9"/>
+            <w:hideMark/>
+          </w:tcPr>
+          <w:p>
+            <w:pPr>
+              <w:spacing w:after="200" w:line="276" w:lineRule="auto"/>
+              <w:rPr>
+                <w:rFonts w:ascii="Arial" w:hAnsi="Arial" w:cs="Arial"/>
+              </w:rPr>
+            </w:pPr>
+            <w:r>
+              <w:rPr>
+                <w:rFonts w:ascii="Arial" w:hAnsi="Arial" w:cs="Arial"/>
+              </w:rPr>
+              <w:t>Sprint Planning</w:t>
+            </w:r>
+          </w:p>
+        </w:tc>
+      </w:tr>
+      <w:tr>
+        <w:tc>
+          <w:tcPr>
+            <w:tcW w:w="9854" w:type="dxa"/>
+            <w:tcBorders>
+              <w:top w:val="single" w:sz="4" w:space="0" w:color="auto"/>
+              <w:left w:val="single" w:sz="4" w:space="0" w:color="auto"/>
+              <w:bottom w:val="single" w:sz="4" w:space="0" w:color="auto"/>
+              <w:right w:val="single" w:sz="4" w:space="0" w:color="auto"/>
+            </w:tcBorders>
+          </w:tcPr>
+          <w:p>
+            <w:pPr>
+              <w:spacing w:after="200" w:line="276" w:lineRule="auto"/>
+              <w:rPr>
+                <w:rFonts w:ascii="Arial" w:hAnsi="Arial" w:cs="Arial"/>
+              </w:rPr>
+            </w:pPr>
+          </w:p>
+        </w:tc>
+      </w:tr>
+    </w:tbl>
+    <w:p>
+      <w:pPr>
+        <w:rPr>
+          <w:rFonts w:ascii="Arial" w:hAnsi="Arial" w:cs="Arial"/>
+        </w:rPr>
+      </w:pPr>
+    </w:p>
+    <w:tbl>
+      <w:tblPr>
+        <w:tblStyle w:val="Grigliatabella"/>
+        <w:tblW w:w="0" w:type="auto"/>
+        <w:tblLook w:val="04A0" w:firstRow="1" w:lastRow="0" w:firstColumn="1" w:lastColumn="0" w:noHBand="0" w:noVBand="1"/>
+      </w:tblPr>
+      <w:tblGrid>
+        <w:gridCol w:w="9628"/>
+      </w:tblGrid>
+      <w:tr>
+        <w:tc>
+          <w:tcPr>
+            <w:tcW w:w="9854" w:type="dxa"/>
+            <w:tcBorders>
+              <w:top w:val="single" w:sz="4" w:space="0" w:color="auto"/>
+              <w:left w:val="single" w:sz="4" w:space="0" w:color="auto"/>
+              <w:bottom w:val="single" w:sz="4" w:space="0" w:color="auto"/>
+              <w:right w:val="single" w:sz="4" w:space="0" w:color="auto"/>
+            </w:tcBorders>
+            <w:shd w:val="clear" w:color="auto" w:fill="D9D9D9" w:themeFill="background1" w:themeFillShade="D9"/>
+            <w:hideMark/>
+          </w:tcPr>
+          <w:p>
+            <w:pPr>
+              <w:spacing w:after="200" w:line="276" w:lineRule="auto"/>
+              <w:rPr>
+                <w:rFonts w:ascii="Arial" w:hAnsi="Arial" w:cs="Arial"/>
+              </w:rPr>
+            </w:pPr>
+            <w:r>
+              <w:rPr>
+                <w:rFonts w:ascii="Arial" w:hAnsi="Arial" w:cs="Arial"/>
+              </w:rPr>
+              <w:t>Sprint Review</w:t>
+            </w:r>
+          </w:p>
+        </w:tc>
+      </w:tr>
+      <w:tr>
+        <w:tc>
+          <w:tcPr>
+            <w:tcW w:w="9854" w:type="dxa"/>
+            <w:tcBorders>
+              <w:top w:val="single" w:sz="4" w:space="0" w:color="auto"/>
+              <w:left w:val="single" w:sz="4" w:space="0" w:color="auto"/>
+              <w:bottom w:val="single" w:sz="4" w:space="0" w:color="auto"/>
+              <w:right w:val="single" w:sz="4" w:space="0" w:color="auto"/>
+            </w:tcBorders>
+          </w:tcPr>
+          <w:p>
+            <w:pPr>
+              <w:spacing w:after="200" w:line="276" w:lineRule="auto"/>
+              <w:rPr>
+                <w:rFonts w:ascii="Arial" w:hAnsi="Arial" w:cs="Arial"/>
+              </w:rPr>
+            </w:pPr>
+          </w:p>
+        </w:tc>
+      </w:tr>
+    </w:tbl>
+    <w:p>
+      <w:pPr>
+        <w:rPr>
+          <w:rFonts w:ascii="Arial" w:hAnsi="Arial" w:cs="Arial"/>
+        </w:rPr>
+      </w:pPr>
+    </w:p>
+    <w:tbl>
+      <w:tblPr>
+        <w:tblStyle w:val="Grigliatabella"/>
+        <w:tblW w:w="0" w:type="auto"/>
+        <w:tblLook w:val="04A0" w:firstRow="1" w:lastRow="0" w:firstColumn="1" w:lastColumn="0" w:noHBand="0" w:noVBand="1"/>
+      </w:tblPr>
+      <w:tblGrid>
+        <w:gridCol w:w="9628"/>
+      </w:tblGrid>
+      <w:tr>
+        <w:tc>
+          <w:tcPr>
+            <w:tcW w:w="9854" w:type="dxa"/>
+            <w:tcBorders>
+              <w:top w:val="single" w:sz="4" w:space="0" w:color="auto"/>
+              <w:left w:val="single" w:sz="4" w:space="0" w:color="auto"/>
+              <w:bottom w:val="single" w:sz="4" w:space="0" w:color="auto"/>
+              <w:right w:val="single" w:sz="4" w:space="0" w:color="auto"/>
+            </w:tcBorders>
+            <w:shd w:val="clear" w:color="auto" w:fill="D9D9D9" w:themeFill="background1" w:themeFillShade="D9"/>
+            <w:hideMark/>
+          </w:tcPr>
+          <w:p>
+            <w:pPr>
+              <w:spacing w:after="200" w:line="276" w:lineRule="auto"/>
+              <w:rPr>
+                <w:rFonts w:ascii="Arial" w:hAnsi="Arial" w:cs="Arial"/>
+              </w:rPr>
+            </w:pPr>
+            <w:r>
+              <w:rPr>
+                <w:rFonts w:ascii="Arial" w:hAnsi="Arial" w:cs="Arial"/>
+              </w:rPr>
+              <w:t>Sprint Retrospective</w:t>
+            </w:r>
+          </w:p>
+        </w:tc>
+      </w:tr>
+      <w:tr>
+        <w:tc>
+          <w:tcPr>
+            <w:tcW w:w="9854" w:type="dxa"/>
+            <w:tcBorders>
+              <w:top w:val="single" w:sz="4" w:space="0" w:color="auto"/>
+              <w:left w:val="single" w:sz="4" w:space="0" w:color="auto"/>
+              <w:bottom w:val="single" w:sz="4" w:space="0" w:color="auto"/>
+              <w:right w:val="single" w:sz="4" w:space="0" w:color="auto"/>
+            </w:tcBorders>
+          </w:tcPr>
+          <w:p>
+            <w:pPr>
+              <w:spacing w:after="200" w:line="276" w:lineRule="auto"/>
+              <w:rPr>
+                <w:rFonts w:ascii="Arial" w:hAnsi="Arial" w:cs="Arial"/>
+              </w:rPr>
+            </w:pPr>
+          </w:p>
+        </w:tc>
+      </w:tr>
+    </w:tbl>
+    <w:p>
+      <w:pPr>
+        <w:rPr>
+          <w:rFonts w:ascii="Arial" w:hAnsi="Arial" w:cs="Arial"/>
+        </w:rPr>
+      </w:pPr>
+    </w:p>
+    <w:p>
+      <w:pPr>
+        <w:rPr>
+          <w:rFonts w:ascii="Arial" w:hAnsi="Arial" w:cs="Arial"/>
+        </w:rPr>
+      </w:pPr>
+      <w:r>
+        <w:rPr>
+          <w:rFonts w:ascii="Arial" w:hAnsi="Arial" w:cs="Arial"/>
+        </w:rPr>
+        <w:br w:type="page"/>
+      </w:r>
+    </w:p>
+    <w:tbl>
+      <w:tblPr>
+        <w:tblStyle w:val="Grigliatabella"/>
+        <w:tblW w:w="9634" w:type="dxa"/>
+        <w:tblLook w:val="04A0" w:firstRow="1" w:lastRow="0" w:firstColumn="1" w:lastColumn="0" w:noHBand="0" w:noVBand="1"/>
+      </w:tblPr>
+      <w:tblGrid>
+        <w:gridCol w:w="4803"/>
+        <w:gridCol w:w="4831"/>
+      </w:tblGrid>
+      <w:tr>
+        <w:trPr>
+          <w:trHeight w:hRule="exact" w:val="397"/>
+        </w:trPr>
+        <w:tc>
+          <w:tcPr>
+            <w:tcW w:w="4803" w:type="dxa"/>
+            <w:tcBorders>
+              <w:top w:val="single" w:sz="4" w:space="0" w:color="auto"/>
+              <w:left w:val="single" w:sz="4" w:space="0" w:color="auto"/>
+              <w:bottom w:val="single" w:sz="4" w:space="0" w:color="auto"/>
+              <w:right w:val="single" w:sz="4" w:space="0" w:color="auto"/>
+            </w:tcBorders>
+            <w:vAlign w:val="center"/>
+            <w:hideMark/>
+          </w:tcPr>
+          <w:p>
+            <w:pPr>
+              <w:spacing w:after="200" w:line="276" w:lineRule="auto"/>
+              <w:rPr>
+                <w:rFonts w:ascii="Arial" w:hAnsi="Arial" w:cs="Arial"/>
+              </w:rPr>
+            </w:pPr>
+            <w:r>
+              <w:rPr>
+                <w:rFonts w:ascii="Arial" w:hAnsi="Arial" w:cs="Arial"/>
+              </w:rPr>
+              <w:lastRenderedPageBreak/>
+              <w:t>Luogo</w:t>
+            </w:r>
+          </w:p>
+        </w:tc>
+        <w:tc>
+          <w:tcPr>
+            <w:tcW w:w="4831" w:type="dxa"/>
+            <w:tcBorders>
+              <w:top w:val="single" w:sz="4" w:space="0" w:color="auto"/>
+              <w:left w:val="single" w:sz="4" w:space="0" w:color="auto"/>
+              <w:bottom w:val="single" w:sz="4" w:space="0" w:color="auto"/>
+              <w:right w:val="single" w:sz="4" w:space="0" w:color="auto"/>
+            </w:tcBorders>
+            <w:vAlign w:val="center"/>
+            <w:hideMark/>
+          </w:tcPr>
+          <w:p>
+            <w:pPr>
+              <w:spacing w:after="200" w:line="276" w:lineRule="auto"/>
+              <w:rPr>
+                <w:rFonts w:ascii="Arial" w:hAnsi="Arial" w:cs="Arial"/>
+              </w:rPr>
+            </w:pPr>
+            <w:r>
+              <w:rPr>
+                <w:rFonts w:ascii="Arial" w:hAnsi="Arial" w:cs="Arial"/>
+              </w:rPr>
+              <w:t>Canobbio</w:t>
+            </w:r>
+          </w:p>
+        </w:tc>
+      </w:tr>
+      <w:tr>
+        <w:trPr>
+          <w:trHeight w:hRule="exact" w:val="397"/>
+        </w:trPr>
+        <w:tc>
+          <w:tcPr>
+            <w:tcW w:w="4803" w:type="dxa"/>
+            <w:tcBorders>
+              <w:top w:val="single" w:sz="4" w:space="0" w:color="auto"/>
+              <w:left w:val="single" w:sz="4" w:space="0" w:color="auto"/>
+              <w:bottom w:val="single" w:sz="4" w:space="0" w:color="auto"/>
+              <w:right w:val="single" w:sz="4" w:space="0" w:color="auto"/>
+            </w:tcBorders>
+            <w:vAlign w:val="center"/>
+            <w:hideMark/>
+          </w:tcPr>
+          <w:p>
+            <w:pPr>
+              <w:spacing w:after="200" w:line="276" w:lineRule="auto"/>
+              <w:rPr>
+                <w:rFonts w:ascii="Arial" w:hAnsi="Arial" w:cs="Arial"/>
+              </w:rPr>
+            </w:pPr>
+            <w:r>
+              <w:rPr>
+                <w:rFonts w:ascii="Arial" w:hAnsi="Arial" w:cs="Arial"/>
+              </w:rPr>
+              <w:t>Data</w:t>
+            </w:r>
+          </w:p>
+        </w:tc>
+        <w:tc>
+          <w:tcPr>
+            <w:tcW w:w="4831" w:type="dxa"/>
+            <w:tcBorders>
+              <w:top w:val="single" w:sz="4" w:space="0" w:color="auto"/>
+              <w:left w:val="single" w:sz="4" w:space="0" w:color="auto"/>
+              <w:bottom w:val="single" w:sz="4" w:space="0" w:color="auto"/>
+              <w:right w:val="single" w:sz="4" w:space="0" w:color="auto"/>
+            </w:tcBorders>
+            <w:vAlign w:val="center"/>
+            <w:hideMark/>
+          </w:tcPr>
+          <w:p>
+            <w:pPr>
+              <w:spacing w:after="200" w:line="276" w:lineRule="auto"/>
+              <w:rPr>
+                <w:rFonts w:ascii="Arial" w:hAnsi="Arial" w:cs="Arial"/>
+              </w:rPr>
+            </w:pPr>
+            <w:r>
+              <w:rPr>
+                <w:rFonts w:ascii="Arial" w:hAnsi="Arial" w:cs="Arial"/>
+              </w:rPr>
+              <w:t>27</w:t>
+            </w:r>
+            <w:r>
+              <w:rPr>
+                <w:rFonts w:ascii="Arial" w:hAnsi="Arial" w:cs="Arial"/>
+              </w:rPr>
+              <w:t>.03.2026</w:t>
+            </w:r>
+          </w:p>
+        </w:tc>
+      </w:tr>
+    </w:tbl>
+    <w:p>
+      <w:pPr>
+        <w:rPr>
+          <w:rFonts w:ascii="Arial" w:hAnsi="Arial" w:cs="Arial"/>
+        </w:rPr>
+      </w:pPr>
+    </w:p>
+    <w:tbl>
+      <w:tblPr>
+        <w:tblStyle w:val="Grigliatabella"/>
+        <w:tblW w:w="0" w:type="auto"/>
+        <w:tblLook w:val="04A0" w:firstRow="1" w:lastRow="0" w:firstColumn="1" w:lastColumn="0" w:noHBand="0" w:noVBand="1"/>
+      </w:tblPr>
+      <w:tblGrid>
+        <w:gridCol w:w="9628"/>
+      </w:tblGrid>
+      <w:tr>
+        <w:tc>
+          <w:tcPr>
+            <w:tcW w:w="9854" w:type="dxa"/>
+            <w:tcBorders>
+              <w:top w:val="single" w:sz="4" w:space="0" w:color="auto"/>
+              <w:left w:val="single" w:sz="4" w:space="0" w:color="auto"/>
+              <w:bottom w:val="single" w:sz="4" w:space="0" w:color="auto"/>
+              <w:right w:val="single" w:sz="4" w:space="0" w:color="auto"/>
+            </w:tcBorders>
+            <w:shd w:val="clear" w:color="auto" w:fill="D9D9D9" w:themeFill="background1" w:themeFillShade="D9"/>
+            <w:hideMark/>
+          </w:tcPr>
+          <w:p>
+            <w:pPr>
+              <w:spacing w:after="200" w:line="276" w:lineRule="auto"/>
+              <w:rPr>
+                <w:rFonts w:ascii="Arial" w:hAnsi="Arial" w:cs="Arial"/>
+              </w:rPr>
+            </w:pPr>
+            <w:r>
+              <w:rPr>
+                <w:rFonts w:ascii="Arial" w:hAnsi="Arial" w:cs="Arial"/>
+              </w:rPr>
+              <w:t>Lavori svolti</w:t>
+            </w:r>
+          </w:p>
+        </w:tc>
+      </w:tr>
+      <w:tr>
+        <w:tc>
+          <w:tcPr>
+            <w:tcW w:w="9854" w:type="dxa"/>
+            <w:tcBorders>
+              <w:top w:val="single" w:sz="4" w:space="0" w:color="auto"/>
+              <w:left w:val="single" w:sz="4" w:space="0" w:color="auto"/>
+              <w:bottom w:val="single" w:sz="4" w:space="0" w:color="auto"/>
+              <w:right w:val="single" w:sz="4" w:space="0" w:color="auto"/>
+            </w:tcBorders>
+            <w:hideMark/>
+          </w:tcPr>
+          <w:p>
+            <w:pPr>
+              <w:spacing w:after="200" w:line="276" w:lineRule="auto"/>
+              <w:rPr>
+                <w:rFonts w:ascii="Arial" w:hAnsi="Arial" w:cs="Arial"/>
+              </w:rPr>
+            </w:pPr>
+            <w:r>
+              <w:rPr>
+                <w:rFonts w:ascii="Arial" w:hAnsi="Arial" w:cs="Arial"/>
+              </w:rPr>
+              <w:t>Tessa:</w:t>
+            </w:r>
+          </w:p>
+          <w:p>
+            <w:pPr>
+              <w:numPr>
+                <w:ilvl w:val="0"/>
+                <w:numId w:val="31"/>
+              </w:numPr>
+              <w:spacing w:line="276" w:lineRule="auto"/>
+              <w:rPr>
+                <w:rFonts w:ascii="Arial" w:hAnsi="Arial" w:cs="Arial"/>
+              </w:rPr>
+            </w:pPr>
+            <w:r>
+              <w:rPr>
+                <w:rFonts w:ascii="Arial" w:hAnsi="Arial" w:cs="Arial"/>
+              </w:rPr>
+              <w:t>Possibilità di vedere la password dopo averla inserita (occhio)</w:t>
+            </w:r>
+          </w:p>
+          <w:p>
+            <w:pPr>
+              <w:numPr>
+                <w:ilvl w:val="0"/>
+                <w:numId w:val="31"/>
+              </w:numPr>
+              <w:spacing w:line="276" w:lineRule="auto"/>
+              <w:rPr>
+                <w:rFonts w:ascii="Arial" w:hAnsi="Arial" w:cs="Arial"/>
+              </w:rPr>
+            </w:pPr>
+            <w:r>
+              <w:rPr>
+                <w:rFonts w:ascii="Arial" w:hAnsi="Arial" w:cs="Arial"/>
+              </w:rPr>
+              <w:t>Conferma password</w:t>
+            </w:r>
+          </w:p>
+          <w:p>
+            <w:pPr>
+              <w:numPr>
+                <w:ilvl w:val="0"/>
+                <w:numId w:val="31"/>
+              </w:numPr>
+              <w:spacing w:line="276" w:lineRule="auto"/>
+              <w:rPr>
+                <w:rFonts w:ascii="Arial" w:hAnsi="Arial" w:cs="Arial"/>
+              </w:rPr>
+            </w:pPr>
+            <w:r>
+              <w:rPr>
+                <w:rFonts w:ascii="Arial" w:hAnsi="Arial" w:cs="Arial"/>
+              </w:rPr>
+              <w:t>Aggiunto email e telefono al login e alla registrazione</w:t>
+            </w:r>
+          </w:p>
+          <w:p>
+            <w:pPr>
+              <w:numPr>
+                <w:ilvl w:val="0"/>
+                <w:numId w:val="31"/>
+              </w:numPr>
+              <w:spacing w:line="276" w:lineRule="auto"/>
+              <w:rPr>
+                <w:rFonts w:ascii="Arial" w:hAnsi="Arial" w:cs="Arial"/>
+              </w:rPr>
+            </w:pPr>
+            <w:r>
+              <w:rPr>
+                <w:rFonts w:ascii="Arial" w:hAnsi="Arial" w:cs="Arial"/>
+              </w:rPr>
+              <w:t>Cambiato il datePicker (x la data di nascita) ad un massimo di 2008</w:t>
+            </w:r>
+          </w:p>
+          <w:p>
+            <w:pPr>
+              <w:spacing w:after="200" w:line="276" w:lineRule="auto"/>
+              <w:rPr>
+                <w:rFonts w:ascii="Arial" w:hAnsi="Arial" w:cs="Arial"/>
+              </w:rPr>
+            </w:pPr>
+            <w:r>
+              <w:rPr>
+                <w:rFonts w:ascii="Arial" w:hAnsi="Arial" w:cs="Arial"/>
+              </w:rPr>
+              <w:t>Ryan:</w:t>
+            </w:r>
+          </w:p>
+          <w:p>
+            <w:pPr>
+              <w:pStyle w:val="Paragrafoelenco"/>
+              <w:numPr>
+                <w:ilvl w:val="0"/>
+                <w:numId w:val="31"/>
+              </w:numPr>
+              <w:rPr>
+                <w:rFonts w:ascii="Arial" w:hAnsi="Arial" w:cs="Arial"/>
+              </w:rPr>
+            </w:pPr>
+            <w:r>
+              <w:rPr>
+                <w:rFonts w:ascii="Arial" w:hAnsi="Arial" w:cs="Arial"/>
+              </w:rPr>
+              <w:t xml:space="preserve">Barra di ricerca per titolo </w:t>
+            </w:r>
+            <w:r>
+              <w:rPr>
+                <w:rFonts w:ascii="Arial" w:hAnsi="Arial" w:cs="Arial"/>
+              </w:rPr>
+              <w:sym w:font="Wingdings" w:char="F0E0"/>
+            </w:r>
+            <w:r>
+              <w:rPr>
+                <w:rFonts w:ascii="Arial" w:hAnsi="Arial" w:cs="Arial"/>
+              </w:rPr>
+              <w:t xml:space="preserve"> funzionante</w:t>
+            </w:r>
+          </w:p>
+          <w:p>
+            <w:pPr>
+              <w:pStyle w:val="Paragrafoelenco"/>
+              <w:numPr>
+                <w:ilvl w:val="0"/>
+                <w:numId w:val="31"/>
+              </w:numPr>
+              <w:rPr>
+                <w:rFonts w:ascii="Arial" w:hAnsi="Arial" w:cs="Arial"/>
+              </w:rPr>
+            </w:pPr>
+            <w:r>
+              <w:rPr>
+                <w:rFonts w:ascii="Arial" w:hAnsi="Arial" w:cs="Arial"/>
+              </w:rPr>
+              <w:t>Click risultati della ricerca = porta a giorno dell’attività</w:t>
+            </w:r>
+          </w:p>
+          <w:p>
+            <w:pPr>
+              <w:pStyle w:val="Paragrafoelenco"/>
+              <w:numPr>
+                <w:ilvl w:val="0"/>
+                <w:numId w:val="31"/>
+              </w:numPr>
+              <w:rPr>
+                <w:rFonts w:ascii="Arial" w:hAnsi="Arial" w:cs="Arial"/>
+              </w:rPr>
+            </w:pPr>
+            <w:r>
+              <w:rPr>
+                <w:rFonts w:ascii="Arial" w:hAnsi="Arial" w:cs="Arial"/>
+              </w:rPr>
+              <w:t>Click attività dalla lista del giorno apre un overlay con le info dell’attività</w:t>
+            </w:r>
+          </w:p>
+          <w:p>
+            <w:pPr>
+              <w:rPr>
+                <w:rFonts w:ascii="Arial" w:hAnsi="Arial" w:cs="Arial"/>
+              </w:rPr>
+            </w:pPr>
+            <w:r>
+              <w:rPr>
+                <w:rFonts w:ascii="Arial" w:hAnsi="Arial" w:cs="Arial"/>
+              </w:rPr>
+              <w:t>Linda:</w:t>
+            </w:r>
+          </w:p>
+          <w:p>
+            <w:pPr>
+              <w:pStyle w:val="Paragrafoelenco"/>
+              <w:numPr>
+                <w:ilvl w:val="0"/>
+                <w:numId w:val="31"/>
+              </w:numPr>
+              <w:rPr>
+                <w:rFonts w:ascii="Arial" w:hAnsi="Arial" w:cs="Arial"/>
+              </w:rPr>
+            </w:pPr>
+            <w:r>
+              <w:rPr>
+                <w:rFonts w:ascii="Arial" w:hAnsi="Arial" w:cs="Arial"/>
+              </w:rPr>
+              <w:t>Iniziato Gantt consuntivo</w:t>
+            </w:r>
+          </w:p>
+          <w:p>
+            <w:pPr>
+              <w:pStyle w:val="Paragrafoelenco"/>
+              <w:numPr>
+                <w:ilvl w:val="0"/>
+                <w:numId w:val="31"/>
+              </w:numPr>
+              <w:rPr>
+                <w:rFonts w:ascii="Arial" w:hAnsi="Arial" w:cs="Arial"/>
+              </w:rPr>
+            </w:pPr>
+            <w:r>
+              <w:rPr>
+                <w:rFonts w:ascii="Arial" w:hAnsi="Arial" w:cs="Arial"/>
+              </w:rPr>
+              <w:t>Temi personalizzazione</w:t>
+            </w:r>
+          </w:p>
+          <w:p>
+            <w:pPr>
+              <w:pStyle w:val="Paragrafoelenco"/>
+              <w:numPr>
+                <w:ilvl w:val="0"/>
+                <w:numId w:val="31"/>
+              </w:numPr>
+              <w:rPr>
+                <w:rFonts w:ascii="Arial" w:hAnsi="Arial" w:cs="Arial"/>
+              </w:rPr>
+            </w:pPr>
+            <w:r>
+              <w:rPr>
+                <w:rFonts w:ascii="Arial" w:hAnsi="Arial" w:cs="Arial"/>
+              </w:rPr>
+              <w:t>P</w:t>
+            </w:r>
+            <w:r>
+              <w:rPr>
+                <w:rFonts w:ascii="Arial" w:hAnsi="Arial" w:cs="Arial"/>
+              </w:rPr>
+              <w:t>ersonalizzazione del calendario</w:t>
+            </w:r>
+          </w:p>
+        </w:tc>
+      </w:tr>
+    </w:tbl>
+    <w:p>
+      <w:pPr>
+        <w:rPr>
+          <w:rFonts w:ascii="Arial" w:hAnsi="Arial" w:cs="Arial"/>
+        </w:rPr>
+      </w:pPr>
+    </w:p>
+    <w:tbl>
+      <w:tblPr>
+        <w:tblStyle w:val="Grigliatabella"/>
+        <w:tblW w:w="0" w:type="auto"/>
+        <w:tblLook w:val="04A0" w:firstRow="1" w:lastRow="0" w:firstColumn="1" w:lastColumn="0" w:noHBand="0" w:noVBand="1"/>
+      </w:tblPr>
+      <w:tblGrid>
+        <w:gridCol w:w="9628"/>
+      </w:tblGrid>
+      <w:tr>
+        <w:tc>
+          <w:tcPr>
+            <w:tcW w:w="9854" w:type="dxa"/>
+            <w:tcBorders>
+              <w:top w:val="single" w:sz="4" w:space="0" w:color="auto"/>
+              <w:left w:val="single" w:sz="4" w:space="0" w:color="auto"/>
+              <w:bottom w:val="single" w:sz="4" w:space="0" w:color="auto"/>
+              <w:right w:val="single" w:sz="4" w:space="0" w:color="auto"/>
+            </w:tcBorders>
+            <w:shd w:val="clear" w:color="auto" w:fill="D9D9D9" w:themeFill="background1" w:themeFillShade="D9"/>
+            <w:hideMark/>
+          </w:tcPr>
+          <w:p>
+            <w:pPr>
+              <w:spacing w:after="200" w:line="276" w:lineRule="auto"/>
+              <w:rPr>
+                <w:rFonts w:ascii="Arial" w:hAnsi="Arial" w:cs="Arial"/>
+              </w:rPr>
+            </w:pPr>
+            <w:r>
+              <w:rPr>
+                <w:rFonts w:ascii="Arial" w:hAnsi="Arial" w:cs="Arial"/>
+              </w:rPr>
+              <w:t>Problemi riscontrati e soluzioni adottate</w:t>
+            </w:r>
+          </w:p>
+        </w:tc>
+      </w:tr>
+      <w:tr>
+        <w:tc>
+          <w:tcPr>
+            <w:tcW w:w="9854" w:type="dxa"/>
+            <w:tcBorders>
+              <w:top w:val="single" w:sz="4" w:space="0" w:color="auto"/>
+              <w:left w:val="single" w:sz="4" w:space="0" w:color="auto"/>
+              <w:bottom w:val="single" w:sz="4" w:space="0" w:color="auto"/>
+              <w:right w:val="single" w:sz="4" w:space="0" w:color="auto"/>
+            </w:tcBorders>
+          </w:tcPr>
+          <w:p>
+            <w:pPr>
+              <w:spacing w:after="200" w:line="276" w:lineRule="auto"/>
+              <w:rPr>
+                <w:rFonts w:ascii="Arial" w:hAnsi="Arial" w:cs="Arial"/>
+              </w:rPr>
+            </w:pPr>
+            <w:r>
+              <w:rPr>
+                <w:rFonts w:ascii="Arial" w:hAnsi="Arial" w:cs="Arial"/>
+              </w:rPr>
+              <w:t>Ryan:</w:t>
+            </w:r>
+          </w:p>
+          <w:p>
+            <w:pPr>
+              <w:pStyle w:val="Paragrafoelenco"/>
+              <w:numPr>
+                <w:ilvl w:val="0"/>
+                <w:numId w:val="31"/>
+              </w:numPr>
+              <w:rPr>
+                <w:rFonts w:ascii="Arial" w:hAnsi="Arial" w:cs="Arial"/>
+              </w:rPr>
+            </w:pPr>
+            <w:r>
+              <w:rPr>
+                <w:rFonts w:ascii="Arial" w:hAnsi="Arial" w:cs="Arial"/>
+              </w:rPr>
+              <w:t>Problema: quando si fa la ricerca esce sempre il testo “Nessun risultato” ma insieme ai risultati</w:t>
+            </w:r>
+          </w:p>
+          <w:p>
+            <w:pPr>
+              <w:pStyle w:val="Paragrafoelenco"/>
+              <w:numPr>
+                <w:ilvl w:val="0"/>
+                <w:numId w:val="31"/>
+              </w:numPr>
+              <w:rPr>
+                <w:rFonts w:ascii="Arial" w:hAnsi="Arial" w:cs="Arial"/>
+              </w:rPr>
+            </w:pPr>
+            <w:r>
+              <w:rPr>
+                <w:rFonts w:ascii="Arial" w:hAnsi="Arial" w:cs="Arial"/>
+              </w:rPr>
+              <w:t>Soluzione: sbagliato il controllo dei ciclo if</w:t>
+            </w:r>
+          </w:p>
+          <w:p>
+            <w:pPr>
+              <w:pStyle w:val="Paragrafoelenco"/>
+              <w:numPr>
+                <w:ilvl w:val="0"/>
+                <w:numId w:val="31"/>
+              </w:numPr>
+              <w:rPr>
+                <w:rFonts w:ascii="Arial" w:hAnsi="Arial" w:cs="Arial"/>
+              </w:rPr>
+            </w:pPr>
+            <w:r>
+              <w:rPr>
+                <w:rFonts w:ascii="Arial" w:hAnsi="Arial" w:cs="Arial"/>
+              </w:rPr>
+              <w:t>Problema 2: i risultati non portavano sul giorno</w:t>
+            </w:r>
+          </w:p>
+          <w:p>
+            <w:pPr>
+              <w:pStyle w:val="Paragrafoelenco"/>
+              <w:numPr>
+                <w:ilvl w:val="0"/>
+                <w:numId w:val="31"/>
+              </w:numPr>
+              <w:rPr>
+                <w:rFonts w:ascii="Arial" w:hAnsi="Arial" w:cs="Arial"/>
+              </w:rPr>
+            </w:pPr>
+            <w:r>
+              <w:rPr>
+                <w:rFonts w:ascii="Arial" w:hAnsi="Arial" w:cs="Arial"/>
+              </w:rPr>
+              <w:t>Soluzione 2: il nome della variabile era leggermente diverso da ciò che richiamava</w:t>
+            </w:r>
+          </w:p>
+          <w:p>
+            <w:pPr>
+              <w:rPr>
+                <w:rFonts w:ascii="Arial" w:hAnsi="Arial" w:cs="Arial"/>
+              </w:rPr>
+            </w:pPr>
+            <w:r>
+              <w:rPr>
+                <w:rFonts w:ascii="Arial" w:hAnsi="Arial" w:cs="Arial"/>
+              </w:rPr>
+              <w:t>Linda:</w:t>
+            </w:r>
+          </w:p>
+          <w:p>
+            <w:pPr>
+              <w:pStyle w:val="Paragrafoelenco"/>
+              <w:numPr>
+                <w:ilvl w:val="0"/>
+                <w:numId w:val="31"/>
+              </w:numPr>
+              <w:rPr>
+                <w:rFonts w:ascii="Arial" w:hAnsi="Arial" w:cs="Arial"/>
+              </w:rPr>
+            </w:pPr>
+            <w:r>
+              <w:rPr>
+                <w:rFonts w:ascii="Arial" w:hAnsi="Arial" w:cs="Arial"/>
+              </w:rPr>
+              <w:t>Problema: l’app non compilava</w:t>
+            </w:r>
+          </w:p>
+          <w:p>
+            <w:pPr>
+              <w:pStyle w:val="Paragrafoelenco"/>
+              <w:numPr>
+                <w:ilvl w:val="0"/>
+                <w:numId w:val="31"/>
+              </w:numPr>
+              <w:rPr>
+                <w:rFonts w:ascii="Arial" w:hAnsi="Arial" w:cs="Arial"/>
+              </w:rPr>
+            </w:pPr>
+            <w:r>
+              <w:rPr>
+                <w:rFonts w:ascii="Arial" w:hAnsi="Arial" w:cs="Arial"/>
+              </w:rPr>
+              <w:t>Soluzione: preso il progetto base da GitHub e rifatto (provate altre soluzioni ma non funzionavano) X 4 volte</w:t>
+            </w:r>
+          </w:p>
+          <w:p>
+            <w:pPr>
+              <w:pStyle w:val="Paragrafoelenco"/>
+              <w:numPr>
+                <w:ilvl w:val="0"/>
+                <w:numId w:val="31"/>
+              </w:numPr>
+              <w:rPr>
+                <w:rFonts w:ascii="Arial" w:hAnsi="Arial" w:cs="Arial"/>
+              </w:rPr>
+            </w:pPr>
+            <w:r>
+              <w:rPr>
+                <w:rFonts w:ascii="Arial" w:hAnsi="Arial" w:cs="Arial"/>
+              </w:rPr>
+              <w:t xml:space="preserve">Problema 2: non permette l’applicazione dei temi su tutte le pagine </w:t>
+            </w:r>
+            <w:r>
+              <w:rPr>
+                <w:rFonts w:ascii="Arial" w:hAnsi="Arial" w:cs="Arial"/>
+              </w:rPr>
+              <w:sym w:font="Wingdings" w:char="F0E0"/>
+            </w:r>
+            <w:r>
+              <w:rPr>
+                <w:rFonts w:ascii="Arial" w:hAnsi="Arial" w:cs="Arial"/>
+              </w:rPr>
+              <w:t xml:space="preserve"> si rompe tutto</w:t>
+            </w:r>
+          </w:p>
+          <w:p>
+            <w:pPr>
+              <w:pStyle w:val="Paragrafoelenco"/>
+              <w:numPr>
+                <w:ilvl w:val="0"/>
+                <w:numId w:val="31"/>
+              </w:numPr>
+              <w:rPr>
+                <w:rFonts w:ascii="Arial" w:hAnsi="Arial" w:cs="Arial"/>
+              </w:rPr>
+            </w:pPr>
+            <w:r>
+              <w:rPr>
+                <w:rFonts w:ascii="Arial" w:hAnsi="Arial" w:cs="Arial"/>
+              </w:rPr>
+              <w:t>Soluzione 2: non ancora trovata</w:t>
+            </w:r>
+          </w:p>
+          <w:p>
+            <w:pPr>
+              <w:rPr>
+                <w:rFonts w:ascii="Arial" w:hAnsi="Arial" w:cs="Arial"/>
+              </w:rPr>
+            </w:pPr>
+          </w:p>
+        </w:tc>
+      </w:tr>
+    </w:tbl>
+    <w:p>
+      <w:pPr>
+        <w:rPr>
+          <w:rFonts w:ascii="Arial" w:hAnsi="Arial" w:cs="Arial"/>
+        </w:rPr>
+      </w:pPr>
+    </w:p>
+    <w:tbl>
+      <w:tblPr>
+        <w:tblStyle w:val="Grigliatabella"/>
+        <w:tblW w:w="0" w:type="auto"/>
+        <w:tblLook w:val="04A0" w:firstRow="1" w:lastRow="0" w:firstColumn="1" w:lastColumn="0" w:noHBand="0" w:noVBand="1"/>
+      </w:tblPr>
+      <w:tblGrid>
+        <w:gridCol w:w="9628"/>
+      </w:tblGrid>
+      <w:tr>
+        <w:tc>
+          <w:tcPr>
+            <w:tcW w:w="9854" w:type="dxa"/>
+            <w:tcBorders>
+              <w:top w:val="single" w:sz="4" w:space="0" w:color="auto"/>
+              <w:left w:val="single" w:sz="4" w:space="0" w:color="auto"/>
+              <w:bottom w:val="single" w:sz="4" w:space="0" w:color="auto"/>
+              <w:right w:val="single" w:sz="4" w:space="0" w:color="auto"/>
+            </w:tcBorders>
+            <w:shd w:val="clear" w:color="auto" w:fill="D9D9D9" w:themeFill="background1" w:themeFillShade="D9"/>
+            <w:hideMark/>
+          </w:tcPr>
+          <w:p>
+            <w:pPr>
+              <w:spacing w:after="200" w:line="276" w:lineRule="auto"/>
+              <w:rPr>
+                <w:rFonts w:ascii="Arial" w:hAnsi="Arial" w:cs="Arial"/>
+              </w:rPr>
+            </w:pPr>
+            <w:r>
+              <w:rPr>
+                <w:rFonts w:ascii="Arial" w:hAnsi="Arial" w:cs="Arial"/>
+              </w:rPr>
+              <w:t>Punto della situazione rispetto alla pianificazione</w:t>
+            </w:r>
+          </w:p>
+        </w:tc>
+      </w:tr>
+      <w:tr>
+        <w:tc>
+          <w:tcPr>
+            <w:tcW w:w="9854" w:type="dxa"/>
+            <w:tcBorders>
+              <w:top w:val="single" w:sz="4" w:space="0" w:color="auto"/>
+              <w:left w:val="single" w:sz="4" w:space="0" w:color="auto"/>
+              <w:bottom w:val="single" w:sz="4" w:space="0" w:color="auto"/>
+              <w:right w:val="single" w:sz="4" w:space="0" w:color="auto"/>
+            </w:tcBorders>
+            <w:hideMark/>
+          </w:tcPr>
+          <w:p>
+            <w:pPr>
+              <w:spacing w:after="200" w:line="276" w:lineRule="auto"/>
+              <w:rPr>
+                <w:rFonts w:ascii="Arial" w:hAnsi="Arial" w:cs="Arial"/>
+              </w:rPr>
+            </w:pPr>
+            <w:r>
+              <w:rPr>
+                <w:rFonts w:ascii="Arial" w:hAnsi="Arial" w:cs="Arial"/>
+              </w:rPr>
+              <w:t xml:space="preserve">Implementazione </w:t>
+            </w:r>
+          </w:p>
+          <w:p>
+            <w:pPr>
+              <w:spacing w:after="200" w:line="276" w:lineRule="auto"/>
+              <w:rPr>
+                <w:rFonts w:ascii="Arial" w:hAnsi="Arial" w:cs="Arial"/>
+              </w:rPr>
+            </w:pPr>
+            <w:r>
+              <w:rPr>
+                <w:rFonts w:ascii="Arial" w:hAnsi="Arial" w:cs="Arial"/>
+              </w:rPr>
+              <w:t>Documentazione: leggermente in ritardo</w:t>
+            </w:r>
+          </w:p>
+        </w:tc>
+      </w:tr>
+    </w:tbl>
+    <w:p>
+      <w:pPr>
+        <w:rPr>
+          <w:rFonts w:ascii="Arial" w:hAnsi="Arial" w:cs="Arial"/>
+        </w:rPr>
+      </w:pPr>
+    </w:p>
+    <w:tbl>
+      <w:tblPr>
+        <w:tblStyle w:val="Grigliatabella"/>
+        <w:tblW w:w="0" w:type="auto"/>
+        <w:tblLook w:val="04A0" w:firstRow="1" w:lastRow="0" w:firstColumn="1" w:lastColumn="0" w:noHBand="0" w:noVBand="1"/>
+      </w:tblPr>
+      <w:tblGrid>
+        <w:gridCol w:w="9628"/>
+      </w:tblGrid>
+      <w:tr>
+        <w:tc>
+          <w:tcPr>
+            <w:tcW w:w="9854" w:type="dxa"/>
+            <w:tcBorders>
+              <w:top w:val="single" w:sz="4" w:space="0" w:color="auto"/>
+              <w:left w:val="single" w:sz="4" w:space="0" w:color="auto"/>
+              <w:bottom w:val="single" w:sz="4" w:space="0" w:color="auto"/>
+              <w:right w:val="single" w:sz="4" w:space="0" w:color="auto"/>
+            </w:tcBorders>
+            <w:shd w:val="clear" w:color="auto" w:fill="D9D9D9" w:themeFill="background1" w:themeFillShade="D9"/>
+            <w:hideMark/>
+          </w:tcPr>
+          <w:p>
+            <w:pPr>
+              <w:spacing w:after="200" w:line="276" w:lineRule="auto"/>
+              <w:rPr>
+                <w:rFonts w:ascii="Arial" w:hAnsi="Arial" w:cs="Arial"/>
+              </w:rPr>
+            </w:pPr>
+            <w:r>
+              <w:rPr>
+                <w:rFonts w:ascii="Arial" w:hAnsi="Arial" w:cs="Arial"/>
+              </w:rPr>
+              <w:t>Programma di massima per la prossima giornata di lavoro</w:t>
+            </w:r>
+          </w:p>
+        </w:tc>
+      </w:tr>
+      <w:tr>
+        <w:tc>
+          <w:tcPr>
+            <w:tcW w:w="9854" w:type="dxa"/>
+            <w:tcBorders>
+              <w:top w:val="single" w:sz="4" w:space="0" w:color="auto"/>
+              <w:left w:val="single" w:sz="4" w:space="0" w:color="auto"/>
+              <w:bottom w:val="single" w:sz="4" w:space="0" w:color="auto"/>
+              <w:right w:val="single" w:sz="4" w:space="0" w:color="auto"/>
+            </w:tcBorders>
+            <w:hideMark/>
+          </w:tcPr>
+          <w:p>
+            <w:pPr>
+              <w:numPr>
+                <w:ilvl w:val="0"/>
+                <w:numId w:val="31"/>
+              </w:numPr>
+              <w:spacing w:line="276" w:lineRule="auto"/>
+              <w:rPr>
+                <w:rFonts w:ascii="Arial" w:hAnsi="Arial" w:cs="Arial"/>
+              </w:rPr>
+            </w:pPr>
+            <w:r>
+              <w:rPr>
+                <w:rFonts w:ascii="Arial" w:hAnsi="Arial" w:cs="Arial"/>
+              </w:rPr>
+              <w:t xml:space="preserve">Unire le pagine </w:t>
+            </w:r>
+            <w:r>
+              <w:rPr>
+                <w:rFonts w:ascii="Arial" w:hAnsi="Arial" w:cs="Arial"/>
+              </w:rPr>
+              <w:sym w:font="Wingdings" w:char="F0E0"/>
+            </w:r>
+            <w:r>
+              <w:rPr>
+                <w:rFonts w:ascii="Arial" w:hAnsi="Arial" w:cs="Arial"/>
+              </w:rPr>
+              <w:t xml:space="preserve"> database a tutto</w:t>
+            </w:r>
+          </w:p>
+          <w:p>
+            <w:pPr>
+              <w:numPr>
+                <w:ilvl w:val="0"/>
+                <w:numId w:val="31"/>
+              </w:numPr>
+              <w:spacing w:line="276" w:lineRule="auto"/>
+              <w:rPr>
+                <w:rFonts w:ascii="Arial" w:hAnsi="Arial" w:cs="Arial"/>
+              </w:rPr>
+            </w:pPr>
+            <w:r>
+              <w:rPr>
+                <w:rFonts w:ascii="Arial" w:hAnsi="Arial" w:cs="Arial"/>
+              </w:rPr>
+              <w:t>Continuare Gantt Consuntivo</w:t>
+            </w:r>
+          </w:p>
+          <w:p>
+            <w:pPr>
+              <w:numPr>
+                <w:ilvl w:val="0"/>
+                <w:numId w:val="31"/>
+              </w:numPr>
+              <w:spacing w:line="276" w:lineRule="auto"/>
+              <w:rPr>
+                <w:rFonts w:ascii="Arial" w:hAnsi="Arial" w:cs="Arial"/>
+              </w:rPr>
+            </w:pPr>
+            <w:r>
+              <w:rPr>
+                <w:rFonts w:ascii="Arial" w:hAnsi="Arial" w:cs="Arial"/>
+              </w:rPr>
+              <w:t xml:space="preserve">Fare la documentazione </w:t>
+            </w:r>
+            <w:r>
+              <w:rPr>
+                <w:rFonts w:ascii="Arial" w:hAnsi="Arial" w:cs="Arial"/>
+              </w:rPr>
+              <w:sym w:font="Wingdings" w:char="F0E0"/>
+            </w:r>
+            <w:r>
+              <w:rPr>
+                <w:rFonts w:ascii="Arial" w:hAnsi="Arial" w:cs="Arial"/>
+              </w:rPr>
+              <w:t xml:space="preserve"> progettazione + spiegazione sprint</w:t>
+            </w:r>
+          </w:p>
+          <w:p>
+            <w:pPr>
+              <w:numPr>
+                <w:ilvl w:val="0"/>
+                <w:numId w:val="31"/>
+              </w:numPr>
+              <w:spacing w:line="276" w:lineRule="auto"/>
+              <w:rPr>
+                <w:rFonts w:ascii="Arial" w:hAnsi="Arial" w:cs="Arial"/>
+              </w:rPr>
+            </w:pPr>
+            <w:r>
+              <w:rPr>
+                <w:rFonts w:ascii="Arial" w:hAnsi="Arial" w:cs="Arial"/>
+              </w:rPr>
+              <w:t xml:space="preserve">Continuare il calendario </w:t>
+            </w:r>
+            <w:r>
+              <w:rPr>
+                <w:rFonts w:ascii="Arial" w:hAnsi="Arial" w:cs="Arial"/>
+              </w:rPr>
+              <w:sym w:font="Wingdings" w:char="F0E0"/>
+            </w:r>
+            <w:r>
+              <w:rPr>
+                <w:rFonts w:ascii="Arial" w:hAnsi="Arial" w:cs="Arial"/>
+              </w:rPr>
+              <w:t xml:space="preserve"> parametri per attività</w:t>
+            </w:r>
+          </w:p>
+          <w:p>
+            <w:pPr>
+              <w:numPr>
+                <w:ilvl w:val="0"/>
+                <w:numId w:val="31"/>
+              </w:numPr>
+              <w:spacing w:line="276" w:lineRule="auto"/>
+              <w:rPr>
+                <w:rFonts w:ascii="Arial" w:hAnsi="Arial" w:cs="Arial"/>
+              </w:rPr>
+            </w:pPr>
+            <w:r>
+              <w:rPr>
+                <w:rFonts w:ascii="Arial" w:hAnsi="Arial" w:cs="Arial"/>
+              </w:rPr>
+              <w:lastRenderedPageBreak/>
+              <w:t>Aggiungere tema a tutte le pagine</w:t>
+            </w:r>
+          </w:p>
+        </w:tc>
+      </w:tr>
+    </w:tbl>
+    <w:p>
+      <w:pPr>
+        <w:rPr>
+          <w:rFonts w:ascii="Arial" w:hAnsi="Arial" w:cs="Arial"/>
+        </w:rPr>
+      </w:pPr>
+    </w:p>
+    <w:p>
+      <w:pPr>
+        <w:rPr>
+          <w:rFonts w:ascii="Arial" w:hAnsi="Arial" w:cs="Arial"/>
+        </w:rPr>
+      </w:pPr>
+      <w:r>
+        <w:rPr>
+          <w:rFonts w:ascii="Arial" w:hAnsi="Arial" w:cs="Arial"/>
+        </w:rPr>
+        <w:t>Agile - Resoconto</w:t>
+      </w:r>
+    </w:p>
+    <w:p>
+      <w:pPr>
+        <w:rPr>
+          <w:rFonts w:ascii="Arial" w:hAnsi="Arial" w:cs="Arial"/>
+        </w:rPr>
+      </w:pPr>
+    </w:p>
+    <w:tbl>
+      <w:tblPr>
+        <w:tblStyle w:val="Grigliatabella"/>
+        <w:tblW w:w="0" w:type="auto"/>
+        <w:tblLook w:val="04A0" w:firstRow="1" w:lastRow="0" w:firstColumn="1" w:lastColumn="0" w:noHBand="0" w:noVBand="1"/>
+      </w:tblPr>
+      <w:tblGrid>
+        <w:gridCol w:w="9628"/>
+      </w:tblGrid>
+      <w:tr>
+        <w:tc>
+          <w:tcPr>
+            <w:tcW w:w="9854" w:type="dxa"/>
+            <w:tcBorders>
+              <w:top w:val="single" w:sz="4" w:space="0" w:color="auto"/>
+              <w:left w:val="single" w:sz="4" w:space="0" w:color="auto"/>
+              <w:bottom w:val="single" w:sz="4" w:space="0" w:color="auto"/>
+              <w:right w:val="single" w:sz="4" w:space="0" w:color="auto"/>
+            </w:tcBorders>
+            <w:shd w:val="clear" w:color="auto" w:fill="D9D9D9" w:themeFill="background1" w:themeFillShade="D9"/>
+            <w:hideMark/>
+          </w:tcPr>
+          <w:p>
+            <w:pPr>
+              <w:spacing w:after="200" w:line="276" w:lineRule="auto"/>
+              <w:rPr>
+                <w:rFonts w:ascii="Arial" w:hAnsi="Arial" w:cs="Arial"/>
+              </w:rPr>
+            </w:pPr>
+            <w:r>
+              <w:rPr>
+                <w:rFonts w:ascii="Arial" w:hAnsi="Arial" w:cs="Arial"/>
+              </w:rPr>
+              <w:t>Daily Scrum</w:t>
+            </w:r>
+          </w:p>
+        </w:tc>
+      </w:tr>
+      <w:tr>
+        <w:tc>
+          <w:tcPr>
+            <w:tcW w:w="9854" w:type="dxa"/>
+            <w:tcBorders>
+              <w:top w:val="single" w:sz="4" w:space="0" w:color="auto"/>
+              <w:left w:val="single" w:sz="4" w:space="0" w:color="auto"/>
+              <w:bottom w:val="single" w:sz="4" w:space="0" w:color="auto"/>
+              <w:right w:val="single" w:sz="4" w:space="0" w:color="auto"/>
+            </w:tcBorders>
+            <w:hideMark/>
+          </w:tcPr>
+          <w:p>
+            <w:pPr>
+              <w:numPr>
+                <w:ilvl w:val="0"/>
+                <w:numId w:val="31"/>
+              </w:numPr>
+              <w:spacing w:line="276" w:lineRule="auto"/>
+              <w:rPr>
+                <w:rFonts w:ascii="Arial" w:hAnsi="Arial" w:cs="Arial"/>
+              </w:rPr>
+            </w:pPr>
+            <w:r>
+              <w:rPr>
+                <w:rFonts w:ascii="Arial" w:hAnsi="Arial" w:cs="Arial"/>
+              </w:rPr>
+              <w:t>9:00</w:t>
+            </w:r>
+          </w:p>
+          <w:p>
+            <w:pPr>
+              <w:numPr>
+                <w:ilvl w:val="0"/>
+                <w:numId w:val="31"/>
+              </w:numPr>
+              <w:spacing w:line="276" w:lineRule="auto"/>
+              <w:rPr>
+                <w:rFonts w:ascii="Arial" w:hAnsi="Arial" w:cs="Arial"/>
+              </w:rPr>
+            </w:pPr>
+            <w:r>
+              <w:rPr>
+                <w:rFonts w:ascii="Arial" w:hAnsi="Arial" w:cs="Arial"/>
+              </w:rPr>
+              <w:t>Non sono emersi problemi rilevanti</w:t>
+            </w:r>
+          </w:p>
+          <w:p>
+            <w:pPr>
+              <w:numPr>
+                <w:ilvl w:val="0"/>
+                <w:numId w:val="31"/>
+              </w:numPr>
+              <w:spacing w:line="276" w:lineRule="auto"/>
+              <w:rPr>
+                <w:rFonts w:ascii="Arial" w:hAnsi="Arial" w:cs="Arial"/>
+              </w:rPr>
+            </w:pPr>
+            <w:r>
+              <w:rPr>
+                <w:rFonts w:ascii="Arial" w:hAnsi="Arial" w:cs="Arial"/>
+              </w:rPr>
+              <w:t xml:space="preserve">Discussione sul review </w:t>
+            </w:r>
+            <w:r>
+              <w:rPr>
+                <w:rFonts w:ascii="Arial" w:hAnsi="Arial" w:cs="Arial"/>
+              </w:rPr>
+              <w:sym w:font="Wingdings" w:char="F0E0"/>
+            </w:r>
+            <w:r>
+              <w:rPr>
+                <w:rFonts w:ascii="Arial" w:hAnsi="Arial" w:cs="Arial"/>
+              </w:rPr>
+              <w:t xml:space="preserve"> presentarlo alla prof</w:t>
+            </w:r>
+          </w:p>
+        </w:tc>
+      </w:tr>
+    </w:tbl>
+    <w:p>
+      <w:pPr>
+        <w:rPr>
+          <w:rFonts w:ascii="Arial" w:hAnsi="Arial" w:cs="Arial"/>
+        </w:rPr>
+      </w:pPr>
+    </w:p>
+    <w:tbl>
+      <w:tblPr>
+        <w:tblStyle w:val="Grigliatabella"/>
+        <w:tblW w:w="0" w:type="auto"/>
+        <w:tblLook w:val="04A0" w:firstRow="1" w:lastRow="0" w:firstColumn="1" w:lastColumn="0" w:noHBand="0" w:noVBand="1"/>
+      </w:tblPr>
+      <w:tblGrid>
+        <w:gridCol w:w="9628"/>
+      </w:tblGrid>
+      <w:tr>
+        <w:tc>
+          <w:tcPr>
+            <w:tcW w:w="9854" w:type="dxa"/>
+            <w:tcBorders>
+              <w:top w:val="single" w:sz="4" w:space="0" w:color="auto"/>
+              <w:left w:val="single" w:sz="4" w:space="0" w:color="auto"/>
+              <w:bottom w:val="single" w:sz="4" w:space="0" w:color="auto"/>
+              <w:right w:val="single" w:sz="4" w:space="0" w:color="auto"/>
+            </w:tcBorders>
+            <w:shd w:val="clear" w:color="auto" w:fill="D9D9D9" w:themeFill="background1" w:themeFillShade="D9"/>
+            <w:hideMark/>
+          </w:tcPr>
+          <w:p>
+            <w:pPr>
+              <w:spacing w:after="200" w:line="276" w:lineRule="auto"/>
+              <w:rPr>
+                <w:rFonts w:ascii="Arial" w:hAnsi="Arial" w:cs="Arial"/>
+              </w:rPr>
+            </w:pPr>
+            <w:r>
+              <w:rPr>
+                <w:rFonts w:ascii="Arial" w:hAnsi="Arial" w:cs="Arial"/>
+              </w:rPr>
+              <w:t>Sprint Planning</w:t>
+            </w:r>
+          </w:p>
+        </w:tc>
+      </w:tr>
+      <w:tr>
+        <w:tc>
+          <w:tcPr>
+            <w:tcW w:w="9854" w:type="dxa"/>
+            <w:tcBorders>
+              <w:top w:val="single" w:sz="4" w:space="0" w:color="auto"/>
+              <w:left w:val="single" w:sz="4" w:space="0" w:color="auto"/>
+              <w:bottom w:val="single" w:sz="4" w:space="0" w:color="auto"/>
+              <w:right w:val="single" w:sz="4" w:space="0" w:color="auto"/>
+            </w:tcBorders>
+          </w:tcPr>
+          <w:p>
+            <w:pPr>
+              <w:spacing w:after="200" w:line="276" w:lineRule="auto"/>
+              <w:rPr>
+                <w:rFonts w:ascii="Arial" w:hAnsi="Arial" w:cs="Arial"/>
+              </w:rPr>
+            </w:pPr>
+          </w:p>
+        </w:tc>
+      </w:tr>
+    </w:tbl>
+    <w:p>
+      <w:pPr>
+        <w:rPr>
+          <w:rFonts w:ascii="Arial" w:hAnsi="Arial" w:cs="Arial"/>
+        </w:rPr>
+      </w:pPr>
+    </w:p>
+    <w:tbl>
+      <w:tblPr>
+        <w:tblStyle w:val="Grigliatabella"/>
+        <w:tblW w:w="0" w:type="auto"/>
+        <w:tblLook w:val="04A0" w:firstRow="1" w:lastRow="0" w:firstColumn="1" w:lastColumn="0" w:noHBand="0" w:noVBand="1"/>
+      </w:tblPr>
+      <w:tblGrid>
+        <w:gridCol w:w="9628"/>
+      </w:tblGrid>
+      <w:tr>
+        <w:tc>
+          <w:tcPr>
+            <w:tcW w:w="9854" w:type="dxa"/>
+            <w:tcBorders>
+              <w:top w:val="single" w:sz="4" w:space="0" w:color="auto"/>
+              <w:left w:val="single" w:sz="4" w:space="0" w:color="auto"/>
+              <w:bottom w:val="single" w:sz="4" w:space="0" w:color="auto"/>
+              <w:right w:val="single" w:sz="4" w:space="0" w:color="auto"/>
+            </w:tcBorders>
+            <w:shd w:val="clear" w:color="auto" w:fill="D9D9D9" w:themeFill="background1" w:themeFillShade="D9"/>
+            <w:hideMark/>
+          </w:tcPr>
+          <w:p>
+            <w:pPr>
+              <w:spacing w:after="200" w:line="276" w:lineRule="auto"/>
+              <w:rPr>
+                <w:rFonts w:ascii="Arial" w:hAnsi="Arial" w:cs="Arial"/>
+              </w:rPr>
+            </w:pPr>
+            <w:r>
+              <w:rPr>
+                <w:rFonts w:ascii="Arial" w:hAnsi="Arial" w:cs="Arial"/>
+              </w:rPr>
+              <w:t>Sprint Review</w:t>
+            </w:r>
+          </w:p>
+        </w:tc>
+      </w:tr>
+      <w:tr>
+        <w:tc>
+          <w:tcPr>
+            <w:tcW w:w="9854" w:type="dxa"/>
+            <w:tcBorders>
+              <w:top w:val="single" w:sz="4" w:space="0" w:color="auto"/>
+              <w:left w:val="single" w:sz="4" w:space="0" w:color="auto"/>
+              <w:bottom w:val="single" w:sz="4" w:space="0" w:color="auto"/>
+              <w:right w:val="single" w:sz="4" w:space="0" w:color="auto"/>
+            </w:tcBorders>
+          </w:tcPr>
+          <w:p>
+            <w:pPr>
+              <w:spacing w:after="200" w:line="276" w:lineRule="auto"/>
+              <w:rPr>
+                <w:rFonts w:ascii="Arial" w:hAnsi="Arial" w:cs="Arial"/>
+              </w:rPr>
+            </w:pPr>
+            <w:r>
+              <w:rPr>
+                <w:rFonts w:ascii="Arial" w:hAnsi="Arial" w:cs="Arial"/>
+              </w:rPr>
+              <w:t>Note soressa:</w:t>
+            </w:r>
+          </w:p>
+          <w:p>
+            <w:pPr>
+              <w:pStyle w:val="Paragrafoelenco"/>
+              <w:numPr>
+                <w:ilvl w:val="0"/>
+                <w:numId w:val="31"/>
+              </w:numPr>
+              <w:rPr>
+                <w:rFonts w:ascii="Arial" w:hAnsi="Arial" w:cs="Arial"/>
+              </w:rPr>
+            </w:pPr>
+            <w:r>
+              <w:rPr>
+                <w:rFonts w:ascii="Arial" w:hAnsi="Arial" w:cs="Arial"/>
+              </w:rPr>
+              <w:t>Aggiungere la possibilità di vedere la password prima di confermare</w:t>
+            </w:r>
+          </w:p>
+          <w:p>
+            <w:pPr>
+              <w:pStyle w:val="Paragrafoelenco"/>
+              <w:numPr>
+                <w:ilvl w:val="0"/>
+                <w:numId w:val="31"/>
+              </w:numPr>
+              <w:rPr>
+                <w:rFonts w:ascii="Arial" w:hAnsi="Arial" w:cs="Arial"/>
+              </w:rPr>
+            </w:pPr>
+            <w:r>
+              <w:rPr>
+                <w:rFonts w:ascii="Arial" w:hAnsi="Arial" w:cs="Arial"/>
+              </w:rPr>
+              <w:t>Doppio inserimento password</w:t>
+            </w:r>
+          </w:p>
+          <w:p>
+            <w:pPr>
+              <w:pStyle w:val="Paragrafoelenco"/>
+              <w:numPr>
+                <w:ilvl w:val="0"/>
+                <w:numId w:val="31"/>
+              </w:numPr>
+              <w:rPr>
+                <w:rFonts w:ascii="Arial" w:hAnsi="Arial" w:cs="Arial"/>
+              </w:rPr>
+            </w:pPr>
+            <w:r>
+              <w:rPr>
+                <w:rFonts w:ascii="Arial" w:hAnsi="Arial" w:cs="Arial"/>
+              </w:rPr>
+              <w:t xml:space="preserve">Data di nascita da cambiare </w:t>
+            </w:r>
+            <w:r>
+              <w:rPr>
+                <w:rFonts w:ascii="Arial" w:hAnsi="Arial" w:cs="Arial"/>
+              </w:rPr>
+              <w:sym w:font="Wingdings" w:char="F0E0"/>
+            </w:r>
+            <w:r>
+              <w:rPr>
+                <w:rFonts w:ascii="Arial" w:hAnsi="Arial" w:cs="Arial"/>
+              </w:rPr>
+              <w:t xml:space="preserve"> o farla partire dal 2008 o metterla testuale</w:t>
+            </w:r>
+          </w:p>
+          <w:p>
+            <w:pPr>
+              <w:pStyle w:val="Paragrafoelenco"/>
+              <w:numPr>
+                <w:ilvl w:val="0"/>
+                <w:numId w:val="31"/>
+              </w:numPr>
+              <w:rPr>
+                <w:rFonts w:ascii="Arial" w:hAnsi="Arial" w:cs="Arial"/>
+              </w:rPr>
+            </w:pPr>
+            <w:r>
+              <w:rPr>
+                <w:rFonts w:ascii="Arial" w:hAnsi="Arial" w:cs="Arial"/>
+              </w:rPr>
+              <w:t>Primary key nel database per lo username</w:t>
+            </w:r>
+          </w:p>
+          <w:p>
+            <w:pPr>
+              <w:pStyle w:val="Paragrafoelenco"/>
+              <w:numPr>
+                <w:ilvl w:val="0"/>
+                <w:numId w:val="31"/>
+              </w:numPr>
+              <w:rPr>
+                <w:rFonts w:ascii="Arial" w:hAnsi="Arial" w:cs="Arial"/>
+              </w:rPr>
+            </w:pPr>
+            <w:r>
+              <w:rPr>
+                <w:rFonts w:ascii="Arial" w:hAnsi="Arial" w:cs="Arial"/>
+              </w:rPr>
+              <w:t>Scrivere sprint nella progettazione</w:t>
+            </w:r>
+          </w:p>
+          <w:p>
+            <w:pPr>
+              <w:pStyle w:val="Paragrafoelenco"/>
+              <w:numPr>
+                <w:ilvl w:val="0"/>
+                <w:numId w:val="31"/>
+              </w:numPr>
+              <w:rPr>
+                <w:rFonts w:ascii="Arial" w:hAnsi="Arial" w:cs="Arial"/>
+              </w:rPr>
+            </w:pPr>
+            <w:r>
+              <w:rPr>
+                <w:rFonts w:ascii="Arial" w:hAnsi="Arial" w:cs="Arial"/>
+              </w:rPr>
+              <w:t>Togliere modifica dello username nel profilo</w:t>
+            </w:r>
+          </w:p>
+          <w:p>
+            <w:pPr>
+              <w:pStyle w:val="Paragrafoelenco"/>
+              <w:numPr>
+                <w:ilvl w:val="0"/>
+                <w:numId w:val="31"/>
+              </w:numPr>
+              <w:rPr>
+                <w:rFonts w:ascii="Arial" w:hAnsi="Arial" w:cs="Arial"/>
+              </w:rPr>
+            </w:pPr>
+            <w:r>
+              <w:rPr>
+                <w:rFonts w:ascii="Arial" w:hAnsi="Arial" w:cs="Arial"/>
+              </w:rPr>
+              <w:t xml:space="preserve">Fare il programma o in italiano o inglese </w:t>
+            </w:r>
+            <w:r>
+              <w:rPr>
+                <w:rFonts w:ascii="Arial" w:hAnsi="Arial" w:cs="Arial"/>
+              </w:rPr>
+              <w:sym w:font="Wingdings" w:char="F0E0"/>
+            </w:r>
+            <w:r>
+              <w:rPr>
+                <w:rFonts w:ascii="Arial" w:hAnsi="Arial" w:cs="Arial"/>
+              </w:rPr>
+              <w:t xml:space="preserve"> No Mix</w:t>
+            </w:r>
+          </w:p>
+          <w:p>
+            <w:pPr>
+              <w:pStyle w:val="Paragrafoelenco"/>
+              <w:numPr>
+                <w:ilvl w:val="0"/>
+                <w:numId w:val="31"/>
+              </w:numPr>
+              <w:rPr>
+                <w:rFonts w:ascii="Arial" w:hAnsi="Arial" w:cs="Arial"/>
+              </w:rPr>
+            </w:pPr>
+            <w:r>
+              <w:rPr>
+                <w:rFonts w:ascii="Arial" w:hAnsi="Arial" w:cs="Arial"/>
+              </w:rPr>
+              <w:t>Valutare ordine Task</w:t>
+            </w:r>
+          </w:p>
+          <w:p>
+            <w:pPr>
+              <w:pStyle w:val="Paragrafoelenco"/>
+              <w:numPr>
+                <w:ilvl w:val="0"/>
+                <w:numId w:val="31"/>
+              </w:numPr>
+              <w:rPr>
+                <w:rFonts w:ascii="Arial" w:hAnsi="Arial" w:cs="Arial"/>
+              </w:rPr>
+            </w:pPr>
+            <w:r>
+              <w:rPr>
+                <w:rFonts w:ascii="Arial" w:hAnsi="Arial" w:cs="Arial"/>
+              </w:rPr>
+              <w:t>Valutazione: 3.9</w:t>
+            </w:r>
+          </w:p>
+        </w:tc>
+      </w:tr>
+    </w:tbl>
+    <w:p>
+      <w:pPr>
+        <w:rPr>
+          <w:rFonts w:ascii="Arial" w:hAnsi="Arial" w:cs="Arial"/>
+        </w:rPr>
+      </w:pPr>
+    </w:p>
+    <w:tbl>
+      <w:tblPr>
+        <w:tblStyle w:val="Grigliatabella"/>
+        <w:tblW w:w="0" w:type="auto"/>
+        <w:tblLook w:val="04A0" w:firstRow="1" w:lastRow="0" w:firstColumn="1" w:lastColumn="0" w:noHBand="0" w:noVBand="1"/>
+      </w:tblPr>
+      <w:tblGrid>
+        <w:gridCol w:w="9628"/>
+      </w:tblGrid>
+      <w:tr>
+        <w:tc>
+          <w:tcPr>
+            <w:tcW w:w="9854" w:type="dxa"/>
+            <w:tcBorders>
+              <w:top w:val="single" w:sz="4" w:space="0" w:color="auto"/>
+              <w:left w:val="single" w:sz="4" w:space="0" w:color="auto"/>
+              <w:bottom w:val="single" w:sz="4" w:space="0" w:color="auto"/>
+              <w:right w:val="single" w:sz="4" w:space="0" w:color="auto"/>
+            </w:tcBorders>
+            <w:shd w:val="clear" w:color="auto" w:fill="D9D9D9" w:themeFill="background1" w:themeFillShade="D9"/>
+            <w:hideMark/>
+          </w:tcPr>
+          <w:p>
+            <w:pPr>
+              <w:spacing w:after="200" w:line="276" w:lineRule="auto"/>
+              <w:rPr>
+                <w:rFonts w:ascii="Arial" w:hAnsi="Arial" w:cs="Arial"/>
+              </w:rPr>
+            </w:pPr>
+            <w:r>
+              <w:rPr>
+                <w:rFonts w:ascii="Arial" w:hAnsi="Arial" w:cs="Arial"/>
+              </w:rPr>
+              <w:t>Sprint Retrospective</w:t>
+            </w:r>
+          </w:p>
+        </w:tc>
+      </w:tr>
+      <w:tr>
+        <w:tc>
+          <w:tcPr>
+            <w:tcW w:w="9854" w:type="dxa"/>
+            <w:tcBorders>
+              <w:top w:val="single" w:sz="4" w:space="0" w:color="auto"/>
+              <w:left w:val="single" w:sz="4" w:space="0" w:color="auto"/>
+              <w:bottom w:val="single" w:sz="4" w:space="0" w:color="auto"/>
+              <w:right w:val="single" w:sz="4" w:space="0" w:color="auto"/>
+            </w:tcBorders>
+          </w:tcPr>
+          <w:p>
+            <w:pPr>
+              <w:pStyle w:val="Paragrafoelenco"/>
+              <w:numPr>
+                <w:ilvl w:val="0"/>
+                <w:numId w:val="31"/>
+              </w:numPr>
+              <w:rPr>
+                <w:rFonts w:ascii="Arial" w:hAnsi="Arial" w:cs="Arial"/>
+              </w:rPr>
+            </w:pPr>
+            <w:r>
+              <w:rPr>
+                <w:rFonts w:ascii="Arial" w:hAnsi="Arial" w:cs="Arial"/>
+              </w:rPr>
+              <w:t>Tutte le user stories sono</w:t>
+            </w:r>
+            <w:r>
+              <w:rPr>
+                <w:rFonts w:ascii="Arial" w:hAnsi="Arial" w:cs="Arial"/>
+              </w:rPr>
+              <w:t xml:space="preserve"> parzialmente completate perché i profili non sono stati ancora uniti perciò la pagina di calendario e di profilo non ha un database</w:t>
+            </w:r>
+          </w:p>
+          <w:p>
+            <w:pPr>
+              <w:pStyle w:val="Paragrafoelenco"/>
+              <w:numPr>
+                <w:ilvl w:val="0"/>
+                <w:numId w:val="31"/>
+              </w:numPr>
+              <w:rPr>
+                <w:rFonts w:ascii="Arial" w:hAnsi="Arial" w:cs="Arial"/>
+              </w:rPr>
+            </w:pPr>
+            <w:r>
+              <w:rPr>
+                <w:rFonts w:ascii="Arial" w:hAnsi="Arial" w:cs="Arial"/>
+              </w:rPr>
+              <w:t>Nel prossimo Sprint avere già tutto unito</w:t>
+            </w:r>
+          </w:p>
+          <w:p>
+            <w:pPr>
+              <w:pStyle w:val="Paragrafoelenco"/>
+              <w:numPr>
+                <w:ilvl w:val="0"/>
+                <w:numId w:val="31"/>
+              </w:numPr>
+              <w:rPr>
+                <w:rFonts w:ascii="Arial" w:hAnsi="Arial" w:cs="Arial"/>
+              </w:rPr>
+            </w:pPr>
+            <w:r>
+              <w:rPr>
+                <w:rFonts w:ascii="Arial" w:hAnsi="Arial" w:cs="Arial"/>
+              </w:rPr>
+              <w:t>Sistemare ciò che la soressa ha notato</w:t>
+            </w:r>
+          </w:p>
+          <w:p>
+            <w:pPr>
+              <w:pStyle w:val="Paragrafoelenco"/>
+              <w:numPr>
+                <w:ilvl w:val="0"/>
+                <w:numId w:val="31"/>
+              </w:numPr>
+              <w:rPr>
+                <w:rFonts w:ascii="Arial" w:hAnsi="Arial" w:cs="Arial"/>
+              </w:rPr>
+            </w:pPr>
+            <w:r>
+              <w:rPr>
+                <w:rFonts w:ascii="Arial" w:hAnsi="Arial" w:cs="Arial"/>
+              </w:rPr>
+              <w:t>Sperare che .NET MAUI non dia più problemi con la compilazione</w:t>
+            </w:r>
+          </w:p>
+        </w:tc>
+      </w:tr>
+    </w:tbl>
+    <w:p>
+      <w:pPr>
+        <w:rPr>
+          <w:rFonts w:ascii="Arial" w:hAnsi="Arial" w:cs="Arial"/>
+        </w:rPr>
+      </w:pPr>
+    </w:p>
+    <w:p>
+      <w:pPr>
+        <w:rPr>
+          <w:rFonts w:ascii="Arial" w:hAnsi="Arial" w:cs="Arial"/>
+        </w:rPr>
+      </w:pPr>
+      <w:r>
+        <w:rPr>
+          <w:rFonts w:ascii="Arial" w:hAnsi="Arial" w:cs="Arial"/>
+        </w:rPr>
+        <w:br w:type="page"/>
+      </w:r>
+    </w:p>
+    <w:tbl>
+      <w:tblPr>
+        <w:tblStyle w:val="Grigliatabella"/>
+        <w:tblW w:w="9634" w:type="dxa"/>
+        <w:tblLook w:val="04A0" w:firstRow="1" w:lastRow="0" w:firstColumn="1" w:lastColumn="0" w:noHBand="0" w:noVBand="1"/>
+      </w:tblPr>
+      <w:tblGrid>
+        <w:gridCol w:w="4803"/>
+        <w:gridCol w:w="4831"/>
+      </w:tblGrid>
+      <w:tr>
+        <w:trPr>
+          <w:trHeight w:hRule="exact" w:val="397"/>
+        </w:trPr>
+        <w:tc>
+          <w:tcPr>
+            <w:tcW w:w="4803" w:type="dxa"/>
+            <w:tcBorders>
+              <w:top w:val="single" w:sz="4" w:space="0" w:color="auto"/>
+              <w:left w:val="single" w:sz="4" w:space="0" w:color="auto"/>
+              <w:bottom w:val="single" w:sz="4" w:space="0" w:color="auto"/>
+              <w:right w:val="single" w:sz="4" w:space="0" w:color="auto"/>
+            </w:tcBorders>
+            <w:vAlign w:val="center"/>
+            <w:hideMark/>
+          </w:tcPr>
+          <w:p>
+            <w:pPr>
+              <w:spacing w:after="200" w:line="276" w:lineRule="auto"/>
+              <w:rPr>
+                <w:rFonts w:ascii="Arial" w:hAnsi="Arial" w:cs="Arial"/>
+              </w:rPr>
+            </w:pPr>
+            <w:r>
+              <w:rPr>
+                <w:rFonts w:ascii="Arial" w:hAnsi="Arial" w:cs="Arial"/>
+              </w:rPr>
+              <w:lastRenderedPageBreak/>
+              <w:t>Luogo</w:t>
+            </w:r>
+          </w:p>
+        </w:tc>
+        <w:tc>
+          <w:tcPr>
+            <w:tcW w:w="4831" w:type="dxa"/>
+            <w:tcBorders>
+              <w:top w:val="single" w:sz="4" w:space="0" w:color="auto"/>
+              <w:left w:val="single" w:sz="4" w:space="0" w:color="auto"/>
+              <w:bottom w:val="single" w:sz="4" w:space="0" w:color="auto"/>
+              <w:right w:val="single" w:sz="4" w:space="0" w:color="auto"/>
+            </w:tcBorders>
+            <w:vAlign w:val="center"/>
+            <w:hideMark/>
+          </w:tcPr>
+          <w:p>
+            <w:pPr>
+              <w:spacing w:after="200" w:line="276" w:lineRule="auto"/>
+              <w:rPr>
+                <w:rFonts w:ascii="Arial" w:hAnsi="Arial" w:cs="Arial"/>
+              </w:rPr>
+            </w:pPr>
+            <w:r>
+              <w:rPr>
+                <w:rFonts w:ascii="Arial" w:hAnsi="Arial" w:cs="Arial"/>
+              </w:rPr>
+              <w:t>Canobbio</w:t>
+            </w:r>
+          </w:p>
+        </w:tc>
+      </w:tr>
+      <w:tr>
+        <w:trPr>
+          <w:trHeight w:hRule="exact" w:val="397"/>
+        </w:trPr>
+        <w:tc>
+          <w:tcPr>
+            <w:tcW w:w="4803" w:type="dxa"/>
+            <w:tcBorders>
+              <w:top w:val="single" w:sz="4" w:space="0" w:color="auto"/>
+              <w:left w:val="single" w:sz="4" w:space="0" w:color="auto"/>
+              <w:bottom w:val="single" w:sz="4" w:space="0" w:color="auto"/>
+              <w:right w:val="single" w:sz="4" w:space="0" w:color="auto"/>
+            </w:tcBorders>
+            <w:vAlign w:val="center"/>
+            <w:hideMark/>
+          </w:tcPr>
+          <w:p>
+            <w:pPr>
+              <w:spacing w:after="200" w:line="276" w:lineRule="auto"/>
+              <w:rPr>
+                <w:rFonts w:ascii="Arial" w:hAnsi="Arial" w:cs="Arial"/>
+              </w:rPr>
+            </w:pPr>
+            <w:r>
+              <w:rPr>
+                <w:rFonts w:ascii="Arial" w:hAnsi="Arial" w:cs="Arial"/>
+              </w:rPr>
+              <w:t>Data</w:t>
+            </w:r>
+          </w:p>
+        </w:tc>
+        <w:tc>
+          <w:tcPr>
+            <w:tcW w:w="4831" w:type="dxa"/>
+            <w:tcBorders>
+              <w:top w:val="single" w:sz="4" w:space="0" w:color="auto"/>
+              <w:left w:val="single" w:sz="4" w:space="0" w:color="auto"/>
+              <w:bottom w:val="single" w:sz="4" w:space="0" w:color="auto"/>
+              <w:right w:val="single" w:sz="4" w:space="0" w:color="auto"/>
+            </w:tcBorders>
+            <w:vAlign w:val="center"/>
+            <w:hideMark/>
+          </w:tcPr>
+          <w:p>
+            <w:pPr>
+              <w:spacing w:after="200" w:line="276" w:lineRule="auto"/>
+              <w:rPr>
+                <w:rFonts w:ascii="Arial" w:hAnsi="Arial" w:cs="Arial"/>
+              </w:rPr>
+            </w:pPr>
+            <w:r>
+              <w:rPr>
+                <w:rFonts w:ascii="Arial" w:hAnsi="Arial" w:cs="Arial"/>
+              </w:rPr>
+              <w:t>28</w:t>
+            </w:r>
+            <w:r>
+              <w:rPr>
+                <w:rFonts w:ascii="Arial" w:hAnsi="Arial" w:cs="Arial"/>
+              </w:rPr>
+              <w:t>.03.2026</w:t>
+            </w:r>
+          </w:p>
+        </w:tc>
+      </w:tr>
+    </w:tbl>
+    <w:p>
+      <w:pPr>
+        <w:rPr>
+          <w:rFonts w:ascii="Arial" w:hAnsi="Arial" w:cs="Arial"/>
+        </w:rPr>
+      </w:pPr>
+    </w:p>
+    <w:tbl>
+      <w:tblPr>
+        <w:tblStyle w:val="Grigliatabella"/>
+        <w:tblW w:w="0" w:type="auto"/>
+        <w:tblLook w:val="04A0" w:firstRow="1" w:lastRow="0" w:firstColumn="1" w:lastColumn="0" w:noHBand="0" w:noVBand="1"/>
+      </w:tblPr>
+      <w:tblGrid>
+        <w:gridCol w:w="9628"/>
+      </w:tblGrid>
+      <w:tr>
+        <w:tc>
+          <w:tcPr>
+            <w:tcW w:w="9854" w:type="dxa"/>
+            <w:tcBorders>
+              <w:top w:val="single" w:sz="4" w:space="0" w:color="auto"/>
+              <w:left w:val="single" w:sz="4" w:space="0" w:color="auto"/>
+              <w:bottom w:val="single" w:sz="4" w:space="0" w:color="auto"/>
+              <w:right w:val="single" w:sz="4" w:space="0" w:color="auto"/>
+            </w:tcBorders>
+            <w:shd w:val="clear" w:color="auto" w:fill="D9D9D9" w:themeFill="background1" w:themeFillShade="D9"/>
+            <w:hideMark/>
+          </w:tcPr>
+          <w:p>
+            <w:pPr>
+              <w:spacing w:after="200" w:line="276" w:lineRule="auto"/>
+              <w:rPr>
+                <w:rFonts w:ascii="Arial" w:hAnsi="Arial" w:cs="Arial"/>
+              </w:rPr>
+            </w:pPr>
+            <w:r>
+              <w:rPr>
+                <w:rFonts w:ascii="Arial" w:hAnsi="Arial" w:cs="Arial"/>
+              </w:rPr>
+              <w:t>Lavori svolti</w:t>
+            </w:r>
+          </w:p>
+        </w:tc>
+      </w:tr>
+      <w:tr>
+        <w:tc>
+          <w:tcPr>
+            <w:tcW w:w="9854" w:type="dxa"/>
+            <w:tcBorders>
+              <w:top w:val="single" w:sz="4" w:space="0" w:color="auto"/>
+              <w:left w:val="single" w:sz="4" w:space="0" w:color="auto"/>
+              <w:bottom w:val="single" w:sz="4" w:space="0" w:color="auto"/>
+              <w:right w:val="single" w:sz="4" w:space="0" w:color="auto"/>
+            </w:tcBorders>
+            <w:hideMark/>
+          </w:tcPr>
+          <w:p>
+            <w:pPr>
+              <w:spacing w:after="200" w:line="276" w:lineRule="auto"/>
+              <w:rPr>
+                <w:rFonts w:ascii="Arial" w:hAnsi="Arial" w:cs="Arial"/>
+              </w:rPr>
+            </w:pPr>
+            <w:r>
+              <w:rPr>
+                <w:rFonts w:ascii="Arial" w:hAnsi="Arial" w:cs="Arial"/>
+              </w:rPr>
+              <w:t>Ryan</w:t>
+            </w:r>
+            <w:r>
+              <w:rPr>
+                <w:rFonts w:ascii="Arial" w:hAnsi="Arial" w:cs="Arial"/>
+              </w:rPr>
+              <w:t xml:space="preserve"> (9:30-13:00)</w:t>
+            </w:r>
+            <w:r>
+              <w:rPr>
+                <w:rFonts w:ascii="Arial" w:hAnsi="Arial" w:cs="Arial"/>
+              </w:rPr>
+              <w:t>:</w:t>
+            </w:r>
+          </w:p>
+          <w:p>
+            <w:pPr>
+              <w:pStyle w:val="Paragrafoelenco"/>
+              <w:numPr>
+                <w:ilvl w:val="0"/>
+                <w:numId w:val="31"/>
+              </w:numPr>
+              <w:rPr>
+                <w:rFonts w:ascii="Arial" w:hAnsi="Arial" w:cs="Arial"/>
+              </w:rPr>
+            </w:pPr>
+            <w:r>
+              <w:rPr>
+                <w:rFonts w:ascii="Arial" w:hAnsi="Arial" w:cs="Arial"/>
+              </w:rPr>
+              <w:t>Sistemato bug del titolo durante l’inserimento delle attività</w:t>
+            </w:r>
+            <w:r>
+              <w:rPr>
+                <w:rFonts w:ascii="Arial" w:hAnsi="Arial" w:cs="Arial"/>
+              </w:rPr>
+              <w:t>.</w:t>
+            </w:r>
+          </w:p>
+          <w:p>
+            <w:pPr>
+              <w:pStyle w:val="Paragrafoelenco"/>
+              <w:numPr>
+                <w:ilvl w:val="0"/>
+                <w:numId w:val="31"/>
+              </w:numPr>
+              <w:rPr>
+                <w:rFonts w:ascii="Arial" w:hAnsi="Arial" w:cs="Arial"/>
+              </w:rPr>
+            </w:pPr>
+            <w:r>
+              <w:rPr>
+                <w:rFonts w:ascii="Arial" w:hAnsi="Arial" w:cs="Arial"/>
+              </w:rPr>
+              <w:t>Aggiunta data selezionata di default.</w:t>
+            </w:r>
+          </w:p>
+          <w:p>
+            <w:pPr>
+              <w:pStyle w:val="Paragrafoelenco"/>
+              <w:numPr>
+                <w:ilvl w:val="0"/>
+                <w:numId w:val="31"/>
+              </w:numPr>
+              <w:rPr>
+                <w:rFonts w:ascii="Arial" w:hAnsi="Arial" w:cs="Arial"/>
+              </w:rPr>
+            </w:pPr>
+            <w:r>
+              <w:rPr>
+                <w:rFonts w:ascii="Arial" w:hAnsi="Arial" w:cs="Arial"/>
+              </w:rPr>
+              <w:t>Leggermente sistemata la barra di ricerca aggiungendo un Trim per pulire il valore di ricerca.</w:t>
+            </w:r>
+          </w:p>
+          <w:p>
+            <w:pPr>
+              <w:pStyle w:val="Paragrafoelenco"/>
+              <w:numPr>
+                <w:ilvl w:val="0"/>
+                <w:numId w:val="31"/>
+              </w:numPr>
+              <w:rPr>
+                <w:rFonts w:ascii="Arial" w:hAnsi="Arial" w:cs="Arial"/>
+              </w:rPr>
+            </w:pPr>
+            <w:r>
+              <w:rPr>
+                <w:rFonts w:ascii="Arial" w:hAnsi="Arial" w:cs="Arial"/>
+              </w:rPr>
+              <w:t>Documentazione iniziale dell’implementazione</w:t>
+            </w:r>
+          </w:p>
+        </w:tc>
+      </w:tr>
+    </w:tbl>
+    <w:p>
+      <w:pPr>
+        <w:rPr>
+          <w:rFonts w:ascii="Arial" w:hAnsi="Arial" w:cs="Arial"/>
+        </w:rPr>
+      </w:pPr>
+    </w:p>
+    <w:tbl>
+      <w:tblPr>
+        <w:tblStyle w:val="Grigliatabella"/>
+        <w:tblW w:w="0" w:type="auto"/>
+        <w:tblLook w:val="04A0" w:firstRow="1" w:lastRow="0" w:firstColumn="1" w:lastColumn="0" w:noHBand="0" w:noVBand="1"/>
+      </w:tblPr>
+      <w:tblGrid>
+        <w:gridCol w:w="9628"/>
+      </w:tblGrid>
+      <w:tr>
+        <w:tc>
+          <w:tcPr>
+            <w:tcW w:w="9854" w:type="dxa"/>
+            <w:tcBorders>
+              <w:top w:val="single" w:sz="4" w:space="0" w:color="auto"/>
+              <w:left w:val="single" w:sz="4" w:space="0" w:color="auto"/>
+              <w:bottom w:val="single" w:sz="4" w:space="0" w:color="auto"/>
+              <w:right w:val="single" w:sz="4" w:space="0" w:color="auto"/>
+            </w:tcBorders>
+            <w:shd w:val="clear" w:color="auto" w:fill="D9D9D9" w:themeFill="background1" w:themeFillShade="D9"/>
+            <w:hideMark/>
+          </w:tcPr>
+          <w:p>
+            <w:pPr>
+              <w:spacing w:after="200" w:line="276" w:lineRule="auto"/>
+              <w:rPr>
+                <w:rFonts w:ascii="Arial" w:hAnsi="Arial" w:cs="Arial"/>
+              </w:rPr>
+            </w:pPr>
+            <w:r>
+              <w:rPr>
+                <w:rFonts w:ascii="Arial" w:hAnsi="Arial" w:cs="Arial"/>
+              </w:rPr>
+              <w:t>Problemi riscontrati e soluzioni adottate</w:t>
+            </w:r>
+          </w:p>
+        </w:tc>
+      </w:tr>
+      <w:tr>
+        <w:tc>
+          <w:tcPr>
+            <w:tcW w:w="9854" w:type="dxa"/>
+            <w:tcBorders>
+              <w:top w:val="single" w:sz="4" w:space="0" w:color="auto"/>
+              <w:left w:val="single" w:sz="4" w:space="0" w:color="auto"/>
+              <w:bottom w:val="single" w:sz="4" w:space="0" w:color="auto"/>
+              <w:right w:val="single" w:sz="4" w:space="0" w:color="auto"/>
+            </w:tcBorders>
+          </w:tcPr>
+          <w:p>
+            <w:pPr>
+              <w:spacing w:after="200" w:line="276" w:lineRule="auto"/>
+              <w:rPr>
+                <w:rFonts w:ascii="Arial" w:hAnsi="Arial" w:cs="Arial"/>
+              </w:rPr>
+            </w:pPr>
+            <w:r>
+              <w:rPr>
+                <w:rFonts w:ascii="Arial" w:hAnsi="Arial" w:cs="Arial"/>
+              </w:rPr>
+              <w:t>Ryan:</w:t>
+            </w:r>
+          </w:p>
+          <w:p>
+            <w:pPr>
+              <w:pStyle w:val="Paragrafoelenco"/>
+              <w:numPr>
+                <w:ilvl w:val="0"/>
+                <w:numId w:val="31"/>
+              </w:numPr>
+              <w:rPr>
+                <w:rFonts w:ascii="Arial" w:hAnsi="Arial" w:cs="Arial"/>
+              </w:rPr>
+            </w:pPr>
+            <w:r>
+              <w:rPr>
+                <w:rFonts w:ascii="Arial" w:hAnsi="Arial" w:cs="Arial"/>
+              </w:rPr>
+              <w:t xml:space="preserve">Problema: quando provavo ad inserire </w:t>
+            </w:r>
+            <w:r>
+              <w:rPr>
+                <w:rFonts w:ascii="Arial" w:hAnsi="Arial" w:cs="Arial"/>
+              </w:rPr>
+              <w:t>un’attività</w:t>
+            </w:r>
+            <w:r>
+              <w:rPr>
+                <w:rFonts w:ascii="Arial" w:hAnsi="Arial" w:cs="Arial"/>
+              </w:rPr>
+              <w:t xml:space="preserve"> senza neanche cliccare sul campo del titolo mi dava che il campo ritornava Null, anche dopo aver messo il controllo del campo Null. Soluzione: </w:t>
+            </w:r>
+            <w:r>
+              <w:rPr>
+                <w:rFonts w:ascii="Arial" w:hAnsi="Arial" w:cs="Arial"/>
+              </w:rPr>
+              <w:t>Mettere il controllo per vedere se il campo fosse null prima di controllare se il campo di testo fosse una stringa vuota.</w:t>
+            </w:r>
+          </w:p>
+          <w:p>
+            <w:pPr>
+              <w:pStyle w:val="Paragrafoelenco"/>
+              <w:numPr>
+                <w:ilvl w:val="0"/>
+                <w:numId w:val="31"/>
+              </w:numPr>
+              <w:rPr>
+                <w:rFonts w:ascii="Arial" w:hAnsi="Arial" w:cs="Arial"/>
+              </w:rPr>
+            </w:pPr>
+            <w:r>
+              <w:rPr>
+                <w:rFonts w:ascii="Arial" w:hAnsi="Arial" w:cs="Arial"/>
+              </w:rPr>
+              <w:t xml:space="preserve">Problema: Il controllo della data di fine sembra non funzionare, quando metto una data di fine prima della data selezionata il programma si frizza per circa 20 secondi per poi mettere l’attività. Soluzione: </w:t>
+            </w:r>
+            <w:r>
+              <w:rPr>
+                <w:rFonts w:ascii="Arial" w:hAnsi="Arial" w:cs="Arial"/>
+              </w:rPr>
+              <w:t xml:space="preserve">Di default la data selezionata del calendario è il primo gennaio dell’anno 1, quindi quando aggiungo </w:t>
+            </w:r>
+            <w:r>
+              <w:rPr>
+                <w:rFonts w:ascii="Arial" w:hAnsi="Arial" w:cs="Arial"/>
+              </w:rPr>
+              <w:t>un’attività</w:t>
+            </w:r>
+            <w:r>
+              <w:rPr>
+                <w:rFonts w:ascii="Arial" w:hAnsi="Arial" w:cs="Arial"/>
+              </w:rPr>
+              <w:t xml:space="preserve"> senza selezionare a mano il giorno, aggiunge l’attività per tutti i giorni dall’anno 1 fino ad oggi, quindi ho messo come data selezionata di default il giorno attuale</w:t>
+            </w:r>
+            <w:r>
+              <w:rPr>
+                <w:rFonts w:ascii="Arial" w:hAnsi="Arial" w:cs="Arial"/>
+              </w:rPr>
+              <w:t>.</w:t>
+            </w:r>
+          </w:p>
+        </w:tc>
+      </w:tr>
+    </w:tbl>
+    <w:p>
+      <w:pPr>
+        <w:rPr>
+          <w:rFonts w:ascii="Arial" w:hAnsi="Arial" w:cs="Arial"/>
+        </w:rPr>
+      </w:pPr>
+    </w:p>
+    <w:tbl>
+      <w:tblPr>
+        <w:tblStyle w:val="Grigliatabella"/>
+        <w:tblW w:w="0" w:type="auto"/>
+        <w:tblLook w:val="04A0" w:firstRow="1" w:lastRow="0" w:firstColumn="1" w:lastColumn="0" w:noHBand="0" w:noVBand="1"/>
+      </w:tblPr>
+      <w:tblGrid>
+        <w:gridCol w:w="9628"/>
+      </w:tblGrid>
+      <w:tr>
+        <w:tc>
+          <w:tcPr>
+            <w:tcW w:w="9854" w:type="dxa"/>
+            <w:tcBorders>
+              <w:top w:val="single" w:sz="4" w:space="0" w:color="auto"/>
+              <w:left w:val="single" w:sz="4" w:space="0" w:color="auto"/>
+              <w:bottom w:val="single" w:sz="4" w:space="0" w:color="auto"/>
+              <w:right w:val="single" w:sz="4" w:space="0" w:color="auto"/>
+            </w:tcBorders>
+            <w:shd w:val="clear" w:color="auto" w:fill="D9D9D9" w:themeFill="background1" w:themeFillShade="D9"/>
+            <w:hideMark/>
+          </w:tcPr>
+          <w:p>
+            <w:pPr>
+              <w:spacing w:after="200" w:line="276" w:lineRule="auto"/>
+              <w:rPr>
+                <w:rFonts w:ascii="Arial" w:hAnsi="Arial" w:cs="Arial"/>
+              </w:rPr>
+            </w:pPr>
+            <w:r>
+              <w:rPr>
+                <w:rFonts w:ascii="Arial" w:hAnsi="Arial" w:cs="Arial"/>
+              </w:rPr>
+              <w:t>Punto della situazione rispetto alla pianificazione</w:t>
+            </w:r>
+          </w:p>
+        </w:tc>
+      </w:tr>
+      <w:tr>
+        <w:tc>
+          <w:tcPr>
+            <w:tcW w:w="9854" w:type="dxa"/>
+            <w:tcBorders>
+              <w:top w:val="single" w:sz="4" w:space="0" w:color="auto"/>
+              <w:left w:val="single" w:sz="4" w:space="0" w:color="auto"/>
+              <w:bottom w:val="single" w:sz="4" w:space="0" w:color="auto"/>
+              <w:right w:val="single" w:sz="4" w:space="0" w:color="auto"/>
+            </w:tcBorders>
+            <w:hideMark/>
+          </w:tcPr>
+          <w:p>
+            <w:pPr>
+              <w:spacing w:after="200" w:line="276" w:lineRule="auto"/>
+              <w:rPr>
+                <w:rFonts w:ascii="Arial" w:hAnsi="Arial" w:cs="Arial"/>
+              </w:rPr>
+            </w:pPr>
+            <w:r>
+              <w:rPr>
+                <w:rFonts w:ascii="Arial" w:hAnsi="Arial" w:cs="Arial"/>
+              </w:rPr>
+              <w:t xml:space="preserve">Implementazione </w:t>
+            </w:r>
+          </w:p>
+          <w:p>
+            <w:pPr>
+              <w:spacing w:after="200" w:line="276" w:lineRule="auto"/>
+              <w:rPr>
+                <w:rFonts w:ascii="Arial" w:hAnsi="Arial" w:cs="Arial"/>
+              </w:rPr>
+            </w:pPr>
+            <w:r>
+              <w:rPr>
+                <w:rFonts w:ascii="Arial" w:hAnsi="Arial" w:cs="Arial"/>
+              </w:rPr>
+              <w:t>Documentazione: leggermente in ritardo</w:t>
+            </w:r>
+          </w:p>
+        </w:tc>
+      </w:tr>
+    </w:tbl>
+    <w:p>
+      <w:pPr>
+        <w:rPr>
+          <w:rFonts w:ascii="Arial" w:hAnsi="Arial" w:cs="Arial"/>
+        </w:rPr>
+      </w:pPr>
+    </w:p>
+    <w:tbl>
+      <w:tblPr>
+        <w:tblStyle w:val="Grigliatabella"/>
+        <w:tblW w:w="0" w:type="auto"/>
+        <w:tblLook w:val="04A0" w:firstRow="1" w:lastRow="0" w:firstColumn="1" w:lastColumn="0" w:noHBand="0" w:noVBand="1"/>
+      </w:tblPr>
+      <w:tblGrid>
+        <w:gridCol w:w="9628"/>
+      </w:tblGrid>
+      <w:tr>
+        <w:tc>
+          <w:tcPr>
+            <w:tcW w:w="9854" w:type="dxa"/>
+            <w:tcBorders>
+              <w:top w:val="single" w:sz="4" w:space="0" w:color="auto"/>
+              <w:left w:val="single" w:sz="4" w:space="0" w:color="auto"/>
+              <w:bottom w:val="single" w:sz="4" w:space="0" w:color="auto"/>
+              <w:right w:val="single" w:sz="4" w:space="0" w:color="auto"/>
+            </w:tcBorders>
+            <w:shd w:val="clear" w:color="auto" w:fill="D9D9D9" w:themeFill="background1" w:themeFillShade="D9"/>
+            <w:hideMark/>
+          </w:tcPr>
+          <w:p>
+            <w:pPr>
+              <w:spacing w:after="200" w:line="276" w:lineRule="auto"/>
+              <w:rPr>
+                <w:rFonts w:ascii="Arial" w:hAnsi="Arial" w:cs="Arial"/>
+              </w:rPr>
+            </w:pPr>
+            <w:r>
+              <w:rPr>
+                <w:rFonts w:ascii="Arial" w:hAnsi="Arial" w:cs="Arial"/>
+              </w:rPr>
+              <w:t>Programma di massima per la prossima giornata di lavoro</w:t>
+            </w:r>
+          </w:p>
+        </w:tc>
+      </w:tr>
+      <w:tr>
+        <w:tc>
+          <w:tcPr>
+            <w:tcW w:w="9854" w:type="dxa"/>
+            <w:tcBorders>
+              <w:top w:val="single" w:sz="4" w:space="0" w:color="auto"/>
+              <w:left w:val="single" w:sz="4" w:space="0" w:color="auto"/>
+              <w:bottom w:val="single" w:sz="4" w:space="0" w:color="auto"/>
+              <w:right w:val="single" w:sz="4" w:space="0" w:color="auto"/>
+            </w:tcBorders>
+            <w:hideMark/>
+          </w:tcPr>
+          <w:p>
+            <w:pPr>
+              <w:numPr>
+                <w:ilvl w:val="0"/>
+                <w:numId w:val="31"/>
+              </w:numPr>
+              <w:spacing w:line="276" w:lineRule="auto"/>
+              <w:rPr>
+                <w:rFonts w:ascii="Arial" w:hAnsi="Arial" w:cs="Arial"/>
+              </w:rPr>
+            </w:pPr>
+            <w:r>
+              <w:rPr>
+                <w:rFonts w:ascii="Arial" w:hAnsi="Arial" w:cs="Arial"/>
+              </w:rPr>
+              <w:t xml:space="preserve">Unire le pagine </w:t>
+            </w:r>
+            <w:r>
+              <w:rPr>
+                <w:rFonts w:ascii="Arial" w:hAnsi="Arial" w:cs="Arial"/>
+              </w:rPr>
+              <w:sym w:font="Wingdings" w:char="F0E0"/>
+            </w:r>
+            <w:r>
+              <w:rPr>
+                <w:rFonts w:ascii="Arial" w:hAnsi="Arial" w:cs="Arial"/>
+              </w:rPr>
+              <w:t xml:space="preserve"> database a tutto</w:t>
+            </w:r>
+          </w:p>
+          <w:p>
+            <w:pPr>
+              <w:numPr>
+                <w:ilvl w:val="0"/>
+                <w:numId w:val="31"/>
+              </w:numPr>
+              <w:spacing w:line="276" w:lineRule="auto"/>
+              <w:rPr>
+                <w:rFonts w:ascii="Arial" w:hAnsi="Arial" w:cs="Arial"/>
+              </w:rPr>
+            </w:pPr>
+            <w:r>
+              <w:rPr>
+                <w:rFonts w:ascii="Arial" w:hAnsi="Arial" w:cs="Arial"/>
+              </w:rPr>
+              <w:t>Continuare Gantt Consuntivo</w:t>
+            </w:r>
+          </w:p>
+          <w:p>
+            <w:pPr>
+              <w:numPr>
+                <w:ilvl w:val="0"/>
+                <w:numId w:val="31"/>
+              </w:numPr>
+              <w:spacing w:line="276" w:lineRule="auto"/>
+              <w:rPr>
+                <w:rFonts w:ascii="Arial" w:hAnsi="Arial" w:cs="Arial"/>
+              </w:rPr>
+            </w:pPr>
+            <w:r>
+              <w:rPr>
+                <w:rFonts w:ascii="Arial" w:hAnsi="Arial" w:cs="Arial"/>
+              </w:rPr>
+              <w:t xml:space="preserve">Fare la documentazione </w:t>
+            </w:r>
+            <w:r>
+              <w:rPr>
+                <w:rFonts w:ascii="Arial" w:hAnsi="Arial" w:cs="Arial"/>
+              </w:rPr>
+              <w:sym w:font="Wingdings" w:char="F0E0"/>
+            </w:r>
+            <w:r>
+              <w:rPr>
+                <w:rFonts w:ascii="Arial" w:hAnsi="Arial" w:cs="Arial"/>
+              </w:rPr>
+              <w:t xml:space="preserve"> progettazione + spiegazione sprint</w:t>
+            </w:r>
+          </w:p>
+          <w:p>
+            <w:pPr>
+              <w:numPr>
+                <w:ilvl w:val="0"/>
+                <w:numId w:val="31"/>
+              </w:numPr>
+              <w:spacing w:line="276" w:lineRule="auto"/>
+              <w:rPr>
+                <w:rFonts w:ascii="Arial" w:hAnsi="Arial" w:cs="Arial"/>
+              </w:rPr>
+            </w:pPr>
+            <w:r>
+              <w:rPr>
+                <w:rFonts w:ascii="Arial" w:hAnsi="Arial" w:cs="Arial"/>
+              </w:rPr>
+              <w:t xml:space="preserve">Continuare il calendario </w:t>
+            </w:r>
+            <w:r>
+              <w:rPr>
+                <w:rFonts w:ascii="Arial" w:hAnsi="Arial" w:cs="Arial"/>
+              </w:rPr>
+              <w:sym w:font="Wingdings" w:char="F0E0"/>
+            </w:r>
+            <w:r>
+              <w:rPr>
+                <w:rFonts w:ascii="Arial" w:hAnsi="Arial" w:cs="Arial"/>
+              </w:rPr>
+              <w:t xml:space="preserve"> parametri per attività</w:t>
+            </w:r>
+          </w:p>
+          <w:p>
+            <w:pPr>
+              <w:numPr>
+                <w:ilvl w:val="0"/>
+                <w:numId w:val="31"/>
+              </w:numPr>
+              <w:spacing w:line="276" w:lineRule="auto"/>
+              <w:rPr>
+                <w:rFonts w:ascii="Arial" w:hAnsi="Arial" w:cs="Arial"/>
+              </w:rPr>
+            </w:pPr>
+            <w:r>
+              <w:rPr>
+                <w:rFonts w:ascii="Arial" w:hAnsi="Arial" w:cs="Arial"/>
+              </w:rPr>
+              <w:t>Aggiungere tema a tutte le pagine</w:t>
+            </w:r>
+          </w:p>
+        </w:tc>
+      </w:tr>
+    </w:tbl>
+    <w:p>
+      <w:pPr>
+        <w:rPr>
+          <w:rFonts w:ascii="Arial" w:hAnsi="Arial" w:cs="Arial"/>
+        </w:rPr>
+      </w:pPr>
+    </w:p>
+    <w:p>
+      <w:pPr>
+        <w:rPr>
+          <w:rFonts w:ascii="Arial" w:hAnsi="Arial" w:cs="Arial"/>
+        </w:rPr>
+      </w:pPr>
+      <w:r>
+        <w:rPr>
+          <w:rFonts w:ascii="Arial" w:hAnsi="Arial" w:cs="Arial"/>
+        </w:rPr>
+        <w:t>Agile - Resoconto</w:t>
+      </w:r>
+    </w:p>
+    <w:p>
+      <w:pPr>
+        <w:rPr>
+          <w:rFonts w:ascii="Arial" w:hAnsi="Arial" w:cs="Arial"/>
+        </w:rPr>
+      </w:pPr>
+    </w:p>
+    <w:tbl>
+      <w:tblPr>
+        <w:tblStyle w:val="Grigliatabella"/>
+        <w:tblW w:w="0" w:type="auto"/>
+        <w:tblLook w:val="04A0" w:firstRow="1" w:lastRow="0" w:firstColumn="1" w:lastColumn="0" w:noHBand="0" w:noVBand="1"/>
+      </w:tblPr>
+      <w:tblGrid>
+        <w:gridCol w:w="9628"/>
+      </w:tblGrid>
+      <w:tr>
+        <w:tc>
+          <w:tcPr>
+            <w:tcW w:w="9854" w:type="dxa"/>
+            <w:tcBorders>
+              <w:top w:val="single" w:sz="4" w:space="0" w:color="auto"/>
+              <w:left w:val="single" w:sz="4" w:space="0" w:color="auto"/>
+              <w:bottom w:val="single" w:sz="4" w:space="0" w:color="auto"/>
+              <w:right w:val="single" w:sz="4" w:space="0" w:color="auto"/>
+            </w:tcBorders>
+            <w:shd w:val="clear" w:color="auto" w:fill="D9D9D9" w:themeFill="background1" w:themeFillShade="D9"/>
+            <w:hideMark/>
+          </w:tcPr>
+          <w:p>
+            <w:pPr>
+              <w:spacing w:after="200" w:line="276" w:lineRule="auto"/>
+              <w:rPr>
+                <w:rFonts w:ascii="Arial" w:hAnsi="Arial" w:cs="Arial"/>
+              </w:rPr>
+            </w:pPr>
+            <w:r>
+              <w:rPr>
+                <w:rFonts w:ascii="Arial" w:hAnsi="Arial" w:cs="Arial"/>
+              </w:rPr>
+              <w:t>Daily Scrum</w:t>
+            </w:r>
+          </w:p>
+        </w:tc>
+      </w:tr>
+      <w:tr>
+        <w:tc>
+          <w:tcPr>
+            <w:tcW w:w="9854" w:type="dxa"/>
+            <w:tcBorders>
+              <w:top w:val="single" w:sz="4" w:space="0" w:color="auto"/>
+              <w:left w:val="single" w:sz="4" w:space="0" w:color="auto"/>
+              <w:bottom w:val="single" w:sz="4" w:space="0" w:color="auto"/>
+              <w:right w:val="single" w:sz="4" w:space="0" w:color="auto"/>
+            </w:tcBorders>
+            <w:hideMark/>
+          </w:tcPr>
+          <w:p>
+            <w:pPr>
+              <w:numPr>
+                <w:ilvl w:val="0"/>
+                <w:numId w:val="31"/>
+              </w:numPr>
+              <w:spacing w:line="276" w:lineRule="auto"/>
+              <w:rPr>
+                <w:rFonts w:ascii="Arial" w:hAnsi="Arial" w:cs="Arial"/>
+              </w:rPr>
+            </w:pPr>
+            <w:r>
+              <w:rPr>
+                <w:rFonts w:ascii="Arial" w:hAnsi="Arial" w:cs="Arial"/>
+              </w:rPr>
+              <w:t>9:35</w:t>
+            </w:r>
+          </w:p>
+          <w:p>
+            <w:pPr>
+              <w:numPr>
+                <w:ilvl w:val="0"/>
+                <w:numId w:val="31"/>
+              </w:numPr>
+              <w:spacing w:line="276" w:lineRule="auto"/>
+              <w:rPr>
+                <w:rFonts w:ascii="Arial" w:hAnsi="Arial" w:cs="Arial"/>
+              </w:rPr>
+            </w:pPr>
+            <w:r>
+              <w:rPr>
+                <w:rFonts w:ascii="Arial" w:hAnsi="Arial" w:cs="Arial"/>
+              </w:rPr>
+              <w:t>Non sono emersi problemi rilevanti</w:t>
+            </w:r>
+          </w:p>
+          <w:p>
+            <w:pPr>
+              <w:numPr>
+                <w:ilvl w:val="0"/>
+                <w:numId w:val="31"/>
+              </w:numPr>
+              <w:spacing w:line="276" w:lineRule="auto"/>
+              <w:rPr>
+                <w:rFonts w:ascii="Arial" w:hAnsi="Arial" w:cs="Arial"/>
+              </w:rPr>
+            </w:pPr>
+            <w:r>
+              <w:rPr>
+                <w:rFonts w:ascii="Arial" w:hAnsi="Arial" w:cs="Arial"/>
+              </w:rPr>
+              <w:lastRenderedPageBreak/>
+              <w:t>Oggi iniziare a documentare l’implementazione del codice della parte del calendario, trovare e sistemare possibili bug di salvataggio delle attività, commentare il codice per renderlo più comprensibile.</w:t>
+            </w:r>
+          </w:p>
+        </w:tc>
+      </w:tr>
+    </w:tbl>
+    <w:p>
+      <w:pPr>
+        <w:rPr>
+          <w:rFonts w:ascii="Arial" w:hAnsi="Arial" w:cs="Arial"/>
+        </w:rPr>
+      </w:pPr>
+    </w:p>
+    <w:tbl>
+      <w:tblPr>
+        <w:tblStyle w:val="Grigliatabella"/>
+        <w:tblW w:w="0" w:type="auto"/>
+        <w:tblLook w:val="04A0" w:firstRow="1" w:lastRow="0" w:firstColumn="1" w:lastColumn="0" w:noHBand="0" w:noVBand="1"/>
+      </w:tblPr>
+      <w:tblGrid>
+        <w:gridCol w:w="9628"/>
+      </w:tblGrid>
+      <w:tr>
+        <w:tc>
+          <w:tcPr>
+            <w:tcW w:w="9854" w:type="dxa"/>
+            <w:tcBorders>
+              <w:top w:val="single" w:sz="4" w:space="0" w:color="auto"/>
+              <w:left w:val="single" w:sz="4" w:space="0" w:color="auto"/>
+              <w:bottom w:val="single" w:sz="4" w:space="0" w:color="auto"/>
+              <w:right w:val="single" w:sz="4" w:space="0" w:color="auto"/>
+            </w:tcBorders>
+            <w:shd w:val="clear" w:color="auto" w:fill="D9D9D9" w:themeFill="background1" w:themeFillShade="D9"/>
+            <w:hideMark/>
+          </w:tcPr>
+          <w:p>
+            <w:pPr>
+              <w:spacing w:after="200" w:line="276" w:lineRule="auto"/>
+              <w:rPr>
+                <w:rFonts w:ascii="Arial" w:hAnsi="Arial" w:cs="Arial"/>
+              </w:rPr>
+            </w:pPr>
+            <w:r>
+              <w:rPr>
+                <w:rFonts w:ascii="Arial" w:hAnsi="Arial" w:cs="Arial"/>
+              </w:rPr>
+              <w:t>Sprint Planning</w:t>
+            </w:r>
+          </w:p>
+        </w:tc>
+      </w:tr>
+      <w:tr>
+        <w:tc>
+          <w:tcPr>
+            <w:tcW w:w="9854" w:type="dxa"/>
+            <w:tcBorders>
+              <w:top w:val="single" w:sz="4" w:space="0" w:color="auto"/>
+              <w:left w:val="single" w:sz="4" w:space="0" w:color="auto"/>
+              <w:bottom w:val="single" w:sz="4" w:space="0" w:color="auto"/>
+              <w:right w:val="single" w:sz="4" w:space="0" w:color="auto"/>
+            </w:tcBorders>
+          </w:tcPr>
+          <w:p>
+            <w:pPr>
+              <w:spacing w:after="200" w:line="276" w:lineRule="auto"/>
+              <w:rPr>
+                <w:rFonts w:ascii="Arial" w:hAnsi="Arial" w:cs="Arial"/>
+              </w:rPr>
+            </w:pPr>
+          </w:p>
+        </w:tc>
+      </w:tr>
+    </w:tbl>
+    <w:p>
+      <w:pPr>
+        <w:rPr>
+          <w:rFonts w:ascii="Arial" w:hAnsi="Arial" w:cs="Arial"/>
+        </w:rPr>
+      </w:pPr>
+    </w:p>
+    <w:tbl>
+      <w:tblPr>
+        <w:tblStyle w:val="Grigliatabella"/>
+        <w:tblW w:w="0" w:type="auto"/>
+        <w:tblLook w:val="04A0" w:firstRow="1" w:lastRow="0" w:firstColumn="1" w:lastColumn="0" w:noHBand="0" w:noVBand="1"/>
+      </w:tblPr>
+      <w:tblGrid>
+        <w:gridCol w:w="9628"/>
+      </w:tblGrid>
+      <w:tr>
+        <w:tc>
+          <w:tcPr>
+            <w:tcW w:w="9854" w:type="dxa"/>
+            <w:tcBorders>
+              <w:top w:val="single" w:sz="4" w:space="0" w:color="auto"/>
+              <w:left w:val="single" w:sz="4" w:space="0" w:color="auto"/>
+              <w:bottom w:val="single" w:sz="4" w:space="0" w:color="auto"/>
+              <w:right w:val="single" w:sz="4" w:space="0" w:color="auto"/>
+            </w:tcBorders>
+            <w:shd w:val="clear" w:color="auto" w:fill="D9D9D9" w:themeFill="background1" w:themeFillShade="D9"/>
+            <w:hideMark/>
+          </w:tcPr>
+          <w:p>
+            <w:pPr>
+              <w:spacing w:after="200" w:line="276" w:lineRule="auto"/>
+              <w:rPr>
+                <w:rFonts w:ascii="Arial" w:hAnsi="Arial" w:cs="Arial"/>
+              </w:rPr>
+            </w:pPr>
+            <w:r>
+              <w:rPr>
+                <w:rFonts w:ascii="Arial" w:hAnsi="Arial" w:cs="Arial"/>
+              </w:rPr>
+              <w:t>Sprint Review</w:t>
+            </w:r>
+          </w:p>
+        </w:tc>
+      </w:tr>
+      <w:tr>
+        <w:tc>
+          <w:tcPr>
+            <w:tcW w:w="9854" w:type="dxa"/>
+            <w:tcBorders>
+              <w:top w:val="single" w:sz="4" w:space="0" w:color="auto"/>
+              <w:left w:val="single" w:sz="4" w:space="0" w:color="auto"/>
+              <w:bottom w:val="single" w:sz="4" w:space="0" w:color="auto"/>
+              <w:right w:val="single" w:sz="4" w:space="0" w:color="auto"/>
+            </w:tcBorders>
+          </w:tcPr>
+          <w:p>
+            <w:pPr>
+              <w:rPr>
+                <w:rFonts w:ascii="Arial" w:hAnsi="Arial" w:cs="Arial"/>
+              </w:rPr>
+            </w:pPr>
+          </w:p>
+        </w:tc>
+      </w:tr>
+    </w:tbl>
+    <w:p>
+      <w:pPr>
+        <w:rPr>
+          <w:rFonts w:ascii="Arial" w:hAnsi="Arial" w:cs="Arial"/>
+        </w:rPr>
+      </w:pPr>
+    </w:p>
+    <w:tbl>
+      <w:tblPr>
+        <w:tblStyle w:val="Grigliatabella"/>
+        <w:tblW w:w="0" w:type="auto"/>
+        <w:tblLook w:val="04A0" w:firstRow="1" w:lastRow="0" w:firstColumn="1" w:lastColumn="0" w:noHBand="0" w:noVBand="1"/>
+      </w:tblPr>
+      <w:tblGrid>
+        <w:gridCol w:w="9628"/>
+      </w:tblGrid>
+      <w:tr>
+        <w:tc>
+          <w:tcPr>
+            <w:tcW w:w="9854" w:type="dxa"/>
+            <w:tcBorders>
+              <w:top w:val="single" w:sz="4" w:space="0" w:color="auto"/>
+              <w:left w:val="single" w:sz="4" w:space="0" w:color="auto"/>
+              <w:bottom w:val="single" w:sz="4" w:space="0" w:color="auto"/>
+              <w:right w:val="single" w:sz="4" w:space="0" w:color="auto"/>
+            </w:tcBorders>
+            <w:shd w:val="clear" w:color="auto" w:fill="D9D9D9" w:themeFill="background1" w:themeFillShade="D9"/>
+            <w:hideMark/>
+          </w:tcPr>
+          <w:p>
+            <w:pPr>
+              <w:spacing w:after="200" w:line="276" w:lineRule="auto"/>
+              <w:rPr>
+                <w:rFonts w:ascii="Arial" w:hAnsi="Arial" w:cs="Arial"/>
+              </w:rPr>
+            </w:pPr>
+            <w:r>
+              <w:rPr>
+                <w:rFonts w:ascii="Arial" w:hAnsi="Arial" w:cs="Arial"/>
+              </w:rPr>
+              <w:t>Sprint Retrospective</w:t>
+            </w:r>
+          </w:p>
+        </w:tc>
+      </w:tr>
+      <w:tr>
+        <w:tc>
+          <w:tcPr>
+            <w:tcW w:w="9854" w:type="dxa"/>
+            <w:tcBorders>
+              <w:top w:val="single" w:sz="4" w:space="0" w:color="auto"/>
+              <w:left w:val="single" w:sz="4" w:space="0" w:color="auto"/>
+              <w:bottom w:val="single" w:sz="4" w:space="0" w:color="auto"/>
+              <w:right w:val="single" w:sz="4" w:space="0" w:color="auto"/>
+            </w:tcBorders>
+          </w:tcPr>
+          <w:p>
+            <w:pPr>
               <w:rPr>
                 <w:rFonts w:ascii="Arial" w:hAnsi="Arial" w:cs="Arial"/>
               </w:rPr>
@@ -10626,6 +14562,7 @@
     <w:rsid w:val="000024DA"/>
     <w:rsid w:val="00056466"/>
     <w:rsid w:val="000603D9"/>
+    <w:rsid w:val="00075152"/>
     <w:rsid w:val="00081066"/>
     <w:rsid w:val="0009103E"/>
     <w:rsid w:val="00092592"/>
@@ -10638,6 +14575,7 @@
     <w:rsid w:val="001A0560"/>
     <w:rsid w:val="001C54F7"/>
     <w:rsid w:val="001D27C6"/>
+    <w:rsid w:val="001E4E46"/>
     <w:rsid w:val="001E62F3"/>
     <w:rsid w:val="00221039"/>
     <w:rsid w:val="00251CAF"/>
@@ -10655,11 +14593,13 @@
     <w:rsid w:val="00342E82"/>
     <w:rsid w:val="00357BE2"/>
     <w:rsid w:val="00392F29"/>
+    <w:rsid w:val="003A079E"/>
     <w:rsid w:val="003B7632"/>
     <w:rsid w:val="003F5C32"/>
     <w:rsid w:val="003F61E7"/>
     <w:rsid w:val="004108D2"/>
     <w:rsid w:val="00417A30"/>
+    <w:rsid w:val="004479D4"/>
     <w:rsid w:val="00453BEA"/>
     <w:rsid w:val="004576F0"/>
     <w:rsid w:val="00465B6E"/>
@@ -10682,8 +14622,10 @@
     <w:rsid w:val="00673D1E"/>
     <w:rsid w:val="00682218"/>
     <w:rsid w:val="006D01E3"/>
+    <w:rsid w:val="006E4D06"/>
     <w:rsid w:val="00724B9C"/>
     <w:rsid w:val="00754822"/>
+    <w:rsid w:val="00773F7E"/>
     <w:rsid w:val="007778E5"/>
     <w:rsid w:val="007839C7"/>
     <w:rsid w:val="00793912"/>
@@ -10733,6 +14675,7 @@
     <w:rsid w:val="00D07130"/>
     <w:rsid w:val="00D07A71"/>
     <w:rsid w:val="00D256F5"/>
+    <w:rsid w:val="00D40A7A"/>
     <w:rsid w:val="00D45718"/>
     <w:rsid w:val="00D6666A"/>
     <w:rsid w:val="00D81F90"/>

--- a/4_Diari/Diario - OraX.docx
+++ b/4_Diari/Diario - OraX.docx
@@ -9400,6 +9400,1322 @@
               </w:rPr>
               <w:t>Sperare che .NET MAUI non dia più problemi con la compilazione</w:t>
             </w:r>
+          </w:p>
+        </w:tc>
+      </w:tr>
+    </w:tbl>
+    <w:p>
+      <w:pPr>
+        <w:rPr>
+          <w:rFonts w:ascii="Arial" w:hAnsi="Arial" w:cs="Arial"/>
+        </w:rPr>
+      </w:pPr>
+    </w:p>
+    <w:p>
+      <w:pPr>
+        <w:rPr>
+          <w:rFonts w:ascii="Arial" w:hAnsi="Arial" w:cs="Arial"/>
+        </w:rPr>
+      </w:pPr>
+      <w:r>
+        <w:rPr>
+          <w:rFonts w:ascii="Arial" w:hAnsi="Arial" w:cs="Arial"/>
+        </w:rPr>
+        <w:br w:type="page"/>
+      </w:r>
+    </w:p>
+    <w:tbl>
+      <w:tblPr>
+        <w:tblStyle w:val="Grigliatabella"/>
+        <w:tblW w:w="9634" w:type="dxa"/>
+        <w:tblLook w:val="04A0" w:firstRow="1" w:lastRow="0" w:firstColumn="1" w:lastColumn="0" w:noHBand="0" w:noVBand="1"/>
+      </w:tblPr>
+      <w:tblGrid>
+        <w:gridCol w:w="4803"/>
+        <w:gridCol w:w="4831"/>
+      </w:tblGrid>
+      <w:tr>
+        <w:trPr>
+          <w:trHeight w:hRule="exact" w:val="397"/>
+        </w:trPr>
+        <w:tc>
+          <w:tcPr>
+            <w:tcW w:w="4803" w:type="dxa"/>
+            <w:tcBorders>
+              <w:top w:val="single" w:sz="4" w:space="0" w:color="auto"/>
+              <w:left w:val="single" w:sz="4" w:space="0" w:color="auto"/>
+              <w:bottom w:val="single" w:sz="4" w:space="0" w:color="auto"/>
+              <w:right w:val="single" w:sz="4" w:space="0" w:color="auto"/>
+            </w:tcBorders>
+            <w:vAlign w:val="center"/>
+            <w:hideMark/>
+          </w:tcPr>
+          <w:p>
+            <w:pPr>
+              <w:spacing w:after="200" w:line="276" w:lineRule="auto"/>
+              <w:rPr>
+                <w:rFonts w:ascii="Arial" w:hAnsi="Arial" w:cs="Arial"/>
+              </w:rPr>
+            </w:pPr>
+            <w:r>
+              <w:rPr>
+                <w:rFonts w:ascii="Arial" w:hAnsi="Arial" w:cs="Arial"/>
+              </w:rPr>
+              <w:lastRenderedPageBreak/>
+              <w:t>Luogo</w:t>
+            </w:r>
+          </w:p>
+        </w:tc>
+        <w:tc>
+          <w:tcPr>
+            <w:tcW w:w="4831" w:type="dxa"/>
+            <w:tcBorders>
+              <w:top w:val="single" w:sz="4" w:space="0" w:color="auto"/>
+              <w:left w:val="single" w:sz="4" w:space="0" w:color="auto"/>
+              <w:bottom w:val="single" w:sz="4" w:space="0" w:color="auto"/>
+              <w:right w:val="single" w:sz="4" w:space="0" w:color="auto"/>
+            </w:tcBorders>
+            <w:vAlign w:val="center"/>
+            <w:hideMark/>
+          </w:tcPr>
+          <w:p>
+            <w:pPr>
+              <w:spacing w:after="200" w:line="276" w:lineRule="auto"/>
+              <w:rPr>
+                <w:rFonts w:ascii="Arial" w:hAnsi="Arial" w:cs="Arial"/>
+              </w:rPr>
+            </w:pPr>
+            <w:r>
+              <w:rPr>
+                <w:rFonts w:ascii="Arial" w:hAnsi="Arial" w:cs="Arial"/>
+              </w:rPr>
+              <w:t>Canobbio</w:t>
+            </w:r>
+          </w:p>
+        </w:tc>
+      </w:tr>
+      <w:tr>
+        <w:trPr>
+          <w:trHeight w:hRule="exact" w:val="397"/>
+        </w:trPr>
+        <w:tc>
+          <w:tcPr>
+            <w:tcW w:w="4803" w:type="dxa"/>
+            <w:tcBorders>
+              <w:top w:val="single" w:sz="4" w:space="0" w:color="auto"/>
+              <w:left w:val="single" w:sz="4" w:space="0" w:color="auto"/>
+              <w:bottom w:val="single" w:sz="4" w:space="0" w:color="auto"/>
+              <w:right w:val="single" w:sz="4" w:space="0" w:color="auto"/>
+            </w:tcBorders>
+            <w:vAlign w:val="center"/>
+            <w:hideMark/>
+          </w:tcPr>
+          <w:p>
+            <w:pPr>
+              <w:spacing w:after="200" w:line="276" w:lineRule="auto"/>
+              <w:rPr>
+                <w:rFonts w:ascii="Arial" w:hAnsi="Arial" w:cs="Arial"/>
+              </w:rPr>
+            </w:pPr>
+            <w:r>
+              <w:rPr>
+                <w:rFonts w:ascii="Arial" w:hAnsi="Arial" w:cs="Arial"/>
+              </w:rPr>
+              <w:t>Data</w:t>
+            </w:r>
+          </w:p>
+        </w:tc>
+        <w:tc>
+          <w:tcPr>
+            <w:tcW w:w="4831" w:type="dxa"/>
+            <w:tcBorders>
+              <w:top w:val="single" w:sz="4" w:space="0" w:color="auto"/>
+              <w:left w:val="single" w:sz="4" w:space="0" w:color="auto"/>
+              <w:bottom w:val="single" w:sz="4" w:space="0" w:color="auto"/>
+              <w:right w:val="single" w:sz="4" w:space="0" w:color="auto"/>
+            </w:tcBorders>
+            <w:vAlign w:val="center"/>
+            <w:hideMark/>
+          </w:tcPr>
+          <w:p>
+            <w:pPr>
+              <w:spacing w:after="200" w:line="276" w:lineRule="auto"/>
+              <w:rPr>
+                <w:rFonts w:ascii="Arial" w:hAnsi="Arial" w:cs="Arial"/>
+              </w:rPr>
+            </w:pPr>
+            <w:r>
+              <w:rPr>
+                <w:rFonts w:ascii="Arial" w:hAnsi="Arial" w:cs="Arial"/>
+              </w:rPr>
+              <w:t>17.04</w:t>
+            </w:r>
+            <w:r>
+              <w:rPr>
+                <w:rFonts w:ascii="Arial" w:hAnsi="Arial" w:cs="Arial"/>
+              </w:rPr>
+              <w:t>.2026</w:t>
+            </w:r>
+          </w:p>
+        </w:tc>
+      </w:tr>
+    </w:tbl>
+    <w:p>
+      <w:pPr>
+        <w:rPr>
+          <w:rFonts w:ascii="Arial" w:hAnsi="Arial" w:cs="Arial"/>
+        </w:rPr>
+      </w:pPr>
+    </w:p>
+    <w:tbl>
+      <w:tblPr>
+        <w:tblStyle w:val="Grigliatabella"/>
+        <w:tblW w:w="0" w:type="auto"/>
+        <w:tblLook w:val="04A0" w:firstRow="1" w:lastRow="0" w:firstColumn="1" w:lastColumn="0" w:noHBand="0" w:noVBand="1"/>
+      </w:tblPr>
+      <w:tblGrid>
+        <w:gridCol w:w="9628"/>
+      </w:tblGrid>
+      <w:tr>
+        <w:tc>
+          <w:tcPr>
+            <w:tcW w:w="9854" w:type="dxa"/>
+            <w:tcBorders>
+              <w:top w:val="single" w:sz="4" w:space="0" w:color="auto"/>
+              <w:left w:val="single" w:sz="4" w:space="0" w:color="auto"/>
+              <w:bottom w:val="single" w:sz="4" w:space="0" w:color="auto"/>
+              <w:right w:val="single" w:sz="4" w:space="0" w:color="auto"/>
+            </w:tcBorders>
+            <w:shd w:val="clear" w:color="auto" w:fill="D9D9D9" w:themeFill="background1" w:themeFillShade="D9"/>
+            <w:hideMark/>
+          </w:tcPr>
+          <w:p>
+            <w:pPr>
+              <w:spacing w:after="200" w:line="276" w:lineRule="auto"/>
+              <w:rPr>
+                <w:rFonts w:ascii="Arial" w:hAnsi="Arial" w:cs="Arial"/>
+              </w:rPr>
+            </w:pPr>
+            <w:r>
+              <w:rPr>
+                <w:rFonts w:ascii="Arial" w:hAnsi="Arial" w:cs="Arial"/>
+              </w:rPr>
+              <w:t>Lavori svolti</w:t>
+            </w:r>
+          </w:p>
+        </w:tc>
+      </w:tr>
+      <w:tr>
+        <w:tc>
+          <w:tcPr>
+            <w:tcW w:w="9854" w:type="dxa"/>
+            <w:tcBorders>
+              <w:top w:val="single" w:sz="4" w:space="0" w:color="auto"/>
+              <w:left w:val="single" w:sz="4" w:space="0" w:color="auto"/>
+              <w:bottom w:val="single" w:sz="4" w:space="0" w:color="auto"/>
+              <w:right w:val="single" w:sz="4" w:space="0" w:color="auto"/>
+            </w:tcBorders>
+            <w:hideMark/>
+          </w:tcPr>
+          <w:p>
+            <w:pPr>
+              <w:spacing w:after="200" w:line="276" w:lineRule="auto"/>
+              <w:rPr>
+                <w:rFonts w:ascii="Arial" w:hAnsi="Arial" w:cs="Arial"/>
+              </w:rPr>
+            </w:pPr>
+            <w:r>
+              <w:rPr>
+                <w:rFonts w:ascii="Arial" w:hAnsi="Arial" w:cs="Arial"/>
+              </w:rPr>
+              <w:t>Tessa:</w:t>
+            </w:r>
+          </w:p>
+          <w:p>
+            <w:pPr>
+              <w:pStyle w:val="Paragrafoelenco"/>
+              <w:numPr>
+                <w:ilvl w:val="0"/>
+                <w:numId w:val="31"/>
+              </w:numPr>
+              <w:rPr>
+                <w:rFonts w:ascii="Arial" w:hAnsi="Arial" w:cs="Arial"/>
+              </w:rPr>
+            </w:pPr>
+            <w:r>
+              <w:rPr>
+                <w:rFonts w:ascii="Arial" w:hAnsi="Arial" w:cs="Arial"/>
+              </w:rPr>
+              <w:t>Test m426</w:t>
+            </w:r>
+          </w:p>
+          <w:p>
+            <w:pPr>
+              <w:numPr>
+                <w:ilvl w:val="0"/>
+                <w:numId w:val="31"/>
+              </w:numPr>
+              <w:spacing w:line="276" w:lineRule="auto"/>
+              <w:rPr>
+                <w:rFonts w:ascii="Arial" w:hAnsi="Arial" w:cs="Arial"/>
+              </w:rPr>
+            </w:pPr>
+            <w:r>
+              <w:rPr>
+                <w:rFonts w:ascii="Arial" w:hAnsi="Arial" w:cs="Arial"/>
+              </w:rPr>
+              <w:t>Diagramma ER sistemato</w:t>
+            </w:r>
+          </w:p>
+          <w:p>
+            <w:pPr>
+              <w:numPr>
+                <w:ilvl w:val="0"/>
+                <w:numId w:val="31"/>
+              </w:numPr>
+              <w:spacing w:line="276" w:lineRule="auto"/>
+              <w:rPr>
+                <w:rFonts w:ascii="Arial" w:hAnsi="Arial" w:cs="Arial"/>
+              </w:rPr>
+            </w:pPr>
+            <w:r>
+              <w:rPr>
+                <w:rFonts w:ascii="Arial" w:hAnsi="Arial" w:cs="Arial"/>
+              </w:rPr>
+              <w:t xml:space="preserve">Documentazione: Analisi dei mezzi (finita), Design architettura del sistema e Design del database + creazione capitoli </w:t>
+            </w:r>
+            <w:proofErr w:type="spellStart"/>
+            <w:r>
+              <w:rPr>
+                <w:rFonts w:ascii="Arial" w:hAnsi="Arial" w:cs="Arial"/>
+              </w:rPr>
+              <w:t>mockup</w:t>
+            </w:r>
+            <w:proofErr w:type="spellEnd"/>
+          </w:p>
+          <w:p>
+            <w:pPr>
+              <w:numPr>
+                <w:ilvl w:val="0"/>
+                <w:numId w:val="31"/>
+              </w:numPr>
+              <w:spacing w:line="276" w:lineRule="auto"/>
+              <w:rPr>
+                <w:rFonts w:ascii="Arial" w:hAnsi="Arial" w:cs="Arial"/>
+              </w:rPr>
+            </w:pPr>
+            <w:r>
+              <w:rPr>
+                <w:rFonts w:ascii="Arial" w:hAnsi="Arial" w:cs="Arial"/>
+              </w:rPr>
+              <w:t>Fatto il merge tra pagina iniziale e profilo (pagine Tessa e Linda)</w:t>
+            </w:r>
+          </w:p>
+          <w:p>
+            <w:pPr>
+              <w:spacing w:after="200" w:line="276" w:lineRule="auto"/>
+              <w:rPr>
+                <w:rFonts w:ascii="Arial" w:hAnsi="Arial" w:cs="Arial"/>
+              </w:rPr>
+            </w:pPr>
+            <w:r>
+              <w:rPr>
+                <w:rFonts w:ascii="Arial" w:hAnsi="Arial" w:cs="Arial"/>
+              </w:rPr>
+              <w:t>Ryan:</w:t>
+            </w:r>
+          </w:p>
+          <w:p>
+            <w:pPr>
+              <w:pStyle w:val="Paragrafoelenco"/>
+              <w:numPr>
+                <w:ilvl w:val="0"/>
+                <w:numId w:val="31"/>
+              </w:numPr>
+              <w:rPr>
+                <w:rFonts w:ascii="Arial" w:hAnsi="Arial" w:cs="Arial"/>
+              </w:rPr>
+            </w:pPr>
+            <w:r>
+              <w:rPr>
+                <w:rFonts w:ascii="Arial" w:hAnsi="Arial" w:cs="Arial"/>
+              </w:rPr>
+              <w:t>Test m426</w:t>
+            </w:r>
+          </w:p>
+          <w:p>
+            <w:pPr>
+              <w:pStyle w:val="Paragrafoelenco"/>
+              <w:numPr>
+                <w:ilvl w:val="0"/>
+                <w:numId w:val="31"/>
+              </w:numPr>
+              <w:rPr>
+                <w:rFonts w:ascii="Arial" w:hAnsi="Arial" w:cs="Arial"/>
+              </w:rPr>
+            </w:pPr>
+            <w:r>
+              <w:rPr>
+                <w:rFonts w:ascii="Arial" w:hAnsi="Arial" w:cs="Arial"/>
+              </w:rPr>
+              <w:t xml:space="preserve">Aggiunto alle attività i campi delle note e del tipo di attività </w:t>
+            </w:r>
+          </w:p>
+          <w:p>
+            <w:pPr>
+              <w:pStyle w:val="Paragrafoelenco"/>
+              <w:numPr>
+                <w:ilvl w:val="0"/>
+                <w:numId w:val="31"/>
+              </w:numPr>
+              <w:rPr>
+                <w:rFonts w:ascii="Arial" w:hAnsi="Arial" w:cs="Arial"/>
+              </w:rPr>
+            </w:pPr>
+            <w:r>
+              <w:rPr>
+                <w:rFonts w:ascii="Arial" w:hAnsi="Arial" w:cs="Arial"/>
+              </w:rPr>
+              <w:t>Pulito il codice</w:t>
+            </w:r>
+          </w:p>
+          <w:p>
+            <w:pPr>
+              <w:pStyle w:val="Paragrafoelenco"/>
+              <w:numPr>
+                <w:ilvl w:val="0"/>
+                <w:numId w:val="31"/>
+              </w:numPr>
+              <w:rPr>
+                <w:rFonts w:ascii="Arial" w:hAnsi="Arial" w:cs="Arial"/>
+              </w:rPr>
+            </w:pPr>
+            <w:r>
+              <w:rPr>
+                <w:rFonts w:ascii="Arial" w:hAnsi="Arial" w:cs="Arial"/>
+              </w:rPr>
+              <w:t xml:space="preserve">Ricerca bug </w:t>
+            </w:r>
+            <w:r>
+              <w:rPr>
+                <w:rFonts w:ascii="Arial" w:hAnsi="Arial" w:cs="Arial"/>
+              </w:rPr>
+              <w:sym w:font="Wingdings" w:char="F0E0"/>
+            </w:r>
+            <w:r>
+              <w:rPr>
+                <w:rFonts w:ascii="Arial" w:hAnsi="Arial" w:cs="Arial"/>
+              </w:rPr>
+              <w:t xml:space="preserve"> non trovati</w:t>
+            </w:r>
+          </w:p>
+          <w:p>
+            <w:pPr>
+              <w:rPr>
+                <w:rFonts w:ascii="Arial" w:hAnsi="Arial" w:cs="Arial"/>
+              </w:rPr>
+            </w:pPr>
+            <w:r>
+              <w:rPr>
+                <w:rFonts w:ascii="Arial" w:hAnsi="Arial" w:cs="Arial"/>
+              </w:rPr>
+              <w:t>Linda:</w:t>
+            </w:r>
+          </w:p>
+          <w:p>
+            <w:pPr>
+              <w:pStyle w:val="Paragrafoelenco"/>
+              <w:numPr>
+                <w:ilvl w:val="0"/>
+                <w:numId w:val="31"/>
+              </w:numPr>
+              <w:rPr>
+                <w:rFonts w:ascii="Arial" w:hAnsi="Arial" w:cs="Arial"/>
+              </w:rPr>
+            </w:pPr>
+            <w:r>
+              <w:rPr>
+                <w:rFonts w:ascii="Arial" w:hAnsi="Arial" w:cs="Arial"/>
+              </w:rPr>
+              <w:t>Test m426</w:t>
+            </w:r>
+          </w:p>
+          <w:p>
+            <w:pPr>
+              <w:pStyle w:val="Paragrafoelenco"/>
+              <w:numPr>
+                <w:ilvl w:val="0"/>
+                <w:numId w:val="31"/>
+              </w:numPr>
+              <w:rPr>
+                <w:rFonts w:ascii="Arial" w:hAnsi="Arial" w:cs="Arial"/>
+              </w:rPr>
+            </w:pPr>
+            <w:r>
+              <w:rPr>
+                <w:rFonts w:ascii="Arial" w:hAnsi="Arial" w:cs="Arial"/>
+              </w:rPr>
+              <w:t>Aggiornato</w:t>
+            </w:r>
+            <w:r>
+              <w:rPr>
+                <w:rFonts w:ascii="Arial" w:hAnsi="Arial" w:cs="Arial"/>
+              </w:rPr>
+              <w:t xml:space="preserve"> </w:t>
+            </w:r>
+            <w:proofErr w:type="spellStart"/>
+            <w:r>
+              <w:rPr>
+                <w:rFonts w:ascii="Arial" w:hAnsi="Arial" w:cs="Arial"/>
+              </w:rPr>
+              <w:t>Gantt</w:t>
+            </w:r>
+            <w:proofErr w:type="spellEnd"/>
+            <w:r>
+              <w:rPr>
+                <w:rFonts w:ascii="Arial" w:hAnsi="Arial" w:cs="Arial"/>
+              </w:rPr>
+              <w:t xml:space="preserve"> consuntivo</w:t>
+            </w:r>
+          </w:p>
+          <w:p>
+            <w:pPr>
+              <w:pStyle w:val="Paragrafoelenco"/>
+              <w:numPr>
+                <w:ilvl w:val="0"/>
+                <w:numId w:val="31"/>
+              </w:numPr>
+              <w:rPr>
+                <w:rFonts w:ascii="Arial" w:hAnsi="Arial" w:cs="Arial"/>
+              </w:rPr>
+            </w:pPr>
+            <w:r>
+              <w:rPr>
+                <w:rFonts w:ascii="Arial" w:hAnsi="Arial" w:cs="Arial"/>
+              </w:rPr>
+              <w:t>Temi personalizzazione</w:t>
+            </w:r>
+            <w:r>
+              <w:rPr>
+                <w:rFonts w:ascii="Arial" w:hAnsi="Arial" w:cs="Arial"/>
+              </w:rPr>
+              <w:t xml:space="preserve"> – finito – applicato a tutte le pagine</w:t>
+            </w:r>
+          </w:p>
+          <w:p>
+            <w:pPr>
+              <w:pStyle w:val="Paragrafoelenco"/>
+              <w:numPr>
+                <w:ilvl w:val="0"/>
+                <w:numId w:val="31"/>
+              </w:numPr>
+              <w:rPr>
+                <w:rFonts w:ascii="Arial" w:hAnsi="Arial" w:cs="Arial"/>
+              </w:rPr>
+            </w:pPr>
+            <w:proofErr w:type="spellStart"/>
+            <w:r>
+              <w:rPr>
+                <w:rFonts w:ascii="Arial" w:hAnsi="Arial" w:cs="Arial"/>
+              </w:rPr>
+              <w:t>Mockup</w:t>
+            </w:r>
+            <w:proofErr w:type="spellEnd"/>
+            <w:r>
+              <w:rPr>
+                <w:rFonts w:ascii="Arial" w:hAnsi="Arial" w:cs="Arial"/>
+              </w:rPr>
+              <w:t xml:space="preserve"> sistemati </w:t>
+            </w:r>
+            <w:r>
+              <w:rPr>
+                <w:rFonts w:ascii="Arial" w:hAnsi="Arial" w:cs="Arial"/>
+              </w:rPr>
+              <w:sym w:font="Wingdings" w:char="F0E0"/>
+            </w:r>
+            <w:r>
+              <w:rPr>
+                <w:rFonts w:ascii="Arial" w:hAnsi="Arial" w:cs="Arial"/>
+              </w:rPr>
+              <w:t xml:space="preserve"> Documentazione: Design delle interfacce</w:t>
+            </w:r>
+          </w:p>
+        </w:tc>
+      </w:tr>
+    </w:tbl>
+    <w:p>
+      <w:pPr>
+        <w:rPr>
+          <w:rFonts w:ascii="Arial" w:hAnsi="Arial" w:cs="Arial"/>
+        </w:rPr>
+      </w:pPr>
+    </w:p>
+    <w:tbl>
+      <w:tblPr>
+        <w:tblStyle w:val="Grigliatabella"/>
+        <w:tblW w:w="0" w:type="auto"/>
+        <w:tblLook w:val="04A0" w:firstRow="1" w:lastRow="0" w:firstColumn="1" w:lastColumn="0" w:noHBand="0" w:noVBand="1"/>
+      </w:tblPr>
+      <w:tblGrid>
+        <w:gridCol w:w="9628"/>
+      </w:tblGrid>
+      <w:tr>
+        <w:tc>
+          <w:tcPr>
+            <w:tcW w:w="9854" w:type="dxa"/>
+            <w:tcBorders>
+              <w:top w:val="single" w:sz="4" w:space="0" w:color="auto"/>
+              <w:left w:val="single" w:sz="4" w:space="0" w:color="auto"/>
+              <w:bottom w:val="single" w:sz="4" w:space="0" w:color="auto"/>
+              <w:right w:val="single" w:sz="4" w:space="0" w:color="auto"/>
+            </w:tcBorders>
+            <w:shd w:val="clear" w:color="auto" w:fill="D9D9D9" w:themeFill="background1" w:themeFillShade="D9"/>
+            <w:hideMark/>
+          </w:tcPr>
+          <w:p>
+            <w:pPr>
+              <w:spacing w:after="200" w:line="276" w:lineRule="auto"/>
+              <w:rPr>
+                <w:rFonts w:ascii="Arial" w:hAnsi="Arial" w:cs="Arial"/>
+              </w:rPr>
+            </w:pPr>
+            <w:r>
+              <w:rPr>
+                <w:rFonts w:ascii="Arial" w:hAnsi="Arial" w:cs="Arial"/>
+              </w:rPr>
+              <w:t>Problemi riscontrati e soluzioni adottate</w:t>
+            </w:r>
+          </w:p>
+        </w:tc>
+      </w:tr>
+      <w:tr>
+        <w:tc>
+          <w:tcPr>
+            <w:tcW w:w="9854" w:type="dxa"/>
+            <w:tcBorders>
+              <w:top w:val="single" w:sz="4" w:space="0" w:color="auto"/>
+              <w:left w:val="single" w:sz="4" w:space="0" w:color="auto"/>
+              <w:bottom w:val="single" w:sz="4" w:space="0" w:color="auto"/>
+              <w:right w:val="single" w:sz="4" w:space="0" w:color="auto"/>
+            </w:tcBorders>
+          </w:tcPr>
+          <w:p>
+            <w:pPr>
+              <w:spacing w:after="200" w:line="276" w:lineRule="auto"/>
+              <w:rPr>
+                <w:rFonts w:ascii="Arial" w:hAnsi="Arial" w:cs="Arial"/>
+              </w:rPr>
+            </w:pPr>
+            <w:r>
+              <w:rPr>
+                <w:rFonts w:ascii="Arial" w:hAnsi="Arial" w:cs="Arial"/>
+              </w:rPr>
+              <w:t>Ryan:</w:t>
+            </w:r>
+          </w:p>
+          <w:p>
+            <w:pPr>
+              <w:pStyle w:val="Paragrafoelenco"/>
+              <w:numPr>
+                <w:ilvl w:val="0"/>
+                <w:numId w:val="31"/>
+              </w:numPr>
+              <w:rPr>
+                <w:rFonts w:ascii="Arial" w:hAnsi="Arial" w:cs="Arial"/>
+              </w:rPr>
+            </w:pPr>
+            <w:r>
+              <w:rPr>
+                <w:rFonts w:ascii="Arial" w:hAnsi="Arial" w:cs="Arial"/>
+              </w:rPr>
+              <w:t xml:space="preserve">Problema: </w:t>
+            </w:r>
+            <w:r>
+              <w:rPr>
+                <w:rFonts w:ascii="Arial" w:hAnsi="Arial" w:cs="Arial"/>
+              </w:rPr>
+              <w:t xml:space="preserve">nel form della creazione dell’attività (nel </w:t>
+            </w:r>
+            <w:proofErr w:type="spellStart"/>
+            <w:r>
+              <w:rPr>
+                <w:rFonts w:ascii="Arial" w:hAnsi="Arial" w:cs="Arial"/>
+              </w:rPr>
+              <w:t>picker</w:t>
+            </w:r>
+            <w:proofErr w:type="spellEnd"/>
+            <w:r>
+              <w:rPr>
+                <w:rFonts w:ascii="Arial" w:hAnsi="Arial" w:cs="Arial"/>
+              </w:rPr>
+              <w:t xml:space="preserve"> del tipo di attività) non venivano mostrati i vari tipi</w:t>
+            </w:r>
+          </w:p>
+          <w:p>
+            <w:pPr>
+              <w:pStyle w:val="Paragrafoelenco"/>
+              <w:numPr>
+                <w:ilvl w:val="0"/>
+                <w:numId w:val="31"/>
+              </w:numPr>
+              <w:rPr>
+                <w:rFonts w:ascii="Arial" w:hAnsi="Arial" w:cs="Arial"/>
+              </w:rPr>
+            </w:pPr>
+            <w:r>
+              <w:rPr>
+                <w:rFonts w:ascii="Arial" w:hAnsi="Arial" w:cs="Arial"/>
+              </w:rPr>
+              <w:t xml:space="preserve">Soluzione: </w:t>
+            </w:r>
+            <w:r>
+              <w:rPr>
+                <w:rFonts w:ascii="Arial" w:hAnsi="Arial" w:cs="Arial"/>
+              </w:rPr>
+              <w:t xml:space="preserve">spostate dichiarazione dei tipi prima del </w:t>
+            </w:r>
+            <w:proofErr w:type="spellStart"/>
+            <w:proofErr w:type="gramStart"/>
+            <w:r>
+              <w:rPr>
+                <w:rFonts w:ascii="Arial" w:hAnsi="Arial" w:cs="Arial"/>
+              </w:rPr>
+              <w:t>initializedComponent</w:t>
+            </w:r>
+            <w:proofErr w:type="spellEnd"/>
+            <w:r>
+              <w:rPr>
+                <w:rFonts w:ascii="Arial" w:hAnsi="Arial" w:cs="Arial"/>
+              </w:rPr>
+              <w:t>(</w:t>
+            </w:r>
+            <w:proofErr w:type="gramEnd"/>
+            <w:r>
+              <w:rPr>
+                <w:rFonts w:ascii="Arial" w:hAnsi="Arial" w:cs="Arial"/>
+              </w:rPr>
+              <w:t>) e messo la lista delle attività pubblica con getter e setter</w:t>
+            </w:r>
+          </w:p>
+        </w:tc>
+      </w:tr>
+    </w:tbl>
+    <w:p>
+      <w:pPr>
+        <w:rPr>
+          <w:rFonts w:ascii="Arial" w:hAnsi="Arial" w:cs="Arial"/>
+        </w:rPr>
+      </w:pPr>
+    </w:p>
+    <w:tbl>
+      <w:tblPr>
+        <w:tblStyle w:val="Grigliatabella"/>
+        <w:tblW w:w="0" w:type="auto"/>
+        <w:tblLook w:val="04A0" w:firstRow="1" w:lastRow="0" w:firstColumn="1" w:lastColumn="0" w:noHBand="0" w:noVBand="1"/>
+      </w:tblPr>
+      <w:tblGrid>
+        <w:gridCol w:w="9628"/>
+      </w:tblGrid>
+      <w:tr>
+        <w:tc>
+          <w:tcPr>
+            <w:tcW w:w="9854" w:type="dxa"/>
+            <w:tcBorders>
+              <w:top w:val="single" w:sz="4" w:space="0" w:color="auto"/>
+              <w:left w:val="single" w:sz="4" w:space="0" w:color="auto"/>
+              <w:bottom w:val="single" w:sz="4" w:space="0" w:color="auto"/>
+              <w:right w:val="single" w:sz="4" w:space="0" w:color="auto"/>
+            </w:tcBorders>
+            <w:shd w:val="clear" w:color="auto" w:fill="D9D9D9" w:themeFill="background1" w:themeFillShade="D9"/>
+            <w:hideMark/>
+          </w:tcPr>
+          <w:p>
+            <w:pPr>
+              <w:spacing w:after="200" w:line="276" w:lineRule="auto"/>
+              <w:rPr>
+                <w:rFonts w:ascii="Arial" w:hAnsi="Arial" w:cs="Arial"/>
+              </w:rPr>
+            </w:pPr>
+            <w:r>
+              <w:rPr>
+                <w:rFonts w:ascii="Arial" w:hAnsi="Arial" w:cs="Arial"/>
+              </w:rPr>
+              <w:t>Punto della situazione rispetto alla pianificazione</w:t>
+            </w:r>
+          </w:p>
+        </w:tc>
+      </w:tr>
+      <w:tr>
+        <w:tc>
+          <w:tcPr>
+            <w:tcW w:w="9854" w:type="dxa"/>
+            <w:tcBorders>
+              <w:top w:val="single" w:sz="4" w:space="0" w:color="auto"/>
+              <w:left w:val="single" w:sz="4" w:space="0" w:color="auto"/>
+              <w:bottom w:val="single" w:sz="4" w:space="0" w:color="auto"/>
+              <w:right w:val="single" w:sz="4" w:space="0" w:color="auto"/>
+            </w:tcBorders>
+            <w:hideMark/>
+          </w:tcPr>
+          <w:p>
+            <w:pPr>
+              <w:spacing w:after="200" w:line="276" w:lineRule="auto"/>
+              <w:rPr>
+                <w:rFonts w:ascii="Arial" w:hAnsi="Arial" w:cs="Arial"/>
+              </w:rPr>
+            </w:pPr>
+            <w:r>
+              <w:rPr>
+                <w:rFonts w:ascii="Arial" w:hAnsi="Arial" w:cs="Arial"/>
+              </w:rPr>
+              <w:t xml:space="preserve">Implementazione </w:t>
+            </w:r>
+          </w:p>
+          <w:p>
+            <w:pPr>
+              <w:spacing w:after="200" w:line="276" w:lineRule="auto"/>
+              <w:rPr>
+                <w:rFonts w:ascii="Arial" w:hAnsi="Arial" w:cs="Arial"/>
+              </w:rPr>
+            </w:pPr>
+            <w:r>
+              <w:rPr>
+                <w:rFonts w:ascii="Arial" w:hAnsi="Arial" w:cs="Arial"/>
+              </w:rPr>
+              <w:t>Documentazione: leggermente in ritardo</w:t>
+            </w:r>
+          </w:p>
+        </w:tc>
+      </w:tr>
+    </w:tbl>
+    <w:p>
+      <w:pPr>
+        <w:rPr>
+          <w:rFonts w:ascii="Arial" w:hAnsi="Arial" w:cs="Arial"/>
+        </w:rPr>
+      </w:pPr>
+    </w:p>
+    <w:tbl>
+      <w:tblPr>
+        <w:tblStyle w:val="Grigliatabella"/>
+        <w:tblW w:w="0" w:type="auto"/>
+        <w:tblLook w:val="04A0" w:firstRow="1" w:lastRow="0" w:firstColumn="1" w:lastColumn="0" w:noHBand="0" w:noVBand="1"/>
+      </w:tblPr>
+      <w:tblGrid>
+        <w:gridCol w:w="9628"/>
+      </w:tblGrid>
+      <w:tr>
+        <w:tc>
+          <w:tcPr>
+            <w:tcW w:w="9854" w:type="dxa"/>
+            <w:tcBorders>
+              <w:top w:val="single" w:sz="4" w:space="0" w:color="auto"/>
+              <w:left w:val="single" w:sz="4" w:space="0" w:color="auto"/>
+              <w:bottom w:val="single" w:sz="4" w:space="0" w:color="auto"/>
+              <w:right w:val="single" w:sz="4" w:space="0" w:color="auto"/>
+            </w:tcBorders>
+            <w:shd w:val="clear" w:color="auto" w:fill="D9D9D9" w:themeFill="background1" w:themeFillShade="D9"/>
+            <w:hideMark/>
+          </w:tcPr>
+          <w:p>
+            <w:pPr>
+              <w:spacing w:after="200" w:line="276" w:lineRule="auto"/>
+              <w:rPr>
+                <w:rFonts w:ascii="Arial" w:hAnsi="Arial" w:cs="Arial"/>
+              </w:rPr>
+            </w:pPr>
+            <w:r>
+              <w:rPr>
+                <w:rFonts w:ascii="Arial" w:hAnsi="Arial" w:cs="Arial"/>
+              </w:rPr>
+              <w:t>Programma di massima per la prossima giornata di lavoro</w:t>
+            </w:r>
+          </w:p>
+        </w:tc>
+      </w:tr>
+      <w:tr>
+        <w:tc>
+          <w:tcPr>
+            <w:tcW w:w="9854" w:type="dxa"/>
+            <w:tcBorders>
+              <w:top w:val="single" w:sz="4" w:space="0" w:color="auto"/>
+              <w:left w:val="single" w:sz="4" w:space="0" w:color="auto"/>
+              <w:bottom w:val="single" w:sz="4" w:space="0" w:color="auto"/>
+              <w:right w:val="single" w:sz="4" w:space="0" w:color="auto"/>
+            </w:tcBorders>
+            <w:hideMark/>
+          </w:tcPr>
+          <w:p>
+            <w:pPr>
+              <w:numPr>
+                <w:ilvl w:val="0"/>
+                <w:numId w:val="31"/>
+              </w:numPr>
+              <w:spacing w:line="276" w:lineRule="auto"/>
+              <w:rPr>
+                <w:rFonts w:ascii="Arial" w:hAnsi="Arial" w:cs="Arial"/>
+              </w:rPr>
+            </w:pPr>
+            <w:r>
+              <w:rPr>
+                <w:rFonts w:ascii="Arial" w:hAnsi="Arial" w:cs="Arial"/>
+              </w:rPr>
+              <w:t xml:space="preserve">Unire </w:t>
+            </w:r>
+            <w:r>
+              <w:rPr>
+                <w:rFonts w:ascii="Arial" w:hAnsi="Arial" w:cs="Arial"/>
+              </w:rPr>
+              <w:t>tutto</w:t>
+            </w:r>
+            <w:r>
+              <w:rPr>
+                <w:rFonts w:ascii="Arial" w:hAnsi="Arial" w:cs="Arial"/>
+              </w:rPr>
+              <w:t xml:space="preserve"> </w:t>
+            </w:r>
+            <w:r>
+              <w:rPr>
+                <w:rFonts w:ascii="Arial" w:hAnsi="Arial" w:cs="Arial"/>
+              </w:rPr>
+              <w:sym w:font="Wingdings" w:char="F0E0"/>
+            </w:r>
+            <w:r>
+              <w:rPr>
+                <w:rFonts w:ascii="Arial" w:hAnsi="Arial" w:cs="Arial"/>
+              </w:rPr>
+              <w:t xml:space="preserve"> database a tutto</w:t>
+            </w:r>
+          </w:p>
+          <w:p>
+            <w:pPr>
+              <w:numPr>
+                <w:ilvl w:val="0"/>
+                <w:numId w:val="31"/>
+              </w:numPr>
+              <w:spacing w:line="276" w:lineRule="auto"/>
+              <w:rPr>
+                <w:rFonts w:ascii="Arial" w:hAnsi="Arial" w:cs="Arial"/>
+              </w:rPr>
+            </w:pPr>
+            <w:r>
+              <w:rPr>
+                <w:rFonts w:ascii="Arial" w:hAnsi="Arial" w:cs="Arial"/>
+              </w:rPr>
+              <w:t>Iniziare condivisione</w:t>
+            </w:r>
+          </w:p>
+          <w:p>
+            <w:pPr>
+              <w:numPr>
+                <w:ilvl w:val="0"/>
+                <w:numId w:val="31"/>
+              </w:numPr>
+              <w:spacing w:line="276" w:lineRule="auto"/>
+              <w:rPr>
+                <w:rFonts w:ascii="Arial" w:hAnsi="Arial" w:cs="Arial"/>
+              </w:rPr>
+            </w:pPr>
+            <w:r>
+              <w:rPr>
+                <w:rFonts w:ascii="Arial" w:hAnsi="Arial" w:cs="Arial"/>
+              </w:rPr>
+              <w:t>Iniziare notifiche</w:t>
+            </w:r>
+          </w:p>
+          <w:p>
+            <w:pPr>
+              <w:numPr>
+                <w:ilvl w:val="0"/>
+                <w:numId w:val="31"/>
+              </w:numPr>
+              <w:spacing w:line="276" w:lineRule="auto"/>
+              <w:rPr>
+                <w:rFonts w:ascii="Arial" w:hAnsi="Arial" w:cs="Arial"/>
+              </w:rPr>
+            </w:pPr>
+            <w:r>
+              <w:rPr>
+                <w:rFonts w:ascii="Arial" w:hAnsi="Arial" w:cs="Arial"/>
+              </w:rPr>
+              <w:t xml:space="preserve">Fare la documentazione </w:t>
+            </w:r>
+          </w:p>
+        </w:tc>
+      </w:tr>
+    </w:tbl>
+    <w:p>
+      <w:pPr>
+        <w:rPr>
+          <w:rFonts w:ascii="Arial" w:hAnsi="Arial" w:cs="Arial"/>
+        </w:rPr>
+      </w:pPr>
+    </w:p>
+    <w:p>
+      <w:pPr>
+        <w:rPr>
+          <w:rFonts w:ascii="Arial" w:hAnsi="Arial" w:cs="Arial"/>
+        </w:rPr>
+      </w:pPr>
+      <w:r>
+        <w:rPr>
+          <w:rFonts w:ascii="Arial" w:hAnsi="Arial" w:cs="Arial"/>
+        </w:rPr>
+        <w:t>Agile - Resoconto</w:t>
+      </w:r>
+    </w:p>
+    <w:p>
+      <w:pPr>
+        <w:rPr>
+          <w:rFonts w:ascii="Arial" w:hAnsi="Arial" w:cs="Arial"/>
+        </w:rPr>
+      </w:pPr>
+    </w:p>
+    <w:tbl>
+      <w:tblPr>
+        <w:tblStyle w:val="Grigliatabella"/>
+        <w:tblW w:w="0" w:type="auto"/>
+        <w:tblLook w:val="04A0" w:firstRow="1" w:lastRow="0" w:firstColumn="1" w:lastColumn="0" w:noHBand="0" w:noVBand="1"/>
+      </w:tblPr>
+      <w:tblGrid>
+        <w:gridCol w:w="9628"/>
+      </w:tblGrid>
+      <w:tr>
+        <w:tc>
+          <w:tcPr>
+            <w:tcW w:w="9854" w:type="dxa"/>
+            <w:tcBorders>
+              <w:top w:val="single" w:sz="4" w:space="0" w:color="auto"/>
+              <w:left w:val="single" w:sz="4" w:space="0" w:color="auto"/>
+              <w:bottom w:val="single" w:sz="4" w:space="0" w:color="auto"/>
+              <w:right w:val="single" w:sz="4" w:space="0" w:color="auto"/>
+            </w:tcBorders>
+            <w:shd w:val="clear" w:color="auto" w:fill="D9D9D9" w:themeFill="background1" w:themeFillShade="D9"/>
+            <w:hideMark/>
+          </w:tcPr>
+          <w:p>
+            <w:pPr>
+              <w:spacing w:after="200" w:line="276" w:lineRule="auto"/>
+              <w:rPr>
+                <w:rFonts w:ascii="Arial" w:hAnsi="Arial" w:cs="Arial"/>
+              </w:rPr>
+            </w:pPr>
+            <w:proofErr w:type="spellStart"/>
+            <w:r>
+              <w:rPr>
+                <w:rFonts w:ascii="Arial" w:hAnsi="Arial" w:cs="Arial"/>
+              </w:rPr>
+              <w:lastRenderedPageBreak/>
+              <w:t>Daily</w:t>
+            </w:r>
+            <w:proofErr w:type="spellEnd"/>
+            <w:r>
+              <w:rPr>
+                <w:rFonts w:ascii="Arial" w:hAnsi="Arial" w:cs="Arial"/>
+              </w:rPr>
+              <w:t xml:space="preserve"> </w:t>
+            </w:r>
+            <w:proofErr w:type="spellStart"/>
+            <w:r>
+              <w:rPr>
+                <w:rFonts w:ascii="Arial" w:hAnsi="Arial" w:cs="Arial"/>
+              </w:rPr>
+              <w:t>Scrum</w:t>
+            </w:r>
+            <w:proofErr w:type="spellEnd"/>
+          </w:p>
+        </w:tc>
+      </w:tr>
+      <w:tr>
+        <w:tc>
+          <w:tcPr>
+            <w:tcW w:w="9854" w:type="dxa"/>
+            <w:tcBorders>
+              <w:top w:val="single" w:sz="4" w:space="0" w:color="auto"/>
+              <w:left w:val="single" w:sz="4" w:space="0" w:color="auto"/>
+              <w:bottom w:val="single" w:sz="4" w:space="0" w:color="auto"/>
+              <w:right w:val="single" w:sz="4" w:space="0" w:color="auto"/>
+            </w:tcBorders>
+            <w:hideMark/>
+          </w:tcPr>
+          <w:p>
+            <w:pPr>
+              <w:numPr>
+                <w:ilvl w:val="0"/>
+                <w:numId w:val="31"/>
+              </w:numPr>
+              <w:spacing w:line="276" w:lineRule="auto"/>
+              <w:rPr>
+                <w:rFonts w:ascii="Arial" w:hAnsi="Arial" w:cs="Arial"/>
+              </w:rPr>
+            </w:pPr>
+            <w:r>
+              <w:rPr>
+                <w:rFonts w:ascii="Arial" w:hAnsi="Arial" w:cs="Arial"/>
+              </w:rPr>
+              <w:t>10:50</w:t>
+            </w:r>
+          </w:p>
+          <w:p>
+            <w:pPr>
+              <w:numPr>
+                <w:ilvl w:val="0"/>
+                <w:numId w:val="31"/>
+              </w:numPr>
+              <w:spacing w:line="276" w:lineRule="auto"/>
+              <w:rPr>
+                <w:rFonts w:ascii="Arial" w:hAnsi="Arial" w:cs="Arial"/>
+              </w:rPr>
+            </w:pPr>
+            <w:r>
+              <w:rPr>
+                <w:rFonts w:ascii="Arial" w:hAnsi="Arial" w:cs="Arial"/>
+              </w:rPr>
+              <w:t>Non sono emersi problemi rilevanti</w:t>
+            </w:r>
+          </w:p>
+          <w:p>
+            <w:pPr>
+              <w:numPr>
+                <w:ilvl w:val="0"/>
+                <w:numId w:val="31"/>
+              </w:numPr>
+              <w:spacing w:line="276" w:lineRule="auto"/>
+              <w:rPr>
+                <w:rFonts w:ascii="Arial" w:hAnsi="Arial" w:cs="Arial"/>
+              </w:rPr>
+            </w:pPr>
+            <w:r>
+              <w:rPr>
+                <w:rFonts w:ascii="Arial" w:hAnsi="Arial" w:cs="Arial"/>
+              </w:rPr>
+              <w:t>Ryan ha espresso cosa ha fatto durante il sabato delle porte aperte della SAMT</w:t>
+            </w:r>
+          </w:p>
+          <w:p>
+            <w:pPr>
+              <w:numPr>
+                <w:ilvl w:val="0"/>
+                <w:numId w:val="31"/>
+              </w:numPr>
+              <w:spacing w:line="276" w:lineRule="auto"/>
+              <w:rPr>
+                <w:rFonts w:ascii="Arial" w:hAnsi="Arial" w:cs="Arial"/>
+              </w:rPr>
+            </w:pPr>
+            <w:r>
+              <w:rPr>
+                <w:rFonts w:ascii="Arial" w:hAnsi="Arial" w:cs="Arial"/>
+              </w:rPr>
+              <w:t>Decisione: Tessa e Linda merge, Ryan finiva calendario</w:t>
+            </w:r>
+          </w:p>
+        </w:tc>
+      </w:tr>
+    </w:tbl>
+    <w:p>
+      <w:pPr>
+        <w:rPr>
+          <w:rFonts w:ascii="Arial" w:hAnsi="Arial" w:cs="Arial"/>
+        </w:rPr>
+      </w:pPr>
+    </w:p>
+    <w:tbl>
+      <w:tblPr>
+        <w:tblStyle w:val="Grigliatabella"/>
+        <w:tblW w:w="0" w:type="auto"/>
+        <w:tblLook w:val="04A0" w:firstRow="1" w:lastRow="0" w:firstColumn="1" w:lastColumn="0" w:noHBand="0" w:noVBand="1"/>
+      </w:tblPr>
+      <w:tblGrid>
+        <w:gridCol w:w="9628"/>
+      </w:tblGrid>
+      <w:tr>
+        <w:tc>
+          <w:tcPr>
+            <w:tcW w:w="9854" w:type="dxa"/>
+            <w:tcBorders>
+              <w:top w:val="single" w:sz="4" w:space="0" w:color="auto"/>
+              <w:left w:val="single" w:sz="4" w:space="0" w:color="auto"/>
+              <w:bottom w:val="single" w:sz="4" w:space="0" w:color="auto"/>
+              <w:right w:val="single" w:sz="4" w:space="0" w:color="auto"/>
+            </w:tcBorders>
+            <w:shd w:val="clear" w:color="auto" w:fill="D9D9D9" w:themeFill="background1" w:themeFillShade="D9"/>
+            <w:hideMark/>
+          </w:tcPr>
+          <w:p>
+            <w:pPr>
+              <w:spacing w:after="200" w:line="276" w:lineRule="auto"/>
+              <w:rPr>
+                <w:rFonts w:ascii="Arial" w:hAnsi="Arial" w:cs="Arial"/>
+              </w:rPr>
+            </w:pPr>
+            <w:r>
+              <w:rPr>
+                <w:rFonts w:ascii="Arial" w:hAnsi="Arial" w:cs="Arial"/>
+              </w:rPr>
+              <w:t>Sprint Planning</w:t>
+            </w:r>
+          </w:p>
+        </w:tc>
+      </w:tr>
+      <w:tr>
+        <w:tc>
+          <w:tcPr>
+            <w:tcW w:w="9854" w:type="dxa"/>
+            <w:tcBorders>
+              <w:top w:val="single" w:sz="4" w:space="0" w:color="auto"/>
+              <w:left w:val="single" w:sz="4" w:space="0" w:color="auto"/>
+              <w:bottom w:val="single" w:sz="4" w:space="0" w:color="auto"/>
+              <w:right w:val="single" w:sz="4" w:space="0" w:color="auto"/>
+            </w:tcBorders>
+          </w:tcPr>
+          <w:p>
+            <w:pPr>
+              <w:spacing w:after="200" w:line="276" w:lineRule="auto"/>
+              <w:rPr>
+                <w:rFonts w:ascii="Arial" w:hAnsi="Arial" w:cs="Arial"/>
+              </w:rPr>
+            </w:pPr>
+          </w:p>
+        </w:tc>
+      </w:tr>
+    </w:tbl>
+    <w:p>
+      <w:pPr>
+        <w:rPr>
+          <w:rFonts w:ascii="Arial" w:hAnsi="Arial" w:cs="Arial"/>
+        </w:rPr>
+      </w:pPr>
+    </w:p>
+    <w:tbl>
+      <w:tblPr>
+        <w:tblStyle w:val="Grigliatabella"/>
+        <w:tblW w:w="0" w:type="auto"/>
+        <w:tblLook w:val="04A0" w:firstRow="1" w:lastRow="0" w:firstColumn="1" w:lastColumn="0" w:noHBand="0" w:noVBand="1"/>
+      </w:tblPr>
+      <w:tblGrid>
+        <w:gridCol w:w="9628"/>
+      </w:tblGrid>
+      <w:tr>
+        <w:tc>
+          <w:tcPr>
+            <w:tcW w:w="9854" w:type="dxa"/>
+            <w:tcBorders>
+              <w:top w:val="single" w:sz="4" w:space="0" w:color="auto"/>
+              <w:left w:val="single" w:sz="4" w:space="0" w:color="auto"/>
+              <w:bottom w:val="single" w:sz="4" w:space="0" w:color="auto"/>
+              <w:right w:val="single" w:sz="4" w:space="0" w:color="auto"/>
+            </w:tcBorders>
+            <w:shd w:val="clear" w:color="auto" w:fill="D9D9D9" w:themeFill="background1" w:themeFillShade="D9"/>
+            <w:hideMark/>
+          </w:tcPr>
+          <w:p>
+            <w:pPr>
+              <w:spacing w:after="200" w:line="276" w:lineRule="auto"/>
+              <w:rPr>
+                <w:rFonts w:ascii="Arial" w:hAnsi="Arial" w:cs="Arial"/>
+              </w:rPr>
+            </w:pPr>
+            <w:r>
+              <w:rPr>
+                <w:rFonts w:ascii="Arial" w:hAnsi="Arial" w:cs="Arial"/>
+              </w:rPr>
+              <w:t>Sprint Review</w:t>
+            </w:r>
+          </w:p>
+        </w:tc>
+      </w:tr>
+      <w:tr>
+        <w:tc>
+          <w:tcPr>
+            <w:tcW w:w="9854" w:type="dxa"/>
+            <w:tcBorders>
+              <w:top w:val="single" w:sz="4" w:space="0" w:color="auto"/>
+              <w:left w:val="single" w:sz="4" w:space="0" w:color="auto"/>
+              <w:bottom w:val="single" w:sz="4" w:space="0" w:color="auto"/>
+              <w:right w:val="single" w:sz="4" w:space="0" w:color="auto"/>
+            </w:tcBorders>
+          </w:tcPr>
+          <w:p>
+            <w:pPr>
+              <w:rPr>
+                <w:rFonts w:ascii="Arial" w:hAnsi="Arial" w:cs="Arial"/>
+              </w:rPr>
+            </w:pPr>
+          </w:p>
+        </w:tc>
+      </w:tr>
+    </w:tbl>
+    <w:p>
+      <w:pPr>
+        <w:rPr>
+          <w:rFonts w:ascii="Arial" w:hAnsi="Arial" w:cs="Arial"/>
+        </w:rPr>
+      </w:pPr>
+    </w:p>
+    <w:tbl>
+      <w:tblPr>
+        <w:tblStyle w:val="Grigliatabella"/>
+        <w:tblW w:w="0" w:type="auto"/>
+        <w:tblLook w:val="04A0" w:firstRow="1" w:lastRow="0" w:firstColumn="1" w:lastColumn="0" w:noHBand="0" w:noVBand="1"/>
+      </w:tblPr>
+      <w:tblGrid>
+        <w:gridCol w:w="9628"/>
+      </w:tblGrid>
+      <w:tr>
+        <w:tc>
+          <w:tcPr>
+            <w:tcW w:w="9854" w:type="dxa"/>
+            <w:tcBorders>
+              <w:top w:val="single" w:sz="4" w:space="0" w:color="auto"/>
+              <w:left w:val="single" w:sz="4" w:space="0" w:color="auto"/>
+              <w:bottom w:val="single" w:sz="4" w:space="0" w:color="auto"/>
+              <w:right w:val="single" w:sz="4" w:space="0" w:color="auto"/>
+            </w:tcBorders>
+            <w:shd w:val="clear" w:color="auto" w:fill="D9D9D9" w:themeFill="background1" w:themeFillShade="D9"/>
+            <w:hideMark/>
+          </w:tcPr>
+          <w:p>
+            <w:pPr>
+              <w:spacing w:after="200" w:line="276" w:lineRule="auto"/>
+              <w:rPr>
+                <w:rFonts w:ascii="Arial" w:hAnsi="Arial" w:cs="Arial"/>
+              </w:rPr>
+            </w:pPr>
+            <w:r>
+              <w:rPr>
+                <w:rFonts w:ascii="Arial" w:hAnsi="Arial" w:cs="Arial"/>
+              </w:rPr>
+              <w:t xml:space="preserve">Sprint </w:t>
+            </w:r>
+            <w:proofErr w:type="spellStart"/>
+            <w:r>
+              <w:rPr>
+                <w:rFonts w:ascii="Arial" w:hAnsi="Arial" w:cs="Arial"/>
+              </w:rPr>
+              <w:t>Retrospective</w:t>
+            </w:r>
+            <w:proofErr w:type="spellEnd"/>
+          </w:p>
+        </w:tc>
+      </w:tr>
+      <w:tr>
+        <w:tc>
+          <w:tcPr>
+            <w:tcW w:w="9854" w:type="dxa"/>
+            <w:tcBorders>
+              <w:top w:val="single" w:sz="4" w:space="0" w:color="auto"/>
+              <w:left w:val="single" w:sz="4" w:space="0" w:color="auto"/>
+              <w:bottom w:val="single" w:sz="4" w:space="0" w:color="auto"/>
+              <w:right w:val="single" w:sz="4" w:space="0" w:color="auto"/>
+            </w:tcBorders>
+          </w:tcPr>
+          <w:p>
+            <w:pPr>
+              <w:rPr>
+                <w:rFonts w:ascii="Arial" w:hAnsi="Arial" w:cs="Arial"/>
+              </w:rPr>
+            </w:pPr>
           </w:p>
         </w:tc>
       </w:tr>
@@ -14178,11 +15494,13 @@
     <w:rsid w:val="00923218"/>
     <w:rsid w:val="00925A3A"/>
     <w:rsid w:val="0095694A"/>
+    <w:rsid w:val="0099359F"/>
     <w:rsid w:val="00997E7D"/>
     <w:rsid w:val="009D5B0A"/>
     <w:rsid w:val="009E348C"/>
     <w:rsid w:val="00A139A6"/>
     <w:rsid w:val="00A1514F"/>
+    <w:rsid w:val="00A24344"/>
     <w:rsid w:val="00A352DF"/>
     <w:rsid w:val="00A672EE"/>
     <w:rsid w:val="00A948D8"/>

--- a/4_Diari/Diario - OraX.docx
+++ b/4_Diari/Diario - OraX.docx
@@ -193,16 +193,8 @@
               <w:rPr>
                 <w:rFonts w:ascii="Arial" w:hAnsi="Arial" w:cs="Arial"/>
               </w:rPr>
-              <w:t xml:space="preserve">Svolto il </w:t>
-            </w:r>
-            <w:proofErr w:type="spellStart"/>
-            <w:r>
-              <w:rPr>
-                <w:rFonts w:ascii="Arial" w:hAnsi="Arial" w:cs="Arial"/>
-              </w:rPr>
-              <w:t>QdC</w:t>
-            </w:r>
-            <w:proofErr w:type="spellEnd"/>
+              <w:t>Svolto il QdC</w:t>
+            </w:r>
           </w:p>
         </w:tc>
       </w:tr>
@@ -415,28 +407,12 @@
                 <w:rFonts w:ascii="Arial" w:hAnsi="Arial" w:cs="Arial"/>
               </w:rPr>
             </w:pPr>
-            <w:proofErr w:type="spellStart"/>
-            <w:r>
-              <w:rPr>
-                <w:rFonts w:ascii="Arial" w:hAnsi="Arial" w:cs="Arial"/>
-              </w:rPr>
-              <w:t>Daily</w:t>
-            </w:r>
-            <w:proofErr w:type="spellEnd"/>
-            <w:r>
-              <w:rPr>
-                <w:rFonts w:ascii="Arial" w:hAnsi="Arial" w:cs="Arial"/>
-              </w:rPr>
-              <w:t xml:space="preserve"> </w:t>
-            </w:r>
-            <w:proofErr w:type="spellStart"/>
-            <w:r>
-              <w:rPr>
-                <w:rFonts w:ascii="Arial" w:hAnsi="Arial" w:cs="Arial"/>
-              </w:rPr>
-              <w:t>Scrum</w:t>
-            </w:r>
-            <w:proofErr w:type="spellEnd"/>
+            <w:r>
+              <w:rPr>
+                <w:rFonts w:ascii="Arial" w:hAnsi="Arial" w:cs="Arial"/>
+              </w:rPr>
+              <w:t>Daily Scrum</w:t>
+            </w:r>
           </w:p>
         </w:tc>
       </w:tr>
@@ -591,16 +567,8 @@
               <w:rPr>
                 <w:rFonts w:ascii="Arial" w:hAnsi="Arial" w:cs="Arial"/>
               </w:rPr>
-              <w:t xml:space="preserve">Sprint </w:t>
-            </w:r>
-            <w:proofErr w:type="spellStart"/>
-            <w:r>
-              <w:rPr>
-                <w:rFonts w:ascii="Arial" w:hAnsi="Arial" w:cs="Arial"/>
-              </w:rPr>
-              <w:t>Retrospective</w:t>
-            </w:r>
-            <w:proofErr w:type="spellEnd"/>
+              <w:t>Sprint Retrospective</w:t>
+            </w:r>
           </w:p>
         </w:tc>
       </w:tr>
@@ -1085,16 +1053,8 @@
               <w:rPr>
                 <w:rFonts w:ascii="Arial" w:hAnsi="Arial" w:cs="Arial"/>
               </w:rPr>
-              <w:t xml:space="preserve">Finire il diagramma di </w:t>
-            </w:r>
-            <w:proofErr w:type="spellStart"/>
-            <w:r>
-              <w:rPr>
-                <w:rFonts w:ascii="Arial" w:hAnsi="Arial" w:cs="Arial"/>
-              </w:rPr>
-              <w:t>Gantt</w:t>
-            </w:r>
-            <w:proofErr w:type="spellEnd"/>
+              <w:t>Finire il diagramma di Gantt</w:t>
+            </w:r>
           </w:p>
           <w:p>
             <w:pPr>
@@ -1111,16 +1071,8 @@
               <w:rPr>
                 <w:rFonts w:ascii="Arial" w:hAnsi="Arial" w:cs="Arial"/>
               </w:rPr>
-              <w:t xml:space="preserve">Iniziare i </w:t>
-            </w:r>
-            <w:proofErr w:type="spellStart"/>
-            <w:r>
-              <w:rPr>
-                <w:rFonts w:ascii="Arial" w:hAnsi="Arial" w:cs="Arial"/>
-              </w:rPr>
-              <w:t>mockup</w:t>
-            </w:r>
-            <w:proofErr w:type="spellEnd"/>
+              <w:t>Iniziare i mockup</w:t>
+            </w:r>
           </w:p>
         </w:tc>
       </w:tr>
@@ -1174,28 +1126,12 @@
                 <w:rFonts w:ascii="Arial" w:hAnsi="Arial" w:cs="Arial"/>
               </w:rPr>
             </w:pPr>
-            <w:proofErr w:type="spellStart"/>
-            <w:r>
-              <w:rPr>
-                <w:rFonts w:ascii="Arial" w:hAnsi="Arial" w:cs="Arial"/>
-              </w:rPr>
-              <w:t>Daily</w:t>
-            </w:r>
-            <w:proofErr w:type="spellEnd"/>
-            <w:r>
-              <w:rPr>
-                <w:rFonts w:ascii="Arial" w:hAnsi="Arial" w:cs="Arial"/>
-              </w:rPr>
-              <w:t xml:space="preserve"> </w:t>
-            </w:r>
-            <w:proofErr w:type="spellStart"/>
-            <w:r>
-              <w:rPr>
-                <w:rFonts w:ascii="Arial" w:hAnsi="Arial" w:cs="Arial"/>
-              </w:rPr>
-              <w:t>Scrum</w:t>
-            </w:r>
-            <w:proofErr w:type="spellEnd"/>
+            <w:r>
+              <w:rPr>
+                <w:rFonts w:ascii="Arial" w:hAnsi="Arial" w:cs="Arial"/>
+              </w:rPr>
+              <w:t>Daily Scrum</w:t>
+            </w:r>
           </w:p>
         </w:tc>
       </w:tr>
@@ -1350,16 +1286,8 @@
               <w:rPr>
                 <w:rFonts w:ascii="Arial" w:hAnsi="Arial" w:cs="Arial"/>
               </w:rPr>
-              <w:t xml:space="preserve">Sprint </w:t>
-            </w:r>
-            <w:proofErr w:type="spellStart"/>
-            <w:r>
-              <w:rPr>
-                <w:rFonts w:ascii="Arial" w:hAnsi="Arial" w:cs="Arial"/>
-              </w:rPr>
-              <w:t>Retrospective</w:t>
-            </w:r>
-            <w:proofErr w:type="spellEnd"/>
+              <w:t>Sprint Retrospective</w:t>
+            </w:r>
           </w:p>
         </w:tc>
       </w:tr>
@@ -1600,19 +1528,11 @@
                 <w:rFonts w:ascii="Arial" w:hAnsi="Arial" w:cs="Arial"/>
               </w:rPr>
             </w:pPr>
-            <w:proofErr w:type="spellStart"/>
-            <w:r>
-              <w:rPr>
-                <w:rFonts w:ascii="Arial" w:hAnsi="Arial" w:cs="Arial"/>
-              </w:rPr>
-              <w:t>Gantt</w:t>
-            </w:r>
-            <w:proofErr w:type="spellEnd"/>
-            <w:r>
-              <w:rPr>
-                <w:rFonts w:ascii="Arial" w:hAnsi="Arial" w:cs="Arial"/>
-              </w:rPr>
-              <w:t xml:space="preserve"> Preventivo</w:t>
+            <w:r>
+              <w:rPr>
+                <w:rFonts w:ascii="Arial" w:hAnsi="Arial" w:cs="Arial"/>
+              </w:rPr>
+              <w:t>Gantt Preventivo</w:t>
             </w:r>
           </w:p>
           <w:p>
@@ -1661,16 +1581,8 @@
               <w:rPr>
                 <w:rFonts w:ascii="Arial" w:hAnsi="Arial" w:cs="Arial"/>
               </w:rPr>
-              <w:t xml:space="preserve">Aiuto </w:t>
-            </w:r>
-            <w:proofErr w:type="spellStart"/>
-            <w:r>
-              <w:rPr>
-                <w:rFonts w:ascii="Arial" w:hAnsi="Arial" w:cs="Arial"/>
-              </w:rPr>
-              <w:t>Gantt</w:t>
-            </w:r>
-            <w:proofErr w:type="spellEnd"/>
+              <w:t>Aiuto Gantt</w:t>
+            </w:r>
           </w:p>
           <w:p>
             <w:pPr>
@@ -1696,14 +1608,12 @@
                 <w:rFonts w:ascii="Arial" w:hAnsi="Arial" w:cs="Arial"/>
               </w:rPr>
             </w:pPr>
-            <w:proofErr w:type="spellStart"/>
             <w:r>
               <w:rPr>
                 <w:rFonts w:ascii="Arial" w:hAnsi="Arial" w:cs="Arial"/>
               </w:rPr>
               <w:t>Mockup</w:t>
             </w:r>
-            <w:proofErr w:type="spellEnd"/>
           </w:p>
           <w:p>
             <w:pPr>
@@ -1790,16 +1700,8 @@
               <w:rPr>
                 <w:rFonts w:ascii="Arial" w:hAnsi="Arial" w:cs="Arial"/>
               </w:rPr>
-              <w:t xml:space="preserve">Confusione nella realizzazione dei </w:t>
-            </w:r>
-            <w:proofErr w:type="spellStart"/>
-            <w:r>
-              <w:rPr>
-                <w:rFonts w:ascii="Arial" w:hAnsi="Arial" w:cs="Arial"/>
-              </w:rPr>
-              <w:t>mockup</w:t>
-            </w:r>
-            <w:proofErr w:type="spellEnd"/>
+              <w:t>Confusione nella realizzazione dei mockup</w:t>
+            </w:r>
           </w:p>
         </w:tc>
       </w:tr>
@@ -2115,14 +2017,12 @@
                 <w:rFonts w:ascii="Arial" w:hAnsi="Arial" w:cs="Arial"/>
               </w:rPr>
             </w:pPr>
-            <w:proofErr w:type="spellStart"/>
             <w:r>
               <w:rPr>
                 <w:rFonts w:ascii="Arial" w:hAnsi="Arial" w:cs="Arial"/>
               </w:rPr>
               <w:t>Swimlane</w:t>
             </w:r>
-            <w:proofErr w:type="spellEnd"/>
           </w:p>
         </w:tc>
       </w:tr>
@@ -2176,28 +2076,12 @@
                 <w:rFonts w:ascii="Arial" w:hAnsi="Arial" w:cs="Arial"/>
               </w:rPr>
             </w:pPr>
-            <w:proofErr w:type="spellStart"/>
-            <w:r>
-              <w:rPr>
-                <w:rFonts w:ascii="Arial" w:hAnsi="Arial" w:cs="Arial"/>
-              </w:rPr>
-              <w:t>Daily</w:t>
-            </w:r>
-            <w:proofErr w:type="spellEnd"/>
-            <w:r>
-              <w:rPr>
-                <w:rFonts w:ascii="Arial" w:hAnsi="Arial" w:cs="Arial"/>
-              </w:rPr>
-              <w:t xml:space="preserve"> </w:t>
-            </w:r>
-            <w:proofErr w:type="spellStart"/>
-            <w:r>
-              <w:rPr>
-                <w:rFonts w:ascii="Arial" w:hAnsi="Arial" w:cs="Arial"/>
-              </w:rPr>
-              <w:t>Scrum</w:t>
-            </w:r>
-            <w:proofErr w:type="spellEnd"/>
+            <w:r>
+              <w:rPr>
+                <w:rFonts w:ascii="Arial" w:hAnsi="Arial" w:cs="Arial"/>
+              </w:rPr>
+              <w:t>Daily Scrum</w:t>
+            </w:r>
           </w:p>
         </w:tc>
       </w:tr>
@@ -2353,16 +2237,8 @@
                 <w:rFonts w:ascii="Arial" w:hAnsi="Arial" w:cs="Arial"/>
               </w:rPr>
               <w:lastRenderedPageBreak/>
-              <w:t xml:space="preserve">Sprint </w:t>
-            </w:r>
-            <w:proofErr w:type="spellStart"/>
-            <w:r>
-              <w:rPr>
-                <w:rFonts w:ascii="Arial" w:hAnsi="Arial" w:cs="Arial"/>
-              </w:rPr>
-              <w:t>Retrospective</w:t>
-            </w:r>
-            <w:proofErr w:type="spellEnd"/>
+              <w:t>Sprint Retrospective</w:t>
+            </w:r>
           </w:p>
         </w:tc>
       </w:tr>
@@ -2571,35 +2447,7 @@
               <w:rPr>
                 <w:rFonts w:ascii="Arial" w:hAnsi="Arial" w:cs="Arial"/>
               </w:rPr>
-              <w:t xml:space="preserve">Presentazione </w:t>
-            </w:r>
-            <w:proofErr w:type="spellStart"/>
-            <w:r>
-              <w:rPr>
-                <w:rFonts w:ascii="Arial" w:hAnsi="Arial" w:cs="Arial"/>
-              </w:rPr>
-              <w:t>Daily</w:t>
-            </w:r>
-            <w:proofErr w:type="spellEnd"/>
-            <w:r>
-              <w:rPr>
-                <w:rFonts w:ascii="Arial" w:hAnsi="Arial" w:cs="Arial"/>
-              </w:rPr>
-              <w:t xml:space="preserve"> </w:t>
-            </w:r>
-            <w:proofErr w:type="spellStart"/>
-            <w:r>
-              <w:rPr>
-                <w:rFonts w:ascii="Arial" w:hAnsi="Arial" w:cs="Arial"/>
-              </w:rPr>
-              <w:t>Scrum</w:t>
-            </w:r>
-            <w:proofErr w:type="spellEnd"/>
-            <w:r>
-              <w:rPr>
-                <w:rFonts w:ascii="Arial" w:hAnsi="Arial" w:cs="Arial"/>
-              </w:rPr>
-              <w:t xml:space="preserve"> (non c’entra con il progetto)</w:t>
+              <w:t>Presentazione Daily Scrum (non c’entra con il progetto)</w:t>
             </w:r>
           </w:p>
           <w:p>
@@ -2631,19 +2479,11 @@
                 <w:rFonts w:ascii="Arial" w:hAnsi="Arial" w:cs="Arial"/>
               </w:rPr>
             </w:pPr>
-            <w:proofErr w:type="spellStart"/>
-            <w:r>
-              <w:rPr>
-                <w:rFonts w:ascii="Arial" w:hAnsi="Arial" w:cs="Arial"/>
-              </w:rPr>
-              <w:t>Gantt</w:t>
-            </w:r>
-            <w:proofErr w:type="spellEnd"/>
-            <w:r>
-              <w:rPr>
-                <w:rFonts w:ascii="Arial" w:hAnsi="Arial" w:cs="Arial"/>
-              </w:rPr>
-              <w:t xml:space="preserve"> Preventivo</w:t>
+            <w:r>
+              <w:rPr>
+                <w:rFonts w:ascii="Arial" w:hAnsi="Arial" w:cs="Arial"/>
+              </w:rPr>
+              <w:t>Gantt Preventivo</w:t>
             </w:r>
           </w:p>
           <w:p>
@@ -2688,14 +2528,12 @@
                 <w:rFonts w:ascii="Arial" w:hAnsi="Arial" w:cs="Arial"/>
               </w:rPr>
             </w:pPr>
-            <w:proofErr w:type="spellStart"/>
             <w:r>
               <w:rPr>
                 <w:rFonts w:ascii="Arial" w:hAnsi="Arial" w:cs="Arial"/>
               </w:rPr>
               <w:t>Swimlane</w:t>
             </w:r>
-            <w:proofErr w:type="spellEnd"/>
           </w:p>
           <w:p>
             <w:pPr>
@@ -2721,14 +2559,12 @@
                 <w:rFonts w:ascii="Arial" w:hAnsi="Arial" w:cs="Arial"/>
               </w:rPr>
             </w:pPr>
-            <w:proofErr w:type="spellStart"/>
             <w:r>
               <w:rPr>
                 <w:rFonts w:ascii="Arial" w:hAnsi="Arial" w:cs="Arial"/>
               </w:rPr>
               <w:t>Mockup</w:t>
             </w:r>
-            <w:proofErr w:type="spellEnd"/>
           </w:p>
           <w:p>
             <w:pPr>
@@ -3097,28 +2933,12 @@
                 <w:rFonts w:ascii="Arial" w:hAnsi="Arial" w:cs="Arial"/>
               </w:rPr>
             </w:pPr>
-            <w:proofErr w:type="spellStart"/>
-            <w:r>
-              <w:rPr>
-                <w:rFonts w:ascii="Arial" w:hAnsi="Arial" w:cs="Arial"/>
-              </w:rPr>
-              <w:t>Daily</w:t>
-            </w:r>
-            <w:proofErr w:type="spellEnd"/>
-            <w:r>
-              <w:rPr>
-                <w:rFonts w:ascii="Arial" w:hAnsi="Arial" w:cs="Arial"/>
-              </w:rPr>
-              <w:t xml:space="preserve"> </w:t>
-            </w:r>
-            <w:proofErr w:type="spellStart"/>
-            <w:r>
-              <w:rPr>
-                <w:rFonts w:ascii="Arial" w:hAnsi="Arial" w:cs="Arial"/>
-              </w:rPr>
-              <w:t>Scrum</w:t>
-            </w:r>
-            <w:proofErr w:type="spellEnd"/>
+            <w:r>
+              <w:rPr>
+                <w:rFonts w:ascii="Arial" w:hAnsi="Arial" w:cs="Arial"/>
+              </w:rPr>
+              <w:t>Daily Scrum</w:t>
+            </w:r>
           </w:p>
         </w:tc>
       </w:tr>
@@ -3273,16 +3093,8 @@
               <w:rPr>
                 <w:rFonts w:ascii="Arial" w:hAnsi="Arial" w:cs="Arial"/>
               </w:rPr>
-              <w:t xml:space="preserve">Sprint </w:t>
-            </w:r>
-            <w:proofErr w:type="spellStart"/>
-            <w:r>
-              <w:rPr>
-                <w:rFonts w:ascii="Arial" w:hAnsi="Arial" w:cs="Arial"/>
-              </w:rPr>
-              <w:t>Retrospective</w:t>
-            </w:r>
-            <w:proofErr w:type="spellEnd"/>
+              <w:t>Sprint Retrospective</w:t>
+            </w:r>
           </w:p>
         </w:tc>
       </w:tr>
@@ -3492,30 +3304,8 @@
               <w:rPr>
                 <w:rFonts w:ascii="Arial" w:hAnsi="Arial" w:cs="Arial"/>
               </w:rPr>
-              <w:t xml:space="preserve">Presentazione </w:t>
-            </w:r>
-            <w:proofErr w:type="spellStart"/>
-            <w:r>
-              <w:rPr>
-                <w:rFonts w:ascii="Arial" w:hAnsi="Arial" w:cs="Arial"/>
-              </w:rPr>
-              <w:t>Daily</w:t>
-            </w:r>
-            <w:proofErr w:type="spellEnd"/>
-            <w:r>
-              <w:rPr>
-                <w:rFonts w:ascii="Arial" w:hAnsi="Arial" w:cs="Arial"/>
-              </w:rPr>
-              <w:t xml:space="preserve"> </w:t>
-            </w:r>
-            <w:proofErr w:type="spellStart"/>
-            <w:r>
-              <w:rPr>
-                <w:rFonts w:ascii="Arial" w:hAnsi="Arial" w:cs="Arial"/>
-              </w:rPr>
-              <w:t>Scrum</w:t>
-            </w:r>
-            <w:proofErr w:type="spellEnd"/>
+              <w:t>Presentazione Daily Scrum</w:t>
+            </w:r>
           </w:p>
           <w:p>
             <w:pPr>
@@ -3532,16 +3322,8 @@
               <w:rPr>
                 <w:rFonts w:ascii="Arial" w:hAnsi="Arial" w:cs="Arial"/>
               </w:rPr>
-              <w:t xml:space="preserve">GitHub </w:t>
-            </w:r>
-            <w:proofErr w:type="spellStart"/>
-            <w:r>
-              <w:rPr>
-                <w:rFonts w:ascii="Arial" w:hAnsi="Arial" w:cs="Arial"/>
-              </w:rPr>
-              <w:t>Branch</w:t>
-            </w:r>
-            <w:proofErr w:type="spellEnd"/>
+              <w:t>GitHub Branch</w:t>
+            </w:r>
           </w:p>
           <w:p>
             <w:pPr>
@@ -3571,16 +3353,8 @@
               <w:rPr>
                 <w:rFonts w:ascii="Arial" w:hAnsi="Arial" w:cs="Arial"/>
               </w:rPr>
-              <w:t xml:space="preserve">Profilo utente senza </w:t>
-            </w:r>
-            <w:proofErr w:type="spellStart"/>
-            <w:r>
-              <w:rPr>
-                <w:rFonts w:ascii="Arial" w:hAnsi="Arial" w:cs="Arial"/>
-              </w:rPr>
-              <w:t>codebehind</w:t>
-            </w:r>
-            <w:proofErr w:type="spellEnd"/>
+              <w:t>Profilo utente senza codebehind</w:t>
+            </w:r>
           </w:p>
           <w:p>
             <w:pPr>
@@ -3610,16 +3384,8 @@
               <w:rPr>
                 <w:rFonts w:ascii="Arial" w:hAnsi="Arial" w:cs="Arial"/>
               </w:rPr>
-              <w:t xml:space="preserve">Login senza </w:t>
-            </w:r>
-            <w:proofErr w:type="spellStart"/>
-            <w:r>
-              <w:rPr>
-                <w:rFonts w:ascii="Arial" w:hAnsi="Arial" w:cs="Arial"/>
-              </w:rPr>
-              <w:t>codebehind</w:t>
-            </w:r>
-            <w:proofErr w:type="spellEnd"/>
+              <w:t>Login senza codebehind</w:t>
+            </w:r>
           </w:p>
           <w:p>
             <w:pPr>
@@ -3667,16 +3433,8 @@
               <w:rPr>
                 <w:rFonts w:ascii="Arial" w:hAnsi="Arial" w:cs="Arial"/>
               </w:rPr>
-              <w:t xml:space="preserve">Calendario senza </w:t>
-            </w:r>
-            <w:proofErr w:type="spellStart"/>
-            <w:r>
-              <w:rPr>
-                <w:rFonts w:ascii="Arial" w:hAnsi="Arial" w:cs="Arial"/>
-              </w:rPr>
-              <w:t>codebehind</w:t>
-            </w:r>
-            <w:proofErr w:type="spellEnd"/>
+              <w:t>Calendario senza codebehind</w:t>
+            </w:r>
           </w:p>
           <w:p>
             <w:pPr>
@@ -4030,16 +3788,8 @@
               <w:rPr>
                 <w:rFonts w:ascii="Arial" w:hAnsi="Arial" w:cs="Arial"/>
               </w:rPr>
-              <w:t xml:space="preserve">Cominciare </w:t>
-            </w:r>
-            <w:proofErr w:type="spellStart"/>
-            <w:r>
-              <w:rPr>
-                <w:rFonts w:ascii="Arial" w:hAnsi="Arial" w:cs="Arial"/>
-              </w:rPr>
-              <w:t>codebehind</w:t>
-            </w:r>
-            <w:proofErr w:type="spellEnd"/>
+              <w:t>Cominciare codebehind</w:t>
+            </w:r>
           </w:p>
         </w:tc>
       </w:tr>
@@ -4093,28 +3843,12 @@
                 <w:rFonts w:ascii="Arial" w:hAnsi="Arial" w:cs="Arial"/>
               </w:rPr>
             </w:pPr>
-            <w:proofErr w:type="spellStart"/>
-            <w:r>
-              <w:rPr>
-                <w:rFonts w:ascii="Arial" w:hAnsi="Arial" w:cs="Arial"/>
-              </w:rPr>
-              <w:t>Daily</w:t>
-            </w:r>
-            <w:proofErr w:type="spellEnd"/>
-            <w:r>
-              <w:rPr>
-                <w:rFonts w:ascii="Arial" w:hAnsi="Arial" w:cs="Arial"/>
-              </w:rPr>
-              <w:t xml:space="preserve"> </w:t>
-            </w:r>
-            <w:proofErr w:type="spellStart"/>
-            <w:r>
-              <w:rPr>
-                <w:rFonts w:ascii="Arial" w:hAnsi="Arial" w:cs="Arial"/>
-              </w:rPr>
-              <w:t>Scrum</w:t>
-            </w:r>
-            <w:proofErr w:type="spellEnd"/>
+            <w:r>
+              <w:rPr>
+                <w:rFonts w:ascii="Arial" w:hAnsi="Arial" w:cs="Arial"/>
+              </w:rPr>
+              <w:t>Daily Scrum</w:t>
+            </w:r>
           </w:p>
         </w:tc>
       </w:tr>
@@ -4317,16 +4051,8 @@
                 <w:rFonts w:ascii="Arial" w:hAnsi="Arial" w:cs="Arial"/>
               </w:rPr>
               <w:lastRenderedPageBreak/>
-              <w:t xml:space="preserve">Sprint </w:t>
-            </w:r>
-            <w:proofErr w:type="spellStart"/>
-            <w:r>
-              <w:rPr>
-                <w:rFonts w:ascii="Arial" w:hAnsi="Arial" w:cs="Arial"/>
-              </w:rPr>
-              <w:t>Retrospective</w:t>
-            </w:r>
-            <w:proofErr w:type="spellEnd"/>
+              <w:t>Sprint Retrospective</w:t>
+            </w:r>
           </w:p>
         </w:tc>
       </w:tr>
@@ -4923,28 +4649,12 @@
                 <w:rFonts w:ascii="Arial" w:hAnsi="Arial" w:cs="Arial"/>
               </w:rPr>
             </w:pPr>
-            <w:proofErr w:type="spellStart"/>
-            <w:r>
-              <w:rPr>
-                <w:rFonts w:ascii="Arial" w:hAnsi="Arial" w:cs="Arial"/>
-              </w:rPr>
-              <w:t>Daily</w:t>
-            </w:r>
-            <w:proofErr w:type="spellEnd"/>
-            <w:r>
-              <w:rPr>
-                <w:rFonts w:ascii="Arial" w:hAnsi="Arial" w:cs="Arial"/>
-              </w:rPr>
-              <w:t xml:space="preserve"> </w:t>
-            </w:r>
-            <w:proofErr w:type="spellStart"/>
-            <w:r>
-              <w:rPr>
-                <w:rFonts w:ascii="Arial" w:hAnsi="Arial" w:cs="Arial"/>
-              </w:rPr>
-              <w:t>Scrum</w:t>
-            </w:r>
-            <w:proofErr w:type="spellEnd"/>
+            <w:r>
+              <w:rPr>
+                <w:rFonts w:ascii="Arial" w:hAnsi="Arial" w:cs="Arial"/>
+              </w:rPr>
+              <w:t>Daily Scrum</w:t>
+            </w:r>
           </w:p>
         </w:tc>
       </w:tr>
@@ -5146,16 +4856,8 @@
               <w:rPr>
                 <w:rFonts w:ascii="Arial" w:hAnsi="Arial" w:cs="Arial"/>
               </w:rPr>
-              <w:t xml:space="preserve">Sprint </w:t>
-            </w:r>
-            <w:proofErr w:type="spellStart"/>
-            <w:r>
-              <w:rPr>
-                <w:rFonts w:ascii="Arial" w:hAnsi="Arial" w:cs="Arial"/>
-              </w:rPr>
-              <w:t>Retrospective</w:t>
-            </w:r>
-            <w:proofErr w:type="spellEnd"/>
+              <w:t>Sprint Retrospective</w:t>
+            </w:r>
           </w:p>
         </w:tc>
       </w:tr>
@@ -5670,105 +5372,13 @@
               <w:rPr>
                 <w:rFonts w:ascii="Arial" w:hAnsi="Arial" w:cs="Arial"/>
               </w:rPr>
-              <w:t>Problema con il mostrare quali giorni hanno le attività, l’</w:t>
-            </w:r>
-            <w:proofErr w:type="spellStart"/>
-            <w:r>
-              <w:rPr>
-                <w:rFonts w:ascii="Arial" w:hAnsi="Arial" w:cs="Arial"/>
-              </w:rPr>
-              <w:t>EventCollection</w:t>
-            </w:r>
-            <w:proofErr w:type="spellEnd"/>
-            <w:r>
-              <w:rPr>
-                <w:rFonts w:ascii="Arial" w:hAnsi="Arial" w:cs="Arial"/>
-              </w:rPr>
-              <w:t xml:space="preserve"> quando facevo il controllo per vedere se in quel giorno c’erano più attività la leggeva come </w:t>
-            </w:r>
-            <w:proofErr w:type="spellStart"/>
-            <w:r>
-              <w:rPr>
-                <w:rFonts w:ascii="Arial" w:hAnsi="Arial" w:cs="Arial"/>
-              </w:rPr>
-              <w:t>ICollection</w:t>
-            </w:r>
-            <w:proofErr w:type="spellEnd"/>
-            <w:r>
-              <w:rPr>
-                <w:rFonts w:ascii="Arial" w:hAnsi="Arial" w:cs="Arial"/>
-              </w:rPr>
-              <w:t xml:space="preserve"> e quindi non consentiva l’aggiunta tramite la funzione </w:t>
-            </w:r>
-            <w:proofErr w:type="spellStart"/>
-            <w:r>
-              <w:rPr>
-                <w:rFonts w:ascii="Arial" w:hAnsi="Arial" w:cs="Arial"/>
-              </w:rPr>
-              <w:t>Add</w:t>
-            </w:r>
-            <w:proofErr w:type="spellEnd"/>
-            <w:r>
-              <w:rPr>
-                <w:rFonts w:ascii="Arial" w:hAnsi="Arial" w:cs="Arial"/>
-              </w:rPr>
-              <w:t xml:space="preserve"> diretta</w:t>
-            </w:r>
-            <w:r>
-              <w:rPr>
-                <w:rFonts w:ascii="Arial" w:hAnsi="Arial" w:cs="Arial"/>
-              </w:rPr>
-              <w:t xml:space="preserve">. Per sistemarlo ho dovuto convertire gli elementi in oggetti generici e poi fare un </w:t>
-            </w:r>
-            <w:proofErr w:type="spellStart"/>
-            <w:r>
-              <w:rPr>
-                <w:rFonts w:ascii="Arial" w:hAnsi="Arial" w:cs="Arial"/>
-              </w:rPr>
-              <w:t>toList</w:t>
-            </w:r>
-            <w:proofErr w:type="spellEnd"/>
-            <w:r>
-              <w:rPr>
-                <w:rFonts w:ascii="Arial" w:hAnsi="Arial" w:cs="Arial"/>
-              </w:rPr>
-              <w:t xml:space="preserve"> per convertirli in una lista, poi ho aggiunto l’evento alla lista tramite </w:t>
-            </w:r>
-            <w:proofErr w:type="spellStart"/>
-            <w:proofErr w:type="gramStart"/>
-            <w:r>
-              <w:rPr>
-                <w:rFonts w:ascii="Arial" w:hAnsi="Arial" w:cs="Arial"/>
-              </w:rPr>
-              <w:t>Add</w:t>
-            </w:r>
-            <w:proofErr w:type="spellEnd"/>
-            <w:r>
-              <w:rPr>
-                <w:rFonts w:ascii="Arial" w:hAnsi="Arial" w:cs="Arial"/>
-              </w:rPr>
-              <w:t>(</w:t>
-            </w:r>
-            <w:proofErr w:type="gramEnd"/>
-            <w:r>
-              <w:rPr>
-                <w:rFonts w:ascii="Arial" w:hAnsi="Arial" w:cs="Arial"/>
-              </w:rPr>
-              <w:t>), e poi ho dato all’</w:t>
-            </w:r>
-            <w:proofErr w:type="spellStart"/>
-            <w:r>
-              <w:rPr>
-                <w:rFonts w:ascii="Arial" w:hAnsi="Arial" w:cs="Arial"/>
-              </w:rPr>
-              <w:t>EventCollection</w:t>
-            </w:r>
-            <w:proofErr w:type="spellEnd"/>
-            <w:r>
-              <w:rPr>
-                <w:rFonts w:ascii="Arial" w:hAnsi="Arial" w:cs="Arial"/>
-              </w:rPr>
-              <w:t xml:space="preserve"> la lista di eventi per quel giorno li.</w:t>
+              <w:t>Problema con il mostrare quali giorni hanno le attività, l’EventCollection quando facevo il controllo per vedere se in quel giorno c’erano più attività la leggeva come ICollection e quindi non consentiva l’aggiunta tramite la funzione Add diretta</w:t>
+            </w:r>
+            <w:r>
+              <w:rPr>
+                <w:rFonts w:ascii="Arial" w:hAnsi="Arial" w:cs="Arial"/>
+              </w:rPr>
+              <w:t>. Per sistemarlo ho dovuto convertire gli elementi in oggetti generici e poi fare un toList per convertirli in una lista, poi ho aggiunto l’evento alla lista tramite Add(), e poi ho dato all’EventCollection la lista di eventi per quel giorno li.</w:t>
             </w:r>
           </w:p>
         </w:tc>
@@ -6033,28 +5643,12 @@
                 <w:rFonts w:ascii="Arial" w:hAnsi="Arial" w:cs="Arial"/>
               </w:rPr>
             </w:pPr>
-            <w:proofErr w:type="spellStart"/>
-            <w:r>
-              <w:rPr>
-                <w:rFonts w:ascii="Arial" w:hAnsi="Arial" w:cs="Arial"/>
-              </w:rPr>
-              <w:t>Daily</w:t>
-            </w:r>
-            <w:proofErr w:type="spellEnd"/>
-            <w:r>
-              <w:rPr>
-                <w:rFonts w:ascii="Arial" w:hAnsi="Arial" w:cs="Arial"/>
-              </w:rPr>
-              <w:t xml:space="preserve"> </w:t>
-            </w:r>
-            <w:proofErr w:type="spellStart"/>
-            <w:r>
-              <w:rPr>
-                <w:rFonts w:ascii="Arial" w:hAnsi="Arial" w:cs="Arial"/>
-              </w:rPr>
-              <w:t>Scrum</w:t>
-            </w:r>
-            <w:proofErr w:type="spellEnd"/>
+            <w:r>
+              <w:rPr>
+                <w:rFonts w:ascii="Arial" w:hAnsi="Arial" w:cs="Arial"/>
+              </w:rPr>
+              <w:t>Daily Scrum</w:t>
+            </w:r>
           </w:p>
         </w:tc>
       </w:tr>
@@ -6121,21 +5715,7 @@
               <w:rPr>
                 <w:rFonts w:ascii="Arial" w:hAnsi="Arial" w:cs="Arial"/>
               </w:rPr>
-              <w:t xml:space="preserve">Layout iniziale del </w:t>
-            </w:r>
-            <w:proofErr w:type="spellStart"/>
-            <w:r>
-              <w:rPr>
-                <w:rFonts w:ascii="Arial" w:hAnsi="Arial" w:cs="Arial"/>
-              </w:rPr>
-              <w:t>mockup</w:t>
-            </w:r>
-            <w:proofErr w:type="spellEnd"/>
-            <w:r>
-              <w:rPr>
-                <w:rFonts w:ascii="Arial" w:hAnsi="Arial" w:cs="Arial"/>
-              </w:rPr>
-              <w:t xml:space="preserve"> si è rivelato molto difficile da fare con la nostra capacità attuali, abbiamo deciso di cambiare il layout con uno più semplice da implementare.</w:t>
+              <w:t>Layout iniziale del mockup si è rivelato molto difficile da fare con la nostra capacità attuali, abbiamo deciso di cambiare il layout con uno più semplice da implementare.</w:t>
             </w:r>
           </w:p>
           <w:p>
@@ -6333,16 +5913,8 @@
               <w:rPr>
                 <w:rFonts w:ascii="Arial" w:hAnsi="Arial" w:cs="Arial"/>
               </w:rPr>
-              <w:t xml:space="preserve">Sprint </w:t>
-            </w:r>
-            <w:proofErr w:type="spellStart"/>
-            <w:r>
-              <w:rPr>
-                <w:rFonts w:ascii="Arial" w:hAnsi="Arial" w:cs="Arial"/>
-              </w:rPr>
-              <w:t>Retrospective</w:t>
-            </w:r>
-            <w:proofErr w:type="spellEnd"/>
+              <w:t>Sprint Retrospective</w:t>
+            </w:r>
           </w:p>
         </w:tc>
       </w:tr>
@@ -6953,21 +6525,7 @@
               <w:rPr>
                 <w:rFonts w:ascii="Arial" w:hAnsi="Arial" w:cs="Arial"/>
               </w:rPr>
-              <w:t xml:space="preserve">Soluzione: usato attributo </w:t>
-            </w:r>
-            <w:proofErr w:type="spellStart"/>
-            <w:r>
-              <w:rPr>
-                <w:rFonts w:ascii="Arial" w:hAnsi="Arial" w:cs="Arial"/>
-              </w:rPr>
-              <w:t>FirstDayOfWeek</w:t>
-            </w:r>
-            <w:proofErr w:type="spellEnd"/>
-            <w:r>
-              <w:rPr>
-                <w:rFonts w:ascii="Arial" w:hAnsi="Arial" w:cs="Arial"/>
-              </w:rPr>
-              <w:t xml:space="preserve"> per impostare il lunedì come primo giorno</w:t>
+              <w:t>Soluzione: usato attributo FirstDayOfWeek per impostare il lunedì come primo giorno</w:t>
             </w:r>
           </w:p>
           <w:p>
@@ -7239,16 +6797,8 @@
               <w:rPr>
                 <w:rFonts w:ascii="Arial" w:hAnsi="Arial" w:cs="Arial"/>
               </w:rPr>
-              <w:t xml:space="preserve">Unire le pagine per </w:t>
-            </w:r>
-            <w:proofErr w:type="gramStart"/>
-            <w:r>
-              <w:rPr>
-                <w:rFonts w:ascii="Arial" w:hAnsi="Arial" w:cs="Arial"/>
-              </w:rPr>
-              <w:t>il review</w:t>
-            </w:r>
-            <w:proofErr w:type="gramEnd"/>
+              <w:t>Unire le pagine per il review</w:t>
+            </w:r>
           </w:p>
           <w:p>
             <w:pPr>
@@ -7357,28 +6907,12 @@
                 <w:rFonts w:ascii="Arial" w:hAnsi="Arial" w:cs="Arial"/>
               </w:rPr>
             </w:pPr>
-            <w:proofErr w:type="spellStart"/>
-            <w:r>
-              <w:rPr>
-                <w:rFonts w:ascii="Arial" w:hAnsi="Arial" w:cs="Arial"/>
-              </w:rPr>
-              <w:t>Daily</w:t>
-            </w:r>
-            <w:proofErr w:type="spellEnd"/>
-            <w:r>
-              <w:rPr>
-                <w:rFonts w:ascii="Arial" w:hAnsi="Arial" w:cs="Arial"/>
-              </w:rPr>
-              <w:t xml:space="preserve"> </w:t>
-            </w:r>
-            <w:proofErr w:type="spellStart"/>
-            <w:r>
-              <w:rPr>
-                <w:rFonts w:ascii="Arial" w:hAnsi="Arial" w:cs="Arial"/>
-              </w:rPr>
-              <w:t>Scrum</w:t>
-            </w:r>
-            <w:proofErr w:type="spellEnd"/>
+            <w:r>
+              <w:rPr>
+                <w:rFonts w:ascii="Arial" w:hAnsi="Arial" w:cs="Arial"/>
+              </w:rPr>
+              <w:t>Daily Scrum</w:t>
+            </w:r>
           </w:p>
         </w:tc>
       </w:tr>
@@ -7643,16 +7177,8 @@
               <w:rPr>
                 <w:rFonts w:ascii="Arial" w:hAnsi="Arial" w:cs="Arial"/>
               </w:rPr>
-              <w:t xml:space="preserve">Sprint </w:t>
-            </w:r>
-            <w:proofErr w:type="spellStart"/>
-            <w:r>
-              <w:rPr>
-                <w:rFonts w:ascii="Arial" w:hAnsi="Arial" w:cs="Arial"/>
-              </w:rPr>
-              <w:t>Retrospective</w:t>
-            </w:r>
-            <w:proofErr w:type="spellEnd"/>
+              <w:t>Sprint Retrospective</w:t>
+            </w:r>
           </w:p>
         </w:tc>
       </w:tr>
@@ -7974,21 +7500,7 @@
               <w:rPr>
                 <w:rFonts w:ascii="Arial" w:hAnsi="Arial" w:cs="Arial"/>
               </w:rPr>
-              <w:t xml:space="preserve">Cambiato il </w:t>
-            </w:r>
-            <w:proofErr w:type="spellStart"/>
-            <w:r>
-              <w:rPr>
-                <w:rFonts w:ascii="Arial" w:hAnsi="Arial" w:cs="Arial"/>
-              </w:rPr>
-              <w:t>datePicker</w:t>
-            </w:r>
-            <w:proofErr w:type="spellEnd"/>
-            <w:r>
-              <w:rPr>
-                <w:rFonts w:ascii="Arial" w:hAnsi="Arial" w:cs="Arial"/>
-              </w:rPr>
-              <w:t xml:space="preserve"> (x la data di nascita) ad un massimo di 2008</w:t>
+              <w:t>Cambiato il datePicker (x la data di nascita) ad un massimo di 2008</w:t>
             </w:r>
           </w:p>
           <w:p>
@@ -8099,21 +7611,7 @@
               <w:rPr>
                 <w:rFonts w:ascii="Arial" w:hAnsi="Arial" w:cs="Arial"/>
               </w:rPr>
-              <w:t xml:space="preserve">Iniziato </w:t>
-            </w:r>
-            <w:proofErr w:type="spellStart"/>
-            <w:r>
-              <w:rPr>
-                <w:rFonts w:ascii="Arial" w:hAnsi="Arial" w:cs="Arial"/>
-              </w:rPr>
-              <w:t>Gantt</w:t>
-            </w:r>
-            <w:proofErr w:type="spellEnd"/>
-            <w:r>
-              <w:rPr>
-                <w:rFonts w:ascii="Arial" w:hAnsi="Arial" w:cs="Arial"/>
-              </w:rPr>
-              <w:t xml:space="preserve"> consuntivo</w:t>
+              <w:t>Iniziato Gantt consuntivo</w:t>
             </w:r>
           </w:p>
           <w:p>
@@ -8264,30 +7762,8 @@
               <w:rPr>
                 <w:rFonts w:ascii="Arial" w:hAnsi="Arial" w:cs="Arial"/>
               </w:rPr>
-              <w:t xml:space="preserve">Soluzione: sbagliato il controllo </w:t>
-            </w:r>
-            <w:proofErr w:type="gramStart"/>
-            <w:r>
-              <w:rPr>
-                <w:rFonts w:ascii="Arial" w:hAnsi="Arial" w:cs="Arial"/>
-              </w:rPr>
-              <w:t>dei ciclo</w:t>
-            </w:r>
-            <w:proofErr w:type="gramEnd"/>
-            <w:r>
-              <w:rPr>
-                <w:rFonts w:ascii="Arial" w:hAnsi="Arial" w:cs="Arial"/>
-              </w:rPr>
-              <w:t xml:space="preserve"> </w:t>
-            </w:r>
-            <w:proofErr w:type="spellStart"/>
-            <w:r>
-              <w:rPr>
-                <w:rFonts w:ascii="Arial" w:hAnsi="Arial" w:cs="Arial"/>
-              </w:rPr>
-              <w:t>if</w:t>
-            </w:r>
-            <w:proofErr w:type="spellEnd"/>
+              <w:t>Soluzione: sbagliato il controllo dei ciclo if</w:t>
+            </w:r>
           </w:p>
           <w:p>
             <w:pPr>
@@ -8622,21 +8098,7 @@
               <w:rPr>
                 <w:rFonts w:ascii="Arial" w:hAnsi="Arial" w:cs="Arial"/>
               </w:rPr>
-              <w:t xml:space="preserve">Continuare </w:t>
-            </w:r>
-            <w:proofErr w:type="spellStart"/>
-            <w:r>
-              <w:rPr>
-                <w:rFonts w:ascii="Arial" w:hAnsi="Arial" w:cs="Arial"/>
-              </w:rPr>
-              <w:t>Gantt</w:t>
-            </w:r>
-            <w:proofErr w:type="spellEnd"/>
-            <w:r>
-              <w:rPr>
-                <w:rFonts w:ascii="Arial" w:hAnsi="Arial" w:cs="Arial"/>
-              </w:rPr>
-              <w:t xml:space="preserve"> Consuntivo</w:t>
+              <w:t>Continuare Gantt Consuntivo</w:t>
             </w:r>
           </w:p>
           <w:p>
@@ -8777,28 +8239,12 @@
                 <w:rFonts w:ascii="Arial" w:hAnsi="Arial" w:cs="Arial"/>
               </w:rPr>
             </w:pPr>
-            <w:proofErr w:type="spellStart"/>
-            <w:r>
-              <w:rPr>
-                <w:rFonts w:ascii="Arial" w:hAnsi="Arial" w:cs="Arial"/>
-              </w:rPr>
-              <w:t>Daily</w:t>
-            </w:r>
-            <w:proofErr w:type="spellEnd"/>
-            <w:r>
-              <w:rPr>
-                <w:rFonts w:ascii="Arial" w:hAnsi="Arial" w:cs="Arial"/>
-              </w:rPr>
-              <w:t xml:space="preserve"> </w:t>
-            </w:r>
-            <w:proofErr w:type="spellStart"/>
-            <w:r>
-              <w:rPr>
-                <w:rFonts w:ascii="Arial" w:hAnsi="Arial" w:cs="Arial"/>
-              </w:rPr>
-              <w:t>Scrum</w:t>
-            </w:r>
-            <w:proofErr w:type="spellEnd"/>
+            <w:r>
+              <w:rPr>
+                <w:rFonts w:ascii="Arial" w:hAnsi="Arial" w:cs="Arial"/>
+              </w:rPr>
+              <w:t>Daily Scrum</w:t>
+            </w:r>
           </w:p>
         </w:tc>
       </w:tr>
@@ -8865,21 +8311,7 @@
               <w:rPr>
                 <w:rFonts w:ascii="Arial" w:hAnsi="Arial" w:cs="Arial"/>
               </w:rPr>
-              <w:t xml:space="preserve">Discussione </w:t>
-            </w:r>
-            <w:proofErr w:type="gramStart"/>
-            <w:r>
-              <w:rPr>
-                <w:rFonts w:ascii="Arial" w:hAnsi="Arial" w:cs="Arial"/>
-              </w:rPr>
-              <w:t>sul review</w:t>
-            </w:r>
-            <w:proofErr w:type="gramEnd"/>
-            <w:r>
-              <w:rPr>
-                <w:rFonts w:ascii="Arial" w:hAnsi="Arial" w:cs="Arial"/>
-              </w:rPr>
-              <w:t xml:space="preserve"> </w:t>
+              <w:t xml:space="preserve">Discussione sul review </w:t>
             </w:r>
             <w:r>
               <w:rPr>
@@ -9031,21 +8463,7 @@
               <w:rPr>
                 <w:rFonts w:ascii="Arial" w:hAnsi="Arial" w:cs="Arial"/>
               </w:rPr>
-              <w:t xml:space="preserve">Note </w:t>
-            </w:r>
-            <w:proofErr w:type="spellStart"/>
-            <w:r>
-              <w:rPr>
-                <w:rFonts w:ascii="Arial" w:hAnsi="Arial" w:cs="Arial"/>
-              </w:rPr>
-              <w:t>soressa</w:t>
-            </w:r>
-            <w:proofErr w:type="spellEnd"/>
-            <w:r>
-              <w:rPr>
-                <w:rFonts w:ascii="Arial" w:hAnsi="Arial" w:cs="Arial"/>
-              </w:rPr>
-              <w:t>:</w:t>
+              <w:t>Note soressa:</w:t>
             </w:r>
           </w:p>
           <w:p>
@@ -9125,19 +8543,11 @@
                 <w:rFonts w:ascii="Arial" w:hAnsi="Arial" w:cs="Arial"/>
               </w:rPr>
             </w:pPr>
-            <w:proofErr w:type="spellStart"/>
-            <w:r>
-              <w:rPr>
-                <w:rFonts w:ascii="Arial" w:hAnsi="Arial" w:cs="Arial"/>
-              </w:rPr>
-              <w:t>Primary</w:t>
-            </w:r>
-            <w:proofErr w:type="spellEnd"/>
-            <w:r>
-              <w:rPr>
-                <w:rFonts w:ascii="Arial" w:hAnsi="Arial" w:cs="Arial"/>
-              </w:rPr>
-              <w:t xml:space="preserve"> key nel database per lo username</w:t>
+            <w:r>
+              <w:rPr>
+                <w:rFonts w:ascii="Arial" w:hAnsi="Arial" w:cs="Arial"/>
+              </w:rPr>
+              <w:t>Primary key nel database per lo username</w:t>
             </w:r>
           </w:p>
           <w:p>
@@ -9285,16 +8695,8 @@
               <w:rPr>
                 <w:rFonts w:ascii="Arial" w:hAnsi="Arial" w:cs="Arial"/>
               </w:rPr>
-              <w:t xml:space="preserve">Sprint </w:t>
-            </w:r>
-            <w:proofErr w:type="spellStart"/>
-            <w:r>
-              <w:rPr>
-                <w:rFonts w:ascii="Arial" w:hAnsi="Arial" w:cs="Arial"/>
-              </w:rPr>
-              <w:t>Retrospective</w:t>
-            </w:r>
-            <w:proofErr w:type="spellEnd"/>
+              <w:t>Sprint Retrospective</w:t>
+            </w:r>
           </w:p>
         </w:tc>
       </w:tr>
@@ -9366,21 +8768,7 @@
               <w:rPr>
                 <w:rFonts w:ascii="Arial" w:hAnsi="Arial" w:cs="Arial"/>
               </w:rPr>
-              <w:t xml:space="preserve">Sistemare ciò che la </w:t>
-            </w:r>
-            <w:proofErr w:type="spellStart"/>
-            <w:r>
-              <w:rPr>
-                <w:rFonts w:ascii="Arial" w:hAnsi="Arial" w:cs="Arial"/>
-              </w:rPr>
-              <w:t>soressa</w:t>
-            </w:r>
-            <w:proofErr w:type="spellEnd"/>
-            <w:r>
-              <w:rPr>
-                <w:rFonts w:ascii="Arial" w:hAnsi="Arial" w:cs="Arial"/>
-              </w:rPr>
-              <w:t xml:space="preserve"> ha notato</w:t>
+              <w:t>Sistemare ciò che la soressa ha notato</w:t>
             </w:r>
           </w:p>
           <w:p>
@@ -9682,16 +9070,8 @@
               <w:rPr>
                 <w:rFonts w:ascii="Arial" w:hAnsi="Arial" w:cs="Arial"/>
               </w:rPr>
-              <w:t xml:space="preserve">Documentazione: Analisi dei mezzi (finita), Design architettura del sistema e Design del database + creazione capitoli </w:t>
-            </w:r>
-            <w:proofErr w:type="spellStart"/>
-            <w:r>
-              <w:rPr>
-                <w:rFonts w:ascii="Arial" w:hAnsi="Arial" w:cs="Arial"/>
-              </w:rPr>
-              <w:t>mockup</w:t>
-            </w:r>
-            <w:proofErr w:type="spellEnd"/>
+              <w:t>Documentazione: Analisi dei mezzi (finita), Design architettura del sistema e Design del database + creazione capitoli mockup</w:t>
+            </w:r>
           </w:p>
           <w:p>
             <w:pPr>
@@ -9855,27 +9235,7 @@
               <w:rPr>
                 <w:rFonts w:ascii="Arial" w:hAnsi="Arial" w:cs="Arial"/>
               </w:rPr>
-              <w:t>Aggiornato</w:t>
-            </w:r>
-            <w:r>
-              <w:rPr>
-                <w:rFonts w:ascii="Arial" w:hAnsi="Arial" w:cs="Arial"/>
-              </w:rPr>
-              <w:t xml:space="preserve"> </w:t>
-            </w:r>
-            <w:proofErr w:type="spellStart"/>
-            <w:r>
-              <w:rPr>
-                <w:rFonts w:ascii="Arial" w:hAnsi="Arial" w:cs="Arial"/>
-              </w:rPr>
-              <w:t>Gantt</w:t>
-            </w:r>
-            <w:proofErr w:type="spellEnd"/>
-            <w:r>
-              <w:rPr>
-                <w:rFonts w:ascii="Arial" w:hAnsi="Arial" w:cs="Arial"/>
-              </w:rPr>
-              <w:t xml:space="preserve"> consuntivo</w:t>
+              <w:t>Aggiornato Gantt consuntivo</w:t>
             </w:r>
           </w:p>
           <w:p>
@@ -9893,13 +9253,7 @@
               <w:rPr>
                 <w:rFonts w:ascii="Arial" w:hAnsi="Arial" w:cs="Arial"/>
               </w:rPr>
-              <w:t>Temi personalizzazione</w:t>
-            </w:r>
-            <w:r>
-              <w:rPr>
-                <w:rFonts w:ascii="Arial" w:hAnsi="Arial" w:cs="Arial"/>
-              </w:rPr>
-              <w:t xml:space="preserve"> – finito – applicato a tutte le pagine</w:t>
+              <w:t>Temi personalizzazione – finito – applicato a tutte le pagine</w:t>
             </w:r>
           </w:p>
           <w:p>
@@ -9913,19 +9267,11 @@
                 <w:rFonts w:ascii="Arial" w:hAnsi="Arial" w:cs="Arial"/>
               </w:rPr>
             </w:pPr>
-            <w:proofErr w:type="spellStart"/>
-            <w:r>
-              <w:rPr>
-                <w:rFonts w:ascii="Arial" w:hAnsi="Arial" w:cs="Arial"/>
-              </w:rPr>
-              <w:t>Mockup</w:t>
-            </w:r>
-            <w:proofErr w:type="spellEnd"/>
-            <w:r>
-              <w:rPr>
-                <w:rFonts w:ascii="Arial" w:hAnsi="Arial" w:cs="Arial"/>
-              </w:rPr>
-              <w:t xml:space="preserve"> sistemati </w:t>
+            <w:r>
+              <w:rPr>
+                <w:rFonts w:ascii="Arial" w:hAnsi="Arial" w:cs="Arial"/>
+              </w:rPr>
+              <w:t xml:space="preserve">Mockup sistemati </w:t>
             </w:r>
             <w:r>
               <w:rPr>
@@ -10028,27 +9374,7 @@
               <w:rPr>
                 <w:rFonts w:ascii="Arial" w:hAnsi="Arial" w:cs="Arial"/>
               </w:rPr>
-              <w:t xml:space="preserve">Problema: </w:t>
-            </w:r>
-            <w:r>
-              <w:rPr>
-                <w:rFonts w:ascii="Arial" w:hAnsi="Arial" w:cs="Arial"/>
-              </w:rPr>
-              <w:t xml:space="preserve">nel form della creazione dell’attività (nel </w:t>
-            </w:r>
-            <w:proofErr w:type="spellStart"/>
-            <w:r>
-              <w:rPr>
-                <w:rFonts w:ascii="Arial" w:hAnsi="Arial" w:cs="Arial"/>
-              </w:rPr>
-              <w:t>picker</w:t>
-            </w:r>
-            <w:proofErr w:type="spellEnd"/>
-            <w:r>
-              <w:rPr>
-                <w:rFonts w:ascii="Arial" w:hAnsi="Arial" w:cs="Arial"/>
-              </w:rPr>
-              <w:t xml:space="preserve"> del tipo di attività) non venivano mostrati i vari tipi</w:t>
+              <w:t>Problema: nel form della creazione dell’attività (nel picker del tipo di attività) non venivano mostrati i vari tipi</w:t>
             </w:r>
           </w:p>
           <w:p>
@@ -10066,35 +9392,7 @@
               <w:rPr>
                 <w:rFonts w:ascii="Arial" w:hAnsi="Arial" w:cs="Arial"/>
               </w:rPr>
-              <w:t xml:space="preserve">Soluzione: </w:t>
-            </w:r>
-            <w:r>
-              <w:rPr>
-                <w:rFonts w:ascii="Arial" w:hAnsi="Arial" w:cs="Arial"/>
-              </w:rPr>
-              <w:t xml:space="preserve">spostate dichiarazione dei tipi prima del </w:t>
-            </w:r>
-            <w:proofErr w:type="spellStart"/>
-            <w:proofErr w:type="gramStart"/>
-            <w:r>
-              <w:rPr>
-                <w:rFonts w:ascii="Arial" w:hAnsi="Arial" w:cs="Arial"/>
-              </w:rPr>
-              <w:t>initializedComponent</w:t>
-            </w:r>
-            <w:proofErr w:type="spellEnd"/>
-            <w:r>
-              <w:rPr>
-                <w:rFonts w:ascii="Arial" w:hAnsi="Arial" w:cs="Arial"/>
-              </w:rPr>
-              <w:t>(</w:t>
-            </w:r>
-            <w:proofErr w:type="gramEnd"/>
-            <w:r>
-              <w:rPr>
-                <w:rFonts w:ascii="Arial" w:hAnsi="Arial" w:cs="Arial"/>
-              </w:rPr>
-              <w:t>) e messo la lista delle attività pubblica con getter e setter</w:t>
+              <w:t>Soluzione: spostate dichiarazione dei tipi prima del initializedComponent() e messo la lista delle attività pubblica con getter e setter</w:t>
             </w:r>
           </w:p>
         </w:tc>
@@ -10260,19 +9558,7 @@
               <w:rPr>
                 <w:rFonts w:ascii="Arial" w:hAnsi="Arial" w:cs="Arial"/>
               </w:rPr>
-              <w:t xml:space="preserve">Unire </w:t>
-            </w:r>
-            <w:r>
-              <w:rPr>
-                <w:rFonts w:ascii="Arial" w:hAnsi="Arial" w:cs="Arial"/>
-              </w:rPr>
-              <w:t>tutto</w:t>
-            </w:r>
-            <w:r>
-              <w:rPr>
-                <w:rFonts w:ascii="Arial" w:hAnsi="Arial" w:cs="Arial"/>
-              </w:rPr>
-              <w:t xml:space="preserve"> </w:t>
+              <w:t xml:space="preserve">Unire tutto </w:t>
             </w:r>
             <w:r>
               <w:rPr>
@@ -10400,29 +9686,13 @@
                 <w:rFonts w:ascii="Arial" w:hAnsi="Arial" w:cs="Arial"/>
               </w:rPr>
             </w:pPr>
-            <w:proofErr w:type="spellStart"/>
             <w:r>
               <w:rPr>
                 <w:rFonts w:ascii="Arial" w:hAnsi="Arial" w:cs="Arial"/>
               </w:rPr>
               <w:lastRenderedPageBreak/>
-              <w:t>Daily</w:t>
-            </w:r>
-            <w:proofErr w:type="spellEnd"/>
-            <w:r>
-              <w:rPr>
-                <w:rFonts w:ascii="Arial" w:hAnsi="Arial" w:cs="Arial"/>
-              </w:rPr>
-              <w:t xml:space="preserve"> </w:t>
-            </w:r>
-            <w:proofErr w:type="spellStart"/>
-            <w:r>
-              <w:rPr>
-                <w:rFonts w:ascii="Arial" w:hAnsi="Arial" w:cs="Arial"/>
-              </w:rPr>
-              <w:t>Scrum</w:t>
-            </w:r>
-            <w:proofErr w:type="spellEnd"/>
+              <w:t>Daily Scrum</w:t>
+            </w:r>
           </w:p>
         </w:tc>
       </w:tr>
@@ -10686,16 +9956,1385 @@
               <w:rPr>
                 <w:rFonts w:ascii="Arial" w:hAnsi="Arial" w:cs="Arial"/>
               </w:rPr>
-              <w:t xml:space="preserve">Sprint </w:t>
-            </w:r>
-            <w:proofErr w:type="spellStart"/>
-            <w:r>
-              <w:rPr>
-                <w:rFonts w:ascii="Arial" w:hAnsi="Arial" w:cs="Arial"/>
-              </w:rPr>
-              <w:t>Retrospective</w:t>
-            </w:r>
-            <w:proofErr w:type="spellEnd"/>
+              <w:t>Sprint Retrospective</w:t>
+            </w:r>
+          </w:p>
+        </w:tc>
+      </w:tr>
+      <w:tr>
+        <w:tc>
+          <w:tcPr>
+            <w:tcW w:w="9854" w:type="dxa"/>
+            <w:tcBorders>
+              <w:top w:val="single" w:sz="4" w:space="0" w:color="auto"/>
+              <w:left w:val="single" w:sz="4" w:space="0" w:color="auto"/>
+              <w:bottom w:val="single" w:sz="4" w:space="0" w:color="auto"/>
+              <w:right w:val="single" w:sz="4" w:space="0" w:color="auto"/>
+            </w:tcBorders>
+          </w:tcPr>
+          <w:p>
+            <w:pPr>
+              <w:rPr>
+                <w:rFonts w:ascii="Arial" w:hAnsi="Arial" w:cs="Arial"/>
+              </w:rPr>
+            </w:pPr>
+          </w:p>
+        </w:tc>
+      </w:tr>
+    </w:tbl>
+    <w:p>
+      <w:pPr>
+        <w:rPr>
+          <w:rFonts w:ascii="Arial" w:hAnsi="Arial" w:cs="Arial"/>
+        </w:rPr>
+      </w:pPr>
+    </w:p>
+    <w:p>
+      <w:pPr>
+        <w:rPr>
+          <w:rFonts w:ascii="Arial" w:hAnsi="Arial" w:cs="Arial"/>
+        </w:rPr>
+      </w:pPr>
+      <w:r>
+        <w:rPr>
+          <w:rFonts w:ascii="Arial" w:hAnsi="Arial" w:cs="Arial"/>
+        </w:rPr>
+        <w:br w:type="page"/>
+      </w:r>
+    </w:p>
+    <w:tbl>
+      <w:tblPr>
+        <w:tblStyle w:val="Grigliatabella"/>
+        <w:tblW w:w="9634" w:type="dxa"/>
+        <w:tblLook w:val="04A0" w:firstRow="1" w:lastRow="0" w:firstColumn="1" w:lastColumn="0" w:noHBand="0" w:noVBand="1"/>
+      </w:tblPr>
+      <w:tblGrid>
+        <w:gridCol w:w="4803"/>
+        <w:gridCol w:w="4831"/>
+      </w:tblGrid>
+      <w:tr>
+        <w:trPr>
+          <w:trHeight w:hRule="exact" w:val="397"/>
+        </w:trPr>
+        <w:tc>
+          <w:tcPr>
+            <w:tcW w:w="4803" w:type="dxa"/>
+            <w:tcBorders>
+              <w:top w:val="single" w:sz="4" w:space="0" w:color="auto"/>
+              <w:left w:val="single" w:sz="4" w:space="0" w:color="auto"/>
+              <w:bottom w:val="single" w:sz="4" w:space="0" w:color="auto"/>
+              <w:right w:val="single" w:sz="4" w:space="0" w:color="auto"/>
+            </w:tcBorders>
+            <w:vAlign w:val="center"/>
+            <w:hideMark/>
+          </w:tcPr>
+          <w:p>
+            <w:pPr>
+              <w:spacing w:after="200" w:line="276" w:lineRule="auto"/>
+              <w:rPr>
+                <w:rFonts w:ascii="Arial" w:hAnsi="Arial" w:cs="Arial"/>
+              </w:rPr>
+            </w:pPr>
+            <w:r>
+              <w:rPr>
+                <w:rFonts w:ascii="Arial" w:hAnsi="Arial" w:cs="Arial"/>
+              </w:rPr>
+              <w:lastRenderedPageBreak/>
+              <w:t>Luogo</w:t>
+            </w:r>
+          </w:p>
+        </w:tc>
+        <w:tc>
+          <w:tcPr>
+            <w:tcW w:w="4831" w:type="dxa"/>
+            <w:tcBorders>
+              <w:top w:val="single" w:sz="4" w:space="0" w:color="auto"/>
+              <w:left w:val="single" w:sz="4" w:space="0" w:color="auto"/>
+              <w:bottom w:val="single" w:sz="4" w:space="0" w:color="auto"/>
+              <w:right w:val="single" w:sz="4" w:space="0" w:color="auto"/>
+            </w:tcBorders>
+            <w:vAlign w:val="center"/>
+            <w:hideMark/>
+          </w:tcPr>
+          <w:p>
+            <w:pPr>
+              <w:spacing w:after="200" w:line="276" w:lineRule="auto"/>
+              <w:rPr>
+                <w:rFonts w:ascii="Arial" w:hAnsi="Arial" w:cs="Arial"/>
+              </w:rPr>
+            </w:pPr>
+            <w:r>
+              <w:rPr>
+                <w:rFonts w:ascii="Arial" w:hAnsi="Arial" w:cs="Arial"/>
+              </w:rPr>
+              <w:t>Canobbio</w:t>
+            </w:r>
+          </w:p>
+        </w:tc>
+      </w:tr>
+      <w:tr>
+        <w:trPr>
+          <w:trHeight w:hRule="exact" w:val="397"/>
+        </w:trPr>
+        <w:tc>
+          <w:tcPr>
+            <w:tcW w:w="4803" w:type="dxa"/>
+            <w:tcBorders>
+              <w:top w:val="single" w:sz="4" w:space="0" w:color="auto"/>
+              <w:left w:val="single" w:sz="4" w:space="0" w:color="auto"/>
+              <w:bottom w:val="single" w:sz="4" w:space="0" w:color="auto"/>
+              <w:right w:val="single" w:sz="4" w:space="0" w:color="auto"/>
+            </w:tcBorders>
+            <w:vAlign w:val="center"/>
+            <w:hideMark/>
+          </w:tcPr>
+          <w:p>
+            <w:pPr>
+              <w:spacing w:after="200" w:line="276" w:lineRule="auto"/>
+              <w:rPr>
+                <w:rFonts w:ascii="Arial" w:hAnsi="Arial" w:cs="Arial"/>
+              </w:rPr>
+            </w:pPr>
+            <w:r>
+              <w:rPr>
+                <w:rFonts w:ascii="Arial" w:hAnsi="Arial" w:cs="Arial"/>
+              </w:rPr>
+              <w:t>Data</w:t>
+            </w:r>
+          </w:p>
+        </w:tc>
+        <w:tc>
+          <w:tcPr>
+            <w:tcW w:w="4831" w:type="dxa"/>
+            <w:tcBorders>
+              <w:top w:val="single" w:sz="4" w:space="0" w:color="auto"/>
+              <w:left w:val="single" w:sz="4" w:space="0" w:color="auto"/>
+              <w:bottom w:val="single" w:sz="4" w:space="0" w:color="auto"/>
+              <w:right w:val="single" w:sz="4" w:space="0" w:color="auto"/>
+            </w:tcBorders>
+            <w:vAlign w:val="center"/>
+            <w:hideMark/>
+          </w:tcPr>
+          <w:p>
+            <w:pPr>
+              <w:spacing w:after="200" w:line="276" w:lineRule="auto"/>
+              <w:rPr>
+                <w:rFonts w:ascii="Arial" w:hAnsi="Arial" w:cs="Arial"/>
+              </w:rPr>
+            </w:pPr>
+            <w:r>
+              <w:rPr>
+                <w:rFonts w:ascii="Arial" w:hAnsi="Arial" w:cs="Arial"/>
+              </w:rPr>
+              <w:t>24</w:t>
+            </w:r>
+            <w:r>
+              <w:rPr>
+                <w:rFonts w:ascii="Arial" w:hAnsi="Arial" w:cs="Arial"/>
+              </w:rPr>
+              <w:t>.04</w:t>
+            </w:r>
+            <w:r>
+              <w:rPr>
+                <w:rFonts w:ascii="Arial" w:hAnsi="Arial" w:cs="Arial"/>
+              </w:rPr>
+              <w:t>.2026</w:t>
+            </w:r>
+          </w:p>
+        </w:tc>
+      </w:tr>
+    </w:tbl>
+    <w:p>
+      <w:pPr>
+        <w:rPr>
+          <w:rFonts w:ascii="Arial" w:hAnsi="Arial" w:cs="Arial"/>
+        </w:rPr>
+      </w:pPr>
+    </w:p>
+    <w:tbl>
+      <w:tblPr>
+        <w:tblStyle w:val="Grigliatabella"/>
+        <w:tblW w:w="0" w:type="auto"/>
+        <w:tblLook w:val="04A0" w:firstRow="1" w:lastRow="0" w:firstColumn="1" w:lastColumn="0" w:noHBand="0" w:noVBand="1"/>
+      </w:tblPr>
+      <w:tblGrid>
+        <w:gridCol w:w="9628"/>
+      </w:tblGrid>
+      <w:tr>
+        <w:tc>
+          <w:tcPr>
+            <w:tcW w:w="9854" w:type="dxa"/>
+            <w:tcBorders>
+              <w:top w:val="single" w:sz="4" w:space="0" w:color="auto"/>
+              <w:left w:val="single" w:sz="4" w:space="0" w:color="auto"/>
+              <w:bottom w:val="single" w:sz="4" w:space="0" w:color="auto"/>
+              <w:right w:val="single" w:sz="4" w:space="0" w:color="auto"/>
+            </w:tcBorders>
+            <w:shd w:val="clear" w:color="auto" w:fill="D9D9D9" w:themeFill="background1" w:themeFillShade="D9"/>
+            <w:hideMark/>
+          </w:tcPr>
+          <w:p>
+            <w:pPr>
+              <w:spacing w:after="200" w:line="276" w:lineRule="auto"/>
+              <w:rPr>
+                <w:rFonts w:ascii="Arial" w:hAnsi="Arial" w:cs="Arial"/>
+              </w:rPr>
+            </w:pPr>
+            <w:r>
+              <w:rPr>
+                <w:rFonts w:ascii="Arial" w:hAnsi="Arial" w:cs="Arial"/>
+              </w:rPr>
+              <w:t>Lavori svolti</w:t>
+            </w:r>
+          </w:p>
+        </w:tc>
+      </w:tr>
+      <w:tr>
+        <w:tc>
+          <w:tcPr>
+            <w:tcW w:w="9854" w:type="dxa"/>
+            <w:tcBorders>
+              <w:top w:val="single" w:sz="4" w:space="0" w:color="auto"/>
+              <w:left w:val="single" w:sz="4" w:space="0" w:color="auto"/>
+              <w:bottom w:val="single" w:sz="4" w:space="0" w:color="auto"/>
+              <w:right w:val="single" w:sz="4" w:space="0" w:color="auto"/>
+            </w:tcBorders>
+            <w:hideMark/>
+          </w:tcPr>
+          <w:p>
+            <w:pPr>
+              <w:spacing w:after="200" w:line="276" w:lineRule="auto"/>
+              <w:rPr>
+                <w:rFonts w:ascii="Arial" w:hAnsi="Arial" w:cs="Arial"/>
+              </w:rPr>
+            </w:pPr>
+            <w:r>
+              <w:rPr>
+                <w:rFonts w:ascii="Arial" w:hAnsi="Arial" w:cs="Arial"/>
+              </w:rPr>
+              <w:t>Tessa:</w:t>
+            </w:r>
+          </w:p>
+          <w:p>
+            <w:pPr>
+              <w:pStyle w:val="Paragrafoelenco"/>
+              <w:numPr>
+                <w:ilvl w:val="0"/>
+                <w:numId w:val="31"/>
+              </w:numPr>
+              <w:rPr>
+                <w:rFonts w:ascii="Arial" w:hAnsi="Arial" w:cs="Arial"/>
+              </w:rPr>
+            </w:pPr>
+            <w:r>
+              <w:rPr>
+                <w:rFonts w:ascii="Arial" w:hAnsi="Arial" w:cs="Arial"/>
+              </w:rPr>
+              <w:t>Teoria</w:t>
+            </w:r>
+            <w:r>
+              <w:rPr>
+                <w:rFonts w:ascii="Arial" w:hAnsi="Arial" w:cs="Arial"/>
+              </w:rPr>
+              <w:t xml:space="preserve"> m426</w:t>
+            </w:r>
+          </w:p>
+          <w:p>
+            <w:pPr>
+              <w:numPr>
+                <w:ilvl w:val="0"/>
+                <w:numId w:val="31"/>
+              </w:numPr>
+              <w:spacing w:line="276" w:lineRule="auto"/>
+              <w:rPr>
+                <w:rFonts w:ascii="Arial" w:hAnsi="Arial" w:cs="Arial"/>
+              </w:rPr>
+            </w:pPr>
+            <w:r>
+              <w:rPr>
+                <w:rFonts w:ascii="Arial" w:hAnsi="Arial" w:cs="Arial"/>
+              </w:rPr>
+              <w:t>Risolto i problemi riscontrati durante il merge l’ultima volta</w:t>
+            </w:r>
+          </w:p>
+          <w:p>
+            <w:pPr>
+              <w:numPr>
+                <w:ilvl w:val="0"/>
+                <w:numId w:val="31"/>
+              </w:numPr>
+              <w:spacing w:line="276" w:lineRule="auto"/>
+              <w:rPr>
+                <w:rFonts w:ascii="Arial" w:hAnsi="Arial" w:cs="Arial"/>
+              </w:rPr>
+            </w:pPr>
+            <w:r>
+              <w:rPr>
+                <w:rFonts w:ascii="Arial" w:hAnsi="Arial" w:cs="Arial"/>
+              </w:rPr>
+              <w:t>Implementato l’immagine profilo sia nel database che nell’applicativo</w:t>
+            </w:r>
+          </w:p>
+          <w:p>
+            <w:pPr>
+              <w:numPr>
+                <w:ilvl w:val="0"/>
+                <w:numId w:val="31"/>
+              </w:numPr>
+              <w:spacing w:line="276" w:lineRule="auto"/>
+              <w:rPr>
+                <w:rFonts w:ascii="Arial" w:hAnsi="Arial" w:cs="Arial"/>
+              </w:rPr>
+            </w:pPr>
+            <w:r>
+              <w:rPr>
+                <w:rFonts w:ascii="Arial" w:hAnsi="Arial" w:cs="Arial"/>
+              </w:rPr>
+              <w:t>Sistemato la personalizzazione dei temi in tutte le pagine</w:t>
+            </w:r>
+          </w:p>
+          <w:p>
+            <w:pPr>
+              <w:numPr>
+                <w:ilvl w:val="0"/>
+                <w:numId w:val="31"/>
+              </w:numPr>
+              <w:spacing w:line="276" w:lineRule="auto"/>
+              <w:rPr>
+                <w:rFonts w:ascii="Arial" w:hAnsi="Arial" w:cs="Arial"/>
+              </w:rPr>
+            </w:pPr>
+            <w:r>
+              <w:rPr>
+                <w:rFonts w:ascii="Arial" w:hAnsi="Arial" w:cs="Arial"/>
+              </w:rPr>
+              <w:t xml:space="preserve">Iniziato a sistemare lo stile delle pagine </w:t>
+            </w:r>
+            <w:r>
+              <w:rPr>
+                <w:rFonts w:ascii="Arial" w:hAnsi="Arial" w:cs="Arial"/>
+              </w:rPr>
+              <w:sym w:font="Wingdings" w:char="F0E0"/>
+            </w:r>
+            <w:r>
+              <w:rPr>
+                <w:rFonts w:ascii="Arial" w:hAnsi="Arial" w:cs="Arial"/>
+              </w:rPr>
+              <w:t xml:space="preserve"> per farlo tutto uguale</w:t>
+            </w:r>
+          </w:p>
+          <w:p>
+            <w:pPr>
+              <w:spacing w:after="200" w:line="276" w:lineRule="auto"/>
+              <w:rPr>
+                <w:rFonts w:ascii="Arial" w:hAnsi="Arial" w:cs="Arial"/>
+              </w:rPr>
+            </w:pPr>
+            <w:r>
+              <w:rPr>
+                <w:rFonts w:ascii="Arial" w:hAnsi="Arial" w:cs="Arial"/>
+              </w:rPr>
+              <w:t>Ryan:</w:t>
+            </w:r>
+          </w:p>
+          <w:p>
+            <w:pPr>
+              <w:pStyle w:val="Paragrafoelenco"/>
+              <w:numPr>
+                <w:ilvl w:val="0"/>
+                <w:numId w:val="31"/>
+              </w:numPr>
+              <w:rPr>
+                <w:rFonts w:ascii="Arial" w:hAnsi="Arial" w:cs="Arial"/>
+              </w:rPr>
+            </w:pPr>
+            <w:r>
+              <w:rPr>
+                <w:rFonts w:ascii="Arial" w:hAnsi="Arial" w:cs="Arial"/>
+              </w:rPr>
+              <w:t>Teoria m426</w:t>
+            </w:r>
+          </w:p>
+          <w:p>
+            <w:pPr>
+              <w:pStyle w:val="Paragrafoelenco"/>
+              <w:numPr>
+                <w:ilvl w:val="0"/>
+                <w:numId w:val="31"/>
+              </w:numPr>
+              <w:rPr>
+                <w:rFonts w:ascii="Arial" w:hAnsi="Arial" w:cs="Arial"/>
+              </w:rPr>
+            </w:pPr>
+            <w:r>
+              <w:rPr>
+                <w:rFonts w:ascii="Arial" w:hAnsi="Arial" w:cs="Arial"/>
+              </w:rPr>
+              <w:t>Risolto alcuni problemi grafici</w:t>
+            </w:r>
+          </w:p>
+          <w:p>
+            <w:pPr>
+              <w:pStyle w:val="Paragrafoelenco"/>
+              <w:numPr>
+                <w:ilvl w:val="0"/>
+                <w:numId w:val="31"/>
+              </w:numPr>
+              <w:rPr>
+                <w:rFonts w:ascii="Arial" w:hAnsi="Arial" w:cs="Arial"/>
+              </w:rPr>
+            </w:pPr>
+            <w:r>
+              <w:rPr>
+                <w:rFonts w:ascii="Arial" w:hAnsi="Arial" w:cs="Arial"/>
+              </w:rPr>
+              <w:t>Pulito il codice</w:t>
+            </w:r>
+            <w:r>
+              <w:rPr>
+                <w:rFonts w:ascii="Arial" w:hAnsi="Arial" w:cs="Arial"/>
+              </w:rPr>
+              <w:t xml:space="preserve"> seguendo il </w:t>
+            </w:r>
+            <w:r>
+              <w:rPr>
+                <w:rFonts w:ascii="Arial" w:hAnsi="Arial" w:cs="Arial"/>
+                <w:i/>
+                <w:iCs/>
+              </w:rPr>
+              <w:t>code clean</w:t>
+            </w:r>
+            <w:r>
+              <w:rPr>
+                <w:rFonts w:ascii="Arial" w:hAnsi="Arial" w:cs="Arial"/>
+              </w:rPr>
+              <w:t xml:space="preserve"> (teoria m426)</w:t>
+            </w:r>
+          </w:p>
+          <w:p>
+            <w:pPr>
+              <w:pStyle w:val="Paragrafoelenco"/>
+              <w:numPr>
+                <w:ilvl w:val="0"/>
+                <w:numId w:val="31"/>
+              </w:numPr>
+              <w:rPr>
+                <w:rFonts w:ascii="Arial" w:hAnsi="Arial" w:cs="Arial"/>
+              </w:rPr>
+            </w:pPr>
+            <w:r>
+              <w:rPr>
+                <w:rFonts w:ascii="Arial" w:hAnsi="Arial" w:cs="Arial"/>
+              </w:rPr>
+              <w:t xml:space="preserve">Ragionato su come implementare la condivisione </w:t>
+            </w:r>
+          </w:p>
+          <w:p>
+            <w:pPr>
+              <w:rPr>
+                <w:rFonts w:ascii="Arial" w:hAnsi="Arial" w:cs="Arial"/>
+              </w:rPr>
+            </w:pPr>
+            <w:r>
+              <w:rPr>
+                <w:rFonts w:ascii="Arial" w:hAnsi="Arial" w:cs="Arial"/>
+              </w:rPr>
+              <w:t>Linda:</w:t>
+            </w:r>
+          </w:p>
+          <w:p>
+            <w:pPr>
+              <w:pStyle w:val="Paragrafoelenco"/>
+              <w:numPr>
+                <w:ilvl w:val="0"/>
+                <w:numId w:val="31"/>
+              </w:numPr>
+              <w:rPr>
+                <w:rFonts w:ascii="Arial" w:hAnsi="Arial" w:cs="Arial"/>
+              </w:rPr>
+            </w:pPr>
+            <w:r>
+              <w:rPr>
+                <w:rFonts w:ascii="Arial" w:hAnsi="Arial" w:cs="Arial"/>
+              </w:rPr>
+              <w:t>Teoria m426</w:t>
+            </w:r>
+          </w:p>
+          <w:p>
+            <w:pPr>
+              <w:pStyle w:val="Paragrafoelenco"/>
+              <w:numPr>
+                <w:ilvl w:val="0"/>
+                <w:numId w:val="31"/>
+              </w:numPr>
+              <w:rPr>
+                <w:rFonts w:ascii="Arial" w:hAnsi="Arial" w:cs="Arial"/>
+              </w:rPr>
+            </w:pPr>
+            <w:r>
+              <w:rPr>
+                <w:rFonts w:ascii="Arial" w:hAnsi="Arial" w:cs="Arial"/>
+              </w:rPr>
+              <w:t>Documentazione:</w:t>
+            </w:r>
+          </w:p>
+          <w:p>
+            <w:pPr>
+              <w:pStyle w:val="Paragrafoelenco"/>
+              <w:numPr>
+                <w:ilvl w:val="1"/>
+                <w:numId w:val="31"/>
+              </w:numPr>
+              <w:rPr>
+                <w:rFonts w:ascii="Arial" w:hAnsi="Arial" w:cs="Arial"/>
+              </w:rPr>
+            </w:pPr>
+            <w:r>
+              <w:rPr>
+                <w:rFonts w:ascii="Arial" w:hAnsi="Arial" w:cs="Arial"/>
+              </w:rPr>
+              <w:t>Tutta la parte di progettazione</w:t>
+            </w:r>
+          </w:p>
+          <w:p>
+            <w:pPr>
+              <w:pStyle w:val="Paragrafoelenco"/>
+              <w:numPr>
+                <w:ilvl w:val="1"/>
+                <w:numId w:val="31"/>
+              </w:numPr>
+              <w:rPr>
+                <w:rFonts w:ascii="Arial" w:hAnsi="Arial" w:cs="Arial"/>
+              </w:rPr>
+            </w:pPr>
+            <w:r>
+              <w:rPr>
+                <w:rFonts w:ascii="Arial" w:hAnsi="Arial" w:cs="Arial"/>
+              </w:rPr>
+              <w:t>Tutta la parte di test</w:t>
+            </w:r>
+          </w:p>
+          <w:p>
+            <w:pPr>
+              <w:pStyle w:val="Paragrafoelenco"/>
+              <w:numPr>
+                <w:ilvl w:val="0"/>
+                <w:numId w:val="31"/>
+              </w:numPr>
+              <w:rPr>
+                <w:rFonts w:ascii="Arial" w:hAnsi="Arial" w:cs="Arial"/>
+              </w:rPr>
+            </w:pPr>
+            <w:r>
+              <w:rPr>
+                <w:rFonts w:ascii="Arial" w:hAnsi="Arial" w:cs="Arial"/>
+              </w:rPr>
+              <w:t>Aggiornato Gantt consuntivo</w:t>
+            </w:r>
+          </w:p>
+          <w:p>
+            <w:pPr>
+              <w:pStyle w:val="Paragrafoelenco"/>
+              <w:numPr>
+                <w:ilvl w:val="0"/>
+                <w:numId w:val="31"/>
+              </w:numPr>
+              <w:rPr>
+                <w:rFonts w:ascii="Arial" w:hAnsi="Arial" w:cs="Arial"/>
+              </w:rPr>
+            </w:pPr>
+            <w:r>
+              <w:rPr>
+                <w:rFonts w:ascii="Arial" w:hAnsi="Arial" w:cs="Arial"/>
+              </w:rPr>
+              <w:t>Diagramma di flusso</w:t>
+            </w:r>
+          </w:p>
+        </w:tc>
+      </w:tr>
+    </w:tbl>
+    <w:p>
+      <w:pPr>
+        <w:rPr>
+          <w:rFonts w:ascii="Arial" w:hAnsi="Arial" w:cs="Arial"/>
+        </w:rPr>
+      </w:pPr>
+    </w:p>
+    <w:tbl>
+      <w:tblPr>
+        <w:tblStyle w:val="Grigliatabella"/>
+        <w:tblW w:w="0" w:type="auto"/>
+        <w:tblLook w:val="04A0" w:firstRow="1" w:lastRow="0" w:firstColumn="1" w:lastColumn="0" w:noHBand="0" w:noVBand="1"/>
+      </w:tblPr>
+      <w:tblGrid>
+        <w:gridCol w:w="9628"/>
+      </w:tblGrid>
+      <w:tr>
+        <w:tc>
+          <w:tcPr>
+            <w:tcW w:w="9854" w:type="dxa"/>
+            <w:tcBorders>
+              <w:top w:val="single" w:sz="4" w:space="0" w:color="auto"/>
+              <w:left w:val="single" w:sz="4" w:space="0" w:color="auto"/>
+              <w:bottom w:val="single" w:sz="4" w:space="0" w:color="auto"/>
+              <w:right w:val="single" w:sz="4" w:space="0" w:color="auto"/>
+            </w:tcBorders>
+            <w:shd w:val="clear" w:color="auto" w:fill="D9D9D9" w:themeFill="background1" w:themeFillShade="D9"/>
+            <w:hideMark/>
+          </w:tcPr>
+          <w:p>
+            <w:pPr>
+              <w:spacing w:after="200" w:line="276" w:lineRule="auto"/>
+              <w:rPr>
+                <w:rFonts w:ascii="Arial" w:hAnsi="Arial" w:cs="Arial"/>
+              </w:rPr>
+            </w:pPr>
+            <w:r>
+              <w:rPr>
+                <w:rFonts w:ascii="Arial" w:hAnsi="Arial" w:cs="Arial"/>
+              </w:rPr>
+              <w:t>Problemi riscontrati e soluzioni adottate</w:t>
+            </w:r>
+          </w:p>
+        </w:tc>
+      </w:tr>
+      <w:tr>
+        <w:tc>
+          <w:tcPr>
+            <w:tcW w:w="9854" w:type="dxa"/>
+            <w:tcBorders>
+              <w:top w:val="single" w:sz="4" w:space="0" w:color="auto"/>
+              <w:left w:val="single" w:sz="4" w:space="0" w:color="auto"/>
+              <w:bottom w:val="single" w:sz="4" w:space="0" w:color="auto"/>
+              <w:right w:val="single" w:sz="4" w:space="0" w:color="auto"/>
+            </w:tcBorders>
+          </w:tcPr>
+          <w:p>
+            <w:pPr>
+              <w:spacing w:after="200" w:line="276" w:lineRule="auto"/>
+              <w:rPr>
+                <w:rFonts w:ascii="Arial" w:hAnsi="Arial" w:cs="Arial"/>
+              </w:rPr>
+            </w:pPr>
+            <w:r>
+              <w:rPr>
+                <w:rFonts w:ascii="Arial" w:hAnsi="Arial" w:cs="Arial"/>
+              </w:rPr>
+              <w:t>Tessa</w:t>
+            </w:r>
+            <w:r>
+              <w:rPr>
+                <w:rFonts w:ascii="Arial" w:hAnsi="Arial" w:cs="Arial"/>
+              </w:rPr>
+              <w:t>:</w:t>
+            </w:r>
+          </w:p>
+          <w:p>
+            <w:pPr>
+              <w:pStyle w:val="Paragrafoelenco"/>
+              <w:numPr>
+                <w:ilvl w:val="0"/>
+                <w:numId w:val="31"/>
+              </w:numPr>
+              <w:rPr>
+                <w:rFonts w:ascii="Arial" w:hAnsi="Arial" w:cs="Arial"/>
+              </w:rPr>
+            </w:pPr>
+            <w:r>
+              <w:rPr>
+                <w:rFonts w:ascii="Arial" w:hAnsi="Arial" w:cs="Arial"/>
+              </w:rPr>
+              <w:t xml:space="preserve">Problema: </w:t>
+            </w:r>
+            <w:r>
+              <w:rPr>
+                <w:rFonts w:ascii="Arial" w:hAnsi="Arial" w:cs="Arial"/>
+              </w:rPr>
+              <w:t>non funzionava collegamento tra la pagina .xaml e la pagina .xaml.cs</w:t>
+            </w:r>
+          </w:p>
+          <w:p>
+            <w:pPr>
+              <w:pStyle w:val="Paragrafoelenco"/>
+              <w:numPr>
+                <w:ilvl w:val="0"/>
+                <w:numId w:val="31"/>
+              </w:numPr>
+              <w:rPr>
+                <w:rFonts w:ascii="Arial" w:hAnsi="Arial" w:cs="Arial"/>
+              </w:rPr>
+            </w:pPr>
+            <w:r>
+              <w:rPr>
+                <w:rFonts w:ascii="Arial" w:hAnsi="Arial" w:cs="Arial"/>
+              </w:rPr>
+              <w:t xml:space="preserve">Soluzione: </w:t>
+            </w:r>
+            <w:r>
+              <w:rPr>
+                <w:rFonts w:ascii="Arial" w:hAnsi="Arial" w:cs="Arial"/>
+              </w:rPr>
+              <w:t xml:space="preserve">riguardato se i nomi fossero corretti </w:t>
+            </w:r>
+          </w:p>
+          <w:p>
+            <w:pPr>
+              <w:pStyle w:val="Paragrafoelenco"/>
+              <w:numPr>
+                <w:ilvl w:val="0"/>
+                <w:numId w:val="31"/>
+              </w:numPr>
+              <w:rPr>
+                <w:rFonts w:ascii="Arial" w:hAnsi="Arial" w:cs="Arial"/>
+              </w:rPr>
+            </w:pPr>
+            <w:r>
+              <w:rPr>
+                <w:rFonts w:ascii="Arial" w:hAnsi="Arial" w:cs="Arial"/>
+              </w:rPr>
+              <w:t>Problema 2: immagine profilo non si salvava nel database</w:t>
+            </w:r>
+          </w:p>
+          <w:p>
+            <w:pPr>
+              <w:pStyle w:val="Paragrafoelenco"/>
+              <w:numPr>
+                <w:ilvl w:val="0"/>
+                <w:numId w:val="31"/>
+              </w:numPr>
+              <w:rPr>
+                <w:rFonts w:ascii="Arial" w:hAnsi="Arial" w:cs="Arial"/>
+              </w:rPr>
+            </w:pPr>
+            <w:r>
+              <w:rPr>
+                <w:rFonts w:ascii="Arial" w:hAnsi="Arial" w:cs="Arial"/>
+              </w:rPr>
+              <w:t>Soluzione 2: implementato per tutte le pagine</w:t>
+            </w:r>
+          </w:p>
+          <w:p>
+            <w:pPr>
+              <w:pStyle w:val="Paragrafoelenco"/>
+              <w:numPr>
+                <w:ilvl w:val="0"/>
+                <w:numId w:val="31"/>
+              </w:numPr>
+              <w:rPr>
+                <w:rFonts w:ascii="Arial" w:hAnsi="Arial" w:cs="Arial"/>
+              </w:rPr>
+            </w:pPr>
+            <w:r>
+              <w:rPr>
+                <w:rFonts w:ascii="Arial" w:hAnsi="Arial" w:cs="Arial"/>
+              </w:rPr>
+              <w:t xml:space="preserve">Problema 3: il tema andava solo per una pagina sola e non per le altre </w:t>
+            </w:r>
+            <w:r>
+              <w:rPr>
+                <w:rFonts w:ascii="Arial" w:hAnsi="Arial" w:cs="Arial"/>
+              </w:rPr>
+              <w:sym w:font="Wingdings" w:char="F0E0"/>
+            </w:r>
+            <w:r>
+              <w:rPr>
+                <w:rFonts w:ascii="Arial" w:hAnsi="Arial" w:cs="Arial"/>
+              </w:rPr>
+              <w:t xml:space="preserve"> lo fa ancora in una sola pagina</w:t>
+            </w:r>
+          </w:p>
+          <w:p>
+            <w:pPr>
+              <w:pStyle w:val="Paragrafoelenco"/>
+              <w:numPr>
+                <w:ilvl w:val="0"/>
+                <w:numId w:val="31"/>
+              </w:numPr>
+              <w:rPr>
+                <w:rFonts w:ascii="Arial" w:hAnsi="Arial" w:cs="Arial"/>
+              </w:rPr>
+            </w:pPr>
+            <w:r>
+              <w:rPr>
+                <w:rFonts w:ascii="Arial" w:hAnsi="Arial" w:cs="Arial"/>
+              </w:rPr>
+              <w:t>Soluzione 3: riscritto a mano il codice della parte di Linda (prima del merge)</w:t>
+            </w:r>
+          </w:p>
+        </w:tc>
+      </w:tr>
+    </w:tbl>
+    <w:p>
+      <w:pPr>
+        <w:rPr>
+          <w:rFonts w:ascii="Arial" w:hAnsi="Arial" w:cs="Arial"/>
+        </w:rPr>
+      </w:pPr>
+    </w:p>
+    <w:tbl>
+      <w:tblPr>
+        <w:tblStyle w:val="Grigliatabella"/>
+        <w:tblW w:w="0" w:type="auto"/>
+        <w:tblLook w:val="04A0" w:firstRow="1" w:lastRow="0" w:firstColumn="1" w:lastColumn="0" w:noHBand="0" w:noVBand="1"/>
+      </w:tblPr>
+      <w:tblGrid>
+        <w:gridCol w:w="9628"/>
+      </w:tblGrid>
+      <w:tr>
+        <w:tc>
+          <w:tcPr>
+            <w:tcW w:w="9854" w:type="dxa"/>
+            <w:tcBorders>
+              <w:top w:val="single" w:sz="4" w:space="0" w:color="auto"/>
+              <w:left w:val="single" w:sz="4" w:space="0" w:color="auto"/>
+              <w:bottom w:val="single" w:sz="4" w:space="0" w:color="auto"/>
+              <w:right w:val="single" w:sz="4" w:space="0" w:color="auto"/>
+            </w:tcBorders>
+            <w:shd w:val="clear" w:color="auto" w:fill="D9D9D9" w:themeFill="background1" w:themeFillShade="D9"/>
+            <w:hideMark/>
+          </w:tcPr>
+          <w:p>
+            <w:pPr>
+              <w:spacing w:after="200" w:line="276" w:lineRule="auto"/>
+              <w:rPr>
+                <w:rFonts w:ascii="Arial" w:hAnsi="Arial" w:cs="Arial"/>
+              </w:rPr>
+            </w:pPr>
+            <w:r>
+              <w:rPr>
+                <w:rFonts w:ascii="Arial" w:hAnsi="Arial" w:cs="Arial"/>
+              </w:rPr>
+              <w:t>Punto della situazione rispetto alla pianificazione</w:t>
+            </w:r>
+          </w:p>
+        </w:tc>
+      </w:tr>
+      <w:tr>
+        <w:tc>
+          <w:tcPr>
+            <w:tcW w:w="9854" w:type="dxa"/>
+            <w:tcBorders>
+              <w:top w:val="single" w:sz="4" w:space="0" w:color="auto"/>
+              <w:left w:val="single" w:sz="4" w:space="0" w:color="auto"/>
+              <w:bottom w:val="single" w:sz="4" w:space="0" w:color="auto"/>
+              <w:right w:val="single" w:sz="4" w:space="0" w:color="auto"/>
+            </w:tcBorders>
+            <w:hideMark/>
+          </w:tcPr>
+          <w:p>
+            <w:pPr>
+              <w:spacing w:after="200" w:line="276" w:lineRule="auto"/>
+              <w:rPr>
+                <w:rFonts w:ascii="Arial" w:hAnsi="Arial" w:cs="Arial"/>
+              </w:rPr>
+            </w:pPr>
+            <w:r>
+              <w:rPr>
+                <w:rFonts w:ascii="Arial" w:hAnsi="Arial" w:cs="Arial"/>
+              </w:rPr>
+              <w:t xml:space="preserve">Implementazione </w:t>
+            </w:r>
+          </w:p>
+          <w:p>
+            <w:pPr>
+              <w:spacing w:after="200" w:line="276" w:lineRule="auto"/>
+              <w:rPr>
+                <w:rFonts w:ascii="Arial" w:hAnsi="Arial" w:cs="Arial"/>
+              </w:rPr>
+            </w:pPr>
+            <w:r>
+              <w:rPr>
+                <w:rFonts w:ascii="Arial" w:hAnsi="Arial" w:cs="Arial"/>
+              </w:rPr>
+              <w:t xml:space="preserve">Documentazione: </w:t>
+            </w:r>
+            <w:r>
+              <w:rPr>
+                <w:rFonts w:ascii="Arial" w:hAnsi="Arial" w:cs="Arial"/>
+              </w:rPr>
+              <w:t>Implementazione</w:t>
+            </w:r>
+          </w:p>
+        </w:tc>
+      </w:tr>
+    </w:tbl>
+    <w:p>
+      <w:pPr>
+        <w:rPr>
+          <w:rFonts w:ascii="Arial" w:hAnsi="Arial" w:cs="Arial"/>
+        </w:rPr>
+      </w:pPr>
+    </w:p>
+    <w:tbl>
+      <w:tblPr>
+        <w:tblStyle w:val="Grigliatabella"/>
+        <w:tblW w:w="0" w:type="auto"/>
+        <w:tblLook w:val="04A0" w:firstRow="1" w:lastRow="0" w:firstColumn="1" w:lastColumn="0" w:noHBand="0" w:noVBand="1"/>
+      </w:tblPr>
+      <w:tblGrid>
+        <w:gridCol w:w="9628"/>
+      </w:tblGrid>
+      <w:tr>
+        <w:tc>
+          <w:tcPr>
+            <w:tcW w:w="9854" w:type="dxa"/>
+            <w:tcBorders>
+              <w:top w:val="single" w:sz="4" w:space="0" w:color="auto"/>
+              <w:left w:val="single" w:sz="4" w:space="0" w:color="auto"/>
+              <w:bottom w:val="single" w:sz="4" w:space="0" w:color="auto"/>
+              <w:right w:val="single" w:sz="4" w:space="0" w:color="auto"/>
+            </w:tcBorders>
+            <w:shd w:val="clear" w:color="auto" w:fill="D9D9D9" w:themeFill="background1" w:themeFillShade="D9"/>
+            <w:hideMark/>
+          </w:tcPr>
+          <w:p>
+            <w:pPr>
+              <w:spacing w:after="200" w:line="276" w:lineRule="auto"/>
+              <w:rPr>
+                <w:rFonts w:ascii="Arial" w:hAnsi="Arial" w:cs="Arial"/>
+              </w:rPr>
+            </w:pPr>
+            <w:r>
+              <w:rPr>
+                <w:rFonts w:ascii="Arial" w:hAnsi="Arial" w:cs="Arial"/>
+              </w:rPr>
+              <w:t>Programma di massima per la prossima giornata di lavoro</w:t>
+            </w:r>
+          </w:p>
+        </w:tc>
+      </w:tr>
+      <w:tr>
+        <w:tc>
+          <w:tcPr>
+            <w:tcW w:w="9854" w:type="dxa"/>
+            <w:tcBorders>
+              <w:top w:val="single" w:sz="4" w:space="0" w:color="auto"/>
+              <w:left w:val="single" w:sz="4" w:space="0" w:color="auto"/>
+              <w:bottom w:val="single" w:sz="4" w:space="0" w:color="auto"/>
+              <w:right w:val="single" w:sz="4" w:space="0" w:color="auto"/>
+            </w:tcBorders>
+            <w:hideMark/>
+          </w:tcPr>
+          <w:p>
+            <w:pPr>
+              <w:numPr>
+                <w:ilvl w:val="0"/>
+                <w:numId w:val="31"/>
+              </w:numPr>
+              <w:spacing w:line="276" w:lineRule="auto"/>
+              <w:rPr>
+                <w:rFonts w:ascii="Arial" w:hAnsi="Arial" w:cs="Arial"/>
+              </w:rPr>
+            </w:pPr>
+            <w:r>
+              <w:rPr>
+                <w:rFonts w:ascii="Arial" w:hAnsi="Arial" w:cs="Arial"/>
+              </w:rPr>
+              <w:t>Finire merge</w:t>
+            </w:r>
+          </w:p>
+          <w:p>
+            <w:pPr>
+              <w:numPr>
+                <w:ilvl w:val="0"/>
+                <w:numId w:val="31"/>
+              </w:numPr>
+              <w:spacing w:line="276" w:lineRule="auto"/>
+              <w:rPr>
+                <w:rFonts w:ascii="Arial" w:hAnsi="Arial" w:cs="Arial"/>
+              </w:rPr>
+            </w:pPr>
+            <w:r>
+              <w:rPr>
+                <w:rFonts w:ascii="Arial" w:hAnsi="Arial" w:cs="Arial"/>
+              </w:rPr>
+              <w:t xml:space="preserve">Presentazione m426 </w:t>
+            </w:r>
+          </w:p>
+          <w:p>
+            <w:pPr>
+              <w:numPr>
+                <w:ilvl w:val="0"/>
+                <w:numId w:val="31"/>
+              </w:numPr>
+              <w:spacing w:line="276" w:lineRule="auto"/>
+              <w:rPr>
+                <w:rFonts w:ascii="Arial" w:hAnsi="Arial" w:cs="Arial"/>
+              </w:rPr>
+            </w:pPr>
+            <w:r>
+              <w:rPr>
+                <w:rFonts w:ascii="Arial" w:hAnsi="Arial" w:cs="Arial"/>
+              </w:rPr>
+              <w:t>Documentazione: iniziare capitolo implementazione del gantt</w:t>
+            </w:r>
+          </w:p>
+          <w:p>
+            <w:pPr>
+              <w:numPr>
+                <w:ilvl w:val="0"/>
+                <w:numId w:val="31"/>
+              </w:numPr>
+              <w:spacing w:line="276" w:lineRule="auto"/>
+              <w:rPr>
+                <w:rFonts w:ascii="Arial" w:hAnsi="Arial" w:cs="Arial"/>
+              </w:rPr>
+            </w:pPr>
+            <w:r>
+              <w:rPr>
+                <w:rFonts w:ascii="Arial" w:hAnsi="Arial" w:cs="Arial"/>
+              </w:rPr>
+              <w:t>Notifiche</w:t>
+            </w:r>
+            <w:r>
+              <w:rPr>
+                <w:rFonts w:ascii="Arial" w:hAnsi="Arial" w:cs="Arial"/>
+              </w:rPr>
+              <w:t xml:space="preserve"> </w:t>
+            </w:r>
+          </w:p>
+        </w:tc>
+      </w:tr>
+    </w:tbl>
+    <w:p>
+      <w:pPr>
+        <w:rPr>
+          <w:rFonts w:ascii="Arial" w:hAnsi="Arial" w:cs="Arial"/>
+        </w:rPr>
+      </w:pPr>
+    </w:p>
+    <w:p>
+      <w:pPr>
+        <w:rPr>
+          <w:rFonts w:ascii="Arial" w:hAnsi="Arial" w:cs="Arial"/>
+        </w:rPr>
+      </w:pPr>
+      <w:r>
+        <w:rPr>
+          <w:rFonts w:ascii="Arial" w:hAnsi="Arial" w:cs="Arial"/>
+        </w:rPr>
+        <w:t>Agile - Resoconto</w:t>
+      </w:r>
+    </w:p>
+    <w:p>
+      <w:pPr>
+        <w:rPr>
+          <w:rFonts w:ascii="Arial" w:hAnsi="Arial" w:cs="Arial"/>
+        </w:rPr>
+      </w:pPr>
+    </w:p>
+    <w:tbl>
+      <w:tblPr>
+        <w:tblStyle w:val="Grigliatabella"/>
+        <w:tblW w:w="0" w:type="auto"/>
+        <w:tblLook w:val="04A0" w:firstRow="1" w:lastRow="0" w:firstColumn="1" w:lastColumn="0" w:noHBand="0" w:noVBand="1"/>
+      </w:tblPr>
+      <w:tblGrid>
+        <w:gridCol w:w="9628"/>
+      </w:tblGrid>
+      <w:tr>
+        <w:tc>
+          <w:tcPr>
+            <w:tcW w:w="9854" w:type="dxa"/>
+            <w:tcBorders>
+              <w:top w:val="single" w:sz="4" w:space="0" w:color="auto"/>
+              <w:left w:val="single" w:sz="4" w:space="0" w:color="auto"/>
+              <w:bottom w:val="single" w:sz="4" w:space="0" w:color="auto"/>
+              <w:right w:val="single" w:sz="4" w:space="0" w:color="auto"/>
+            </w:tcBorders>
+            <w:shd w:val="clear" w:color="auto" w:fill="D9D9D9" w:themeFill="background1" w:themeFillShade="D9"/>
+            <w:hideMark/>
+          </w:tcPr>
+          <w:p>
+            <w:pPr>
+              <w:spacing w:after="200" w:line="276" w:lineRule="auto"/>
+              <w:rPr>
+                <w:rFonts w:ascii="Arial" w:hAnsi="Arial" w:cs="Arial"/>
+              </w:rPr>
+            </w:pPr>
+            <w:r>
+              <w:rPr>
+                <w:rFonts w:ascii="Arial" w:hAnsi="Arial" w:cs="Arial"/>
+              </w:rPr>
+              <w:t>Daily Scrum</w:t>
+            </w:r>
+          </w:p>
+        </w:tc>
+      </w:tr>
+      <w:tr>
+        <w:tc>
+          <w:tcPr>
+            <w:tcW w:w="9854" w:type="dxa"/>
+            <w:tcBorders>
+              <w:top w:val="single" w:sz="4" w:space="0" w:color="auto"/>
+              <w:left w:val="single" w:sz="4" w:space="0" w:color="auto"/>
+              <w:bottom w:val="single" w:sz="4" w:space="0" w:color="auto"/>
+              <w:right w:val="single" w:sz="4" w:space="0" w:color="auto"/>
+            </w:tcBorders>
+            <w:hideMark/>
+          </w:tcPr>
+          <w:p>
+            <w:pPr>
+              <w:numPr>
+                <w:ilvl w:val="0"/>
+                <w:numId w:val="31"/>
+              </w:numPr>
+              <w:spacing w:line="276" w:lineRule="auto"/>
+              <w:rPr>
+                <w:rFonts w:ascii="Arial" w:hAnsi="Arial" w:cs="Arial"/>
+              </w:rPr>
+            </w:pPr>
+            <w:r>
+              <w:rPr>
+                <w:rFonts w:ascii="Arial" w:hAnsi="Arial" w:cs="Arial"/>
+              </w:rPr>
+              <w:t>8:30</w:t>
+            </w:r>
+          </w:p>
+          <w:p>
+            <w:pPr>
+              <w:numPr>
+                <w:ilvl w:val="0"/>
+                <w:numId w:val="31"/>
+              </w:numPr>
+              <w:spacing w:line="276" w:lineRule="auto"/>
+              <w:rPr>
+                <w:rFonts w:ascii="Arial" w:hAnsi="Arial" w:cs="Arial"/>
+              </w:rPr>
+            </w:pPr>
+            <w:r>
+              <w:rPr>
+                <w:rFonts w:ascii="Arial" w:hAnsi="Arial" w:cs="Arial"/>
+              </w:rPr>
+              <w:t>Non sono emersi problemi rilevanti</w:t>
+            </w:r>
+          </w:p>
+          <w:p>
+            <w:pPr>
+              <w:numPr>
+                <w:ilvl w:val="0"/>
+                <w:numId w:val="31"/>
+              </w:numPr>
+              <w:spacing w:line="276" w:lineRule="auto"/>
+              <w:rPr>
+                <w:rFonts w:ascii="Arial" w:hAnsi="Arial" w:cs="Arial"/>
+              </w:rPr>
+            </w:pPr>
+            <w:r>
+              <w:rPr>
+                <w:rFonts w:ascii="Arial" w:hAnsi="Arial" w:cs="Arial"/>
+              </w:rPr>
+              <w:t xml:space="preserve">Decisione: Tessa </w:t>
+            </w:r>
+            <w:r>
+              <w:rPr>
+                <w:rFonts w:ascii="Arial" w:hAnsi="Arial" w:cs="Arial"/>
+              </w:rPr>
+              <w:t>fine del</w:t>
+            </w:r>
+            <w:r>
+              <w:rPr>
+                <w:rFonts w:ascii="Arial" w:hAnsi="Arial" w:cs="Arial"/>
+              </w:rPr>
+              <w:t xml:space="preserve"> merge</w:t>
+            </w:r>
+            <w:r>
+              <w:rPr>
+                <w:rFonts w:ascii="Arial" w:hAnsi="Arial" w:cs="Arial"/>
+              </w:rPr>
+              <w:t xml:space="preserve"> tra Linda e Tessa</w:t>
+            </w:r>
+            <w:r>
+              <w:rPr>
+                <w:rFonts w:ascii="Arial" w:hAnsi="Arial" w:cs="Arial"/>
+              </w:rPr>
+              <w:t>, Ryan finiva calendario</w:t>
+            </w:r>
+            <w:r>
+              <w:rPr>
+                <w:rFonts w:ascii="Arial" w:hAnsi="Arial" w:cs="Arial"/>
+              </w:rPr>
+              <w:t>, Linda fare documentazione</w:t>
+            </w:r>
+          </w:p>
+        </w:tc>
+      </w:tr>
+    </w:tbl>
+    <w:p>
+      <w:pPr>
+        <w:rPr>
+          <w:rFonts w:ascii="Arial" w:hAnsi="Arial" w:cs="Arial"/>
+        </w:rPr>
+      </w:pPr>
+    </w:p>
+    <w:tbl>
+      <w:tblPr>
+        <w:tblStyle w:val="Grigliatabella"/>
+        <w:tblW w:w="0" w:type="auto"/>
+        <w:tblLook w:val="04A0" w:firstRow="1" w:lastRow="0" w:firstColumn="1" w:lastColumn="0" w:noHBand="0" w:noVBand="1"/>
+      </w:tblPr>
+      <w:tblGrid>
+        <w:gridCol w:w="9628"/>
+      </w:tblGrid>
+      <w:tr>
+        <w:tc>
+          <w:tcPr>
+            <w:tcW w:w="9854" w:type="dxa"/>
+            <w:tcBorders>
+              <w:top w:val="single" w:sz="4" w:space="0" w:color="auto"/>
+              <w:left w:val="single" w:sz="4" w:space="0" w:color="auto"/>
+              <w:bottom w:val="single" w:sz="4" w:space="0" w:color="auto"/>
+              <w:right w:val="single" w:sz="4" w:space="0" w:color="auto"/>
+            </w:tcBorders>
+            <w:shd w:val="clear" w:color="auto" w:fill="D9D9D9" w:themeFill="background1" w:themeFillShade="D9"/>
+            <w:hideMark/>
+          </w:tcPr>
+          <w:p>
+            <w:pPr>
+              <w:spacing w:after="200" w:line="276" w:lineRule="auto"/>
+              <w:rPr>
+                <w:rFonts w:ascii="Arial" w:hAnsi="Arial" w:cs="Arial"/>
+              </w:rPr>
+            </w:pPr>
+            <w:r>
+              <w:rPr>
+                <w:rFonts w:ascii="Arial" w:hAnsi="Arial" w:cs="Arial"/>
+              </w:rPr>
+              <w:t>Sprint Planning</w:t>
+            </w:r>
+          </w:p>
+        </w:tc>
+      </w:tr>
+      <w:tr>
+        <w:tc>
+          <w:tcPr>
+            <w:tcW w:w="9854" w:type="dxa"/>
+            <w:tcBorders>
+              <w:top w:val="single" w:sz="4" w:space="0" w:color="auto"/>
+              <w:left w:val="single" w:sz="4" w:space="0" w:color="auto"/>
+              <w:bottom w:val="single" w:sz="4" w:space="0" w:color="auto"/>
+              <w:right w:val="single" w:sz="4" w:space="0" w:color="auto"/>
+            </w:tcBorders>
+          </w:tcPr>
+          <w:p>
+            <w:pPr>
+              <w:spacing w:after="200" w:line="276" w:lineRule="auto"/>
+              <w:rPr>
+                <w:rFonts w:ascii="Arial" w:hAnsi="Arial" w:cs="Arial"/>
+              </w:rPr>
+            </w:pPr>
+          </w:p>
+        </w:tc>
+      </w:tr>
+    </w:tbl>
+    <w:p>
+      <w:pPr>
+        <w:rPr>
+          <w:rFonts w:ascii="Arial" w:hAnsi="Arial" w:cs="Arial"/>
+        </w:rPr>
+      </w:pPr>
+    </w:p>
+    <w:tbl>
+      <w:tblPr>
+        <w:tblStyle w:val="Grigliatabella"/>
+        <w:tblW w:w="0" w:type="auto"/>
+        <w:tblLook w:val="04A0" w:firstRow="1" w:lastRow="0" w:firstColumn="1" w:lastColumn="0" w:noHBand="0" w:noVBand="1"/>
+      </w:tblPr>
+      <w:tblGrid>
+        <w:gridCol w:w="9628"/>
+      </w:tblGrid>
+      <w:tr>
+        <w:tc>
+          <w:tcPr>
+            <w:tcW w:w="9854" w:type="dxa"/>
+            <w:tcBorders>
+              <w:top w:val="single" w:sz="4" w:space="0" w:color="auto"/>
+              <w:left w:val="single" w:sz="4" w:space="0" w:color="auto"/>
+              <w:bottom w:val="single" w:sz="4" w:space="0" w:color="auto"/>
+              <w:right w:val="single" w:sz="4" w:space="0" w:color="auto"/>
+            </w:tcBorders>
+            <w:shd w:val="clear" w:color="auto" w:fill="D9D9D9" w:themeFill="background1" w:themeFillShade="D9"/>
+            <w:hideMark/>
+          </w:tcPr>
+          <w:p>
+            <w:pPr>
+              <w:spacing w:after="200" w:line="276" w:lineRule="auto"/>
+              <w:rPr>
+                <w:rFonts w:ascii="Arial" w:hAnsi="Arial" w:cs="Arial"/>
+              </w:rPr>
+            </w:pPr>
+            <w:r>
+              <w:rPr>
+                <w:rFonts w:ascii="Arial" w:hAnsi="Arial" w:cs="Arial"/>
+              </w:rPr>
+              <w:t>Sprint Review</w:t>
+            </w:r>
+          </w:p>
+        </w:tc>
+      </w:tr>
+      <w:tr>
+        <w:tc>
+          <w:tcPr>
+            <w:tcW w:w="9854" w:type="dxa"/>
+            <w:tcBorders>
+              <w:top w:val="single" w:sz="4" w:space="0" w:color="auto"/>
+              <w:left w:val="single" w:sz="4" w:space="0" w:color="auto"/>
+              <w:bottom w:val="single" w:sz="4" w:space="0" w:color="auto"/>
+              <w:right w:val="single" w:sz="4" w:space="0" w:color="auto"/>
+            </w:tcBorders>
+          </w:tcPr>
+          <w:p>
+            <w:pPr>
+              <w:rPr>
+                <w:rFonts w:ascii="Arial" w:hAnsi="Arial" w:cs="Arial"/>
+              </w:rPr>
+            </w:pPr>
+          </w:p>
+        </w:tc>
+      </w:tr>
+    </w:tbl>
+    <w:p>
+      <w:pPr>
+        <w:rPr>
+          <w:rFonts w:ascii="Arial" w:hAnsi="Arial" w:cs="Arial"/>
+        </w:rPr>
+      </w:pPr>
+    </w:p>
+    <w:tbl>
+      <w:tblPr>
+        <w:tblStyle w:val="Grigliatabella"/>
+        <w:tblW w:w="0" w:type="auto"/>
+        <w:tblLook w:val="04A0" w:firstRow="1" w:lastRow="0" w:firstColumn="1" w:lastColumn="0" w:noHBand="0" w:noVBand="1"/>
+      </w:tblPr>
+      <w:tblGrid>
+        <w:gridCol w:w="9628"/>
+      </w:tblGrid>
+      <w:tr>
+        <w:tc>
+          <w:tcPr>
+            <w:tcW w:w="9854" w:type="dxa"/>
+            <w:tcBorders>
+              <w:top w:val="single" w:sz="4" w:space="0" w:color="auto"/>
+              <w:left w:val="single" w:sz="4" w:space="0" w:color="auto"/>
+              <w:bottom w:val="single" w:sz="4" w:space="0" w:color="auto"/>
+              <w:right w:val="single" w:sz="4" w:space="0" w:color="auto"/>
+            </w:tcBorders>
+            <w:shd w:val="clear" w:color="auto" w:fill="D9D9D9" w:themeFill="background1" w:themeFillShade="D9"/>
+            <w:hideMark/>
+          </w:tcPr>
+          <w:p>
+            <w:pPr>
+              <w:spacing w:after="200" w:line="276" w:lineRule="auto"/>
+              <w:rPr>
+                <w:rFonts w:ascii="Arial" w:hAnsi="Arial" w:cs="Arial"/>
+              </w:rPr>
+            </w:pPr>
+            <w:r>
+              <w:rPr>
+                <w:rFonts w:ascii="Arial" w:hAnsi="Arial" w:cs="Arial"/>
+              </w:rPr>
+              <w:t>Sprint Retrospective</w:t>
+            </w:r>
           </w:p>
         </w:tc>
       </w:tr>
@@ -11415,7 +12054,7 @@
         <w:rFonts w:ascii="Arial" w:eastAsiaTheme="minorHAnsi" w:hAnsi="Arial" w:cs="Arial" w:hint="default"/>
       </w:rPr>
     </w:lvl>
-    <w:lvl w:ilvl="1" w:tplc="08100003" w:tentative="1">
+    <w:lvl w:ilvl="1" w:tplc="08100003">
       <w:start w:val="1"/>
       <w:numFmt w:val="bullet"/>
       <w:lvlText w:val="o"/>
@@ -15426,6 +16065,7 @@
     <w:rsid w:val="001E62F3"/>
     <w:rsid w:val="00221039"/>
     <w:rsid w:val="00251CAF"/>
+    <w:rsid w:val="0025257B"/>
     <w:rsid w:val="00254BA7"/>
     <w:rsid w:val="00262942"/>
     <w:rsid w:val="00262E13"/>
@@ -15481,6 +16121,7 @@
     <w:rsid w:val="00823547"/>
     <w:rsid w:val="008359F2"/>
     <w:rsid w:val="00842400"/>
+    <w:rsid w:val="0084415F"/>
     <w:rsid w:val="00866671"/>
     <w:rsid w:val="00886235"/>
     <w:rsid w:val="008A6626"/>
@@ -15493,6 +16134,7 @@
     <w:rsid w:val="00917E6C"/>
     <w:rsid w:val="00923218"/>
     <w:rsid w:val="00925A3A"/>
+    <w:rsid w:val="0095468F"/>
     <w:rsid w:val="0095694A"/>
     <w:rsid w:val="0099359F"/>
     <w:rsid w:val="00997E7D"/>

--- a/4_Diari/Diario - OraX.docx
+++ b/4_Diari/Diario - OraX.docx
@@ -193,8 +193,16 @@
               <w:rPr>
                 <w:rFonts w:ascii="Arial" w:hAnsi="Arial" w:cs="Arial"/>
               </w:rPr>
-              <w:t>Svolto il QdC</w:t>
-            </w:r>
+              <w:t xml:space="preserve">Svolto il </w:t>
+            </w:r>
+            <w:proofErr w:type="spellStart"/>
+            <w:r>
+              <w:rPr>
+                <w:rFonts w:ascii="Arial" w:hAnsi="Arial" w:cs="Arial"/>
+              </w:rPr>
+              <w:t>QdC</w:t>
+            </w:r>
+            <w:proofErr w:type="spellEnd"/>
           </w:p>
         </w:tc>
       </w:tr>
@@ -407,12 +415,28 @@
                 <w:rFonts w:ascii="Arial" w:hAnsi="Arial" w:cs="Arial"/>
               </w:rPr>
             </w:pPr>
-            <w:r>
-              <w:rPr>
-                <w:rFonts w:ascii="Arial" w:hAnsi="Arial" w:cs="Arial"/>
-              </w:rPr>
-              <w:t>Daily Scrum</w:t>
-            </w:r>
+            <w:proofErr w:type="spellStart"/>
+            <w:r>
+              <w:rPr>
+                <w:rFonts w:ascii="Arial" w:hAnsi="Arial" w:cs="Arial"/>
+              </w:rPr>
+              <w:t>Daily</w:t>
+            </w:r>
+            <w:proofErr w:type="spellEnd"/>
+            <w:r>
+              <w:rPr>
+                <w:rFonts w:ascii="Arial" w:hAnsi="Arial" w:cs="Arial"/>
+              </w:rPr>
+              <w:t xml:space="preserve"> </w:t>
+            </w:r>
+            <w:proofErr w:type="spellStart"/>
+            <w:r>
+              <w:rPr>
+                <w:rFonts w:ascii="Arial" w:hAnsi="Arial" w:cs="Arial"/>
+              </w:rPr>
+              <w:t>Scrum</w:t>
+            </w:r>
+            <w:proofErr w:type="spellEnd"/>
           </w:p>
         </w:tc>
       </w:tr>
@@ -567,8 +591,16 @@
               <w:rPr>
                 <w:rFonts w:ascii="Arial" w:hAnsi="Arial" w:cs="Arial"/>
               </w:rPr>
-              <w:t>Sprint Retrospective</w:t>
-            </w:r>
+              <w:t xml:space="preserve">Sprint </w:t>
+            </w:r>
+            <w:proofErr w:type="spellStart"/>
+            <w:r>
+              <w:rPr>
+                <w:rFonts w:ascii="Arial" w:hAnsi="Arial" w:cs="Arial"/>
+              </w:rPr>
+              <w:t>Retrospective</w:t>
+            </w:r>
+            <w:proofErr w:type="spellEnd"/>
           </w:p>
         </w:tc>
       </w:tr>
@@ -1053,8 +1085,16 @@
               <w:rPr>
                 <w:rFonts w:ascii="Arial" w:hAnsi="Arial" w:cs="Arial"/>
               </w:rPr>
-              <w:t>Finire il diagramma di Gantt</w:t>
-            </w:r>
+              <w:t xml:space="preserve">Finire il diagramma di </w:t>
+            </w:r>
+            <w:proofErr w:type="spellStart"/>
+            <w:r>
+              <w:rPr>
+                <w:rFonts w:ascii="Arial" w:hAnsi="Arial" w:cs="Arial"/>
+              </w:rPr>
+              <w:t>Gantt</w:t>
+            </w:r>
+            <w:proofErr w:type="spellEnd"/>
           </w:p>
           <w:p>
             <w:pPr>
@@ -1071,8 +1111,16 @@
               <w:rPr>
                 <w:rFonts w:ascii="Arial" w:hAnsi="Arial" w:cs="Arial"/>
               </w:rPr>
-              <w:t>Iniziare i mockup</w:t>
-            </w:r>
+              <w:t xml:space="preserve">Iniziare i </w:t>
+            </w:r>
+            <w:proofErr w:type="spellStart"/>
+            <w:r>
+              <w:rPr>
+                <w:rFonts w:ascii="Arial" w:hAnsi="Arial" w:cs="Arial"/>
+              </w:rPr>
+              <w:t>mockup</w:t>
+            </w:r>
+            <w:proofErr w:type="spellEnd"/>
           </w:p>
         </w:tc>
       </w:tr>
@@ -1126,12 +1174,28 @@
                 <w:rFonts w:ascii="Arial" w:hAnsi="Arial" w:cs="Arial"/>
               </w:rPr>
             </w:pPr>
-            <w:r>
-              <w:rPr>
-                <w:rFonts w:ascii="Arial" w:hAnsi="Arial" w:cs="Arial"/>
-              </w:rPr>
-              <w:t>Daily Scrum</w:t>
-            </w:r>
+            <w:proofErr w:type="spellStart"/>
+            <w:r>
+              <w:rPr>
+                <w:rFonts w:ascii="Arial" w:hAnsi="Arial" w:cs="Arial"/>
+              </w:rPr>
+              <w:t>Daily</w:t>
+            </w:r>
+            <w:proofErr w:type="spellEnd"/>
+            <w:r>
+              <w:rPr>
+                <w:rFonts w:ascii="Arial" w:hAnsi="Arial" w:cs="Arial"/>
+              </w:rPr>
+              <w:t xml:space="preserve"> </w:t>
+            </w:r>
+            <w:proofErr w:type="spellStart"/>
+            <w:r>
+              <w:rPr>
+                <w:rFonts w:ascii="Arial" w:hAnsi="Arial" w:cs="Arial"/>
+              </w:rPr>
+              <w:t>Scrum</w:t>
+            </w:r>
+            <w:proofErr w:type="spellEnd"/>
           </w:p>
         </w:tc>
       </w:tr>
@@ -1286,8 +1350,16 @@
               <w:rPr>
                 <w:rFonts w:ascii="Arial" w:hAnsi="Arial" w:cs="Arial"/>
               </w:rPr>
-              <w:t>Sprint Retrospective</w:t>
-            </w:r>
+              <w:t xml:space="preserve">Sprint </w:t>
+            </w:r>
+            <w:proofErr w:type="spellStart"/>
+            <w:r>
+              <w:rPr>
+                <w:rFonts w:ascii="Arial" w:hAnsi="Arial" w:cs="Arial"/>
+              </w:rPr>
+              <w:t>Retrospective</w:t>
+            </w:r>
+            <w:proofErr w:type="spellEnd"/>
           </w:p>
         </w:tc>
       </w:tr>
@@ -1528,11 +1600,19 @@
                 <w:rFonts w:ascii="Arial" w:hAnsi="Arial" w:cs="Arial"/>
               </w:rPr>
             </w:pPr>
-            <w:r>
-              <w:rPr>
-                <w:rFonts w:ascii="Arial" w:hAnsi="Arial" w:cs="Arial"/>
-              </w:rPr>
-              <w:t>Gantt Preventivo</w:t>
+            <w:proofErr w:type="spellStart"/>
+            <w:r>
+              <w:rPr>
+                <w:rFonts w:ascii="Arial" w:hAnsi="Arial" w:cs="Arial"/>
+              </w:rPr>
+              <w:t>Gantt</w:t>
+            </w:r>
+            <w:proofErr w:type="spellEnd"/>
+            <w:r>
+              <w:rPr>
+                <w:rFonts w:ascii="Arial" w:hAnsi="Arial" w:cs="Arial"/>
+              </w:rPr>
+              <w:t xml:space="preserve"> Preventivo</w:t>
             </w:r>
           </w:p>
           <w:p>
@@ -1581,8 +1661,16 @@
               <w:rPr>
                 <w:rFonts w:ascii="Arial" w:hAnsi="Arial" w:cs="Arial"/>
               </w:rPr>
-              <w:t>Aiuto Gantt</w:t>
-            </w:r>
+              <w:t xml:space="preserve">Aiuto </w:t>
+            </w:r>
+            <w:proofErr w:type="spellStart"/>
+            <w:r>
+              <w:rPr>
+                <w:rFonts w:ascii="Arial" w:hAnsi="Arial" w:cs="Arial"/>
+              </w:rPr>
+              <w:t>Gantt</w:t>
+            </w:r>
+            <w:proofErr w:type="spellEnd"/>
           </w:p>
           <w:p>
             <w:pPr>
@@ -1608,12 +1696,14 @@
                 <w:rFonts w:ascii="Arial" w:hAnsi="Arial" w:cs="Arial"/>
               </w:rPr>
             </w:pPr>
+            <w:proofErr w:type="spellStart"/>
             <w:r>
               <w:rPr>
                 <w:rFonts w:ascii="Arial" w:hAnsi="Arial" w:cs="Arial"/>
               </w:rPr>
               <w:t>Mockup</w:t>
             </w:r>
+            <w:proofErr w:type="spellEnd"/>
           </w:p>
           <w:p>
             <w:pPr>
@@ -1700,8 +1790,16 @@
               <w:rPr>
                 <w:rFonts w:ascii="Arial" w:hAnsi="Arial" w:cs="Arial"/>
               </w:rPr>
-              <w:t>Confusione nella realizzazione dei mockup</w:t>
-            </w:r>
+              <w:t xml:space="preserve">Confusione nella realizzazione dei </w:t>
+            </w:r>
+            <w:proofErr w:type="spellStart"/>
+            <w:r>
+              <w:rPr>
+                <w:rFonts w:ascii="Arial" w:hAnsi="Arial" w:cs="Arial"/>
+              </w:rPr>
+              <w:t>mockup</w:t>
+            </w:r>
+            <w:proofErr w:type="spellEnd"/>
           </w:p>
         </w:tc>
       </w:tr>
@@ -2017,12 +2115,14 @@
                 <w:rFonts w:ascii="Arial" w:hAnsi="Arial" w:cs="Arial"/>
               </w:rPr>
             </w:pPr>
+            <w:proofErr w:type="spellStart"/>
             <w:r>
               <w:rPr>
                 <w:rFonts w:ascii="Arial" w:hAnsi="Arial" w:cs="Arial"/>
               </w:rPr>
               <w:t>Swimlane</w:t>
             </w:r>
+            <w:proofErr w:type="spellEnd"/>
           </w:p>
         </w:tc>
       </w:tr>
@@ -2076,12 +2176,28 @@
                 <w:rFonts w:ascii="Arial" w:hAnsi="Arial" w:cs="Arial"/>
               </w:rPr>
             </w:pPr>
-            <w:r>
-              <w:rPr>
-                <w:rFonts w:ascii="Arial" w:hAnsi="Arial" w:cs="Arial"/>
-              </w:rPr>
-              <w:t>Daily Scrum</w:t>
-            </w:r>
+            <w:proofErr w:type="spellStart"/>
+            <w:r>
+              <w:rPr>
+                <w:rFonts w:ascii="Arial" w:hAnsi="Arial" w:cs="Arial"/>
+              </w:rPr>
+              <w:t>Daily</w:t>
+            </w:r>
+            <w:proofErr w:type="spellEnd"/>
+            <w:r>
+              <w:rPr>
+                <w:rFonts w:ascii="Arial" w:hAnsi="Arial" w:cs="Arial"/>
+              </w:rPr>
+              <w:t xml:space="preserve"> </w:t>
+            </w:r>
+            <w:proofErr w:type="spellStart"/>
+            <w:r>
+              <w:rPr>
+                <w:rFonts w:ascii="Arial" w:hAnsi="Arial" w:cs="Arial"/>
+              </w:rPr>
+              <w:t>Scrum</w:t>
+            </w:r>
+            <w:proofErr w:type="spellEnd"/>
           </w:p>
         </w:tc>
       </w:tr>
@@ -2237,8 +2353,16 @@
                 <w:rFonts w:ascii="Arial" w:hAnsi="Arial" w:cs="Arial"/>
               </w:rPr>
               <w:lastRenderedPageBreak/>
-              <w:t>Sprint Retrospective</w:t>
-            </w:r>
+              <w:t xml:space="preserve">Sprint </w:t>
+            </w:r>
+            <w:proofErr w:type="spellStart"/>
+            <w:r>
+              <w:rPr>
+                <w:rFonts w:ascii="Arial" w:hAnsi="Arial" w:cs="Arial"/>
+              </w:rPr>
+              <w:t>Retrospective</w:t>
+            </w:r>
+            <w:proofErr w:type="spellEnd"/>
           </w:p>
         </w:tc>
       </w:tr>
@@ -2447,7 +2571,35 @@
               <w:rPr>
                 <w:rFonts w:ascii="Arial" w:hAnsi="Arial" w:cs="Arial"/>
               </w:rPr>
-              <w:t>Presentazione Daily Scrum (non c’entra con il progetto)</w:t>
+              <w:t xml:space="preserve">Presentazione </w:t>
+            </w:r>
+            <w:proofErr w:type="spellStart"/>
+            <w:r>
+              <w:rPr>
+                <w:rFonts w:ascii="Arial" w:hAnsi="Arial" w:cs="Arial"/>
+              </w:rPr>
+              <w:t>Daily</w:t>
+            </w:r>
+            <w:proofErr w:type="spellEnd"/>
+            <w:r>
+              <w:rPr>
+                <w:rFonts w:ascii="Arial" w:hAnsi="Arial" w:cs="Arial"/>
+              </w:rPr>
+              <w:t xml:space="preserve"> </w:t>
+            </w:r>
+            <w:proofErr w:type="spellStart"/>
+            <w:r>
+              <w:rPr>
+                <w:rFonts w:ascii="Arial" w:hAnsi="Arial" w:cs="Arial"/>
+              </w:rPr>
+              <w:t>Scrum</w:t>
+            </w:r>
+            <w:proofErr w:type="spellEnd"/>
+            <w:r>
+              <w:rPr>
+                <w:rFonts w:ascii="Arial" w:hAnsi="Arial" w:cs="Arial"/>
+              </w:rPr>
+              <w:t xml:space="preserve"> (non c’entra con il progetto)</w:t>
             </w:r>
           </w:p>
           <w:p>
@@ -2479,11 +2631,19 @@
                 <w:rFonts w:ascii="Arial" w:hAnsi="Arial" w:cs="Arial"/>
               </w:rPr>
             </w:pPr>
-            <w:r>
-              <w:rPr>
-                <w:rFonts w:ascii="Arial" w:hAnsi="Arial" w:cs="Arial"/>
-              </w:rPr>
-              <w:t>Gantt Preventivo</w:t>
+            <w:proofErr w:type="spellStart"/>
+            <w:r>
+              <w:rPr>
+                <w:rFonts w:ascii="Arial" w:hAnsi="Arial" w:cs="Arial"/>
+              </w:rPr>
+              <w:t>Gantt</w:t>
+            </w:r>
+            <w:proofErr w:type="spellEnd"/>
+            <w:r>
+              <w:rPr>
+                <w:rFonts w:ascii="Arial" w:hAnsi="Arial" w:cs="Arial"/>
+              </w:rPr>
+              <w:t xml:space="preserve"> Preventivo</w:t>
             </w:r>
           </w:p>
           <w:p>
@@ -2528,12 +2688,14 @@
                 <w:rFonts w:ascii="Arial" w:hAnsi="Arial" w:cs="Arial"/>
               </w:rPr>
             </w:pPr>
+            <w:proofErr w:type="spellStart"/>
             <w:r>
               <w:rPr>
                 <w:rFonts w:ascii="Arial" w:hAnsi="Arial" w:cs="Arial"/>
               </w:rPr>
               <w:t>Swimlane</w:t>
             </w:r>
+            <w:proofErr w:type="spellEnd"/>
           </w:p>
           <w:p>
             <w:pPr>
@@ -2559,12 +2721,14 @@
                 <w:rFonts w:ascii="Arial" w:hAnsi="Arial" w:cs="Arial"/>
               </w:rPr>
             </w:pPr>
+            <w:proofErr w:type="spellStart"/>
             <w:r>
               <w:rPr>
                 <w:rFonts w:ascii="Arial" w:hAnsi="Arial" w:cs="Arial"/>
               </w:rPr>
               <w:t>Mockup</w:t>
             </w:r>
+            <w:proofErr w:type="spellEnd"/>
           </w:p>
           <w:p>
             <w:pPr>
@@ -2933,12 +3097,28 @@
                 <w:rFonts w:ascii="Arial" w:hAnsi="Arial" w:cs="Arial"/>
               </w:rPr>
             </w:pPr>
-            <w:r>
-              <w:rPr>
-                <w:rFonts w:ascii="Arial" w:hAnsi="Arial" w:cs="Arial"/>
-              </w:rPr>
-              <w:t>Daily Scrum</w:t>
-            </w:r>
+            <w:proofErr w:type="spellStart"/>
+            <w:r>
+              <w:rPr>
+                <w:rFonts w:ascii="Arial" w:hAnsi="Arial" w:cs="Arial"/>
+              </w:rPr>
+              <w:t>Daily</w:t>
+            </w:r>
+            <w:proofErr w:type="spellEnd"/>
+            <w:r>
+              <w:rPr>
+                <w:rFonts w:ascii="Arial" w:hAnsi="Arial" w:cs="Arial"/>
+              </w:rPr>
+              <w:t xml:space="preserve"> </w:t>
+            </w:r>
+            <w:proofErr w:type="spellStart"/>
+            <w:r>
+              <w:rPr>
+                <w:rFonts w:ascii="Arial" w:hAnsi="Arial" w:cs="Arial"/>
+              </w:rPr>
+              <w:t>Scrum</w:t>
+            </w:r>
+            <w:proofErr w:type="spellEnd"/>
           </w:p>
         </w:tc>
       </w:tr>
@@ -3093,8 +3273,16 @@
               <w:rPr>
                 <w:rFonts w:ascii="Arial" w:hAnsi="Arial" w:cs="Arial"/>
               </w:rPr>
-              <w:t>Sprint Retrospective</w:t>
-            </w:r>
+              <w:t xml:space="preserve">Sprint </w:t>
+            </w:r>
+            <w:proofErr w:type="spellStart"/>
+            <w:r>
+              <w:rPr>
+                <w:rFonts w:ascii="Arial" w:hAnsi="Arial" w:cs="Arial"/>
+              </w:rPr>
+              <w:t>Retrospective</w:t>
+            </w:r>
+            <w:proofErr w:type="spellEnd"/>
           </w:p>
         </w:tc>
       </w:tr>
@@ -3304,8 +3492,30 @@
               <w:rPr>
                 <w:rFonts w:ascii="Arial" w:hAnsi="Arial" w:cs="Arial"/>
               </w:rPr>
-              <w:t>Presentazione Daily Scrum</w:t>
-            </w:r>
+              <w:t xml:space="preserve">Presentazione </w:t>
+            </w:r>
+            <w:proofErr w:type="spellStart"/>
+            <w:r>
+              <w:rPr>
+                <w:rFonts w:ascii="Arial" w:hAnsi="Arial" w:cs="Arial"/>
+              </w:rPr>
+              <w:t>Daily</w:t>
+            </w:r>
+            <w:proofErr w:type="spellEnd"/>
+            <w:r>
+              <w:rPr>
+                <w:rFonts w:ascii="Arial" w:hAnsi="Arial" w:cs="Arial"/>
+              </w:rPr>
+              <w:t xml:space="preserve"> </w:t>
+            </w:r>
+            <w:proofErr w:type="spellStart"/>
+            <w:r>
+              <w:rPr>
+                <w:rFonts w:ascii="Arial" w:hAnsi="Arial" w:cs="Arial"/>
+              </w:rPr>
+              <w:t>Scrum</w:t>
+            </w:r>
+            <w:proofErr w:type="spellEnd"/>
           </w:p>
           <w:p>
             <w:pPr>
@@ -3322,8 +3532,16 @@
               <w:rPr>
                 <w:rFonts w:ascii="Arial" w:hAnsi="Arial" w:cs="Arial"/>
               </w:rPr>
-              <w:t>GitHub Branch</w:t>
-            </w:r>
+              <w:t xml:space="preserve">GitHub </w:t>
+            </w:r>
+            <w:proofErr w:type="spellStart"/>
+            <w:r>
+              <w:rPr>
+                <w:rFonts w:ascii="Arial" w:hAnsi="Arial" w:cs="Arial"/>
+              </w:rPr>
+              <w:t>Branch</w:t>
+            </w:r>
+            <w:proofErr w:type="spellEnd"/>
           </w:p>
           <w:p>
             <w:pPr>
@@ -3353,8 +3571,16 @@
               <w:rPr>
                 <w:rFonts w:ascii="Arial" w:hAnsi="Arial" w:cs="Arial"/>
               </w:rPr>
-              <w:t>Profilo utente senza codebehind</w:t>
-            </w:r>
+              <w:t xml:space="preserve">Profilo utente senza </w:t>
+            </w:r>
+            <w:proofErr w:type="spellStart"/>
+            <w:r>
+              <w:rPr>
+                <w:rFonts w:ascii="Arial" w:hAnsi="Arial" w:cs="Arial"/>
+              </w:rPr>
+              <w:t>codebehind</w:t>
+            </w:r>
+            <w:proofErr w:type="spellEnd"/>
           </w:p>
           <w:p>
             <w:pPr>
@@ -3384,8 +3610,16 @@
               <w:rPr>
                 <w:rFonts w:ascii="Arial" w:hAnsi="Arial" w:cs="Arial"/>
               </w:rPr>
-              <w:t>Login senza codebehind</w:t>
-            </w:r>
+              <w:t xml:space="preserve">Login senza </w:t>
+            </w:r>
+            <w:proofErr w:type="spellStart"/>
+            <w:r>
+              <w:rPr>
+                <w:rFonts w:ascii="Arial" w:hAnsi="Arial" w:cs="Arial"/>
+              </w:rPr>
+              <w:t>codebehind</w:t>
+            </w:r>
+            <w:proofErr w:type="spellEnd"/>
           </w:p>
           <w:p>
             <w:pPr>
@@ -3433,8 +3667,16 @@
               <w:rPr>
                 <w:rFonts w:ascii="Arial" w:hAnsi="Arial" w:cs="Arial"/>
               </w:rPr>
-              <w:t>Calendario senza codebehind</w:t>
-            </w:r>
+              <w:t xml:space="preserve">Calendario senza </w:t>
+            </w:r>
+            <w:proofErr w:type="spellStart"/>
+            <w:r>
+              <w:rPr>
+                <w:rFonts w:ascii="Arial" w:hAnsi="Arial" w:cs="Arial"/>
+              </w:rPr>
+              <w:t>codebehind</w:t>
+            </w:r>
+            <w:proofErr w:type="spellEnd"/>
           </w:p>
           <w:p>
             <w:pPr>
@@ -3788,8 +4030,16 @@
               <w:rPr>
                 <w:rFonts w:ascii="Arial" w:hAnsi="Arial" w:cs="Arial"/>
               </w:rPr>
-              <w:t>Cominciare codebehind</w:t>
-            </w:r>
+              <w:t xml:space="preserve">Cominciare </w:t>
+            </w:r>
+            <w:proofErr w:type="spellStart"/>
+            <w:r>
+              <w:rPr>
+                <w:rFonts w:ascii="Arial" w:hAnsi="Arial" w:cs="Arial"/>
+              </w:rPr>
+              <w:t>codebehind</w:t>
+            </w:r>
+            <w:proofErr w:type="spellEnd"/>
           </w:p>
         </w:tc>
       </w:tr>
@@ -3843,12 +4093,28 @@
                 <w:rFonts w:ascii="Arial" w:hAnsi="Arial" w:cs="Arial"/>
               </w:rPr>
             </w:pPr>
-            <w:r>
-              <w:rPr>
-                <w:rFonts w:ascii="Arial" w:hAnsi="Arial" w:cs="Arial"/>
-              </w:rPr>
-              <w:t>Daily Scrum</w:t>
-            </w:r>
+            <w:proofErr w:type="spellStart"/>
+            <w:r>
+              <w:rPr>
+                <w:rFonts w:ascii="Arial" w:hAnsi="Arial" w:cs="Arial"/>
+              </w:rPr>
+              <w:t>Daily</w:t>
+            </w:r>
+            <w:proofErr w:type="spellEnd"/>
+            <w:r>
+              <w:rPr>
+                <w:rFonts w:ascii="Arial" w:hAnsi="Arial" w:cs="Arial"/>
+              </w:rPr>
+              <w:t xml:space="preserve"> </w:t>
+            </w:r>
+            <w:proofErr w:type="spellStart"/>
+            <w:r>
+              <w:rPr>
+                <w:rFonts w:ascii="Arial" w:hAnsi="Arial" w:cs="Arial"/>
+              </w:rPr>
+              <w:t>Scrum</w:t>
+            </w:r>
+            <w:proofErr w:type="spellEnd"/>
           </w:p>
         </w:tc>
       </w:tr>
@@ -4051,8 +4317,16 @@
                 <w:rFonts w:ascii="Arial" w:hAnsi="Arial" w:cs="Arial"/>
               </w:rPr>
               <w:lastRenderedPageBreak/>
-              <w:t>Sprint Retrospective</w:t>
-            </w:r>
+              <w:t xml:space="preserve">Sprint </w:t>
+            </w:r>
+            <w:proofErr w:type="spellStart"/>
+            <w:r>
+              <w:rPr>
+                <w:rFonts w:ascii="Arial" w:hAnsi="Arial" w:cs="Arial"/>
+              </w:rPr>
+              <w:t>Retrospective</w:t>
+            </w:r>
+            <w:proofErr w:type="spellEnd"/>
           </w:p>
         </w:tc>
       </w:tr>
@@ -4649,12 +4923,28 @@
                 <w:rFonts w:ascii="Arial" w:hAnsi="Arial" w:cs="Arial"/>
               </w:rPr>
             </w:pPr>
-            <w:r>
-              <w:rPr>
-                <w:rFonts w:ascii="Arial" w:hAnsi="Arial" w:cs="Arial"/>
-              </w:rPr>
-              <w:t>Daily Scrum</w:t>
-            </w:r>
+            <w:proofErr w:type="spellStart"/>
+            <w:r>
+              <w:rPr>
+                <w:rFonts w:ascii="Arial" w:hAnsi="Arial" w:cs="Arial"/>
+              </w:rPr>
+              <w:t>Daily</w:t>
+            </w:r>
+            <w:proofErr w:type="spellEnd"/>
+            <w:r>
+              <w:rPr>
+                <w:rFonts w:ascii="Arial" w:hAnsi="Arial" w:cs="Arial"/>
+              </w:rPr>
+              <w:t xml:space="preserve"> </w:t>
+            </w:r>
+            <w:proofErr w:type="spellStart"/>
+            <w:r>
+              <w:rPr>
+                <w:rFonts w:ascii="Arial" w:hAnsi="Arial" w:cs="Arial"/>
+              </w:rPr>
+              <w:t>Scrum</w:t>
+            </w:r>
+            <w:proofErr w:type="spellEnd"/>
           </w:p>
         </w:tc>
       </w:tr>
@@ -4856,8 +5146,16 @@
               <w:rPr>
                 <w:rFonts w:ascii="Arial" w:hAnsi="Arial" w:cs="Arial"/>
               </w:rPr>
-              <w:t>Sprint Retrospective</w:t>
-            </w:r>
+              <w:t xml:space="preserve">Sprint </w:t>
+            </w:r>
+            <w:proofErr w:type="spellStart"/>
+            <w:r>
+              <w:rPr>
+                <w:rFonts w:ascii="Arial" w:hAnsi="Arial" w:cs="Arial"/>
+              </w:rPr>
+              <w:t>Retrospective</w:t>
+            </w:r>
+            <w:proofErr w:type="spellEnd"/>
           </w:p>
         </w:tc>
       </w:tr>
@@ -5372,13 +5670,97 @@
               <w:rPr>
                 <w:rFonts w:ascii="Arial" w:hAnsi="Arial" w:cs="Arial"/>
               </w:rPr>
-              <w:t>Problema con il mostrare quali giorni hanno le attività, l’EventCollection quando facevo il controllo per vedere se in quel giorno c’erano più attività la leggeva come ICollection e quindi non consentiva l’aggiunta tramite la funzione Add diretta</w:t>
-            </w:r>
-            <w:r>
-              <w:rPr>
-                <w:rFonts w:ascii="Arial" w:hAnsi="Arial" w:cs="Arial"/>
-              </w:rPr>
-              <w:t>. Per sistemarlo ho dovuto convertire gli elementi in oggetti generici e poi fare un toList per convertirli in una lista, poi ho aggiunto l’evento alla lista tramite Add(), e poi ho dato all’EventCollection la lista di eventi per quel giorno li.</w:t>
+              <w:t>Problema con il mostrare quali giorni hanno le attività, l’</w:t>
+            </w:r>
+            <w:proofErr w:type="spellStart"/>
+            <w:r>
+              <w:rPr>
+                <w:rFonts w:ascii="Arial" w:hAnsi="Arial" w:cs="Arial"/>
+              </w:rPr>
+              <w:t>EventCollection</w:t>
+            </w:r>
+            <w:proofErr w:type="spellEnd"/>
+            <w:r>
+              <w:rPr>
+                <w:rFonts w:ascii="Arial" w:hAnsi="Arial" w:cs="Arial"/>
+              </w:rPr>
+              <w:t xml:space="preserve"> quando facevo il controllo per vedere se in quel giorno c’erano più attività la leggeva come </w:t>
+            </w:r>
+            <w:proofErr w:type="spellStart"/>
+            <w:r>
+              <w:rPr>
+                <w:rFonts w:ascii="Arial" w:hAnsi="Arial" w:cs="Arial"/>
+              </w:rPr>
+              <w:t>ICollection</w:t>
+            </w:r>
+            <w:proofErr w:type="spellEnd"/>
+            <w:r>
+              <w:rPr>
+                <w:rFonts w:ascii="Arial" w:hAnsi="Arial" w:cs="Arial"/>
+              </w:rPr>
+              <w:t xml:space="preserve"> e quindi non consentiva l’aggiunta tramite la funzione </w:t>
+            </w:r>
+            <w:proofErr w:type="spellStart"/>
+            <w:r>
+              <w:rPr>
+                <w:rFonts w:ascii="Arial" w:hAnsi="Arial" w:cs="Arial"/>
+              </w:rPr>
+              <w:t>Add</w:t>
+            </w:r>
+            <w:proofErr w:type="spellEnd"/>
+            <w:r>
+              <w:rPr>
+                <w:rFonts w:ascii="Arial" w:hAnsi="Arial" w:cs="Arial"/>
+              </w:rPr>
+              <w:t xml:space="preserve"> diretta</w:t>
+            </w:r>
+            <w:r>
+              <w:rPr>
+                <w:rFonts w:ascii="Arial" w:hAnsi="Arial" w:cs="Arial"/>
+              </w:rPr>
+              <w:t xml:space="preserve">. Per sistemarlo ho dovuto convertire gli elementi in oggetti generici e poi fare un </w:t>
+            </w:r>
+            <w:proofErr w:type="spellStart"/>
+            <w:r>
+              <w:rPr>
+                <w:rFonts w:ascii="Arial" w:hAnsi="Arial" w:cs="Arial"/>
+              </w:rPr>
+              <w:t>toList</w:t>
+            </w:r>
+            <w:proofErr w:type="spellEnd"/>
+            <w:r>
+              <w:rPr>
+                <w:rFonts w:ascii="Arial" w:hAnsi="Arial" w:cs="Arial"/>
+              </w:rPr>
+              <w:t xml:space="preserve"> per convertirli in una lista, poi ho aggiunto l’evento alla lista tramite </w:t>
+            </w:r>
+            <w:proofErr w:type="spellStart"/>
+            <w:r>
+              <w:rPr>
+                <w:rFonts w:ascii="Arial" w:hAnsi="Arial" w:cs="Arial"/>
+              </w:rPr>
+              <w:t>Add</w:t>
+            </w:r>
+            <w:proofErr w:type="spellEnd"/>
+            <w:r>
+              <w:rPr>
+                <w:rFonts w:ascii="Arial" w:hAnsi="Arial" w:cs="Arial"/>
+              </w:rPr>
+              <w:t>(), e poi ho dato all’</w:t>
+            </w:r>
+            <w:proofErr w:type="spellStart"/>
+            <w:r>
+              <w:rPr>
+                <w:rFonts w:ascii="Arial" w:hAnsi="Arial" w:cs="Arial"/>
+              </w:rPr>
+              <w:t>EventCollection</w:t>
+            </w:r>
+            <w:proofErr w:type="spellEnd"/>
+            <w:r>
+              <w:rPr>
+                <w:rFonts w:ascii="Arial" w:hAnsi="Arial" w:cs="Arial"/>
+              </w:rPr>
+              <w:t xml:space="preserve"> la lista di eventi per quel giorno li.</w:t>
             </w:r>
           </w:p>
         </w:tc>
@@ -5643,12 +6025,28 @@
                 <w:rFonts w:ascii="Arial" w:hAnsi="Arial" w:cs="Arial"/>
               </w:rPr>
             </w:pPr>
-            <w:r>
-              <w:rPr>
-                <w:rFonts w:ascii="Arial" w:hAnsi="Arial" w:cs="Arial"/>
-              </w:rPr>
-              <w:t>Daily Scrum</w:t>
-            </w:r>
+            <w:proofErr w:type="spellStart"/>
+            <w:r>
+              <w:rPr>
+                <w:rFonts w:ascii="Arial" w:hAnsi="Arial" w:cs="Arial"/>
+              </w:rPr>
+              <w:t>Daily</w:t>
+            </w:r>
+            <w:proofErr w:type="spellEnd"/>
+            <w:r>
+              <w:rPr>
+                <w:rFonts w:ascii="Arial" w:hAnsi="Arial" w:cs="Arial"/>
+              </w:rPr>
+              <w:t xml:space="preserve"> </w:t>
+            </w:r>
+            <w:proofErr w:type="spellStart"/>
+            <w:r>
+              <w:rPr>
+                <w:rFonts w:ascii="Arial" w:hAnsi="Arial" w:cs="Arial"/>
+              </w:rPr>
+              <w:t>Scrum</w:t>
+            </w:r>
+            <w:proofErr w:type="spellEnd"/>
           </w:p>
         </w:tc>
       </w:tr>
@@ -5715,7 +6113,21 @@
               <w:rPr>
                 <w:rFonts w:ascii="Arial" w:hAnsi="Arial" w:cs="Arial"/>
               </w:rPr>
-              <w:t>Layout iniziale del mockup si è rivelato molto difficile da fare con la nostra capacità attuali, abbiamo deciso di cambiare il layout con uno più semplice da implementare.</w:t>
+              <w:t xml:space="preserve">Layout iniziale del </w:t>
+            </w:r>
+            <w:proofErr w:type="spellStart"/>
+            <w:r>
+              <w:rPr>
+                <w:rFonts w:ascii="Arial" w:hAnsi="Arial" w:cs="Arial"/>
+              </w:rPr>
+              <w:t>mockup</w:t>
+            </w:r>
+            <w:proofErr w:type="spellEnd"/>
+            <w:r>
+              <w:rPr>
+                <w:rFonts w:ascii="Arial" w:hAnsi="Arial" w:cs="Arial"/>
+              </w:rPr>
+              <w:t xml:space="preserve"> si è rivelato molto difficile da fare con la nostra capacità attuali, abbiamo deciso di cambiare il layout con uno più semplice da implementare.</w:t>
             </w:r>
           </w:p>
           <w:p>
@@ -5913,8 +6325,16 @@
               <w:rPr>
                 <w:rFonts w:ascii="Arial" w:hAnsi="Arial" w:cs="Arial"/>
               </w:rPr>
-              <w:t>Sprint Retrospective</w:t>
-            </w:r>
+              <w:t xml:space="preserve">Sprint </w:t>
+            </w:r>
+            <w:proofErr w:type="spellStart"/>
+            <w:r>
+              <w:rPr>
+                <w:rFonts w:ascii="Arial" w:hAnsi="Arial" w:cs="Arial"/>
+              </w:rPr>
+              <w:t>Retrospective</w:t>
+            </w:r>
+            <w:proofErr w:type="spellEnd"/>
           </w:p>
         </w:tc>
       </w:tr>
@@ -6525,7 +6945,21 @@
               <w:rPr>
                 <w:rFonts w:ascii="Arial" w:hAnsi="Arial" w:cs="Arial"/>
               </w:rPr>
-              <w:t>Soluzione: usato attributo FirstDayOfWeek per impostare il lunedì come primo giorno</w:t>
+              <w:t xml:space="preserve">Soluzione: usato attributo </w:t>
+            </w:r>
+            <w:proofErr w:type="spellStart"/>
+            <w:r>
+              <w:rPr>
+                <w:rFonts w:ascii="Arial" w:hAnsi="Arial" w:cs="Arial"/>
+              </w:rPr>
+              <w:t>FirstDayOfWeek</w:t>
+            </w:r>
+            <w:proofErr w:type="spellEnd"/>
+            <w:r>
+              <w:rPr>
+                <w:rFonts w:ascii="Arial" w:hAnsi="Arial" w:cs="Arial"/>
+              </w:rPr>
+              <w:t xml:space="preserve"> per impostare il lunedì come primo giorno</w:t>
             </w:r>
           </w:p>
           <w:p>
@@ -6907,12 +7341,28 @@
                 <w:rFonts w:ascii="Arial" w:hAnsi="Arial" w:cs="Arial"/>
               </w:rPr>
             </w:pPr>
-            <w:r>
-              <w:rPr>
-                <w:rFonts w:ascii="Arial" w:hAnsi="Arial" w:cs="Arial"/>
-              </w:rPr>
-              <w:t>Daily Scrum</w:t>
-            </w:r>
+            <w:proofErr w:type="spellStart"/>
+            <w:r>
+              <w:rPr>
+                <w:rFonts w:ascii="Arial" w:hAnsi="Arial" w:cs="Arial"/>
+              </w:rPr>
+              <w:t>Daily</w:t>
+            </w:r>
+            <w:proofErr w:type="spellEnd"/>
+            <w:r>
+              <w:rPr>
+                <w:rFonts w:ascii="Arial" w:hAnsi="Arial" w:cs="Arial"/>
+              </w:rPr>
+              <w:t xml:space="preserve"> </w:t>
+            </w:r>
+            <w:proofErr w:type="spellStart"/>
+            <w:r>
+              <w:rPr>
+                <w:rFonts w:ascii="Arial" w:hAnsi="Arial" w:cs="Arial"/>
+              </w:rPr>
+              <w:t>Scrum</w:t>
+            </w:r>
+            <w:proofErr w:type="spellEnd"/>
           </w:p>
         </w:tc>
       </w:tr>
@@ -7177,8 +7627,16 @@
               <w:rPr>
                 <w:rFonts w:ascii="Arial" w:hAnsi="Arial" w:cs="Arial"/>
               </w:rPr>
-              <w:t>Sprint Retrospective</w:t>
-            </w:r>
+              <w:t xml:space="preserve">Sprint </w:t>
+            </w:r>
+            <w:proofErr w:type="spellStart"/>
+            <w:r>
+              <w:rPr>
+                <w:rFonts w:ascii="Arial" w:hAnsi="Arial" w:cs="Arial"/>
+              </w:rPr>
+              <w:t>Retrospective</w:t>
+            </w:r>
+            <w:proofErr w:type="spellEnd"/>
           </w:p>
         </w:tc>
       </w:tr>
@@ -7500,7 +7958,21 @@
               <w:rPr>
                 <w:rFonts w:ascii="Arial" w:hAnsi="Arial" w:cs="Arial"/>
               </w:rPr>
-              <w:t>Cambiato il datePicker (x la data di nascita) ad un massimo di 2008</w:t>
+              <w:t xml:space="preserve">Cambiato il </w:t>
+            </w:r>
+            <w:proofErr w:type="spellStart"/>
+            <w:r>
+              <w:rPr>
+                <w:rFonts w:ascii="Arial" w:hAnsi="Arial" w:cs="Arial"/>
+              </w:rPr>
+              <w:t>datePicker</w:t>
+            </w:r>
+            <w:proofErr w:type="spellEnd"/>
+            <w:r>
+              <w:rPr>
+                <w:rFonts w:ascii="Arial" w:hAnsi="Arial" w:cs="Arial"/>
+              </w:rPr>
+              <w:t xml:space="preserve"> (x la data di nascita) ad un massimo di 2008</w:t>
             </w:r>
           </w:p>
           <w:p>
@@ -7611,7 +8083,21 @@
               <w:rPr>
                 <w:rFonts w:ascii="Arial" w:hAnsi="Arial" w:cs="Arial"/>
               </w:rPr>
-              <w:t>Iniziato Gantt consuntivo</w:t>
+              <w:t xml:space="preserve">Iniziato </w:t>
+            </w:r>
+            <w:proofErr w:type="spellStart"/>
+            <w:r>
+              <w:rPr>
+                <w:rFonts w:ascii="Arial" w:hAnsi="Arial" w:cs="Arial"/>
+              </w:rPr>
+              <w:t>Gantt</w:t>
+            </w:r>
+            <w:proofErr w:type="spellEnd"/>
+            <w:r>
+              <w:rPr>
+                <w:rFonts w:ascii="Arial" w:hAnsi="Arial" w:cs="Arial"/>
+              </w:rPr>
+              <w:t xml:space="preserve"> consuntivo</w:t>
             </w:r>
           </w:p>
           <w:p>
@@ -7762,8 +8248,16 @@
               <w:rPr>
                 <w:rFonts w:ascii="Arial" w:hAnsi="Arial" w:cs="Arial"/>
               </w:rPr>
-              <w:t>Soluzione: sbagliato il controllo dei ciclo if</w:t>
-            </w:r>
+              <w:t xml:space="preserve">Soluzione: sbagliato il controllo dei ciclo </w:t>
+            </w:r>
+            <w:proofErr w:type="spellStart"/>
+            <w:r>
+              <w:rPr>
+                <w:rFonts w:ascii="Arial" w:hAnsi="Arial" w:cs="Arial"/>
+              </w:rPr>
+              <w:t>if</w:t>
+            </w:r>
+            <w:proofErr w:type="spellEnd"/>
           </w:p>
           <w:p>
             <w:pPr>
@@ -8098,7 +8592,21 @@
               <w:rPr>
                 <w:rFonts w:ascii="Arial" w:hAnsi="Arial" w:cs="Arial"/>
               </w:rPr>
-              <w:t>Continuare Gantt Consuntivo</w:t>
+              <w:t xml:space="preserve">Continuare </w:t>
+            </w:r>
+            <w:proofErr w:type="spellStart"/>
+            <w:r>
+              <w:rPr>
+                <w:rFonts w:ascii="Arial" w:hAnsi="Arial" w:cs="Arial"/>
+              </w:rPr>
+              <w:t>Gantt</w:t>
+            </w:r>
+            <w:proofErr w:type="spellEnd"/>
+            <w:r>
+              <w:rPr>
+                <w:rFonts w:ascii="Arial" w:hAnsi="Arial" w:cs="Arial"/>
+              </w:rPr>
+              <w:t xml:space="preserve"> Consuntivo</w:t>
             </w:r>
           </w:p>
           <w:p>
@@ -8239,12 +8747,28 @@
                 <w:rFonts w:ascii="Arial" w:hAnsi="Arial" w:cs="Arial"/>
               </w:rPr>
             </w:pPr>
-            <w:r>
-              <w:rPr>
-                <w:rFonts w:ascii="Arial" w:hAnsi="Arial" w:cs="Arial"/>
-              </w:rPr>
-              <w:t>Daily Scrum</w:t>
-            </w:r>
+            <w:proofErr w:type="spellStart"/>
+            <w:r>
+              <w:rPr>
+                <w:rFonts w:ascii="Arial" w:hAnsi="Arial" w:cs="Arial"/>
+              </w:rPr>
+              <w:t>Daily</w:t>
+            </w:r>
+            <w:proofErr w:type="spellEnd"/>
+            <w:r>
+              <w:rPr>
+                <w:rFonts w:ascii="Arial" w:hAnsi="Arial" w:cs="Arial"/>
+              </w:rPr>
+              <w:t xml:space="preserve"> </w:t>
+            </w:r>
+            <w:proofErr w:type="spellStart"/>
+            <w:r>
+              <w:rPr>
+                <w:rFonts w:ascii="Arial" w:hAnsi="Arial" w:cs="Arial"/>
+              </w:rPr>
+              <w:t>Scrum</w:t>
+            </w:r>
+            <w:proofErr w:type="spellEnd"/>
           </w:p>
         </w:tc>
       </w:tr>
@@ -8463,7 +8987,21 @@
               <w:rPr>
                 <w:rFonts w:ascii="Arial" w:hAnsi="Arial" w:cs="Arial"/>
               </w:rPr>
-              <w:t>Note soressa:</w:t>
+              <w:t xml:space="preserve">Note </w:t>
+            </w:r>
+            <w:proofErr w:type="spellStart"/>
+            <w:r>
+              <w:rPr>
+                <w:rFonts w:ascii="Arial" w:hAnsi="Arial" w:cs="Arial"/>
+              </w:rPr>
+              <w:t>soressa</w:t>
+            </w:r>
+            <w:proofErr w:type="spellEnd"/>
+            <w:r>
+              <w:rPr>
+                <w:rFonts w:ascii="Arial" w:hAnsi="Arial" w:cs="Arial"/>
+              </w:rPr>
+              <w:t>:</w:t>
             </w:r>
           </w:p>
           <w:p>
@@ -8543,11 +9081,19 @@
                 <w:rFonts w:ascii="Arial" w:hAnsi="Arial" w:cs="Arial"/>
               </w:rPr>
             </w:pPr>
-            <w:r>
-              <w:rPr>
-                <w:rFonts w:ascii="Arial" w:hAnsi="Arial" w:cs="Arial"/>
-              </w:rPr>
-              <w:t>Primary key nel database per lo username</w:t>
+            <w:proofErr w:type="spellStart"/>
+            <w:r>
+              <w:rPr>
+                <w:rFonts w:ascii="Arial" w:hAnsi="Arial" w:cs="Arial"/>
+              </w:rPr>
+              <w:t>Primary</w:t>
+            </w:r>
+            <w:proofErr w:type="spellEnd"/>
+            <w:r>
+              <w:rPr>
+                <w:rFonts w:ascii="Arial" w:hAnsi="Arial" w:cs="Arial"/>
+              </w:rPr>
+              <w:t xml:space="preserve"> key nel database per lo username</w:t>
             </w:r>
           </w:p>
           <w:p>
@@ -8695,8 +9241,16 @@
               <w:rPr>
                 <w:rFonts w:ascii="Arial" w:hAnsi="Arial" w:cs="Arial"/>
               </w:rPr>
-              <w:t>Sprint Retrospective</w:t>
-            </w:r>
+              <w:t xml:space="preserve">Sprint </w:t>
+            </w:r>
+            <w:proofErr w:type="spellStart"/>
+            <w:r>
+              <w:rPr>
+                <w:rFonts w:ascii="Arial" w:hAnsi="Arial" w:cs="Arial"/>
+              </w:rPr>
+              <w:t>Retrospective</w:t>
+            </w:r>
+            <w:proofErr w:type="spellEnd"/>
           </w:p>
         </w:tc>
       </w:tr>
@@ -8768,7 +9322,21 @@
               <w:rPr>
                 <w:rFonts w:ascii="Arial" w:hAnsi="Arial" w:cs="Arial"/>
               </w:rPr>
-              <w:t>Sistemare ciò che la soressa ha notato</w:t>
+              <w:t xml:space="preserve">Sistemare ciò che la </w:t>
+            </w:r>
+            <w:proofErr w:type="spellStart"/>
+            <w:r>
+              <w:rPr>
+                <w:rFonts w:ascii="Arial" w:hAnsi="Arial" w:cs="Arial"/>
+              </w:rPr>
+              <w:t>soressa</w:t>
+            </w:r>
+            <w:proofErr w:type="spellEnd"/>
+            <w:r>
+              <w:rPr>
+                <w:rFonts w:ascii="Arial" w:hAnsi="Arial" w:cs="Arial"/>
+              </w:rPr>
+              <w:t xml:space="preserve"> ha notato</w:t>
             </w:r>
           </w:p>
           <w:p>
@@ -9070,8 +9638,16 @@
               <w:rPr>
                 <w:rFonts w:ascii="Arial" w:hAnsi="Arial" w:cs="Arial"/>
               </w:rPr>
-              <w:t>Documentazione: Analisi dei mezzi (finita), Design architettura del sistema e Design del database + creazione capitoli mockup</w:t>
-            </w:r>
+              <w:t xml:space="preserve">Documentazione: Analisi dei mezzi (finita), Design architettura del sistema e Design del database + creazione capitoli </w:t>
+            </w:r>
+            <w:proofErr w:type="spellStart"/>
+            <w:r>
+              <w:rPr>
+                <w:rFonts w:ascii="Arial" w:hAnsi="Arial" w:cs="Arial"/>
+              </w:rPr>
+              <w:t>mockup</w:t>
+            </w:r>
+            <w:proofErr w:type="spellEnd"/>
           </w:p>
           <w:p>
             <w:pPr>
@@ -9235,7 +9811,21 @@
               <w:rPr>
                 <w:rFonts w:ascii="Arial" w:hAnsi="Arial" w:cs="Arial"/>
               </w:rPr>
-              <w:t>Aggiornato Gantt consuntivo</w:t>
+              <w:t xml:space="preserve">Aggiornato </w:t>
+            </w:r>
+            <w:proofErr w:type="spellStart"/>
+            <w:r>
+              <w:rPr>
+                <w:rFonts w:ascii="Arial" w:hAnsi="Arial" w:cs="Arial"/>
+              </w:rPr>
+              <w:t>Gantt</w:t>
+            </w:r>
+            <w:proofErr w:type="spellEnd"/>
+            <w:r>
+              <w:rPr>
+                <w:rFonts w:ascii="Arial" w:hAnsi="Arial" w:cs="Arial"/>
+              </w:rPr>
+              <w:t xml:space="preserve"> consuntivo</w:t>
             </w:r>
           </w:p>
           <w:p>
@@ -9267,11 +9857,19 @@
                 <w:rFonts w:ascii="Arial" w:hAnsi="Arial" w:cs="Arial"/>
               </w:rPr>
             </w:pPr>
-            <w:r>
-              <w:rPr>
-                <w:rFonts w:ascii="Arial" w:hAnsi="Arial" w:cs="Arial"/>
-              </w:rPr>
-              <w:t xml:space="preserve">Mockup sistemati </w:t>
+            <w:proofErr w:type="spellStart"/>
+            <w:r>
+              <w:rPr>
+                <w:rFonts w:ascii="Arial" w:hAnsi="Arial" w:cs="Arial"/>
+              </w:rPr>
+              <w:t>Mockup</w:t>
+            </w:r>
+            <w:proofErr w:type="spellEnd"/>
+            <w:r>
+              <w:rPr>
+                <w:rFonts w:ascii="Arial" w:hAnsi="Arial" w:cs="Arial"/>
+              </w:rPr>
+              <w:t xml:space="preserve"> sistemati </w:t>
             </w:r>
             <w:r>
               <w:rPr>
@@ -9374,7 +9972,21 @@
               <w:rPr>
                 <w:rFonts w:ascii="Arial" w:hAnsi="Arial" w:cs="Arial"/>
               </w:rPr>
-              <w:t>Problema: nel form della creazione dell’attività (nel picker del tipo di attività) non venivano mostrati i vari tipi</w:t>
+              <w:t xml:space="preserve">Problema: nel form della creazione dell’attività (nel </w:t>
+            </w:r>
+            <w:proofErr w:type="spellStart"/>
+            <w:r>
+              <w:rPr>
+                <w:rFonts w:ascii="Arial" w:hAnsi="Arial" w:cs="Arial"/>
+              </w:rPr>
+              <w:t>picker</w:t>
+            </w:r>
+            <w:proofErr w:type="spellEnd"/>
+            <w:r>
+              <w:rPr>
+                <w:rFonts w:ascii="Arial" w:hAnsi="Arial" w:cs="Arial"/>
+              </w:rPr>
+              <w:t xml:space="preserve"> del tipo di attività) non venivano mostrati i vari tipi</w:t>
             </w:r>
           </w:p>
           <w:p>
@@ -9392,7 +10004,21 @@
               <w:rPr>
                 <w:rFonts w:ascii="Arial" w:hAnsi="Arial" w:cs="Arial"/>
               </w:rPr>
-              <w:t>Soluzione: spostate dichiarazione dei tipi prima del initializedComponent() e messo la lista delle attività pubblica con getter e setter</w:t>
+              <w:t xml:space="preserve">Soluzione: spostate dichiarazione dei tipi prima del </w:t>
+            </w:r>
+            <w:proofErr w:type="spellStart"/>
+            <w:r>
+              <w:rPr>
+                <w:rFonts w:ascii="Arial" w:hAnsi="Arial" w:cs="Arial"/>
+              </w:rPr>
+              <w:t>initializedComponent</w:t>
+            </w:r>
+            <w:proofErr w:type="spellEnd"/>
+            <w:r>
+              <w:rPr>
+                <w:rFonts w:ascii="Arial" w:hAnsi="Arial" w:cs="Arial"/>
+              </w:rPr>
+              <w:t>() e messo la lista delle attività pubblica con getter e setter</w:t>
             </w:r>
           </w:p>
         </w:tc>
@@ -9686,13 +10312,29 @@
                 <w:rFonts w:ascii="Arial" w:hAnsi="Arial" w:cs="Arial"/>
               </w:rPr>
             </w:pPr>
+            <w:proofErr w:type="spellStart"/>
             <w:r>
               <w:rPr>
                 <w:rFonts w:ascii="Arial" w:hAnsi="Arial" w:cs="Arial"/>
               </w:rPr>
               <w:lastRenderedPageBreak/>
-              <w:t>Daily Scrum</w:t>
-            </w:r>
+              <w:t>Daily</w:t>
+            </w:r>
+            <w:proofErr w:type="spellEnd"/>
+            <w:r>
+              <w:rPr>
+                <w:rFonts w:ascii="Arial" w:hAnsi="Arial" w:cs="Arial"/>
+              </w:rPr>
+              <w:t xml:space="preserve"> </w:t>
+            </w:r>
+            <w:proofErr w:type="spellStart"/>
+            <w:r>
+              <w:rPr>
+                <w:rFonts w:ascii="Arial" w:hAnsi="Arial" w:cs="Arial"/>
+              </w:rPr>
+              <w:t>Scrum</w:t>
+            </w:r>
+            <w:proofErr w:type="spellEnd"/>
           </w:p>
         </w:tc>
       </w:tr>
@@ -9956,8 +10598,16 @@
               <w:rPr>
                 <w:rFonts w:ascii="Arial" w:hAnsi="Arial" w:cs="Arial"/>
               </w:rPr>
-              <w:t>Sprint Retrospective</w:t>
-            </w:r>
+              <w:t xml:space="preserve">Sprint </w:t>
+            </w:r>
+            <w:proofErr w:type="spellStart"/>
+            <w:r>
+              <w:rPr>
+                <w:rFonts w:ascii="Arial" w:hAnsi="Arial" w:cs="Arial"/>
+              </w:rPr>
+              <w:t>Retrospective</w:t>
+            </w:r>
+            <w:proofErr w:type="spellEnd"/>
           </w:p>
         </w:tc>
       </w:tr>
@@ -10126,13 +10776,7 @@
               <w:rPr>
                 <w:rFonts w:ascii="Arial" w:hAnsi="Arial" w:cs="Arial"/>
               </w:rPr>
-              <w:t>24</w:t>
-            </w:r>
-            <w:r>
-              <w:rPr>
-                <w:rFonts w:ascii="Arial" w:hAnsi="Arial" w:cs="Arial"/>
-              </w:rPr>
-              <w:t>.04</w:t>
+              <w:t>24.04</w:t>
             </w:r>
             <w:r>
               <w:rPr>
@@ -10230,13 +10874,7 @@
               <w:rPr>
                 <w:rFonts w:ascii="Arial" w:hAnsi="Arial" w:cs="Arial"/>
               </w:rPr>
-              <w:t>Teoria</w:t>
-            </w:r>
-            <w:r>
-              <w:rPr>
-                <w:rFonts w:ascii="Arial" w:hAnsi="Arial" w:cs="Arial"/>
-              </w:rPr>
-              <w:t xml:space="preserve"> m426</w:t>
+              <w:t>Teoria m426</w:t>
             </w:r>
           </w:p>
           <w:p>
@@ -10388,13 +11026,7 @@
               <w:rPr>
                 <w:rFonts w:ascii="Arial" w:hAnsi="Arial" w:cs="Arial"/>
               </w:rPr>
-              <w:t>Pulito il codice</w:t>
-            </w:r>
-            <w:r>
-              <w:rPr>
-                <w:rFonts w:ascii="Arial" w:hAnsi="Arial" w:cs="Arial"/>
-              </w:rPr>
-              <w:t xml:space="preserve"> seguendo il </w:t>
+              <w:t xml:space="preserve">Pulito il codice seguendo il </w:t>
             </w:r>
             <w:r>
               <w:rPr>
@@ -10402,8 +11034,18 @@
                 <w:i/>
                 <w:iCs/>
               </w:rPr>
-              <w:t>code clean</w:t>
-            </w:r>
+              <w:t xml:space="preserve">code </w:t>
+            </w:r>
+            <w:proofErr w:type="spellStart"/>
+            <w:r>
+              <w:rPr>
+                <w:rFonts w:ascii="Arial" w:hAnsi="Arial" w:cs="Arial"/>
+                <w:i/>
+                <w:iCs/>
+              </w:rPr>
+              <w:t>clean</w:t>
+            </w:r>
+            <w:proofErr w:type="spellEnd"/>
             <w:r>
               <w:rPr>
                 <w:rFonts w:ascii="Arial" w:hAnsi="Arial" w:cs="Arial"/>
@@ -10529,7 +11171,21 @@
               <w:rPr>
                 <w:rFonts w:ascii="Arial" w:hAnsi="Arial" w:cs="Arial"/>
               </w:rPr>
-              <w:t>Aggiornato Gantt consuntivo</w:t>
+              <w:t xml:space="preserve">Aggiornato </w:t>
+            </w:r>
+            <w:proofErr w:type="spellStart"/>
+            <w:r>
+              <w:rPr>
+                <w:rFonts w:ascii="Arial" w:hAnsi="Arial" w:cs="Arial"/>
+              </w:rPr>
+              <w:t>Gantt</w:t>
+            </w:r>
+            <w:proofErr w:type="spellEnd"/>
+            <w:r>
+              <w:rPr>
+                <w:rFonts w:ascii="Arial" w:hAnsi="Arial" w:cs="Arial"/>
+              </w:rPr>
+              <w:t xml:space="preserve"> consuntivo</w:t>
             </w:r>
           </w:p>
           <w:p>
@@ -10620,13 +11276,7 @@
               <w:rPr>
                 <w:rFonts w:ascii="Arial" w:hAnsi="Arial" w:cs="Arial"/>
               </w:rPr>
-              <w:t>Tessa</w:t>
-            </w:r>
-            <w:r>
-              <w:rPr>
-                <w:rFonts w:ascii="Arial" w:hAnsi="Arial" w:cs="Arial"/>
-              </w:rPr>
-              <w:t>:</w:t>
+              <w:t>Tessa:</w:t>
             </w:r>
           </w:p>
           <w:p>
@@ -10644,14 +11294,30 @@
               <w:rPr>
                 <w:rFonts w:ascii="Arial" w:hAnsi="Arial" w:cs="Arial"/>
               </w:rPr>
-              <w:t xml:space="preserve">Problema: </w:t>
-            </w:r>
-            <w:r>
-              <w:rPr>
-                <w:rFonts w:ascii="Arial" w:hAnsi="Arial" w:cs="Arial"/>
-              </w:rPr>
-              <w:t>non funzionava collegamento tra la pagina .xaml e la pagina .xaml.cs</w:t>
-            </w:r>
+              <w:t>Problema: non funzionava collegamento tra la pagina .</w:t>
+            </w:r>
+            <w:proofErr w:type="spellStart"/>
+            <w:r>
+              <w:rPr>
+                <w:rFonts w:ascii="Arial" w:hAnsi="Arial" w:cs="Arial"/>
+              </w:rPr>
+              <w:t>xaml</w:t>
+            </w:r>
+            <w:proofErr w:type="spellEnd"/>
+            <w:r>
+              <w:rPr>
+                <w:rFonts w:ascii="Arial" w:hAnsi="Arial" w:cs="Arial"/>
+              </w:rPr>
+              <w:t xml:space="preserve"> e la pagina .</w:t>
+            </w:r>
+            <w:proofErr w:type="spellStart"/>
+            <w:r>
+              <w:rPr>
+                <w:rFonts w:ascii="Arial" w:hAnsi="Arial" w:cs="Arial"/>
+              </w:rPr>
+              <w:t>xaml.cs</w:t>
+            </w:r>
+            <w:proofErr w:type="spellEnd"/>
           </w:p>
           <w:p>
             <w:pPr>
@@ -10668,13 +11334,7 @@
               <w:rPr>
                 <w:rFonts w:ascii="Arial" w:hAnsi="Arial" w:cs="Arial"/>
               </w:rPr>
-              <w:t xml:space="preserve">Soluzione: </w:t>
-            </w:r>
-            <w:r>
-              <w:rPr>
-                <w:rFonts w:ascii="Arial" w:hAnsi="Arial" w:cs="Arial"/>
-              </w:rPr>
-              <w:t xml:space="preserve">riguardato se i nomi fossero corretti </w:t>
+              <w:t xml:space="preserve">Soluzione: riguardato se i nomi fossero corretti </w:t>
             </w:r>
           </w:p>
           <w:p>
@@ -10846,13 +11506,7 @@
               <w:rPr>
                 <w:rFonts w:ascii="Arial" w:hAnsi="Arial" w:cs="Arial"/>
               </w:rPr>
-              <w:t xml:space="preserve">Documentazione: </w:t>
-            </w:r>
-            <w:r>
-              <w:rPr>
-                <w:rFonts w:ascii="Arial" w:hAnsi="Arial" w:cs="Arial"/>
-              </w:rPr>
-              <w:t>Implementazione</w:t>
+              <w:t>Documentazione: Implementazione</w:t>
             </w:r>
           </w:p>
         </w:tc>
@@ -10966,8 +11620,16 @@
               <w:rPr>
                 <w:rFonts w:ascii="Arial" w:hAnsi="Arial" w:cs="Arial"/>
               </w:rPr>
-              <w:t>Documentazione: iniziare capitolo implementazione del gantt</w:t>
-            </w:r>
+              <w:t xml:space="preserve">Documentazione: iniziare capitolo implementazione del </w:t>
+            </w:r>
+            <w:proofErr w:type="spellStart"/>
+            <w:r>
+              <w:rPr>
+                <w:rFonts w:ascii="Arial" w:hAnsi="Arial" w:cs="Arial"/>
+              </w:rPr>
+              <w:t>gantt</w:t>
+            </w:r>
+            <w:proofErr w:type="spellEnd"/>
           </w:p>
           <w:p>
             <w:pPr>
@@ -11052,12 +11714,28 @@
                 <w:rFonts w:ascii="Arial" w:hAnsi="Arial" w:cs="Arial"/>
               </w:rPr>
             </w:pPr>
-            <w:r>
-              <w:rPr>
-                <w:rFonts w:ascii="Arial" w:hAnsi="Arial" w:cs="Arial"/>
-              </w:rPr>
-              <w:t>Daily Scrum</w:t>
-            </w:r>
+            <w:proofErr w:type="spellStart"/>
+            <w:r>
+              <w:rPr>
+                <w:rFonts w:ascii="Arial" w:hAnsi="Arial" w:cs="Arial"/>
+              </w:rPr>
+              <w:t>Daily</w:t>
+            </w:r>
+            <w:proofErr w:type="spellEnd"/>
+            <w:r>
+              <w:rPr>
+                <w:rFonts w:ascii="Arial" w:hAnsi="Arial" w:cs="Arial"/>
+              </w:rPr>
+              <w:t xml:space="preserve"> </w:t>
+            </w:r>
+            <w:proofErr w:type="spellStart"/>
+            <w:r>
+              <w:rPr>
+                <w:rFonts w:ascii="Arial" w:hAnsi="Arial" w:cs="Arial"/>
+              </w:rPr>
+              <w:t>Scrum</w:t>
+            </w:r>
+            <w:proofErr w:type="spellEnd"/>
           </w:p>
         </w:tc>
       </w:tr>
@@ -11333,8 +12011,16 @@
               <w:rPr>
                 <w:rFonts w:ascii="Arial" w:hAnsi="Arial" w:cs="Arial"/>
               </w:rPr>
-              <w:t>Sprint Retrospective</w:t>
-            </w:r>
+              <w:t xml:space="preserve">Sprint </w:t>
+            </w:r>
+            <w:proofErr w:type="spellStart"/>
+            <w:r>
+              <w:rPr>
+                <w:rFonts w:ascii="Arial" w:hAnsi="Arial" w:cs="Arial"/>
+              </w:rPr>
+              <w:t>Retrospective</w:t>
+            </w:r>
+            <w:proofErr w:type="spellEnd"/>
           </w:p>
         </w:tc>
       </w:tr>
@@ -11355,6 +12041,1551 @@
                 <w:rFonts w:ascii="Arial" w:hAnsi="Arial" w:cs="Arial"/>
               </w:rPr>
             </w:pPr>
+          </w:p>
+        </w:tc>
+      </w:tr>
+    </w:tbl>
+    <w:p>
+      <w:pPr>
+        <w:rPr>
+          <w:rFonts w:ascii="Arial" w:hAnsi="Arial" w:cs="Arial"/>
+        </w:rPr>
+      </w:pPr>
+    </w:p>
+    <w:p>
+      <w:pPr>
+        <w:rPr>
+          <w:rFonts w:ascii="Arial" w:hAnsi="Arial" w:cs="Arial"/>
+        </w:rPr>
+      </w:pPr>
+      <w:r>
+        <w:rPr>
+          <w:rFonts w:ascii="Arial" w:hAnsi="Arial" w:cs="Arial"/>
+        </w:rPr>
+        <w:br w:type="page"/>
+      </w:r>
+    </w:p>
+    <w:tbl>
+      <w:tblPr>
+        <w:tblStyle w:val="Grigliatabella"/>
+        <w:tblW w:w="9634" w:type="dxa"/>
+        <w:tblLook w:val="04A0" w:firstRow="1" w:lastRow="0" w:firstColumn="1" w:lastColumn="0" w:noHBand="0" w:noVBand="1"/>
+      </w:tblPr>
+      <w:tblGrid>
+        <w:gridCol w:w="4803"/>
+        <w:gridCol w:w="4831"/>
+      </w:tblGrid>
+      <w:tr>
+        <w:trPr>
+          <w:trHeight w:hRule="exact" w:val="397"/>
+        </w:trPr>
+        <w:tc>
+          <w:tcPr>
+            <w:tcW w:w="4803" w:type="dxa"/>
+            <w:tcBorders>
+              <w:top w:val="single" w:sz="4" w:space="0" w:color="auto"/>
+              <w:left w:val="single" w:sz="4" w:space="0" w:color="auto"/>
+              <w:bottom w:val="single" w:sz="4" w:space="0" w:color="auto"/>
+              <w:right w:val="single" w:sz="4" w:space="0" w:color="auto"/>
+            </w:tcBorders>
+            <w:vAlign w:val="center"/>
+            <w:hideMark/>
+          </w:tcPr>
+          <w:p>
+            <w:pPr>
+              <w:spacing w:after="200" w:line="276" w:lineRule="auto"/>
+              <w:rPr>
+                <w:rFonts w:ascii="Arial" w:hAnsi="Arial" w:cs="Arial"/>
+              </w:rPr>
+            </w:pPr>
+            <w:r>
+              <w:rPr>
+                <w:rFonts w:ascii="Arial" w:hAnsi="Arial" w:cs="Arial"/>
+              </w:rPr>
+              <w:lastRenderedPageBreak/>
+              <w:t>Luogo</w:t>
+            </w:r>
+          </w:p>
+        </w:tc>
+        <w:tc>
+          <w:tcPr>
+            <w:tcW w:w="4831" w:type="dxa"/>
+            <w:tcBorders>
+              <w:top w:val="single" w:sz="4" w:space="0" w:color="auto"/>
+              <w:left w:val="single" w:sz="4" w:space="0" w:color="auto"/>
+              <w:bottom w:val="single" w:sz="4" w:space="0" w:color="auto"/>
+              <w:right w:val="single" w:sz="4" w:space="0" w:color="auto"/>
+            </w:tcBorders>
+            <w:vAlign w:val="center"/>
+            <w:hideMark/>
+          </w:tcPr>
+          <w:p>
+            <w:pPr>
+              <w:spacing w:after="200" w:line="276" w:lineRule="auto"/>
+              <w:rPr>
+                <w:rFonts w:ascii="Arial" w:hAnsi="Arial" w:cs="Arial"/>
+              </w:rPr>
+            </w:pPr>
+            <w:r>
+              <w:rPr>
+                <w:rFonts w:ascii="Arial" w:hAnsi="Arial" w:cs="Arial"/>
+              </w:rPr>
+              <w:t>Canobbio</w:t>
+            </w:r>
+          </w:p>
+        </w:tc>
+      </w:tr>
+      <w:tr>
+        <w:trPr>
+          <w:trHeight w:hRule="exact" w:val="397"/>
+        </w:trPr>
+        <w:tc>
+          <w:tcPr>
+            <w:tcW w:w="4803" w:type="dxa"/>
+            <w:tcBorders>
+              <w:top w:val="single" w:sz="4" w:space="0" w:color="auto"/>
+              <w:left w:val="single" w:sz="4" w:space="0" w:color="auto"/>
+              <w:bottom w:val="single" w:sz="4" w:space="0" w:color="auto"/>
+              <w:right w:val="single" w:sz="4" w:space="0" w:color="auto"/>
+            </w:tcBorders>
+            <w:vAlign w:val="center"/>
+            <w:hideMark/>
+          </w:tcPr>
+          <w:p>
+            <w:pPr>
+              <w:spacing w:after="200" w:line="276" w:lineRule="auto"/>
+              <w:rPr>
+                <w:rFonts w:ascii="Arial" w:hAnsi="Arial" w:cs="Arial"/>
+              </w:rPr>
+            </w:pPr>
+            <w:r>
+              <w:rPr>
+                <w:rFonts w:ascii="Arial" w:hAnsi="Arial" w:cs="Arial"/>
+              </w:rPr>
+              <w:t>Data</w:t>
+            </w:r>
+          </w:p>
+        </w:tc>
+        <w:tc>
+          <w:tcPr>
+            <w:tcW w:w="4831" w:type="dxa"/>
+            <w:tcBorders>
+              <w:top w:val="single" w:sz="4" w:space="0" w:color="auto"/>
+              <w:left w:val="single" w:sz="4" w:space="0" w:color="auto"/>
+              <w:bottom w:val="single" w:sz="4" w:space="0" w:color="auto"/>
+              <w:right w:val="single" w:sz="4" w:space="0" w:color="auto"/>
+            </w:tcBorders>
+            <w:vAlign w:val="center"/>
+            <w:hideMark/>
+          </w:tcPr>
+          <w:p>
+            <w:pPr>
+              <w:spacing w:after="200" w:line="276" w:lineRule="auto"/>
+              <w:rPr>
+                <w:rFonts w:ascii="Arial" w:hAnsi="Arial" w:cs="Arial"/>
+              </w:rPr>
+            </w:pPr>
+            <w:r>
+              <w:rPr>
+                <w:rFonts w:ascii="Arial" w:hAnsi="Arial" w:cs="Arial"/>
+              </w:rPr>
+              <w:t>08.05</w:t>
+            </w:r>
+            <w:r>
+              <w:rPr>
+                <w:rFonts w:ascii="Arial" w:hAnsi="Arial" w:cs="Arial"/>
+              </w:rPr>
+              <w:t>.2026</w:t>
+            </w:r>
+          </w:p>
+        </w:tc>
+      </w:tr>
+    </w:tbl>
+    <w:p>
+      <w:pPr>
+        <w:rPr>
+          <w:rFonts w:ascii="Arial" w:hAnsi="Arial" w:cs="Arial"/>
+        </w:rPr>
+      </w:pPr>
+    </w:p>
+    <w:tbl>
+      <w:tblPr>
+        <w:tblStyle w:val="Grigliatabella"/>
+        <w:tblW w:w="0" w:type="auto"/>
+        <w:tblLook w:val="04A0" w:firstRow="1" w:lastRow="0" w:firstColumn="1" w:lastColumn="0" w:noHBand="0" w:noVBand="1"/>
+      </w:tblPr>
+      <w:tblGrid>
+        <w:gridCol w:w="9628"/>
+      </w:tblGrid>
+      <w:tr>
+        <w:tc>
+          <w:tcPr>
+            <w:tcW w:w="9854" w:type="dxa"/>
+            <w:tcBorders>
+              <w:top w:val="single" w:sz="4" w:space="0" w:color="auto"/>
+              <w:left w:val="single" w:sz="4" w:space="0" w:color="auto"/>
+              <w:bottom w:val="single" w:sz="4" w:space="0" w:color="auto"/>
+              <w:right w:val="single" w:sz="4" w:space="0" w:color="auto"/>
+            </w:tcBorders>
+            <w:shd w:val="clear" w:color="auto" w:fill="D9D9D9" w:themeFill="background1" w:themeFillShade="D9"/>
+            <w:hideMark/>
+          </w:tcPr>
+          <w:p>
+            <w:pPr>
+              <w:spacing w:after="200" w:line="276" w:lineRule="auto"/>
+              <w:rPr>
+                <w:rFonts w:ascii="Arial" w:hAnsi="Arial" w:cs="Arial"/>
+              </w:rPr>
+            </w:pPr>
+            <w:r>
+              <w:rPr>
+                <w:rFonts w:ascii="Arial" w:hAnsi="Arial" w:cs="Arial"/>
+              </w:rPr>
+              <w:t>Lavori svolti</w:t>
+            </w:r>
+          </w:p>
+        </w:tc>
+      </w:tr>
+      <w:tr>
+        <w:tc>
+          <w:tcPr>
+            <w:tcW w:w="9854" w:type="dxa"/>
+            <w:tcBorders>
+              <w:top w:val="single" w:sz="4" w:space="0" w:color="auto"/>
+              <w:left w:val="single" w:sz="4" w:space="0" w:color="auto"/>
+              <w:bottom w:val="single" w:sz="4" w:space="0" w:color="auto"/>
+              <w:right w:val="single" w:sz="4" w:space="0" w:color="auto"/>
+            </w:tcBorders>
+            <w:hideMark/>
+          </w:tcPr>
+          <w:p>
+            <w:pPr>
+              <w:pStyle w:val="Paragrafoelenco"/>
+              <w:numPr>
+                <w:ilvl w:val="0"/>
+                <w:numId w:val="31"/>
+              </w:numPr>
+              <w:rPr>
+                <w:rFonts w:ascii="Arial" w:hAnsi="Arial" w:cs="Arial"/>
+              </w:rPr>
+            </w:pPr>
+            <w:r>
+              <w:rPr>
+                <w:rFonts w:ascii="Arial" w:hAnsi="Arial" w:cs="Arial"/>
+              </w:rPr>
+              <w:t xml:space="preserve">Attività su </w:t>
+            </w:r>
+            <w:proofErr w:type="spellStart"/>
+            <w:r>
+              <w:rPr>
+                <w:rFonts w:ascii="Arial" w:hAnsi="Arial" w:cs="Arial"/>
+              </w:rPr>
+              <w:t>Clean</w:t>
+            </w:r>
+            <w:proofErr w:type="spellEnd"/>
+            <w:r>
+              <w:rPr>
+                <w:rFonts w:ascii="Arial" w:hAnsi="Arial" w:cs="Arial"/>
+              </w:rPr>
+              <w:t xml:space="preserve"> Code e Solid </w:t>
+            </w:r>
+            <w:r>
+              <w:rPr>
+                <w:rFonts w:ascii="Arial" w:hAnsi="Arial" w:cs="Arial"/>
+              </w:rPr>
+              <w:sym w:font="Wingdings" w:char="F0E0"/>
+            </w:r>
+            <w:r>
+              <w:rPr>
+                <w:rFonts w:ascii="Arial" w:hAnsi="Arial" w:cs="Arial"/>
+              </w:rPr>
+              <w:t xml:space="preserve"> 2h</w:t>
+            </w:r>
+          </w:p>
+          <w:p>
+            <w:pPr>
+              <w:pStyle w:val="Paragrafoelenco"/>
+              <w:numPr>
+                <w:ilvl w:val="0"/>
+                <w:numId w:val="31"/>
+              </w:numPr>
+              <w:rPr>
+                <w:rFonts w:ascii="Arial" w:hAnsi="Arial" w:cs="Arial"/>
+              </w:rPr>
+            </w:pPr>
+            <w:r>
+              <w:rPr>
+                <w:rFonts w:ascii="Arial" w:hAnsi="Arial" w:cs="Arial"/>
+              </w:rPr>
+              <w:t xml:space="preserve">Presentazioni </w:t>
+            </w:r>
+            <w:proofErr w:type="spellStart"/>
+            <w:r>
+              <w:rPr>
+                <w:rFonts w:ascii="Arial" w:hAnsi="Arial" w:cs="Arial"/>
+              </w:rPr>
+              <w:t>Clean</w:t>
+            </w:r>
+            <w:proofErr w:type="spellEnd"/>
+            <w:r>
+              <w:rPr>
+                <w:rFonts w:ascii="Arial" w:hAnsi="Arial" w:cs="Arial"/>
+              </w:rPr>
+              <w:t xml:space="preserve"> Code e Solid </w:t>
+            </w:r>
+            <w:r>
+              <w:rPr>
+                <w:rFonts w:ascii="Arial" w:hAnsi="Arial" w:cs="Arial"/>
+              </w:rPr>
+              <w:sym w:font="Wingdings" w:char="F0E0"/>
+            </w:r>
+            <w:r>
+              <w:rPr>
+                <w:rFonts w:ascii="Arial" w:hAnsi="Arial" w:cs="Arial"/>
+              </w:rPr>
+              <w:t xml:space="preserve"> 2h</w:t>
+            </w:r>
+          </w:p>
+          <w:p>
+            <w:pPr>
+              <w:pStyle w:val="Paragrafoelenco"/>
+              <w:numPr>
+                <w:ilvl w:val="0"/>
+                <w:numId w:val="31"/>
+              </w:numPr>
+              <w:rPr>
+                <w:rFonts w:ascii="Arial" w:hAnsi="Arial" w:cs="Arial"/>
+              </w:rPr>
+            </w:pPr>
+            <w:r>
+              <w:rPr>
+                <w:rFonts w:ascii="Arial" w:hAnsi="Arial" w:cs="Arial"/>
+              </w:rPr>
+              <w:t>Sprint Review</w:t>
+            </w:r>
+          </w:p>
+          <w:p>
+            <w:pPr>
+              <w:spacing w:after="200" w:line="276" w:lineRule="auto"/>
+              <w:rPr>
+                <w:rFonts w:ascii="Arial" w:hAnsi="Arial" w:cs="Arial"/>
+              </w:rPr>
+            </w:pPr>
+            <w:r>
+              <w:rPr>
+                <w:rFonts w:ascii="Arial" w:hAnsi="Arial" w:cs="Arial"/>
+              </w:rPr>
+              <w:t>Tessa:</w:t>
+            </w:r>
+          </w:p>
+          <w:p>
+            <w:pPr>
+              <w:pStyle w:val="Paragrafoelenco"/>
+              <w:numPr>
+                <w:ilvl w:val="0"/>
+                <w:numId w:val="31"/>
+              </w:numPr>
+              <w:rPr>
+                <w:rFonts w:ascii="Arial" w:hAnsi="Arial" w:cs="Arial"/>
+              </w:rPr>
+            </w:pPr>
+            <w:r>
+              <w:rPr>
+                <w:rFonts w:ascii="Arial" w:hAnsi="Arial" w:cs="Arial"/>
+              </w:rPr>
+              <w:t xml:space="preserve">Documentazione </w:t>
+            </w:r>
+            <w:r>
+              <w:rPr>
+                <w:rFonts w:ascii="Arial" w:hAnsi="Arial" w:cs="Arial"/>
+              </w:rPr>
+              <w:sym w:font="Wingdings" w:char="F0E0"/>
+            </w:r>
+            <w:r>
+              <w:rPr>
+                <w:rFonts w:ascii="Arial" w:hAnsi="Arial" w:cs="Arial"/>
+              </w:rPr>
+              <w:t xml:space="preserve"> Implementazione</w:t>
+            </w:r>
+          </w:p>
+          <w:p>
+            <w:pPr>
+              <w:spacing w:line="276" w:lineRule="auto"/>
+              <w:rPr>
+                <w:rFonts w:ascii="Arial" w:hAnsi="Arial" w:cs="Arial"/>
+              </w:rPr>
+            </w:pPr>
+            <w:r>
+              <w:rPr>
+                <w:rFonts w:ascii="Arial" w:hAnsi="Arial" w:cs="Arial"/>
+              </w:rPr>
+              <w:t>Ryan:</w:t>
+            </w:r>
+          </w:p>
+          <w:p>
+            <w:pPr>
+              <w:pStyle w:val="Paragrafoelenco"/>
+              <w:numPr>
+                <w:ilvl w:val="0"/>
+                <w:numId w:val="31"/>
+              </w:numPr>
+              <w:rPr>
+                <w:rFonts w:ascii="Arial" w:hAnsi="Arial" w:cs="Arial"/>
+              </w:rPr>
+            </w:pPr>
+            <w:r>
+              <w:rPr>
+                <w:rFonts w:ascii="Arial" w:hAnsi="Arial" w:cs="Arial"/>
+              </w:rPr>
+              <w:t>Foto utente nel calendario</w:t>
+            </w:r>
+          </w:p>
+          <w:p>
+            <w:pPr>
+              <w:pStyle w:val="Paragrafoelenco"/>
+              <w:numPr>
+                <w:ilvl w:val="0"/>
+                <w:numId w:val="31"/>
+              </w:numPr>
+              <w:rPr>
+                <w:rFonts w:ascii="Arial" w:hAnsi="Arial" w:cs="Arial"/>
+              </w:rPr>
+            </w:pPr>
+            <w:r>
+              <w:rPr>
+                <w:rFonts w:ascii="Arial" w:hAnsi="Arial" w:cs="Arial"/>
+              </w:rPr>
+              <w:t xml:space="preserve">Merge tutto il progetto (07.05.2026 </w:t>
+            </w:r>
+            <w:r>
+              <w:rPr>
+                <w:rFonts w:ascii="Arial" w:hAnsi="Arial" w:cs="Arial"/>
+              </w:rPr>
+              <w:sym w:font="Wingdings" w:char="F0E0"/>
+            </w:r>
+            <w:r>
+              <w:rPr>
+                <w:rFonts w:ascii="Arial" w:hAnsi="Arial" w:cs="Arial"/>
+              </w:rPr>
+              <w:t xml:space="preserve"> a casa)</w:t>
+            </w:r>
+          </w:p>
+          <w:p>
+            <w:pPr>
+              <w:rPr>
+                <w:rFonts w:ascii="Arial" w:hAnsi="Arial" w:cs="Arial"/>
+              </w:rPr>
+            </w:pPr>
+            <w:r>
+              <w:rPr>
+                <w:rFonts w:ascii="Arial" w:hAnsi="Arial" w:cs="Arial"/>
+              </w:rPr>
+              <w:t>Linda:</w:t>
+            </w:r>
+          </w:p>
+          <w:p>
+            <w:pPr>
+              <w:pStyle w:val="Paragrafoelenco"/>
+              <w:numPr>
+                <w:ilvl w:val="0"/>
+                <w:numId w:val="31"/>
+              </w:numPr>
+              <w:rPr>
+                <w:rFonts w:ascii="Arial" w:hAnsi="Arial" w:cs="Arial"/>
+              </w:rPr>
+            </w:pPr>
+            <w:r>
+              <w:rPr>
+                <w:rFonts w:ascii="Arial" w:hAnsi="Arial" w:cs="Arial"/>
+              </w:rPr>
+              <w:t>Documentazione:</w:t>
+            </w:r>
+          </w:p>
+          <w:p>
+            <w:pPr>
+              <w:pStyle w:val="Paragrafoelenco"/>
+              <w:numPr>
+                <w:ilvl w:val="1"/>
+                <w:numId w:val="31"/>
+              </w:numPr>
+              <w:rPr>
+                <w:rFonts w:ascii="Arial" w:hAnsi="Arial" w:cs="Arial"/>
+              </w:rPr>
+            </w:pPr>
+            <w:r>
+              <w:rPr>
+                <w:rFonts w:ascii="Arial" w:hAnsi="Arial" w:cs="Arial"/>
+              </w:rPr>
+              <w:t>Aggiunto nella progettazione gli sprint</w:t>
+            </w:r>
+          </w:p>
+          <w:p>
+            <w:pPr>
+              <w:pStyle w:val="Paragrafoelenco"/>
+              <w:numPr>
+                <w:ilvl w:val="1"/>
+                <w:numId w:val="31"/>
+              </w:numPr>
+              <w:rPr>
+                <w:rFonts w:ascii="Arial" w:hAnsi="Arial" w:cs="Arial"/>
+              </w:rPr>
+            </w:pPr>
+            <w:r>
+              <w:rPr>
+                <w:rFonts w:ascii="Arial" w:hAnsi="Arial" w:cs="Arial"/>
+              </w:rPr>
+              <w:t>Tolto REQ/US secondari</w:t>
+            </w:r>
+          </w:p>
+          <w:p>
+            <w:pPr>
+              <w:pStyle w:val="Paragrafoelenco"/>
+              <w:numPr>
+                <w:ilvl w:val="1"/>
+                <w:numId w:val="31"/>
+              </w:numPr>
+              <w:rPr>
+                <w:rFonts w:ascii="Arial" w:hAnsi="Arial" w:cs="Arial"/>
+              </w:rPr>
+            </w:pPr>
+            <w:r>
+              <w:rPr>
+                <w:rFonts w:ascii="Arial" w:hAnsi="Arial" w:cs="Arial"/>
+              </w:rPr>
+              <w:t xml:space="preserve">Fatto la pianificazione parte </w:t>
+            </w:r>
+            <w:proofErr w:type="spellStart"/>
+            <w:r>
+              <w:rPr>
+                <w:rFonts w:ascii="Arial" w:hAnsi="Arial" w:cs="Arial"/>
+              </w:rPr>
+              <w:t>Gantt</w:t>
+            </w:r>
+            <w:proofErr w:type="spellEnd"/>
+            <w:r>
+              <w:rPr>
+                <w:rFonts w:ascii="Arial" w:hAnsi="Arial" w:cs="Arial"/>
+              </w:rPr>
+              <w:t xml:space="preserve"> preventivo</w:t>
+            </w:r>
+          </w:p>
+          <w:p>
+            <w:pPr>
+              <w:pStyle w:val="Paragrafoelenco"/>
+              <w:numPr>
+                <w:ilvl w:val="0"/>
+                <w:numId w:val="31"/>
+              </w:numPr>
+              <w:rPr>
+                <w:rFonts w:ascii="Arial" w:hAnsi="Arial" w:cs="Arial"/>
+              </w:rPr>
+            </w:pPr>
+            <w:r>
+              <w:rPr>
+                <w:rFonts w:ascii="Arial" w:hAnsi="Arial" w:cs="Arial"/>
+              </w:rPr>
+              <w:t xml:space="preserve">Aggiornato </w:t>
+            </w:r>
+            <w:proofErr w:type="spellStart"/>
+            <w:r>
+              <w:rPr>
+                <w:rFonts w:ascii="Arial" w:hAnsi="Arial" w:cs="Arial"/>
+              </w:rPr>
+              <w:t>Gantt</w:t>
+            </w:r>
+            <w:proofErr w:type="spellEnd"/>
+            <w:r>
+              <w:rPr>
+                <w:rFonts w:ascii="Arial" w:hAnsi="Arial" w:cs="Arial"/>
+              </w:rPr>
+              <w:t xml:space="preserve"> consuntivo</w:t>
+            </w:r>
+          </w:p>
+        </w:tc>
+      </w:tr>
+    </w:tbl>
+    <w:p>
+      <w:pPr>
+        <w:rPr>
+          <w:rFonts w:ascii="Arial" w:hAnsi="Arial" w:cs="Arial"/>
+        </w:rPr>
+      </w:pPr>
+    </w:p>
+    <w:tbl>
+      <w:tblPr>
+        <w:tblStyle w:val="Grigliatabella"/>
+        <w:tblW w:w="0" w:type="auto"/>
+        <w:tblLook w:val="04A0" w:firstRow="1" w:lastRow="0" w:firstColumn="1" w:lastColumn="0" w:noHBand="0" w:noVBand="1"/>
+      </w:tblPr>
+      <w:tblGrid>
+        <w:gridCol w:w="9628"/>
+      </w:tblGrid>
+      <w:tr>
+        <w:tc>
+          <w:tcPr>
+            <w:tcW w:w="9854" w:type="dxa"/>
+            <w:tcBorders>
+              <w:top w:val="single" w:sz="4" w:space="0" w:color="auto"/>
+              <w:left w:val="single" w:sz="4" w:space="0" w:color="auto"/>
+              <w:bottom w:val="single" w:sz="4" w:space="0" w:color="auto"/>
+              <w:right w:val="single" w:sz="4" w:space="0" w:color="auto"/>
+            </w:tcBorders>
+            <w:shd w:val="clear" w:color="auto" w:fill="D9D9D9" w:themeFill="background1" w:themeFillShade="D9"/>
+            <w:hideMark/>
+          </w:tcPr>
+          <w:p>
+            <w:pPr>
+              <w:spacing w:after="200" w:line="276" w:lineRule="auto"/>
+              <w:rPr>
+                <w:rFonts w:ascii="Arial" w:hAnsi="Arial" w:cs="Arial"/>
+              </w:rPr>
+            </w:pPr>
+            <w:r>
+              <w:rPr>
+                <w:rFonts w:ascii="Arial" w:hAnsi="Arial" w:cs="Arial"/>
+              </w:rPr>
+              <w:t>Problemi riscontrati e soluzioni adottate</w:t>
+            </w:r>
+          </w:p>
+        </w:tc>
+      </w:tr>
+      <w:tr>
+        <w:tc>
+          <w:tcPr>
+            <w:tcW w:w="9854" w:type="dxa"/>
+            <w:tcBorders>
+              <w:top w:val="single" w:sz="4" w:space="0" w:color="auto"/>
+              <w:left w:val="single" w:sz="4" w:space="0" w:color="auto"/>
+              <w:bottom w:val="single" w:sz="4" w:space="0" w:color="auto"/>
+              <w:right w:val="single" w:sz="4" w:space="0" w:color="auto"/>
+            </w:tcBorders>
+          </w:tcPr>
+          <w:p>
+            <w:pPr>
+              <w:spacing w:after="200" w:line="276" w:lineRule="auto"/>
+              <w:rPr>
+                <w:rFonts w:ascii="Arial" w:hAnsi="Arial" w:cs="Arial"/>
+              </w:rPr>
+            </w:pPr>
+            <w:r>
+              <w:rPr>
+                <w:rFonts w:ascii="Arial" w:hAnsi="Arial" w:cs="Arial"/>
+              </w:rPr>
+              <w:t>Ryan:</w:t>
+            </w:r>
+          </w:p>
+          <w:p>
+            <w:pPr>
+              <w:pStyle w:val="Paragrafoelenco"/>
+              <w:numPr>
+                <w:ilvl w:val="0"/>
+                <w:numId w:val="31"/>
+              </w:numPr>
+              <w:rPr>
+                <w:rFonts w:ascii="Arial" w:hAnsi="Arial" w:cs="Arial"/>
+              </w:rPr>
+            </w:pPr>
+            <w:r>
+              <w:rPr>
+                <w:rFonts w:ascii="Arial" w:hAnsi="Arial" w:cs="Arial"/>
+              </w:rPr>
+              <w:t>Problema: quando mostra le informazioni dell’attività</w:t>
+            </w:r>
+          </w:p>
+          <w:p>
+            <w:pPr>
+              <w:pStyle w:val="Paragrafoelenco"/>
+              <w:numPr>
+                <w:ilvl w:val="0"/>
+                <w:numId w:val="31"/>
+              </w:numPr>
+              <w:rPr>
+                <w:rFonts w:ascii="Arial" w:hAnsi="Arial" w:cs="Arial"/>
+              </w:rPr>
+            </w:pPr>
+            <w:r>
+              <w:rPr>
+                <w:rFonts w:ascii="Arial" w:hAnsi="Arial" w:cs="Arial"/>
+              </w:rPr>
+              <w:t>Soluzione: non ancora trovata</w:t>
+            </w:r>
+          </w:p>
+        </w:tc>
+      </w:tr>
+    </w:tbl>
+    <w:p>
+      <w:pPr>
+        <w:rPr>
+          <w:rFonts w:ascii="Arial" w:hAnsi="Arial" w:cs="Arial"/>
+        </w:rPr>
+      </w:pPr>
+    </w:p>
+    <w:tbl>
+      <w:tblPr>
+        <w:tblStyle w:val="Grigliatabella"/>
+        <w:tblW w:w="0" w:type="auto"/>
+        <w:tblLook w:val="04A0" w:firstRow="1" w:lastRow="0" w:firstColumn="1" w:lastColumn="0" w:noHBand="0" w:noVBand="1"/>
+      </w:tblPr>
+      <w:tblGrid>
+        <w:gridCol w:w="9628"/>
+      </w:tblGrid>
+      <w:tr>
+        <w:tc>
+          <w:tcPr>
+            <w:tcW w:w="9854" w:type="dxa"/>
+            <w:tcBorders>
+              <w:top w:val="single" w:sz="4" w:space="0" w:color="auto"/>
+              <w:left w:val="single" w:sz="4" w:space="0" w:color="auto"/>
+              <w:bottom w:val="single" w:sz="4" w:space="0" w:color="auto"/>
+              <w:right w:val="single" w:sz="4" w:space="0" w:color="auto"/>
+            </w:tcBorders>
+            <w:shd w:val="clear" w:color="auto" w:fill="D9D9D9" w:themeFill="background1" w:themeFillShade="D9"/>
+            <w:hideMark/>
+          </w:tcPr>
+          <w:p>
+            <w:pPr>
+              <w:spacing w:after="200" w:line="276" w:lineRule="auto"/>
+              <w:rPr>
+                <w:rFonts w:ascii="Arial" w:hAnsi="Arial" w:cs="Arial"/>
+              </w:rPr>
+            </w:pPr>
+            <w:r>
+              <w:rPr>
+                <w:rFonts w:ascii="Arial" w:hAnsi="Arial" w:cs="Arial"/>
+              </w:rPr>
+              <w:t>Punto della situazione rispetto alla pianificazione</w:t>
+            </w:r>
+          </w:p>
+        </w:tc>
+      </w:tr>
+      <w:tr>
+        <w:tc>
+          <w:tcPr>
+            <w:tcW w:w="9854" w:type="dxa"/>
+            <w:tcBorders>
+              <w:top w:val="single" w:sz="4" w:space="0" w:color="auto"/>
+              <w:left w:val="single" w:sz="4" w:space="0" w:color="auto"/>
+              <w:bottom w:val="single" w:sz="4" w:space="0" w:color="auto"/>
+              <w:right w:val="single" w:sz="4" w:space="0" w:color="auto"/>
+            </w:tcBorders>
+            <w:hideMark/>
+          </w:tcPr>
+          <w:p>
+            <w:pPr>
+              <w:spacing w:after="200" w:line="276" w:lineRule="auto"/>
+              <w:rPr>
+                <w:rFonts w:ascii="Arial" w:hAnsi="Arial" w:cs="Arial"/>
+              </w:rPr>
+            </w:pPr>
+            <w:r>
+              <w:rPr>
+                <w:rFonts w:ascii="Arial" w:hAnsi="Arial" w:cs="Arial"/>
+              </w:rPr>
+              <w:t xml:space="preserve">Implementazione </w:t>
+            </w:r>
+          </w:p>
+          <w:p>
+            <w:pPr>
+              <w:spacing w:after="200" w:line="276" w:lineRule="auto"/>
+              <w:rPr>
+                <w:rFonts w:ascii="Arial" w:hAnsi="Arial" w:cs="Arial"/>
+              </w:rPr>
+            </w:pPr>
+            <w:r>
+              <w:rPr>
+                <w:rFonts w:ascii="Arial" w:hAnsi="Arial" w:cs="Arial"/>
+              </w:rPr>
+              <w:t>Documentazione: Implementazione</w:t>
+            </w:r>
+          </w:p>
+        </w:tc>
+      </w:tr>
+    </w:tbl>
+    <w:p>
+      <w:pPr>
+        <w:rPr>
+          <w:rFonts w:ascii="Arial" w:hAnsi="Arial" w:cs="Arial"/>
+        </w:rPr>
+      </w:pPr>
+    </w:p>
+    <w:tbl>
+      <w:tblPr>
+        <w:tblStyle w:val="Grigliatabella"/>
+        <w:tblW w:w="0" w:type="auto"/>
+        <w:tblLook w:val="04A0" w:firstRow="1" w:lastRow="0" w:firstColumn="1" w:lastColumn="0" w:noHBand="0" w:noVBand="1"/>
+      </w:tblPr>
+      <w:tblGrid>
+        <w:gridCol w:w="9628"/>
+      </w:tblGrid>
+      <w:tr>
+        <w:tc>
+          <w:tcPr>
+            <w:tcW w:w="9854" w:type="dxa"/>
+            <w:tcBorders>
+              <w:top w:val="single" w:sz="4" w:space="0" w:color="auto"/>
+              <w:left w:val="single" w:sz="4" w:space="0" w:color="auto"/>
+              <w:bottom w:val="single" w:sz="4" w:space="0" w:color="auto"/>
+              <w:right w:val="single" w:sz="4" w:space="0" w:color="auto"/>
+            </w:tcBorders>
+            <w:shd w:val="clear" w:color="auto" w:fill="D9D9D9" w:themeFill="background1" w:themeFillShade="D9"/>
+            <w:hideMark/>
+          </w:tcPr>
+          <w:p>
+            <w:pPr>
+              <w:spacing w:after="200" w:line="276" w:lineRule="auto"/>
+              <w:rPr>
+                <w:rFonts w:ascii="Arial" w:hAnsi="Arial" w:cs="Arial"/>
+              </w:rPr>
+            </w:pPr>
+            <w:r>
+              <w:rPr>
+                <w:rFonts w:ascii="Arial" w:hAnsi="Arial" w:cs="Arial"/>
+              </w:rPr>
+              <w:t>Programma di massima per la prossima giornata di lavoro</w:t>
+            </w:r>
+          </w:p>
+        </w:tc>
+      </w:tr>
+      <w:tr>
+        <w:tc>
+          <w:tcPr>
+            <w:tcW w:w="9854" w:type="dxa"/>
+            <w:tcBorders>
+              <w:top w:val="single" w:sz="4" w:space="0" w:color="auto"/>
+              <w:left w:val="single" w:sz="4" w:space="0" w:color="auto"/>
+              <w:bottom w:val="single" w:sz="4" w:space="0" w:color="auto"/>
+              <w:right w:val="single" w:sz="4" w:space="0" w:color="auto"/>
+            </w:tcBorders>
+            <w:hideMark/>
+          </w:tcPr>
+          <w:p>
+            <w:pPr>
+              <w:numPr>
+                <w:ilvl w:val="0"/>
+                <w:numId w:val="31"/>
+              </w:numPr>
+              <w:spacing w:line="276" w:lineRule="auto"/>
+              <w:rPr>
+                <w:rFonts w:ascii="Arial" w:hAnsi="Arial" w:cs="Arial"/>
+              </w:rPr>
+            </w:pPr>
+            <w:r>
+              <w:rPr>
+                <w:rFonts w:ascii="Arial" w:hAnsi="Arial" w:cs="Arial"/>
+              </w:rPr>
+              <w:t>Sistemare ultimi problemi</w:t>
+            </w:r>
+          </w:p>
+          <w:p>
+            <w:pPr>
+              <w:numPr>
+                <w:ilvl w:val="0"/>
+                <w:numId w:val="31"/>
+              </w:numPr>
+              <w:spacing w:line="276" w:lineRule="auto"/>
+              <w:rPr>
+                <w:rFonts w:ascii="Arial" w:hAnsi="Arial" w:cs="Arial"/>
+              </w:rPr>
+            </w:pPr>
+            <w:r>
+              <w:rPr>
+                <w:rFonts w:ascii="Arial" w:hAnsi="Arial" w:cs="Arial"/>
+              </w:rPr>
+              <w:t>Notifiche</w:t>
+            </w:r>
+          </w:p>
+          <w:p>
+            <w:pPr>
+              <w:numPr>
+                <w:ilvl w:val="0"/>
+                <w:numId w:val="31"/>
+              </w:numPr>
+              <w:spacing w:line="276" w:lineRule="auto"/>
+              <w:rPr>
+                <w:rFonts w:ascii="Arial" w:hAnsi="Arial" w:cs="Arial"/>
+              </w:rPr>
+            </w:pPr>
+            <w:r>
+              <w:rPr>
+                <w:rFonts w:ascii="Arial" w:hAnsi="Arial" w:cs="Arial"/>
+              </w:rPr>
+              <w:t>Condivisione</w:t>
+            </w:r>
+          </w:p>
+          <w:p>
+            <w:pPr>
+              <w:numPr>
+                <w:ilvl w:val="0"/>
+                <w:numId w:val="31"/>
+              </w:numPr>
+              <w:spacing w:line="276" w:lineRule="auto"/>
+              <w:rPr>
+                <w:rFonts w:ascii="Arial" w:hAnsi="Arial" w:cs="Arial"/>
+              </w:rPr>
+            </w:pPr>
+            <w:r>
+              <w:rPr>
+                <w:rFonts w:ascii="Arial" w:hAnsi="Arial" w:cs="Arial"/>
+              </w:rPr>
+              <w:t xml:space="preserve">Documentazione: </w:t>
+            </w:r>
+            <w:r>
+              <w:rPr>
+                <w:rFonts w:ascii="Arial" w:hAnsi="Arial" w:cs="Arial"/>
+              </w:rPr>
+              <w:t>finire implementazione</w:t>
+            </w:r>
+          </w:p>
+          <w:p>
+            <w:pPr>
+              <w:numPr>
+                <w:ilvl w:val="0"/>
+                <w:numId w:val="31"/>
+              </w:numPr>
+              <w:spacing w:line="276" w:lineRule="auto"/>
+              <w:rPr>
+                <w:rFonts w:ascii="Arial" w:hAnsi="Arial" w:cs="Arial"/>
+              </w:rPr>
+            </w:pPr>
+            <w:r>
+              <w:rPr>
+                <w:rFonts w:ascii="Arial" w:hAnsi="Arial" w:cs="Arial"/>
+              </w:rPr>
+              <w:t>Manuale</w:t>
+            </w:r>
+          </w:p>
+        </w:tc>
+      </w:tr>
+    </w:tbl>
+    <w:p>
+      <w:pPr>
+        <w:rPr>
+          <w:rFonts w:ascii="Arial" w:hAnsi="Arial" w:cs="Arial"/>
+        </w:rPr>
+      </w:pPr>
+    </w:p>
+    <w:p>
+      <w:pPr>
+        <w:rPr>
+          <w:rFonts w:ascii="Arial" w:hAnsi="Arial" w:cs="Arial"/>
+        </w:rPr>
+      </w:pPr>
+      <w:r>
+        <w:rPr>
+          <w:rFonts w:ascii="Arial" w:hAnsi="Arial" w:cs="Arial"/>
+        </w:rPr>
+        <w:t>Agile - Resoconto</w:t>
+      </w:r>
+    </w:p>
+    <w:p>
+      <w:pPr>
+        <w:rPr>
+          <w:rFonts w:ascii="Arial" w:hAnsi="Arial" w:cs="Arial"/>
+        </w:rPr>
+      </w:pPr>
+    </w:p>
+    <w:tbl>
+      <w:tblPr>
+        <w:tblStyle w:val="Grigliatabella"/>
+        <w:tblW w:w="0" w:type="auto"/>
+        <w:tblLook w:val="04A0" w:firstRow="1" w:lastRow="0" w:firstColumn="1" w:lastColumn="0" w:noHBand="0" w:noVBand="1"/>
+      </w:tblPr>
+      <w:tblGrid>
+        <w:gridCol w:w="9628"/>
+      </w:tblGrid>
+      <w:tr>
+        <w:tc>
+          <w:tcPr>
+            <w:tcW w:w="9854" w:type="dxa"/>
+            <w:tcBorders>
+              <w:top w:val="single" w:sz="4" w:space="0" w:color="auto"/>
+              <w:left w:val="single" w:sz="4" w:space="0" w:color="auto"/>
+              <w:bottom w:val="single" w:sz="4" w:space="0" w:color="auto"/>
+              <w:right w:val="single" w:sz="4" w:space="0" w:color="auto"/>
+            </w:tcBorders>
+            <w:shd w:val="clear" w:color="auto" w:fill="D9D9D9" w:themeFill="background1" w:themeFillShade="D9"/>
+            <w:hideMark/>
+          </w:tcPr>
+          <w:p>
+            <w:pPr>
+              <w:spacing w:after="200" w:line="276" w:lineRule="auto"/>
+              <w:rPr>
+                <w:rFonts w:ascii="Arial" w:hAnsi="Arial" w:cs="Arial"/>
+              </w:rPr>
+            </w:pPr>
+            <w:proofErr w:type="spellStart"/>
+            <w:r>
+              <w:rPr>
+                <w:rFonts w:ascii="Arial" w:hAnsi="Arial" w:cs="Arial"/>
+              </w:rPr>
+              <w:t>Daily</w:t>
+            </w:r>
+            <w:proofErr w:type="spellEnd"/>
+            <w:r>
+              <w:rPr>
+                <w:rFonts w:ascii="Arial" w:hAnsi="Arial" w:cs="Arial"/>
+              </w:rPr>
+              <w:t xml:space="preserve"> </w:t>
+            </w:r>
+            <w:proofErr w:type="spellStart"/>
+            <w:r>
+              <w:rPr>
+                <w:rFonts w:ascii="Arial" w:hAnsi="Arial" w:cs="Arial"/>
+              </w:rPr>
+              <w:t>Scrum</w:t>
+            </w:r>
+            <w:proofErr w:type="spellEnd"/>
+          </w:p>
+        </w:tc>
+      </w:tr>
+      <w:tr>
+        <w:tc>
+          <w:tcPr>
+            <w:tcW w:w="9854" w:type="dxa"/>
+            <w:tcBorders>
+              <w:top w:val="single" w:sz="4" w:space="0" w:color="auto"/>
+              <w:left w:val="single" w:sz="4" w:space="0" w:color="auto"/>
+              <w:bottom w:val="single" w:sz="4" w:space="0" w:color="auto"/>
+              <w:right w:val="single" w:sz="4" w:space="0" w:color="auto"/>
+            </w:tcBorders>
+            <w:hideMark/>
+          </w:tcPr>
+          <w:p>
+            <w:pPr>
+              <w:numPr>
+                <w:ilvl w:val="0"/>
+                <w:numId w:val="31"/>
+              </w:numPr>
+              <w:spacing w:line="276" w:lineRule="auto"/>
+              <w:rPr>
+                <w:rFonts w:ascii="Arial" w:hAnsi="Arial" w:cs="Arial"/>
+              </w:rPr>
+            </w:pPr>
+            <w:r>
+              <w:rPr>
+                <w:rFonts w:ascii="Arial" w:hAnsi="Arial" w:cs="Arial"/>
+              </w:rPr>
+              <w:t>13:00</w:t>
+            </w:r>
+          </w:p>
+          <w:p>
+            <w:pPr>
+              <w:numPr>
+                <w:ilvl w:val="0"/>
+                <w:numId w:val="31"/>
+              </w:numPr>
+              <w:spacing w:line="276" w:lineRule="auto"/>
+              <w:rPr>
+                <w:rFonts w:ascii="Arial" w:hAnsi="Arial" w:cs="Arial"/>
+              </w:rPr>
+            </w:pPr>
+            <w:r>
+              <w:rPr>
+                <w:rFonts w:ascii="Arial" w:hAnsi="Arial" w:cs="Arial"/>
+              </w:rPr>
+              <w:lastRenderedPageBreak/>
+              <w:t>Non sono emersi problemi rilevanti</w:t>
+            </w:r>
+          </w:p>
+          <w:p>
+            <w:pPr>
+              <w:numPr>
+                <w:ilvl w:val="0"/>
+                <w:numId w:val="31"/>
+              </w:numPr>
+              <w:spacing w:line="276" w:lineRule="auto"/>
+              <w:rPr>
+                <w:rFonts w:ascii="Arial" w:hAnsi="Arial" w:cs="Arial"/>
+              </w:rPr>
+            </w:pPr>
+            <w:r>
+              <w:rPr>
+                <w:rFonts w:ascii="Arial" w:hAnsi="Arial" w:cs="Arial"/>
+              </w:rPr>
+              <w:t xml:space="preserve">Decisione: </w:t>
+            </w:r>
+          </w:p>
+          <w:p>
+            <w:pPr>
+              <w:numPr>
+                <w:ilvl w:val="1"/>
+                <w:numId w:val="31"/>
+              </w:numPr>
+              <w:spacing w:line="276" w:lineRule="auto"/>
+              <w:rPr>
+                <w:rFonts w:ascii="Arial" w:hAnsi="Arial" w:cs="Arial"/>
+              </w:rPr>
+            </w:pPr>
+            <w:r>
+              <w:rPr>
+                <w:rFonts w:ascii="Arial" w:hAnsi="Arial" w:cs="Arial"/>
+              </w:rPr>
+              <w:t xml:space="preserve">Linda: sistemare documentazione, </w:t>
+            </w:r>
+            <w:proofErr w:type="spellStart"/>
+            <w:r>
+              <w:rPr>
+                <w:rFonts w:ascii="Arial" w:hAnsi="Arial" w:cs="Arial"/>
+              </w:rPr>
+              <w:t>gantt</w:t>
+            </w:r>
+            <w:proofErr w:type="spellEnd"/>
+          </w:p>
+          <w:p>
+            <w:pPr>
+              <w:numPr>
+                <w:ilvl w:val="1"/>
+                <w:numId w:val="31"/>
+              </w:numPr>
+              <w:spacing w:line="276" w:lineRule="auto"/>
+              <w:rPr>
+                <w:rFonts w:ascii="Arial" w:hAnsi="Arial" w:cs="Arial"/>
+              </w:rPr>
+            </w:pPr>
+            <w:r>
+              <w:rPr>
+                <w:rFonts w:ascii="Arial" w:hAnsi="Arial" w:cs="Arial"/>
+              </w:rPr>
+              <w:t>Ryan: sistemare ultimi problemi dopo il merge totale</w:t>
+            </w:r>
+          </w:p>
+          <w:p>
+            <w:pPr>
+              <w:numPr>
+                <w:ilvl w:val="1"/>
+                <w:numId w:val="31"/>
+              </w:numPr>
+              <w:spacing w:line="276" w:lineRule="auto"/>
+              <w:rPr>
+                <w:rFonts w:ascii="Arial" w:hAnsi="Arial" w:cs="Arial"/>
+              </w:rPr>
+            </w:pPr>
+            <w:r>
+              <w:rPr>
+                <w:rFonts w:ascii="Arial" w:hAnsi="Arial" w:cs="Arial"/>
+              </w:rPr>
+              <w:t>Tessa: documentazione parte di implementazione</w:t>
+            </w:r>
+          </w:p>
+        </w:tc>
+      </w:tr>
+    </w:tbl>
+    <w:p>
+      <w:pPr>
+        <w:rPr>
+          <w:rFonts w:ascii="Arial" w:hAnsi="Arial" w:cs="Arial"/>
+        </w:rPr>
+      </w:pPr>
+    </w:p>
+    <w:tbl>
+      <w:tblPr>
+        <w:tblStyle w:val="Grigliatabella"/>
+        <w:tblW w:w="0" w:type="auto"/>
+        <w:tblLook w:val="04A0" w:firstRow="1" w:lastRow="0" w:firstColumn="1" w:lastColumn="0" w:noHBand="0" w:noVBand="1"/>
+      </w:tblPr>
+      <w:tblGrid>
+        <w:gridCol w:w="9628"/>
+      </w:tblGrid>
+      <w:tr>
+        <w:tc>
+          <w:tcPr>
+            <w:tcW w:w="9854" w:type="dxa"/>
+            <w:tcBorders>
+              <w:top w:val="single" w:sz="4" w:space="0" w:color="auto"/>
+              <w:left w:val="single" w:sz="4" w:space="0" w:color="auto"/>
+              <w:bottom w:val="single" w:sz="4" w:space="0" w:color="auto"/>
+              <w:right w:val="single" w:sz="4" w:space="0" w:color="auto"/>
+            </w:tcBorders>
+            <w:shd w:val="clear" w:color="auto" w:fill="D9D9D9" w:themeFill="background1" w:themeFillShade="D9"/>
+            <w:hideMark/>
+          </w:tcPr>
+          <w:p>
+            <w:pPr>
+              <w:spacing w:after="200" w:line="276" w:lineRule="auto"/>
+              <w:rPr>
+                <w:rFonts w:ascii="Arial" w:hAnsi="Arial" w:cs="Arial"/>
+              </w:rPr>
+            </w:pPr>
+            <w:r>
+              <w:rPr>
+                <w:rFonts w:ascii="Arial" w:hAnsi="Arial" w:cs="Arial"/>
+              </w:rPr>
+              <w:t>Sprint Planning</w:t>
+            </w:r>
+          </w:p>
+        </w:tc>
+      </w:tr>
+      <w:tr>
+        <w:tc>
+          <w:tcPr>
+            <w:tcW w:w="9854" w:type="dxa"/>
+            <w:tcBorders>
+              <w:top w:val="single" w:sz="4" w:space="0" w:color="auto"/>
+              <w:left w:val="single" w:sz="4" w:space="0" w:color="auto"/>
+              <w:bottom w:val="single" w:sz="4" w:space="0" w:color="auto"/>
+              <w:right w:val="single" w:sz="4" w:space="0" w:color="auto"/>
+            </w:tcBorders>
+          </w:tcPr>
+          <w:p>
+            <w:pPr>
+              <w:pStyle w:val="Paragrafoelenco"/>
+              <w:numPr>
+                <w:ilvl w:val="0"/>
+                <w:numId w:val="31"/>
+              </w:numPr>
+              <w:rPr>
+                <w:rFonts w:ascii="Arial" w:hAnsi="Arial" w:cs="Arial"/>
+              </w:rPr>
+            </w:pPr>
+            <w:r>
+              <w:rPr>
+                <w:rFonts w:ascii="Arial" w:hAnsi="Arial" w:cs="Arial"/>
+              </w:rPr>
+              <w:t xml:space="preserve">Prossimo sprint: </w:t>
+            </w:r>
+            <w:r>
+              <w:rPr>
+                <w:rFonts w:ascii="Arial" w:hAnsi="Arial" w:cs="Arial"/>
+              </w:rPr>
+              <w:t>29.05.2026</w:t>
+            </w:r>
+          </w:p>
+          <w:p>
+            <w:pPr>
+              <w:pStyle w:val="Paragrafoelenco"/>
+              <w:numPr>
+                <w:ilvl w:val="0"/>
+                <w:numId w:val="31"/>
+              </w:numPr>
+              <w:rPr>
+                <w:rFonts w:ascii="Arial" w:hAnsi="Arial" w:cs="Arial"/>
+              </w:rPr>
+            </w:pPr>
+            <w:r>
+              <w:rPr>
+                <w:rFonts w:ascii="Arial" w:hAnsi="Arial" w:cs="Arial"/>
+              </w:rPr>
+              <w:t xml:space="preserve">Progetto deve essere finito </w:t>
+            </w:r>
+          </w:p>
+        </w:tc>
+      </w:tr>
+    </w:tbl>
+    <w:p>
+      <w:pPr>
+        <w:rPr>
+          <w:rFonts w:ascii="Arial" w:hAnsi="Arial" w:cs="Arial"/>
+        </w:rPr>
+      </w:pPr>
+    </w:p>
+    <w:tbl>
+      <w:tblPr>
+        <w:tblStyle w:val="Grigliatabella"/>
+        <w:tblW w:w="0" w:type="auto"/>
+        <w:tblLook w:val="04A0" w:firstRow="1" w:lastRow="0" w:firstColumn="1" w:lastColumn="0" w:noHBand="0" w:noVBand="1"/>
+      </w:tblPr>
+      <w:tblGrid>
+        <w:gridCol w:w="9628"/>
+      </w:tblGrid>
+      <w:tr>
+        <w:tc>
+          <w:tcPr>
+            <w:tcW w:w="9854" w:type="dxa"/>
+            <w:tcBorders>
+              <w:top w:val="single" w:sz="4" w:space="0" w:color="auto"/>
+              <w:left w:val="single" w:sz="4" w:space="0" w:color="auto"/>
+              <w:bottom w:val="single" w:sz="4" w:space="0" w:color="auto"/>
+              <w:right w:val="single" w:sz="4" w:space="0" w:color="auto"/>
+            </w:tcBorders>
+            <w:shd w:val="clear" w:color="auto" w:fill="D9D9D9" w:themeFill="background1" w:themeFillShade="D9"/>
+            <w:hideMark/>
+          </w:tcPr>
+          <w:p>
+            <w:pPr>
+              <w:spacing w:after="200" w:line="276" w:lineRule="auto"/>
+              <w:rPr>
+                <w:rFonts w:ascii="Arial" w:hAnsi="Arial" w:cs="Arial"/>
+              </w:rPr>
+            </w:pPr>
+            <w:r>
+              <w:rPr>
+                <w:rFonts w:ascii="Arial" w:hAnsi="Arial" w:cs="Arial"/>
+              </w:rPr>
+              <w:t>Sprint Review</w:t>
+            </w:r>
+          </w:p>
+        </w:tc>
+      </w:tr>
+      <w:tr>
+        <w:tc>
+          <w:tcPr>
+            <w:tcW w:w="9854" w:type="dxa"/>
+            <w:tcBorders>
+              <w:top w:val="single" w:sz="4" w:space="0" w:color="auto"/>
+              <w:left w:val="single" w:sz="4" w:space="0" w:color="auto"/>
+              <w:bottom w:val="single" w:sz="4" w:space="0" w:color="auto"/>
+              <w:right w:val="single" w:sz="4" w:space="0" w:color="auto"/>
+            </w:tcBorders>
+          </w:tcPr>
+          <w:p>
+            <w:pPr>
+              <w:rPr>
+                <w:rFonts w:ascii="Arial" w:hAnsi="Arial" w:cs="Arial"/>
+              </w:rPr>
+            </w:pPr>
+            <w:r>
+              <w:rPr>
+                <w:rFonts w:ascii="Arial" w:hAnsi="Arial" w:cs="Arial"/>
+              </w:rPr>
+              <w:t xml:space="preserve">Note </w:t>
+            </w:r>
+            <w:proofErr w:type="spellStart"/>
+            <w:r>
+              <w:rPr>
+                <w:rFonts w:ascii="Arial" w:hAnsi="Arial" w:cs="Arial"/>
+              </w:rPr>
+              <w:t>soressa</w:t>
+            </w:r>
+            <w:proofErr w:type="spellEnd"/>
+            <w:r>
+              <w:rPr>
+                <w:rFonts w:ascii="Arial" w:hAnsi="Arial" w:cs="Arial"/>
+              </w:rPr>
+              <w:t>:</w:t>
+            </w:r>
+          </w:p>
+          <w:p>
+            <w:pPr>
+              <w:pStyle w:val="Paragrafoelenco"/>
+              <w:numPr>
+                <w:ilvl w:val="0"/>
+                <w:numId w:val="31"/>
+              </w:numPr>
+              <w:rPr>
+                <w:rFonts w:ascii="Arial" w:hAnsi="Arial" w:cs="Arial"/>
+              </w:rPr>
+            </w:pPr>
+            <w:r>
+              <w:rPr>
+                <w:rFonts w:ascii="Arial" w:hAnsi="Arial" w:cs="Arial"/>
+              </w:rPr>
+              <w:t xml:space="preserve">Aggiornare </w:t>
+            </w:r>
+            <w:proofErr w:type="spellStart"/>
+            <w:r>
+              <w:rPr>
+                <w:rFonts w:ascii="Arial" w:hAnsi="Arial" w:cs="Arial"/>
+              </w:rPr>
+              <w:t>Gantt</w:t>
+            </w:r>
+            <w:proofErr w:type="spellEnd"/>
+            <w:r>
+              <w:rPr>
+                <w:rFonts w:ascii="Arial" w:hAnsi="Arial" w:cs="Arial"/>
+              </w:rPr>
+              <w:t xml:space="preserve"> consuntivo</w:t>
+            </w:r>
+          </w:p>
+          <w:p>
+            <w:pPr>
+              <w:pStyle w:val="Paragrafoelenco"/>
+              <w:numPr>
+                <w:ilvl w:val="0"/>
+                <w:numId w:val="31"/>
+              </w:numPr>
+              <w:rPr>
+                <w:rFonts w:ascii="Arial" w:hAnsi="Arial" w:cs="Arial"/>
+              </w:rPr>
+            </w:pPr>
+            <w:r>
+              <w:rPr>
+                <w:rFonts w:ascii="Arial" w:hAnsi="Arial" w:cs="Arial"/>
+              </w:rPr>
+              <w:t>Documentazione: aggiungere sprint</w:t>
+            </w:r>
+          </w:p>
+          <w:p>
+            <w:pPr>
+              <w:pStyle w:val="Paragrafoelenco"/>
+              <w:numPr>
+                <w:ilvl w:val="0"/>
+                <w:numId w:val="31"/>
+              </w:numPr>
+              <w:rPr>
+                <w:rFonts w:ascii="Arial" w:hAnsi="Arial" w:cs="Arial"/>
+              </w:rPr>
+            </w:pPr>
+            <w:r>
+              <w:rPr>
+                <w:rFonts w:ascii="Arial" w:hAnsi="Arial" w:cs="Arial"/>
+              </w:rPr>
+              <w:t>Preparare materiale per il prossimo sprint</w:t>
+            </w:r>
+          </w:p>
+          <w:p>
+            <w:pPr>
+              <w:pStyle w:val="Paragrafoelenco"/>
+              <w:numPr>
+                <w:ilvl w:val="0"/>
+                <w:numId w:val="31"/>
+              </w:numPr>
+              <w:rPr>
+                <w:rFonts w:ascii="Arial" w:hAnsi="Arial" w:cs="Arial"/>
+              </w:rPr>
+            </w:pPr>
+            <w:r>
+              <w:rPr>
+                <w:rFonts w:ascii="Arial" w:hAnsi="Arial" w:cs="Arial"/>
+              </w:rPr>
+              <w:t>Studiare di più il codice e il suo funzionamento</w:t>
+            </w:r>
+          </w:p>
+          <w:p>
+            <w:pPr>
+              <w:pStyle w:val="Paragrafoelenco"/>
+              <w:numPr>
+                <w:ilvl w:val="0"/>
+                <w:numId w:val="31"/>
+              </w:numPr>
+              <w:rPr>
+                <w:rFonts w:ascii="Arial" w:hAnsi="Arial" w:cs="Arial"/>
+              </w:rPr>
+            </w:pPr>
+            <w:r>
+              <w:rPr>
+                <w:rFonts w:ascii="Arial" w:hAnsi="Arial" w:cs="Arial"/>
+              </w:rPr>
+              <w:t>Valutazione: 4.0</w:t>
+            </w:r>
+          </w:p>
+        </w:tc>
+      </w:tr>
+    </w:tbl>
+    <w:p>
+      <w:pPr>
+        <w:rPr>
+          <w:rFonts w:ascii="Arial" w:hAnsi="Arial" w:cs="Arial"/>
+        </w:rPr>
+      </w:pPr>
+    </w:p>
+    <w:tbl>
+      <w:tblPr>
+        <w:tblStyle w:val="Grigliatabella"/>
+        <w:tblW w:w="0" w:type="auto"/>
+        <w:tblLook w:val="04A0" w:firstRow="1" w:lastRow="0" w:firstColumn="1" w:lastColumn="0" w:noHBand="0" w:noVBand="1"/>
+      </w:tblPr>
+      <w:tblGrid>
+        <w:gridCol w:w="9628"/>
+      </w:tblGrid>
+      <w:tr>
+        <w:tc>
+          <w:tcPr>
+            <w:tcW w:w="9854" w:type="dxa"/>
+            <w:tcBorders>
+              <w:top w:val="single" w:sz="4" w:space="0" w:color="auto"/>
+              <w:left w:val="single" w:sz="4" w:space="0" w:color="auto"/>
+              <w:bottom w:val="single" w:sz="4" w:space="0" w:color="auto"/>
+              <w:right w:val="single" w:sz="4" w:space="0" w:color="auto"/>
+            </w:tcBorders>
+            <w:shd w:val="clear" w:color="auto" w:fill="D9D9D9" w:themeFill="background1" w:themeFillShade="D9"/>
+            <w:hideMark/>
+          </w:tcPr>
+          <w:p>
+            <w:pPr>
+              <w:spacing w:after="200" w:line="276" w:lineRule="auto"/>
+              <w:rPr>
+                <w:rFonts w:ascii="Arial" w:hAnsi="Arial" w:cs="Arial"/>
+              </w:rPr>
+            </w:pPr>
+            <w:r>
+              <w:rPr>
+                <w:rFonts w:ascii="Arial" w:hAnsi="Arial" w:cs="Arial"/>
+              </w:rPr>
+              <w:t xml:space="preserve">Sprint </w:t>
+            </w:r>
+            <w:proofErr w:type="spellStart"/>
+            <w:r>
+              <w:rPr>
+                <w:rFonts w:ascii="Arial" w:hAnsi="Arial" w:cs="Arial"/>
+              </w:rPr>
+              <w:t>Retrospective</w:t>
+            </w:r>
+            <w:proofErr w:type="spellEnd"/>
+          </w:p>
+        </w:tc>
+      </w:tr>
+      <w:tr>
+        <w:tc>
+          <w:tcPr>
+            <w:tcW w:w="9854" w:type="dxa"/>
+            <w:tcBorders>
+              <w:top w:val="single" w:sz="4" w:space="0" w:color="auto"/>
+              <w:left w:val="single" w:sz="4" w:space="0" w:color="auto"/>
+              <w:bottom w:val="single" w:sz="4" w:space="0" w:color="auto"/>
+              <w:right w:val="single" w:sz="4" w:space="0" w:color="auto"/>
+            </w:tcBorders>
+          </w:tcPr>
+          <w:p>
+            <w:pPr>
+              <w:pStyle w:val="Paragrafoelenco"/>
+              <w:numPr>
+                <w:ilvl w:val="0"/>
+                <w:numId w:val="31"/>
+              </w:numPr>
+              <w:rPr>
+                <w:rFonts w:ascii="Arial" w:hAnsi="Arial" w:cs="Arial"/>
+              </w:rPr>
+            </w:pPr>
+            <w:r>
+              <w:rPr>
+                <w:rFonts w:ascii="Arial" w:hAnsi="Arial" w:cs="Arial"/>
+              </w:rPr>
+              <w:t>Compreso il problema dietro il salvataggio delle foto profilo</w:t>
+            </w:r>
+          </w:p>
+          <w:p>
+            <w:pPr>
+              <w:pStyle w:val="Paragrafoelenco"/>
+              <w:numPr>
+                <w:ilvl w:val="0"/>
+                <w:numId w:val="31"/>
+              </w:numPr>
+              <w:rPr>
+                <w:rFonts w:ascii="Arial" w:hAnsi="Arial" w:cs="Arial"/>
+              </w:rPr>
+            </w:pPr>
+            <w:r>
+              <w:rPr>
+                <w:rFonts w:ascii="Arial" w:hAnsi="Arial" w:cs="Arial"/>
+              </w:rPr>
+              <w:t>Aggiungere alla documentazione gli sprint</w:t>
+            </w:r>
+          </w:p>
+          <w:p>
+            <w:pPr>
+              <w:pStyle w:val="Paragrafoelenco"/>
+              <w:numPr>
+                <w:ilvl w:val="0"/>
+                <w:numId w:val="31"/>
+              </w:numPr>
+              <w:rPr>
+                <w:rFonts w:ascii="Arial" w:hAnsi="Arial" w:cs="Arial"/>
+              </w:rPr>
+            </w:pPr>
+            <w:r>
+              <w:rPr>
+                <w:rFonts w:ascii="Arial" w:hAnsi="Arial" w:cs="Arial"/>
+              </w:rPr>
+              <w:t xml:space="preserve">Aggiornare il consuntivo </w:t>
+            </w:r>
+            <w:proofErr w:type="spellStart"/>
+            <w:r>
+              <w:rPr>
+                <w:rFonts w:ascii="Arial" w:hAnsi="Arial" w:cs="Arial"/>
+              </w:rPr>
+              <w:t>gantt</w:t>
+            </w:r>
+            <w:proofErr w:type="spellEnd"/>
           </w:p>
         </w:tc>
       </w:tr>
@@ -16056,6 +18287,7 @@
     <w:rsid w:val="000B454E"/>
     <w:rsid w:val="000B47BC"/>
     <w:rsid w:val="000E0CC5"/>
+    <w:rsid w:val="000E420D"/>
     <w:rsid w:val="000F117C"/>
     <w:rsid w:val="001101C0"/>
     <w:rsid w:val="00127196"/>
@@ -16089,6 +18321,7 @@
     <w:rsid w:val="00453BEA"/>
     <w:rsid w:val="004576F0"/>
     <w:rsid w:val="00465B6E"/>
+    <w:rsid w:val="004B02E2"/>
     <w:rsid w:val="004B235F"/>
     <w:rsid w:val="004E2C9B"/>
     <w:rsid w:val="004E6B5D"/>
@@ -16136,6 +18369,7 @@
     <w:rsid w:val="00925A3A"/>
     <w:rsid w:val="0095468F"/>
     <w:rsid w:val="0095694A"/>
+    <w:rsid w:val="00972212"/>
     <w:rsid w:val="0099359F"/>
     <w:rsid w:val="00997E7D"/>
     <w:rsid w:val="009D5B0A"/>

--- a/4_Diari/Diario - OraX.docx
+++ b/4_Diari/Diario - OraX.docx
@@ -5735,6 +5735,7 @@
               <w:t xml:space="preserve"> per convertirli in una lista, poi ho aggiunto l’evento alla lista tramite </w:t>
             </w:r>
             <w:proofErr w:type="spellStart"/>
+            <w:proofErr w:type="gramStart"/>
             <w:r>
               <w:rPr>
                 <w:rFonts w:ascii="Arial" w:hAnsi="Arial" w:cs="Arial"/>
@@ -5746,7 +5747,14 @@
               <w:rPr>
                 <w:rFonts w:ascii="Arial" w:hAnsi="Arial" w:cs="Arial"/>
               </w:rPr>
-              <w:t>(), e poi ho dato all’</w:t>
+              <w:t>(</w:t>
+            </w:r>
+            <w:proofErr w:type="gramEnd"/>
+            <w:r>
+              <w:rPr>
+                <w:rFonts w:ascii="Arial" w:hAnsi="Arial" w:cs="Arial"/>
+              </w:rPr>
+              <w:t>), e poi ho dato all’</w:t>
             </w:r>
             <w:proofErr w:type="spellStart"/>
             <w:r>
@@ -7231,8 +7239,16 @@
               <w:rPr>
                 <w:rFonts w:ascii="Arial" w:hAnsi="Arial" w:cs="Arial"/>
               </w:rPr>
-              <w:t>Unire le pagine per il review</w:t>
-            </w:r>
+              <w:t xml:space="preserve">Unire le pagine per </w:t>
+            </w:r>
+            <w:proofErr w:type="gramStart"/>
+            <w:r>
+              <w:rPr>
+                <w:rFonts w:ascii="Arial" w:hAnsi="Arial" w:cs="Arial"/>
+              </w:rPr>
+              <w:t>il review</w:t>
+            </w:r>
+            <w:proofErr w:type="gramEnd"/>
           </w:p>
           <w:p>
             <w:pPr>
@@ -8248,7 +8264,21 @@
               <w:rPr>
                 <w:rFonts w:ascii="Arial" w:hAnsi="Arial" w:cs="Arial"/>
               </w:rPr>
-              <w:t xml:space="preserve">Soluzione: sbagliato il controllo dei ciclo </w:t>
+              <w:t xml:space="preserve">Soluzione: sbagliato il controllo </w:t>
+            </w:r>
+            <w:proofErr w:type="gramStart"/>
+            <w:r>
+              <w:rPr>
+                <w:rFonts w:ascii="Arial" w:hAnsi="Arial" w:cs="Arial"/>
+              </w:rPr>
+              <w:t>dei ciclo</w:t>
+            </w:r>
+            <w:proofErr w:type="gramEnd"/>
+            <w:r>
+              <w:rPr>
+                <w:rFonts w:ascii="Arial" w:hAnsi="Arial" w:cs="Arial"/>
+              </w:rPr>
+              <w:t xml:space="preserve"> </w:t>
             </w:r>
             <w:proofErr w:type="spellStart"/>
             <w:r>
@@ -8835,7 +8865,21 @@
               <w:rPr>
                 <w:rFonts w:ascii="Arial" w:hAnsi="Arial" w:cs="Arial"/>
               </w:rPr>
-              <w:t xml:space="preserve">Discussione sul review </w:t>
+              <w:t xml:space="preserve">Discussione </w:t>
+            </w:r>
+            <w:proofErr w:type="gramStart"/>
+            <w:r>
+              <w:rPr>
+                <w:rFonts w:ascii="Arial" w:hAnsi="Arial" w:cs="Arial"/>
+              </w:rPr>
+              <w:t>sul review</w:t>
+            </w:r>
+            <w:proofErr w:type="gramEnd"/>
+            <w:r>
+              <w:rPr>
+                <w:rFonts w:ascii="Arial" w:hAnsi="Arial" w:cs="Arial"/>
+              </w:rPr>
+              <w:t xml:space="preserve"> </w:t>
             </w:r>
             <w:r>
               <w:rPr>
@@ -10007,6 +10051,7 @@
               <w:t xml:space="preserve">Soluzione: spostate dichiarazione dei tipi prima del </w:t>
             </w:r>
             <w:proofErr w:type="spellStart"/>
+            <w:proofErr w:type="gramStart"/>
             <w:r>
               <w:rPr>
                 <w:rFonts w:ascii="Arial" w:hAnsi="Arial" w:cs="Arial"/>
@@ -10018,7 +10063,14 @@
               <w:rPr>
                 <w:rFonts w:ascii="Arial" w:hAnsi="Arial" w:cs="Arial"/>
               </w:rPr>
-              <w:t>() e messo la lista delle attività pubblica con getter e setter</w:t>
+              <w:t>(</w:t>
+            </w:r>
+            <w:proofErr w:type="gramEnd"/>
+            <w:r>
+              <w:rPr>
+                <w:rFonts w:ascii="Arial" w:hAnsi="Arial" w:cs="Arial"/>
+              </w:rPr>
+              <w:t>) e messo la lista delle attività pubblica con getter e setter</w:t>
             </w:r>
           </w:p>
         </w:tc>
@@ -11026,7 +11078,14 @@
               <w:rPr>
                 <w:rFonts w:ascii="Arial" w:hAnsi="Arial" w:cs="Arial"/>
               </w:rPr>
-              <w:t xml:space="preserve">Pulito il codice seguendo il </w:t>
+              <w:t xml:space="preserve">Pulito il codice seguendo </w:t>
+            </w:r>
+            <w:proofErr w:type="gramStart"/>
+            <w:r>
+              <w:rPr>
+                <w:rFonts w:ascii="Arial" w:hAnsi="Arial" w:cs="Arial"/>
+              </w:rPr>
+              <w:t xml:space="preserve">il </w:t>
             </w:r>
             <w:r>
               <w:rPr>
@@ -11034,7 +11093,16 @@
                 <w:i/>
                 <w:iCs/>
               </w:rPr>
-              <w:t xml:space="preserve">code </w:t>
+              <w:t>code</w:t>
+            </w:r>
+            <w:proofErr w:type="gramEnd"/>
+            <w:r>
+              <w:rPr>
+                <w:rFonts w:ascii="Arial" w:hAnsi="Arial" w:cs="Arial"/>
+                <w:i/>
+                <w:iCs/>
+              </w:rPr>
+              <w:t xml:space="preserve"> </w:t>
             </w:r>
             <w:proofErr w:type="spellStart"/>
             <w:r>
@@ -11308,9 +11376,17 @@
               <w:rPr>
                 <w:rFonts w:ascii="Arial" w:hAnsi="Arial" w:cs="Arial"/>
               </w:rPr>
-              <w:t xml:space="preserve"> e la pagina .</w:t>
+              <w:t xml:space="preserve"> e la </w:t>
+            </w:r>
+            <w:proofErr w:type="gramStart"/>
+            <w:r>
+              <w:rPr>
+                <w:rFonts w:ascii="Arial" w:hAnsi="Arial" w:cs="Arial"/>
+              </w:rPr>
+              <w:t>pagina .</w:t>
             </w:r>
             <w:proofErr w:type="spellStart"/>
+            <w:proofErr w:type="gramEnd"/>
             <w:r>
               <w:rPr>
                 <w:rFonts w:ascii="Arial" w:hAnsi="Arial" w:cs="Arial"/>
@@ -12927,13 +13003,7 @@
               <w:rPr>
                 <w:rFonts w:ascii="Arial" w:hAnsi="Arial" w:cs="Arial"/>
               </w:rPr>
-              <w:t xml:space="preserve">Documentazione: </w:t>
-            </w:r>
-            <w:r>
-              <w:rPr>
-                <w:rFonts w:ascii="Arial" w:hAnsi="Arial" w:cs="Arial"/>
-              </w:rPr>
-              <w:t>finire implementazione</w:t>
+              <w:t>Documentazione: finire implementazione</w:t>
             </w:r>
           </w:p>
           <w:p>
@@ -13590,6 +13660,1320 @@
         </w:tc>
       </w:tr>
     </w:tbl>
+    <w:p>
+      <w:pPr>
+        <w:rPr>
+          <w:rFonts w:ascii="Arial" w:hAnsi="Arial" w:cs="Arial"/>
+        </w:rPr>
+      </w:pPr>
+    </w:p>
+    <w:p>
+      <w:pPr>
+        <w:rPr>
+          <w:rFonts w:ascii="Arial" w:hAnsi="Arial" w:cs="Arial"/>
+        </w:rPr>
+      </w:pPr>
+      <w:r>
+        <w:rPr>
+          <w:rFonts w:ascii="Arial" w:hAnsi="Arial" w:cs="Arial"/>
+        </w:rPr>
+        <w:br w:type="page"/>
+      </w:r>
+    </w:p>
+    <w:tbl>
+      <w:tblPr>
+        <w:tblStyle w:val="Grigliatabella"/>
+        <w:tblW w:w="9634" w:type="dxa"/>
+        <w:tblLook w:val="04A0" w:firstRow="1" w:lastRow="0" w:firstColumn="1" w:lastColumn="0" w:noHBand="0" w:noVBand="1"/>
+      </w:tblPr>
+      <w:tblGrid>
+        <w:gridCol w:w="4803"/>
+        <w:gridCol w:w="4831"/>
+      </w:tblGrid>
+      <w:tr>
+        <w:trPr>
+          <w:trHeight w:hRule="exact" w:val="397"/>
+        </w:trPr>
+        <w:tc>
+          <w:tcPr>
+            <w:tcW w:w="4803" w:type="dxa"/>
+            <w:tcBorders>
+              <w:top w:val="single" w:sz="4" w:space="0" w:color="auto"/>
+              <w:left w:val="single" w:sz="4" w:space="0" w:color="auto"/>
+              <w:bottom w:val="single" w:sz="4" w:space="0" w:color="auto"/>
+              <w:right w:val="single" w:sz="4" w:space="0" w:color="auto"/>
+            </w:tcBorders>
+            <w:vAlign w:val="center"/>
+            <w:hideMark/>
+          </w:tcPr>
+          <w:p>
+            <w:pPr>
+              <w:spacing w:after="200" w:line="276" w:lineRule="auto"/>
+              <w:rPr>
+                <w:rFonts w:ascii="Arial" w:hAnsi="Arial" w:cs="Arial"/>
+              </w:rPr>
+            </w:pPr>
+            <w:r>
+              <w:rPr>
+                <w:rFonts w:ascii="Arial" w:hAnsi="Arial" w:cs="Arial"/>
+              </w:rPr>
+              <w:lastRenderedPageBreak/>
+              <w:t>Luogo</w:t>
+            </w:r>
+          </w:p>
+        </w:tc>
+        <w:tc>
+          <w:tcPr>
+            <w:tcW w:w="4831" w:type="dxa"/>
+            <w:tcBorders>
+              <w:top w:val="single" w:sz="4" w:space="0" w:color="auto"/>
+              <w:left w:val="single" w:sz="4" w:space="0" w:color="auto"/>
+              <w:bottom w:val="single" w:sz="4" w:space="0" w:color="auto"/>
+              <w:right w:val="single" w:sz="4" w:space="0" w:color="auto"/>
+            </w:tcBorders>
+            <w:vAlign w:val="center"/>
+            <w:hideMark/>
+          </w:tcPr>
+          <w:p>
+            <w:pPr>
+              <w:spacing w:after="200" w:line="276" w:lineRule="auto"/>
+              <w:rPr>
+                <w:rFonts w:ascii="Arial" w:hAnsi="Arial" w:cs="Arial"/>
+              </w:rPr>
+            </w:pPr>
+            <w:r>
+              <w:rPr>
+                <w:rFonts w:ascii="Arial" w:hAnsi="Arial" w:cs="Arial"/>
+              </w:rPr>
+              <w:t>Canobbio</w:t>
+            </w:r>
+          </w:p>
+        </w:tc>
+      </w:tr>
+      <w:tr>
+        <w:trPr>
+          <w:trHeight w:hRule="exact" w:val="397"/>
+        </w:trPr>
+        <w:tc>
+          <w:tcPr>
+            <w:tcW w:w="4803" w:type="dxa"/>
+            <w:tcBorders>
+              <w:top w:val="single" w:sz="4" w:space="0" w:color="auto"/>
+              <w:left w:val="single" w:sz="4" w:space="0" w:color="auto"/>
+              <w:bottom w:val="single" w:sz="4" w:space="0" w:color="auto"/>
+              <w:right w:val="single" w:sz="4" w:space="0" w:color="auto"/>
+            </w:tcBorders>
+            <w:vAlign w:val="center"/>
+            <w:hideMark/>
+          </w:tcPr>
+          <w:p>
+            <w:pPr>
+              <w:spacing w:after="200" w:line="276" w:lineRule="auto"/>
+              <w:rPr>
+                <w:rFonts w:ascii="Arial" w:hAnsi="Arial" w:cs="Arial"/>
+              </w:rPr>
+            </w:pPr>
+            <w:r>
+              <w:rPr>
+                <w:rFonts w:ascii="Arial" w:hAnsi="Arial" w:cs="Arial"/>
+              </w:rPr>
+              <w:t>Data</w:t>
+            </w:r>
+          </w:p>
+        </w:tc>
+        <w:tc>
+          <w:tcPr>
+            <w:tcW w:w="4831" w:type="dxa"/>
+            <w:tcBorders>
+              <w:top w:val="single" w:sz="4" w:space="0" w:color="auto"/>
+              <w:left w:val="single" w:sz="4" w:space="0" w:color="auto"/>
+              <w:bottom w:val="single" w:sz="4" w:space="0" w:color="auto"/>
+              <w:right w:val="single" w:sz="4" w:space="0" w:color="auto"/>
+            </w:tcBorders>
+            <w:vAlign w:val="center"/>
+            <w:hideMark/>
+          </w:tcPr>
+          <w:p>
+            <w:pPr>
+              <w:spacing w:after="200" w:line="276" w:lineRule="auto"/>
+              <w:rPr>
+                <w:rFonts w:ascii="Arial" w:hAnsi="Arial" w:cs="Arial"/>
+              </w:rPr>
+            </w:pPr>
+            <w:r>
+              <w:rPr>
+                <w:rFonts w:ascii="Arial" w:hAnsi="Arial" w:cs="Arial"/>
+              </w:rPr>
+              <w:t>22</w:t>
+            </w:r>
+            <w:r>
+              <w:rPr>
+                <w:rFonts w:ascii="Arial" w:hAnsi="Arial" w:cs="Arial"/>
+              </w:rPr>
+              <w:t>.05</w:t>
+            </w:r>
+            <w:r>
+              <w:rPr>
+                <w:rFonts w:ascii="Arial" w:hAnsi="Arial" w:cs="Arial"/>
+              </w:rPr>
+              <w:t>.2026</w:t>
+            </w:r>
+          </w:p>
+        </w:tc>
+      </w:tr>
+    </w:tbl>
+    <w:p>
+      <w:pPr>
+        <w:rPr>
+          <w:rFonts w:ascii="Arial" w:hAnsi="Arial" w:cs="Arial"/>
+        </w:rPr>
+      </w:pPr>
+    </w:p>
+    <w:tbl>
+      <w:tblPr>
+        <w:tblStyle w:val="Grigliatabella"/>
+        <w:tblW w:w="0" w:type="auto"/>
+        <w:tblLook w:val="04A0" w:firstRow="1" w:lastRow="0" w:firstColumn="1" w:lastColumn="0" w:noHBand="0" w:noVBand="1"/>
+      </w:tblPr>
+      <w:tblGrid>
+        <w:gridCol w:w="9628"/>
+      </w:tblGrid>
+      <w:tr>
+        <w:tc>
+          <w:tcPr>
+            <w:tcW w:w="9854" w:type="dxa"/>
+            <w:tcBorders>
+              <w:top w:val="single" w:sz="4" w:space="0" w:color="auto"/>
+              <w:left w:val="single" w:sz="4" w:space="0" w:color="auto"/>
+              <w:bottom w:val="single" w:sz="4" w:space="0" w:color="auto"/>
+              <w:right w:val="single" w:sz="4" w:space="0" w:color="auto"/>
+            </w:tcBorders>
+            <w:shd w:val="clear" w:color="auto" w:fill="D9D9D9" w:themeFill="background1" w:themeFillShade="D9"/>
+            <w:hideMark/>
+          </w:tcPr>
+          <w:p>
+            <w:pPr>
+              <w:spacing w:after="200" w:line="276" w:lineRule="auto"/>
+              <w:rPr>
+                <w:rFonts w:ascii="Arial" w:hAnsi="Arial" w:cs="Arial"/>
+              </w:rPr>
+            </w:pPr>
+            <w:r>
+              <w:rPr>
+                <w:rFonts w:ascii="Arial" w:hAnsi="Arial" w:cs="Arial"/>
+              </w:rPr>
+              <w:t>Lavori svolti</w:t>
+            </w:r>
+          </w:p>
+        </w:tc>
+      </w:tr>
+      <w:tr>
+        <w:tc>
+          <w:tcPr>
+            <w:tcW w:w="9854" w:type="dxa"/>
+            <w:tcBorders>
+              <w:top w:val="single" w:sz="4" w:space="0" w:color="auto"/>
+              <w:left w:val="single" w:sz="4" w:space="0" w:color="auto"/>
+              <w:bottom w:val="single" w:sz="4" w:space="0" w:color="auto"/>
+              <w:right w:val="single" w:sz="4" w:space="0" w:color="auto"/>
+            </w:tcBorders>
+            <w:hideMark/>
+          </w:tcPr>
+          <w:p>
+            <w:pPr>
+              <w:spacing w:after="200" w:line="276" w:lineRule="auto"/>
+              <w:rPr>
+                <w:rFonts w:ascii="Arial" w:hAnsi="Arial" w:cs="Arial"/>
+              </w:rPr>
+            </w:pPr>
+            <w:r>
+              <w:rPr>
+                <w:rFonts w:ascii="Arial" w:hAnsi="Arial" w:cs="Arial"/>
+              </w:rPr>
+              <w:t>Tessa:</w:t>
+            </w:r>
+          </w:p>
+          <w:p>
+            <w:pPr>
+              <w:pStyle w:val="Paragrafoelenco"/>
+              <w:numPr>
+                <w:ilvl w:val="0"/>
+                <w:numId w:val="31"/>
+              </w:numPr>
+              <w:rPr>
+                <w:rFonts w:ascii="Arial" w:hAnsi="Arial" w:cs="Arial"/>
+              </w:rPr>
+            </w:pPr>
+            <w:r>
+              <w:rPr>
+                <w:rFonts w:ascii="Arial" w:hAnsi="Arial" w:cs="Arial"/>
+              </w:rPr>
+              <w:t xml:space="preserve">Documentazione </w:t>
+            </w:r>
+            <w:r>
+              <w:rPr>
+                <w:rFonts w:ascii="Arial" w:hAnsi="Arial" w:cs="Arial"/>
+              </w:rPr>
+              <w:sym w:font="Wingdings" w:char="F0E0"/>
+            </w:r>
+            <w:r>
+              <w:rPr>
+                <w:rFonts w:ascii="Arial" w:hAnsi="Arial" w:cs="Arial"/>
+              </w:rPr>
+              <w:t xml:space="preserve"> Implementazione</w:t>
+            </w:r>
+          </w:p>
+          <w:p>
+            <w:pPr>
+              <w:pStyle w:val="Paragrafoelenco"/>
+              <w:numPr>
+                <w:ilvl w:val="0"/>
+                <w:numId w:val="31"/>
+              </w:numPr>
+              <w:rPr>
+                <w:rFonts w:ascii="Arial" w:hAnsi="Arial" w:cs="Arial"/>
+              </w:rPr>
+            </w:pPr>
+            <w:r>
+              <w:rPr>
+                <w:rFonts w:ascii="Arial" w:hAnsi="Arial" w:cs="Arial"/>
+              </w:rPr>
+              <w:t xml:space="preserve">Sistemato l’interfaccia dell’applicativo </w:t>
+            </w:r>
+            <w:r>
+              <w:rPr>
+                <w:rFonts w:ascii="Arial" w:hAnsi="Arial" w:cs="Arial"/>
+              </w:rPr>
+              <w:sym w:font="Wingdings" w:char="F0E0"/>
+            </w:r>
+            <w:r>
+              <w:rPr>
+                <w:rFonts w:ascii="Arial" w:hAnsi="Arial" w:cs="Arial"/>
+              </w:rPr>
+              <w:t xml:space="preserve"> responsive per </w:t>
+            </w:r>
+            <w:proofErr w:type="spellStart"/>
+            <w:r>
+              <w:rPr>
+                <w:rFonts w:ascii="Arial" w:hAnsi="Arial" w:cs="Arial"/>
+              </w:rPr>
+              <w:t>ipad</w:t>
+            </w:r>
+            <w:proofErr w:type="spellEnd"/>
+          </w:p>
+          <w:p>
+            <w:pPr>
+              <w:spacing w:line="276" w:lineRule="auto"/>
+              <w:rPr>
+                <w:rFonts w:ascii="Arial" w:hAnsi="Arial" w:cs="Arial"/>
+              </w:rPr>
+            </w:pPr>
+            <w:r>
+              <w:rPr>
+                <w:rFonts w:ascii="Arial" w:hAnsi="Arial" w:cs="Arial"/>
+              </w:rPr>
+              <w:t>Ryan:</w:t>
+            </w:r>
+          </w:p>
+          <w:p>
+            <w:pPr>
+              <w:pStyle w:val="Paragrafoelenco"/>
+              <w:numPr>
+                <w:ilvl w:val="0"/>
+                <w:numId w:val="31"/>
+              </w:numPr>
+              <w:rPr>
+                <w:rFonts w:ascii="Arial" w:hAnsi="Arial" w:cs="Arial"/>
+              </w:rPr>
+            </w:pPr>
+            <w:r>
+              <w:rPr>
+                <w:rFonts w:ascii="Arial" w:hAnsi="Arial" w:cs="Arial"/>
+              </w:rPr>
+              <w:t>Fatto il manuale</w:t>
+            </w:r>
+          </w:p>
+          <w:p>
+            <w:pPr>
+              <w:rPr>
+                <w:rFonts w:ascii="Arial" w:hAnsi="Arial" w:cs="Arial"/>
+              </w:rPr>
+            </w:pPr>
+            <w:r>
+              <w:rPr>
+                <w:rFonts w:ascii="Arial" w:hAnsi="Arial" w:cs="Arial"/>
+              </w:rPr>
+              <w:t>Linda:</w:t>
+            </w:r>
+          </w:p>
+          <w:p>
+            <w:pPr>
+              <w:pStyle w:val="Paragrafoelenco"/>
+              <w:numPr>
+                <w:ilvl w:val="0"/>
+                <w:numId w:val="31"/>
+              </w:numPr>
+              <w:rPr>
+                <w:rFonts w:ascii="Arial" w:hAnsi="Arial" w:cs="Arial"/>
+              </w:rPr>
+            </w:pPr>
+            <w:r>
+              <w:rPr>
+                <w:rFonts w:ascii="Arial" w:hAnsi="Arial" w:cs="Arial"/>
+              </w:rPr>
+              <w:t>Notifiche</w:t>
+            </w:r>
+          </w:p>
+          <w:p>
+            <w:pPr>
+              <w:pStyle w:val="Paragrafoelenco"/>
+              <w:numPr>
+                <w:ilvl w:val="0"/>
+                <w:numId w:val="31"/>
+              </w:numPr>
+              <w:rPr>
+                <w:rFonts w:ascii="Arial" w:hAnsi="Arial" w:cs="Arial"/>
+              </w:rPr>
+            </w:pPr>
+            <w:r>
+              <w:rPr>
+                <w:rFonts w:ascii="Arial" w:hAnsi="Arial" w:cs="Arial"/>
+              </w:rPr>
+              <w:t>Condivisione</w:t>
+            </w:r>
+          </w:p>
+          <w:p>
+            <w:pPr>
+              <w:pStyle w:val="Paragrafoelenco"/>
+              <w:numPr>
+                <w:ilvl w:val="0"/>
+                <w:numId w:val="31"/>
+              </w:numPr>
+              <w:rPr>
+                <w:rFonts w:ascii="Arial" w:hAnsi="Arial" w:cs="Arial"/>
+              </w:rPr>
+            </w:pPr>
+            <w:r>
+              <w:rPr>
+                <w:rFonts w:ascii="Arial" w:hAnsi="Arial" w:cs="Arial"/>
+              </w:rPr>
+              <w:t>Continuando le statistiche</w:t>
+            </w:r>
+          </w:p>
+        </w:tc>
+      </w:tr>
+    </w:tbl>
+    <w:p>
+      <w:pPr>
+        <w:rPr>
+          <w:rFonts w:ascii="Arial" w:hAnsi="Arial" w:cs="Arial"/>
+        </w:rPr>
+      </w:pPr>
+    </w:p>
+    <w:tbl>
+      <w:tblPr>
+        <w:tblStyle w:val="Grigliatabella"/>
+        <w:tblW w:w="0" w:type="auto"/>
+        <w:tblLook w:val="04A0" w:firstRow="1" w:lastRow="0" w:firstColumn="1" w:lastColumn="0" w:noHBand="0" w:noVBand="1"/>
+      </w:tblPr>
+      <w:tblGrid>
+        <w:gridCol w:w="9628"/>
+      </w:tblGrid>
+      <w:tr>
+        <w:tc>
+          <w:tcPr>
+            <w:tcW w:w="9854" w:type="dxa"/>
+            <w:tcBorders>
+              <w:top w:val="single" w:sz="4" w:space="0" w:color="auto"/>
+              <w:left w:val="single" w:sz="4" w:space="0" w:color="auto"/>
+              <w:bottom w:val="single" w:sz="4" w:space="0" w:color="auto"/>
+              <w:right w:val="single" w:sz="4" w:space="0" w:color="auto"/>
+            </w:tcBorders>
+            <w:shd w:val="clear" w:color="auto" w:fill="D9D9D9" w:themeFill="background1" w:themeFillShade="D9"/>
+            <w:hideMark/>
+          </w:tcPr>
+          <w:p>
+            <w:pPr>
+              <w:spacing w:after="200" w:line="276" w:lineRule="auto"/>
+              <w:rPr>
+                <w:rFonts w:ascii="Arial" w:hAnsi="Arial" w:cs="Arial"/>
+              </w:rPr>
+            </w:pPr>
+            <w:r>
+              <w:rPr>
+                <w:rFonts w:ascii="Arial" w:hAnsi="Arial" w:cs="Arial"/>
+              </w:rPr>
+              <w:t>Problemi riscontrati e soluzioni adottate</w:t>
+            </w:r>
+          </w:p>
+        </w:tc>
+      </w:tr>
+      <w:tr>
+        <w:tc>
+          <w:tcPr>
+            <w:tcW w:w="9854" w:type="dxa"/>
+            <w:tcBorders>
+              <w:top w:val="single" w:sz="4" w:space="0" w:color="auto"/>
+              <w:left w:val="single" w:sz="4" w:space="0" w:color="auto"/>
+              <w:bottom w:val="single" w:sz="4" w:space="0" w:color="auto"/>
+              <w:right w:val="single" w:sz="4" w:space="0" w:color="auto"/>
+            </w:tcBorders>
+          </w:tcPr>
+          <w:p>
+            <w:pPr>
+              <w:rPr>
+                <w:rFonts w:ascii="Arial" w:hAnsi="Arial" w:cs="Arial"/>
+              </w:rPr>
+            </w:pPr>
+            <w:r>
+              <w:rPr>
+                <w:rFonts w:ascii="Arial" w:hAnsi="Arial" w:cs="Arial"/>
+              </w:rPr>
+              <w:t>Linda</w:t>
+            </w:r>
+            <w:r>
+              <w:rPr>
+                <w:rFonts w:ascii="Arial" w:hAnsi="Arial" w:cs="Arial"/>
+              </w:rPr>
+              <w:t>:</w:t>
+            </w:r>
+          </w:p>
+          <w:p>
+            <w:pPr>
+              <w:pStyle w:val="Paragrafoelenco"/>
+              <w:numPr>
+                <w:ilvl w:val="0"/>
+                <w:numId w:val="31"/>
+              </w:numPr>
+              <w:rPr>
+                <w:rFonts w:ascii="Arial" w:hAnsi="Arial" w:cs="Arial"/>
+              </w:rPr>
+            </w:pPr>
+            <w:r>
+              <w:rPr>
+                <w:rFonts w:ascii="Arial" w:hAnsi="Arial" w:cs="Arial"/>
+              </w:rPr>
+              <w:t>Problema1: le notifiche funzionano solo con Android</w:t>
+            </w:r>
+          </w:p>
+          <w:p>
+            <w:pPr>
+              <w:pStyle w:val="Paragrafoelenco"/>
+              <w:numPr>
+                <w:ilvl w:val="0"/>
+                <w:numId w:val="31"/>
+              </w:numPr>
+              <w:rPr>
+                <w:rFonts w:ascii="Arial" w:hAnsi="Arial" w:cs="Arial"/>
+              </w:rPr>
+            </w:pPr>
+            <w:r>
+              <w:rPr>
+                <w:rFonts w:ascii="Arial" w:hAnsi="Arial" w:cs="Arial"/>
+              </w:rPr>
+              <w:t xml:space="preserve">Soluzione1: Collegato tablet </w:t>
+            </w:r>
+            <w:proofErr w:type="spellStart"/>
+            <w:r>
+              <w:rPr>
+                <w:rFonts w:ascii="Arial" w:hAnsi="Arial" w:cs="Arial"/>
+              </w:rPr>
+              <w:t>android</w:t>
+            </w:r>
+            <w:proofErr w:type="spellEnd"/>
+            <w:r>
+              <w:rPr>
+                <w:rFonts w:ascii="Arial" w:hAnsi="Arial" w:cs="Arial"/>
+              </w:rPr>
+              <w:t xml:space="preserve"> e d’ora in poi far partire l’applicativo dal dispositivo</w:t>
+            </w:r>
+          </w:p>
+          <w:p>
+            <w:pPr>
+              <w:pStyle w:val="Paragrafoelenco"/>
+              <w:numPr>
+                <w:ilvl w:val="0"/>
+                <w:numId w:val="31"/>
+              </w:numPr>
+              <w:rPr>
+                <w:rFonts w:ascii="Arial" w:hAnsi="Arial" w:cs="Arial"/>
+              </w:rPr>
+            </w:pPr>
+            <w:r>
+              <w:rPr>
+                <w:rFonts w:ascii="Arial" w:hAnsi="Arial" w:cs="Arial"/>
+              </w:rPr>
+              <w:t>Problema2: le statistiche non si aggiornano</w:t>
+            </w:r>
+          </w:p>
+          <w:p>
+            <w:pPr>
+              <w:pStyle w:val="Paragrafoelenco"/>
+              <w:numPr>
+                <w:ilvl w:val="0"/>
+                <w:numId w:val="31"/>
+              </w:numPr>
+              <w:rPr>
+                <w:rFonts w:ascii="Arial" w:hAnsi="Arial" w:cs="Arial"/>
+              </w:rPr>
+            </w:pPr>
+            <w:r>
+              <w:rPr>
+                <w:rFonts w:ascii="Arial" w:hAnsi="Arial" w:cs="Arial"/>
+              </w:rPr>
+              <w:t>Soluzione2: ancora alla ricerca della soluzione</w:t>
+            </w:r>
+          </w:p>
+          <w:p>
+            <w:pPr>
+              <w:pStyle w:val="Paragrafoelenco"/>
+              <w:numPr>
+                <w:ilvl w:val="0"/>
+                <w:numId w:val="31"/>
+              </w:numPr>
+              <w:rPr>
+                <w:rFonts w:ascii="Arial" w:hAnsi="Arial" w:cs="Arial"/>
+              </w:rPr>
+            </w:pPr>
+            <w:r>
+              <w:rPr>
+                <w:rFonts w:ascii="Arial" w:hAnsi="Arial" w:cs="Arial"/>
+              </w:rPr>
+              <w:t xml:space="preserve">Problema3: il </w:t>
+            </w:r>
+            <w:proofErr w:type="spellStart"/>
+            <w:r>
+              <w:rPr>
+                <w:rFonts w:ascii="Arial" w:hAnsi="Arial" w:cs="Arial"/>
+              </w:rPr>
+              <w:t>picker</w:t>
+            </w:r>
+            <w:proofErr w:type="spellEnd"/>
+            <w:r>
+              <w:rPr>
+                <w:rFonts w:ascii="Arial" w:hAnsi="Arial" w:cs="Arial"/>
+              </w:rPr>
+              <w:t xml:space="preserve"> dei calendari mostra solo il nome “prova”</w:t>
+            </w:r>
+          </w:p>
+          <w:p>
+            <w:pPr>
+              <w:pStyle w:val="Paragrafoelenco"/>
+              <w:numPr>
+                <w:ilvl w:val="0"/>
+                <w:numId w:val="31"/>
+              </w:numPr>
+              <w:rPr>
+                <w:rFonts w:ascii="Arial" w:hAnsi="Arial" w:cs="Arial"/>
+              </w:rPr>
+            </w:pPr>
+            <w:r>
+              <w:rPr>
+                <w:rFonts w:ascii="Arial" w:hAnsi="Arial" w:cs="Arial"/>
+              </w:rPr>
+              <w:t>Soluzione</w:t>
+            </w:r>
+            <w:r>
+              <w:rPr>
+                <w:rFonts w:ascii="Arial" w:hAnsi="Arial" w:cs="Arial"/>
+              </w:rPr>
+              <w:t>3</w:t>
+            </w:r>
+            <w:r>
+              <w:rPr>
+                <w:rFonts w:ascii="Arial" w:hAnsi="Arial" w:cs="Arial"/>
+              </w:rPr>
+              <w:t>: ancora alla ricerca della soluzione</w:t>
+            </w:r>
+          </w:p>
+        </w:tc>
+      </w:tr>
+    </w:tbl>
+    <w:p>
+      <w:pPr>
+        <w:rPr>
+          <w:rFonts w:ascii="Arial" w:hAnsi="Arial" w:cs="Arial"/>
+        </w:rPr>
+      </w:pPr>
+    </w:p>
+    <w:tbl>
+      <w:tblPr>
+        <w:tblStyle w:val="Grigliatabella"/>
+        <w:tblW w:w="0" w:type="auto"/>
+        <w:tblLook w:val="04A0" w:firstRow="1" w:lastRow="0" w:firstColumn="1" w:lastColumn="0" w:noHBand="0" w:noVBand="1"/>
+      </w:tblPr>
+      <w:tblGrid>
+        <w:gridCol w:w="9628"/>
+      </w:tblGrid>
+      <w:tr>
+        <w:tc>
+          <w:tcPr>
+            <w:tcW w:w="9854" w:type="dxa"/>
+            <w:tcBorders>
+              <w:top w:val="single" w:sz="4" w:space="0" w:color="auto"/>
+              <w:left w:val="single" w:sz="4" w:space="0" w:color="auto"/>
+              <w:bottom w:val="single" w:sz="4" w:space="0" w:color="auto"/>
+              <w:right w:val="single" w:sz="4" w:space="0" w:color="auto"/>
+            </w:tcBorders>
+            <w:shd w:val="clear" w:color="auto" w:fill="D9D9D9" w:themeFill="background1" w:themeFillShade="D9"/>
+            <w:hideMark/>
+          </w:tcPr>
+          <w:p>
+            <w:pPr>
+              <w:spacing w:after="200" w:line="276" w:lineRule="auto"/>
+              <w:rPr>
+                <w:rFonts w:ascii="Arial" w:hAnsi="Arial" w:cs="Arial"/>
+              </w:rPr>
+            </w:pPr>
+            <w:r>
+              <w:rPr>
+                <w:rFonts w:ascii="Arial" w:hAnsi="Arial" w:cs="Arial"/>
+              </w:rPr>
+              <w:t>Punto della situazione rispetto alla pianificazione</w:t>
+            </w:r>
+          </w:p>
+        </w:tc>
+      </w:tr>
+      <w:tr>
+        <w:tc>
+          <w:tcPr>
+            <w:tcW w:w="9854" w:type="dxa"/>
+            <w:tcBorders>
+              <w:top w:val="single" w:sz="4" w:space="0" w:color="auto"/>
+              <w:left w:val="single" w:sz="4" w:space="0" w:color="auto"/>
+              <w:bottom w:val="single" w:sz="4" w:space="0" w:color="auto"/>
+              <w:right w:val="single" w:sz="4" w:space="0" w:color="auto"/>
+            </w:tcBorders>
+            <w:hideMark/>
+          </w:tcPr>
+          <w:p>
+            <w:pPr>
+              <w:spacing w:after="200" w:line="276" w:lineRule="auto"/>
+              <w:rPr>
+                <w:rFonts w:ascii="Arial" w:hAnsi="Arial" w:cs="Arial"/>
+              </w:rPr>
+            </w:pPr>
+            <w:r>
+              <w:rPr>
+                <w:rFonts w:ascii="Arial" w:hAnsi="Arial" w:cs="Arial"/>
+              </w:rPr>
+              <w:t xml:space="preserve">Implementazione </w:t>
+            </w:r>
+          </w:p>
+          <w:p>
+            <w:pPr>
+              <w:spacing w:after="200" w:line="276" w:lineRule="auto"/>
+              <w:rPr>
+                <w:rFonts w:ascii="Arial" w:hAnsi="Arial" w:cs="Arial"/>
+              </w:rPr>
+            </w:pPr>
+            <w:r>
+              <w:rPr>
+                <w:rFonts w:ascii="Arial" w:hAnsi="Arial" w:cs="Arial"/>
+              </w:rPr>
+              <w:t>Documentazione: Implementazione</w:t>
+            </w:r>
+          </w:p>
+        </w:tc>
+      </w:tr>
+    </w:tbl>
+    <w:p>
+      <w:pPr>
+        <w:rPr>
+          <w:rFonts w:ascii="Arial" w:hAnsi="Arial" w:cs="Arial"/>
+        </w:rPr>
+      </w:pPr>
+    </w:p>
+    <w:tbl>
+      <w:tblPr>
+        <w:tblStyle w:val="Grigliatabella"/>
+        <w:tblW w:w="0" w:type="auto"/>
+        <w:tblLook w:val="04A0" w:firstRow="1" w:lastRow="0" w:firstColumn="1" w:lastColumn="0" w:noHBand="0" w:noVBand="1"/>
+      </w:tblPr>
+      <w:tblGrid>
+        <w:gridCol w:w="9628"/>
+      </w:tblGrid>
+      <w:tr>
+        <w:tc>
+          <w:tcPr>
+            <w:tcW w:w="9854" w:type="dxa"/>
+            <w:tcBorders>
+              <w:top w:val="single" w:sz="4" w:space="0" w:color="auto"/>
+              <w:left w:val="single" w:sz="4" w:space="0" w:color="auto"/>
+              <w:bottom w:val="single" w:sz="4" w:space="0" w:color="auto"/>
+              <w:right w:val="single" w:sz="4" w:space="0" w:color="auto"/>
+            </w:tcBorders>
+            <w:shd w:val="clear" w:color="auto" w:fill="D9D9D9" w:themeFill="background1" w:themeFillShade="D9"/>
+            <w:hideMark/>
+          </w:tcPr>
+          <w:p>
+            <w:pPr>
+              <w:spacing w:after="200" w:line="276" w:lineRule="auto"/>
+              <w:rPr>
+                <w:rFonts w:ascii="Arial" w:hAnsi="Arial" w:cs="Arial"/>
+              </w:rPr>
+            </w:pPr>
+            <w:r>
+              <w:rPr>
+                <w:rFonts w:ascii="Arial" w:hAnsi="Arial" w:cs="Arial"/>
+              </w:rPr>
+              <w:t>Programma di massima per la prossima giornata di lavoro</w:t>
+            </w:r>
+          </w:p>
+        </w:tc>
+      </w:tr>
+      <w:tr>
+        <w:tc>
+          <w:tcPr>
+            <w:tcW w:w="9854" w:type="dxa"/>
+            <w:tcBorders>
+              <w:top w:val="single" w:sz="4" w:space="0" w:color="auto"/>
+              <w:left w:val="single" w:sz="4" w:space="0" w:color="auto"/>
+              <w:bottom w:val="single" w:sz="4" w:space="0" w:color="auto"/>
+              <w:right w:val="single" w:sz="4" w:space="0" w:color="auto"/>
+            </w:tcBorders>
+            <w:hideMark/>
+          </w:tcPr>
+          <w:p>
+            <w:pPr>
+              <w:numPr>
+                <w:ilvl w:val="0"/>
+                <w:numId w:val="31"/>
+              </w:numPr>
+              <w:spacing w:line="276" w:lineRule="auto"/>
+              <w:rPr>
+                <w:rFonts w:ascii="Arial" w:hAnsi="Arial" w:cs="Arial"/>
+              </w:rPr>
+            </w:pPr>
+            <w:r>
+              <w:rPr>
+                <w:rFonts w:ascii="Arial" w:hAnsi="Arial" w:cs="Arial"/>
+              </w:rPr>
+              <w:t>Sistemare gli ultimi punti</w:t>
+            </w:r>
+          </w:p>
+          <w:p>
+            <w:pPr>
+              <w:numPr>
+                <w:ilvl w:val="0"/>
+                <w:numId w:val="31"/>
+              </w:numPr>
+              <w:spacing w:line="276" w:lineRule="auto"/>
+              <w:rPr>
+                <w:rFonts w:ascii="Arial" w:hAnsi="Arial" w:cs="Arial"/>
+              </w:rPr>
+            </w:pPr>
+            <w:r>
+              <w:rPr>
+                <w:rFonts w:ascii="Arial" w:hAnsi="Arial" w:cs="Arial"/>
+              </w:rPr>
+              <w:t>Consegna</w:t>
+            </w:r>
+          </w:p>
+        </w:tc>
+      </w:tr>
+    </w:tbl>
+    <w:p>
+      <w:pPr>
+        <w:rPr>
+          <w:rFonts w:ascii="Arial" w:hAnsi="Arial" w:cs="Arial"/>
+        </w:rPr>
+      </w:pPr>
+    </w:p>
+    <w:p>
+      <w:pPr>
+        <w:rPr>
+          <w:rFonts w:ascii="Arial" w:hAnsi="Arial" w:cs="Arial"/>
+        </w:rPr>
+      </w:pPr>
+      <w:r>
+        <w:rPr>
+          <w:rFonts w:ascii="Arial" w:hAnsi="Arial" w:cs="Arial"/>
+        </w:rPr>
+        <w:t>Agile - Resoconto</w:t>
+      </w:r>
+    </w:p>
+    <w:p>
+      <w:pPr>
+        <w:rPr>
+          <w:rFonts w:ascii="Arial" w:hAnsi="Arial" w:cs="Arial"/>
+        </w:rPr>
+      </w:pPr>
+    </w:p>
+    <w:tbl>
+      <w:tblPr>
+        <w:tblStyle w:val="Grigliatabella"/>
+        <w:tblW w:w="0" w:type="auto"/>
+        <w:tblLook w:val="04A0" w:firstRow="1" w:lastRow="0" w:firstColumn="1" w:lastColumn="0" w:noHBand="0" w:noVBand="1"/>
+      </w:tblPr>
+      <w:tblGrid>
+        <w:gridCol w:w="9628"/>
+      </w:tblGrid>
+      <w:tr>
+        <w:tc>
+          <w:tcPr>
+            <w:tcW w:w="9854" w:type="dxa"/>
+            <w:tcBorders>
+              <w:top w:val="single" w:sz="4" w:space="0" w:color="auto"/>
+              <w:left w:val="single" w:sz="4" w:space="0" w:color="auto"/>
+              <w:bottom w:val="single" w:sz="4" w:space="0" w:color="auto"/>
+              <w:right w:val="single" w:sz="4" w:space="0" w:color="auto"/>
+            </w:tcBorders>
+            <w:shd w:val="clear" w:color="auto" w:fill="D9D9D9" w:themeFill="background1" w:themeFillShade="D9"/>
+            <w:hideMark/>
+          </w:tcPr>
+          <w:p>
+            <w:pPr>
+              <w:spacing w:after="200" w:line="276" w:lineRule="auto"/>
+              <w:rPr>
+                <w:rFonts w:ascii="Arial" w:hAnsi="Arial" w:cs="Arial"/>
+              </w:rPr>
+            </w:pPr>
+            <w:proofErr w:type="spellStart"/>
+            <w:r>
+              <w:rPr>
+                <w:rFonts w:ascii="Arial" w:hAnsi="Arial" w:cs="Arial"/>
+              </w:rPr>
+              <w:t>Daily</w:t>
+            </w:r>
+            <w:proofErr w:type="spellEnd"/>
+            <w:r>
+              <w:rPr>
+                <w:rFonts w:ascii="Arial" w:hAnsi="Arial" w:cs="Arial"/>
+              </w:rPr>
+              <w:t xml:space="preserve"> </w:t>
+            </w:r>
+            <w:proofErr w:type="spellStart"/>
+            <w:r>
+              <w:rPr>
+                <w:rFonts w:ascii="Arial" w:hAnsi="Arial" w:cs="Arial"/>
+              </w:rPr>
+              <w:t>Scrum</w:t>
+            </w:r>
+            <w:proofErr w:type="spellEnd"/>
+          </w:p>
+        </w:tc>
+      </w:tr>
+      <w:tr>
+        <w:tc>
+          <w:tcPr>
+            <w:tcW w:w="9854" w:type="dxa"/>
+            <w:tcBorders>
+              <w:top w:val="single" w:sz="4" w:space="0" w:color="auto"/>
+              <w:left w:val="single" w:sz="4" w:space="0" w:color="auto"/>
+              <w:bottom w:val="single" w:sz="4" w:space="0" w:color="auto"/>
+              <w:right w:val="single" w:sz="4" w:space="0" w:color="auto"/>
+            </w:tcBorders>
+            <w:hideMark/>
+          </w:tcPr>
+          <w:p>
+            <w:pPr>
+              <w:numPr>
+                <w:ilvl w:val="0"/>
+                <w:numId w:val="31"/>
+              </w:numPr>
+              <w:spacing w:line="276" w:lineRule="auto"/>
+              <w:rPr>
+                <w:rFonts w:ascii="Arial" w:hAnsi="Arial" w:cs="Arial"/>
+              </w:rPr>
+            </w:pPr>
+            <w:r>
+              <w:rPr>
+                <w:rFonts w:ascii="Arial" w:hAnsi="Arial" w:cs="Arial"/>
+              </w:rPr>
+              <w:t>8:30</w:t>
+            </w:r>
+          </w:p>
+          <w:p>
+            <w:pPr>
+              <w:numPr>
+                <w:ilvl w:val="0"/>
+                <w:numId w:val="31"/>
+              </w:numPr>
+              <w:spacing w:line="276" w:lineRule="auto"/>
+              <w:rPr>
+                <w:rFonts w:ascii="Arial" w:hAnsi="Arial" w:cs="Arial"/>
+              </w:rPr>
+            </w:pPr>
+            <w:r>
+              <w:rPr>
+                <w:rFonts w:ascii="Arial" w:hAnsi="Arial" w:cs="Arial"/>
+              </w:rPr>
+              <w:t>Non sono emersi problemi rilevanti</w:t>
+            </w:r>
+          </w:p>
+          <w:p>
+            <w:pPr>
+              <w:numPr>
+                <w:ilvl w:val="0"/>
+                <w:numId w:val="31"/>
+              </w:numPr>
+              <w:spacing w:line="276" w:lineRule="auto"/>
+              <w:rPr>
+                <w:rFonts w:ascii="Arial" w:hAnsi="Arial" w:cs="Arial"/>
+              </w:rPr>
+            </w:pPr>
+            <w:r>
+              <w:rPr>
+                <w:rFonts w:ascii="Arial" w:hAnsi="Arial" w:cs="Arial"/>
+              </w:rPr>
+              <w:t>Tessa non ne ha fatto parte perché è arrivata dopo, ma è stata aggiornata</w:t>
+            </w:r>
+          </w:p>
+          <w:p>
+            <w:pPr>
+              <w:numPr>
+                <w:ilvl w:val="0"/>
+                <w:numId w:val="31"/>
+              </w:numPr>
+              <w:spacing w:line="276" w:lineRule="auto"/>
+              <w:rPr>
+                <w:rFonts w:ascii="Arial" w:hAnsi="Arial" w:cs="Arial"/>
+              </w:rPr>
+            </w:pPr>
+            <w:r>
+              <w:rPr>
+                <w:rFonts w:ascii="Arial" w:hAnsi="Arial" w:cs="Arial"/>
+              </w:rPr>
+              <w:t>Ryan il pomeriggio non c’era, quindi ha lavorato solo la mattina</w:t>
+            </w:r>
+          </w:p>
+          <w:p>
+            <w:pPr>
+              <w:numPr>
+                <w:ilvl w:val="0"/>
+                <w:numId w:val="31"/>
+              </w:numPr>
+              <w:spacing w:line="276" w:lineRule="auto"/>
+              <w:rPr>
+                <w:rFonts w:ascii="Arial" w:hAnsi="Arial" w:cs="Arial"/>
+              </w:rPr>
+            </w:pPr>
+            <w:r>
+              <w:rPr>
+                <w:rFonts w:ascii="Arial" w:hAnsi="Arial" w:cs="Arial"/>
+              </w:rPr>
+              <w:t xml:space="preserve">Decisione: </w:t>
+            </w:r>
+          </w:p>
+          <w:p>
+            <w:pPr>
+              <w:numPr>
+                <w:ilvl w:val="1"/>
+                <w:numId w:val="31"/>
+              </w:numPr>
+              <w:spacing w:line="276" w:lineRule="auto"/>
+              <w:rPr>
+                <w:rFonts w:ascii="Arial" w:hAnsi="Arial" w:cs="Arial"/>
+              </w:rPr>
+            </w:pPr>
+            <w:r>
+              <w:rPr>
+                <w:rFonts w:ascii="Arial" w:hAnsi="Arial" w:cs="Arial"/>
+              </w:rPr>
+              <w:t xml:space="preserve">Linda: </w:t>
+            </w:r>
+            <w:r>
+              <w:rPr>
+                <w:rFonts w:ascii="Arial" w:hAnsi="Arial" w:cs="Arial"/>
+              </w:rPr>
+              <w:t>notifiche, condivisione, statistiche</w:t>
+            </w:r>
+          </w:p>
+          <w:p>
+            <w:pPr>
+              <w:numPr>
+                <w:ilvl w:val="1"/>
+                <w:numId w:val="31"/>
+              </w:numPr>
+              <w:spacing w:line="276" w:lineRule="auto"/>
+              <w:rPr>
+                <w:rFonts w:ascii="Arial" w:hAnsi="Arial" w:cs="Arial"/>
+              </w:rPr>
+            </w:pPr>
+            <w:r>
+              <w:rPr>
+                <w:rFonts w:ascii="Arial" w:hAnsi="Arial" w:cs="Arial"/>
+              </w:rPr>
+              <w:lastRenderedPageBreak/>
+              <w:t xml:space="preserve">Ryan: </w:t>
+            </w:r>
+            <w:r>
+              <w:rPr>
+                <w:rFonts w:ascii="Arial" w:hAnsi="Arial" w:cs="Arial"/>
+              </w:rPr>
+              <w:t>manuale</w:t>
+            </w:r>
+          </w:p>
+          <w:p>
+            <w:pPr>
+              <w:numPr>
+                <w:ilvl w:val="1"/>
+                <w:numId w:val="31"/>
+              </w:numPr>
+              <w:spacing w:line="276" w:lineRule="auto"/>
+              <w:rPr>
+                <w:rFonts w:ascii="Arial" w:hAnsi="Arial" w:cs="Arial"/>
+              </w:rPr>
+            </w:pPr>
+            <w:r>
+              <w:rPr>
+                <w:rFonts w:ascii="Arial" w:hAnsi="Arial" w:cs="Arial"/>
+              </w:rPr>
+              <w:t xml:space="preserve">Tessa: documentazione </w:t>
+            </w:r>
+            <w:r>
+              <w:rPr>
+                <w:rFonts w:ascii="Arial" w:hAnsi="Arial" w:cs="Arial"/>
+              </w:rPr>
+              <w:t>e interfaccia grafica</w:t>
+            </w:r>
+          </w:p>
+        </w:tc>
+      </w:tr>
+    </w:tbl>
+    <w:p>
+      <w:pPr>
+        <w:rPr>
+          <w:rFonts w:ascii="Arial" w:hAnsi="Arial" w:cs="Arial"/>
+        </w:rPr>
+      </w:pPr>
+    </w:p>
+    <w:tbl>
+      <w:tblPr>
+        <w:tblStyle w:val="Grigliatabella"/>
+        <w:tblW w:w="0" w:type="auto"/>
+        <w:tblLook w:val="04A0" w:firstRow="1" w:lastRow="0" w:firstColumn="1" w:lastColumn="0" w:noHBand="0" w:noVBand="1"/>
+      </w:tblPr>
+      <w:tblGrid>
+        <w:gridCol w:w="9628"/>
+      </w:tblGrid>
+      <w:tr>
+        <w:tc>
+          <w:tcPr>
+            <w:tcW w:w="9854" w:type="dxa"/>
+            <w:tcBorders>
+              <w:top w:val="single" w:sz="4" w:space="0" w:color="auto"/>
+              <w:left w:val="single" w:sz="4" w:space="0" w:color="auto"/>
+              <w:bottom w:val="single" w:sz="4" w:space="0" w:color="auto"/>
+              <w:right w:val="single" w:sz="4" w:space="0" w:color="auto"/>
+            </w:tcBorders>
+            <w:shd w:val="clear" w:color="auto" w:fill="D9D9D9" w:themeFill="background1" w:themeFillShade="D9"/>
+            <w:hideMark/>
+          </w:tcPr>
+          <w:p>
+            <w:pPr>
+              <w:spacing w:after="200" w:line="276" w:lineRule="auto"/>
+              <w:rPr>
+                <w:rFonts w:ascii="Arial" w:hAnsi="Arial" w:cs="Arial"/>
+              </w:rPr>
+            </w:pPr>
+            <w:r>
+              <w:rPr>
+                <w:rFonts w:ascii="Arial" w:hAnsi="Arial" w:cs="Arial"/>
+              </w:rPr>
+              <w:t>Sprint Planning</w:t>
+            </w:r>
+          </w:p>
+        </w:tc>
+      </w:tr>
+      <w:tr>
+        <w:tc>
+          <w:tcPr>
+            <w:tcW w:w="9854" w:type="dxa"/>
+            <w:tcBorders>
+              <w:top w:val="single" w:sz="4" w:space="0" w:color="auto"/>
+              <w:left w:val="single" w:sz="4" w:space="0" w:color="auto"/>
+              <w:bottom w:val="single" w:sz="4" w:space="0" w:color="auto"/>
+              <w:right w:val="single" w:sz="4" w:space="0" w:color="auto"/>
+            </w:tcBorders>
+          </w:tcPr>
+          <w:p>
+            <w:pPr>
+              <w:pStyle w:val="Paragrafoelenco"/>
+              <w:numPr>
+                <w:ilvl w:val="0"/>
+                <w:numId w:val="31"/>
+              </w:numPr>
+              <w:rPr>
+                <w:rFonts w:ascii="Arial" w:hAnsi="Arial" w:cs="Arial"/>
+              </w:rPr>
+            </w:pPr>
+            <w:r>
+              <w:rPr>
+                <w:rFonts w:ascii="Arial" w:hAnsi="Arial" w:cs="Arial"/>
+              </w:rPr>
+              <w:t>Prossimo sprint: 29.05.2026</w:t>
+            </w:r>
+          </w:p>
+          <w:p>
+            <w:pPr>
+              <w:pStyle w:val="Paragrafoelenco"/>
+              <w:numPr>
+                <w:ilvl w:val="0"/>
+                <w:numId w:val="31"/>
+              </w:numPr>
+              <w:rPr>
+                <w:rFonts w:ascii="Arial" w:hAnsi="Arial" w:cs="Arial"/>
+              </w:rPr>
+            </w:pPr>
+            <w:r>
+              <w:rPr>
+                <w:rFonts w:ascii="Arial" w:hAnsi="Arial" w:cs="Arial"/>
+              </w:rPr>
+              <w:t xml:space="preserve">Progetto deve essere finito </w:t>
+            </w:r>
+          </w:p>
+        </w:tc>
+      </w:tr>
+    </w:tbl>
+    <w:p>
+      <w:pPr>
+        <w:rPr>
+          <w:rFonts w:ascii="Arial" w:hAnsi="Arial" w:cs="Arial"/>
+        </w:rPr>
+      </w:pPr>
+    </w:p>
+    <w:tbl>
+      <w:tblPr>
+        <w:tblStyle w:val="Grigliatabella"/>
+        <w:tblW w:w="0" w:type="auto"/>
+        <w:tblLook w:val="04A0" w:firstRow="1" w:lastRow="0" w:firstColumn="1" w:lastColumn="0" w:noHBand="0" w:noVBand="1"/>
+      </w:tblPr>
+      <w:tblGrid>
+        <w:gridCol w:w="9628"/>
+      </w:tblGrid>
+      <w:tr>
+        <w:tc>
+          <w:tcPr>
+            <w:tcW w:w="9854" w:type="dxa"/>
+            <w:tcBorders>
+              <w:top w:val="single" w:sz="4" w:space="0" w:color="auto"/>
+              <w:left w:val="single" w:sz="4" w:space="0" w:color="auto"/>
+              <w:bottom w:val="single" w:sz="4" w:space="0" w:color="auto"/>
+              <w:right w:val="single" w:sz="4" w:space="0" w:color="auto"/>
+            </w:tcBorders>
+            <w:shd w:val="clear" w:color="auto" w:fill="D9D9D9" w:themeFill="background1" w:themeFillShade="D9"/>
+            <w:hideMark/>
+          </w:tcPr>
+          <w:p>
+            <w:pPr>
+              <w:spacing w:after="200" w:line="276" w:lineRule="auto"/>
+              <w:rPr>
+                <w:rFonts w:ascii="Arial" w:hAnsi="Arial" w:cs="Arial"/>
+              </w:rPr>
+            </w:pPr>
+            <w:r>
+              <w:rPr>
+                <w:rFonts w:ascii="Arial" w:hAnsi="Arial" w:cs="Arial"/>
+              </w:rPr>
+              <w:t>Sprint Review</w:t>
+            </w:r>
+          </w:p>
+        </w:tc>
+      </w:tr>
+      <w:tr>
+        <w:tc>
+          <w:tcPr>
+            <w:tcW w:w="9854" w:type="dxa"/>
+            <w:tcBorders>
+              <w:top w:val="single" w:sz="4" w:space="0" w:color="auto"/>
+              <w:left w:val="single" w:sz="4" w:space="0" w:color="auto"/>
+              <w:bottom w:val="single" w:sz="4" w:space="0" w:color="auto"/>
+              <w:right w:val="single" w:sz="4" w:space="0" w:color="auto"/>
+            </w:tcBorders>
+          </w:tcPr>
+          <w:p>
+            <w:pPr>
+              <w:rPr>
+                <w:rFonts w:ascii="Arial" w:hAnsi="Arial" w:cs="Arial"/>
+              </w:rPr>
+            </w:pPr>
+          </w:p>
+        </w:tc>
+      </w:tr>
+    </w:tbl>
+    <w:p>
+      <w:pPr>
+        <w:rPr>
+          <w:rFonts w:ascii="Arial" w:hAnsi="Arial" w:cs="Arial"/>
+        </w:rPr>
+      </w:pPr>
+    </w:p>
+    <w:tbl>
+      <w:tblPr>
+        <w:tblStyle w:val="Grigliatabella"/>
+        <w:tblW w:w="0" w:type="auto"/>
+        <w:tblLook w:val="04A0" w:firstRow="1" w:lastRow="0" w:firstColumn="1" w:lastColumn="0" w:noHBand="0" w:noVBand="1"/>
+      </w:tblPr>
+      <w:tblGrid>
+        <w:gridCol w:w="9628"/>
+      </w:tblGrid>
+      <w:tr>
+        <w:tc>
+          <w:tcPr>
+            <w:tcW w:w="9854" w:type="dxa"/>
+            <w:tcBorders>
+              <w:top w:val="single" w:sz="4" w:space="0" w:color="auto"/>
+              <w:left w:val="single" w:sz="4" w:space="0" w:color="auto"/>
+              <w:bottom w:val="single" w:sz="4" w:space="0" w:color="auto"/>
+              <w:right w:val="single" w:sz="4" w:space="0" w:color="auto"/>
+            </w:tcBorders>
+            <w:shd w:val="clear" w:color="auto" w:fill="D9D9D9" w:themeFill="background1" w:themeFillShade="D9"/>
+            <w:hideMark/>
+          </w:tcPr>
+          <w:p>
+            <w:pPr>
+              <w:spacing w:after="200" w:line="276" w:lineRule="auto"/>
+              <w:rPr>
+                <w:rFonts w:ascii="Arial" w:hAnsi="Arial" w:cs="Arial"/>
+              </w:rPr>
+            </w:pPr>
+            <w:r>
+              <w:rPr>
+                <w:rFonts w:ascii="Arial" w:hAnsi="Arial" w:cs="Arial"/>
+              </w:rPr>
+              <w:t xml:space="preserve">Sprint </w:t>
+            </w:r>
+            <w:proofErr w:type="spellStart"/>
+            <w:r>
+              <w:rPr>
+                <w:rFonts w:ascii="Arial" w:hAnsi="Arial" w:cs="Arial"/>
+              </w:rPr>
+              <w:t>Retrospective</w:t>
+            </w:r>
+            <w:proofErr w:type="spellEnd"/>
+          </w:p>
+        </w:tc>
+      </w:tr>
+      <w:tr>
+        <w:tc>
+          <w:tcPr>
+            <w:tcW w:w="9854" w:type="dxa"/>
+            <w:tcBorders>
+              <w:top w:val="single" w:sz="4" w:space="0" w:color="auto"/>
+              <w:left w:val="single" w:sz="4" w:space="0" w:color="auto"/>
+              <w:bottom w:val="single" w:sz="4" w:space="0" w:color="auto"/>
+              <w:right w:val="single" w:sz="4" w:space="0" w:color="auto"/>
+            </w:tcBorders>
+          </w:tcPr>
+          <w:p>
+            <w:pPr>
+              <w:rPr>
+                <w:rFonts w:ascii="Arial" w:hAnsi="Arial" w:cs="Arial"/>
+              </w:rPr>
+            </w:pPr>
+          </w:p>
+        </w:tc>
+      </w:tr>
+    </w:tbl>
+    <w:p>
+      <w:pPr>
+        <w:rPr>
+          <w:rFonts w:ascii="Arial" w:hAnsi="Arial" w:cs="Arial"/>
+        </w:rPr>
+      </w:pPr>
+    </w:p>
     <w:p>
       <w:pPr>
         <w:rPr>
@@ -18284,6 +19668,7 @@
     <w:rsid w:val="00081066"/>
     <w:rsid w:val="0009103E"/>
     <w:rsid w:val="00092592"/>
+    <w:rsid w:val="00093A64"/>
     <w:rsid w:val="000B454E"/>
     <w:rsid w:val="000B47BC"/>
     <w:rsid w:val="000E0CC5"/>
@@ -18303,6 +19688,7 @@
     <w:rsid w:val="00262E13"/>
     <w:rsid w:val="002746BC"/>
     <w:rsid w:val="00283BFA"/>
+    <w:rsid w:val="00293E99"/>
     <w:rsid w:val="002A3EDE"/>
     <w:rsid w:val="002E249D"/>
     <w:rsid w:val="00304ECD"/>

--- a/4_Diari/Diario - OraX.docx
+++ b/4_Diari/Diario - OraX.docx
@@ -868,6 +868,24 @@
           </w:p>
           <w:p>
             <w:pPr>
+              <w:pStyle w:val="Paragrafoelenco"/>
+              <w:numPr>
+                <w:ilvl w:val="0"/>
+                <w:numId w:val="28"/>
+              </w:numPr>
+              <w:rPr>
+                <w:rFonts w:ascii="Arial" w:hAnsi="Arial" w:cs="Arial"/>
+              </w:rPr>
+            </w:pPr>
+            <w:r>
+              <w:rPr>
+                <w:rFonts w:ascii="Arial" w:hAnsi="Arial" w:cs="Arial"/>
+              </w:rPr>
+              <w:t>Chiesto a ChatGPT per ortografia</w:t>
+            </w:r>
+          </w:p>
+          <w:p>
+            <w:pPr>
               <w:rPr>
                 <w:rFonts w:ascii="Arial" w:hAnsi="Arial" w:cs="Arial"/>
               </w:rPr>
@@ -3307,18 +3325,10 @@
           <w:rFonts w:ascii="Arial" w:hAnsi="Arial" w:cs="Arial"/>
         </w:rPr>
       </w:pPr>
-    </w:p>
-    <w:p>
-      <w:pPr>
-        <w:rPr>
-          <w:rFonts w:ascii="Arial" w:hAnsi="Arial" w:cs="Arial"/>
-        </w:rPr>
-      </w:pPr>
       <w:r>
         <w:rPr>
           <w:rFonts w:ascii="Arial" w:hAnsi="Arial" w:cs="Arial"/>
         </w:rPr>
-        <w:lastRenderedPageBreak/>
         <w:br w:type="page"/>
       </w:r>
     </w:p>
@@ -4537,6 +4547,24 @@
               </w:rPr>
               <w:t>User stories</w:t>
             </w:r>
+            <w:r>
+              <w:rPr>
+                <w:rFonts w:ascii="Arial" w:hAnsi="Arial" w:cs="Arial"/>
+              </w:rPr>
+              <w:t xml:space="preserve"> </w:t>
+            </w:r>
+            <w:r>
+              <w:rPr>
+                <w:rFonts w:ascii="Arial" w:hAnsi="Arial" w:cs="Arial"/>
+              </w:rPr>
+              <w:sym w:font="Wingdings" w:char="F0E0"/>
+            </w:r>
+            <w:r>
+              <w:rPr>
+                <w:rFonts w:ascii="Arial" w:hAnsi="Arial" w:cs="Arial"/>
+              </w:rPr>
+              <w:t xml:space="preserve"> chiesto a ChatGPT di generarli dai REQ e poi modificati</w:t>
+            </w:r>
           </w:p>
           <w:p>
             <w:pPr>
@@ -13804,13 +13832,7 @@
               <w:rPr>
                 <w:rFonts w:ascii="Arial" w:hAnsi="Arial" w:cs="Arial"/>
               </w:rPr>
-              <w:t>22</w:t>
-            </w:r>
-            <w:r>
-              <w:rPr>
-                <w:rFonts w:ascii="Arial" w:hAnsi="Arial" w:cs="Arial"/>
-              </w:rPr>
-              <w:t>.05</w:t>
+              <w:t>22.05</w:t>
             </w:r>
             <w:r>
               <w:rPr>
@@ -14023,6 +14045,24 @@
               </w:rPr>
               <w:t>Notifiche</w:t>
             </w:r>
+            <w:r>
+              <w:rPr>
+                <w:rFonts w:ascii="Arial" w:hAnsi="Arial" w:cs="Arial"/>
+              </w:rPr>
+              <w:t xml:space="preserve"> </w:t>
+            </w:r>
+            <w:r>
+              <w:rPr>
+                <w:rFonts w:ascii="Arial" w:hAnsi="Arial" w:cs="Arial"/>
+              </w:rPr>
+              <w:sym w:font="Wingdings" w:char="F0E0"/>
+            </w:r>
+            <w:r>
+              <w:rPr>
+                <w:rFonts w:ascii="Arial" w:hAnsi="Arial" w:cs="Arial"/>
+              </w:rPr>
+              <w:t xml:space="preserve"> uso AI</w:t>
+            </w:r>
           </w:p>
           <w:p>
             <w:pPr>
@@ -14040,6 +14080,24 @@
                 <w:rFonts w:ascii="Arial" w:hAnsi="Arial" w:cs="Arial"/>
               </w:rPr>
               <w:t>Condivisione</w:t>
+            </w:r>
+            <w:r>
+              <w:rPr>
+                <w:rFonts w:ascii="Arial" w:hAnsi="Arial" w:cs="Arial"/>
+              </w:rPr>
+              <w:t xml:space="preserve"> </w:t>
+            </w:r>
+            <w:r>
+              <w:rPr>
+                <w:rFonts w:ascii="Arial" w:hAnsi="Arial" w:cs="Arial"/>
+              </w:rPr>
+              <w:sym w:font="Wingdings" w:char="F0E0"/>
+            </w:r>
+            <w:r>
+              <w:rPr>
+                <w:rFonts w:ascii="Arial" w:hAnsi="Arial" w:cs="Arial"/>
+              </w:rPr>
+              <w:t xml:space="preserve"> uso AI</w:t>
             </w:r>
           </w:p>
           <w:p>
@@ -14271,19 +14329,7 @@
               <w:rPr>
                 <w:rFonts w:ascii="Arial" w:hAnsi="Arial" w:cs="Arial"/>
               </w:rPr>
-              <w:t>Soluzione</w:t>
-            </w:r>
-            <w:r>
-              <w:rPr>
-                <w:rFonts w:ascii="Arial" w:hAnsi="Arial" w:cs="Arial"/>
-              </w:rPr>
-              <w:t>3</w:t>
-            </w:r>
-            <w:r>
-              <w:rPr>
-                <w:rFonts w:ascii="Arial" w:hAnsi="Arial" w:cs="Arial"/>
-              </w:rPr>
-              <w:t>: ancora alla ricerca della soluzione</w:t>
+              <w:t>Soluzione3: ancora alla ricerca della soluzione</w:t>
             </w:r>
           </w:p>
         </w:tc>
@@ -14671,13 +14717,7 @@
               <w:rPr>
                 <w:rFonts w:ascii="Arial" w:hAnsi="Arial" w:cs="Arial"/>
               </w:rPr>
-              <w:t xml:space="preserve">Linda: </w:t>
-            </w:r>
-            <w:r>
-              <w:rPr>
-                <w:rFonts w:ascii="Arial" w:hAnsi="Arial" w:cs="Arial"/>
-              </w:rPr>
-              <w:t>notifiche, condivisione, statistiche</w:t>
+              <w:t>Linda: notifiche, condivisione, statistiche</w:t>
             </w:r>
           </w:p>
           <w:p>
@@ -14696,13 +14736,7 @@
                 <w:rFonts w:ascii="Arial" w:hAnsi="Arial" w:cs="Arial"/>
               </w:rPr>
               <w:lastRenderedPageBreak/>
-              <w:t xml:space="preserve">Ryan: </w:t>
-            </w:r>
-            <w:r>
-              <w:rPr>
-                <w:rFonts w:ascii="Arial" w:hAnsi="Arial" w:cs="Arial"/>
-              </w:rPr>
-              <w:t>manuale</w:t>
+              <w:t>Ryan: manuale</w:t>
             </w:r>
           </w:p>
           <w:p>
@@ -14720,13 +14754,7 @@
               <w:rPr>
                 <w:rFonts w:ascii="Arial" w:hAnsi="Arial" w:cs="Arial"/>
               </w:rPr>
-              <w:t xml:space="preserve">Tessa: documentazione </w:t>
-            </w:r>
-            <w:r>
-              <w:rPr>
-                <w:rFonts w:ascii="Arial" w:hAnsi="Arial" w:cs="Arial"/>
-              </w:rPr>
-              <w:t>e interfaccia grafica</w:t>
+              <w:t>Tessa: documentazione e interfaccia grafica</w:t>
             </w:r>
           </w:p>
         </w:tc>
@@ -14963,6 +14991,1348 @@
                 <w:rFonts w:ascii="Arial" w:hAnsi="Arial" w:cs="Arial"/>
               </w:rPr>
             </w:pPr>
+          </w:p>
+        </w:tc>
+      </w:tr>
+    </w:tbl>
+    <w:p>
+      <w:pPr>
+        <w:rPr>
+          <w:rFonts w:ascii="Arial" w:hAnsi="Arial" w:cs="Arial"/>
+        </w:rPr>
+      </w:pPr>
+    </w:p>
+    <w:p>
+      <w:pPr>
+        <w:rPr>
+          <w:rFonts w:ascii="Arial" w:hAnsi="Arial" w:cs="Arial"/>
+        </w:rPr>
+      </w:pPr>
+      <w:r>
+        <w:rPr>
+          <w:rFonts w:ascii="Arial" w:hAnsi="Arial" w:cs="Arial"/>
+        </w:rPr>
+        <w:br w:type="page"/>
+      </w:r>
+    </w:p>
+    <w:tbl>
+      <w:tblPr>
+        <w:tblStyle w:val="Grigliatabella"/>
+        <w:tblW w:w="9634" w:type="dxa"/>
+        <w:tblLook w:val="04A0" w:firstRow="1" w:lastRow="0" w:firstColumn="1" w:lastColumn="0" w:noHBand="0" w:noVBand="1"/>
+      </w:tblPr>
+      <w:tblGrid>
+        <w:gridCol w:w="4803"/>
+        <w:gridCol w:w="4831"/>
+      </w:tblGrid>
+      <w:tr>
+        <w:trPr>
+          <w:trHeight w:hRule="exact" w:val="397"/>
+        </w:trPr>
+        <w:tc>
+          <w:tcPr>
+            <w:tcW w:w="4803" w:type="dxa"/>
+            <w:tcBorders>
+              <w:top w:val="single" w:sz="4" w:space="0" w:color="auto"/>
+              <w:left w:val="single" w:sz="4" w:space="0" w:color="auto"/>
+              <w:bottom w:val="single" w:sz="4" w:space="0" w:color="auto"/>
+              <w:right w:val="single" w:sz="4" w:space="0" w:color="auto"/>
+            </w:tcBorders>
+            <w:vAlign w:val="center"/>
+            <w:hideMark/>
+          </w:tcPr>
+          <w:p>
+            <w:pPr>
+              <w:spacing w:after="200" w:line="276" w:lineRule="auto"/>
+              <w:rPr>
+                <w:rFonts w:ascii="Arial" w:hAnsi="Arial" w:cs="Arial"/>
+              </w:rPr>
+            </w:pPr>
+            <w:r>
+              <w:rPr>
+                <w:rFonts w:ascii="Arial" w:hAnsi="Arial" w:cs="Arial"/>
+              </w:rPr>
+              <w:lastRenderedPageBreak/>
+              <w:t>Luogo</w:t>
+            </w:r>
+          </w:p>
+        </w:tc>
+        <w:tc>
+          <w:tcPr>
+            <w:tcW w:w="4831" w:type="dxa"/>
+            <w:tcBorders>
+              <w:top w:val="single" w:sz="4" w:space="0" w:color="auto"/>
+              <w:left w:val="single" w:sz="4" w:space="0" w:color="auto"/>
+              <w:bottom w:val="single" w:sz="4" w:space="0" w:color="auto"/>
+              <w:right w:val="single" w:sz="4" w:space="0" w:color="auto"/>
+            </w:tcBorders>
+            <w:vAlign w:val="center"/>
+            <w:hideMark/>
+          </w:tcPr>
+          <w:p>
+            <w:pPr>
+              <w:spacing w:after="200" w:line="276" w:lineRule="auto"/>
+              <w:rPr>
+                <w:rFonts w:ascii="Arial" w:hAnsi="Arial" w:cs="Arial"/>
+              </w:rPr>
+            </w:pPr>
+            <w:r>
+              <w:rPr>
+                <w:rFonts w:ascii="Arial" w:hAnsi="Arial" w:cs="Arial"/>
+              </w:rPr>
+              <w:t>Canobbio</w:t>
+            </w:r>
+          </w:p>
+        </w:tc>
+      </w:tr>
+      <w:tr>
+        <w:trPr>
+          <w:trHeight w:hRule="exact" w:val="397"/>
+        </w:trPr>
+        <w:tc>
+          <w:tcPr>
+            <w:tcW w:w="4803" w:type="dxa"/>
+            <w:tcBorders>
+              <w:top w:val="single" w:sz="4" w:space="0" w:color="auto"/>
+              <w:left w:val="single" w:sz="4" w:space="0" w:color="auto"/>
+              <w:bottom w:val="single" w:sz="4" w:space="0" w:color="auto"/>
+              <w:right w:val="single" w:sz="4" w:space="0" w:color="auto"/>
+            </w:tcBorders>
+            <w:vAlign w:val="center"/>
+            <w:hideMark/>
+          </w:tcPr>
+          <w:p>
+            <w:pPr>
+              <w:spacing w:after="200" w:line="276" w:lineRule="auto"/>
+              <w:rPr>
+                <w:rFonts w:ascii="Arial" w:hAnsi="Arial" w:cs="Arial"/>
+              </w:rPr>
+            </w:pPr>
+            <w:r>
+              <w:rPr>
+                <w:rFonts w:ascii="Arial" w:hAnsi="Arial" w:cs="Arial"/>
+              </w:rPr>
+              <w:t>Data</w:t>
+            </w:r>
+          </w:p>
+        </w:tc>
+        <w:tc>
+          <w:tcPr>
+            <w:tcW w:w="4831" w:type="dxa"/>
+            <w:tcBorders>
+              <w:top w:val="single" w:sz="4" w:space="0" w:color="auto"/>
+              <w:left w:val="single" w:sz="4" w:space="0" w:color="auto"/>
+              <w:bottom w:val="single" w:sz="4" w:space="0" w:color="auto"/>
+              <w:right w:val="single" w:sz="4" w:space="0" w:color="auto"/>
+            </w:tcBorders>
+            <w:vAlign w:val="center"/>
+            <w:hideMark/>
+          </w:tcPr>
+          <w:p>
+            <w:pPr>
+              <w:spacing w:after="200" w:line="276" w:lineRule="auto"/>
+              <w:rPr>
+                <w:rFonts w:ascii="Arial" w:hAnsi="Arial" w:cs="Arial"/>
+              </w:rPr>
+            </w:pPr>
+            <w:r>
+              <w:rPr>
+                <w:rFonts w:ascii="Arial" w:hAnsi="Arial" w:cs="Arial"/>
+              </w:rPr>
+              <w:t>29.05</w:t>
+            </w:r>
+            <w:r>
+              <w:rPr>
+                <w:rFonts w:ascii="Arial" w:hAnsi="Arial" w:cs="Arial"/>
+              </w:rPr>
+              <w:t>.2026</w:t>
+            </w:r>
+          </w:p>
+        </w:tc>
+      </w:tr>
+    </w:tbl>
+    <w:p>
+      <w:pPr>
+        <w:rPr>
+          <w:rFonts w:ascii="Arial" w:hAnsi="Arial" w:cs="Arial"/>
+        </w:rPr>
+      </w:pPr>
+    </w:p>
+    <w:tbl>
+      <w:tblPr>
+        <w:tblStyle w:val="Grigliatabella"/>
+        <w:tblW w:w="0" w:type="auto"/>
+        <w:tblLook w:val="04A0" w:firstRow="1" w:lastRow="0" w:firstColumn="1" w:lastColumn="0" w:noHBand="0" w:noVBand="1"/>
+      </w:tblPr>
+      <w:tblGrid>
+        <w:gridCol w:w="9628"/>
+      </w:tblGrid>
+      <w:tr>
+        <w:tc>
+          <w:tcPr>
+            <w:tcW w:w="9854" w:type="dxa"/>
+            <w:tcBorders>
+              <w:top w:val="single" w:sz="4" w:space="0" w:color="auto"/>
+              <w:left w:val="single" w:sz="4" w:space="0" w:color="auto"/>
+              <w:bottom w:val="single" w:sz="4" w:space="0" w:color="auto"/>
+              <w:right w:val="single" w:sz="4" w:space="0" w:color="auto"/>
+            </w:tcBorders>
+            <w:shd w:val="clear" w:color="auto" w:fill="D9D9D9" w:themeFill="background1" w:themeFillShade="D9"/>
+            <w:hideMark/>
+          </w:tcPr>
+          <w:p>
+            <w:pPr>
+              <w:spacing w:after="200" w:line="276" w:lineRule="auto"/>
+              <w:rPr>
+                <w:rFonts w:ascii="Arial" w:hAnsi="Arial" w:cs="Arial"/>
+              </w:rPr>
+            </w:pPr>
+            <w:r>
+              <w:rPr>
+                <w:rFonts w:ascii="Arial" w:hAnsi="Arial" w:cs="Arial"/>
+              </w:rPr>
+              <w:t>Lavori svolti</w:t>
+            </w:r>
+          </w:p>
+        </w:tc>
+      </w:tr>
+      <w:tr>
+        <w:tc>
+          <w:tcPr>
+            <w:tcW w:w="9854" w:type="dxa"/>
+            <w:tcBorders>
+              <w:top w:val="single" w:sz="4" w:space="0" w:color="auto"/>
+              <w:left w:val="single" w:sz="4" w:space="0" w:color="auto"/>
+              <w:bottom w:val="single" w:sz="4" w:space="0" w:color="auto"/>
+              <w:right w:val="single" w:sz="4" w:space="0" w:color="auto"/>
+            </w:tcBorders>
+            <w:hideMark/>
+          </w:tcPr>
+          <w:p>
+            <w:pPr>
+              <w:spacing w:after="200" w:line="276" w:lineRule="auto"/>
+              <w:rPr>
+                <w:rFonts w:ascii="Arial" w:hAnsi="Arial" w:cs="Arial"/>
+              </w:rPr>
+            </w:pPr>
+            <w:r>
+              <w:rPr>
+                <w:rFonts w:ascii="Arial" w:hAnsi="Arial" w:cs="Arial"/>
+              </w:rPr>
+              <w:t>Tessa:</w:t>
+            </w:r>
+          </w:p>
+          <w:p>
+            <w:pPr>
+              <w:pStyle w:val="Paragrafoelenco"/>
+              <w:numPr>
+                <w:ilvl w:val="0"/>
+                <w:numId w:val="31"/>
+              </w:numPr>
+              <w:rPr>
+                <w:rFonts w:ascii="Arial" w:hAnsi="Arial" w:cs="Arial"/>
+              </w:rPr>
+            </w:pPr>
+            <w:r>
+              <w:rPr>
+                <w:rFonts w:ascii="Arial" w:hAnsi="Arial" w:cs="Arial"/>
+              </w:rPr>
+              <w:t xml:space="preserve">Documentazione </w:t>
+            </w:r>
+            <w:r>
+              <w:rPr>
+                <w:rFonts w:ascii="Arial" w:hAnsi="Arial" w:cs="Arial"/>
+              </w:rPr>
+              <w:sym w:font="Wingdings" w:char="F0E0"/>
+            </w:r>
+            <w:r>
+              <w:rPr>
+                <w:rFonts w:ascii="Arial" w:hAnsi="Arial" w:cs="Arial"/>
+              </w:rPr>
+              <w:t xml:space="preserve"> Test, Conclusioni, Glossario, Sitografia</w:t>
+            </w:r>
+          </w:p>
+          <w:p>
+            <w:pPr>
+              <w:pStyle w:val="Paragrafoelenco"/>
+              <w:numPr>
+                <w:ilvl w:val="0"/>
+                <w:numId w:val="31"/>
+              </w:numPr>
+              <w:rPr>
+                <w:rFonts w:ascii="Arial" w:hAnsi="Arial" w:cs="Arial"/>
+              </w:rPr>
+            </w:pPr>
+            <w:proofErr w:type="spellStart"/>
+            <w:r>
+              <w:rPr>
+                <w:rFonts w:ascii="Arial" w:hAnsi="Arial" w:cs="Arial"/>
+              </w:rPr>
+              <w:t>Gantt</w:t>
+            </w:r>
+            <w:proofErr w:type="spellEnd"/>
+            <w:r>
+              <w:rPr>
+                <w:rFonts w:ascii="Arial" w:hAnsi="Arial" w:cs="Arial"/>
+              </w:rPr>
+              <w:t xml:space="preserve"> consuntivo</w:t>
+            </w:r>
+          </w:p>
+          <w:p>
+            <w:pPr>
+              <w:spacing w:line="276" w:lineRule="auto"/>
+              <w:rPr>
+                <w:rFonts w:ascii="Arial" w:hAnsi="Arial" w:cs="Arial"/>
+              </w:rPr>
+            </w:pPr>
+            <w:r>
+              <w:rPr>
+                <w:rFonts w:ascii="Arial" w:hAnsi="Arial" w:cs="Arial"/>
+              </w:rPr>
+              <w:t>Ryan:</w:t>
+            </w:r>
+          </w:p>
+          <w:p>
+            <w:pPr>
+              <w:pStyle w:val="Paragrafoelenco"/>
+              <w:numPr>
+                <w:ilvl w:val="0"/>
+                <w:numId w:val="31"/>
+              </w:numPr>
+              <w:rPr>
+                <w:rFonts w:ascii="Arial" w:hAnsi="Arial" w:cs="Arial"/>
+              </w:rPr>
+            </w:pPr>
+            <w:r>
+              <w:rPr>
+                <w:rFonts w:ascii="Arial" w:hAnsi="Arial" w:cs="Arial"/>
+              </w:rPr>
+              <w:t>Fatto il manuale</w:t>
+            </w:r>
+          </w:p>
+          <w:p>
+            <w:pPr>
+              <w:pStyle w:val="Paragrafoelenco"/>
+              <w:numPr>
+                <w:ilvl w:val="0"/>
+                <w:numId w:val="31"/>
+              </w:numPr>
+              <w:rPr>
+                <w:rFonts w:ascii="Arial" w:hAnsi="Arial" w:cs="Arial"/>
+                <w:lang w:val="de-CH"/>
+              </w:rPr>
+            </w:pPr>
+            <w:r>
+              <w:rPr>
+                <w:rFonts w:ascii="Arial" w:hAnsi="Arial" w:cs="Arial"/>
+                <w:lang w:val="de-CH"/>
+              </w:rPr>
+              <w:t xml:space="preserve">User Stories x </w:t>
+            </w:r>
+            <w:proofErr w:type="spellStart"/>
+            <w:r>
+              <w:rPr>
+                <w:rFonts w:ascii="Arial" w:hAnsi="Arial" w:cs="Arial"/>
+                <w:lang w:val="de-CH"/>
+              </w:rPr>
+              <w:t>sprint</w:t>
+            </w:r>
+            <w:proofErr w:type="spellEnd"/>
+            <w:r>
+              <w:rPr>
+                <w:rFonts w:ascii="Arial" w:hAnsi="Arial" w:cs="Arial"/>
+                <w:lang w:val="de-CH"/>
+              </w:rPr>
+              <w:t xml:space="preserve"> r</w:t>
+            </w:r>
+            <w:r>
+              <w:rPr>
+                <w:rFonts w:ascii="Arial" w:hAnsi="Arial" w:cs="Arial"/>
+                <w:lang w:val="de-CH"/>
+              </w:rPr>
+              <w:t>eview</w:t>
+            </w:r>
+          </w:p>
+          <w:p>
+            <w:pPr>
+              <w:pStyle w:val="Paragrafoelenco"/>
+              <w:numPr>
+                <w:ilvl w:val="0"/>
+                <w:numId w:val="31"/>
+              </w:numPr>
+              <w:rPr>
+                <w:rFonts w:ascii="Arial" w:hAnsi="Arial" w:cs="Arial"/>
+                <w:lang w:val="de-CH"/>
+              </w:rPr>
+            </w:pPr>
+            <w:proofErr w:type="spellStart"/>
+            <w:r>
+              <w:rPr>
+                <w:rFonts w:ascii="Arial" w:hAnsi="Arial" w:cs="Arial"/>
+                <w:lang w:val="de-CH"/>
+              </w:rPr>
+              <w:t>Documentazione</w:t>
+            </w:r>
+            <w:proofErr w:type="spellEnd"/>
+            <w:r>
+              <w:rPr>
+                <w:rFonts w:ascii="Arial" w:hAnsi="Arial" w:cs="Arial"/>
+                <w:lang w:val="de-CH"/>
+              </w:rPr>
+              <w:t xml:space="preserve">: </w:t>
+            </w:r>
+            <w:proofErr w:type="spellStart"/>
+            <w:r>
+              <w:rPr>
+                <w:rFonts w:ascii="Arial" w:hAnsi="Arial" w:cs="Arial"/>
+                <w:lang w:val="de-CH"/>
+              </w:rPr>
+              <w:t>Implementazione</w:t>
+            </w:r>
+            <w:proofErr w:type="spellEnd"/>
+            <w:r>
+              <w:rPr>
+                <w:rFonts w:ascii="Arial" w:hAnsi="Arial" w:cs="Arial"/>
+                <w:lang w:val="de-CH"/>
+              </w:rPr>
+              <w:t xml:space="preserve"> </w:t>
+            </w:r>
+            <w:proofErr w:type="spellStart"/>
+            <w:r>
+              <w:rPr>
+                <w:rFonts w:ascii="Arial" w:hAnsi="Arial" w:cs="Arial"/>
+                <w:lang w:val="de-CH"/>
+              </w:rPr>
+              <w:t>calendario</w:t>
+            </w:r>
+            <w:proofErr w:type="spellEnd"/>
+          </w:p>
+          <w:p>
+            <w:pPr>
+              <w:rPr>
+                <w:rFonts w:ascii="Arial" w:hAnsi="Arial" w:cs="Arial"/>
+              </w:rPr>
+            </w:pPr>
+            <w:r>
+              <w:rPr>
+                <w:rFonts w:ascii="Arial" w:hAnsi="Arial" w:cs="Arial"/>
+              </w:rPr>
+              <w:t>Linda:</w:t>
+            </w:r>
+          </w:p>
+          <w:p>
+            <w:pPr>
+              <w:pStyle w:val="Paragrafoelenco"/>
+              <w:numPr>
+                <w:ilvl w:val="0"/>
+                <w:numId w:val="31"/>
+              </w:numPr>
+              <w:rPr>
+                <w:rFonts w:ascii="Arial" w:hAnsi="Arial" w:cs="Arial"/>
+              </w:rPr>
+            </w:pPr>
+            <w:r>
+              <w:rPr>
+                <w:rFonts w:ascii="Arial" w:hAnsi="Arial" w:cs="Arial"/>
+              </w:rPr>
+              <w:t xml:space="preserve">Documentazione: tutta la parte dell’implementazione, capitolo </w:t>
+            </w:r>
+            <w:proofErr w:type="spellStart"/>
+            <w:r>
+              <w:rPr>
+                <w:rFonts w:ascii="Arial" w:hAnsi="Arial" w:cs="Arial"/>
+              </w:rPr>
+              <w:t>gantt</w:t>
+            </w:r>
+            <w:proofErr w:type="spellEnd"/>
+            <w:r>
+              <w:rPr>
+                <w:rFonts w:ascii="Arial" w:hAnsi="Arial" w:cs="Arial"/>
+              </w:rPr>
+              <w:t xml:space="preserve"> consuntivo, sistemato documentazione, considerazioni personali e sviluppi futuri</w:t>
+            </w:r>
+          </w:p>
+          <w:p>
+            <w:pPr>
+              <w:pStyle w:val="Paragrafoelenco"/>
+              <w:numPr>
+                <w:ilvl w:val="0"/>
+                <w:numId w:val="31"/>
+              </w:numPr>
+              <w:rPr>
+                <w:rFonts w:ascii="Arial" w:hAnsi="Arial" w:cs="Arial"/>
+              </w:rPr>
+            </w:pPr>
+            <w:r>
+              <w:rPr>
+                <w:rFonts w:ascii="Arial" w:hAnsi="Arial" w:cs="Arial"/>
+              </w:rPr>
+              <w:t>Aggiunto modifica attività nell’applicativo</w:t>
+            </w:r>
+          </w:p>
+          <w:p>
+            <w:pPr>
+              <w:pStyle w:val="Paragrafoelenco"/>
+              <w:numPr>
+                <w:ilvl w:val="0"/>
+                <w:numId w:val="31"/>
+              </w:numPr>
+              <w:rPr>
+                <w:rFonts w:ascii="Arial" w:hAnsi="Arial" w:cs="Arial"/>
+              </w:rPr>
+            </w:pPr>
+            <w:r>
+              <w:rPr>
+                <w:rFonts w:ascii="Arial" w:hAnsi="Arial" w:cs="Arial"/>
+              </w:rPr>
+              <w:t>Sistemato diario di lavoro</w:t>
+            </w:r>
+          </w:p>
+          <w:p>
+            <w:pPr>
+              <w:pStyle w:val="Paragrafoelenco"/>
+              <w:numPr>
+                <w:ilvl w:val="0"/>
+                <w:numId w:val="31"/>
+              </w:numPr>
+              <w:rPr>
+                <w:rFonts w:ascii="Arial" w:hAnsi="Arial" w:cs="Arial"/>
+              </w:rPr>
+            </w:pPr>
+            <w:r>
+              <w:rPr>
+                <w:rFonts w:ascii="Arial" w:hAnsi="Arial" w:cs="Arial"/>
+              </w:rPr>
+              <w:t xml:space="preserve">Sistemato </w:t>
+            </w:r>
+            <w:proofErr w:type="spellStart"/>
+            <w:r>
+              <w:rPr>
+                <w:rFonts w:ascii="Arial" w:hAnsi="Arial" w:cs="Arial"/>
+              </w:rPr>
+              <w:t>Gantt</w:t>
+            </w:r>
+            <w:proofErr w:type="spellEnd"/>
+            <w:r>
+              <w:rPr>
+                <w:rFonts w:ascii="Arial" w:hAnsi="Arial" w:cs="Arial"/>
+              </w:rPr>
+              <w:t xml:space="preserve"> Consuntivo</w:t>
+            </w:r>
+          </w:p>
+        </w:tc>
+      </w:tr>
+    </w:tbl>
+    <w:p>
+      <w:pPr>
+        <w:rPr>
+          <w:rFonts w:ascii="Arial" w:hAnsi="Arial" w:cs="Arial"/>
+        </w:rPr>
+      </w:pPr>
+    </w:p>
+    <w:tbl>
+      <w:tblPr>
+        <w:tblStyle w:val="Grigliatabella"/>
+        <w:tblW w:w="0" w:type="auto"/>
+        <w:tblLook w:val="04A0" w:firstRow="1" w:lastRow="0" w:firstColumn="1" w:lastColumn="0" w:noHBand="0" w:noVBand="1"/>
+      </w:tblPr>
+      <w:tblGrid>
+        <w:gridCol w:w="9628"/>
+      </w:tblGrid>
+      <w:tr>
+        <w:tc>
+          <w:tcPr>
+            <w:tcW w:w="9854" w:type="dxa"/>
+            <w:tcBorders>
+              <w:top w:val="single" w:sz="4" w:space="0" w:color="auto"/>
+              <w:left w:val="single" w:sz="4" w:space="0" w:color="auto"/>
+              <w:bottom w:val="single" w:sz="4" w:space="0" w:color="auto"/>
+              <w:right w:val="single" w:sz="4" w:space="0" w:color="auto"/>
+            </w:tcBorders>
+            <w:shd w:val="clear" w:color="auto" w:fill="D9D9D9" w:themeFill="background1" w:themeFillShade="D9"/>
+            <w:hideMark/>
+          </w:tcPr>
+          <w:p>
+            <w:pPr>
+              <w:spacing w:after="200" w:line="276" w:lineRule="auto"/>
+              <w:rPr>
+                <w:rFonts w:ascii="Arial" w:hAnsi="Arial" w:cs="Arial"/>
+              </w:rPr>
+            </w:pPr>
+            <w:r>
+              <w:rPr>
+                <w:rFonts w:ascii="Arial" w:hAnsi="Arial" w:cs="Arial"/>
+              </w:rPr>
+              <w:t>Problemi riscontrati e soluzioni adottate</w:t>
+            </w:r>
+          </w:p>
+        </w:tc>
+      </w:tr>
+      <w:tr>
+        <w:tc>
+          <w:tcPr>
+            <w:tcW w:w="9854" w:type="dxa"/>
+            <w:tcBorders>
+              <w:top w:val="single" w:sz="4" w:space="0" w:color="auto"/>
+              <w:left w:val="single" w:sz="4" w:space="0" w:color="auto"/>
+              <w:bottom w:val="single" w:sz="4" w:space="0" w:color="auto"/>
+              <w:right w:val="single" w:sz="4" w:space="0" w:color="auto"/>
+            </w:tcBorders>
+          </w:tcPr>
+          <w:p>
+            <w:pPr>
+              <w:rPr>
+                <w:rFonts w:ascii="Arial" w:hAnsi="Arial" w:cs="Arial"/>
+              </w:rPr>
+            </w:pPr>
+          </w:p>
+        </w:tc>
+      </w:tr>
+    </w:tbl>
+    <w:p>
+      <w:pPr>
+        <w:rPr>
+          <w:rFonts w:ascii="Arial" w:hAnsi="Arial" w:cs="Arial"/>
+        </w:rPr>
+      </w:pPr>
+    </w:p>
+    <w:tbl>
+      <w:tblPr>
+        <w:tblStyle w:val="Grigliatabella"/>
+        <w:tblW w:w="0" w:type="auto"/>
+        <w:tblLook w:val="04A0" w:firstRow="1" w:lastRow="0" w:firstColumn="1" w:lastColumn="0" w:noHBand="0" w:noVBand="1"/>
+      </w:tblPr>
+      <w:tblGrid>
+        <w:gridCol w:w="9628"/>
+      </w:tblGrid>
+      <w:tr>
+        <w:tc>
+          <w:tcPr>
+            <w:tcW w:w="9854" w:type="dxa"/>
+            <w:tcBorders>
+              <w:top w:val="single" w:sz="4" w:space="0" w:color="auto"/>
+              <w:left w:val="single" w:sz="4" w:space="0" w:color="auto"/>
+              <w:bottom w:val="single" w:sz="4" w:space="0" w:color="auto"/>
+              <w:right w:val="single" w:sz="4" w:space="0" w:color="auto"/>
+            </w:tcBorders>
+            <w:shd w:val="clear" w:color="auto" w:fill="D9D9D9" w:themeFill="background1" w:themeFillShade="D9"/>
+            <w:hideMark/>
+          </w:tcPr>
+          <w:p>
+            <w:pPr>
+              <w:spacing w:after="200" w:line="276" w:lineRule="auto"/>
+              <w:rPr>
+                <w:rFonts w:ascii="Arial" w:hAnsi="Arial" w:cs="Arial"/>
+              </w:rPr>
+            </w:pPr>
+            <w:r>
+              <w:rPr>
+                <w:rFonts w:ascii="Arial" w:hAnsi="Arial" w:cs="Arial"/>
+              </w:rPr>
+              <w:t>Punto della situazione rispetto alla pianificazione</w:t>
+            </w:r>
+          </w:p>
+        </w:tc>
+      </w:tr>
+      <w:tr>
+        <w:tc>
+          <w:tcPr>
+            <w:tcW w:w="9854" w:type="dxa"/>
+            <w:tcBorders>
+              <w:top w:val="single" w:sz="4" w:space="0" w:color="auto"/>
+              <w:left w:val="single" w:sz="4" w:space="0" w:color="auto"/>
+              <w:bottom w:val="single" w:sz="4" w:space="0" w:color="auto"/>
+              <w:right w:val="single" w:sz="4" w:space="0" w:color="auto"/>
+            </w:tcBorders>
+            <w:hideMark/>
+          </w:tcPr>
+          <w:p>
+            <w:pPr>
+              <w:spacing w:after="200" w:line="276" w:lineRule="auto"/>
+              <w:rPr>
+                <w:rFonts w:ascii="Arial" w:hAnsi="Arial" w:cs="Arial"/>
+              </w:rPr>
+            </w:pPr>
+            <w:r>
+              <w:rPr>
+                <w:rFonts w:ascii="Arial" w:hAnsi="Arial" w:cs="Arial"/>
+              </w:rPr>
+              <w:t>Fine progetto</w:t>
+            </w:r>
+          </w:p>
+        </w:tc>
+      </w:tr>
+    </w:tbl>
+    <w:p>
+      <w:pPr>
+        <w:rPr>
+          <w:rFonts w:ascii="Arial" w:hAnsi="Arial" w:cs="Arial"/>
+        </w:rPr>
+      </w:pPr>
+    </w:p>
+    <w:tbl>
+      <w:tblPr>
+        <w:tblStyle w:val="Grigliatabella"/>
+        <w:tblW w:w="0" w:type="auto"/>
+        <w:tblLook w:val="04A0" w:firstRow="1" w:lastRow="0" w:firstColumn="1" w:lastColumn="0" w:noHBand="0" w:noVBand="1"/>
+      </w:tblPr>
+      <w:tblGrid>
+        <w:gridCol w:w="9628"/>
+      </w:tblGrid>
+      <w:tr>
+        <w:tc>
+          <w:tcPr>
+            <w:tcW w:w="9854" w:type="dxa"/>
+            <w:tcBorders>
+              <w:top w:val="single" w:sz="4" w:space="0" w:color="auto"/>
+              <w:left w:val="single" w:sz="4" w:space="0" w:color="auto"/>
+              <w:bottom w:val="single" w:sz="4" w:space="0" w:color="auto"/>
+              <w:right w:val="single" w:sz="4" w:space="0" w:color="auto"/>
+            </w:tcBorders>
+            <w:shd w:val="clear" w:color="auto" w:fill="D9D9D9" w:themeFill="background1" w:themeFillShade="D9"/>
+            <w:hideMark/>
+          </w:tcPr>
+          <w:p>
+            <w:pPr>
+              <w:spacing w:after="200" w:line="276" w:lineRule="auto"/>
+              <w:rPr>
+                <w:rFonts w:ascii="Arial" w:hAnsi="Arial" w:cs="Arial"/>
+              </w:rPr>
+            </w:pPr>
+            <w:r>
+              <w:rPr>
+                <w:rFonts w:ascii="Arial" w:hAnsi="Arial" w:cs="Arial"/>
+              </w:rPr>
+              <w:t>Programma di massima per la prossima giornata di lavoro</w:t>
+            </w:r>
+          </w:p>
+        </w:tc>
+      </w:tr>
+      <w:tr>
+        <w:tc>
+          <w:tcPr>
+            <w:tcW w:w="9854" w:type="dxa"/>
+            <w:tcBorders>
+              <w:top w:val="single" w:sz="4" w:space="0" w:color="auto"/>
+              <w:left w:val="single" w:sz="4" w:space="0" w:color="auto"/>
+              <w:bottom w:val="single" w:sz="4" w:space="0" w:color="auto"/>
+              <w:right w:val="single" w:sz="4" w:space="0" w:color="auto"/>
+            </w:tcBorders>
+            <w:hideMark/>
+          </w:tcPr>
+          <w:p>
+            <w:pPr>
+              <w:spacing w:line="276" w:lineRule="auto"/>
+              <w:rPr>
+                <w:rFonts w:ascii="Arial" w:hAnsi="Arial" w:cs="Arial"/>
+              </w:rPr>
+            </w:pPr>
+          </w:p>
+        </w:tc>
+      </w:tr>
+    </w:tbl>
+    <w:p>
+      <w:pPr>
+        <w:rPr>
+          <w:rFonts w:ascii="Arial" w:hAnsi="Arial" w:cs="Arial"/>
+        </w:rPr>
+      </w:pPr>
+    </w:p>
+    <w:p>
+      <w:pPr>
+        <w:rPr>
+          <w:rFonts w:ascii="Arial" w:hAnsi="Arial" w:cs="Arial"/>
+        </w:rPr>
+      </w:pPr>
+      <w:r>
+        <w:rPr>
+          <w:rFonts w:ascii="Arial" w:hAnsi="Arial" w:cs="Arial"/>
+        </w:rPr>
+        <w:t>Agile - Resoconto</w:t>
+      </w:r>
+    </w:p>
+    <w:p>
+      <w:pPr>
+        <w:rPr>
+          <w:rFonts w:ascii="Arial" w:hAnsi="Arial" w:cs="Arial"/>
+        </w:rPr>
+      </w:pPr>
+    </w:p>
+    <w:tbl>
+      <w:tblPr>
+        <w:tblStyle w:val="Grigliatabella"/>
+        <w:tblW w:w="0" w:type="auto"/>
+        <w:tblLook w:val="04A0" w:firstRow="1" w:lastRow="0" w:firstColumn="1" w:lastColumn="0" w:noHBand="0" w:noVBand="1"/>
+      </w:tblPr>
+      <w:tblGrid>
+        <w:gridCol w:w="9628"/>
+      </w:tblGrid>
+      <w:tr>
+        <w:tc>
+          <w:tcPr>
+            <w:tcW w:w="9854" w:type="dxa"/>
+            <w:tcBorders>
+              <w:top w:val="single" w:sz="4" w:space="0" w:color="auto"/>
+              <w:left w:val="single" w:sz="4" w:space="0" w:color="auto"/>
+              <w:bottom w:val="single" w:sz="4" w:space="0" w:color="auto"/>
+              <w:right w:val="single" w:sz="4" w:space="0" w:color="auto"/>
+            </w:tcBorders>
+            <w:shd w:val="clear" w:color="auto" w:fill="D9D9D9" w:themeFill="background1" w:themeFillShade="D9"/>
+            <w:hideMark/>
+          </w:tcPr>
+          <w:p>
+            <w:pPr>
+              <w:spacing w:after="200" w:line="276" w:lineRule="auto"/>
+              <w:rPr>
+                <w:rFonts w:ascii="Arial" w:hAnsi="Arial" w:cs="Arial"/>
+              </w:rPr>
+            </w:pPr>
+            <w:proofErr w:type="spellStart"/>
+            <w:r>
+              <w:rPr>
+                <w:rFonts w:ascii="Arial" w:hAnsi="Arial" w:cs="Arial"/>
+              </w:rPr>
+              <w:t>Daily</w:t>
+            </w:r>
+            <w:proofErr w:type="spellEnd"/>
+            <w:r>
+              <w:rPr>
+                <w:rFonts w:ascii="Arial" w:hAnsi="Arial" w:cs="Arial"/>
+              </w:rPr>
+              <w:t xml:space="preserve"> </w:t>
+            </w:r>
+            <w:proofErr w:type="spellStart"/>
+            <w:r>
+              <w:rPr>
+                <w:rFonts w:ascii="Arial" w:hAnsi="Arial" w:cs="Arial"/>
+              </w:rPr>
+              <w:t>Scrum</w:t>
+            </w:r>
+            <w:proofErr w:type="spellEnd"/>
+          </w:p>
+        </w:tc>
+      </w:tr>
+      <w:tr>
+        <w:tc>
+          <w:tcPr>
+            <w:tcW w:w="9854" w:type="dxa"/>
+            <w:tcBorders>
+              <w:top w:val="single" w:sz="4" w:space="0" w:color="auto"/>
+              <w:left w:val="single" w:sz="4" w:space="0" w:color="auto"/>
+              <w:bottom w:val="single" w:sz="4" w:space="0" w:color="auto"/>
+              <w:right w:val="single" w:sz="4" w:space="0" w:color="auto"/>
+            </w:tcBorders>
+            <w:hideMark/>
+          </w:tcPr>
+          <w:p>
+            <w:pPr>
+              <w:numPr>
+                <w:ilvl w:val="0"/>
+                <w:numId w:val="31"/>
+              </w:numPr>
+              <w:spacing w:line="276" w:lineRule="auto"/>
+              <w:rPr>
+                <w:rFonts w:ascii="Arial" w:hAnsi="Arial" w:cs="Arial"/>
+              </w:rPr>
+            </w:pPr>
+            <w:r>
+              <w:rPr>
+                <w:rFonts w:ascii="Arial" w:hAnsi="Arial" w:cs="Arial"/>
+              </w:rPr>
+              <w:t>8:30</w:t>
+            </w:r>
+          </w:p>
+          <w:p>
+            <w:pPr>
+              <w:numPr>
+                <w:ilvl w:val="0"/>
+                <w:numId w:val="31"/>
+              </w:numPr>
+              <w:spacing w:line="276" w:lineRule="auto"/>
+              <w:rPr>
+                <w:rFonts w:ascii="Arial" w:hAnsi="Arial" w:cs="Arial"/>
+              </w:rPr>
+            </w:pPr>
+            <w:r>
+              <w:rPr>
+                <w:rFonts w:ascii="Arial" w:hAnsi="Arial" w:cs="Arial"/>
+              </w:rPr>
+              <w:t>Non sono emersi problemi rilevanti</w:t>
+            </w:r>
+          </w:p>
+          <w:p>
+            <w:pPr>
+              <w:numPr>
+                <w:ilvl w:val="0"/>
+                <w:numId w:val="31"/>
+              </w:numPr>
+              <w:spacing w:line="276" w:lineRule="auto"/>
+              <w:rPr>
+                <w:rFonts w:ascii="Arial" w:hAnsi="Arial" w:cs="Arial"/>
+              </w:rPr>
+            </w:pPr>
+            <w:r>
+              <w:rPr>
+                <w:rFonts w:ascii="Arial" w:hAnsi="Arial" w:cs="Arial"/>
+              </w:rPr>
+              <w:t xml:space="preserve">Decisione: </w:t>
+            </w:r>
+          </w:p>
+          <w:p>
+            <w:pPr>
+              <w:numPr>
+                <w:ilvl w:val="1"/>
+                <w:numId w:val="31"/>
+              </w:numPr>
+              <w:spacing w:line="276" w:lineRule="auto"/>
+              <w:rPr>
+                <w:rFonts w:ascii="Arial" w:hAnsi="Arial" w:cs="Arial"/>
+              </w:rPr>
+            </w:pPr>
+            <w:r>
+              <w:rPr>
+                <w:rFonts w:ascii="Arial" w:hAnsi="Arial" w:cs="Arial"/>
+              </w:rPr>
+              <w:t xml:space="preserve">Linda: </w:t>
+            </w:r>
+            <w:r>
+              <w:rPr>
+                <w:rFonts w:ascii="Arial" w:hAnsi="Arial" w:cs="Arial"/>
+              </w:rPr>
+              <w:t>documentazione</w:t>
+            </w:r>
+          </w:p>
+          <w:p>
+            <w:pPr>
+              <w:numPr>
+                <w:ilvl w:val="1"/>
+                <w:numId w:val="31"/>
+              </w:numPr>
+              <w:spacing w:line="276" w:lineRule="auto"/>
+              <w:rPr>
+                <w:rFonts w:ascii="Arial" w:hAnsi="Arial" w:cs="Arial"/>
+              </w:rPr>
+            </w:pPr>
+            <w:r>
+              <w:rPr>
+                <w:rFonts w:ascii="Arial" w:hAnsi="Arial" w:cs="Arial"/>
+              </w:rPr>
+              <w:t>Ryan: manuale</w:t>
+            </w:r>
+          </w:p>
+          <w:p>
+            <w:pPr>
+              <w:numPr>
+                <w:ilvl w:val="1"/>
+                <w:numId w:val="31"/>
+              </w:numPr>
+              <w:spacing w:line="276" w:lineRule="auto"/>
+              <w:rPr>
+                <w:rFonts w:ascii="Arial" w:hAnsi="Arial" w:cs="Arial"/>
+              </w:rPr>
+            </w:pPr>
+            <w:r>
+              <w:rPr>
+                <w:rFonts w:ascii="Arial" w:hAnsi="Arial" w:cs="Arial"/>
+              </w:rPr>
+              <w:t xml:space="preserve">Tessa: </w:t>
+            </w:r>
+            <w:proofErr w:type="spellStart"/>
+            <w:r>
+              <w:rPr>
+                <w:rFonts w:ascii="Arial" w:hAnsi="Arial" w:cs="Arial"/>
+              </w:rPr>
+              <w:t>gantt</w:t>
+            </w:r>
+            <w:proofErr w:type="spellEnd"/>
+          </w:p>
+        </w:tc>
+      </w:tr>
+    </w:tbl>
+    <w:p>
+      <w:pPr>
+        <w:rPr>
+          <w:rFonts w:ascii="Arial" w:hAnsi="Arial" w:cs="Arial"/>
+        </w:rPr>
+      </w:pPr>
+    </w:p>
+    <w:tbl>
+      <w:tblPr>
+        <w:tblStyle w:val="Grigliatabella"/>
+        <w:tblW w:w="0" w:type="auto"/>
+        <w:tblLook w:val="04A0" w:firstRow="1" w:lastRow="0" w:firstColumn="1" w:lastColumn="0" w:noHBand="0" w:noVBand="1"/>
+      </w:tblPr>
+      <w:tblGrid>
+        <w:gridCol w:w="9628"/>
+      </w:tblGrid>
+      <w:tr>
+        <w:tc>
+          <w:tcPr>
+            <w:tcW w:w="9854" w:type="dxa"/>
+            <w:tcBorders>
+              <w:top w:val="single" w:sz="4" w:space="0" w:color="auto"/>
+              <w:left w:val="single" w:sz="4" w:space="0" w:color="auto"/>
+              <w:bottom w:val="single" w:sz="4" w:space="0" w:color="auto"/>
+              <w:right w:val="single" w:sz="4" w:space="0" w:color="auto"/>
+            </w:tcBorders>
+            <w:shd w:val="clear" w:color="auto" w:fill="D9D9D9" w:themeFill="background1" w:themeFillShade="D9"/>
+            <w:hideMark/>
+          </w:tcPr>
+          <w:p>
+            <w:pPr>
+              <w:spacing w:after="200" w:line="276" w:lineRule="auto"/>
+              <w:rPr>
+                <w:rFonts w:ascii="Arial" w:hAnsi="Arial" w:cs="Arial"/>
+              </w:rPr>
+            </w:pPr>
+            <w:r>
+              <w:rPr>
+                <w:rFonts w:ascii="Arial" w:hAnsi="Arial" w:cs="Arial"/>
+              </w:rPr>
+              <w:t>Sprint Planning</w:t>
+            </w:r>
+          </w:p>
+        </w:tc>
+      </w:tr>
+      <w:tr>
+        <w:tc>
+          <w:tcPr>
+            <w:tcW w:w="9854" w:type="dxa"/>
+            <w:tcBorders>
+              <w:top w:val="single" w:sz="4" w:space="0" w:color="auto"/>
+              <w:left w:val="single" w:sz="4" w:space="0" w:color="auto"/>
+              <w:bottom w:val="single" w:sz="4" w:space="0" w:color="auto"/>
+              <w:right w:val="single" w:sz="4" w:space="0" w:color="auto"/>
+            </w:tcBorders>
+          </w:tcPr>
+          <w:p>
+            <w:pPr>
+              <w:rPr>
+                <w:rFonts w:ascii="Arial" w:hAnsi="Arial" w:cs="Arial"/>
+              </w:rPr>
+            </w:pPr>
+            <w:r>
+              <w:rPr>
+                <w:rFonts w:ascii="Arial" w:hAnsi="Arial" w:cs="Arial"/>
+              </w:rPr>
+              <w:t xml:space="preserve"> </w:t>
+            </w:r>
+          </w:p>
+        </w:tc>
+      </w:tr>
+    </w:tbl>
+    <w:p>
+      <w:pPr>
+        <w:rPr>
+          <w:rFonts w:ascii="Arial" w:hAnsi="Arial" w:cs="Arial"/>
+        </w:rPr>
+      </w:pPr>
+    </w:p>
+    <w:tbl>
+      <w:tblPr>
+        <w:tblStyle w:val="Grigliatabella"/>
+        <w:tblW w:w="0" w:type="auto"/>
+        <w:tblLook w:val="04A0" w:firstRow="1" w:lastRow="0" w:firstColumn="1" w:lastColumn="0" w:noHBand="0" w:noVBand="1"/>
+      </w:tblPr>
+      <w:tblGrid>
+        <w:gridCol w:w="9628"/>
+      </w:tblGrid>
+      <w:tr>
+        <w:tc>
+          <w:tcPr>
+            <w:tcW w:w="9854" w:type="dxa"/>
+            <w:tcBorders>
+              <w:top w:val="single" w:sz="4" w:space="0" w:color="auto"/>
+              <w:left w:val="single" w:sz="4" w:space="0" w:color="auto"/>
+              <w:bottom w:val="single" w:sz="4" w:space="0" w:color="auto"/>
+              <w:right w:val="single" w:sz="4" w:space="0" w:color="auto"/>
+            </w:tcBorders>
+            <w:shd w:val="clear" w:color="auto" w:fill="D9D9D9" w:themeFill="background1" w:themeFillShade="D9"/>
+            <w:hideMark/>
+          </w:tcPr>
+          <w:p>
+            <w:pPr>
+              <w:spacing w:after="200" w:line="276" w:lineRule="auto"/>
+              <w:rPr>
+                <w:rFonts w:ascii="Arial" w:hAnsi="Arial" w:cs="Arial"/>
+              </w:rPr>
+            </w:pPr>
+            <w:r>
+              <w:rPr>
+                <w:rFonts w:ascii="Arial" w:hAnsi="Arial" w:cs="Arial"/>
+              </w:rPr>
+              <w:lastRenderedPageBreak/>
+              <w:t>Sprint Review</w:t>
+            </w:r>
+          </w:p>
+        </w:tc>
+      </w:tr>
+      <w:tr>
+        <w:tc>
+          <w:tcPr>
+            <w:tcW w:w="9854" w:type="dxa"/>
+            <w:tcBorders>
+              <w:top w:val="single" w:sz="4" w:space="0" w:color="auto"/>
+              <w:left w:val="single" w:sz="4" w:space="0" w:color="auto"/>
+              <w:bottom w:val="single" w:sz="4" w:space="0" w:color="auto"/>
+              <w:right w:val="single" w:sz="4" w:space="0" w:color="auto"/>
+            </w:tcBorders>
+          </w:tcPr>
+          <w:p>
+            <w:pPr>
+              <w:rPr>
+                <w:rFonts w:ascii="Arial" w:hAnsi="Arial" w:cs="Arial"/>
+              </w:rPr>
+            </w:pPr>
+            <w:r>
+              <w:rPr>
+                <w:rFonts w:ascii="Arial" w:hAnsi="Arial" w:cs="Arial"/>
+              </w:rPr>
+              <w:t xml:space="preserve">Note dalla </w:t>
+            </w:r>
+            <w:proofErr w:type="spellStart"/>
+            <w:r>
+              <w:rPr>
+                <w:rFonts w:ascii="Arial" w:hAnsi="Arial" w:cs="Arial"/>
+              </w:rPr>
+              <w:t>soressa</w:t>
+            </w:r>
+            <w:proofErr w:type="spellEnd"/>
+            <w:r>
+              <w:rPr>
+                <w:rFonts w:ascii="Arial" w:hAnsi="Arial" w:cs="Arial"/>
+              </w:rPr>
+              <w:t>:</w:t>
+            </w:r>
+          </w:p>
+          <w:p>
+            <w:pPr>
+              <w:pStyle w:val="Paragrafoelenco"/>
+              <w:numPr>
+                <w:ilvl w:val="0"/>
+                <w:numId w:val="31"/>
+              </w:numPr>
+              <w:rPr>
+                <w:rFonts w:ascii="Arial" w:hAnsi="Arial" w:cs="Arial"/>
+              </w:rPr>
+            </w:pPr>
+            <w:r>
+              <w:rPr>
+                <w:rFonts w:ascii="Arial" w:hAnsi="Arial" w:cs="Arial"/>
+              </w:rPr>
+              <w:t xml:space="preserve">Sistemare ore del </w:t>
+            </w:r>
+            <w:proofErr w:type="spellStart"/>
+            <w:r>
+              <w:rPr>
+                <w:rFonts w:ascii="Arial" w:hAnsi="Arial" w:cs="Arial"/>
+              </w:rPr>
+              <w:t>Gantt</w:t>
+            </w:r>
+            <w:proofErr w:type="spellEnd"/>
+          </w:p>
+          <w:p>
+            <w:pPr>
+              <w:pStyle w:val="Paragrafoelenco"/>
+              <w:numPr>
+                <w:ilvl w:val="0"/>
+                <w:numId w:val="31"/>
+              </w:numPr>
+              <w:rPr>
+                <w:rFonts w:ascii="Arial" w:hAnsi="Arial" w:cs="Arial"/>
+              </w:rPr>
+            </w:pPr>
+            <w:r>
+              <w:rPr>
+                <w:rFonts w:ascii="Arial" w:hAnsi="Arial" w:cs="Arial"/>
+              </w:rPr>
+              <w:t>Aggiornare gli story points</w:t>
+            </w:r>
+          </w:p>
+          <w:p>
+            <w:pPr>
+              <w:pStyle w:val="Paragrafoelenco"/>
+              <w:numPr>
+                <w:ilvl w:val="0"/>
+                <w:numId w:val="31"/>
+              </w:numPr>
+              <w:rPr>
+                <w:rFonts w:ascii="Arial" w:hAnsi="Arial" w:cs="Arial"/>
+              </w:rPr>
+            </w:pPr>
+            <w:r>
+              <w:rPr>
+                <w:rFonts w:ascii="Arial" w:hAnsi="Arial" w:cs="Arial"/>
+              </w:rPr>
+              <w:t>Sistemare gestione password</w:t>
+            </w:r>
+          </w:p>
+          <w:p>
+            <w:pPr>
+              <w:pStyle w:val="Paragrafoelenco"/>
+              <w:numPr>
+                <w:ilvl w:val="0"/>
+                <w:numId w:val="31"/>
+              </w:numPr>
+              <w:rPr>
+                <w:rFonts w:ascii="Arial" w:hAnsi="Arial" w:cs="Arial"/>
+              </w:rPr>
+            </w:pPr>
+            <w:r>
+              <w:rPr>
+                <w:rFonts w:ascii="Arial" w:hAnsi="Arial" w:cs="Arial"/>
+              </w:rPr>
+              <w:t>Sistemare layout poco chiaro</w:t>
+            </w:r>
+          </w:p>
+          <w:p>
+            <w:pPr>
+              <w:pStyle w:val="Paragrafoelenco"/>
+              <w:numPr>
+                <w:ilvl w:val="0"/>
+                <w:numId w:val="31"/>
+              </w:numPr>
+              <w:rPr>
+                <w:rFonts w:ascii="Arial" w:hAnsi="Arial" w:cs="Arial"/>
+              </w:rPr>
+            </w:pPr>
+            <w:r>
+              <w:rPr>
+                <w:rFonts w:ascii="Arial" w:hAnsi="Arial" w:cs="Arial"/>
+              </w:rPr>
+              <w:t xml:space="preserve">Presentare prima </w:t>
+            </w:r>
+            <w:proofErr w:type="spellStart"/>
+            <w:r>
+              <w:rPr>
+                <w:rFonts w:ascii="Arial" w:hAnsi="Arial" w:cs="Arial"/>
+              </w:rPr>
+              <w:t>Gantt</w:t>
+            </w:r>
+            <w:proofErr w:type="spellEnd"/>
+            <w:r>
+              <w:rPr>
+                <w:rFonts w:ascii="Arial" w:hAnsi="Arial" w:cs="Arial"/>
+              </w:rPr>
+              <w:t>, US e poi Demo</w:t>
+            </w:r>
+          </w:p>
+        </w:tc>
+      </w:tr>
+    </w:tbl>
+    <w:p>
+      <w:pPr>
+        <w:rPr>
+          <w:rFonts w:ascii="Arial" w:hAnsi="Arial" w:cs="Arial"/>
+        </w:rPr>
+      </w:pPr>
+    </w:p>
+    <w:tbl>
+      <w:tblPr>
+        <w:tblStyle w:val="Grigliatabella"/>
+        <w:tblW w:w="0" w:type="auto"/>
+        <w:tblLook w:val="04A0" w:firstRow="1" w:lastRow="0" w:firstColumn="1" w:lastColumn="0" w:noHBand="0" w:noVBand="1"/>
+      </w:tblPr>
+      <w:tblGrid>
+        <w:gridCol w:w="9628"/>
+      </w:tblGrid>
+      <w:tr>
+        <w:tc>
+          <w:tcPr>
+            <w:tcW w:w="9854" w:type="dxa"/>
+            <w:tcBorders>
+              <w:top w:val="single" w:sz="4" w:space="0" w:color="auto"/>
+              <w:left w:val="single" w:sz="4" w:space="0" w:color="auto"/>
+              <w:bottom w:val="single" w:sz="4" w:space="0" w:color="auto"/>
+              <w:right w:val="single" w:sz="4" w:space="0" w:color="auto"/>
+            </w:tcBorders>
+            <w:shd w:val="clear" w:color="auto" w:fill="D9D9D9" w:themeFill="background1" w:themeFillShade="D9"/>
+            <w:hideMark/>
+          </w:tcPr>
+          <w:p>
+            <w:pPr>
+              <w:spacing w:after="200" w:line="276" w:lineRule="auto"/>
+              <w:rPr>
+                <w:rFonts w:ascii="Arial" w:hAnsi="Arial" w:cs="Arial"/>
+              </w:rPr>
+            </w:pPr>
+            <w:r>
+              <w:rPr>
+                <w:rFonts w:ascii="Arial" w:hAnsi="Arial" w:cs="Arial"/>
+              </w:rPr>
+              <w:t xml:space="preserve">Sprint </w:t>
+            </w:r>
+            <w:proofErr w:type="spellStart"/>
+            <w:r>
+              <w:rPr>
+                <w:rFonts w:ascii="Arial" w:hAnsi="Arial" w:cs="Arial"/>
+              </w:rPr>
+              <w:t>Retrospective</w:t>
+            </w:r>
+            <w:proofErr w:type="spellEnd"/>
+          </w:p>
+        </w:tc>
+      </w:tr>
+      <w:tr>
+        <w:tc>
+          <w:tcPr>
+            <w:tcW w:w="9854" w:type="dxa"/>
+            <w:tcBorders>
+              <w:top w:val="single" w:sz="4" w:space="0" w:color="auto"/>
+              <w:left w:val="single" w:sz="4" w:space="0" w:color="auto"/>
+              <w:bottom w:val="single" w:sz="4" w:space="0" w:color="auto"/>
+              <w:right w:val="single" w:sz="4" w:space="0" w:color="auto"/>
+            </w:tcBorders>
+          </w:tcPr>
+          <w:p>
+            <w:pPr>
+              <w:pStyle w:val="Paragrafoelenco"/>
+              <w:numPr>
+                <w:ilvl w:val="0"/>
+                <w:numId w:val="31"/>
+              </w:numPr>
+              <w:rPr>
+                <w:rFonts w:ascii="Arial" w:hAnsi="Arial" w:cs="Arial"/>
+              </w:rPr>
+            </w:pPr>
+            <w:r>
+              <w:rPr>
+                <w:rFonts w:ascii="Arial" w:hAnsi="Arial" w:cs="Arial"/>
+              </w:rPr>
+              <w:t xml:space="preserve">Sistemato </w:t>
+            </w:r>
+            <w:proofErr w:type="spellStart"/>
+            <w:r>
+              <w:rPr>
+                <w:rFonts w:ascii="Arial" w:hAnsi="Arial" w:cs="Arial"/>
+              </w:rPr>
+              <w:t>Gantt</w:t>
+            </w:r>
+            <w:proofErr w:type="spellEnd"/>
+            <w:r>
+              <w:rPr>
+                <w:rFonts w:ascii="Arial" w:hAnsi="Arial" w:cs="Arial"/>
+              </w:rPr>
+              <w:t xml:space="preserve"> e la parte di documentazione </w:t>
+            </w:r>
+          </w:p>
+          <w:p>
+            <w:pPr>
+              <w:pStyle w:val="Paragrafoelenco"/>
+              <w:numPr>
+                <w:ilvl w:val="0"/>
+                <w:numId w:val="31"/>
+              </w:numPr>
+              <w:rPr>
+                <w:rFonts w:ascii="Arial" w:hAnsi="Arial" w:cs="Arial"/>
+              </w:rPr>
+            </w:pPr>
+            <w:r>
+              <w:rPr>
+                <w:rFonts w:ascii="Arial" w:hAnsi="Arial" w:cs="Arial"/>
+              </w:rPr>
+              <w:t>Non sistemato tutto perché dovevamo consegnare</w:t>
+            </w:r>
           </w:p>
         </w:tc>
       </w:tr>
@@ -19690,6 +21060,7 @@
     <w:rsid w:val="00283BFA"/>
     <w:rsid w:val="00293E99"/>
     <w:rsid w:val="002A3EDE"/>
+    <w:rsid w:val="002B7361"/>
     <w:rsid w:val="002E249D"/>
     <w:rsid w:val="00304ECD"/>
     <w:rsid w:val="003158F0"/>
@@ -19723,6 +21094,7 @@
     <w:rsid w:val="005F1498"/>
     <w:rsid w:val="006162E1"/>
     <w:rsid w:val="0063600C"/>
+    <w:rsid w:val="00662508"/>
     <w:rsid w:val="00670B36"/>
     <w:rsid w:val="00673D1E"/>
     <w:rsid w:val="00682218"/>
@@ -19743,8 +21115,10 @@
     <w:rsid w:val="0084415F"/>
     <w:rsid w:val="00866671"/>
     <w:rsid w:val="00886235"/>
+    <w:rsid w:val="008A0C86"/>
     <w:rsid w:val="008A6626"/>
     <w:rsid w:val="008B4A4C"/>
+    <w:rsid w:val="008D6BBA"/>
     <w:rsid w:val="008E6A10"/>
     <w:rsid w:val="008F0569"/>
     <w:rsid w:val="00910CDF"/>
@@ -19756,6 +21130,7 @@
     <w:rsid w:val="0095468F"/>
     <w:rsid w:val="0095694A"/>
     <w:rsid w:val="00972212"/>
+    <w:rsid w:val="009728CE"/>
     <w:rsid w:val="0099359F"/>
     <w:rsid w:val="00997E7D"/>
     <w:rsid w:val="009D5B0A"/>
@@ -19773,6 +21148,7 @@
     <w:rsid w:val="00AF0AA0"/>
     <w:rsid w:val="00B36B9F"/>
     <w:rsid w:val="00B5079C"/>
+    <w:rsid w:val="00BA3D69"/>
     <w:rsid w:val="00BD119E"/>
     <w:rsid w:val="00C22A10"/>
     <w:rsid w:val="00C57AC2"/>
@@ -19784,6 +21160,7 @@
     <w:rsid w:val="00D07130"/>
     <w:rsid w:val="00D07A71"/>
     <w:rsid w:val="00D256F5"/>
+    <w:rsid w:val="00D31B96"/>
     <w:rsid w:val="00D40A7A"/>
     <w:rsid w:val="00D45718"/>
     <w:rsid w:val="00D6666A"/>
@@ -19797,6 +21174,7 @@
     <w:rsid w:val="00E316BF"/>
     <w:rsid w:val="00E42975"/>
     <w:rsid w:val="00E65056"/>
+    <w:rsid w:val="00E933F0"/>
     <w:rsid w:val="00E97C02"/>
     <w:rsid w:val="00EA31B1"/>
     <w:rsid w:val="00EB0623"/>
